--- a/Modules/Semester_1/Modern Code/Aufgaben/03_Methods_and_Combat/Protocol.docx
+++ b/Modules/Semester_1/Modern Code/Aufgaben/03_Methods_and_Combat/Protocol.docx
@@ -454,6 +454,17 @@
           </w:r>
         </w:p>
         <w:p>
+          <w:pPr>
+            <w:pStyle w:val="TOC1"/>
+            <w:tabs>
+              <w:tab w:val="right" w:leader="dot" w:pos="8152"/>
+            </w:tabs>
+            <w:rPr>
+              <w:rFonts w:asciiTheme="minorHAnsi" w:eastAsiaTheme="minorEastAsia" w:hAnsiTheme="minorHAnsi"/>
+              <w:noProof/>
+              <w:lang w:val="en-AT" w:eastAsia="en-AT"/>
+            </w:rPr>
+          </w:pPr>
           <w:r>
             <w:fldChar w:fldCharType="begin"/>
           </w:r>
@@ -463,14 +474,1457 @@
           <w:r>
             <w:fldChar w:fldCharType="separate"/>
           </w:r>
-          <w:r>
+          <w:hyperlink w:anchor="_Toc214798860" w:history="1">
+            <w:r>
+              <w:rPr>
+                <w:rStyle w:val="Hyperlink"/>
+                <w:noProof/>
+              </w:rPr>
+              <w:t>excidium</w:t>
+            </w:r>
+            <w:r>
+              <w:rPr>
+                <w:noProof/>
+                <w:webHidden/>
+              </w:rPr>
+              <w:tab/>
+            </w:r>
+            <w:r>
+              <w:rPr>
+                <w:noProof/>
+                <w:webHidden/>
+              </w:rPr>
+              <w:fldChar w:fldCharType="begin"/>
+            </w:r>
+            <w:r>
+              <w:rPr>
+                <w:noProof/>
+                <w:webHidden/>
+              </w:rPr>
+              <w:instrText xml:space="preserve"> PAGEREF _Toc214798860 \h </w:instrText>
+            </w:r>
+            <w:r>
+              <w:rPr>
+                <w:noProof/>
+                <w:webHidden/>
+              </w:rPr>
+            </w:r>
+            <w:r>
+              <w:rPr>
+                <w:noProof/>
+                <w:webHidden/>
+              </w:rPr>
+              <w:fldChar w:fldCharType="separate"/>
+            </w:r>
+            <w:r>
+              <w:rPr>
+                <w:noProof/>
+                <w:webHidden/>
+              </w:rPr>
+              <w:t>2</w:t>
+            </w:r>
+            <w:r>
+              <w:rPr>
+                <w:noProof/>
+                <w:webHidden/>
+              </w:rPr>
+              <w:fldChar w:fldCharType="end"/>
+            </w:r>
+          </w:hyperlink>
+        </w:p>
+        <w:p>
+          <w:pPr>
+            <w:pStyle w:val="TOC2"/>
+            <w:tabs>
+              <w:tab w:val="right" w:leader="dot" w:pos="8152"/>
+            </w:tabs>
             <w:rPr>
-              <w:b/>
-              <w:bCs/>
+              <w:rFonts w:asciiTheme="minorHAnsi" w:eastAsiaTheme="minorEastAsia" w:hAnsiTheme="minorHAnsi"/>
+              <w:noProof/>
+              <w:lang w:val="en-AT" w:eastAsia="en-AT"/>
+            </w:rPr>
+          </w:pPr>
+          <w:hyperlink w:anchor="_Toc214798861" w:history="1">
+            <w:r>
+              <w:rPr>
+                <w:rStyle w:val="Hyperlink"/>
+                <w:noProof/>
+              </w:rPr>
+              <w:t>Start of the Game</w:t>
+            </w:r>
+            <w:r>
+              <w:rPr>
+                <w:noProof/>
+                <w:webHidden/>
+              </w:rPr>
+              <w:tab/>
+            </w:r>
+            <w:r>
+              <w:rPr>
+                <w:noProof/>
+                <w:webHidden/>
+              </w:rPr>
+              <w:fldChar w:fldCharType="begin"/>
+            </w:r>
+            <w:r>
+              <w:rPr>
+                <w:noProof/>
+                <w:webHidden/>
+              </w:rPr>
+              <w:instrText xml:space="preserve"> PAGEREF _Toc214798861 \h </w:instrText>
+            </w:r>
+            <w:r>
+              <w:rPr>
+                <w:noProof/>
+                <w:webHidden/>
+              </w:rPr>
+            </w:r>
+            <w:r>
+              <w:rPr>
+                <w:noProof/>
+                <w:webHidden/>
+              </w:rPr>
+              <w:fldChar w:fldCharType="separate"/>
+            </w:r>
+            <w:r>
+              <w:rPr>
+                <w:noProof/>
+                <w:webHidden/>
+              </w:rPr>
+              <w:t>2</w:t>
+            </w:r>
+            <w:r>
+              <w:rPr>
+                <w:noProof/>
+                <w:webHidden/>
+              </w:rPr>
+              <w:fldChar w:fldCharType="end"/>
+            </w:r>
+          </w:hyperlink>
+        </w:p>
+        <w:p>
+          <w:pPr>
+            <w:pStyle w:val="TOC3"/>
+            <w:tabs>
+              <w:tab w:val="right" w:leader="dot" w:pos="8152"/>
+            </w:tabs>
+            <w:rPr>
               <w:noProof/>
             </w:rPr>
-            <w:t>No table of contents entries found.</w:t>
-          </w:r>
+          </w:pPr>
+          <w:hyperlink w:anchor="_Toc214798862" w:history="1">
+            <w:r>
+              <w:rPr>
+                <w:rStyle w:val="Hyperlink"/>
+                <w:noProof/>
+              </w:rPr>
+              <w:t>Character Creation</w:t>
+            </w:r>
+            <w:r>
+              <w:rPr>
+                <w:noProof/>
+                <w:webHidden/>
+              </w:rPr>
+              <w:tab/>
+            </w:r>
+            <w:r>
+              <w:rPr>
+                <w:noProof/>
+                <w:webHidden/>
+              </w:rPr>
+              <w:fldChar w:fldCharType="begin"/>
+            </w:r>
+            <w:r>
+              <w:rPr>
+                <w:noProof/>
+                <w:webHidden/>
+              </w:rPr>
+              <w:instrText xml:space="preserve"> PAGEREF _Toc214798862 \h </w:instrText>
+            </w:r>
+            <w:r>
+              <w:rPr>
+                <w:noProof/>
+                <w:webHidden/>
+              </w:rPr>
+            </w:r>
+            <w:r>
+              <w:rPr>
+                <w:noProof/>
+                <w:webHidden/>
+              </w:rPr>
+              <w:fldChar w:fldCharType="separate"/>
+            </w:r>
+            <w:r>
+              <w:rPr>
+                <w:noProof/>
+                <w:webHidden/>
+              </w:rPr>
+              <w:t>3</w:t>
+            </w:r>
+            <w:r>
+              <w:rPr>
+                <w:noProof/>
+                <w:webHidden/>
+              </w:rPr>
+              <w:fldChar w:fldCharType="end"/>
+            </w:r>
+          </w:hyperlink>
+        </w:p>
+        <w:p>
+          <w:pPr>
+            <w:pStyle w:val="TOC3"/>
+            <w:tabs>
+              <w:tab w:val="right" w:leader="dot" w:pos="8152"/>
+            </w:tabs>
+            <w:rPr>
+              <w:noProof/>
+            </w:rPr>
+          </w:pPr>
+          <w:hyperlink w:anchor="_Toc214798863" w:history="1">
+            <w:r>
+              <w:rPr>
+                <w:rStyle w:val="Hyperlink"/>
+                <w:noProof/>
+              </w:rPr>
+              <w:t>Difficulty Selection</w:t>
+            </w:r>
+            <w:r>
+              <w:rPr>
+                <w:noProof/>
+                <w:webHidden/>
+              </w:rPr>
+              <w:tab/>
+            </w:r>
+            <w:r>
+              <w:rPr>
+                <w:noProof/>
+                <w:webHidden/>
+              </w:rPr>
+              <w:fldChar w:fldCharType="begin"/>
+            </w:r>
+            <w:r>
+              <w:rPr>
+                <w:noProof/>
+                <w:webHidden/>
+              </w:rPr>
+              <w:instrText xml:space="preserve"> PAGEREF _Toc214798863 \h </w:instrText>
+            </w:r>
+            <w:r>
+              <w:rPr>
+                <w:noProof/>
+                <w:webHidden/>
+              </w:rPr>
+            </w:r>
+            <w:r>
+              <w:rPr>
+                <w:noProof/>
+                <w:webHidden/>
+              </w:rPr>
+              <w:fldChar w:fldCharType="separate"/>
+            </w:r>
+            <w:r>
+              <w:rPr>
+                <w:noProof/>
+                <w:webHidden/>
+              </w:rPr>
+              <w:t>4</w:t>
+            </w:r>
+            <w:r>
+              <w:rPr>
+                <w:noProof/>
+                <w:webHidden/>
+              </w:rPr>
+              <w:fldChar w:fldCharType="end"/>
+            </w:r>
+          </w:hyperlink>
+        </w:p>
+        <w:p>
+          <w:pPr>
+            <w:pStyle w:val="TOC3"/>
+            <w:tabs>
+              <w:tab w:val="right" w:leader="dot" w:pos="8152"/>
+            </w:tabs>
+            <w:rPr>
+              <w:noProof/>
+            </w:rPr>
+          </w:pPr>
+          <w:hyperlink w:anchor="_Toc214798864" w:history="1">
+            <w:r>
+              <w:rPr>
+                <w:rStyle w:val="Hyperlink"/>
+                <w:noProof/>
+              </w:rPr>
+              <w:t>Playing excidium</w:t>
+            </w:r>
+            <w:r>
+              <w:rPr>
+                <w:noProof/>
+                <w:webHidden/>
+              </w:rPr>
+              <w:tab/>
+            </w:r>
+            <w:r>
+              <w:rPr>
+                <w:noProof/>
+                <w:webHidden/>
+              </w:rPr>
+              <w:fldChar w:fldCharType="begin"/>
+            </w:r>
+            <w:r>
+              <w:rPr>
+                <w:noProof/>
+                <w:webHidden/>
+              </w:rPr>
+              <w:instrText xml:space="preserve"> PAGEREF _Toc214798864 \h </w:instrText>
+            </w:r>
+            <w:r>
+              <w:rPr>
+                <w:noProof/>
+                <w:webHidden/>
+              </w:rPr>
+            </w:r>
+            <w:r>
+              <w:rPr>
+                <w:noProof/>
+                <w:webHidden/>
+              </w:rPr>
+              <w:fldChar w:fldCharType="separate"/>
+            </w:r>
+            <w:r>
+              <w:rPr>
+                <w:noProof/>
+                <w:webHidden/>
+              </w:rPr>
+              <w:t>5</w:t>
+            </w:r>
+            <w:r>
+              <w:rPr>
+                <w:noProof/>
+                <w:webHidden/>
+              </w:rPr>
+              <w:fldChar w:fldCharType="end"/>
+            </w:r>
+          </w:hyperlink>
+        </w:p>
+        <w:p>
+          <w:pPr>
+            <w:pStyle w:val="TOC2"/>
+            <w:tabs>
+              <w:tab w:val="right" w:leader="dot" w:pos="8152"/>
+            </w:tabs>
+            <w:rPr>
+              <w:rFonts w:asciiTheme="minorHAnsi" w:eastAsiaTheme="minorEastAsia" w:hAnsiTheme="minorHAnsi"/>
+              <w:noProof/>
+              <w:lang w:val="en-AT" w:eastAsia="en-AT"/>
+            </w:rPr>
+          </w:pPr>
+          <w:hyperlink w:anchor="_Toc214798865" w:history="1">
+            <w:r>
+              <w:rPr>
+                <w:rStyle w:val="Hyperlink"/>
+                <w:noProof/>
+              </w:rPr>
+              <w:t>Battles</w:t>
+            </w:r>
+            <w:r>
+              <w:rPr>
+                <w:noProof/>
+                <w:webHidden/>
+              </w:rPr>
+              <w:tab/>
+            </w:r>
+            <w:r>
+              <w:rPr>
+                <w:noProof/>
+                <w:webHidden/>
+              </w:rPr>
+              <w:fldChar w:fldCharType="begin"/>
+            </w:r>
+            <w:r>
+              <w:rPr>
+                <w:noProof/>
+                <w:webHidden/>
+              </w:rPr>
+              <w:instrText xml:space="preserve"> PAGEREF _Toc214798865 \h </w:instrText>
+            </w:r>
+            <w:r>
+              <w:rPr>
+                <w:noProof/>
+                <w:webHidden/>
+              </w:rPr>
+            </w:r>
+            <w:r>
+              <w:rPr>
+                <w:noProof/>
+                <w:webHidden/>
+              </w:rPr>
+              <w:fldChar w:fldCharType="separate"/>
+            </w:r>
+            <w:r>
+              <w:rPr>
+                <w:noProof/>
+                <w:webHidden/>
+              </w:rPr>
+              <w:t>5</w:t>
+            </w:r>
+            <w:r>
+              <w:rPr>
+                <w:noProof/>
+                <w:webHidden/>
+              </w:rPr>
+              <w:fldChar w:fldCharType="end"/>
+            </w:r>
+          </w:hyperlink>
+        </w:p>
+        <w:p>
+          <w:pPr>
+            <w:pStyle w:val="TOC3"/>
+            <w:tabs>
+              <w:tab w:val="right" w:leader="dot" w:pos="8152"/>
+            </w:tabs>
+            <w:rPr>
+              <w:noProof/>
+            </w:rPr>
+          </w:pPr>
+          <w:hyperlink w:anchor="_Toc214798866" w:history="1">
+            <w:r>
+              <w:rPr>
+                <w:rStyle w:val="Hyperlink"/>
+                <w:noProof/>
+              </w:rPr>
+              <w:t>Turns</w:t>
+            </w:r>
+            <w:r>
+              <w:rPr>
+                <w:noProof/>
+                <w:webHidden/>
+              </w:rPr>
+              <w:tab/>
+            </w:r>
+            <w:r>
+              <w:rPr>
+                <w:noProof/>
+                <w:webHidden/>
+              </w:rPr>
+              <w:fldChar w:fldCharType="begin"/>
+            </w:r>
+            <w:r>
+              <w:rPr>
+                <w:noProof/>
+                <w:webHidden/>
+              </w:rPr>
+              <w:instrText xml:space="preserve"> PAGEREF _Toc214798866 \h </w:instrText>
+            </w:r>
+            <w:r>
+              <w:rPr>
+                <w:noProof/>
+                <w:webHidden/>
+              </w:rPr>
+            </w:r>
+            <w:r>
+              <w:rPr>
+                <w:noProof/>
+                <w:webHidden/>
+              </w:rPr>
+              <w:fldChar w:fldCharType="separate"/>
+            </w:r>
+            <w:r>
+              <w:rPr>
+                <w:noProof/>
+                <w:webHidden/>
+              </w:rPr>
+              <w:t>6</w:t>
+            </w:r>
+            <w:r>
+              <w:rPr>
+                <w:noProof/>
+                <w:webHidden/>
+              </w:rPr>
+              <w:fldChar w:fldCharType="end"/>
+            </w:r>
+          </w:hyperlink>
+        </w:p>
+        <w:p>
+          <w:pPr>
+            <w:pStyle w:val="TOC1"/>
+            <w:tabs>
+              <w:tab w:val="right" w:leader="dot" w:pos="8152"/>
+            </w:tabs>
+            <w:rPr>
+              <w:rFonts w:asciiTheme="minorHAnsi" w:eastAsiaTheme="minorEastAsia" w:hAnsiTheme="minorHAnsi"/>
+              <w:noProof/>
+              <w:lang w:val="en-AT" w:eastAsia="en-AT"/>
+            </w:rPr>
+          </w:pPr>
+          <w:hyperlink w:anchor="_Toc214798867" w:history="1">
+            <w:r>
+              <w:rPr>
+                <w:rStyle w:val="Hyperlink"/>
+                <w:noProof/>
+              </w:rPr>
+              <w:t>GameCharacter</w:t>
+            </w:r>
+            <w:r>
+              <w:rPr>
+                <w:noProof/>
+                <w:webHidden/>
+              </w:rPr>
+              <w:tab/>
+            </w:r>
+            <w:r>
+              <w:rPr>
+                <w:noProof/>
+                <w:webHidden/>
+              </w:rPr>
+              <w:fldChar w:fldCharType="begin"/>
+            </w:r>
+            <w:r>
+              <w:rPr>
+                <w:noProof/>
+                <w:webHidden/>
+              </w:rPr>
+              <w:instrText xml:space="preserve"> PAGEREF _Toc214798867 \h </w:instrText>
+            </w:r>
+            <w:r>
+              <w:rPr>
+                <w:noProof/>
+                <w:webHidden/>
+              </w:rPr>
+            </w:r>
+            <w:r>
+              <w:rPr>
+                <w:noProof/>
+                <w:webHidden/>
+              </w:rPr>
+              <w:fldChar w:fldCharType="separate"/>
+            </w:r>
+            <w:r>
+              <w:rPr>
+                <w:noProof/>
+                <w:webHidden/>
+              </w:rPr>
+              <w:t>6</w:t>
+            </w:r>
+            <w:r>
+              <w:rPr>
+                <w:noProof/>
+                <w:webHidden/>
+              </w:rPr>
+              <w:fldChar w:fldCharType="end"/>
+            </w:r>
+          </w:hyperlink>
+        </w:p>
+        <w:p>
+          <w:pPr>
+            <w:pStyle w:val="TOC2"/>
+            <w:tabs>
+              <w:tab w:val="right" w:leader="dot" w:pos="8152"/>
+            </w:tabs>
+            <w:rPr>
+              <w:rFonts w:asciiTheme="minorHAnsi" w:eastAsiaTheme="minorEastAsia" w:hAnsiTheme="minorHAnsi"/>
+              <w:noProof/>
+              <w:lang w:val="en-AT" w:eastAsia="en-AT"/>
+            </w:rPr>
+          </w:pPr>
+          <w:hyperlink w:anchor="_Toc214798868" w:history="1">
+            <w:r>
+              <w:rPr>
+                <w:rStyle w:val="Hyperlink"/>
+                <w:noProof/>
+              </w:rPr>
+              <w:t>Player</w:t>
+            </w:r>
+            <w:r>
+              <w:rPr>
+                <w:noProof/>
+                <w:webHidden/>
+              </w:rPr>
+              <w:tab/>
+            </w:r>
+            <w:r>
+              <w:rPr>
+                <w:noProof/>
+                <w:webHidden/>
+              </w:rPr>
+              <w:fldChar w:fldCharType="begin"/>
+            </w:r>
+            <w:r>
+              <w:rPr>
+                <w:noProof/>
+                <w:webHidden/>
+              </w:rPr>
+              <w:instrText xml:space="preserve"> PAGEREF _Toc214798868 \h </w:instrText>
+            </w:r>
+            <w:r>
+              <w:rPr>
+                <w:noProof/>
+                <w:webHidden/>
+              </w:rPr>
+            </w:r>
+            <w:r>
+              <w:rPr>
+                <w:noProof/>
+                <w:webHidden/>
+              </w:rPr>
+              <w:fldChar w:fldCharType="separate"/>
+            </w:r>
+            <w:r>
+              <w:rPr>
+                <w:noProof/>
+                <w:webHidden/>
+              </w:rPr>
+              <w:t>6</w:t>
+            </w:r>
+            <w:r>
+              <w:rPr>
+                <w:noProof/>
+                <w:webHidden/>
+              </w:rPr>
+              <w:fldChar w:fldCharType="end"/>
+            </w:r>
+          </w:hyperlink>
+        </w:p>
+        <w:p>
+          <w:pPr>
+            <w:pStyle w:val="TOC2"/>
+            <w:tabs>
+              <w:tab w:val="right" w:leader="dot" w:pos="8152"/>
+            </w:tabs>
+            <w:rPr>
+              <w:rFonts w:asciiTheme="minorHAnsi" w:eastAsiaTheme="minorEastAsia" w:hAnsiTheme="minorHAnsi"/>
+              <w:noProof/>
+              <w:lang w:val="en-AT" w:eastAsia="en-AT"/>
+            </w:rPr>
+          </w:pPr>
+          <w:hyperlink w:anchor="_Toc214798869" w:history="1">
+            <w:r>
+              <w:rPr>
+                <w:rStyle w:val="Hyperlink"/>
+                <w:noProof/>
+              </w:rPr>
+              <w:t>Enemy</w:t>
+            </w:r>
+            <w:r>
+              <w:rPr>
+                <w:noProof/>
+                <w:webHidden/>
+              </w:rPr>
+              <w:tab/>
+            </w:r>
+            <w:r>
+              <w:rPr>
+                <w:noProof/>
+                <w:webHidden/>
+              </w:rPr>
+              <w:fldChar w:fldCharType="begin"/>
+            </w:r>
+            <w:r>
+              <w:rPr>
+                <w:noProof/>
+                <w:webHidden/>
+              </w:rPr>
+              <w:instrText xml:space="preserve"> PAGEREF _Toc214798869 \h </w:instrText>
+            </w:r>
+            <w:r>
+              <w:rPr>
+                <w:noProof/>
+                <w:webHidden/>
+              </w:rPr>
+            </w:r>
+            <w:r>
+              <w:rPr>
+                <w:noProof/>
+                <w:webHidden/>
+              </w:rPr>
+              <w:fldChar w:fldCharType="separate"/>
+            </w:r>
+            <w:r>
+              <w:rPr>
+                <w:noProof/>
+                <w:webHidden/>
+              </w:rPr>
+              <w:t>6</w:t>
+            </w:r>
+            <w:r>
+              <w:rPr>
+                <w:noProof/>
+                <w:webHidden/>
+              </w:rPr>
+              <w:fldChar w:fldCharType="end"/>
+            </w:r>
+          </w:hyperlink>
+        </w:p>
+        <w:p>
+          <w:pPr>
+            <w:pStyle w:val="TOC1"/>
+            <w:tabs>
+              <w:tab w:val="right" w:leader="dot" w:pos="8152"/>
+            </w:tabs>
+            <w:rPr>
+              <w:rFonts w:asciiTheme="minorHAnsi" w:eastAsiaTheme="minorEastAsia" w:hAnsiTheme="minorHAnsi"/>
+              <w:noProof/>
+              <w:lang w:val="en-AT" w:eastAsia="en-AT"/>
+            </w:rPr>
+          </w:pPr>
+          <w:hyperlink w:anchor="_Toc214798870" w:history="1">
+            <w:r>
+              <w:rPr>
+                <w:rStyle w:val="Hyperlink"/>
+                <w:noProof/>
+              </w:rPr>
+              <w:t>GameManager</w:t>
+            </w:r>
+            <w:r>
+              <w:rPr>
+                <w:noProof/>
+                <w:webHidden/>
+              </w:rPr>
+              <w:tab/>
+            </w:r>
+            <w:r>
+              <w:rPr>
+                <w:noProof/>
+                <w:webHidden/>
+              </w:rPr>
+              <w:fldChar w:fldCharType="begin"/>
+            </w:r>
+            <w:r>
+              <w:rPr>
+                <w:noProof/>
+                <w:webHidden/>
+              </w:rPr>
+              <w:instrText xml:space="preserve"> PAGEREF _Toc214798870 \h </w:instrText>
+            </w:r>
+            <w:r>
+              <w:rPr>
+                <w:noProof/>
+                <w:webHidden/>
+              </w:rPr>
+            </w:r>
+            <w:r>
+              <w:rPr>
+                <w:noProof/>
+                <w:webHidden/>
+              </w:rPr>
+              <w:fldChar w:fldCharType="separate"/>
+            </w:r>
+            <w:r>
+              <w:rPr>
+                <w:noProof/>
+                <w:webHidden/>
+              </w:rPr>
+              <w:t>6</w:t>
+            </w:r>
+            <w:r>
+              <w:rPr>
+                <w:noProof/>
+                <w:webHidden/>
+              </w:rPr>
+              <w:fldChar w:fldCharType="end"/>
+            </w:r>
+          </w:hyperlink>
+        </w:p>
+        <w:p>
+          <w:pPr>
+            <w:pStyle w:val="TOC1"/>
+            <w:tabs>
+              <w:tab w:val="right" w:leader="dot" w:pos="8152"/>
+            </w:tabs>
+            <w:rPr>
+              <w:rFonts w:asciiTheme="minorHAnsi" w:eastAsiaTheme="minorEastAsia" w:hAnsiTheme="minorHAnsi"/>
+              <w:noProof/>
+              <w:lang w:val="en-AT" w:eastAsia="en-AT"/>
+            </w:rPr>
+          </w:pPr>
+          <w:hyperlink w:anchor="_Toc214798871" w:history="1">
+            <w:r>
+              <w:rPr>
+                <w:rStyle w:val="Hyperlink"/>
+                <w:noProof/>
+              </w:rPr>
+              <w:t>Inventory</w:t>
+            </w:r>
+            <w:r>
+              <w:rPr>
+                <w:noProof/>
+                <w:webHidden/>
+              </w:rPr>
+              <w:tab/>
+            </w:r>
+            <w:r>
+              <w:rPr>
+                <w:noProof/>
+                <w:webHidden/>
+              </w:rPr>
+              <w:fldChar w:fldCharType="begin"/>
+            </w:r>
+            <w:r>
+              <w:rPr>
+                <w:noProof/>
+                <w:webHidden/>
+              </w:rPr>
+              <w:instrText xml:space="preserve"> PAGEREF _Toc214798871 \h </w:instrText>
+            </w:r>
+            <w:r>
+              <w:rPr>
+                <w:noProof/>
+                <w:webHidden/>
+              </w:rPr>
+            </w:r>
+            <w:r>
+              <w:rPr>
+                <w:noProof/>
+                <w:webHidden/>
+              </w:rPr>
+              <w:fldChar w:fldCharType="separate"/>
+            </w:r>
+            <w:r>
+              <w:rPr>
+                <w:noProof/>
+                <w:webHidden/>
+              </w:rPr>
+              <w:t>6</w:t>
+            </w:r>
+            <w:r>
+              <w:rPr>
+                <w:noProof/>
+                <w:webHidden/>
+              </w:rPr>
+              <w:fldChar w:fldCharType="end"/>
+            </w:r>
+          </w:hyperlink>
+        </w:p>
+        <w:p>
+          <w:pPr>
+            <w:pStyle w:val="TOC1"/>
+            <w:tabs>
+              <w:tab w:val="right" w:leader="dot" w:pos="8152"/>
+            </w:tabs>
+            <w:rPr>
+              <w:rFonts w:asciiTheme="minorHAnsi" w:eastAsiaTheme="minorEastAsia" w:hAnsiTheme="minorHAnsi"/>
+              <w:noProof/>
+              <w:lang w:val="en-AT" w:eastAsia="en-AT"/>
+            </w:rPr>
+          </w:pPr>
+          <w:hyperlink w:anchor="_Toc214798872" w:history="1">
+            <w:r>
+              <w:rPr>
+                <w:rStyle w:val="Hyperlink"/>
+                <w:noProof/>
+              </w:rPr>
+              <w:t>Items</w:t>
+            </w:r>
+            <w:r>
+              <w:rPr>
+                <w:noProof/>
+                <w:webHidden/>
+              </w:rPr>
+              <w:tab/>
+            </w:r>
+            <w:r>
+              <w:rPr>
+                <w:noProof/>
+                <w:webHidden/>
+              </w:rPr>
+              <w:fldChar w:fldCharType="begin"/>
+            </w:r>
+            <w:r>
+              <w:rPr>
+                <w:noProof/>
+                <w:webHidden/>
+              </w:rPr>
+              <w:instrText xml:space="preserve"> PAGEREF _Toc214798872 \h </w:instrText>
+            </w:r>
+            <w:r>
+              <w:rPr>
+                <w:noProof/>
+                <w:webHidden/>
+              </w:rPr>
+            </w:r>
+            <w:r>
+              <w:rPr>
+                <w:noProof/>
+                <w:webHidden/>
+              </w:rPr>
+              <w:fldChar w:fldCharType="separate"/>
+            </w:r>
+            <w:r>
+              <w:rPr>
+                <w:noProof/>
+                <w:webHidden/>
+              </w:rPr>
+              <w:t>6</w:t>
+            </w:r>
+            <w:r>
+              <w:rPr>
+                <w:noProof/>
+                <w:webHidden/>
+              </w:rPr>
+              <w:fldChar w:fldCharType="end"/>
+            </w:r>
+          </w:hyperlink>
+        </w:p>
+        <w:p>
+          <w:pPr>
+            <w:pStyle w:val="TOC2"/>
+            <w:tabs>
+              <w:tab w:val="right" w:leader="dot" w:pos="8152"/>
+            </w:tabs>
+            <w:rPr>
+              <w:rFonts w:asciiTheme="minorHAnsi" w:eastAsiaTheme="minorEastAsia" w:hAnsiTheme="minorHAnsi"/>
+              <w:noProof/>
+              <w:lang w:val="en-AT" w:eastAsia="en-AT"/>
+            </w:rPr>
+          </w:pPr>
+          <w:hyperlink w:anchor="_Toc214798873" w:history="1">
+            <w:r>
+              <w:rPr>
+                <w:rStyle w:val="Hyperlink"/>
+                <w:noProof/>
+              </w:rPr>
+              <w:t>Weapons</w:t>
+            </w:r>
+            <w:r>
+              <w:rPr>
+                <w:noProof/>
+                <w:webHidden/>
+              </w:rPr>
+              <w:tab/>
+            </w:r>
+            <w:r>
+              <w:rPr>
+                <w:noProof/>
+                <w:webHidden/>
+              </w:rPr>
+              <w:fldChar w:fldCharType="begin"/>
+            </w:r>
+            <w:r>
+              <w:rPr>
+                <w:noProof/>
+                <w:webHidden/>
+              </w:rPr>
+              <w:instrText xml:space="preserve"> PAGEREF _Toc214798873 \h </w:instrText>
+            </w:r>
+            <w:r>
+              <w:rPr>
+                <w:noProof/>
+                <w:webHidden/>
+              </w:rPr>
+            </w:r>
+            <w:r>
+              <w:rPr>
+                <w:noProof/>
+                <w:webHidden/>
+              </w:rPr>
+              <w:fldChar w:fldCharType="separate"/>
+            </w:r>
+            <w:r>
+              <w:rPr>
+                <w:noProof/>
+                <w:webHidden/>
+              </w:rPr>
+              <w:t>6</w:t>
+            </w:r>
+            <w:r>
+              <w:rPr>
+                <w:noProof/>
+                <w:webHidden/>
+              </w:rPr>
+              <w:fldChar w:fldCharType="end"/>
+            </w:r>
+          </w:hyperlink>
+        </w:p>
+        <w:p>
+          <w:pPr>
+            <w:pStyle w:val="TOC2"/>
+            <w:tabs>
+              <w:tab w:val="right" w:leader="dot" w:pos="8152"/>
+            </w:tabs>
+            <w:rPr>
+              <w:rFonts w:asciiTheme="minorHAnsi" w:eastAsiaTheme="minorEastAsia" w:hAnsiTheme="minorHAnsi"/>
+              <w:noProof/>
+              <w:lang w:val="en-AT" w:eastAsia="en-AT"/>
+            </w:rPr>
+          </w:pPr>
+          <w:hyperlink w:anchor="_Toc214798874" w:history="1">
+            <w:r>
+              <w:rPr>
+                <w:rStyle w:val="Hyperlink"/>
+                <w:noProof/>
+              </w:rPr>
+              <w:t>Shields</w:t>
+            </w:r>
+            <w:r>
+              <w:rPr>
+                <w:noProof/>
+                <w:webHidden/>
+              </w:rPr>
+              <w:tab/>
+            </w:r>
+            <w:r>
+              <w:rPr>
+                <w:noProof/>
+                <w:webHidden/>
+              </w:rPr>
+              <w:fldChar w:fldCharType="begin"/>
+            </w:r>
+            <w:r>
+              <w:rPr>
+                <w:noProof/>
+                <w:webHidden/>
+              </w:rPr>
+              <w:instrText xml:space="preserve"> PAGEREF _Toc214798874 \h </w:instrText>
+            </w:r>
+            <w:r>
+              <w:rPr>
+                <w:noProof/>
+                <w:webHidden/>
+              </w:rPr>
+            </w:r>
+            <w:r>
+              <w:rPr>
+                <w:noProof/>
+                <w:webHidden/>
+              </w:rPr>
+              <w:fldChar w:fldCharType="separate"/>
+            </w:r>
+            <w:r>
+              <w:rPr>
+                <w:noProof/>
+                <w:webHidden/>
+              </w:rPr>
+              <w:t>6</w:t>
+            </w:r>
+            <w:r>
+              <w:rPr>
+                <w:noProof/>
+                <w:webHidden/>
+              </w:rPr>
+              <w:fldChar w:fldCharType="end"/>
+            </w:r>
+          </w:hyperlink>
+        </w:p>
+        <w:p>
+          <w:pPr>
+            <w:pStyle w:val="TOC2"/>
+            <w:tabs>
+              <w:tab w:val="right" w:leader="dot" w:pos="8152"/>
+            </w:tabs>
+            <w:rPr>
+              <w:rFonts w:asciiTheme="minorHAnsi" w:eastAsiaTheme="minorEastAsia" w:hAnsiTheme="minorHAnsi"/>
+              <w:noProof/>
+              <w:lang w:val="en-AT" w:eastAsia="en-AT"/>
+            </w:rPr>
+          </w:pPr>
+          <w:hyperlink w:anchor="_Toc214798875" w:history="1">
+            <w:r>
+              <w:rPr>
+                <w:rStyle w:val="Hyperlink"/>
+                <w:noProof/>
+              </w:rPr>
+              <w:t>Armours</w:t>
+            </w:r>
+            <w:r>
+              <w:rPr>
+                <w:noProof/>
+                <w:webHidden/>
+              </w:rPr>
+              <w:tab/>
+            </w:r>
+            <w:r>
+              <w:rPr>
+                <w:noProof/>
+                <w:webHidden/>
+              </w:rPr>
+              <w:fldChar w:fldCharType="begin"/>
+            </w:r>
+            <w:r>
+              <w:rPr>
+                <w:noProof/>
+                <w:webHidden/>
+              </w:rPr>
+              <w:instrText xml:space="preserve"> PAGEREF _Toc214798875 \h </w:instrText>
+            </w:r>
+            <w:r>
+              <w:rPr>
+                <w:noProof/>
+                <w:webHidden/>
+              </w:rPr>
+            </w:r>
+            <w:r>
+              <w:rPr>
+                <w:noProof/>
+                <w:webHidden/>
+              </w:rPr>
+              <w:fldChar w:fldCharType="separate"/>
+            </w:r>
+            <w:r>
+              <w:rPr>
+                <w:noProof/>
+                <w:webHidden/>
+              </w:rPr>
+              <w:t>6</w:t>
+            </w:r>
+            <w:r>
+              <w:rPr>
+                <w:noProof/>
+                <w:webHidden/>
+              </w:rPr>
+              <w:fldChar w:fldCharType="end"/>
+            </w:r>
+          </w:hyperlink>
+        </w:p>
+        <w:p>
+          <w:pPr>
+            <w:pStyle w:val="TOC2"/>
+            <w:tabs>
+              <w:tab w:val="right" w:leader="dot" w:pos="8152"/>
+            </w:tabs>
+            <w:rPr>
+              <w:rFonts w:asciiTheme="minorHAnsi" w:eastAsiaTheme="minorEastAsia" w:hAnsiTheme="minorHAnsi"/>
+              <w:noProof/>
+              <w:lang w:val="en-AT" w:eastAsia="en-AT"/>
+            </w:rPr>
+          </w:pPr>
+          <w:hyperlink w:anchor="_Toc214798876" w:history="1">
+            <w:r>
+              <w:rPr>
+                <w:rStyle w:val="Hyperlink"/>
+                <w:noProof/>
+              </w:rPr>
+              <w:t>Healing Items</w:t>
+            </w:r>
+            <w:r>
+              <w:rPr>
+                <w:noProof/>
+                <w:webHidden/>
+              </w:rPr>
+              <w:tab/>
+            </w:r>
+            <w:r>
+              <w:rPr>
+                <w:noProof/>
+                <w:webHidden/>
+              </w:rPr>
+              <w:fldChar w:fldCharType="begin"/>
+            </w:r>
+            <w:r>
+              <w:rPr>
+                <w:noProof/>
+                <w:webHidden/>
+              </w:rPr>
+              <w:instrText xml:space="preserve"> PAGEREF _Toc214798876 \h </w:instrText>
+            </w:r>
+            <w:r>
+              <w:rPr>
+                <w:noProof/>
+                <w:webHidden/>
+              </w:rPr>
+            </w:r>
+            <w:r>
+              <w:rPr>
+                <w:noProof/>
+                <w:webHidden/>
+              </w:rPr>
+              <w:fldChar w:fldCharType="separate"/>
+            </w:r>
+            <w:r>
+              <w:rPr>
+                <w:noProof/>
+                <w:webHidden/>
+              </w:rPr>
+              <w:t>6</w:t>
+            </w:r>
+            <w:r>
+              <w:rPr>
+                <w:noProof/>
+                <w:webHidden/>
+              </w:rPr>
+              <w:fldChar w:fldCharType="end"/>
+            </w:r>
+          </w:hyperlink>
+        </w:p>
+        <w:p>
+          <w:pPr>
+            <w:pStyle w:val="TOC1"/>
+            <w:tabs>
+              <w:tab w:val="right" w:leader="dot" w:pos="8152"/>
+            </w:tabs>
+            <w:rPr>
+              <w:rFonts w:asciiTheme="minorHAnsi" w:eastAsiaTheme="minorEastAsia" w:hAnsiTheme="minorHAnsi"/>
+              <w:noProof/>
+              <w:lang w:val="en-AT" w:eastAsia="en-AT"/>
+            </w:rPr>
+          </w:pPr>
+          <w:hyperlink w:anchor="_Toc214798877" w:history="1">
+            <w:r>
+              <w:rPr>
+                <w:rStyle w:val="Hyperlink"/>
+                <w:noProof/>
+              </w:rPr>
+              <w:t>Factories</w:t>
+            </w:r>
+            <w:r>
+              <w:rPr>
+                <w:noProof/>
+                <w:webHidden/>
+              </w:rPr>
+              <w:tab/>
+            </w:r>
+            <w:r>
+              <w:rPr>
+                <w:noProof/>
+                <w:webHidden/>
+              </w:rPr>
+              <w:fldChar w:fldCharType="begin"/>
+            </w:r>
+            <w:r>
+              <w:rPr>
+                <w:noProof/>
+                <w:webHidden/>
+              </w:rPr>
+              <w:instrText xml:space="preserve"> PAGEREF _Toc214798877 \h </w:instrText>
+            </w:r>
+            <w:r>
+              <w:rPr>
+                <w:noProof/>
+                <w:webHidden/>
+              </w:rPr>
+            </w:r>
+            <w:r>
+              <w:rPr>
+                <w:noProof/>
+                <w:webHidden/>
+              </w:rPr>
+              <w:fldChar w:fldCharType="separate"/>
+            </w:r>
+            <w:r>
+              <w:rPr>
+                <w:noProof/>
+                <w:webHidden/>
+              </w:rPr>
+              <w:t>7</w:t>
+            </w:r>
+            <w:r>
+              <w:rPr>
+                <w:noProof/>
+                <w:webHidden/>
+              </w:rPr>
+              <w:fldChar w:fldCharType="end"/>
+            </w:r>
+          </w:hyperlink>
+        </w:p>
+        <w:p>
+          <w:pPr>
+            <w:pStyle w:val="TOC1"/>
+            <w:tabs>
+              <w:tab w:val="right" w:leader="dot" w:pos="8152"/>
+            </w:tabs>
+            <w:rPr>
+              <w:rFonts w:asciiTheme="minorHAnsi" w:eastAsiaTheme="minorEastAsia" w:hAnsiTheme="minorHAnsi"/>
+              <w:noProof/>
+              <w:lang w:val="en-AT" w:eastAsia="en-AT"/>
+            </w:rPr>
+          </w:pPr>
+          <w:hyperlink w:anchor="_Toc214798878" w:history="1">
+            <w:r>
+              <w:rPr>
+                <w:rStyle w:val="Hyperlink"/>
+                <w:noProof/>
+              </w:rPr>
+              <w:t>User Interface</w:t>
+            </w:r>
+            <w:r>
+              <w:rPr>
+                <w:noProof/>
+                <w:webHidden/>
+              </w:rPr>
+              <w:tab/>
+            </w:r>
+            <w:r>
+              <w:rPr>
+                <w:noProof/>
+                <w:webHidden/>
+              </w:rPr>
+              <w:fldChar w:fldCharType="begin"/>
+            </w:r>
+            <w:r>
+              <w:rPr>
+                <w:noProof/>
+                <w:webHidden/>
+              </w:rPr>
+              <w:instrText xml:space="preserve"> PAGEREF _Toc214798878 \h </w:instrText>
+            </w:r>
+            <w:r>
+              <w:rPr>
+                <w:noProof/>
+                <w:webHidden/>
+              </w:rPr>
+            </w:r>
+            <w:r>
+              <w:rPr>
+                <w:noProof/>
+                <w:webHidden/>
+              </w:rPr>
+              <w:fldChar w:fldCharType="separate"/>
+            </w:r>
+            <w:r>
+              <w:rPr>
+                <w:noProof/>
+                <w:webHidden/>
+              </w:rPr>
+              <w:t>7</w:t>
+            </w:r>
+            <w:r>
+              <w:rPr>
+                <w:noProof/>
+                <w:webHidden/>
+              </w:rPr>
+              <w:fldChar w:fldCharType="end"/>
+            </w:r>
+          </w:hyperlink>
+        </w:p>
+        <w:p>
+          <w:pPr>
+            <w:pStyle w:val="TOC1"/>
+            <w:tabs>
+              <w:tab w:val="right" w:leader="dot" w:pos="8152"/>
+            </w:tabs>
+            <w:rPr>
+              <w:rFonts w:asciiTheme="minorHAnsi" w:eastAsiaTheme="minorEastAsia" w:hAnsiTheme="minorHAnsi"/>
+              <w:noProof/>
+              <w:lang w:val="en-AT" w:eastAsia="en-AT"/>
+            </w:rPr>
+          </w:pPr>
+          <w:hyperlink w:anchor="_Toc214798879" w:history="1">
+            <w:r>
+              <w:rPr>
+                <w:rStyle w:val="Hyperlink"/>
+                <w:noProof/>
+              </w:rPr>
+              <w:t>Main Menu</w:t>
+            </w:r>
+            <w:r>
+              <w:rPr>
+                <w:noProof/>
+                <w:webHidden/>
+              </w:rPr>
+              <w:tab/>
+            </w:r>
+            <w:r>
+              <w:rPr>
+                <w:noProof/>
+                <w:webHidden/>
+              </w:rPr>
+              <w:fldChar w:fldCharType="begin"/>
+            </w:r>
+            <w:r>
+              <w:rPr>
+                <w:noProof/>
+                <w:webHidden/>
+              </w:rPr>
+              <w:instrText xml:space="preserve"> PAGEREF _Toc214798879 \h </w:instrText>
+            </w:r>
+            <w:r>
+              <w:rPr>
+                <w:noProof/>
+                <w:webHidden/>
+              </w:rPr>
+            </w:r>
+            <w:r>
+              <w:rPr>
+                <w:noProof/>
+                <w:webHidden/>
+              </w:rPr>
+              <w:fldChar w:fldCharType="separate"/>
+            </w:r>
+            <w:r>
+              <w:rPr>
+                <w:noProof/>
+                <w:webHidden/>
+              </w:rPr>
+              <w:t>7</w:t>
+            </w:r>
+            <w:r>
+              <w:rPr>
+                <w:noProof/>
+                <w:webHidden/>
+              </w:rPr>
+              <w:fldChar w:fldCharType="end"/>
+            </w:r>
+          </w:hyperlink>
+        </w:p>
+        <w:p>
+          <w:pPr>
+            <w:pStyle w:val="TOC1"/>
+            <w:tabs>
+              <w:tab w:val="right" w:leader="dot" w:pos="8152"/>
+            </w:tabs>
+            <w:rPr>
+              <w:rFonts w:asciiTheme="minorHAnsi" w:eastAsiaTheme="minorEastAsia" w:hAnsiTheme="minorHAnsi"/>
+              <w:noProof/>
+              <w:lang w:val="en-AT" w:eastAsia="en-AT"/>
+            </w:rPr>
+          </w:pPr>
+          <w:hyperlink w:anchor="_Toc214798880" w:history="1">
+            <w:r>
+              <w:rPr>
+                <w:rStyle w:val="Hyperlink"/>
+                <w:noProof/>
+              </w:rPr>
+              <w:t>Battles</w:t>
+            </w:r>
+            <w:r>
+              <w:rPr>
+                <w:noProof/>
+                <w:webHidden/>
+              </w:rPr>
+              <w:tab/>
+            </w:r>
+            <w:r>
+              <w:rPr>
+                <w:noProof/>
+                <w:webHidden/>
+              </w:rPr>
+              <w:fldChar w:fldCharType="begin"/>
+            </w:r>
+            <w:r>
+              <w:rPr>
+                <w:noProof/>
+                <w:webHidden/>
+              </w:rPr>
+              <w:instrText xml:space="preserve"> PAGEREF _Toc214798880 \h </w:instrText>
+            </w:r>
+            <w:r>
+              <w:rPr>
+                <w:noProof/>
+                <w:webHidden/>
+              </w:rPr>
+            </w:r>
+            <w:r>
+              <w:rPr>
+                <w:noProof/>
+                <w:webHidden/>
+              </w:rPr>
+              <w:fldChar w:fldCharType="separate"/>
+            </w:r>
+            <w:r>
+              <w:rPr>
+                <w:noProof/>
+                <w:webHidden/>
+              </w:rPr>
+              <w:t>7</w:t>
+            </w:r>
+            <w:r>
+              <w:rPr>
+                <w:noProof/>
+                <w:webHidden/>
+              </w:rPr>
+              <w:fldChar w:fldCharType="end"/>
+            </w:r>
+          </w:hyperlink>
+        </w:p>
+        <w:p>
           <w:r>
             <w:rPr>
               <w:b/>
@@ -489,7 +1943,2408 @@
         <w:br w:type="page"/>
       </w:r>
     </w:p>
+    <w:p>
+      <w:pPr>
+        <w:pStyle w:val="Heading1"/>
+      </w:pPr>
+      <w:bookmarkStart w:id="0" w:name="_Toc214798860"/>
+      <w:r>
+        <w:lastRenderedPageBreak/>
+        <w:t>e</w:t>
+      </w:r>
+      <w:r>
+        <w:t>xcidium</w:t>
+      </w:r>
+      <w:bookmarkEnd w:id="0"/>
+    </w:p>
+    <w:p>
+      <w:r>
+        <w:t xml:space="preserve">I had a bit too much fun with this exercise and created an entire playable text-based RPG game! </w:t>
+      </w:r>
+      <w:r>
+        <w:t xml:space="preserve">I’m calling this </w:t>
+      </w:r>
+      <w:r>
+        <w:rPr>
+          <w:rStyle w:val="excidiumChar"/>
+        </w:rPr>
+        <w:t>e</w:t>
+      </w:r>
+      <w:r>
+        <w:rPr>
+          <w:rStyle w:val="excidiumChar"/>
+        </w:rPr>
+        <w:t>xcidium</w:t>
+      </w:r>
+      <w:r>
+        <w:t xml:space="preserve">, Latin for destruction or demise. </w:t>
+      </w:r>
+      <w:r>
+        <w:t xml:space="preserve">In this chapter I want to make a small overview of what </w:t>
+      </w:r>
+      <w:r>
+        <w:rPr>
+          <w:rStyle w:val="excidiumChar"/>
+        </w:rPr>
+        <w:t>excidium</w:t>
+      </w:r>
+      <w:r>
+        <w:rPr>
+          <w:b/>
+          <w:bCs/>
+        </w:rPr>
+        <w:t xml:space="preserve"> </w:t>
+      </w:r>
+      <w:r>
+        <w:t xml:space="preserve">is and how to play it. </w:t>
+      </w:r>
+    </w:p>
+    <w:p>
+      <w:pPr>
+        <w:pStyle w:val="Pseoudocode"/>
+      </w:pPr>
+      <w:r>
+        <w:t xml:space="preserve">                     .__    .___.__               </w:t>
+      </w:r>
+    </w:p>
+    <w:p>
+      <w:pPr>
+        <w:pStyle w:val="Pseoudocode"/>
+      </w:pPr>
+      <w:r>
+        <w:t xml:space="preserve">  ____ ___  ___ ____ |__| __| _/|__|__ __  _____  </w:t>
+      </w:r>
+    </w:p>
+    <w:p>
+      <w:pPr>
+        <w:pStyle w:val="Pseoudocode"/>
+      </w:pPr>
+      <w:r>
+        <w:t xml:space="preserve">_/ __ \\  \/  // ___\|  |/ __ | |  |  |  \/     \ </w:t>
+      </w:r>
+    </w:p>
+    <w:p>
+      <w:pPr>
+        <w:pStyle w:val="Pseoudocode"/>
+      </w:pPr>
+      <w:r>
+        <w:t>\  ___/ &gt;    &lt;\  \___|  / /_/ | |  |  |  /  Y Y  \</w:t>
+      </w:r>
+    </w:p>
+    <w:p>
+      <w:pPr>
+        <w:pStyle w:val="Pseoudocode"/>
+      </w:pPr>
+      <w:r>
+        <w:t xml:space="preserve"> \___  &gt;__/\_ \\___  &gt;__\____ | |__|____/|__|_|  /</w:t>
+      </w:r>
+    </w:p>
+    <w:p>
+      <w:pPr>
+        <w:pStyle w:val="Pseoudocode"/>
+      </w:pPr>
+      <w:r>
+        <w:t xml:space="preserve">     \/      \/    \/        \/                \/ </w:t>
+      </w:r>
+    </w:p>
+    <w:p>
+      <w:pPr>
+        <w:pStyle w:val="Pseoudocode"/>
+      </w:pPr>
+      <w:r>
+        <w:t xml:space="preserve">                                                  </w:t>
+      </w:r>
+    </w:p>
+    <w:p>
+      <w:pPr>
+        <w:pStyle w:val="Pseoudocode"/>
+      </w:pPr>
+    </w:p>
+    <w:p>
+      <w:pPr>
+        <w:pStyle w:val="Pseoudocode"/>
+      </w:pPr>
+      <w:r>
+        <w:t>by Zoe McFife</w:t>
+      </w:r>
+    </w:p>
+    <w:p>
+      <w:pPr>
+        <w:pStyle w:val="Caption"/>
+      </w:pPr>
+      <w:r>
+        <w:t xml:space="preserve">Figure </w:t>
+      </w:r>
+      <w:r>
+        <w:fldChar w:fldCharType="begin"/>
+      </w:r>
+      <w:r>
+        <w:instrText xml:space="preserve"> SEQ Figure \* ARABIC </w:instrText>
+      </w:r>
+      <w:r>
+        <w:fldChar w:fldCharType="separate"/>
+      </w:r>
+      <w:r>
+        <w:rPr>
+          <w:noProof/>
+        </w:rPr>
+        <w:t>1</w:t>
+      </w:r>
+      <w:r>
+        <w:fldChar w:fldCharType="end"/>
+      </w:r>
+      <w:r>
+        <w:t xml:space="preserve">: </w:t>
+      </w:r>
+      <w:r>
+        <w:t>e</w:t>
+      </w:r>
+      <w:r>
+        <w:t>xcidium Logo</w:t>
+      </w:r>
+    </w:p>
+    <w:p>
+      <w:pPr>
+        <w:pStyle w:val="Heading2"/>
+      </w:pPr>
+      <w:bookmarkStart w:id="1" w:name="_Toc214798861"/>
+      <w:r>
+        <w:t>Start of the Game</w:t>
+      </w:r>
+      <w:bookmarkEnd w:id="1"/>
+    </w:p>
+    <w:p>
+      <w:pPr>
+        <w:pStyle w:val="Pseoudocode"/>
+      </w:pPr>
+      <w:r>
+        <w:t xml:space="preserve">                     .__    .___.__               </w:t>
+      </w:r>
+    </w:p>
+    <w:p>
+      <w:pPr>
+        <w:pStyle w:val="Pseoudocode"/>
+      </w:pPr>
+      <w:r>
+        <w:t xml:space="preserve">  ____ ___  ___ ____ |__| __| _/|__|__ __  _____  </w:t>
+      </w:r>
+    </w:p>
+    <w:p>
+      <w:pPr>
+        <w:pStyle w:val="Pseoudocode"/>
+      </w:pPr>
+      <w:r>
+        <w:t xml:space="preserve">_/ __ \\  \/  // ___\|  |/ __ | |  |  |  \/     \ </w:t>
+      </w:r>
+    </w:p>
+    <w:p>
+      <w:pPr>
+        <w:pStyle w:val="Pseoudocode"/>
+      </w:pPr>
+      <w:proofErr w:type="gramStart"/>
+      <w:r>
+        <w:t>\  _</w:t>
+      </w:r>
+      <w:proofErr w:type="gramEnd"/>
+      <w:r>
+        <w:t>__/ &gt;    &lt;</w:t>
+      </w:r>
+      <w:proofErr w:type="gramStart"/>
+      <w:r>
+        <w:t>\  \</w:t>
+      </w:r>
+      <w:proofErr w:type="gramEnd"/>
+      <w:r>
+        <w:t>___</w:t>
+      </w:r>
+      <w:proofErr w:type="gramStart"/>
+      <w:r>
+        <w:t>|  /</w:t>
+      </w:r>
+      <w:proofErr w:type="gramEnd"/>
+      <w:r>
+        <w:t xml:space="preserve"> /_/ | </w:t>
+      </w:r>
+      <w:proofErr w:type="gramStart"/>
+      <w:r>
+        <w:t>|  |</w:t>
+      </w:r>
+      <w:proofErr w:type="gramEnd"/>
+      <w:r>
+        <w:t xml:space="preserve">  </w:t>
+      </w:r>
+      <w:proofErr w:type="gramStart"/>
+      <w:r>
+        <w:t>|  /</w:t>
+      </w:r>
+      <w:proofErr w:type="gramEnd"/>
+      <w:r>
+        <w:t xml:space="preserve">  Y </w:t>
+      </w:r>
+      <w:proofErr w:type="spellStart"/>
+      <w:proofErr w:type="gramStart"/>
+      <w:r>
+        <w:t>Y</w:t>
+      </w:r>
+      <w:proofErr w:type="spellEnd"/>
+      <w:r>
+        <w:t xml:space="preserve">  \</w:t>
+      </w:r>
+      <w:proofErr w:type="gramEnd"/>
+    </w:p>
+    <w:p>
+      <w:pPr>
+        <w:pStyle w:val="Pseoudocode"/>
+      </w:pPr>
+      <w:r>
+        <w:t xml:space="preserve"> \___  &gt;__/\_ \\___  &gt;__\____ | |__|____/|__|_|  /</w:t>
+      </w:r>
+    </w:p>
+    <w:p>
+      <w:pPr>
+        <w:pStyle w:val="Pseoudocode"/>
+      </w:pPr>
+      <w:r>
+        <w:t xml:space="preserve">     \/      \/    \/        \/                \/ </w:t>
+      </w:r>
+    </w:p>
+    <w:p>
+      <w:pPr>
+        <w:pStyle w:val="Pseoudocode"/>
+      </w:pPr>
+      <w:r>
+        <w:t xml:space="preserve">                                                  </w:t>
+      </w:r>
+    </w:p>
+    <w:p>
+      <w:pPr>
+        <w:pStyle w:val="Pseoudocode"/>
+      </w:pPr>
+    </w:p>
+    <w:p>
+      <w:pPr>
+        <w:pStyle w:val="Pseoudocode"/>
+      </w:pPr>
+      <w:proofErr w:type="gramStart"/>
+      <w:r>
+        <w:t>by</w:t>
+      </w:r>
+      <w:proofErr w:type="gramEnd"/>
+      <w:r>
+        <w:t xml:space="preserve"> Zoe McFife</w:t>
+      </w:r>
+    </w:p>
+    <w:p>
+      <w:pPr>
+        <w:pStyle w:val="Pseoudocode"/>
+      </w:pPr>
+    </w:p>
+    <w:p>
+      <w:pPr>
+        <w:pStyle w:val="Pseoudocode"/>
+      </w:pPr>
+      <w:r>
+        <w:t xml:space="preserve">1. </w:t>
+      </w:r>
+      <w:proofErr w:type="spellStart"/>
+      <w:r>
+        <w:t>Create</w:t>
+      </w:r>
+      <w:proofErr w:type="spellEnd"/>
+      <w:r>
+        <w:t xml:space="preserve"> </w:t>
+      </w:r>
+      <w:proofErr w:type="spellStart"/>
+      <w:r>
+        <w:t>Character</w:t>
+      </w:r>
+      <w:proofErr w:type="spellEnd"/>
+    </w:p>
+    <w:p>
+      <w:pPr>
+        <w:pStyle w:val="Pseoudocode"/>
+      </w:pPr>
+      <w:r>
+        <w:t xml:space="preserve">2. </w:t>
+      </w:r>
+      <w:proofErr w:type="spellStart"/>
+      <w:r>
+        <w:t>Choose</w:t>
+      </w:r>
+      <w:proofErr w:type="spellEnd"/>
+      <w:r>
+        <w:t xml:space="preserve"> </w:t>
+      </w:r>
+      <w:proofErr w:type="spellStart"/>
+      <w:r>
+        <w:t>Difficulty</w:t>
+      </w:r>
+      <w:proofErr w:type="spellEnd"/>
+    </w:p>
+    <w:p>
+      <w:pPr>
+        <w:pStyle w:val="Pseoudocode"/>
+      </w:pPr>
+      <w:r>
+        <w:t>3. Start Game</w:t>
+      </w:r>
+    </w:p>
+    <w:p>
+      <w:pPr>
+        <w:pStyle w:val="Pseoudocode"/>
+      </w:pPr>
+      <w:r>
+        <w:t>4. Exit</w:t>
+      </w:r>
+    </w:p>
+    <w:p>
+      <w:pPr>
+        <w:pStyle w:val="Pseoudocode"/>
+      </w:pPr>
+      <w:proofErr w:type="spellStart"/>
+      <w:r>
+        <w:t>Choose</w:t>
+      </w:r>
+      <w:proofErr w:type="spellEnd"/>
+      <w:r>
+        <w:t xml:space="preserve"> an option (1-4)</w:t>
+      </w:r>
+    </w:p>
+    <w:p>
+      <w:pPr>
+        <w:pStyle w:val="Caption"/>
+      </w:pPr>
+      <w:r>
+        <w:t xml:space="preserve">Figure </w:t>
+      </w:r>
+      <w:r>
+        <w:fldChar w:fldCharType="begin"/>
+      </w:r>
+      <w:r>
+        <w:instrText xml:space="preserve"> SEQ Figure \* ARABIC </w:instrText>
+      </w:r>
+      <w:r>
+        <w:fldChar w:fldCharType="separate"/>
+      </w:r>
+      <w:r>
+        <w:rPr>
+          <w:noProof/>
+        </w:rPr>
+        <w:t>2</w:t>
+      </w:r>
+      <w:r>
+        <w:fldChar w:fldCharType="end"/>
+      </w:r>
+      <w:r>
+        <w:t>: excidium main menu</w:t>
+      </w:r>
+    </w:p>
+    <w:p>
+      <w:r>
+        <w:t xml:space="preserve">To start </w:t>
+      </w:r>
+      <w:r>
+        <w:rPr>
+          <w:rStyle w:val="excidiumChar"/>
+        </w:rPr>
+        <w:t>excidium</w:t>
+      </w:r>
+      <w:r>
+        <w:t xml:space="preserve"> the player must first create their character and choose a difficulty. </w:t>
+      </w:r>
+    </w:p>
+    <w:p>
+      <w:pPr>
+        <w:pStyle w:val="Heading3"/>
+      </w:pPr>
+      <w:bookmarkStart w:id="2" w:name="_Toc214798862"/>
+      <w:r>
+        <w:lastRenderedPageBreak/>
+        <w:t>Character Creation</w:t>
+      </w:r>
+      <w:bookmarkEnd w:id="2"/>
+    </w:p>
+    <w:p>
+      <w:pPr>
+        <w:pStyle w:val="Pseoudocode"/>
+      </w:pPr>
+      <w:r>
+        <w:t>=== Character Creator ===</w:t>
+      </w:r>
+    </w:p>
+    <w:p>
+      <w:pPr>
+        <w:pStyle w:val="Pseoudocode"/>
+      </w:pPr>
+    </w:p>
+    <w:p>
+      <w:pPr>
+        <w:pStyle w:val="Pseoudocode"/>
+      </w:pPr>
+    </w:p>
+    <w:p>
+      <w:pPr>
+        <w:pStyle w:val="Pseoudocode"/>
+      </w:pPr>
+      <w:r>
+        <w:t xml:space="preserve">Enter character </w:t>
+      </w:r>
+      <w:proofErr w:type="gramStart"/>
+      <w:r>
+        <w:t>name:</w:t>
+      </w:r>
+      <w:proofErr w:type="gramEnd"/>
+      <w:r>
+        <w:t xml:space="preserve"> </w:t>
+      </w:r>
+      <w:proofErr w:type="spellStart"/>
+      <w:r>
+        <w:rPr>
+          <w:i/>
+          <w:iCs/>
+          <w:color w:val="4EA72E" w:themeColor="accent6"/>
+        </w:rPr>
+        <w:t>Starjumper</w:t>
+      </w:r>
+      <w:proofErr w:type="spellEnd"/>
+    </w:p>
+    <w:p>
+      <w:pPr>
+        <w:pStyle w:val="Pseoudocode"/>
+      </w:pPr>
+    </w:p>
+    <w:p>
+      <w:pPr>
+        <w:pStyle w:val="Pseoudocode"/>
+      </w:pPr>
+      <w:r>
+        <w:t xml:space="preserve">Allocate your skill </w:t>
+      </w:r>
+      <w:proofErr w:type="gramStart"/>
+      <w:r>
+        <w:t>points:</w:t>
+      </w:r>
+      <w:proofErr w:type="gramEnd"/>
+    </w:p>
+    <w:p>
+      <w:pPr>
+        <w:pStyle w:val="Pseoudocode"/>
+      </w:pPr>
+      <w:r>
+        <w:t xml:space="preserve">1. </w:t>
+      </w:r>
+      <w:proofErr w:type="gramStart"/>
+      <w:r>
+        <w:t>Strength:</w:t>
+      </w:r>
+      <w:proofErr w:type="gramEnd"/>
+      <w:r>
+        <w:t xml:space="preserve"> 1</w:t>
+      </w:r>
+    </w:p>
+    <w:p>
+      <w:pPr>
+        <w:pStyle w:val="Pseoudocode"/>
+      </w:pPr>
+      <w:r>
+        <w:t xml:space="preserve">2. </w:t>
+      </w:r>
+      <w:proofErr w:type="gramStart"/>
+      <w:r>
+        <w:t>Dexterity:</w:t>
+      </w:r>
+      <w:proofErr w:type="gramEnd"/>
+      <w:r>
+        <w:t xml:space="preserve"> 1</w:t>
+      </w:r>
+    </w:p>
+    <w:p>
+      <w:pPr>
+        <w:pStyle w:val="Pseoudocode"/>
+      </w:pPr>
+      <w:r>
+        <w:t xml:space="preserve">3. </w:t>
+      </w:r>
+      <w:proofErr w:type="gramStart"/>
+      <w:r>
+        <w:t>Intelligence:</w:t>
+      </w:r>
+      <w:proofErr w:type="gramEnd"/>
+      <w:r>
+        <w:t xml:space="preserve"> 1</w:t>
+      </w:r>
+    </w:p>
+    <w:p>
+      <w:pPr>
+        <w:pStyle w:val="Pseoudocode"/>
+      </w:pPr>
+      <w:r>
+        <w:t xml:space="preserve">Remaining </w:t>
+      </w:r>
+      <w:proofErr w:type="gramStart"/>
+      <w:r>
+        <w:t>Points:</w:t>
+      </w:r>
+      <w:proofErr w:type="gramEnd"/>
+      <w:r>
+        <w:t xml:space="preserve"> 5</w:t>
+      </w:r>
+    </w:p>
+    <w:p>
+      <w:pPr>
+        <w:pStyle w:val="Pseoudocode"/>
+      </w:pPr>
+      <w:r>
+        <w:t xml:space="preserve">Choose a stat to </w:t>
+      </w:r>
+      <w:proofErr w:type="gramStart"/>
+      <w:r>
+        <w:t>increase:</w:t>
+      </w:r>
+      <w:proofErr w:type="gramEnd"/>
+      <w:r>
+        <w:t xml:space="preserve"> (1=STR, 2=DEX, 3=INT)</w:t>
+      </w:r>
+    </w:p>
+    <w:p>
+      <w:pPr>
+        <w:pStyle w:val="Pseoudocode"/>
+      </w:pPr>
+      <w:r>
+        <w:t>&gt;</w:t>
+      </w:r>
+    </w:p>
+    <w:p>
+      <w:r>
+        <w:t xml:space="preserve">The character creator is simple. The player </w:t>
+      </w:r>
+      <w:r>
+        <w:t>must</w:t>
+      </w:r>
+      <w:r>
+        <w:t xml:space="preserve"> name their character and has five skill points available to add to their </w:t>
+      </w:r>
+      <w:r>
+        <w:t>character’s</w:t>
+      </w:r>
+      <w:r>
+        <w:t xml:space="preserve"> strength, dexterity and intelligence. </w:t>
+      </w:r>
+    </w:p>
+    <w:p>
+      <w:r>
+        <w:t xml:space="preserve">Strength increases </w:t>
+      </w:r>
+      <w:r>
+        <w:t xml:space="preserve">damage of physical weapons and increases carry </w:t>
+      </w:r>
+      <w:r>
+        <w:t>capacity;</w:t>
+      </w:r>
+      <w:r>
+        <w:t xml:space="preserve"> dexterity determined dodge change and turn order and intelligence influences the damage of magical weapons. </w:t>
+      </w:r>
+      <w:r>
+        <w:t>All</w:t>
+      </w:r>
+      <w:r>
+        <w:t xml:space="preserve"> these also increase the </w:t>
+      </w:r>
+      <w:r>
+        <w:t>players’</w:t>
+      </w:r>
+      <w:r>
+        <w:t xml:space="preserve"> max health. </w:t>
+      </w:r>
+      <w:r>
+        <w:t xml:space="preserve">Stats will be covered in more detail later. </w:t>
+      </w:r>
+    </w:p>
+    <w:p>
+      <w:r>
+        <w:t>After the stat points have been distributed, the player gets prompted, whether they are satisfied with their character or not.</w:t>
+      </w:r>
+    </w:p>
+    <w:p>
+      <w:pPr>
+        <w:pStyle w:val="Pseoudocode"/>
+      </w:pPr>
+      <w:r>
+        <w:t xml:space="preserve">=== </w:t>
+      </w:r>
+      <w:proofErr w:type="spellStart"/>
+      <w:r>
+        <w:t>Starjumper</w:t>
+      </w:r>
+      <w:proofErr w:type="spellEnd"/>
+      <w:r>
+        <w:t xml:space="preserve"> ===</w:t>
+      </w:r>
+    </w:p>
+    <w:p>
+      <w:pPr>
+        <w:pStyle w:val="Pseoudocode"/>
+      </w:pPr>
+    </w:p>
+    <w:p>
+      <w:pPr>
+        <w:pStyle w:val="Pseoudocode"/>
+      </w:pPr>
+    </w:p>
+    <w:p>
+      <w:pPr>
+        <w:pStyle w:val="Pseoudocode"/>
+      </w:pPr>
+      <w:r>
+        <w:t>== Stats ==</w:t>
+      </w:r>
+    </w:p>
+    <w:p>
+      <w:pPr>
+        <w:pStyle w:val="Pseoudocode"/>
+      </w:pPr>
+    </w:p>
+    <w:p>
+      <w:pPr>
+        <w:pStyle w:val="Pseoudocode"/>
+      </w:pPr>
+      <w:proofErr w:type="gramStart"/>
+      <w:r>
+        <w:t>Health:</w:t>
+      </w:r>
+      <w:proofErr w:type="gramEnd"/>
+      <w:r>
+        <w:t xml:space="preserve"> </w:t>
+      </w:r>
+      <w:r>
+        <w:tab/>
+        <w:t>182.0 / 182.0</w:t>
+      </w:r>
+    </w:p>
+    <w:p>
+      <w:pPr>
+        <w:pStyle w:val="Pseoudocode"/>
+      </w:pPr>
+      <w:proofErr w:type="gramStart"/>
+      <w:r>
+        <w:t>Strength:</w:t>
+      </w:r>
+      <w:proofErr w:type="gramEnd"/>
+      <w:r>
+        <w:t xml:space="preserve"> </w:t>
+      </w:r>
+      <w:r>
+        <w:tab/>
+        <w:t>5</w:t>
+      </w:r>
+    </w:p>
+    <w:p>
+      <w:pPr>
+        <w:pStyle w:val="Pseoudocode"/>
+      </w:pPr>
+      <w:proofErr w:type="gramStart"/>
+      <w:r>
+        <w:t>Dexterity:</w:t>
+      </w:r>
+      <w:proofErr w:type="gramEnd"/>
+      <w:r>
+        <w:t xml:space="preserve"> </w:t>
+      </w:r>
+      <w:r>
+        <w:tab/>
+        <w:t>2</w:t>
+      </w:r>
+    </w:p>
+    <w:p>
+      <w:pPr>
+        <w:pStyle w:val="Pseoudocode"/>
+      </w:pPr>
+      <w:proofErr w:type="gramStart"/>
+      <w:r>
+        <w:t>Intelligence:</w:t>
+      </w:r>
+      <w:proofErr w:type="gramEnd"/>
+      <w:r>
+        <w:t xml:space="preserve"> </w:t>
+      </w:r>
+      <w:r>
+        <w:tab/>
+        <w:t>1</w:t>
+      </w:r>
+    </w:p>
+    <w:p>
+      <w:pPr>
+        <w:pStyle w:val="Pseoudocode"/>
+      </w:pPr>
+      <w:proofErr w:type="gramStart"/>
+      <w:r>
+        <w:t>Status:</w:t>
+      </w:r>
+      <w:proofErr w:type="gramEnd"/>
+      <w:r>
+        <w:t xml:space="preserve"> </w:t>
+      </w:r>
+      <w:r>
+        <w:tab/>
+        <w:t>ALIVE</w:t>
+      </w:r>
+    </w:p>
+    <w:p>
+      <w:pPr>
+        <w:pStyle w:val="Pseoudocode"/>
+      </w:pPr>
+    </w:p>
+    <w:p>
+      <w:pPr>
+        <w:pStyle w:val="Pseoudocode"/>
+      </w:pPr>
+      <w:r>
+        <w:t>== Equipment ==</w:t>
+      </w:r>
+    </w:p>
+    <w:p>
+      <w:pPr>
+        <w:pStyle w:val="Pseoudocode"/>
+      </w:pPr>
+    </w:p>
+    <w:p>
+      <w:pPr>
+        <w:pStyle w:val="Pseoudocode"/>
+      </w:pPr>
+      <w:proofErr w:type="gramStart"/>
+      <w:r>
+        <w:t>Weapon:</w:t>
+      </w:r>
+      <w:proofErr w:type="gramEnd"/>
+      <w:r>
+        <w:t xml:space="preserve"> </w:t>
+      </w:r>
+      <w:r>
+        <w:tab/>
+        <w:t>Fists +14.0 P DMG +16.0</w:t>
+      </w:r>
+    </w:p>
+    <w:p>
+      <w:pPr>
+        <w:pStyle w:val="Pseoudocode"/>
+      </w:pPr>
+      <w:proofErr w:type="gramStart"/>
+      <w:r>
+        <w:t>Name:</w:t>
+      </w:r>
+      <w:proofErr w:type="gramEnd"/>
+      <w:r>
+        <w:tab/>
+        <w:t>Fists</w:t>
+      </w:r>
+    </w:p>
+    <w:p>
+      <w:pPr>
+        <w:pStyle w:val="Pseoudocode"/>
+      </w:pPr>
+      <w:proofErr w:type="gramStart"/>
+      <w:r>
+        <w:t>Weight:</w:t>
+      </w:r>
+      <w:proofErr w:type="gramEnd"/>
+      <w:r>
+        <w:tab/>
+        <w:t>0.0</w:t>
+      </w:r>
+    </w:p>
+    <w:p>
+      <w:pPr>
+        <w:pStyle w:val="Pseoudocode"/>
+      </w:pPr>
+      <w:proofErr w:type="gramStart"/>
+      <w:r>
+        <w:lastRenderedPageBreak/>
+        <w:t>Value:</w:t>
+      </w:r>
+      <w:proofErr w:type="gramEnd"/>
+      <w:r>
+        <w:tab/>
+        <w:t>0.0</w:t>
+      </w:r>
+    </w:p>
+    <w:p>
+      <w:pPr>
+        <w:pStyle w:val="Pseoudocode"/>
+      </w:pPr>
+      <w:proofErr w:type="gramStart"/>
+      <w:r>
+        <w:t>Rarity:</w:t>
+      </w:r>
+      <w:proofErr w:type="gramEnd"/>
+      <w:r>
+        <w:tab/>
+        <w:t>LOW</w:t>
+      </w:r>
+    </w:p>
+    <w:p>
+      <w:pPr>
+        <w:pStyle w:val="Pseoudocode"/>
+      </w:pPr>
+      <w:proofErr w:type="gramStart"/>
+      <w:r>
+        <w:t>Damage:</w:t>
+      </w:r>
+      <w:proofErr w:type="gramEnd"/>
+      <w:r>
+        <w:tab/>
+        <w:t>14.0</w:t>
+      </w:r>
+    </w:p>
+    <w:p>
+      <w:pPr>
+        <w:pStyle w:val="Pseoudocode"/>
+      </w:pPr>
+      <w:r>
+        <w:t xml:space="preserve">Is </w:t>
+      </w:r>
+      <w:proofErr w:type="gramStart"/>
+      <w:r>
+        <w:t>Magic:</w:t>
+      </w:r>
+      <w:proofErr w:type="gramEnd"/>
+      <w:r>
+        <w:tab/>
+        <w:t>false</w:t>
+      </w:r>
+    </w:p>
+    <w:p>
+      <w:pPr>
+        <w:pStyle w:val="Pseoudocode"/>
+      </w:pPr>
+      <w:proofErr w:type="gramStart"/>
+      <w:r>
+        <w:t>Special:</w:t>
+      </w:r>
+      <w:proofErr w:type="gramEnd"/>
+      <w:r>
+        <w:t xml:space="preserve"> Desperate Flurry</w:t>
+      </w:r>
+    </w:p>
+    <w:p>
+      <w:pPr>
+        <w:pStyle w:val="Pseoudocode"/>
+      </w:pPr>
+      <w:r>
+        <w:t xml:space="preserve">Special </w:t>
+      </w:r>
+      <w:proofErr w:type="gramStart"/>
+      <w:r>
+        <w:t>Damage:</w:t>
+      </w:r>
+      <w:proofErr w:type="gramEnd"/>
+      <w:r>
+        <w:tab/>
+        <w:t>16.0</w:t>
+      </w:r>
+    </w:p>
+    <w:p>
+      <w:pPr>
+        <w:pStyle w:val="Pseoudocode"/>
+      </w:pPr>
+      <w:proofErr w:type="gramStart"/>
+      <w:r>
+        <w:t>Armor:</w:t>
+      </w:r>
+      <w:proofErr w:type="gramEnd"/>
+      <w:r>
+        <w:t xml:space="preserve"> </w:t>
+      </w:r>
+      <w:r>
+        <w:tab/>
+        <w:t>Clothes +7.0 DEF (PRISTINE)</w:t>
+      </w:r>
+    </w:p>
+    <w:p>
+      <w:pPr>
+        <w:pStyle w:val="Pseoudocode"/>
+      </w:pPr>
+      <w:proofErr w:type="gramStart"/>
+      <w:r>
+        <w:t>Name:</w:t>
+      </w:r>
+      <w:proofErr w:type="gramEnd"/>
+      <w:r>
+        <w:tab/>
+        <w:t>Clothes</w:t>
+      </w:r>
+    </w:p>
+    <w:p>
+      <w:pPr>
+        <w:pStyle w:val="Pseoudocode"/>
+      </w:pPr>
+      <w:proofErr w:type="gramStart"/>
+      <w:r>
+        <w:t>Weight:</w:t>
+      </w:r>
+      <w:proofErr w:type="gramEnd"/>
+      <w:r>
+        <w:tab/>
+        <w:t>1.0</w:t>
+      </w:r>
+    </w:p>
+    <w:p>
+      <w:pPr>
+        <w:pStyle w:val="Pseoudocode"/>
+      </w:pPr>
+      <w:proofErr w:type="gramStart"/>
+      <w:r>
+        <w:t>Value:</w:t>
+      </w:r>
+      <w:proofErr w:type="gramEnd"/>
+      <w:r>
+        <w:tab/>
+        <w:t>50.0</w:t>
+      </w:r>
+    </w:p>
+    <w:p>
+      <w:pPr>
+        <w:pStyle w:val="Pseoudocode"/>
+      </w:pPr>
+      <w:proofErr w:type="gramStart"/>
+      <w:r>
+        <w:t>Rarity:</w:t>
+      </w:r>
+      <w:proofErr w:type="gramEnd"/>
+      <w:r>
+        <w:tab/>
+        <w:t>LOW</w:t>
+      </w:r>
+    </w:p>
+    <w:p>
+      <w:pPr>
+        <w:pStyle w:val="Pseoudocode"/>
+      </w:pPr>
+      <w:proofErr w:type="gramStart"/>
+      <w:r>
+        <w:t>Defense:</w:t>
+      </w:r>
+      <w:proofErr w:type="gramEnd"/>
+      <w:r>
+        <w:tab/>
+        <w:t>7.0</w:t>
+      </w:r>
+    </w:p>
+    <w:p>
+      <w:pPr>
+        <w:pStyle w:val="Pseoudocode"/>
+      </w:pPr>
+      <w:proofErr w:type="gramStart"/>
+      <w:r>
+        <w:t>Durability:</w:t>
+      </w:r>
+      <w:proofErr w:type="gramEnd"/>
+      <w:r>
+        <w:tab/>
+        <w:t>675.0 / 675.0 (PRISTINE)</w:t>
+      </w:r>
+    </w:p>
+    <w:p>
+      <w:pPr>
+        <w:pStyle w:val="Pseoudocode"/>
+      </w:pPr>
+      <w:proofErr w:type="gramStart"/>
+      <w:r>
+        <w:t>State:</w:t>
+      </w:r>
+      <w:proofErr w:type="gramEnd"/>
+      <w:r>
+        <w:tab/>
+        <w:t>PRISTINE</w:t>
+      </w:r>
+    </w:p>
+    <w:p>
+      <w:pPr>
+        <w:pStyle w:val="Pseoudocode"/>
+      </w:pPr>
+      <w:proofErr w:type="gramStart"/>
+      <w:r>
+        <w:t>Shield:</w:t>
+      </w:r>
+      <w:proofErr w:type="gramEnd"/>
+      <w:r>
+        <w:t xml:space="preserve"> </w:t>
+      </w:r>
+      <w:r>
+        <w:tab/>
+        <w:t>Fists +4.0 DEF</w:t>
+      </w:r>
+    </w:p>
+    <w:p>
+      <w:pPr>
+        <w:pStyle w:val="Pseoudocode"/>
+      </w:pPr>
+      <w:proofErr w:type="gramStart"/>
+      <w:r>
+        <w:t>Name:</w:t>
+      </w:r>
+      <w:proofErr w:type="gramEnd"/>
+      <w:r>
+        <w:tab/>
+        <w:t>Fists</w:t>
+      </w:r>
+    </w:p>
+    <w:p>
+      <w:pPr>
+        <w:pStyle w:val="Pseoudocode"/>
+      </w:pPr>
+      <w:proofErr w:type="gramStart"/>
+      <w:r>
+        <w:t>Weight:</w:t>
+      </w:r>
+      <w:proofErr w:type="gramEnd"/>
+      <w:r>
+        <w:tab/>
+        <w:t>0.0</w:t>
+      </w:r>
+    </w:p>
+    <w:p>
+      <w:pPr>
+        <w:pStyle w:val="Pseoudocode"/>
+      </w:pPr>
+      <w:proofErr w:type="gramStart"/>
+      <w:r>
+        <w:t>Value:</w:t>
+      </w:r>
+      <w:proofErr w:type="gramEnd"/>
+      <w:r>
+        <w:tab/>
+        <w:t>0.0</w:t>
+      </w:r>
+    </w:p>
+    <w:p>
+      <w:pPr>
+        <w:pStyle w:val="Pseoudocode"/>
+      </w:pPr>
+      <w:proofErr w:type="gramStart"/>
+      <w:r>
+        <w:t>Rarity:</w:t>
+      </w:r>
+      <w:proofErr w:type="gramEnd"/>
+      <w:r>
+        <w:tab/>
+        <w:t>LOW</w:t>
+      </w:r>
+    </w:p>
+    <w:p>
+      <w:pPr>
+        <w:pStyle w:val="Pseoudocode"/>
+      </w:pPr>
+      <w:proofErr w:type="gramStart"/>
+      <w:r>
+        <w:t>Defense:</w:t>
+      </w:r>
+      <w:proofErr w:type="gramEnd"/>
+      <w:r>
+        <w:tab/>
+        <w:t>4.0</w:t>
+      </w:r>
+    </w:p>
+    <w:p>
+      <w:pPr>
+        <w:pStyle w:val="Pseoudocode"/>
+      </w:pPr>
+    </w:p>
+    <w:p>
+      <w:pPr>
+        <w:pStyle w:val="Pseoudocode"/>
+      </w:pPr>
+      <w:r>
+        <w:t xml:space="preserve">Are you satisfied with your </w:t>
+      </w:r>
+      <w:proofErr w:type="gramStart"/>
+      <w:r>
+        <w:t>creation?</w:t>
+      </w:r>
+      <w:proofErr w:type="gramEnd"/>
+      <w:r>
+        <w:t xml:space="preserve"> (</w:t>
+      </w:r>
+      <w:proofErr w:type="gramStart"/>
+      <w:r>
+        <w:t>y</w:t>
+      </w:r>
+      <w:proofErr w:type="gramEnd"/>
+      <w:r>
+        <w:t>/n</w:t>
+      </w:r>
+      <w:proofErr w:type="gramStart"/>
+      <w:r>
+        <w:t>):</w:t>
+      </w:r>
+      <w:proofErr w:type="gramEnd"/>
+    </w:p>
+    <w:p>
+      <w:pPr>
+        <w:pStyle w:val="Caption"/>
+      </w:pPr>
+      <w:r>
+        <w:t xml:space="preserve">Figure </w:t>
+      </w:r>
+      <w:r>
+        <w:fldChar w:fldCharType="begin"/>
+      </w:r>
+      <w:r>
+        <w:instrText xml:space="preserve"> SEQ Figure \* ARABIC </w:instrText>
+      </w:r>
+      <w:r>
+        <w:fldChar w:fldCharType="separate"/>
+      </w:r>
+      <w:r>
+        <w:rPr>
+          <w:noProof/>
+        </w:rPr>
+        <w:t>3</w:t>
+      </w:r>
+      <w:r>
+        <w:fldChar w:fldCharType="end"/>
+      </w:r>
+      <w:r>
+        <w:t>: Character creation satisfaction prompt</w:t>
+      </w:r>
+    </w:p>
+    <w:p>
+      <w:pPr>
+        <w:pStyle w:val="Heading3"/>
+      </w:pPr>
+      <w:bookmarkStart w:id="3" w:name="_Toc214798863"/>
+      <w:r>
+        <w:t xml:space="preserve">Difficulty </w:t>
+      </w:r>
+      <w:r>
+        <w:t>S</w:t>
+      </w:r>
+      <w:r>
+        <w:t>election</w:t>
+      </w:r>
+      <w:bookmarkEnd w:id="3"/>
+    </w:p>
+    <w:p>
+      <w:r>
+        <w:rPr>
+          <w:rStyle w:val="excidiumChar"/>
+        </w:rPr>
+        <w:t>excidium</w:t>
+      </w:r>
+      <w:r>
+        <w:t xml:space="preserve"> has three difficulties</w:t>
+      </w:r>
+      <w:r>
+        <w:t>:</w:t>
+      </w:r>
+      <w:r>
+        <w:t xml:space="preserve"> </w:t>
+      </w:r>
+      <w:r>
+        <w:t>easy, medium and hard.</w:t>
+      </w:r>
+      <w:r>
+        <w:t xml:space="preserve"> These determine how fast more difficult battles appear. </w:t>
+      </w:r>
+      <w:r>
+        <w:t xml:space="preserve">I don’t recommend </w:t>
+      </w:r>
+      <w:r>
+        <w:t>playing</w:t>
+      </w:r>
+      <w:r>
+        <w:t xml:space="preserve"> </w:t>
+      </w:r>
+      <w:r>
+        <w:t>with</w:t>
+      </w:r>
+      <w:r>
+        <w:t xml:space="preserve"> </w:t>
+      </w:r>
+      <w:r>
+        <w:t>hard</w:t>
+      </w:r>
+      <w:r>
+        <w:t xml:space="preserve"> difficulty</w:t>
+      </w:r>
+      <w:r>
+        <w:t>.</w:t>
+      </w:r>
+      <w:r>
+        <w:t xml:space="preserve"> </w:t>
+      </w:r>
+    </w:p>
+    <w:p>
+      <w:pPr>
+        <w:pStyle w:val="Pseoudocode"/>
+      </w:pPr>
+      <w:r>
+        <w:t>=== Difficulty Selection ===</w:t>
+      </w:r>
+    </w:p>
+    <w:p>
+      <w:pPr>
+        <w:pStyle w:val="Pseoudocode"/>
+      </w:pPr>
+    </w:p>
+    <w:p>
+      <w:pPr>
+        <w:pStyle w:val="Pseoudocode"/>
+      </w:pPr>
+    </w:p>
+    <w:p>
+      <w:pPr>
+        <w:pStyle w:val="Pseoudocode"/>
+      </w:pPr>
+      <w:proofErr w:type="gramStart"/>
+      <w:r>
+        <w:t>Difficulty:</w:t>
+      </w:r>
+      <w:proofErr w:type="gramEnd"/>
+    </w:p>
+    <w:p>
+      <w:pPr>
+        <w:pStyle w:val="Pseoudocode"/>
+      </w:pPr>
+      <w:r>
+        <w:t xml:space="preserve">1. </w:t>
+      </w:r>
+      <w:proofErr w:type="gramStart"/>
+      <w:r>
+        <w:t>EASY:</w:t>
+      </w:r>
+      <w:proofErr w:type="gramEnd"/>
+      <w:r>
+        <w:t xml:space="preserve"> Smell the flowers.</w:t>
+      </w:r>
+    </w:p>
+    <w:p>
+      <w:pPr>
+        <w:pStyle w:val="Pseoudocode"/>
+      </w:pPr>
+      <w:r>
+        <w:t xml:space="preserve">2. </w:t>
+      </w:r>
+      <w:proofErr w:type="gramStart"/>
+      <w:r>
+        <w:t>MEDIUM:</w:t>
+      </w:r>
+      <w:proofErr w:type="gramEnd"/>
+      <w:r>
+        <w:t xml:space="preserve"> Hold your ground.</w:t>
+      </w:r>
+    </w:p>
+    <w:p>
+      <w:pPr>
+        <w:pStyle w:val="Pseoudocode"/>
+      </w:pPr>
+      <w:r>
+        <w:t xml:space="preserve">3. </w:t>
+      </w:r>
+      <w:proofErr w:type="gramStart"/>
+      <w:r>
+        <w:t>HARD:</w:t>
+      </w:r>
+      <w:proofErr w:type="gramEnd"/>
+      <w:r>
+        <w:t xml:space="preserve"> This will make your life hell.</w:t>
+      </w:r>
+    </w:p>
+    <w:p>
+      <w:pPr>
+        <w:pStyle w:val="Pseoudocode"/>
+      </w:pPr>
+      <w:r>
+        <w:t xml:space="preserve">Choose a stat to </w:t>
+      </w:r>
+      <w:proofErr w:type="gramStart"/>
+      <w:r>
+        <w:t>increase:</w:t>
+      </w:r>
+      <w:proofErr w:type="gramEnd"/>
+      <w:r>
+        <w:t xml:space="preserve"> (1=EASY, 2=MEDIUM, 3=HARD)</w:t>
+      </w:r>
+    </w:p>
+    <w:p>
+      <w:pPr>
+        <w:pStyle w:val="Pseoudocode"/>
+      </w:pPr>
+      <w:r>
+        <w:t>&gt;</w:t>
+      </w:r>
+    </w:p>
+    <w:p>
+      <w:pPr>
+        <w:pStyle w:val="Caption"/>
+      </w:pPr>
+      <w:r>
+        <w:t xml:space="preserve">Figure </w:t>
+      </w:r>
+      <w:r>
+        <w:fldChar w:fldCharType="begin"/>
+      </w:r>
+      <w:r>
+        <w:instrText xml:space="preserve"> SEQ Figure \* ARABIC </w:instrText>
+      </w:r>
+      <w:r>
+        <w:fldChar w:fldCharType="separate"/>
+      </w:r>
+      <w:r>
+        <w:rPr>
+          <w:noProof/>
+        </w:rPr>
+        <w:t>4</w:t>
+      </w:r>
+      <w:r>
+        <w:fldChar w:fldCharType="end"/>
+      </w:r>
+      <w:r>
+        <w:t>: Difficulty Selection</w:t>
+      </w:r>
+    </w:p>
     <w:p/>
+    <w:p>
+      <w:pPr>
+        <w:pStyle w:val="Heading3"/>
+      </w:pPr>
+      <w:bookmarkStart w:id="4" w:name="_Toc214798864"/>
+      <w:r>
+        <w:lastRenderedPageBreak/>
+        <w:t>Playing excidium</w:t>
+      </w:r>
+      <w:bookmarkEnd w:id="4"/>
+    </w:p>
+    <w:p>
+      <w:r>
+        <w:t xml:space="preserve">After having created a character and selected a difficulty, you can select the start option. </w:t>
+      </w:r>
+      <w:r>
+        <w:t>A battle will start.</w:t>
+      </w:r>
+    </w:p>
+    <w:p>
+      <w:pPr>
+        <w:pStyle w:val="Heading2"/>
+      </w:pPr>
+      <w:bookmarkStart w:id="5" w:name="_Toc214798865"/>
+      <w:r>
+        <w:t>Battles</w:t>
+      </w:r>
+      <w:bookmarkEnd w:id="5"/>
+    </w:p>
+    <w:p>
+      <w:pPr>
+        <w:pStyle w:val="Pseoudocode"/>
+      </w:pPr>
+      <w:r>
+        <w:t xml:space="preserve">  ____        _   _   _         _____ _             _   </w:t>
+      </w:r>
+    </w:p>
+    <w:p>
+      <w:pPr>
+        <w:pStyle w:val="Pseoudocode"/>
+      </w:pPr>
+      <w:r>
+        <w:t xml:space="preserve"> |  _ \      | | | | | |       / ____| |           | |  </w:t>
+      </w:r>
+    </w:p>
+    <w:p>
+      <w:pPr>
+        <w:pStyle w:val="Pseoudocode"/>
+      </w:pPr>
+      <w:r>
+        <w:t xml:space="preserve"> | |_) | __ _| |_| |_| | ___  | (___ | |_ __ _ _ __| |_ </w:t>
+      </w:r>
+    </w:p>
+    <w:p>
+      <w:pPr>
+        <w:pStyle w:val="Pseoudocode"/>
+      </w:pPr>
+      <w:r>
+        <w:t xml:space="preserve"> |  _ &lt; / _` | __| __| |/ _ \  \___ \| __/ _` | '__| __|</w:t>
+      </w:r>
+    </w:p>
+    <w:p>
+      <w:pPr>
+        <w:pStyle w:val="Pseoudocode"/>
+      </w:pPr>
+      <w:r>
+        <w:t xml:space="preserve"> | |_) | (_| | |_| |_| |  __/  ____) | || (_| | |  | |_ </w:t>
+      </w:r>
+    </w:p>
+    <w:p>
+      <w:pPr>
+        <w:pStyle w:val="Pseoudocode"/>
+      </w:pPr>
+      <w:r>
+        <w:t xml:space="preserve"> |____/ \_</w:t>
+      </w:r>
+      <w:proofErr w:type="gramStart"/>
+      <w:r>
+        <w:t>_,_</w:t>
+      </w:r>
+      <w:proofErr w:type="gramEnd"/>
+      <w:r>
+        <w:t xml:space="preserve">|\__|\__|_|\___| |_____/ </w:t>
+      </w:r>
+      <w:proofErr w:type="gramStart"/>
+      <w:r>
+        <w:t>\__\__,_</w:t>
+      </w:r>
+      <w:proofErr w:type="gramEnd"/>
+      <w:r>
+        <w:t>|_|   \__|</w:t>
+      </w:r>
+    </w:p>
+    <w:p>
+      <w:pPr>
+        <w:pStyle w:val="Pseoudocode"/>
+      </w:pPr>
+      <w:r>
+        <w:t xml:space="preserve">                                                        </w:t>
+      </w:r>
+    </w:p>
+    <w:p>
+      <w:pPr>
+        <w:pStyle w:val="Pseoudocode"/>
+      </w:pPr>
+      <w:r>
+        <w:t xml:space="preserve">                                                        </w:t>
+      </w:r>
+    </w:p>
+    <w:p>
+      <w:pPr>
+        <w:pStyle w:val="Pseoudocode"/>
+      </w:pPr>
+      <w:r>
+        <w:t xml:space="preserve">Battle 1 </w:t>
+      </w:r>
+      <w:proofErr w:type="gramStart"/>
+      <w:r>
+        <w:t>begins!</w:t>
+      </w:r>
+      <w:proofErr w:type="gramEnd"/>
+    </w:p>
+    <w:p>
+      <w:pPr>
+        <w:pStyle w:val="Pseoudocode"/>
+      </w:pPr>
+      <w:r>
+        <w:t xml:space="preserve">Danger </w:t>
+      </w:r>
+      <w:proofErr w:type="gramStart"/>
+      <w:r>
+        <w:t>Level:</w:t>
+      </w:r>
+      <w:proofErr w:type="gramEnd"/>
+      <w:r>
+        <w:t xml:space="preserve"> HARMLESS</w:t>
+      </w:r>
+    </w:p>
+    <w:p>
+      <w:pPr>
+        <w:pStyle w:val="Pseoudocode"/>
+      </w:pPr>
+    </w:p>
+    <w:p>
+      <w:pPr>
+        <w:pStyle w:val="Pseoudocode"/>
+      </w:pPr>
+      <w:r>
+        <w:t>=== Turn 1 ===</w:t>
+      </w:r>
+    </w:p>
+    <w:p>
+      <w:pPr>
+        <w:pStyle w:val="Pseoudocode"/>
+      </w:pPr>
+    </w:p>
+    <w:p>
+      <w:pPr>
+        <w:pStyle w:val="Pseoudocode"/>
+      </w:pPr>
+      <w:r>
+        <w:t xml:space="preserve">----------------------------------------   </w:t>
+      </w:r>
+    </w:p>
+    <w:p>
+      <w:pPr>
+        <w:pStyle w:val="Pseoudocode"/>
+      </w:pPr>
+      <w:r>
+        <w:t xml:space="preserve">| Abyssal Marauder                     |   </w:t>
+      </w:r>
+    </w:p>
+    <w:p>
+      <w:pPr>
+        <w:pStyle w:val="Pseoudocode"/>
+      </w:pPr>
+      <w:r>
+        <w:t xml:space="preserve">| </w:t>
+      </w:r>
+      <w:proofErr w:type="gramStart"/>
+      <w:r>
+        <w:t>Health:</w:t>
+      </w:r>
+      <w:proofErr w:type="gramEnd"/>
+      <w:r>
+        <w:t xml:space="preserve"> 35 / 35                      |   </w:t>
+      </w:r>
+    </w:p>
+    <w:p>
+      <w:pPr>
+        <w:pStyle w:val="Pseoudocode"/>
+      </w:pPr>
+      <w:r>
+        <w:t xml:space="preserve">| ==================================== |   </w:t>
+      </w:r>
+    </w:p>
+    <w:p>
+      <w:pPr>
+        <w:pStyle w:val="Pseoudocode"/>
+      </w:pPr>
+      <w:r>
+        <w:t xml:space="preserve">| D2, I1, S1                           |   </w:t>
+      </w:r>
+    </w:p>
+    <w:p>
+      <w:pPr>
+        <w:pStyle w:val="Pseoudocode"/>
+      </w:pPr>
+      <w:r>
+        <w:t xml:space="preserve">| </w:t>
+      </w:r>
+      <w:proofErr w:type="gramStart"/>
+      <w:r>
+        <w:t>Attack:</w:t>
+      </w:r>
+      <w:proofErr w:type="gramEnd"/>
+      <w:r>
+        <w:t xml:space="preserve"> 14, </w:t>
+      </w:r>
+      <w:proofErr w:type="gramStart"/>
+      <w:r>
+        <w:t>Defense:</w:t>
+      </w:r>
+      <w:proofErr w:type="gramEnd"/>
+      <w:r>
+        <w:t xml:space="preserve"> 20              |   </w:t>
+      </w:r>
+    </w:p>
+    <w:p>
+      <w:pPr>
+        <w:pStyle w:val="Pseoudocode"/>
+      </w:pPr>
+      <w:r>
+        <w:t>| (</w:t>
+      </w:r>
+      <w:proofErr w:type="gramStart"/>
+      <w:r>
+        <w:t xml:space="preserve">ALIVE)   </w:t>
+      </w:r>
+      <w:proofErr w:type="gramEnd"/>
+      <w:r>
+        <w:t xml:space="preserve">                           |   </w:t>
+      </w:r>
+    </w:p>
+    <w:p>
+      <w:pPr>
+        <w:pStyle w:val="Pseoudocode"/>
+      </w:pPr>
+      <w:r>
+        <w:t xml:space="preserve">----------------------------------------   </w:t>
+      </w:r>
+    </w:p>
+    <w:p>
+      <w:pPr>
+        <w:pStyle w:val="Pseoudocode"/>
+      </w:pPr>
+      <w:r>
+        <w:t>----------------------------------------</w:t>
+      </w:r>
+    </w:p>
+    <w:p>
+      <w:pPr>
+        <w:pStyle w:val="Pseoudocode"/>
+      </w:pPr>
+      <w:r>
+        <w:t xml:space="preserve">| </w:t>
+      </w:r>
+      <w:proofErr w:type="spellStart"/>
+      <w:r>
+        <w:t>Starjumper</w:t>
+      </w:r>
+      <w:proofErr w:type="spellEnd"/>
+      <w:r>
+        <w:t xml:space="preserve">                           |</w:t>
+      </w:r>
+    </w:p>
+    <w:p>
+      <w:pPr>
+        <w:pStyle w:val="Pseoudocode"/>
+      </w:pPr>
+      <w:r>
+        <w:t xml:space="preserve">| </w:t>
+      </w:r>
+      <w:proofErr w:type="gramStart"/>
+      <w:r>
+        <w:t>Health:</w:t>
+      </w:r>
+      <w:proofErr w:type="gramEnd"/>
+      <w:r>
+        <w:t xml:space="preserve"> 182 / 182                    |</w:t>
+      </w:r>
+    </w:p>
+    <w:p>
+      <w:pPr>
+        <w:pStyle w:val="Pseoudocode"/>
+      </w:pPr>
+      <w:r>
+        <w:t>| ==================================== |</w:t>
+      </w:r>
+    </w:p>
+    <w:p>
+      <w:pPr>
+        <w:pStyle w:val="Pseoudocode"/>
+      </w:pPr>
+      <w:r>
+        <w:t>| Level 1 - D2, I1, S5                 |</w:t>
+      </w:r>
+    </w:p>
+    <w:p>
+      <w:pPr>
+        <w:pStyle w:val="Pseoudocode"/>
+      </w:pPr>
+      <w:r>
+        <w:t xml:space="preserve">| </w:t>
+      </w:r>
+      <w:proofErr w:type="gramStart"/>
+      <w:r>
+        <w:t>Attack:</w:t>
+      </w:r>
+      <w:proofErr w:type="gramEnd"/>
+      <w:r>
+        <w:t xml:space="preserve"> 18, </w:t>
+      </w:r>
+      <w:proofErr w:type="gramStart"/>
+      <w:r>
+        <w:t>Defense:</w:t>
+      </w:r>
+      <w:proofErr w:type="gramEnd"/>
+      <w:r>
+        <w:t xml:space="preserve"> 18              |</w:t>
+      </w:r>
+    </w:p>
+    <w:p>
+      <w:pPr>
+        <w:pStyle w:val="Pseoudocode"/>
+      </w:pPr>
+      <w:r>
+        <w:t xml:space="preserve">| </w:t>
+      </w:r>
+      <w:proofErr w:type="spellStart"/>
+      <w:proofErr w:type="gramStart"/>
+      <w:r>
+        <w:t>Armour</w:t>
+      </w:r>
+      <w:proofErr w:type="spellEnd"/>
+      <w:r>
+        <w:t>:</w:t>
+      </w:r>
+      <w:proofErr w:type="gramEnd"/>
+      <w:r>
+        <w:t xml:space="preserve"> PRISTINE                     |</w:t>
+      </w:r>
+    </w:p>
+    <w:p>
+      <w:pPr>
+        <w:pStyle w:val="Pseoudocode"/>
+      </w:pPr>
+      <w:r>
+        <w:t>| (</w:t>
+      </w:r>
+      <w:proofErr w:type="gramStart"/>
+      <w:r>
+        <w:t xml:space="preserve">ALIVE)   </w:t>
+      </w:r>
+      <w:proofErr w:type="gramEnd"/>
+      <w:r>
+        <w:t xml:space="preserve">                           |</w:t>
+      </w:r>
+    </w:p>
+    <w:p>
+      <w:pPr>
+        <w:pStyle w:val="Pseoudocode"/>
+      </w:pPr>
+      <w:r>
+        <w:t>----------------------------------------</w:t>
+      </w:r>
+    </w:p>
+    <w:p>
+      <w:pPr>
+        <w:pStyle w:val="Caption"/>
+      </w:pPr>
+      <w:r>
+        <w:t xml:space="preserve">Figure </w:t>
+      </w:r>
+      <w:r>
+        <w:fldChar w:fldCharType="begin"/>
+      </w:r>
+      <w:r>
+        <w:instrText xml:space="preserve"> SEQ Figure \* ARABIC </w:instrText>
+      </w:r>
+      <w:r>
+        <w:fldChar w:fldCharType="separate"/>
+      </w:r>
+      <w:r>
+        <w:rPr>
+          <w:noProof/>
+        </w:rPr>
+        <w:t>5</w:t>
+      </w:r>
+      <w:r>
+        <w:fldChar w:fldCharType="end"/>
+      </w:r>
+      <w:r>
+        <w:t>: Battle Start</w:t>
+      </w:r>
+    </w:p>
+    <w:p>
+      <w:r>
+        <w:t>Battles range from HARMLESS; MOSTLY HARMLESS, DANGEROUS, EXTREME and DEATH.</w:t>
+      </w:r>
+      <w:r>
+        <w:t xml:space="preserve"> </w:t>
+      </w:r>
+      <w:r>
+        <w:t xml:space="preserve">Each of these difficulties have varied enemy encounters and different loot pools. </w:t>
+      </w:r>
+    </w:p>
+    <w:p>
+      <w:pPr>
+        <w:pStyle w:val="Heading3"/>
+      </w:pPr>
+      <w:bookmarkStart w:id="6" w:name="_Toc214798866"/>
+      <w:r>
+        <w:lastRenderedPageBreak/>
+        <w:t>Turns</w:t>
+      </w:r>
+      <w:bookmarkEnd w:id="6"/>
+    </w:p>
+    <w:p>
+      <w:r>
+        <w:t xml:space="preserve">A turn is separated into multiple passes. </w:t>
+      </w:r>
+      <w:r>
+        <w:t xml:space="preserve">Turn order is determined by each </w:t>
+      </w:r>
+      <w:r>
+        <w:t>character’s</w:t>
+      </w:r>
+      <w:r>
+        <w:t xml:space="preserve"> dexterity stat. The higher the dexterity, the sooner a character has </w:t>
+      </w:r>
+      <w:r>
+        <w:t>its</w:t>
+      </w:r>
+      <w:r>
+        <w:t xml:space="preserve"> </w:t>
+      </w:r>
+      <w:r>
+        <w:t>turn.</w:t>
+      </w:r>
+    </w:p>
+    <w:p>
+      <w:r>
+        <w:t>The first pass is the thinking pass.</w:t>
+      </w:r>
+      <w:r>
+        <w:t xml:space="preserve"> During the thinki</w:t>
+      </w:r>
+      <w:r>
+        <w:t xml:space="preserve">ng pass, each character can determine their next action. </w:t>
+      </w:r>
+      <w:r>
+        <w:t xml:space="preserve">Enemies can ATTACK, DEFEND and HEAL. </w:t>
+      </w:r>
+      <w:r>
+        <w:t xml:space="preserve">The player </w:t>
+      </w:r>
+      <w:r>
+        <w:t>can</w:t>
+      </w:r>
+      <w:r>
+        <w:t xml:space="preserve"> </w:t>
+      </w:r>
+      <w:r>
+        <w:t xml:space="preserve">additionally </w:t>
+      </w:r>
+      <w:r>
+        <w:t>USE ITEMs or USE SPECIAL.</w:t>
+      </w:r>
+      <w:r>
+        <w:t xml:space="preserve"> </w:t>
+      </w:r>
+    </w:p>
+    <w:p>
+      <w:pPr>
+        <w:pStyle w:val="Pseoudocode"/>
+      </w:pPr>
+      <w:r>
+        <w:t xml:space="preserve">Abyssal </w:t>
+      </w:r>
+      <w:r>
+        <w:t>Marauder</w:t>
+      </w:r>
+      <w:r>
+        <w:t xml:space="preserve"> is thinking...</w:t>
+      </w:r>
+    </w:p>
+    <w:p>
+      <w:pPr>
+        <w:pStyle w:val="Pseoudocode"/>
+      </w:pPr>
+    </w:p>
+    <w:p>
+      <w:pPr>
+        <w:pStyle w:val="Pseoudocode"/>
+      </w:pPr>
+      <w:r>
+        <w:t xml:space="preserve">=== Your </w:t>
+      </w:r>
+      <w:proofErr w:type="gramStart"/>
+      <w:r>
+        <w:t>Turn!</w:t>
+      </w:r>
+      <w:proofErr w:type="gramEnd"/>
+      <w:r>
+        <w:t xml:space="preserve"> ===</w:t>
+      </w:r>
+    </w:p>
+    <w:p>
+      <w:pPr>
+        <w:pStyle w:val="Pseoudocode"/>
+      </w:pPr>
+    </w:p>
+    <w:p>
+      <w:pPr>
+        <w:pStyle w:val="Pseoudocode"/>
+      </w:pPr>
+    </w:p>
+    <w:p>
+      <w:pPr>
+        <w:pStyle w:val="Pseoudocode"/>
+      </w:pPr>
+      <w:r>
+        <w:t>== Select an Enemy to Target ==</w:t>
+      </w:r>
+    </w:p>
+    <w:p>
+      <w:pPr>
+        <w:pStyle w:val="Pseoudocode"/>
+      </w:pPr>
+    </w:p>
+    <w:p>
+      <w:pPr>
+        <w:pStyle w:val="Pseoudocode"/>
+      </w:pPr>
+      <w:r>
+        <w:t>1. Abyssal Marauder</w:t>
+      </w:r>
+    </w:p>
+    <w:p>
+      <w:pPr>
+        <w:pStyle w:val="Pseoudocode"/>
+      </w:pPr>
+      <w:r>
+        <w:t>Select an enemy by entering the corresponding number.</w:t>
+      </w:r>
+    </w:p>
+    <w:p>
+      <w:pPr>
+        <w:pStyle w:val="Pseoudocode"/>
+      </w:pPr>
+      <w:r>
+        <w:t>&gt; 1</w:t>
+      </w:r>
+    </w:p>
+    <w:p>
+      <w:pPr>
+        <w:pStyle w:val="Pseoudocode"/>
+      </w:pPr>
+    </w:p>
+    <w:p>
+      <w:pPr>
+        <w:pStyle w:val="Pseoudocode"/>
+      </w:pPr>
+      <w:r>
+        <w:t>== Battle Options ==</w:t>
+      </w:r>
+    </w:p>
+    <w:p>
+      <w:pPr>
+        <w:pStyle w:val="Pseoudocode"/>
+      </w:pPr>
+    </w:p>
+    <w:p>
+      <w:pPr>
+        <w:pStyle w:val="Pseoudocode"/>
+      </w:pPr>
+      <w:r>
+        <w:t xml:space="preserve">Current </w:t>
+      </w:r>
+      <w:proofErr w:type="gramStart"/>
+      <w:r>
+        <w:t>PP:</w:t>
+      </w:r>
+      <w:proofErr w:type="gramEnd"/>
+      <w:r>
+        <w:t xml:space="preserve"> 0/100</w:t>
+      </w:r>
+    </w:p>
+    <w:p>
+      <w:pPr>
+        <w:pStyle w:val="Pseoudocode"/>
+      </w:pPr>
+      <w:r>
+        <w:t>1. Attack</w:t>
+      </w:r>
+    </w:p>
+    <w:p>
+      <w:pPr>
+        <w:pStyle w:val="Pseoudocode"/>
+      </w:pPr>
+      <w:r>
+        <w:t>2. Desperate Flurry (5 PP)</w:t>
+      </w:r>
+    </w:p>
+    <w:p>
+      <w:pPr>
+        <w:pStyle w:val="Pseoudocode"/>
+      </w:pPr>
+      <w:r>
+        <w:t>3. Defend</w:t>
+      </w:r>
+    </w:p>
+    <w:p>
+      <w:pPr>
+        <w:pStyle w:val="Pseoudocode"/>
+      </w:pPr>
+      <w:r>
+        <w:t>4. Use Item</w:t>
+      </w:r>
+    </w:p>
+    <w:p>
+      <w:pPr>
+        <w:pStyle w:val="Pseoudocode"/>
+      </w:pPr>
+      <w:r>
+        <w:t>Select an action by entering the corresponding number.</w:t>
+      </w:r>
+    </w:p>
+    <w:p>
+      <w:pPr>
+        <w:pStyle w:val="Pseoudocode"/>
+      </w:pPr>
+      <w:r>
+        <w:t>&gt;</w:t>
+      </w:r>
+    </w:p>
+    <w:p>
+      <w:pPr>
+        <w:pStyle w:val="Caption"/>
+      </w:pPr>
+      <w:r>
+        <w:t xml:space="preserve">Figure </w:t>
+      </w:r>
+      <w:r>
+        <w:fldChar w:fldCharType="begin"/>
+      </w:r>
+      <w:r>
+        <w:instrText xml:space="preserve"> SEQ Figure \* ARABIC </w:instrText>
+      </w:r>
+      <w:r>
+        <w:fldChar w:fldCharType="separate"/>
+      </w:r>
+      <w:r>
+        <w:rPr>
+          <w:noProof/>
+        </w:rPr>
+        <w:t>6</w:t>
+      </w:r>
+      <w:r>
+        <w:fldChar w:fldCharType="end"/>
+      </w:r>
+      <w:r>
+        <w:t>: Thinking pass</w:t>
+      </w:r>
+    </w:p>
+    <w:p>
+      <w:r>
+        <w:t>An enemy thinking is displayed as “Enemy is thinking…”</w:t>
+      </w:r>
+      <w:r>
+        <w:t>.</w:t>
+      </w:r>
+      <w:r>
+        <w:t xml:space="preserve"> Once it’s the </w:t>
+      </w:r>
+      <w:r>
+        <w:t>players’</w:t>
+      </w:r>
+      <w:r>
+        <w:t xml:space="preserve"> turn to think, they get a battle options menu. </w:t>
+      </w:r>
+      <w:r>
+        <w:t xml:space="preserve">What PP is and what PP attacks are will </w:t>
+      </w:r>
+      <w:r>
+        <w:t>be</w:t>
+      </w:r>
+      <w:r>
+        <w:t xml:space="preserve"> explained later. Let’s just </w:t>
+      </w:r>
+      <w:r>
+        <w:t>defend against</w:t>
+      </w:r>
+      <w:r>
+        <w:t xml:space="preserve"> </w:t>
+      </w:r>
+      <w:r>
+        <w:t xml:space="preserve">the </w:t>
+      </w:r>
+      <w:r>
+        <w:t>Abyssal Marauder</w:t>
+      </w:r>
+      <w:r>
+        <w:t xml:space="preserve"> for now</w:t>
+      </w:r>
+      <w:r>
+        <w:t>.</w:t>
+      </w:r>
+    </w:p>
+    <w:p>
+      <w:pPr>
+        <w:pStyle w:val="Pseoudocode"/>
+      </w:pPr>
+      <w:r>
+        <w:t xml:space="preserve">&gt; </w:t>
+      </w:r>
+      <w:r>
+        <w:rPr>
+          <w:rStyle w:val="PseudocodeInputChar"/>
+        </w:rPr>
+        <w:t>3</w:t>
+      </w:r>
+    </w:p>
+    <w:p>
+      <w:pPr>
+        <w:pStyle w:val="Pseoudocode"/>
+      </w:pPr>
+      <w:r>
+        <w:t xml:space="preserve">You chose to </w:t>
+      </w:r>
+      <w:proofErr w:type="gramStart"/>
+      <w:r>
+        <w:t>Defend!</w:t>
+      </w:r>
+      <w:proofErr w:type="gramEnd"/>
+    </w:p>
+    <w:p>
+      <w:pPr>
+        <w:pStyle w:val="Pseoudocode"/>
+      </w:pPr>
+    </w:p>
+    <w:p>
+      <w:pPr>
+        <w:pStyle w:val="Pseoudocode"/>
+      </w:pPr>
+      <w:proofErr w:type="spellStart"/>
+      <w:r>
+        <w:t>Starjumper</w:t>
+      </w:r>
+      <w:proofErr w:type="spellEnd"/>
+      <w:r>
+        <w:t xml:space="preserve"> is defending for 4.0 </w:t>
+      </w:r>
+      <w:proofErr w:type="gramStart"/>
+      <w:r>
+        <w:t>extra</w:t>
+      </w:r>
+      <w:proofErr w:type="gramEnd"/>
+      <w:r>
+        <w:t xml:space="preserve"> </w:t>
+      </w:r>
+      <w:proofErr w:type="gramStart"/>
+      <w:r>
+        <w:t>defense!</w:t>
+      </w:r>
+      <w:proofErr w:type="gramEnd"/>
+    </w:p>
+    <w:p>
+      <w:pPr>
+        <w:pStyle w:val="Pseoudocode"/>
+      </w:pPr>
+      <w:proofErr w:type="spellStart"/>
+      <w:r>
+        <w:t>Starjumper</w:t>
+      </w:r>
+      <w:proofErr w:type="spellEnd"/>
+      <w:r>
+        <w:t xml:space="preserve"> gained 10 </w:t>
+      </w:r>
+      <w:proofErr w:type="gramStart"/>
+      <w:r>
+        <w:t>PP!</w:t>
+      </w:r>
+      <w:proofErr w:type="gramEnd"/>
+      <w:r>
+        <w:t xml:space="preserve"> (Current </w:t>
+      </w:r>
+      <w:proofErr w:type="gramStart"/>
+      <w:r>
+        <w:t>PP:</w:t>
+      </w:r>
+      <w:proofErr w:type="gramEnd"/>
+      <w:r>
+        <w:t xml:space="preserve"> 20)</w:t>
+      </w:r>
+    </w:p>
+    <w:p>
+      <w:pPr>
+        <w:pStyle w:val="Pseoudocode"/>
+      </w:pPr>
+      <w:r>
+        <w:t xml:space="preserve">Abyssal Marauder attacks </w:t>
+      </w:r>
+      <w:proofErr w:type="spellStart"/>
+      <w:r>
+        <w:t>Starjumper</w:t>
+      </w:r>
+      <w:proofErr w:type="spellEnd"/>
+      <w:r>
+        <w:t xml:space="preserve"> for 14 </w:t>
+      </w:r>
+      <w:proofErr w:type="gramStart"/>
+      <w:r>
+        <w:t>damage!</w:t>
+      </w:r>
+      <w:proofErr w:type="gramEnd"/>
+    </w:p>
+    <w:p>
+      <w:pPr>
+        <w:pStyle w:val="Pseoudocode"/>
+      </w:pPr>
+      <w:proofErr w:type="spellStart"/>
+      <w:r>
+        <w:lastRenderedPageBreak/>
+        <w:t>Starjumper</w:t>
+      </w:r>
+      <w:proofErr w:type="spellEnd"/>
+      <w:r>
+        <w:t xml:space="preserve"> takes 0 </w:t>
+      </w:r>
+      <w:proofErr w:type="gramStart"/>
+      <w:r>
+        <w:t>damage!</w:t>
+      </w:r>
+      <w:proofErr w:type="gramEnd"/>
+    </w:p>
+    <w:p>
+      <w:pPr>
+        <w:pStyle w:val="Pseoudocode"/>
+      </w:pPr>
+      <w:proofErr w:type="spellStart"/>
+      <w:r>
+        <w:t>Starjumper</w:t>
+      </w:r>
+      <w:proofErr w:type="spellEnd"/>
+      <w:r>
+        <w:t xml:space="preserve"> stopped </w:t>
+      </w:r>
+      <w:proofErr w:type="gramStart"/>
+      <w:r>
+        <w:t>defending!</w:t>
+      </w:r>
+      <w:proofErr w:type="gramEnd"/>
+    </w:p>
+    <w:p/>
+    <w:p>
+      <w:pPr>
+        <w:pStyle w:val="Heading1"/>
+      </w:pPr>
+      <w:bookmarkStart w:id="7" w:name="_Toc214798867"/>
+      <w:proofErr w:type="spellStart"/>
+      <w:r>
+        <w:t>GameCharacter</w:t>
+      </w:r>
+      <w:bookmarkEnd w:id="7"/>
+      <w:proofErr w:type="spellEnd"/>
+    </w:p>
+    <w:p>
+      <w:r>
+        <w:t xml:space="preserve">// What </w:t>
+      </w:r>
+      <w:proofErr w:type="gramStart"/>
+      <w:r>
+        <w:t>does</w:t>
+      </w:r>
+      <w:proofErr w:type="gramEnd"/>
+      <w:r>
+        <w:t xml:space="preserve"> game </w:t>
+      </w:r>
+      <w:proofErr w:type="gramStart"/>
+      <w:r>
+        <w:t>character</w:t>
+      </w:r>
+      <w:proofErr w:type="gramEnd"/>
+      <w:r>
+        <w:t xml:space="preserve"> do</w:t>
+      </w:r>
+    </w:p>
+    <w:p>
+      <w:pPr>
+        <w:pStyle w:val="Heading2"/>
+      </w:pPr>
+      <w:bookmarkStart w:id="8" w:name="_Toc214798868"/>
+      <w:r>
+        <w:t>Player</w:t>
+      </w:r>
+      <w:bookmarkEnd w:id="8"/>
+    </w:p>
+    <w:p/>
+    <w:p>
+      <w:pPr>
+        <w:pStyle w:val="Heading2"/>
+      </w:pPr>
+      <w:bookmarkStart w:id="9" w:name="_Toc214798869"/>
+      <w:r>
+        <w:t>Enemy</w:t>
+      </w:r>
+      <w:bookmarkEnd w:id="9"/>
+    </w:p>
+    <w:p/>
+    <w:p>
+      <w:pPr>
+        <w:pStyle w:val="Heading1"/>
+      </w:pPr>
+      <w:bookmarkStart w:id="10" w:name="_Toc214798870"/>
+      <w:proofErr w:type="spellStart"/>
+      <w:proofErr w:type="gramStart"/>
+      <w:r>
+        <w:t>GameManager</w:t>
+      </w:r>
+      <w:bookmarkEnd w:id="10"/>
+      <w:proofErr w:type="spellEnd"/>
+      <w:proofErr w:type="gramEnd"/>
+    </w:p>
+    <w:p>
+      <w:pPr>
+        <w:pStyle w:val="Heading1"/>
+      </w:pPr>
+      <w:bookmarkStart w:id="11" w:name="_Toc214798871"/>
+      <w:r>
+        <w:t>Inventory</w:t>
+      </w:r>
+      <w:bookmarkEnd w:id="11"/>
+    </w:p>
+    <w:p>
+      <w:pPr>
+        <w:pStyle w:val="Heading1"/>
+      </w:pPr>
+      <w:bookmarkStart w:id="12" w:name="_Toc214798872"/>
+      <w:r>
+        <w:t>Items</w:t>
+      </w:r>
+      <w:bookmarkEnd w:id="12"/>
+    </w:p>
+    <w:p>
+      <w:pPr>
+        <w:pStyle w:val="Heading2"/>
+      </w:pPr>
+      <w:bookmarkStart w:id="13" w:name="_Toc214798873"/>
+      <w:r>
+        <w:t>Weapons</w:t>
+      </w:r>
+      <w:bookmarkEnd w:id="13"/>
+    </w:p>
+    <w:p/>
+    <w:p>
+      <w:pPr>
+        <w:pStyle w:val="Heading2"/>
+      </w:pPr>
+      <w:bookmarkStart w:id="14" w:name="_Toc214798874"/>
+      <w:r>
+        <w:t>Shields</w:t>
+      </w:r>
+      <w:bookmarkEnd w:id="14"/>
+    </w:p>
+    <w:p/>
+    <w:p>
+      <w:pPr>
+        <w:pStyle w:val="Heading2"/>
+      </w:pPr>
+      <w:bookmarkStart w:id="15" w:name="_Toc214798875"/>
+      <w:proofErr w:type="spellStart"/>
+      <w:r>
+        <w:t>Armours</w:t>
+      </w:r>
+      <w:bookmarkEnd w:id="15"/>
+      <w:proofErr w:type="spellEnd"/>
+    </w:p>
+    <w:p/>
+    <w:p>
+      <w:pPr>
+        <w:pStyle w:val="Heading2"/>
+      </w:pPr>
+      <w:bookmarkStart w:id="16" w:name="_Toc214798876"/>
+      <w:r>
+        <w:t>Healing Items</w:t>
+      </w:r>
+      <w:bookmarkEnd w:id="16"/>
+    </w:p>
+    <w:p/>
+    <w:p>
+      <w:pPr>
+        <w:pStyle w:val="Heading1"/>
+      </w:pPr>
+      <w:bookmarkStart w:id="17" w:name="_Toc214798877"/>
+      <w:r>
+        <w:lastRenderedPageBreak/>
+        <w:t>Factories</w:t>
+      </w:r>
+      <w:bookmarkEnd w:id="17"/>
+    </w:p>
+    <w:p>
+      <w:pPr>
+        <w:pStyle w:val="Heading1"/>
+      </w:pPr>
+      <w:bookmarkStart w:id="18" w:name="_Toc214798878"/>
+      <w:r>
+        <w:t>User Interface</w:t>
+      </w:r>
+      <w:bookmarkEnd w:id="18"/>
+    </w:p>
+    <w:p>
+      <w:pPr>
+        <w:pStyle w:val="Heading1"/>
+      </w:pPr>
+      <w:bookmarkStart w:id="19" w:name="_Toc214798879"/>
+      <w:r>
+        <w:t>Main Menu</w:t>
+      </w:r>
+      <w:bookmarkEnd w:id="19"/>
+    </w:p>
+    <w:p>
+      <w:pPr>
+        <w:pStyle w:val="Heading1"/>
+      </w:pPr>
+      <w:bookmarkStart w:id="20" w:name="_Toc214798880"/>
+      <w:r>
+        <w:t>Battles</w:t>
+      </w:r>
+      <w:bookmarkEnd w:id="20"/>
+    </w:p>
     <w:sectPr>
       <w:headerReference w:type="default" r:id="rId8"/>
       <w:footerReference w:type="default" r:id="rId9"/>
@@ -1486,7 +5341,6 @@
     <w:next w:val="Normal"/>
     <w:link w:val="Heading3Char"/>
     <w:uiPriority w:val="9"/>
-    <w:semiHidden/>
     <w:unhideWhenUsed/>
     <w:qFormat/>
     <w:rsid w:val="00CB3E76"/>
@@ -1640,7 +5494,6 @@
   <w:style w:type="character" w:default="1" w:styleId="DefaultParagraphFont">
     <w:name w:val="Default Paragraph Font"/>
     <w:uiPriority w:val="1"/>
-    <w:semiHidden/>
     <w:unhideWhenUsed/>
   </w:style>
   <w:style w:type="table" w:default="1" w:styleId="TableNormal">
@@ -1697,7 +5550,6 @@
     <w:basedOn w:val="DefaultParagraphFont"/>
     <w:link w:val="Heading3"/>
     <w:uiPriority w:val="9"/>
-    <w:semiHidden/>
     <w:rsid w:val="00CB3E76"/>
     <w:rPr>
       <w:rFonts w:ascii="Bahnschrift" w:eastAsiaTheme="majorEastAsia" w:hAnsi="Bahnschrift" w:cstheme="majorBidi"/>
@@ -2121,14 +5973,15 @@
     <w:basedOn w:val="Normal"/>
     <w:link w:val="PseoudocodeChar"/>
     <w:qFormat/>
-    <w:rsid w:val="00752A1C"/>
+    <w:rsid w:val="0062102F"/>
     <w:pPr>
       <w:spacing w:before="240" w:after="240"/>
+      <w:ind w:left="720"/>
       <w:contextualSpacing/>
       <w:jc w:val="left"/>
     </w:pPr>
     <w:rPr>
-      <w:rFonts w:ascii="Cascadia Code" w:hAnsi="Cascadia Code"/>
+      <w:rFonts w:ascii="JetBrains Mono" w:hAnsi="JetBrains Mono"/>
       <w:sz w:val="20"/>
       <w:lang w:val="fr-FR"/>
     </w:rPr>
@@ -2137,9 +5990,9 @@
     <w:name w:val="Pseoudocode Char"/>
     <w:basedOn w:val="DefaultParagraphFont"/>
     <w:link w:val="Pseoudocode"/>
-    <w:rsid w:val="00752A1C"/>
+    <w:rsid w:val="0062102F"/>
     <w:rPr>
-      <w:rFonts w:ascii="Cascadia Code" w:hAnsi="Cascadia Code"/>
+      <w:rFonts w:ascii="JetBrains Mono" w:hAnsi="JetBrains Mono"/>
       <w:sz w:val="20"/>
       <w:lang w:val="fr-FR"/>
     </w:rPr>
@@ -2162,6 +6015,70 @@
         <w:insideV w:val="single" w:sz="4" w:space="0" w:color="auto"/>
       </w:tblBorders>
     </w:tblPr>
+  </w:style>
+  <w:style w:type="paragraph" w:customStyle="1" w:styleId="excidium">
+    <w:name w:val="excidium"/>
+    <w:basedOn w:val="Normal"/>
+    <w:link w:val="excidiumChar"/>
+    <w:qFormat/>
+    <w:rsid w:val="00B77AAD"/>
+    <w:rPr>
+      <w:b/>
+      <w:bCs/>
+      <w:color w:val="196B24" w:themeColor="accent3"/>
+    </w:rPr>
+  </w:style>
+  <w:style w:type="character" w:customStyle="1" w:styleId="excidiumChar">
+    <w:name w:val="excidium Char"/>
+    <w:basedOn w:val="DefaultParagraphFont"/>
+    <w:link w:val="excidium"/>
+    <w:rsid w:val="00B77AAD"/>
+    <w:rPr>
+      <w:rFonts w:ascii="Bahnschrift" w:hAnsi="Bahnschrift"/>
+      <w:b/>
+      <w:bCs/>
+      <w:color w:val="196B24" w:themeColor="accent3"/>
+      <w:lang w:val="en-US"/>
+    </w:rPr>
+  </w:style>
+  <w:style w:type="paragraph" w:styleId="TOC3">
+    <w:name w:val="toc 3"/>
+    <w:basedOn w:val="Normal"/>
+    <w:next w:val="Normal"/>
+    <w:autoRedefine/>
+    <w:uiPriority w:val="39"/>
+    <w:unhideWhenUsed/>
+    <w:rsid w:val="001031F9"/>
+    <w:pPr>
+      <w:spacing w:after="100"/>
+      <w:ind w:left="480"/>
+    </w:pPr>
+  </w:style>
+  <w:style w:type="paragraph" w:customStyle="1" w:styleId="PseudocodeInput">
+    <w:name w:val="Pseudocode Input"/>
+    <w:basedOn w:val="Pseoudocode"/>
+    <w:link w:val="PseudocodeInputChar"/>
+    <w:qFormat/>
+    <w:rsid w:val="004F22C2"/>
+    <w:rPr>
+      <w:i/>
+      <w:iCs/>
+      <w:color w:val="4EA72E" w:themeColor="accent6"/>
+    </w:rPr>
+  </w:style>
+  <w:style w:type="character" w:customStyle="1" w:styleId="PseudocodeInputChar">
+    <w:name w:val="Pseudocode Input Char"/>
+    <w:basedOn w:val="PseoudocodeChar"/>
+    <w:link w:val="PseudocodeInput"/>
+    <w:rsid w:val="004F22C2"/>
+    <w:rPr>
+      <w:rFonts w:ascii="JetBrains Mono" w:hAnsi="JetBrains Mono"/>
+      <w:i/>
+      <w:iCs/>
+      <w:color w:val="4EA72E" w:themeColor="accent6"/>
+      <w:sz w:val="20"/>
+      <w:lang w:val="fr-FR"/>
+    </w:rPr>
   </w:style>
 </w:styles>
 </file>

--- a/Modules/Semester_1/Modern Code/Aufgaben/03_Methods_and_Combat/Protocol.docx
+++ b/Modules/Semester_1/Modern Code/Aufgaben/03_Methods_and_Combat/Protocol.docx
@@ -4114,7 +4114,13 @@
       <w:pPr>
         <w:pStyle w:val="Pseoudocode"/>
       </w:pPr>
-      <w:r>
+    </w:p>
+    <w:p>
+      <w:pPr>
+        <w:pStyle w:val="Pseoudocode"/>
+      </w:pPr>
+      <w:r>
+        <w:lastRenderedPageBreak/>
         <w:t xml:space="preserve">Abyssal Marauder attacks </w:t>
       </w:r>
       <w:proofErr w:type="spellStart"/>
@@ -4137,7 +4143,6 @@
       </w:pPr>
       <w:proofErr w:type="spellStart"/>
       <w:r>
-        <w:lastRenderedPageBreak/>
         <w:t>Starjumper</w:t>
       </w:r>
       <w:proofErr w:type="spellEnd"/>
@@ -4168,7 +4173,29 @@
       </w:r>
       <w:proofErr w:type="gramEnd"/>
     </w:p>
-    <w:p/>
+    <w:p>
+      <w:r>
+        <w:t>After the thinking pass is the defense pass.</w:t>
+      </w:r>
+      <w:r>
+        <w:t xml:space="preserve"> </w:t>
+      </w:r>
+      <w:r>
+        <w:t>A character that chooses to defend raises their shield during this pass</w:t>
+      </w:r>
+      <w:r>
+        <w:t xml:space="preserve"> and </w:t>
+      </w:r>
+      <w:r>
+        <w:t>gets</w:t>
+      </w:r>
+      <w:r>
+        <w:t xml:space="preserve"> extra defense determined by the wielded shield.</w:t>
+      </w:r>
+      <w:r>
+        <w:t xml:space="preserve"> While defending, a player earns Power Points or PP for short.</w:t>
+      </w:r>
+    </w:p>
     <w:p>
       <w:pPr>
         <w:pStyle w:val="Heading1"/>
@@ -4299,6 +4326,7 @@
       </w:pPr>
       <w:bookmarkStart w:id="16" w:name="_Toc214798876"/>
       <w:r>
+        <w:lastRenderedPageBreak/>
         <w:t>Healing Items</w:t>
       </w:r>
       <w:bookmarkEnd w:id="16"/>
@@ -4310,7 +4338,6 @@
       </w:pPr>
       <w:bookmarkStart w:id="17" w:name="_Toc214798877"/>
       <w:r>
-        <w:lastRenderedPageBreak/>
         <w:t>Factories</w:t>
       </w:r>
       <w:bookmarkEnd w:id="17"/>

--- a/Modules/Semester_1/Modern Code/Aufgaben/03_Methods_and_Combat/Protocol.docx
+++ b/Modules/Semester_1/Modern Code/Aufgaben/03_Methods_and_Combat/Protocol.docx
@@ -31,9 +31,6 @@
             </w:rPr>
           </w:pPr>
           <w:r>
-            <w:rPr>
-              <w:noProof/>
-            </w:rPr>
             <mc:AlternateContent>
               <mc:Choice Requires="wps">
                 <w:drawing>
@@ -147,9 +144,6 @@
             <w:jc w:val="left"/>
           </w:pPr>
           <w:r>
-            <w:rPr>
-              <w:noProof/>
-            </w:rPr>
             <mc:AlternateContent>
               <mc:Choice Requires="wps">
                 <w:drawing>
@@ -474,7 +468,7 @@
           <w:r>
             <w:fldChar w:fldCharType="separate"/>
           </w:r>
-          <w:hyperlink w:anchor="_Toc214798860" w:history="1">
+          <w:hyperlink w:anchor="_Toc214802859" w:history="1">
             <w:r>
               <w:rPr>
                 <w:rStyle w:val="Hyperlink"/>
@@ -501,7 +495,7 @@
                 <w:noProof/>
                 <w:webHidden/>
               </w:rPr>
-              <w:instrText xml:space="preserve"> PAGEREF _Toc214798860 \h </w:instrText>
+              <w:instrText xml:space="preserve"> PAGEREF _Toc214802859 \h </w:instrText>
             </w:r>
             <w:r>
               <w:rPr>
@@ -521,7 +515,7 @@
                 <w:noProof/>
                 <w:webHidden/>
               </w:rPr>
-              <w:t>2</w:t>
+              <w:t>3</w:t>
             </w:r>
             <w:r>
               <w:rPr>
@@ -544,7 +538,7 @@
               <w:lang w:val="en-AT" w:eastAsia="en-AT"/>
             </w:rPr>
           </w:pPr>
-          <w:hyperlink w:anchor="_Toc214798861" w:history="1">
+          <w:hyperlink w:anchor="_Toc214802860" w:history="1">
             <w:r>
               <w:rPr>
                 <w:rStyle w:val="Hyperlink"/>
@@ -571,7 +565,7 @@
                 <w:noProof/>
                 <w:webHidden/>
               </w:rPr>
-              <w:instrText xml:space="preserve"> PAGEREF _Toc214798861 \h </w:instrText>
+              <w:instrText xml:space="preserve"> PAGEREF _Toc214802860 \h </w:instrText>
             </w:r>
             <w:r>
               <w:rPr>
@@ -591,7 +585,7 @@
                 <w:noProof/>
                 <w:webHidden/>
               </w:rPr>
-              <w:t>2</w:t>
+              <w:t>3</w:t>
             </w:r>
             <w:r>
               <w:rPr>
@@ -609,10 +603,12 @@
               <w:tab w:val="right" w:leader="dot" w:pos="8152"/>
             </w:tabs>
             <w:rPr>
+              <w:rFonts w:asciiTheme="minorHAnsi" w:eastAsiaTheme="minorEastAsia" w:hAnsiTheme="minorHAnsi"/>
               <w:noProof/>
+              <w:lang w:val="en-AT" w:eastAsia="en-AT"/>
             </w:rPr>
           </w:pPr>
-          <w:hyperlink w:anchor="_Toc214798862" w:history="1">
+          <w:hyperlink w:anchor="_Toc214802861" w:history="1">
             <w:r>
               <w:rPr>
                 <w:rStyle w:val="Hyperlink"/>
@@ -639,7 +635,7 @@
                 <w:noProof/>
                 <w:webHidden/>
               </w:rPr>
-              <w:instrText xml:space="preserve"> PAGEREF _Toc214798862 \h </w:instrText>
+              <w:instrText xml:space="preserve"> PAGEREF _Toc214802861 \h </w:instrText>
             </w:r>
             <w:r>
               <w:rPr>
@@ -659,7 +655,7 @@
                 <w:noProof/>
                 <w:webHidden/>
               </w:rPr>
-              <w:t>3</w:t>
+              <w:t>4</w:t>
             </w:r>
             <w:r>
               <w:rPr>
@@ -677,10 +673,12 @@
               <w:tab w:val="right" w:leader="dot" w:pos="8152"/>
             </w:tabs>
             <w:rPr>
+              <w:rFonts w:asciiTheme="minorHAnsi" w:eastAsiaTheme="minorEastAsia" w:hAnsiTheme="minorHAnsi"/>
               <w:noProof/>
+              <w:lang w:val="en-AT" w:eastAsia="en-AT"/>
             </w:rPr>
           </w:pPr>
-          <w:hyperlink w:anchor="_Toc214798863" w:history="1">
+          <w:hyperlink w:anchor="_Toc214802862" w:history="1">
             <w:r>
               <w:rPr>
                 <w:rStyle w:val="Hyperlink"/>
@@ -707,7 +705,7 @@
                 <w:noProof/>
                 <w:webHidden/>
               </w:rPr>
-              <w:instrText xml:space="preserve"> PAGEREF _Toc214798863 \h </w:instrText>
+              <w:instrText xml:space="preserve"> PAGEREF _Toc214802862 \h </w:instrText>
             </w:r>
             <w:r>
               <w:rPr>
@@ -727,7 +725,7 @@
                 <w:noProof/>
                 <w:webHidden/>
               </w:rPr>
-              <w:t>4</w:t>
+              <w:t>5</w:t>
             </w:r>
             <w:r>
               <w:rPr>
@@ -745,10 +743,12 @@
               <w:tab w:val="right" w:leader="dot" w:pos="8152"/>
             </w:tabs>
             <w:rPr>
+              <w:rFonts w:asciiTheme="minorHAnsi" w:eastAsiaTheme="minorEastAsia" w:hAnsiTheme="minorHAnsi"/>
               <w:noProof/>
+              <w:lang w:val="en-AT" w:eastAsia="en-AT"/>
             </w:rPr>
           </w:pPr>
-          <w:hyperlink w:anchor="_Toc214798864" w:history="1">
+          <w:hyperlink w:anchor="_Toc214802863" w:history="1">
             <w:r>
               <w:rPr>
                 <w:rStyle w:val="Hyperlink"/>
@@ -775,7 +775,7 @@
                 <w:noProof/>
                 <w:webHidden/>
               </w:rPr>
-              <w:instrText xml:space="preserve"> PAGEREF _Toc214798864 \h </w:instrText>
+              <w:instrText xml:space="preserve"> PAGEREF _Toc214802863 \h </w:instrText>
             </w:r>
             <w:r>
               <w:rPr>
@@ -795,7 +795,7 @@
                 <w:noProof/>
                 <w:webHidden/>
               </w:rPr>
-              <w:t>5</w:t>
+              <w:t>6</w:t>
             </w:r>
             <w:r>
               <w:rPr>
@@ -818,7 +818,7 @@
               <w:lang w:val="en-AT" w:eastAsia="en-AT"/>
             </w:rPr>
           </w:pPr>
-          <w:hyperlink w:anchor="_Toc214798865" w:history="1">
+          <w:hyperlink w:anchor="_Toc214802864" w:history="1">
             <w:r>
               <w:rPr>
                 <w:rStyle w:val="Hyperlink"/>
@@ -845,7 +845,7 @@
                 <w:noProof/>
                 <w:webHidden/>
               </w:rPr>
-              <w:instrText xml:space="preserve"> PAGEREF _Toc214798865 \h </w:instrText>
+              <w:instrText xml:space="preserve"> PAGEREF _Toc214802864 \h </w:instrText>
             </w:r>
             <w:r>
               <w:rPr>
@@ -865,7 +865,7 @@
                 <w:noProof/>
                 <w:webHidden/>
               </w:rPr>
-              <w:t>5</w:t>
+              <w:t>6</w:t>
             </w:r>
             <w:r>
               <w:rPr>
@@ -883,10 +883,12 @@
               <w:tab w:val="right" w:leader="dot" w:pos="8152"/>
             </w:tabs>
             <w:rPr>
+              <w:rFonts w:asciiTheme="minorHAnsi" w:eastAsiaTheme="minorEastAsia" w:hAnsiTheme="minorHAnsi"/>
               <w:noProof/>
+              <w:lang w:val="en-AT" w:eastAsia="en-AT"/>
             </w:rPr>
           </w:pPr>
-          <w:hyperlink w:anchor="_Toc214798866" w:history="1">
+          <w:hyperlink w:anchor="_Toc214802865" w:history="1">
             <w:r>
               <w:rPr>
                 <w:rStyle w:val="Hyperlink"/>
@@ -913,7 +915,7 @@
                 <w:noProof/>
                 <w:webHidden/>
               </w:rPr>
-              <w:instrText xml:space="preserve"> PAGEREF _Toc214798866 \h </w:instrText>
+              <w:instrText xml:space="preserve"> PAGEREF _Toc214802865 \h </w:instrText>
             </w:r>
             <w:r>
               <w:rPr>
@@ -933,7 +935,567 @@
                 <w:noProof/>
                 <w:webHidden/>
               </w:rPr>
-              <w:t>6</w:t>
+              <w:t>7</w:t>
+            </w:r>
+            <w:r>
+              <w:rPr>
+                <w:noProof/>
+                <w:webHidden/>
+              </w:rPr>
+              <w:fldChar w:fldCharType="end"/>
+            </w:r>
+          </w:hyperlink>
+        </w:p>
+        <w:p>
+          <w:pPr>
+            <w:pStyle w:val="TOC2"/>
+            <w:tabs>
+              <w:tab w:val="right" w:leader="dot" w:pos="8152"/>
+            </w:tabs>
+            <w:rPr>
+              <w:rFonts w:asciiTheme="minorHAnsi" w:eastAsiaTheme="minorEastAsia" w:hAnsiTheme="minorHAnsi"/>
+              <w:noProof/>
+              <w:lang w:val="en-AT" w:eastAsia="en-AT"/>
+            </w:rPr>
+          </w:pPr>
+          <w:hyperlink w:anchor="_Toc214802866" w:history="1">
+            <w:r>
+              <w:rPr>
+                <w:rStyle w:val="Hyperlink"/>
+                <w:noProof/>
+              </w:rPr>
+              <w:t>Loot</w:t>
+            </w:r>
+            <w:r>
+              <w:rPr>
+                <w:noProof/>
+                <w:webHidden/>
+              </w:rPr>
+              <w:tab/>
+            </w:r>
+            <w:r>
+              <w:rPr>
+                <w:noProof/>
+                <w:webHidden/>
+              </w:rPr>
+              <w:fldChar w:fldCharType="begin"/>
+            </w:r>
+            <w:r>
+              <w:rPr>
+                <w:noProof/>
+                <w:webHidden/>
+              </w:rPr>
+              <w:instrText xml:space="preserve"> PAGEREF _Toc214802866 \h </w:instrText>
+            </w:r>
+            <w:r>
+              <w:rPr>
+                <w:noProof/>
+                <w:webHidden/>
+              </w:rPr>
+            </w:r>
+            <w:r>
+              <w:rPr>
+                <w:noProof/>
+                <w:webHidden/>
+              </w:rPr>
+              <w:fldChar w:fldCharType="separate"/>
+            </w:r>
+            <w:r>
+              <w:rPr>
+                <w:noProof/>
+                <w:webHidden/>
+              </w:rPr>
+              <w:t>10</w:t>
+            </w:r>
+            <w:r>
+              <w:rPr>
+                <w:noProof/>
+                <w:webHidden/>
+              </w:rPr>
+              <w:fldChar w:fldCharType="end"/>
+            </w:r>
+          </w:hyperlink>
+        </w:p>
+        <w:p>
+          <w:pPr>
+            <w:pStyle w:val="TOC2"/>
+            <w:tabs>
+              <w:tab w:val="right" w:leader="dot" w:pos="8152"/>
+            </w:tabs>
+            <w:rPr>
+              <w:rFonts w:asciiTheme="minorHAnsi" w:eastAsiaTheme="minorEastAsia" w:hAnsiTheme="minorHAnsi"/>
+              <w:noProof/>
+              <w:lang w:val="en-AT" w:eastAsia="en-AT"/>
+            </w:rPr>
+          </w:pPr>
+          <w:hyperlink w:anchor="_Toc214802867" w:history="1">
+            <w:r>
+              <w:rPr>
+                <w:rStyle w:val="Hyperlink"/>
+                <w:noProof/>
+              </w:rPr>
+              <w:t>Rest</w:t>
+            </w:r>
+            <w:r>
+              <w:rPr>
+                <w:noProof/>
+                <w:webHidden/>
+              </w:rPr>
+              <w:tab/>
+            </w:r>
+            <w:r>
+              <w:rPr>
+                <w:noProof/>
+                <w:webHidden/>
+              </w:rPr>
+              <w:fldChar w:fldCharType="begin"/>
+            </w:r>
+            <w:r>
+              <w:rPr>
+                <w:noProof/>
+                <w:webHidden/>
+              </w:rPr>
+              <w:instrText xml:space="preserve"> PAGEREF _Toc214802867 \h </w:instrText>
+            </w:r>
+            <w:r>
+              <w:rPr>
+                <w:noProof/>
+                <w:webHidden/>
+              </w:rPr>
+            </w:r>
+            <w:r>
+              <w:rPr>
+                <w:noProof/>
+                <w:webHidden/>
+              </w:rPr>
+              <w:fldChar w:fldCharType="separate"/>
+            </w:r>
+            <w:r>
+              <w:rPr>
+                <w:noProof/>
+                <w:webHidden/>
+              </w:rPr>
+              <w:t>10</w:t>
+            </w:r>
+            <w:r>
+              <w:rPr>
+                <w:noProof/>
+                <w:webHidden/>
+              </w:rPr>
+              <w:fldChar w:fldCharType="end"/>
+            </w:r>
+          </w:hyperlink>
+        </w:p>
+        <w:p>
+          <w:pPr>
+            <w:pStyle w:val="TOC3"/>
+            <w:tabs>
+              <w:tab w:val="right" w:leader="dot" w:pos="8152"/>
+            </w:tabs>
+            <w:rPr>
+              <w:rFonts w:asciiTheme="minorHAnsi" w:eastAsiaTheme="minorEastAsia" w:hAnsiTheme="minorHAnsi"/>
+              <w:noProof/>
+              <w:lang w:val="en-AT" w:eastAsia="en-AT"/>
+            </w:rPr>
+          </w:pPr>
+          <w:hyperlink w:anchor="_Toc214802868" w:history="1">
+            <w:r>
+              <w:rPr>
+                <w:rStyle w:val="Hyperlink"/>
+                <w:noProof/>
+              </w:rPr>
+              <w:t>View Character</w:t>
+            </w:r>
+            <w:r>
+              <w:rPr>
+                <w:noProof/>
+                <w:webHidden/>
+              </w:rPr>
+              <w:tab/>
+            </w:r>
+            <w:r>
+              <w:rPr>
+                <w:noProof/>
+                <w:webHidden/>
+              </w:rPr>
+              <w:fldChar w:fldCharType="begin"/>
+            </w:r>
+            <w:r>
+              <w:rPr>
+                <w:noProof/>
+                <w:webHidden/>
+              </w:rPr>
+              <w:instrText xml:space="preserve"> PAGEREF _Toc214802868 \h </w:instrText>
+            </w:r>
+            <w:r>
+              <w:rPr>
+                <w:noProof/>
+                <w:webHidden/>
+              </w:rPr>
+            </w:r>
+            <w:r>
+              <w:rPr>
+                <w:noProof/>
+                <w:webHidden/>
+              </w:rPr>
+              <w:fldChar w:fldCharType="separate"/>
+            </w:r>
+            <w:r>
+              <w:rPr>
+                <w:noProof/>
+                <w:webHidden/>
+              </w:rPr>
+              <w:t>11</w:t>
+            </w:r>
+            <w:r>
+              <w:rPr>
+                <w:noProof/>
+                <w:webHidden/>
+              </w:rPr>
+              <w:fldChar w:fldCharType="end"/>
+            </w:r>
+          </w:hyperlink>
+        </w:p>
+        <w:p>
+          <w:pPr>
+            <w:pStyle w:val="TOC3"/>
+            <w:tabs>
+              <w:tab w:val="right" w:leader="dot" w:pos="8152"/>
+            </w:tabs>
+            <w:rPr>
+              <w:rFonts w:asciiTheme="minorHAnsi" w:eastAsiaTheme="minorEastAsia" w:hAnsiTheme="minorHAnsi"/>
+              <w:noProof/>
+              <w:lang w:val="en-AT" w:eastAsia="en-AT"/>
+            </w:rPr>
+          </w:pPr>
+          <w:hyperlink w:anchor="_Toc214802869" w:history="1">
+            <w:r>
+              <w:rPr>
+                <w:rStyle w:val="Hyperlink"/>
+                <w:noProof/>
+              </w:rPr>
+              <w:t>Use Stat Points</w:t>
+            </w:r>
+            <w:r>
+              <w:rPr>
+                <w:noProof/>
+                <w:webHidden/>
+              </w:rPr>
+              <w:tab/>
+            </w:r>
+            <w:r>
+              <w:rPr>
+                <w:noProof/>
+                <w:webHidden/>
+              </w:rPr>
+              <w:fldChar w:fldCharType="begin"/>
+            </w:r>
+            <w:r>
+              <w:rPr>
+                <w:noProof/>
+                <w:webHidden/>
+              </w:rPr>
+              <w:instrText xml:space="preserve"> PAGEREF _Toc214802869 \h </w:instrText>
+            </w:r>
+            <w:r>
+              <w:rPr>
+                <w:noProof/>
+                <w:webHidden/>
+              </w:rPr>
+            </w:r>
+            <w:r>
+              <w:rPr>
+                <w:noProof/>
+                <w:webHidden/>
+              </w:rPr>
+              <w:fldChar w:fldCharType="separate"/>
+            </w:r>
+            <w:r>
+              <w:rPr>
+                <w:noProof/>
+                <w:webHidden/>
+              </w:rPr>
+              <w:t>13</w:t>
+            </w:r>
+            <w:r>
+              <w:rPr>
+                <w:noProof/>
+                <w:webHidden/>
+              </w:rPr>
+              <w:fldChar w:fldCharType="end"/>
+            </w:r>
+          </w:hyperlink>
+        </w:p>
+        <w:p>
+          <w:pPr>
+            <w:pStyle w:val="TOC3"/>
+            <w:tabs>
+              <w:tab w:val="right" w:leader="dot" w:pos="8152"/>
+            </w:tabs>
+            <w:rPr>
+              <w:rFonts w:asciiTheme="minorHAnsi" w:eastAsiaTheme="minorEastAsia" w:hAnsiTheme="minorHAnsi"/>
+              <w:noProof/>
+              <w:lang w:val="en-AT" w:eastAsia="en-AT"/>
+            </w:rPr>
+          </w:pPr>
+          <w:hyperlink w:anchor="_Toc214802870" w:history="1">
+            <w:r>
+              <w:rPr>
+                <w:rStyle w:val="Hyperlink"/>
+                <w:noProof/>
+              </w:rPr>
+              <w:t>Item Actions</w:t>
+            </w:r>
+            <w:r>
+              <w:rPr>
+                <w:noProof/>
+                <w:webHidden/>
+              </w:rPr>
+              <w:tab/>
+            </w:r>
+            <w:r>
+              <w:rPr>
+                <w:noProof/>
+                <w:webHidden/>
+              </w:rPr>
+              <w:fldChar w:fldCharType="begin"/>
+            </w:r>
+            <w:r>
+              <w:rPr>
+                <w:noProof/>
+                <w:webHidden/>
+              </w:rPr>
+              <w:instrText xml:space="preserve"> PAGEREF _Toc214802870 \h </w:instrText>
+            </w:r>
+            <w:r>
+              <w:rPr>
+                <w:noProof/>
+                <w:webHidden/>
+              </w:rPr>
+            </w:r>
+            <w:r>
+              <w:rPr>
+                <w:noProof/>
+                <w:webHidden/>
+              </w:rPr>
+              <w:fldChar w:fldCharType="separate"/>
+            </w:r>
+            <w:r>
+              <w:rPr>
+                <w:noProof/>
+                <w:webHidden/>
+              </w:rPr>
+              <w:t>13</w:t>
+            </w:r>
+            <w:r>
+              <w:rPr>
+                <w:noProof/>
+                <w:webHidden/>
+              </w:rPr>
+              <w:fldChar w:fldCharType="end"/>
+            </w:r>
+          </w:hyperlink>
+        </w:p>
+        <w:p>
+          <w:pPr>
+            <w:pStyle w:val="TOC3"/>
+            <w:tabs>
+              <w:tab w:val="right" w:leader="dot" w:pos="8152"/>
+            </w:tabs>
+            <w:rPr>
+              <w:rFonts w:asciiTheme="minorHAnsi" w:eastAsiaTheme="minorEastAsia" w:hAnsiTheme="minorHAnsi"/>
+              <w:noProof/>
+              <w:lang w:val="en-AT" w:eastAsia="en-AT"/>
+            </w:rPr>
+          </w:pPr>
+          <w:hyperlink w:anchor="_Toc214802871" w:history="1">
+            <w:r>
+              <w:rPr>
+                <w:rStyle w:val="Hyperlink"/>
+                <w:noProof/>
+              </w:rPr>
+              <w:t>Continue Journey</w:t>
+            </w:r>
+            <w:r>
+              <w:rPr>
+                <w:noProof/>
+                <w:webHidden/>
+              </w:rPr>
+              <w:tab/>
+            </w:r>
+            <w:r>
+              <w:rPr>
+                <w:noProof/>
+                <w:webHidden/>
+              </w:rPr>
+              <w:fldChar w:fldCharType="begin"/>
+            </w:r>
+            <w:r>
+              <w:rPr>
+                <w:noProof/>
+                <w:webHidden/>
+              </w:rPr>
+              <w:instrText xml:space="preserve"> PAGEREF _Toc214802871 \h </w:instrText>
+            </w:r>
+            <w:r>
+              <w:rPr>
+                <w:noProof/>
+                <w:webHidden/>
+              </w:rPr>
+            </w:r>
+            <w:r>
+              <w:rPr>
+                <w:noProof/>
+                <w:webHidden/>
+              </w:rPr>
+              <w:fldChar w:fldCharType="separate"/>
+            </w:r>
+            <w:r>
+              <w:rPr>
+                <w:noProof/>
+                <w:webHidden/>
+              </w:rPr>
+              <w:t>14</w:t>
+            </w:r>
+            <w:r>
+              <w:rPr>
+                <w:noProof/>
+                <w:webHidden/>
+              </w:rPr>
+              <w:fldChar w:fldCharType="end"/>
+            </w:r>
+          </w:hyperlink>
+        </w:p>
+        <w:p>
+          <w:pPr>
+            <w:pStyle w:val="TOC3"/>
+            <w:tabs>
+              <w:tab w:val="right" w:leader="dot" w:pos="8152"/>
+            </w:tabs>
+            <w:rPr>
+              <w:rFonts w:asciiTheme="minorHAnsi" w:eastAsiaTheme="minorEastAsia" w:hAnsiTheme="minorHAnsi"/>
+              <w:noProof/>
+              <w:lang w:val="en-AT" w:eastAsia="en-AT"/>
+            </w:rPr>
+          </w:pPr>
+          <w:hyperlink w:anchor="_Toc214802872" w:history="1">
+            <w:r>
+              <w:rPr>
+                <w:rStyle w:val="Hyperlink"/>
+                <w:noProof/>
+              </w:rPr>
+              <w:t>Give up</w:t>
+            </w:r>
+            <w:r>
+              <w:rPr>
+                <w:noProof/>
+                <w:webHidden/>
+              </w:rPr>
+              <w:tab/>
+            </w:r>
+            <w:r>
+              <w:rPr>
+                <w:noProof/>
+                <w:webHidden/>
+              </w:rPr>
+              <w:fldChar w:fldCharType="begin"/>
+            </w:r>
+            <w:r>
+              <w:rPr>
+                <w:noProof/>
+                <w:webHidden/>
+              </w:rPr>
+              <w:instrText xml:space="preserve"> PAGEREF _Toc214802872 \h </w:instrText>
+            </w:r>
+            <w:r>
+              <w:rPr>
+                <w:noProof/>
+                <w:webHidden/>
+              </w:rPr>
+            </w:r>
+            <w:r>
+              <w:rPr>
+                <w:noProof/>
+                <w:webHidden/>
+              </w:rPr>
+              <w:fldChar w:fldCharType="separate"/>
+            </w:r>
+            <w:r>
+              <w:rPr>
+                <w:noProof/>
+                <w:webHidden/>
+              </w:rPr>
+              <w:t>14</w:t>
+            </w:r>
+            <w:r>
+              <w:rPr>
+                <w:noProof/>
+                <w:webHidden/>
+              </w:rPr>
+              <w:fldChar w:fldCharType="end"/>
+            </w:r>
+          </w:hyperlink>
+        </w:p>
+        <w:p>
+          <w:pPr>
+            <w:pStyle w:val="TOC2"/>
+            <w:tabs>
+              <w:tab w:val="right" w:leader="dot" w:pos="8152"/>
+            </w:tabs>
+            <w:rPr>
+              <w:rFonts w:asciiTheme="minorHAnsi" w:eastAsiaTheme="minorEastAsia" w:hAnsiTheme="minorHAnsi"/>
+              <w:noProof/>
+              <w:lang w:val="en-AT" w:eastAsia="en-AT"/>
+            </w:rPr>
+          </w:pPr>
+          <w:hyperlink w:anchor="_Toc214802873" w:history="1">
+            <w:r>
+              <w:rPr>
+                <w:rStyle w:val="Hyperlink"/>
+                <w:noProof/>
+              </w:rPr>
+              <w:t>Death</w:t>
+            </w:r>
+            <w:r>
+              <w:rPr>
+                <w:noProof/>
+                <w:webHidden/>
+              </w:rPr>
+              <w:tab/>
+            </w:r>
+            <w:r>
+              <w:rPr>
+                <w:noProof/>
+                <w:webHidden/>
+              </w:rPr>
+              <w:fldChar w:fldCharType="begin"/>
+            </w:r>
+            <w:r>
+              <w:rPr>
+                <w:noProof/>
+                <w:webHidden/>
+              </w:rPr>
+              <w:instrText xml:space="preserve"> PAGEREF _Toc214802873 \h </w:instrText>
+            </w:r>
+            <w:r>
+              <w:rPr>
+                <w:noProof/>
+                <w:webHidden/>
+              </w:rPr>
+            </w:r>
+            <w:r>
+              <w:rPr>
+                <w:noProof/>
+                <w:webHidden/>
+              </w:rPr>
+              <w:fldChar w:fldCharType="separate"/>
+            </w:r>
+            <w:r>
+              <w:rPr>
+                <w:noProof/>
+                <w:webHidden/>
+              </w:rPr>
+              <w:t>14</w:t>
             </w:r>
             <w:r>
               <w:rPr>
@@ -956,7 +1518,7 @@
               <w:lang w:val="en-AT" w:eastAsia="en-AT"/>
             </w:rPr>
           </w:pPr>
-          <w:hyperlink w:anchor="_Toc214798867" w:history="1">
+          <w:hyperlink w:anchor="_Toc214802874" w:history="1">
             <w:r>
               <w:rPr>
                 <w:rStyle w:val="Hyperlink"/>
@@ -983,7 +1545,7 @@
                 <w:noProof/>
                 <w:webHidden/>
               </w:rPr>
-              <w:instrText xml:space="preserve"> PAGEREF _Toc214798867 \h </w:instrText>
+              <w:instrText xml:space="preserve"> PAGEREF _Toc214802874 \h </w:instrText>
             </w:r>
             <w:r>
               <w:rPr>
@@ -1003,7 +1565,7 @@
                 <w:noProof/>
                 <w:webHidden/>
               </w:rPr>
-              <w:t>6</w:t>
+              <w:t>15</w:t>
             </w:r>
             <w:r>
               <w:rPr>
@@ -1026,7 +1588,7 @@
               <w:lang w:val="en-AT" w:eastAsia="en-AT"/>
             </w:rPr>
           </w:pPr>
-          <w:hyperlink w:anchor="_Toc214798868" w:history="1">
+          <w:hyperlink w:anchor="_Toc214802875" w:history="1">
             <w:r>
               <w:rPr>
                 <w:rStyle w:val="Hyperlink"/>
@@ -1053,7 +1615,7 @@
                 <w:noProof/>
                 <w:webHidden/>
               </w:rPr>
-              <w:instrText xml:space="preserve"> PAGEREF _Toc214798868 \h </w:instrText>
+              <w:instrText xml:space="preserve"> PAGEREF _Toc214802875 \h </w:instrText>
             </w:r>
             <w:r>
               <w:rPr>
@@ -1073,7 +1635,7 @@
                 <w:noProof/>
                 <w:webHidden/>
               </w:rPr>
-              <w:t>6</w:t>
+              <w:t>15</w:t>
             </w:r>
             <w:r>
               <w:rPr>
@@ -1096,7 +1658,7 @@
               <w:lang w:val="en-AT" w:eastAsia="en-AT"/>
             </w:rPr>
           </w:pPr>
-          <w:hyperlink w:anchor="_Toc214798869" w:history="1">
+          <w:hyperlink w:anchor="_Toc214802876" w:history="1">
             <w:r>
               <w:rPr>
                 <w:rStyle w:val="Hyperlink"/>
@@ -1123,7 +1685,7 @@
                 <w:noProof/>
                 <w:webHidden/>
               </w:rPr>
-              <w:instrText xml:space="preserve"> PAGEREF _Toc214798869 \h </w:instrText>
+              <w:instrText xml:space="preserve"> PAGEREF _Toc214802876 \h </w:instrText>
             </w:r>
             <w:r>
               <w:rPr>
@@ -1143,7 +1705,7 @@
                 <w:noProof/>
                 <w:webHidden/>
               </w:rPr>
-              <w:t>6</w:t>
+              <w:t>15</w:t>
             </w:r>
             <w:r>
               <w:rPr>
@@ -1166,7 +1728,7 @@
               <w:lang w:val="en-AT" w:eastAsia="en-AT"/>
             </w:rPr>
           </w:pPr>
-          <w:hyperlink w:anchor="_Toc214798870" w:history="1">
+          <w:hyperlink w:anchor="_Toc214802877" w:history="1">
             <w:r>
               <w:rPr>
                 <w:rStyle w:val="Hyperlink"/>
@@ -1193,7 +1755,7 @@
                 <w:noProof/>
                 <w:webHidden/>
               </w:rPr>
-              <w:instrText xml:space="preserve"> PAGEREF _Toc214798870 \h </w:instrText>
+              <w:instrText xml:space="preserve"> PAGEREF _Toc214802877 \h </w:instrText>
             </w:r>
             <w:r>
               <w:rPr>
@@ -1213,7 +1775,7 @@
                 <w:noProof/>
                 <w:webHidden/>
               </w:rPr>
-              <w:t>6</w:t>
+              <w:t>15</w:t>
             </w:r>
             <w:r>
               <w:rPr>
@@ -1236,7 +1798,7 @@
               <w:lang w:val="en-AT" w:eastAsia="en-AT"/>
             </w:rPr>
           </w:pPr>
-          <w:hyperlink w:anchor="_Toc214798871" w:history="1">
+          <w:hyperlink w:anchor="_Toc214802878" w:history="1">
             <w:r>
               <w:rPr>
                 <w:rStyle w:val="Hyperlink"/>
@@ -1263,7 +1825,7 @@
                 <w:noProof/>
                 <w:webHidden/>
               </w:rPr>
-              <w:instrText xml:space="preserve"> PAGEREF _Toc214798871 \h </w:instrText>
+              <w:instrText xml:space="preserve"> PAGEREF _Toc214802878 \h </w:instrText>
             </w:r>
             <w:r>
               <w:rPr>
@@ -1283,7 +1845,7 @@
                 <w:noProof/>
                 <w:webHidden/>
               </w:rPr>
-              <w:t>6</w:t>
+              <w:t>15</w:t>
             </w:r>
             <w:r>
               <w:rPr>
@@ -1306,7 +1868,7 @@
               <w:lang w:val="en-AT" w:eastAsia="en-AT"/>
             </w:rPr>
           </w:pPr>
-          <w:hyperlink w:anchor="_Toc214798872" w:history="1">
+          <w:hyperlink w:anchor="_Toc214802879" w:history="1">
             <w:r>
               <w:rPr>
                 <w:rStyle w:val="Hyperlink"/>
@@ -1333,7 +1895,7 @@
                 <w:noProof/>
                 <w:webHidden/>
               </w:rPr>
-              <w:instrText xml:space="preserve"> PAGEREF _Toc214798872 \h </w:instrText>
+              <w:instrText xml:space="preserve"> PAGEREF _Toc214802879 \h </w:instrText>
             </w:r>
             <w:r>
               <w:rPr>
@@ -1353,7 +1915,7 @@
                 <w:noProof/>
                 <w:webHidden/>
               </w:rPr>
-              <w:t>6</w:t>
+              <w:t>15</w:t>
             </w:r>
             <w:r>
               <w:rPr>
@@ -1376,7 +1938,7 @@
               <w:lang w:val="en-AT" w:eastAsia="en-AT"/>
             </w:rPr>
           </w:pPr>
-          <w:hyperlink w:anchor="_Toc214798873" w:history="1">
+          <w:hyperlink w:anchor="_Toc214802880" w:history="1">
             <w:r>
               <w:rPr>
                 <w:rStyle w:val="Hyperlink"/>
@@ -1403,7 +1965,7 @@
                 <w:noProof/>
                 <w:webHidden/>
               </w:rPr>
-              <w:instrText xml:space="preserve"> PAGEREF _Toc214798873 \h </w:instrText>
+              <w:instrText xml:space="preserve"> PAGEREF _Toc214802880 \h </w:instrText>
             </w:r>
             <w:r>
               <w:rPr>
@@ -1423,7 +1985,7 @@
                 <w:noProof/>
                 <w:webHidden/>
               </w:rPr>
-              <w:t>6</w:t>
+              <w:t>15</w:t>
             </w:r>
             <w:r>
               <w:rPr>
@@ -1446,7 +2008,7 @@
               <w:lang w:val="en-AT" w:eastAsia="en-AT"/>
             </w:rPr>
           </w:pPr>
-          <w:hyperlink w:anchor="_Toc214798874" w:history="1">
+          <w:hyperlink w:anchor="_Toc214802881" w:history="1">
             <w:r>
               <w:rPr>
                 <w:rStyle w:val="Hyperlink"/>
@@ -1473,7 +2035,7 @@
                 <w:noProof/>
                 <w:webHidden/>
               </w:rPr>
-              <w:instrText xml:space="preserve"> PAGEREF _Toc214798874 \h </w:instrText>
+              <w:instrText xml:space="preserve"> PAGEREF _Toc214802881 \h </w:instrText>
             </w:r>
             <w:r>
               <w:rPr>
@@ -1493,7 +2055,7 @@
                 <w:noProof/>
                 <w:webHidden/>
               </w:rPr>
-              <w:t>6</w:t>
+              <w:t>15</w:t>
             </w:r>
             <w:r>
               <w:rPr>
@@ -1516,7 +2078,7 @@
               <w:lang w:val="en-AT" w:eastAsia="en-AT"/>
             </w:rPr>
           </w:pPr>
-          <w:hyperlink w:anchor="_Toc214798875" w:history="1">
+          <w:hyperlink w:anchor="_Toc214802882" w:history="1">
             <w:r>
               <w:rPr>
                 <w:rStyle w:val="Hyperlink"/>
@@ -1543,7 +2105,7 @@
                 <w:noProof/>
                 <w:webHidden/>
               </w:rPr>
-              <w:instrText xml:space="preserve"> PAGEREF _Toc214798875 \h </w:instrText>
+              <w:instrText xml:space="preserve"> PAGEREF _Toc214802882 \h </w:instrText>
             </w:r>
             <w:r>
               <w:rPr>
@@ -1563,7 +2125,7 @@
                 <w:noProof/>
                 <w:webHidden/>
               </w:rPr>
-              <w:t>6</w:t>
+              <w:t>16</w:t>
             </w:r>
             <w:r>
               <w:rPr>
@@ -1586,7 +2148,7 @@
               <w:lang w:val="en-AT" w:eastAsia="en-AT"/>
             </w:rPr>
           </w:pPr>
-          <w:hyperlink w:anchor="_Toc214798876" w:history="1">
+          <w:hyperlink w:anchor="_Toc214802883" w:history="1">
             <w:r>
               <w:rPr>
                 <w:rStyle w:val="Hyperlink"/>
@@ -1613,7 +2175,7 @@
                 <w:noProof/>
                 <w:webHidden/>
               </w:rPr>
-              <w:instrText xml:space="preserve"> PAGEREF _Toc214798876 \h </w:instrText>
+              <w:instrText xml:space="preserve"> PAGEREF _Toc214802883 \h </w:instrText>
             </w:r>
             <w:r>
               <w:rPr>
@@ -1633,7 +2195,7 @@
                 <w:noProof/>
                 <w:webHidden/>
               </w:rPr>
-              <w:t>6</w:t>
+              <w:t>16</w:t>
             </w:r>
             <w:r>
               <w:rPr>
@@ -1656,7 +2218,7 @@
               <w:lang w:val="en-AT" w:eastAsia="en-AT"/>
             </w:rPr>
           </w:pPr>
-          <w:hyperlink w:anchor="_Toc214798877" w:history="1">
+          <w:hyperlink w:anchor="_Toc214802884" w:history="1">
             <w:r>
               <w:rPr>
                 <w:rStyle w:val="Hyperlink"/>
@@ -1683,7 +2245,7 @@
                 <w:noProof/>
                 <w:webHidden/>
               </w:rPr>
-              <w:instrText xml:space="preserve"> PAGEREF _Toc214798877 \h </w:instrText>
+              <w:instrText xml:space="preserve"> PAGEREF _Toc214802884 \h </w:instrText>
             </w:r>
             <w:r>
               <w:rPr>
@@ -1703,7 +2265,7 @@
                 <w:noProof/>
                 <w:webHidden/>
               </w:rPr>
-              <w:t>7</w:t>
+              <w:t>16</w:t>
             </w:r>
             <w:r>
               <w:rPr>
@@ -1726,7 +2288,7 @@
               <w:lang w:val="en-AT" w:eastAsia="en-AT"/>
             </w:rPr>
           </w:pPr>
-          <w:hyperlink w:anchor="_Toc214798878" w:history="1">
+          <w:hyperlink w:anchor="_Toc214802885" w:history="1">
             <w:r>
               <w:rPr>
                 <w:rStyle w:val="Hyperlink"/>
@@ -1753,7 +2315,7 @@
                 <w:noProof/>
                 <w:webHidden/>
               </w:rPr>
-              <w:instrText xml:space="preserve"> PAGEREF _Toc214798878 \h </w:instrText>
+              <w:instrText xml:space="preserve"> PAGEREF _Toc214802885 \h </w:instrText>
             </w:r>
             <w:r>
               <w:rPr>
@@ -1773,7 +2335,7 @@
                 <w:noProof/>
                 <w:webHidden/>
               </w:rPr>
-              <w:t>7</w:t>
+              <w:t>16</w:t>
             </w:r>
             <w:r>
               <w:rPr>
@@ -1796,7 +2358,7 @@
               <w:lang w:val="en-AT" w:eastAsia="en-AT"/>
             </w:rPr>
           </w:pPr>
-          <w:hyperlink w:anchor="_Toc214798879" w:history="1">
+          <w:hyperlink w:anchor="_Toc214802886" w:history="1">
             <w:r>
               <w:rPr>
                 <w:rStyle w:val="Hyperlink"/>
@@ -1823,7 +2385,7 @@
                 <w:noProof/>
                 <w:webHidden/>
               </w:rPr>
-              <w:instrText xml:space="preserve"> PAGEREF _Toc214798879 \h </w:instrText>
+              <w:instrText xml:space="preserve"> PAGEREF _Toc214802886 \h </w:instrText>
             </w:r>
             <w:r>
               <w:rPr>
@@ -1843,7 +2405,7 @@
                 <w:noProof/>
                 <w:webHidden/>
               </w:rPr>
-              <w:t>7</w:t>
+              <w:t>16</w:t>
             </w:r>
             <w:r>
               <w:rPr>
@@ -1866,7 +2428,7 @@
               <w:lang w:val="en-AT" w:eastAsia="en-AT"/>
             </w:rPr>
           </w:pPr>
-          <w:hyperlink w:anchor="_Toc214798880" w:history="1">
+          <w:hyperlink w:anchor="_Toc214802887" w:history="1">
             <w:r>
               <w:rPr>
                 <w:rStyle w:val="Hyperlink"/>
@@ -1893,7 +2455,7 @@
                 <w:noProof/>
                 <w:webHidden/>
               </w:rPr>
-              <w:instrText xml:space="preserve"> PAGEREF _Toc214798880 \h </w:instrText>
+              <w:instrText xml:space="preserve"> PAGEREF _Toc214802887 \h </w:instrText>
             </w:r>
             <w:r>
               <w:rPr>
@@ -1913,7 +2475,7 @@
                 <w:noProof/>
                 <w:webHidden/>
               </w:rPr>
-              <w:t>7</w:t>
+              <w:t>16</w:t>
             </w:r>
             <w:r>
               <w:rPr>
@@ -1930,6 +2492,7 @@
               <w:b/>
               <w:bCs/>
             </w:rPr>
+            <w:lastRenderedPageBreak/>
             <w:fldChar w:fldCharType="end"/>
           </w:r>
         </w:p>
@@ -1947,7 +2510,7 @@
       <w:pPr>
         <w:pStyle w:val="Heading1"/>
       </w:pPr>
-      <w:bookmarkStart w:id="0" w:name="_Toc214798860"/>
+      <w:bookmarkStart w:id="0" w:name="_Toc214802859"/>
       <w:r>
         <w:lastRenderedPageBreak/>
         <w:t>e</w:t>
@@ -2002,69 +2565,224 @@
     <w:p>
       <w:pPr>
         <w:pStyle w:val="Pseoudocode"/>
-      </w:pPr>
-      <w:r>
+        <w:spacing w:before="240" w:after="240"/>
+        <w:rPr>
+          <w:lang w:val="en-US"/>
+        </w:rPr>
+      </w:pPr>
+      <w:r>
+        <w:rPr>
+          <w:lang w:val="en-US"/>
+        </w:rPr>
         <w:t xml:space="preserve">                     .__    .___.__               </w:t>
       </w:r>
     </w:p>
     <w:p>
       <w:pPr>
         <w:pStyle w:val="Pseoudocode"/>
-      </w:pPr>
-      <w:r>
+        <w:spacing w:before="240" w:after="240"/>
+        <w:rPr>
+          <w:lang w:val="en-US"/>
+        </w:rPr>
+      </w:pPr>
+      <w:r>
+        <w:rPr>
+          <w:lang w:val="en-US"/>
+        </w:rPr>
         <w:t xml:space="preserve">  ____ ___  ___ ____ |__| __| _/|__|__ __  _____  </w:t>
       </w:r>
     </w:p>
     <w:p>
       <w:pPr>
         <w:pStyle w:val="Pseoudocode"/>
-      </w:pPr>
-      <w:r>
-        <w:t xml:space="preserve">_/ __ \\  \/  // ___\|  |/ __ | |  |  |  \/     \ </w:t>
-      </w:r>
-    </w:p>
-    <w:p>
-      <w:pPr>
-        <w:pStyle w:val="Pseoudocode"/>
-      </w:pPr>
-      <w:r>
-        <w:t>\  ___/ &gt;    &lt;\  \___|  / /_/ | |  |  |  /  Y Y  \</w:t>
-      </w:r>
-    </w:p>
-    <w:p>
-      <w:pPr>
-        <w:pStyle w:val="Pseoudocode"/>
-      </w:pPr>
-      <w:r>
+        <w:spacing w:before="240" w:after="240"/>
+        <w:rPr>
+          <w:lang w:val="en-US"/>
+        </w:rPr>
+      </w:pPr>
+      <w:r>
+        <w:rPr>
+          <w:lang w:val="en-US"/>
+        </w:rPr>
+        <w:t>_/ __ \</w:t>
+      </w:r>
+      <w:proofErr w:type="gramStart"/>
+      <w:r>
+        <w:rPr>
+          <w:lang w:val="en-US"/>
+        </w:rPr>
+        <w:t>\  \/  /</w:t>
+      </w:r>
+      <w:proofErr w:type="gramEnd"/>
+      <w:r>
+        <w:rPr>
+          <w:lang w:val="en-US"/>
+        </w:rPr>
+        <w:t xml:space="preserve">/ ___\|  |/ __ | |  |  |  \/     \ </w:t>
+      </w:r>
+    </w:p>
+    <w:p>
+      <w:pPr>
+        <w:pStyle w:val="Pseoudocode"/>
+        <w:spacing w:before="240" w:after="240"/>
+        <w:rPr>
+          <w:lang w:val="en-US"/>
+        </w:rPr>
+      </w:pPr>
+      <w:proofErr w:type="gramStart"/>
+      <w:r>
+        <w:rPr>
+          <w:lang w:val="en-US"/>
+        </w:rPr>
+        <w:t>\  _</w:t>
+      </w:r>
+      <w:proofErr w:type="gramEnd"/>
+      <w:r>
+        <w:rPr>
+          <w:lang w:val="en-US"/>
+        </w:rPr>
+        <w:t>__/ &gt;    &lt;</w:t>
+      </w:r>
+      <w:proofErr w:type="gramStart"/>
+      <w:r>
+        <w:rPr>
+          <w:lang w:val="en-US"/>
+        </w:rPr>
+        <w:t>\  \</w:t>
+      </w:r>
+      <w:proofErr w:type="gramEnd"/>
+      <w:r>
+        <w:rPr>
+          <w:lang w:val="en-US"/>
+        </w:rPr>
+        <w:t>___</w:t>
+      </w:r>
+      <w:proofErr w:type="gramStart"/>
+      <w:r>
+        <w:rPr>
+          <w:lang w:val="en-US"/>
+        </w:rPr>
+        <w:t>|  /</w:t>
+      </w:r>
+      <w:proofErr w:type="gramEnd"/>
+      <w:r>
+        <w:rPr>
+          <w:lang w:val="en-US"/>
+        </w:rPr>
+        <w:t xml:space="preserve"> /_/ | </w:t>
+      </w:r>
+      <w:proofErr w:type="gramStart"/>
+      <w:r>
+        <w:rPr>
+          <w:lang w:val="en-US"/>
+        </w:rPr>
+        <w:t>|  |</w:t>
+      </w:r>
+      <w:proofErr w:type="gramEnd"/>
+      <w:r>
+        <w:rPr>
+          <w:lang w:val="en-US"/>
+        </w:rPr>
+        <w:t xml:space="preserve">  </w:t>
+      </w:r>
+      <w:proofErr w:type="gramStart"/>
+      <w:r>
+        <w:rPr>
+          <w:lang w:val="en-US"/>
+        </w:rPr>
+        <w:t>|  /</w:t>
+      </w:r>
+      <w:proofErr w:type="gramEnd"/>
+      <w:r>
+        <w:rPr>
+          <w:lang w:val="en-US"/>
+        </w:rPr>
+        <w:t xml:space="preserve">  Y </w:t>
+      </w:r>
+      <w:proofErr w:type="spellStart"/>
+      <w:proofErr w:type="gramStart"/>
+      <w:r>
+        <w:rPr>
+          <w:lang w:val="en-US"/>
+        </w:rPr>
+        <w:t>Y</w:t>
+      </w:r>
+      <w:proofErr w:type="spellEnd"/>
+      <w:r>
+        <w:rPr>
+          <w:lang w:val="en-US"/>
+        </w:rPr>
+        <w:t xml:space="preserve">  \</w:t>
+      </w:r>
+      <w:proofErr w:type="gramEnd"/>
+    </w:p>
+    <w:p>
+      <w:pPr>
+        <w:pStyle w:val="Pseoudocode"/>
+        <w:spacing w:before="240" w:after="240"/>
+        <w:rPr>
+          <w:lang w:val="en-US"/>
+        </w:rPr>
+      </w:pPr>
+      <w:r>
+        <w:rPr>
+          <w:lang w:val="en-US"/>
+        </w:rPr>
         <w:t xml:space="preserve"> \___  &gt;__/\_ \\___  &gt;__\____ | |__|____/|__|_|  /</w:t>
       </w:r>
     </w:p>
     <w:p>
       <w:pPr>
         <w:pStyle w:val="Pseoudocode"/>
-      </w:pPr>
-      <w:r>
+        <w:spacing w:before="240" w:after="240"/>
+        <w:rPr>
+          <w:lang w:val="en-US"/>
+        </w:rPr>
+      </w:pPr>
+      <w:r>
+        <w:rPr>
+          <w:lang w:val="en-US"/>
+        </w:rPr>
         <w:t xml:space="preserve">     \/      \/    \/        \/                \/ </w:t>
       </w:r>
     </w:p>
     <w:p>
       <w:pPr>
         <w:pStyle w:val="Pseoudocode"/>
-      </w:pPr>
-      <w:r>
+        <w:spacing w:before="240" w:after="240"/>
+        <w:rPr>
+          <w:lang w:val="en-US"/>
+        </w:rPr>
+      </w:pPr>
+      <w:r>
+        <w:rPr>
+          <w:lang w:val="en-US"/>
+        </w:rPr>
         <w:t xml:space="preserve">                                                  </w:t>
       </w:r>
     </w:p>
     <w:p>
       <w:pPr>
         <w:pStyle w:val="Pseoudocode"/>
-      </w:pPr>
-    </w:p>
-    <w:p>
-      <w:pPr>
-        <w:pStyle w:val="Pseoudocode"/>
-      </w:pPr>
-      <w:r>
+        <w:spacing w:before="240" w:after="240"/>
+        <w:rPr>
+          <w:lang w:val="en-US"/>
+        </w:rPr>
+      </w:pPr>
+    </w:p>
+    <w:p>
+      <w:pPr>
+        <w:pStyle w:val="Pseoudocode"/>
+        <w:spacing w:before="240" w:after="240"/>
+        <w:ind w:left="720"/>
+        <w:rPr>
+          <w:lang w:val="en-US"/>
+        </w:rPr>
+      </w:pPr>
+      <w:r>
+        <w:rPr>
+          <w:lang w:val="en-US"/>
+        </w:rPr>
         <w:t>by Zoe McFife</w:t>
       </w:r>
     </w:p>
@@ -2107,7 +2825,7 @@
       <w:pPr>
         <w:pStyle w:val="Heading2"/>
       </w:pPr>
-      <w:bookmarkStart w:id="1" w:name="_Toc214798861"/>
+      <w:bookmarkStart w:id="1" w:name="_Toc214802860"/>
       <w:r>
         <w:t>Start of the Game</w:t>
       </w:r>
@@ -2116,78 +2834,157 @@
     <w:p>
       <w:pPr>
         <w:pStyle w:val="Pseoudocode"/>
-      </w:pPr>
-      <w:r>
+        <w:spacing w:before="240" w:after="240"/>
+        <w:ind w:left="720"/>
+        <w:rPr>
+          <w:lang w:val="en-US"/>
+        </w:rPr>
+      </w:pPr>
+      <w:r>
+        <w:rPr>
+          <w:lang w:val="en-US"/>
+        </w:rPr>
         <w:t xml:space="preserve">                     .__    .___.__               </w:t>
       </w:r>
     </w:p>
     <w:p>
       <w:pPr>
         <w:pStyle w:val="Pseoudocode"/>
-      </w:pPr>
-      <w:r>
+        <w:spacing w:before="240" w:after="240"/>
+        <w:ind w:left="720"/>
+        <w:rPr>
+          <w:lang w:val="en-US"/>
+        </w:rPr>
+      </w:pPr>
+      <w:r>
+        <w:rPr>
+          <w:lang w:val="en-US"/>
+        </w:rPr>
         <w:t xml:space="preserve">  ____ ___  ___ ____ |__| __| _/|__|__ __  _____  </w:t>
       </w:r>
     </w:p>
     <w:p>
       <w:pPr>
         <w:pStyle w:val="Pseoudocode"/>
-      </w:pPr>
-      <w:r>
-        <w:t xml:space="preserve">_/ __ \\  \/  // ___\|  |/ __ | |  |  |  \/     \ </w:t>
-      </w:r>
-    </w:p>
-    <w:p>
-      <w:pPr>
-        <w:pStyle w:val="Pseoudocode"/>
-      </w:pPr>
-      <w:proofErr w:type="gramStart"/>
-      <w:r>
+        <w:spacing w:before="240" w:after="240"/>
+        <w:ind w:left="720"/>
+        <w:rPr>
+          <w:lang w:val="en-US"/>
+        </w:rPr>
+      </w:pPr>
+      <w:r>
+        <w:rPr>
+          <w:lang w:val="en-US"/>
+        </w:rPr>
+        <w:t>_/ __ \</w:t>
+      </w:r>
+      <w:proofErr w:type="gramStart"/>
+      <w:r>
+        <w:rPr>
+          <w:lang w:val="en-US"/>
+        </w:rPr>
+        <w:t>\  \/  /</w:t>
+      </w:r>
+      <w:proofErr w:type="gramEnd"/>
+      <w:r>
+        <w:rPr>
+          <w:lang w:val="en-US"/>
+        </w:rPr>
+        <w:t xml:space="preserve">/ ___\|  |/ __ | |  |  |  \/     \ </w:t>
+      </w:r>
+    </w:p>
+    <w:p>
+      <w:pPr>
+        <w:pStyle w:val="Pseoudocode"/>
+        <w:spacing w:before="240" w:after="240"/>
+        <w:ind w:left="720"/>
+        <w:rPr>
+          <w:lang w:val="en-US"/>
+        </w:rPr>
+      </w:pPr>
+      <w:proofErr w:type="gramStart"/>
+      <w:r>
+        <w:rPr>
+          <w:lang w:val="en-US"/>
+        </w:rPr>
         <w:t>\  _</w:t>
       </w:r>
       <w:proofErr w:type="gramEnd"/>
       <w:r>
+        <w:rPr>
+          <w:lang w:val="en-US"/>
+        </w:rPr>
         <w:t>__/ &gt;    &lt;</w:t>
       </w:r>
       <w:proofErr w:type="gramStart"/>
       <w:r>
+        <w:rPr>
+          <w:lang w:val="en-US"/>
+        </w:rPr>
         <w:t>\  \</w:t>
       </w:r>
       <w:proofErr w:type="gramEnd"/>
       <w:r>
+        <w:rPr>
+          <w:lang w:val="en-US"/>
+        </w:rPr>
         <w:t>___</w:t>
       </w:r>
       <w:proofErr w:type="gramStart"/>
       <w:r>
+        <w:rPr>
+          <w:lang w:val="en-US"/>
+        </w:rPr>
         <w:t>|  /</w:t>
       </w:r>
       <w:proofErr w:type="gramEnd"/>
       <w:r>
+        <w:rPr>
+          <w:lang w:val="en-US"/>
+        </w:rPr>
         <w:t xml:space="preserve"> /_/ | </w:t>
       </w:r>
       <w:proofErr w:type="gramStart"/>
       <w:r>
+        <w:rPr>
+          <w:lang w:val="en-US"/>
+        </w:rPr>
         <w:t>|  |</w:t>
       </w:r>
       <w:proofErr w:type="gramEnd"/>
       <w:r>
+        <w:rPr>
+          <w:lang w:val="en-US"/>
+        </w:rPr>
         <w:t xml:space="preserve">  </w:t>
       </w:r>
       <w:proofErr w:type="gramStart"/>
       <w:r>
+        <w:rPr>
+          <w:lang w:val="en-US"/>
+        </w:rPr>
         <w:t>|  /</w:t>
       </w:r>
       <w:proofErr w:type="gramEnd"/>
       <w:r>
+        <w:rPr>
+          <w:lang w:val="en-US"/>
+        </w:rPr>
         <w:t xml:space="preserve">  Y </w:t>
       </w:r>
       <w:proofErr w:type="spellStart"/>
       <w:proofErr w:type="gramStart"/>
       <w:r>
+        <w:rPr>
+          <w:lang w:val="en-US"/>
+        </w:rPr>
         <w:t>Y</w:t>
       </w:r>
       <w:proofErr w:type="spellEnd"/>
       <w:r>
+        <w:rPr>
+          <w:lang w:val="en-US"/>
+        </w:rPr>
         <w:t xml:space="preserve">  \</w:t>
       </w:r>
       <w:proofErr w:type="gramEnd"/>
@@ -2195,119 +2992,163 @@
     <w:p>
       <w:pPr>
         <w:pStyle w:val="Pseoudocode"/>
-      </w:pPr>
-      <w:r>
+        <w:spacing w:before="240" w:after="240"/>
+        <w:ind w:left="720"/>
+        <w:rPr>
+          <w:lang w:val="en-US"/>
+        </w:rPr>
+      </w:pPr>
+      <w:r>
+        <w:rPr>
+          <w:lang w:val="en-US"/>
+        </w:rPr>
         <w:t xml:space="preserve"> \___  &gt;__/\_ \\___  &gt;__\____ | |__|____/|__|_|  /</w:t>
       </w:r>
     </w:p>
     <w:p>
       <w:pPr>
         <w:pStyle w:val="Pseoudocode"/>
-      </w:pPr>
-      <w:r>
+        <w:spacing w:before="240" w:after="240"/>
+        <w:ind w:left="720"/>
+        <w:rPr>
+          <w:lang w:val="en-US"/>
+        </w:rPr>
+      </w:pPr>
+      <w:r>
+        <w:rPr>
+          <w:lang w:val="en-US"/>
+        </w:rPr>
         <w:t xml:space="preserve">     \/      \/    \/        \/                \/ </w:t>
       </w:r>
     </w:p>
     <w:p>
       <w:pPr>
         <w:pStyle w:val="Pseoudocode"/>
-      </w:pPr>
-      <w:r>
+        <w:spacing w:before="240" w:after="240"/>
+        <w:ind w:left="720"/>
+        <w:rPr>
+          <w:lang w:val="en-US"/>
+        </w:rPr>
+      </w:pPr>
+      <w:r>
+        <w:rPr>
+          <w:lang w:val="en-US"/>
+        </w:rPr>
         <w:t xml:space="preserve">                                                  </w:t>
       </w:r>
     </w:p>
     <w:p>
       <w:pPr>
         <w:pStyle w:val="Pseoudocode"/>
-      </w:pPr>
-    </w:p>
-    <w:p>
-      <w:pPr>
-        <w:pStyle w:val="Pseoudocode"/>
-      </w:pPr>
-      <w:proofErr w:type="gramStart"/>
-      <w:r>
-        <w:t>by</w:t>
-      </w:r>
-      <w:proofErr w:type="gramEnd"/>
-      <w:r>
-        <w:t xml:space="preserve"> Zoe McFife</w:t>
-      </w:r>
-    </w:p>
-    <w:p>
-      <w:pPr>
-        <w:pStyle w:val="Pseoudocode"/>
-      </w:pPr>
-    </w:p>
-    <w:p>
-      <w:pPr>
-        <w:pStyle w:val="Pseoudocode"/>
-      </w:pPr>
-      <w:r>
-        <w:t xml:space="preserve">1. </w:t>
-      </w:r>
-      <w:proofErr w:type="spellStart"/>
-      <w:r>
-        <w:t>Create</w:t>
-      </w:r>
-      <w:proofErr w:type="spellEnd"/>
-      <w:r>
-        <w:t xml:space="preserve"> </w:t>
-      </w:r>
-      <w:proofErr w:type="spellStart"/>
-      <w:r>
-        <w:t>Character</w:t>
-      </w:r>
-      <w:proofErr w:type="spellEnd"/>
-    </w:p>
-    <w:p>
-      <w:pPr>
-        <w:pStyle w:val="Pseoudocode"/>
-      </w:pPr>
-      <w:r>
-        <w:t xml:space="preserve">2. </w:t>
-      </w:r>
-      <w:proofErr w:type="spellStart"/>
-      <w:r>
-        <w:t>Choose</w:t>
-      </w:r>
-      <w:proofErr w:type="spellEnd"/>
-      <w:r>
-        <w:t xml:space="preserve"> </w:t>
-      </w:r>
-      <w:proofErr w:type="spellStart"/>
-      <w:r>
-        <w:t>Difficulty</w:t>
-      </w:r>
-      <w:proofErr w:type="spellEnd"/>
-    </w:p>
-    <w:p>
-      <w:pPr>
-        <w:pStyle w:val="Pseoudocode"/>
-      </w:pPr>
-      <w:r>
+        <w:spacing w:before="240" w:after="240"/>
+        <w:ind w:left="720"/>
+        <w:rPr>
+          <w:lang w:val="en-US"/>
+        </w:rPr>
+      </w:pPr>
+    </w:p>
+    <w:p>
+      <w:pPr>
+        <w:pStyle w:val="Pseoudocode"/>
+        <w:spacing w:before="240" w:after="240"/>
+        <w:ind w:left="720"/>
+        <w:rPr>
+          <w:lang w:val="en-US"/>
+        </w:rPr>
+      </w:pPr>
+      <w:r>
+        <w:rPr>
+          <w:lang w:val="en-US"/>
+        </w:rPr>
+        <w:t>by Zoe McFife</w:t>
+      </w:r>
+    </w:p>
+    <w:p>
+      <w:pPr>
+        <w:pStyle w:val="Pseoudocode"/>
+        <w:spacing w:before="240" w:after="240"/>
+        <w:ind w:left="720"/>
+        <w:rPr>
+          <w:lang w:val="en-US"/>
+        </w:rPr>
+      </w:pPr>
+    </w:p>
+    <w:p>
+      <w:pPr>
+        <w:pStyle w:val="Pseoudocode"/>
+        <w:spacing w:before="240" w:after="240"/>
+        <w:ind w:left="720"/>
+        <w:rPr>
+          <w:lang w:val="en-US"/>
+        </w:rPr>
+      </w:pPr>
+      <w:r>
+        <w:rPr>
+          <w:lang w:val="en-US"/>
+        </w:rPr>
+        <w:t>1. Create Character</w:t>
+      </w:r>
+    </w:p>
+    <w:p>
+      <w:pPr>
+        <w:pStyle w:val="Pseoudocode"/>
+        <w:spacing w:before="240" w:after="240"/>
+        <w:ind w:left="720"/>
+        <w:rPr>
+          <w:lang w:val="en-US"/>
+        </w:rPr>
+      </w:pPr>
+      <w:r>
+        <w:rPr>
+          <w:lang w:val="en-US"/>
+        </w:rPr>
+        <w:t>2. Choose Difficulty</w:t>
+      </w:r>
+    </w:p>
+    <w:p>
+      <w:pPr>
+        <w:pStyle w:val="Pseoudocode"/>
+        <w:spacing w:before="240" w:after="240"/>
+        <w:ind w:left="720"/>
+        <w:rPr>
+          <w:lang w:val="en-US"/>
+        </w:rPr>
+      </w:pPr>
+      <w:r>
+        <w:rPr>
+          <w:lang w:val="en-US"/>
+        </w:rPr>
         <w:t>3. Start Game</w:t>
       </w:r>
     </w:p>
     <w:p>
       <w:pPr>
         <w:pStyle w:val="Pseoudocode"/>
-      </w:pPr>
-      <w:r>
+        <w:spacing w:before="240" w:after="240"/>
+        <w:ind w:left="720"/>
+        <w:rPr>
+          <w:lang w:val="en-US"/>
+        </w:rPr>
+      </w:pPr>
+      <w:r>
+        <w:rPr>
+          <w:lang w:val="en-US"/>
+        </w:rPr>
         <w:t>4. Exit</w:t>
       </w:r>
     </w:p>
     <w:p>
       <w:pPr>
         <w:pStyle w:val="Pseoudocode"/>
-      </w:pPr>
-      <w:proofErr w:type="spellStart"/>
-      <w:r>
-        <w:t>Choose</w:t>
-      </w:r>
-      <w:proofErr w:type="spellEnd"/>
-      <w:r>
-        <w:t xml:space="preserve"> an option (1-4)</w:t>
+        <w:rPr>
+          <w:lang w:val="en-US"/>
+        </w:rPr>
+      </w:pPr>
+      <w:r>
+        <w:rPr>
+          <w:lang w:val="en-US"/>
+        </w:rPr>
+        <w:t>Choose an option (1-4)</w:t>
       </w:r>
     </w:p>
     <w:p>
@@ -2357,7 +3198,7 @@
       <w:pPr>
         <w:pStyle w:val="Heading3"/>
       </w:pPr>
-      <w:bookmarkStart w:id="2" w:name="_Toc214798862"/>
+      <w:bookmarkStart w:id="2" w:name="_Toc214802861"/>
       <w:r>
         <w:lastRenderedPageBreak/>
         <w:t>Character Creation</w:t>
@@ -2367,150 +3208,159 @@
     <w:p>
       <w:pPr>
         <w:pStyle w:val="Pseoudocode"/>
-      </w:pPr>
-      <w:r>
+        <w:rPr>
+          <w:lang w:val="en-US"/>
+        </w:rPr>
+      </w:pPr>
+      <w:r>
+        <w:rPr>
+          <w:lang w:val="en-US"/>
+        </w:rPr>
         <w:t>=== Character Creator ===</w:t>
       </w:r>
     </w:p>
     <w:p>
       <w:pPr>
         <w:pStyle w:val="Pseoudocode"/>
-      </w:pPr>
-    </w:p>
-    <w:p>
-      <w:pPr>
-        <w:pStyle w:val="Pseoudocode"/>
-      </w:pPr>
-    </w:p>
-    <w:p>
-      <w:pPr>
-        <w:pStyle w:val="Pseoudocode"/>
-      </w:pPr>
-      <w:r>
-        <w:t xml:space="preserve">Enter character </w:t>
-      </w:r>
-      <w:proofErr w:type="gramStart"/>
-      <w:r>
-        <w:t>name:</w:t>
-      </w:r>
-      <w:proofErr w:type="gramEnd"/>
-      <w:r>
-        <w:t xml:space="preserve"> </w:t>
-      </w:r>
-      <w:proofErr w:type="spellStart"/>
+        <w:rPr>
+          <w:lang w:val="en-US"/>
+        </w:rPr>
+      </w:pPr>
+    </w:p>
+    <w:p>
+      <w:pPr>
+        <w:pStyle w:val="Pseoudocode"/>
+        <w:rPr>
+          <w:lang w:val="en-US"/>
+        </w:rPr>
+      </w:pPr>
+    </w:p>
+    <w:p>
+      <w:pPr>
+        <w:pStyle w:val="Pseoudocode"/>
+        <w:rPr>
+          <w:lang w:val="en-US"/>
+        </w:rPr>
+      </w:pPr>
+      <w:r>
+        <w:rPr>
+          <w:lang w:val="en-US"/>
+        </w:rPr>
+        <w:t xml:space="preserve">Enter character name: </w:t>
+      </w:r>
       <w:r>
         <w:rPr>
           <w:i/>
           <w:iCs/>
           <w:color w:val="4EA72E" w:themeColor="accent6"/>
+          <w:lang w:val="en-US"/>
         </w:rPr>
         <w:t>Starjumper</w:t>
       </w:r>
-      <w:proofErr w:type="spellEnd"/>
-    </w:p>
-    <w:p>
-      <w:pPr>
-        <w:pStyle w:val="Pseoudocode"/>
-      </w:pPr>
-    </w:p>
-    <w:p>
-      <w:pPr>
-        <w:pStyle w:val="Pseoudocode"/>
-      </w:pPr>
-      <w:r>
-        <w:t xml:space="preserve">Allocate your skill </w:t>
-      </w:r>
-      <w:proofErr w:type="gramStart"/>
-      <w:r>
-        <w:t>points:</w:t>
-      </w:r>
-      <w:proofErr w:type="gramEnd"/>
-    </w:p>
-    <w:p>
-      <w:pPr>
-        <w:pStyle w:val="Pseoudocode"/>
-      </w:pPr>
-      <w:r>
-        <w:t xml:space="preserve">1. </w:t>
-      </w:r>
-      <w:proofErr w:type="gramStart"/>
-      <w:r>
-        <w:t>Strength:</w:t>
-      </w:r>
-      <w:proofErr w:type="gramEnd"/>
-      <w:r>
-        <w:t xml:space="preserve"> 1</w:t>
-      </w:r>
-    </w:p>
-    <w:p>
-      <w:pPr>
-        <w:pStyle w:val="Pseoudocode"/>
-      </w:pPr>
-      <w:r>
-        <w:t xml:space="preserve">2. </w:t>
-      </w:r>
-      <w:proofErr w:type="gramStart"/>
-      <w:r>
-        <w:t>Dexterity:</w:t>
-      </w:r>
-      <w:proofErr w:type="gramEnd"/>
-      <w:r>
-        <w:t xml:space="preserve"> 1</w:t>
-      </w:r>
-    </w:p>
-    <w:p>
-      <w:pPr>
-        <w:pStyle w:val="Pseoudocode"/>
-      </w:pPr>
-      <w:r>
-        <w:t xml:space="preserve">3. </w:t>
-      </w:r>
-      <w:proofErr w:type="gramStart"/>
-      <w:r>
-        <w:t>Intelligence:</w:t>
-      </w:r>
-      <w:proofErr w:type="gramEnd"/>
-      <w:r>
-        <w:t xml:space="preserve"> 1</w:t>
-      </w:r>
-    </w:p>
-    <w:p>
-      <w:pPr>
-        <w:pStyle w:val="Pseoudocode"/>
-      </w:pPr>
-      <w:r>
-        <w:t xml:space="preserve">Remaining </w:t>
-      </w:r>
-      <w:proofErr w:type="gramStart"/>
-      <w:r>
-        <w:t>Points:</w:t>
-      </w:r>
-      <w:proofErr w:type="gramEnd"/>
-      <w:r>
-        <w:t xml:space="preserve"> 5</w:t>
-      </w:r>
-    </w:p>
-    <w:p>
-      <w:pPr>
-        <w:pStyle w:val="Pseoudocode"/>
-      </w:pPr>
-      <w:r>
-        <w:t xml:space="preserve">Choose a stat to </w:t>
-      </w:r>
-      <w:proofErr w:type="gramStart"/>
-      <w:r>
-        <w:t>increase:</w:t>
-      </w:r>
-      <w:proofErr w:type="gramEnd"/>
-      <w:r>
-        <w:t xml:space="preserve"> (1=STR, 2=DEX, 3=INT)</w:t>
-      </w:r>
-    </w:p>
-    <w:p>
-      <w:pPr>
-        <w:pStyle w:val="Pseoudocode"/>
-      </w:pPr>
-      <w:r>
+    </w:p>
+    <w:p>
+      <w:pPr>
+        <w:pStyle w:val="Pseoudocode"/>
+        <w:rPr>
+          <w:lang w:val="en-US"/>
+        </w:rPr>
+      </w:pPr>
+    </w:p>
+    <w:p>
+      <w:pPr>
+        <w:pStyle w:val="Pseoudocode"/>
+        <w:rPr>
+          <w:lang w:val="en-US"/>
+        </w:rPr>
+      </w:pPr>
+      <w:r>
+        <w:rPr>
+          <w:lang w:val="en-US"/>
+        </w:rPr>
+        <w:t>Allocate your skill points:</w:t>
+      </w:r>
+    </w:p>
+    <w:p>
+      <w:pPr>
+        <w:pStyle w:val="Pseoudocode"/>
+        <w:rPr>
+          <w:lang w:val="en-US"/>
+        </w:rPr>
+      </w:pPr>
+      <w:r>
+        <w:rPr>
+          <w:lang w:val="en-US"/>
+        </w:rPr>
+        <w:t>1. Strength: 1</w:t>
+      </w:r>
+    </w:p>
+    <w:p>
+      <w:pPr>
+        <w:pStyle w:val="Pseoudocode"/>
+        <w:rPr>
+          <w:lang w:val="en-US"/>
+        </w:rPr>
+      </w:pPr>
+      <w:r>
+        <w:rPr>
+          <w:lang w:val="en-US"/>
+        </w:rPr>
+        <w:t>2. Dexterity: 1</w:t>
+      </w:r>
+    </w:p>
+    <w:p>
+      <w:pPr>
+        <w:pStyle w:val="Pseoudocode"/>
+        <w:rPr>
+          <w:lang w:val="en-US"/>
+        </w:rPr>
+      </w:pPr>
+      <w:r>
+        <w:rPr>
+          <w:lang w:val="en-US"/>
+        </w:rPr>
+        <w:t>3. Intelligence: 1</w:t>
+      </w:r>
+    </w:p>
+    <w:p>
+      <w:pPr>
+        <w:pStyle w:val="Pseoudocode"/>
+        <w:rPr>
+          <w:lang w:val="en-US"/>
+        </w:rPr>
+      </w:pPr>
+      <w:r>
+        <w:rPr>
+          <w:lang w:val="en-US"/>
+        </w:rPr>
+        <w:t>Remaining Points: 5</w:t>
+      </w:r>
+    </w:p>
+    <w:p>
+      <w:pPr>
+        <w:pStyle w:val="Pseoudocode"/>
+        <w:rPr>
+          <w:lang w:val="en-US"/>
+        </w:rPr>
+      </w:pPr>
+      <w:r>
+        <w:rPr>
+          <w:lang w:val="en-US"/>
+        </w:rPr>
+        <w:t>Choose a stat to increase: (1=STR, 2=DEX, 3=INT)</w:t>
+      </w:r>
+    </w:p>
+    <w:p>
+      <w:pPr>
+        <w:pStyle w:val="Pseoudocode"/>
+        <w:rPr>
+          <w:lang w:val="en-US"/>
+        </w:rPr>
+      </w:pPr>
+      <w:r>
+        <w:rPr>
+          <w:lang w:val="en-US"/>
+        </w:rPr>
         <w:t>&gt;</w:t>
       </w:r>
     </w:p>
@@ -2568,186 +3418,310 @@
     <w:p>
       <w:pPr>
         <w:pStyle w:val="Pseoudocode"/>
-      </w:pPr>
-      <w:r>
-        <w:t xml:space="preserve">=== </w:t>
-      </w:r>
-      <w:proofErr w:type="spellStart"/>
-      <w:r>
-        <w:t>Starjumper</w:t>
-      </w:r>
-      <w:proofErr w:type="spellEnd"/>
-      <w:r>
-        <w:t xml:space="preserve"> ===</w:t>
-      </w:r>
-    </w:p>
-    <w:p>
-      <w:pPr>
-        <w:pStyle w:val="Pseoudocode"/>
-      </w:pPr>
-    </w:p>
-    <w:p>
-      <w:pPr>
-        <w:pStyle w:val="Pseoudocode"/>
-      </w:pPr>
-    </w:p>
-    <w:p>
-      <w:pPr>
-        <w:pStyle w:val="Pseoudocode"/>
-      </w:pPr>
-      <w:r>
+        <w:rPr>
+          <w:lang w:val="en-US"/>
+        </w:rPr>
+      </w:pPr>
+      <w:r>
+        <w:rPr>
+          <w:lang w:val="en-US"/>
+        </w:rPr>
+        <w:t>=== Starjumper ===</w:t>
+      </w:r>
+    </w:p>
+    <w:p>
+      <w:pPr>
+        <w:pStyle w:val="Pseoudocode"/>
+        <w:rPr>
+          <w:lang w:val="en-US"/>
+        </w:rPr>
+      </w:pPr>
+    </w:p>
+    <w:p>
+      <w:pPr>
+        <w:pStyle w:val="Pseoudocode"/>
+        <w:rPr>
+          <w:lang w:val="en-US"/>
+        </w:rPr>
+      </w:pPr>
+    </w:p>
+    <w:p>
+      <w:pPr>
+        <w:pStyle w:val="Pseoudocode"/>
+        <w:rPr>
+          <w:lang w:val="en-US"/>
+        </w:rPr>
+      </w:pPr>
+      <w:r>
+        <w:rPr>
+          <w:lang w:val="en-US"/>
+        </w:rPr>
         <w:t>== Stats ==</w:t>
       </w:r>
     </w:p>
     <w:p>
       <w:pPr>
         <w:pStyle w:val="Pseoudocode"/>
-      </w:pPr>
-    </w:p>
-    <w:p>
-      <w:pPr>
-        <w:pStyle w:val="Pseoudocode"/>
-      </w:pPr>
-      <w:proofErr w:type="gramStart"/>
-      <w:r>
-        <w:t>Health:</w:t>
-      </w:r>
-      <w:proofErr w:type="gramEnd"/>
-      <w:r>
-        <w:t xml:space="preserve"> </w:t>
-      </w:r>
-      <w:r>
+        <w:rPr>
+          <w:lang w:val="en-US"/>
+        </w:rPr>
+      </w:pPr>
+    </w:p>
+    <w:p>
+      <w:pPr>
+        <w:pStyle w:val="Pseoudocode"/>
+        <w:rPr>
+          <w:lang w:val="en-US"/>
+        </w:rPr>
+      </w:pPr>
+      <w:r>
+        <w:rPr>
+          <w:lang w:val="en-US"/>
+        </w:rPr>
+        <w:t>Health</w:t>
+      </w:r>
+      <w:proofErr w:type="gramStart"/>
+      <w:r>
+        <w:rPr>
+          <w:lang w:val="en-US"/>
+        </w:rPr>
+        <w:t xml:space="preserve">: </w:t>
+      </w:r>
+      <w:r>
+        <w:rPr>
+          <w:lang w:val="en-US"/>
+        </w:rPr>
         <w:tab/>
-        <w:t>182.0 / 182.0</w:t>
-      </w:r>
-    </w:p>
-    <w:p>
-      <w:pPr>
-        <w:pStyle w:val="Pseoudocode"/>
-      </w:pPr>
-      <w:proofErr w:type="gramStart"/>
-      <w:r>
-        <w:t>Strength:</w:t>
-      </w:r>
-      <w:proofErr w:type="gramEnd"/>
-      <w:r>
-        <w:t xml:space="preserve"> </w:t>
-      </w:r>
-      <w:r>
+        <w:t>182.0</w:t>
+      </w:r>
+      <w:proofErr w:type="gramEnd"/>
+      <w:r>
+        <w:rPr>
+          <w:lang w:val="en-US"/>
+        </w:rPr>
+        <w:t xml:space="preserve"> / 182.0</w:t>
+      </w:r>
+    </w:p>
+    <w:p>
+      <w:pPr>
+        <w:pStyle w:val="Pseoudocode"/>
+        <w:rPr>
+          <w:lang w:val="en-US"/>
+        </w:rPr>
+      </w:pPr>
+      <w:r>
+        <w:rPr>
+          <w:lang w:val="en-US"/>
+        </w:rPr>
+        <w:t>Strength</w:t>
+      </w:r>
+      <w:proofErr w:type="gramStart"/>
+      <w:r>
+        <w:rPr>
+          <w:lang w:val="en-US"/>
+        </w:rPr>
+        <w:t xml:space="preserve">: </w:t>
+      </w:r>
+      <w:r>
+        <w:rPr>
+          <w:lang w:val="en-US"/>
+        </w:rPr>
         <w:tab/>
         <w:t>5</w:t>
       </w:r>
-    </w:p>
-    <w:p>
-      <w:pPr>
-        <w:pStyle w:val="Pseoudocode"/>
-      </w:pPr>
-      <w:proofErr w:type="gramStart"/>
-      <w:r>
-        <w:t>Dexterity:</w:t>
-      </w:r>
-      <w:proofErr w:type="gramEnd"/>
-      <w:r>
-        <w:t xml:space="preserve"> </w:t>
-      </w:r>
-      <w:r>
+      <w:proofErr w:type="gramEnd"/>
+    </w:p>
+    <w:p>
+      <w:pPr>
+        <w:pStyle w:val="Pseoudocode"/>
+        <w:rPr>
+          <w:lang w:val="en-US"/>
+        </w:rPr>
+      </w:pPr>
+      <w:r>
+        <w:rPr>
+          <w:lang w:val="en-US"/>
+        </w:rPr>
+        <w:t>Dexterity</w:t>
+      </w:r>
+      <w:proofErr w:type="gramStart"/>
+      <w:r>
+        <w:rPr>
+          <w:lang w:val="en-US"/>
+        </w:rPr>
+        <w:t xml:space="preserve">: </w:t>
+      </w:r>
+      <w:r>
+        <w:rPr>
+          <w:lang w:val="en-US"/>
+        </w:rPr>
         <w:tab/>
         <w:t>2</w:t>
       </w:r>
-    </w:p>
-    <w:p>
-      <w:pPr>
-        <w:pStyle w:val="Pseoudocode"/>
-      </w:pPr>
-      <w:proofErr w:type="gramStart"/>
-      <w:r>
-        <w:t>Intelligence:</w:t>
-      </w:r>
-      <w:proofErr w:type="gramEnd"/>
-      <w:r>
-        <w:t xml:space="preserve"> </w:t>
-      </w:r>
-      <w:r>
+      <w:proofErr w:type="gramEnd"/>
+    </w:p>
+    <w:p>
+      <w:pPr>
+        <w:pStyle w:val="Pseoudocode"/>
+        <w:rPr>
+          <w:lang w:val="en-US"/>
+        </w:rPr>
+      </w:pPr>
+      <w:r>
+        <w:rPr>
+          <w:lang w:val="en-US"/>
+        </w:rPr>
+        <w:t>Intelligence</w:t>
+      </w:r>
+      <w:proofErr w:type="gramStart"/>
+      <w:r>
+        <w:rPr>
+          <w:lang w:val="en-US"/>
+        </w:rPr>
+        <w:t xml:space="preserve">: </w:t>
+      </w:r>
+      <w:r>
+        <w:rPr>
+          <w:lang w:val="en-US"/>
+        </w:rPr>
         <w:tab/>
         <w:t>1</w:t>
       </w:r>
-    </w:p>
-    <w:p>
-      <w:pPr>
-        <w:pStyle w:val="Pseoudocode"/>
-      </w:pPr>
-      <w:proofErr w:type="gramStart"/>
-      <w:r>
-        <w:t>Status:</w:t>
-      </w:r>
-      <w:proofErr w:type="gramEnd"/>
-      <w:r>
-        <w:t xml:space="preserve"> </w:t>
-      </w:r>
-      <w:r>
+      <w:proofErr w:type="gramEnd"/>
+    </w:p>
+    <w:p>
+      <w:pPr>
+        <w:pStyle w:val="Pseoudocode"/>
+        <w:rPr>
+          <w:lang w:val="en-US"/>
+        </w:rPr>
+      </w:pPr>
+      <w:r>
+        <w:rPr>
+          <w:lang w:val="en-US"/>
+        </w:rPr>
+        <w:t>Status</w:t>
+      </w:r>
+      <w:proofErr w:type="gramStart"/>
+      <w:r>
+        <w:rPr>
+          <w:lang w:val="en-US"/>
+        </w:rPr>
+        <w:t xml:space="preserve">: </w:t>
+      </w:r>
+      <w:r>
+        <w:rPr>
+          <w:lang w:val="en-US"/>
+        </w:rPr>
         <w:tab/>
         <w:t>ALIVE</w:t>
       </w:r>
-    </w:p>
-    <w:p>
-      <w:pPr>
-        <w:pStyle w:val="Pseoudocode"/>
-      </w:pPr>
-    </w:p>
-    <w:p>
-      <w:pPr>
-        <w:pStyle w:val="Pseoudocode"/>
-      </w:pPr>
-      <w:r>
+      <w:proofErr w:type="gramEnd"/>
+    </w:p>
+    <w:p>
+      <w:pPr>
+        <w:pStyle w:val="Pseoudocode"/>
+        <w:rPr>
+          <w:lang w:val="en-US"/>
+        </w:rPr>
+      </w:pPr>
+    </w:p>
+    <w:p>
+      <w:pPr>
+        <w:pStyle w:val="Pseoudocode"/>
+        <w:rPr>
+          <w:lang w:val="en-US"/>
+        </w:rPr>
+      </w:pPr>
+      <w:r>
+        <w:rPr>
+          <w:lang w:val="en-US"/>
+        </w:rPr>
         <w:t>== Equipment ==</w:t>
       </w:r>
     </w:p>
     <w:p>
       <w:pPr>
         <w:pStyle w:val="Pseoudocode"/>
-      </w:pPr>
-    </w:p>
-    <w:p>
-      <w:pPr>
-        <w:pStyle w:val="Pseoudocode"/>
-      </w:pPr>
-      <w:proofErr w:type="gramStart"/>
-      <w:r>
-        <w:t>Weapon:</w:t>
-      </w:r>
-      <w:proofErr w:type="gramEnd"/>
-      <w:r>
-        <w:t xml:space="preserve"> </w:t>
-      </w:r>
-      <w:r>
-        <w:tab/>
-        <w:t>Fists +14.0 P DMG +16.0</w:t>
-      </w:r>
-    </w:p>
-    <w:p>
-      <w:pPr>
-        <w:pStyle w:val="Pseoudocode"/>
-      </w:pPr>
-      <w:proofErr w:type="gramStart"/>
-      <w:r>
-        <w:t>Name:</w:t>
-      </w:r>
-      <w:proofErr w:type="gramEnd"/>
-      <w:r>
+        <w:rPr>
+          <w:lang w:val="en-US"/>
+        </w:rPr>
+      </w:pPr>
+    </w:p>
+    <w:p>
+      <w:pPr>
+        <w:pStyle w:val="Pseoudocode"/>
+        <w:rPr>
+          <w:lang w:val="en-US"/>
+        </w:rPr>
+      </w:pPr>
+      <w:r>
+        <w:rPr>
+          <w:lang w:val="en-US"/>
+        </w:rPr>
+        <w:t>Weapon</w:t>
+      </w:r>
+      <w:proofErr w:type="gramStart"/>
+      <w:r>
+        <w:rPr>
+          <w:lang w:val="en-US"/>
+        </w:rPr>
+        <w:t xml:space="preserve">: </w:t>
+      </w:r>
+      <w:r>
+        <w:rPr>
+          <w:lang w:val="en-US"/>
+        </w:rPr>
         <w:tab/>
         <w:t>Fists</w:t>
       </w:r>
-    </w:p>
-    <w:p>
-      <w:pPr>
-        <w:pStyle w:val="Pseoudocode"/>
-      </w:pPr>
-      <w:proofErr w:type="gramStart"/>
-      <w:r>
+      <w:proofErr w:type="gramEnd"/>
+      <w:r>
+        <w:rPr>
+          <w:lang w:val="en-US"/>
+        </w:rPr>
+        <w:t xml:space="preserve"> +14.0 P DMG +16.0</w:t>
+      </w:r>
+    </w:p>
+    <w:p>
+      <w:pPr>
+        <w:pStyle w:val="Pseoudocode"/>
+        <w:rPr>
+          <w:lang w:val="en-US"/>
+        </w:rPr>
+      </w:pPr>
+      <w:r>
+        <w:rPr>
+          <w:lang w:val="en-US"/>
+        </w:rPr>
+        <w:t>Name:</w:t>
+      </w:r>
+      <w:r>
+        <w:rPr>
+          <w:lang w:val="en-US"/>
+        </w:rPr>
+        <w:tab/>
+        <w:t>Fists</w:t>
+      </w:r>
+    </w:p>
+    <w:p>
+      <w:pPr>
+        <w:pStyle w:val="Pseoudocode"/>
+        <w:rPr>
+          <w:lang w:val="en-US"/>
+        </w:rPr>
+      </w:pPr>
+      <w:r>
+        <w:rPr>
+          <w:lang w:val="en-US"/>
+        </w:rPr>
+        <w:lastRenderedPageBreak/>
         <w:t>Weight:</w:t>
       </w:r>
-      <w:proofErr w:type="gramEnd"/>
-      <w:r>
+      <w:r>
+        <w:rPr>
+          <w:lang w:val="en-US"/>
+        </w:rPr>
         <w:tab/>
         <w:t>0.0</w:t>
       </w:r>
@@ -2755,14 +3729,20 @@
     <w:p>
       <w:pPr>
         <w:pStyle w:val="Pseoudocode"/>
-      </w:pPr>
-      <w:proofErr w:type="gramStart"/>
-      <w:r>
-        <w:lastRenderedPageBreak/>
+        <w:rPr>
+          <w:lang w:val="en-US"/>
+        </w:rPr>
+      </w:pPr>
+      <w:r>
+        <w:rPr>
+          <w:lang w:val="en-US"/>
+        </w:rPr>
         <w:t>Value:</w:t>
       </w:r>
-      <w:proofErr w:type="gramEnd"/>
-      <w:r>
+      <w:r>
+        <w:rPr>
+          <w:lang w:val="en-US"/>
+        </w:rPr>
         <w:tab/>
         <w:t>0.0</w:t>
       </w:r>
@@ -2770,13 +3750,20 @@
     <w:p>
       <w:pPr>
         <w:pStyle w:val="Pseoudocode"/>
-      </w:pPr>
-      <w:proofErr w:type="gramStart"/>
-      <w:r>
+        <w:rPr>
+          <w:lang w:val="en-US"/>
+        </w:rPr>
+      </w:pPr>
+      <w:r>
+        <w:rPr>
+          <w:lang w:val="en-US"/>
+        </w:rPr>
         <w:t>Rarity:</w:t>
       </w:r>
-      <w:proofErr w:type="gramEnd"/>
-      <w:r>
+      <w:r>
+        <w:rPr>
+          <w:lang w:val="en-US"/>
+        </w:rPr>
         <w:tab/>
         <w:t>LOW</w:t>
       </w:r>
@@ -2784,13 +3771,20 @@
     <w:p>
       <w:pPr>
         <w:pStyle w:val="Pseoudocode"/>
-      </w:pPr>
-      <w:proofErr w:type="gramStart"/>
-      <w:r>
+        <w:rPr>
+          <w:lang w:val="en-US"/>
+        </w:rPr>
+      </w:pPr>
+      <w:r>
+        <w:rPr>
+          <w:lang w:val="en-US"/>
+        </w:rPr>
         <w:t>Damage:</w:t>
       </w:r>
-      <w:proofErr w:type="gramEnd"/>
-      <w:r>
+      <w:r>
+        <w:rPr>
+          <w:lang w:val="en-US"/>
+        </w:rPr>
         <w:tab/>
         <w:t>14.0</w:t>
       </w:r>
@@ -2798,16 +3792,28 @@
     <w:p>
       <w:pPr>
         <w:pStyle w:val="Pseoudocode"/>
-      </w:pPr>
-      <w:r>
-        <w:t xml:space="preserve">Is </w:t>
-      </w:r>
-      <w:proofErr w:type="gramStart"/>
-      <w:r>
-        <w:t>Magic:</w:t>
-      </w:r>
-      <w:proofErr w:type="gramEnd"/>
-      <w:r>
+        <w:rPr>
+          <w:lang w:val="en-US"/>
+        </w:rPr>
+      </w:pPr>
+      <w:proofErr w:type="gramStart"/>
+      <w:r>
+        <w:rPr>
+          <w:lang w:val="en-US"/>
+        </w:rPr>
+        <w:t>Is Magic</w:t>
+      </w:r>
+      <w:proofErr w:type="gramEnd"/>
+      <w:r>
+        <w:rPr>
+          <w:lang w:val="en-US"/>
+        </w:rPr>
+        <w:t>:</w:t>
+      </w:r>
+      <w:r>
+        <w:rPr>
+          <w:lang w:val="en-US"/>
+        </w:rPr>
         <w:tab/>
         <w:t>false</w:t>
       </w:r>
@@ -2815,29 +3821,34 @@
     <w:p>
       <w:pPr>
         <w:pStyle w:val="Pseoudocode"/>
-      </w:pPr>
-      <w:proofErr w:type="gramStart"/>
-      <w:r>
-        <w:t>Special:</w:t>
-      </w:r>
-      <w:proofErr w:type="gramEnd"/>
-      <w:r>
-        <w:t xml:space="preserve"> Desperate Flurry</w:t>
-      </w:r>
-    </w:p>
-    <w:p>
-      <w:pPr>
-        <w:pStyle w:val="Pseoudocode"/>
-      </w:pPr>
-      <w:r>
-        <w:t xml:space="preserve">Special </w:t>
-      </w:r>
-      <w:proofErr w:type="gramStart"/>
-      <w:r>
-        <w:t>Damage:</w:t>
-      </w:r>
-      <w:proofErr w:type="gramEnd"/>
-      <w:r>
+        <w:rPr>
+          <w:lang w:val="en-US"/>
+        </w:rPr>
+      </w:pPr>
+      <w:r>
+        <w:rPr>
+          <w:lang w:val="en-US"/>
+        </w:rPr>
+        <w:t>Special: Desperate Flurry</w:t>
+      </w:r>
+    </w:p>
+    <w:p>
+      <w:pPr>
+        <w:pStyle w:val="Pseoudocode"/>
+        <w:rPr>
+          <w:lang w:val="en-US"/>
+        </w:rPr>
+      </w:pPr>
+      <w:r>
+        <w:rPr>
+          <w:lang w:val="en-US"/>
+        </w:rPr>
+        <w:t>Special Damage:</w:t>
+      </w:r>
+      <w:r>
+        <w:rPr>
+          <w:lang w:val="en-US"/>
+        </w:rPr>
         <w:tab/>
         <w:t>16.0</w:t>
       </w:r>
@@ -2845,44 +3856,76 @@
     <w:p>
       <w:pPr>
         <w:pStyle w:val="Pseoudocode"/>
-      </w:pPr>
-      <w:proofErr w:type="gramStart"/>
-      <w:r>
-        <w:t>Armor:</w:t>
-      </w:r>
-      <w:proofErr w:type="gramEnd"/>
-      <w:r>
-        <w:t xml:space="preserve"> </w:t>
-      </w:r>
-      <w:r>
-        <w:tab/>
-        <w:t>Clothes +7.0 DEF (PRISTINE)</w:t>
-      </w:r>
-    </w:p>
-    <w:p>
-      <w:pPr>
-        <w:pStyle w:val="Pseoudocode"/>
-      </w:pPr>
-      <w:proofErr w:type="gramStart"/>
-      <w:r>
-        <w:t>Name:</w:t>
-      </w:r>
-      <w:proofErr w:type="gramEnd"/>
-      <w:r>
+        <w:rPr>
+          <w:lang w:val="en-US"/>
+        </w:rPr>
+      </w:pPr>
+      <w:r>
+        <w:rPr>
+          <w:lang w:val="en-US"/>
+        </w:rPr>
+        <w:t>Armor</w:t>
+      </w:r>
+      <w:proofErr w:type="gramStart"/>
+      <w:r>
+        <w:rPr>
+          <w:lang w:val="en-US"/>
+        </w:rPr>
+        <w:t xml:space="preserve">: </w:t>
+      </w:r>
+      <w:r>
+        <w:rPr>
+          <w:lang w:val="en-US"/>
+        </w:rPr>
         <w:tab/>
         <w:t>Clothes</w:t>
       </w:r>
-    </w:p>
-    <w:p>
-      <w:pPr>
-        <w:pStyle w:val="Pseoudocode"/>
-      </w:pPr>
-      <w:proofErr w:type="gramStart"/>
-      <w:r>
+      <w:proofErr w:type="gramEnd"/>
+      <w:r>
+        <w:rPr>
+          <w:lang w:val="en-US"/>
+        </w:rPr>
+        <w:t xml:space="preserve"> +7.0 DEF (PRISTINE)</w:t>
+      </w:r>
+    </w:p>
+    <w:p>
+      <w:pPr>
+        <w:pStyle w:val="Pseoudocode"/>
+        <w:rPr>
+          <w:lang w:val="en-US"/>
+        </w:rPr>
+      </w:pPr>
+      <w:r>
+        <w:rPr>
+          <w:lang w:val="en-US"/>
+        </w:rPr>
+        <w:t>Name:</w:t>
+      </w:r>
+      <w:r>
+        <w:rPr>
+          <w:lang w:val="en-US"/>
+        </w:rPr>
+        <w:tab/>
+        <w:t>Clothes</w:t>
+      </w:r>
+    </w:p>
+    <w:p>
+      <w:pPr>
+        <w:pStyle w:val="Pseoudocode"/>
+        <w:rPr>
+          <w:lang w:val="en-US"/>
+        </w:rPr>
+      </w:pPr>
+      <w:r>
+        <w:rPr>
+          <w:lang w:val="en-US"/>
+        </w:rPr>
         <w:t>Weight:</w:t>
       </w:r>
-      <w:proofErr w:type="gramEnd"/>
-      <w:r>
+      <w:r>
+        <w:rPr>
+          <w:lang w:val="en-US"/>
+        </w:rPr>
         <w:tab/>
         <w:t>1.0</w:t>
       </w:r>
@@ -2890,13 +3933,20 @@
     <w:p>
       <w:pPr>
         <w:pStyle w:val="Pseoudocode"/>
-      </w:pPr>
-      <w:proofErr w:type="gramStart"/>
-      <w:r>
+        <w:rPr>
+          <w:lang w:val="en-US"/>
+        </w:rPr>
+      </w:pPr>
+      <w:r>
+        <w:rPr>
+          <w:lang w:val="en-US"/>
+        </w:rPr>
         <w:t>Value:</w:t>
       </w:r>
-      <w:proofErr w:type="gramEnd"/>
-      <w:r>
+      <w:r>
+        <w:rPr>
+          <w:lang w:val="en-US"/>
+        </w:rPr>
         <w:tab/>
         <w:t>50.0</w:t>
       </w:r>
@@ -2904,13 +3954,20 @@
     <w:p>
       <w:pPr>
         <w:pStyle w:val="Pseoudocode"/>
-      </w:pPr>
-      <w:proofErr w:type="gramStart"/>
-      <w:r>
+        <w:rPr>
+          <w:lang w:val="en-US"/>
+        </w:rPr>
+      </w:pPr>
+      <w:r>
+        <w:rPr>
+          <w:lang w:val="en-US"/>
+        </w:rPr>
         <w:t>Rarity:</w:t>
       </w:r>
-      <w:proofErr w:type="gramEnd"/>
-      <w:r>
+      <w:r>
+        <w:rPr>
+          <w:lang w:val="en-US"/>
+        </w:rPr>
         <w:tab/>
         <w:t>LOW</w:t>
       </w:r>
@@ -2918,13 +3975,20 @@
     <w:p>
       <w:pPr>
         <w:pStyle w:val="Pseoudocode"/>
-      </w:pPr>
-      <w:proofErr w:type="gramStart"/>
-      <w:r>
+        <w:rPr>
+          <w:lang w:val="en-US"/>
+        </w:rPr>
+      </w:pPr>
+      <w:r>
+        <w:rPr>
+          <w:lang w:val="en-US"/>
+        </w:rPr>
         <w:t>Defense:</w:t>
       </w:r>
-      <w:proofErr w:type="gramEnd"/>
-      <w:r>
+      <w:r>
+        <w:rPr>
+          <w:lang w:val="en-US"/>
+        </w:rPr>
         <w:tab/>
         <w:t>7.0</w:t>
       </w:r>
@@ -2932,13 +3996,20 @@
     <w:p>
       <w:pPr>
         <w:pStyle w:val="Pseoudocode"/>
-      </w:pPr>
-      <w:proofErr w:type="gramStart"/>
-      <w:r>
+        <w:rPr>
+          <w:lang w:val="en-US"/>
+        </w:rPr>
+      </w:pPr>
+      <w:r>
+        <w:rPr>
+          <w:lang w:val="en-US"/>
+        </w:rPr>
         <w:t>Durability:</w:t>
       </w:r>
-      <w:proofErr w:type="gramEnd"/>
-      <w:r>
+      <w:r>
+        <w:rPr>
+          <w:lang w:val="en-US"/>
+        </w:rPr>
         <w:tab/>
         <w:t>675.0 / 675.0 (PRISTINE)</w:t>
       </w:r>
@@ -2946,13 +4017,20 @@
     <w:p>
       <w:pPr>
         <w:pStyle w:val="Pseoudocode"/>
-      </w:pPr>
-      <w:proofErr w:type="gramStart"/>
-      <w:r>
+        <w:rPr>
+          <w:lang w:val="en-US"/>
+        </w:rPr>
+      </w:pPr>
+      <w:r>
+        <w:rPr>
+          <w:lang w:val="en-US"/>
+        </w:rPr>
         <w:t>State:</w:t>
       </w:r>
-      <w:proofErr w:type="gramEnd"/>
-      <w:r>
+      <w:r>
+        <w:rPr>
+          <w:lang w:val="en-US"/>
+        </w:rPr>
         <w:tab/>
         <w:t>PRISTINE</w:t>
       </w:r>
@@ -2960,44 +4038,76 @@
     <w:p>
       <w:pPr>
         <w:pStyle w:val="Pseoudocode"/>
-      </w:pPr>
-      <w:proofErr w:type="gramStart"/>
-      <w:r>
-        <w:t>Shield:</w:t>
-      </w:r>
-      <w:proofErr w:type="gramEnd"/>
-      <w:r>
-        <w:t xml:space="preserve"> </w:t>
-      </w:r>
-      <w:r>
-        <w:tab/>
-        <w:t>Fists +4.0 DEF</w:t>
-      </w:r>
-    </w:p>
-    <w:p>
-      <w:pPr>
-        <w:pStyle w:val="Pseoudocode"/>
-      </w:pPr>
-      <w:proofErr w:type="gramStart"/>
-      <w:r>
-        <w:t>Name:</w:t>
-      </w:r>
-      <w:proofErr w:type="gramEnd"/>
-      <w:r>
+        <w:rPr>
+          <w:lang w:val="en-US"/>
+        </w:rPr>
+      </w:pPr>
+      <w:r>
+        <w:rPr>
+          <w:lang w:val="en-US"/>
+        </w:rPr>
+        <w:t>Shield</w:t>
+      </w:r>
+      <w:proofErr w:type="gramStart"/>
+      <w:r>
+        <w:rPr>
+          <w:lang w:val="en-US"/>
+        </w:rPr>
+        <w:t xml:space="preserve">: </w:t>
+      </w:r>
+      <w:r>
+        <w:rPr>
+          <w:lang w:val="en-US"/>
+        </w:rPr>
         <w:tab/>
         <w:t>Fists</w:t>
       </w:r>
-    </w:p>
-    <w:p>
-      <w:pPr>
-        <w:pStyle w:val="Pseoudocode"/>
-      </w:pPr>
-      <w:proofErr w:type="gramStart"/>
-      <w:r>
+      <w:proofErr w:type="gramEnd"/>
+      <w:r>
+        <w:rPr>
+          <w:lang w:val="en-US"/>
+        </w:rPr>
+        <w:t xml:space="preserve"> +4.0 DEF</w:t>
+      </w:r>
+    </w:p>
+    <w:p>
+      <w:pPr>
+        <w:pStyle w:val="Pseoudocode"/>
+        <w:rPr>
+          <w:lang w:val="en-US"/>
+        </w:rPr>
+      </w:pPr>
+      <w:r>
+        <w:rPr>
+          <w:lang w:val="en-US"/>
+        </w:rPr>
+        <w:t>Name:</w:t>
+      </w:r>
+      <w:r>
+        <w:rPr>
+          <w:lang w:val="en-US"/>
+        </w:rPr>
+        <w:tab/>
+        <w:t>Fists</w:t>
+      </w:r>
+    </w:p>
+    <w:p>
+      <w:pPr>
+        <w:pStyle w:val="Pseoudocode"/>
+        <w:rPr>
+          <w:lang w:val="en-US"/>
+        </w:rPr>
+      </w:pPr>
+      <w:r>
+        <w:rPr>
+          <w:lang w:val="en-US"/>
+        </w:rPr>
         <w:t>Weight:</w:t>
       </w:r>
-      <w:proofErr w:type="gramEnd"/>
-      <w:r>
+      <w:r>
+        <w:rPr>
+          <w:lang w:val="en-US"/>
+        </w:rPr>
         <w:tab/>
         <w:t>0.0</w:t>
       </w:r>
@@ -3005,13 +4115,20 @@
     <w:p>
       <w:pPr>
         <w:pStyle w:val="Pseoudocode"/>
-      </w:pPr>
-      <w:proofErr w:type="gramStart"/>
-      <w:r>
+        <w:rPr>
+          <w:lang w:val="en-US"/>
+        </w:rPr>
+      </w:pPr>
+      <w:r>
+        <w:rPr>
+          <w:lang w:val="en-US"/>
+        </w:rPr>
         <w:t>Value:</w:t>
       </w:r>
-      <w:proofErr w:type="gramEnd"/>
-      <w:r>
+      <w:r>
+        <w:rPr>
+          <w:lang w:val="en-US"/>
+        </w:rPr>
         <w:tab/>
         <w:t>0.0</w:t>
       </w:r>
@@ -3019,13 +4136,20 @@
     <w:p>
       <w:pPr>
         <w:pStyle w:val="Pseoudocode"/>
-      </w:pPr>
-      <w:proofErr w:type="gramStart"/>
-      <w:r>
+        <w:rPr>
+          <w:lang w:val="en-US"/>
+        </w:rPr>
+      </w:pPr>
+      <w:r>
+        <w:rPr>
+          <w:lang w:val="en-US"/>
+        </w:rPr>
         <w:t>Rarity:</w:t>
       </w:r>
-      <w:proofErr w:type="gramEnd"/>
-      <w:r>
+      <w:r>
+        <w:rPr>
+          <w:lang w:val="en-US"/>
+        </w:rPr>
         <w:tab/>
         <w:t>LOW</w:t>
       </w:r>
@@ -3033,13 +4157,20 @@
     <w:p>
       <w:pPr>
         <w:pStyle w:val="Pseoudocode"/>
-      </w:pPr>
-      <w:proofErr w:type="gramStart"/>
-      <w:r>
+        <w:rPr>
+          <w:lang w:val="en-US"/>
+        </w:rPr>
+      </w:pPr>
+      <w:r>
+        <w:rPr>
+          <w:lang w:val="en-US"/>
+        </w:rPr>
         <w:t>Defense:</w:t>
       </w:r>
-      <w:proofErr w:type="gramEnd"/>
-      <w:r>
+      <w:r>
+        <w:rPr>
+          <w:lang w:val="en-US"/>
+        </w:rPr>
         <w:tab/>
         <w:t>4.0</w:t>
       </w:r>
@@ -3047,36 +4178,24 @@
     <w:p>
       <w:pPr>
         <w:pStyle w:val="Pseoudocode"/>
-      </w:pPr>
-    </w:p>
-    <w:p>
-      <w:pPr>
-        <w:pStyle w:val="Pseoudocode"/>
-      </w:pPr>
-      <w:r>
-        <w:t xml:space="preserve">Are you satisfied with your </w:t>
-      </w:r>
-      <w:proofErr w:type="gramStart"/>
-      <w:r>
-        <w:t>creation?</w:t>
-      </w:r>
-      <w:proofErr w:type="gramEnd"/>
-      <w:r>
-        <w:t xml:space="preserve"> (</w:t>
-      </w:r>
-      <w:proofErr w:type="gramStart"/>
-      <w:r>
-        <w:t>y</w:t>
-      </w:r>
-      <w:proofErr w:type="gramEnd"/>
-      <w:r>
-        <w:t>/n</w:t>
-      </w:r>
-      <w:proofErr w:type="gramStart"/>
-      <w:r>
-        <w:t>):</w:t>
-      </w:r>
-      <w:proofErr w:type="gramEnd"/>
+        <w:rPr>
+          <w:lang w:val="en-US"/>
+        </w:rPr>
+      </w:pPr>
+    </w:p>
+    <w:p>
+      <w:pPr>
+        <w:pStyle w:val="Pseoudocode"/>
+        <w:rPr>
+          <w:lang w:val="en-US"/>
+        </w:rPr>
+      </w:pPr>
+      <w:r>
+        <w:rPr>
+          <w:lang w:val="en-US"/>
+        </w:rPr>
+        <w:t>Are you satisfied with your creation? (y/n):</w:t>
+      </w:r>
     </w:p>
     <w:p>
       <w:pPr>
@@ -3111,7 +4230,7 @@
       <w:pPr>
         <w:pStyle w:val="Heading3"/>
       </w:pPr>
-      <w:bookmarkStart w:id="3" w:name="_Toc214798863"/>
+      <w:bookmarkStart w:id="3" w:name="_Toc214802862"/>
       <w:r>
         <w:t xml:space="preserve">Difficulty </w:t>
       </w:r>
@@ -3176,29 +4295,3541 @@
     <w:p>
       <w:pPr>
         <w:pStyle w:val="Pseoudocode"/>
-      </w:pPr>
-      <w:r>
+        <w:rPr>
+          <w:lang w:val="en-US"/>
+        </w:rPr>
+      </w:pPr>
+      <w:r>
+        <w:rPr>
+          <w:lang w:val="en-US"/>
+        </w:rPr>
         <w:t>=== Difficulty Selection ===</w:t>
       </w:r>
     </w:p>
     <w:p>
       <w:pPr>
         <w:pStyle w:val="Pseoudocode"/>
-      </w:pPr>
-    </w:p>
-    <w:p>
-      <w:pPr>
-        <w:pStyle w:val="Pseoudocode"/>
-      </w:pPr>
-    </w:p>
-    <w:p>
-      <w:pPr>
-        <w:pStyle w:val="Pseoudocode"/>
-      </w:pPr>
-      <w:proofErr w:type="gramStart"/>
-      <w:r>
+        <w:rPr>
+          <w:lang w:val="en-US"/>
+        </w:rPr>
+      </w:pPr>
+    </w:p>
+    <w:p>
+      <w:pPr>
+        <w:pStyle w:val="Pseoudocode"/>
+        <w:rPr>
+          <w:lang w:val="en-US"/>
+        </w:rPr>
+      </w:pPr>
+    </w:p>
+    <w:p>
+      <w:pPr>
+        <w:pStyle w:val="Pseoudocode"/>
+        <w:rPr>
+          <w:lang w:val="en-US"/>
+        </w:rPr>
+      </w:pPr>
+      <w:r>
+        <w:rPr>
+          <w:lang w:val="en-US"/>
+        </w:rPr>
         <w:t>Difficulty:</w:t>
       </w:r>
+    </w:p>
+    <w:p>
+      <w:pPr>
+        <w:pStyle w:val="Pseoudocode"/>
+        <w:rPr>
+          <w:lang w:val="en-US"/>
+        </w:rPr>
+      </w:pPr>
+      <w:r>
+        <w:rPr>
+          <w:lang w:val="en-US"/>
+        </w:rPr>
+        <w:t>1. EASY: Smell the flowers.</w:t>
+      </w:r>
+    </w:p>
+    <w:p>
+      <w:pPr>
+        <w:pStyle w:val="Pseoudocode"/>
+        <w:rPr>
+          <w:lang w:val="en-US"/>
+        </w:rPr>
+      </w:pPr>
+      <w:r>
+        <w:rPr>
+          <w:lang w:val="en-US"/>
+        </w:rPr>
+        <w:t>2. MEDIUM: Hold your ground.</w:t>
+      </w:r>
+    </w:p>
+    <w:p>
+      <w:pPr>
+        <w:pStyle w:val="Pseoudocode"/>
+        <w:rPr>
+          <w:lang w:val="en-US"/>
+        </w:rPr>
+      </w:pPr>
+      <w:r>
+        <w:rPr>
+          <w:lang w:val="en-US"/>
+        </w:rPr>
+        <w:t>3. HARD: This will make your life hell.</w:t>
+      </w:r>
+    </w:p>
+    <w:p>
+      <w:pPr>
+        <w:pStyle w:val="Pseoudocode"/>
+        <w:rPr>
+          <w:lang w:val="en-US"/>
+        </w:rPr>
+      </w:pPr>
+      <w:r>
+        <w:rPr>
+          <w:lang w:val="en-US"/>
+        </w:rPr>
+        <w:t xml:space="preserve">Choose a </w:t>
+      </w:r>
+      <w:proofErr w:type="gramStart"/>
+      <w:r>
+        <w:rPr>
+          <w:lang w:val="en-US"/>
+        </w:rPr>
+        <w:t>stat</w:t>
+      </w:r>
+      <w:proofErr w:type="gramEnd"/>
+      <w:r>
+        <w:rPr>
+          <w:lang w:val="en-US"/>
+        </w:rPr>
+        <w:t xml:space="preserve"> to increase: (1=EASY, 2=MEDIUM, 3=HARD)</w:t>
+      </w:r>
+    </w:p>
+    <w:p>
+      <w:pPr>
+        <w:pStyle w:val="Pseoudocode"/>
+        <w:rPr>
+          <w:lang w:val="en-US"/>
+        </w:rPr>
+      </w:pPr>
+      <w:r>
+        <w:rPr>
+          <w:lang w:val="en-US"/>
+        </w:rPr>
+        <w:t>&gt;</w:t>
+      </w:r>
+    </w:p>
+    <w:p>
+      <w:pPr>
+        <w:pStyle w:val="Caption"/>
+      </w:pPr>
+      <w:r>
+        <w:t xml:space="preserve">Figure </w:t>
+      </w:r>
+      <w:r>
+        <w:fldChar w:fldCharType="begin"/>
+      </w:r>
+      <w:r>
+        <w:instrText xml:space="preserve"> SEQ Figure \* ARABIC </w:instrText>
+      </w:r>
+      <w:r>
+        <w:fldChar w:fldCharType="separate"/>
+      </w:r>
+      <w:r>
+        <w:rPr>
+          <w:noProof/>
+        </w:rPr>
+        <w:t>4</w:t>
+      </w:r>
+      <w:r>
+        <w:fldChar w:fldCharType="end"/>
+      </w:r>
+      <w:r>
+        <w:t>: Difficulty Selection</w:t>
+      </w:r>
+    </w:p>
+    <w:p/>
+    <w:p>
+      <w:pPr>
+        <w:pStyle w:val="Heading3"/>
+      </w:pPr>
+      <w:bookmarkStart w:id="4" w:name="_Toc214802863"/>
+      <w:r>
+        <w:t>Playing excidium</w:t>
+      </w:r>
+      <w:bookmarkEnd w:id="4"/>
+    </w:p>
+    <w:p>
+      <w:r>
+        <w:t xml:space="preserve">After having created a character and selected a difficulty, you can select the start option. </w:t>
+      </w:r>
+      <w:r>
+        <w:t>A battle will start.</w:t>
+      </w:r>
+      <w:r>
+        <w:t xml:space="preserve"> Battles can have up to four enemies</w:t>
+      </w:r>
+      <w:r>
+        <w:t>!</w:t>
+      </w:r>
+      <w:r>
+        <w:t xml:space="preserve"> </w:t>
+      </w:r>
+    </w:p>
+    <w:p>
+      <w:pPr>
+        <w:pStyle w:val="Heading2"/>
+      </w:pPr>
+      <w:bookmarkStart w:id="5" w:name="_Toc214802864"/>
+      <w:r>
+        <w:t>Battles</w:t>
+      </w:r>
+      <w:bookmarkEnd w:id="5"/>
+    </w:p>
+    <w:p>
+      <w:pPr>
+        <w:pStyle w:val="Pseoudocode"/>
+        <w:rPr>
+          <w:lang w:val="en-US"/>
+        </w:rPr>
+      </w:pPr>
+      <w:r>
+        <w:rPr>
+          <w:lang w:val="en-US"/>
+        </w:rPr>
+        <w:t xml:space="preserve">  ____        _ </w:t>
+      </w:r>
+      <w:proofErr w:type="gramStart"/>
+      <w:r>
+        <w:rPr>
+          <w:lang w:val="en-US"/>
+        </w:rPr>
+        <w:t xml:space="preserve">  _   _         _</w:t>
+      </w:r>
+      <w:proofErr w:type="gramEnd"/>
+      <w:r>
+        <w:rPr>
+          <w:lang w:val="en-US"/>
+        </w:rPr>
+        <w:t xml:space="preserve">____ _             _   </w:t>
+      </w:r>
+    </w:p>
+    <w:p>
+      <w:pPr>
+        <w:pStyle w:val="Pseoudocode"/>
+        <w:rPr>
+          <w:lang w:val="en-US"/>
+        </w:rPr>
+      </w:pPr>
+      <w:r>
+        <w:rPr>
+          <w:lang w:val="en-US"/>
+        </w:rPr>
+        <w:t xml:space="preserve"> |  _ \      | | | | | |       / ____| |           | |  </w:t>
+      </w:r>
+    </w:p>
+    <w:p>
+      <w:pPr>
+        <w:pStyle w:val="Pseoudocode"/>
+        <w:rPr>
+          <w:lang w:val="en-US"/>
+        </w:rPr>
+      </w:pPr>
+      <w:r>
+        <w:rPr>
+          <w:lang w:val="en-US"/>
+        </w:rPr>
+        <w:t xml:space="preserve"> | |_) | __ _| |_| |_| | ___  | (___ | |_ __ _ _ __| |_ </w:t>
+      </w:r>
+    </w:p>
+    <w:p>
+      <w:pPr>
+        <w:pStyle w:val="Pseoudocode"/>
+        <w:rPr>
+          <w:lang w:val="en-US"/>
+        </w:rPr>
+      </w:pPr>
+      <w:r>
+        <w:rPr>
+          <w:lang w:val="en-US"/>
+        </w:rPr>
+        <w:t xml:space="preserve"> |  _ &lt; / _` | __| __| |/ _ \  \___ \| __/ _` | '__| __|</w:t>
+      </w:r>
+    </w:p>
+    <w:p>
+      <w:pPr>
+        <w:pStyle w:val="Pseoudocode"/>
+        <w:rPr>
+          <w:lang w:val="en-US"/>
+        </w:rPr>
+      </w:pPr>
+      <w:r>
+        <w:rPr>
+          <w:lang w:val="en-US"/>
+        </w:rPr>
+        <w:t xml:space="preserve"> | |_) | (_| | |_| |_| |  __/  ____) | || (_| | |  | |_ </w:t>
+      </w:r>
+    </w:p>
+    <w:p>
+      <w:pPr>
+        <w:pStyle w:val="Pseoudocode"/>
+        <w:rPr>
+          <w:lang w:val="en-US"/>
+        </w:rPr>
+      </w:pPr>
+      <w:r>
+        <w:rPr>
+          <w:lang w:val="en-US"/>
+        </w:rPr>
+        <w:t xml:space="preserve"> |____/ \__,_|\__|\__|_|\___| |_____/ \__\__,_|_|   \__|</w:t>
+      </w:r>
+    </w:p>
+    <w:p>
+      <w:pPr>
+        <w:pStyle w:val="Pseoudocode"/>
+        <w:rPr>
+          <w:lang w:val="en-US"/>
+        </w:rPr>
+      </w:pPr>
+      <w:r>
+        <w:rPr>
+          <w:lang w:val="en-US"/>
+        </w:rPr>
+        <w:t xml:space="preserve">                                                        </w:t>
+      </w:r>
+    </w:p>
+    <w:p>
+      <w:pPr>
+        <w:pStyle w:val="Pseoudocode"/>
+        <w:rPr>
+          <w:lang w:val="en-US"/>
+        </w:rPr>
+      </w:pPr>
+      <w:r>
+        <w:rPr>
+          <w:lang w:val="en-US"/>
+        </w:rPr>
+        <w:t xml:space="preserve">                                                        </w:t>
+      </w:r>
+    </w:p>
+    <w:p>
+      <w:pPr>
+        <w:pStyle w:val="Pseoudocode"/>
+        <w:rPr>
+          <w:lang w:val="en-US"/>
+        </w:rPr>
+      </w:pPr>
+      <w:r>
+        <w:rPr>
+          <w:lang w:val="en-US"/>
+        </w:rPr>
+        <w:t>Battle 1 begins!</w:t>
+      </w:r>
+    </w:p>
+    <w:p>
+      <w:pPr>
+        <w:pStyle w:val="Pseoudocode"/>
+        <w:rPr>
+          <w:lang w:val="en-US"/>
+        </w:rPr>
+      </w:pPr>
+      <w:r>
+        <w:rPr>
+          <w:lang w:val="en-US"/>
+        </w:rPr>
+        <w:t>Danger Level: HARMLESS</w:t>
+      </w:r>
+    </w:p>
+    <w:p>
+      <w:pPr>
+        <w:pStyle w:val="Pseoudocode"/>
+        <w:rPr>
+          <w:lang w:val="en-US"/>
+        </w:rPr>
+      </w:pPr>
+    </w:p>
+    <w:p>
+      <w:pPr>
+        <w:pStyle w:val="Pseoudocode"/>
+        <w:rPr>
+          <w:lang w:val="en-US"/>
+        </w:rPr>
+      </w:pPr>
+      <w:r>
+        <w:rPr>
+          <w:lang w:val="en-US"/>
+        </w:rPr>
+        <w:t>=== Turn 1 ===</w:t>
+      </w:r>
+    </w:p>
+    <w:p>
+      <w:pPr>
+        <w:pStyle w:val="Pseoudocode"/>
+        <w:rPr>
+          <w:lang w:val="en-US"/>
+        </w:rPr>
+      </w:pPr>
+    </w:p>
+    <w:p>
+      <w:pPr>
+        <w:pStyle w:val="Pseoudocode"/>
+        <w:rPr>
+          <w:lang w:val="en-US"/>
+        </w:rPr>
+      </w:pPr>
+      <w:r>
+        <w:rPr>
+          <w:lang w:val="en-US"/>
+        </w:rPr>
+        <w:t xml:space="preserve">----------------------------------------   </w:t>
+      </w:r>
+    </w:p>
+    <w:p>
+      <w:pPr>
+        <w:pStyle w:val="Pseoudocode"/>
+        <w:rPr>
+          <w:lang w:val="en-US"/>
+        </w:rPr>
+      </w:pPr>
+      <w:r>
+        <w:rPr>
+          <w:lang w:val="en-US"/>
+        </w:rPr>
+        <w:t xml:space="preserve">| Abyssal Marauder                     |   </w:t>
+      </w:r>
+    </w:p>
+    <w:p>
+      <w:pPr>
+        <w:pStyle w:val="Pseoudocode"/>
+        <w:rPr>
+          <w:lang w:val="en-US"/>
+        </w:rPr>
+      </w:pPr>
+      <w:r>
+        <w:rPr>
+          <w:lang w:val="en-US"/>
+        </w:rPr>
+        <w:t xml:space="preserve">| Health: 35 / 35                      |   </w:t>
+      </w:r>
+    </w:p>
+    <w:p>
+      <w:pPr>
+        <w:pStyle w:val="Pseoudocode"/>
+        <w:rPr>
+          <w:lang w:val="en-US"/>
+        </w:rPr>
+      </w:pPr>
+      <w:r>
+        <w:rPr>
+          <w:lang w:val="en-US"/>
+        </w:rPr>
+        <w:t xml:space="preserve">| ==================================== |   </w:t>
+      </w:r>
+    </w:p>
+    <w:p>
+      <w:pPr>
+        <w:pStyle w:val="Pseoudocode"/>
+        <w:rPr>
+          <w:lang w:val="en-US"/>
+        </w:rPr>
+      </w:pPr>
+      <w:r>
+        <w:rPr>
+          <w:lang w:val="en-US"/>
+        </w:rPr>
+        <w:t xml:space="preserve">| D2, I1, S1                           |   </w:t>
+      </w:r>
+    </w:p>
+    <w:p>
+      <w:pPr>
+        <w:pStyle w:val="Pseoudocode"/>
+        <w:rPr>
+          <w:lang w:val="en-US"/>
+        </w:rPr>
+      </w:pPr>
+      <w:r>
+        <w:rPr>
+          <w:lang w:val="en-US"/>
+        </w:rPr>
+        <w:t xml:space="preserve">| Attack: 14, Defense: 20              |   </w:t>
+      </w:r>
+    </w:p>
+    <w:p>
+      <w:pPr>
+        <w:pStyle w:val="Pseoudocode"/>
+        <w:rPr>
+          <w:lang w:val="en-US"/>
+        </w:rPr>
+      </w:pPr>
+      <w:r>
+        <w:rPr>
+          <w:lang w:val="en-US"/>
+        </w:rPr>
+        <w:t>| (</w:t>
+      </w:r>
+      <w:proofErr w:type="gramStart"/>
+      <w:r>
+        <w:rPr>
+          <w:lang w:val="en-US"/>
+        </w:rPr>
+        <w:t xml:space="preserve">ALIVE)   </w:t>
+      </w:r>
+      <w:proofErr w:type="gramEnd"/>
+      <w:r>
+        <w:rPr>
+          <w:lang w:val="en-US"/>
+        </w:rPr>
+        <w:t xml:space="preserve">                           |   </w:t>
+      </w:r>
+    </w:p>
+    <w:p>
+      <w:pPr>
+        <w:pStyle w:val="Pseoudocode"/>
+        <w:rPr>
+          <w:lang w:val="en-US"/>
+        </w:rPr>
+      </w:pPr>
+      <w:r>
+        <w:rPr>
+          <w:lang w:val="en-US"/>
+        </w:rPr>
+        <w:t xml:space="preserve">----------------------------------------   </w:t>
+      </w:r>
+    </w:p>
+    <w:p>
+      <w:pPr>
+        <w:pStyle w:val="Pseoudocode"/>
+        <w:rPr>
+          <w:lang w:val="en-US"/>
+        </w:rPr>
+      </w:pPr>
+      <w:r>
+        <w:rPr>
+          <w:lang w:val="en-US"/>
+        </w:rPr>
+        <w:t>----------------------------------------</w:t>
+      </w:r>
+    </w:p>
+    <w:p>
+      <w:pPr>
+        <w:pStyle w:val="Pseoudocode"/>
+        <w:rPr>
+          <w:lang w:val="en-US"/>
+        </w:rPr>
+      </w:pPr>
+      <w:r>
+        <w:rPr>
+          <w:lang w:val="en-US"/>
+        </w:rPr>
+        <w:t>| Starjumper                           |</w:t>
+      </w:r>
+    </w:p>
+    <w:p>
+      <w:pPr>
+        <w:pStyle w:val="Pseoudocode"/>
+        <w:rPr>
+          <w:lang w:val="en-US"/>
+        </w:rPr>
+      </w:pPr>
+      <w:r>
+        <w:rPr>
+          <w:lang w:val="en-US"/>
+        </w:rPr>
+        <w:t>| Health: 182 / 182                    |</w:t>
+      </w:r>
+    </w:p>
+    <w:p>
+      <w:pPr>
+        <w:pStyle w:val="Pseoudocode"/>
+        <w:rPr>
+          <w:lang w:val="en-US"/>
+        </w:rPr>
+      </w:pPr>
+      <w:r>
+        <w:rPr>
+          <w:lang w:val="en-US"/>
+        </w:rPr>
+        <w:t>| ==================================== |</w:t>
+      </w:r>
+    </w:p>
+    <w:p>
+      <w:pPr>
+        <w:pStyle w:val="Pseoudocode"/>
+        <w:rPr>
+          <w:lang w:val="en-US"/>
+        </w:rPr>
+      </w:pPr>
+      <w:r>
+        <w:rPr>
+          <w:lang w:val="en-US"/>
+        </w:rPr>
+        <w:t>| Level 1 - D2, I1, S5                 |</w:t>
+      </w:r>
+    </w:p>
+    <w:p>
+      <w:pPr>
+        <w:pStyle w:val="Pseoudocode"/>
+        <w:rPr>
+          <w:lang w:val="en-US"/>
+        </w:rPr>
+      </w:pPr>
+      <w:r>
+        <w:rPr>
+          <w:lang w:val="en-US"/>
+        </w:rPr>
+        <w:t>| Attack: 18, Defense: 18              |</w:t>
+      </w:r>
+    </w:p>
+    <w:p>
+      <w:pPr>
+        <w:pStyle w:val="Pseoudocode"/>
+        <w:rPr>
+          <w:lang w:val="en-US"/>
+        </w:rPr>
+      </w:pPr>
+      <w:r>
+        <w:rPr>
+          <w:lang w:val="en-US"/>
+        </w:rPr>
+        <w:t>| Armour: PRISTINE                     |</w:t>
+      </w:r>
+    </w:p>
+    <w:p>
+      <w:pPr>
+        <w:pStyle w:val="Pseoudocode"/>
+        <w:rPr>
+          <w:lang w:val="en-US"/>
+        </w:rPr>
+      </w:pPr>
+      <w:r>
+        <w:rPr>
+          <w:lang w:val="en-US"/>
+        </w:rPr>
+        <w:t>| (</w:t>
+      </w:r>
+      <w:proofErr w:type="gramStart"/>
+      <w:r>
+        <w:rPr>
+          <w:lang w:val="en-US"/>
+        </w:rPr>
+        <w:t xml:space="preserve">ALIVE)   </w:t>
+      </w:r>
+      <w:proofErr w:type="gramEnd"/>
+      <w:r>
+        <w:rPr>
+          <w:lang w:val="en-US"/>
+        </w:rPr>
+        <w:t xml:space="preserve">                           |</w:t>
+      </w:r>
+    </w:p>
+    <w:p>
+      <w:pPr>
+        <w:pStyle w:val="Pseoudocode"/>
+        <w:rPr>
+          <w:lang w:val="en-US"/>
+        </w:rPr>
+      </w:pPr>
+      <w:r>
+        <w:rPr>
+          <w:lang w:val="en-US"/>
+        </w:rPr>
+        <w:t>----------------------------------------</w:t>
+      </w:r>
+    </w:p>
+    <w:p>
+      <w:pPr>
+        <w:pStyle w:val="Caption"/>
+      </w:pPr>
+      <w:r>
+        <w:t xml:space="preserve">Figure </w:t>
+      </w:r>
+      <w:r>
+        <w:fldChar w:fldCharType="begin"/>
+      </w:r>
+      <w:r>
+        <w:instrText xml:space="preserve"> SEQ Figure \* ARABIC </w:instrText>
+      </w:r>
+      <w:r>
+        <w:fldChar w:fldCharType="separate"/>
+      </w:r>
+      <w:r>
+        <w:rPr>
+          <w:noProof/>
+        </w:rPr>
+        <w:t>5</w:t>
+      </w:r>
+      <w:r>
+        <w:fldChar w:fldCharType="end"/>
+      </w:r>
+      <w:r>
+        <w:t>: Battle Start</w:t>
+      </w:r>
+    </w:p>
+    <w:p>
+      <w:r>
+        <w:lastRenderedPageBreak/>
+        <w:t>Battles range from HARMLESS; MOSTLY HARMLESS, DANGEROUS, EXTREME and DEATH.</w:t>
+      </w:r>
+      <w:r>
+        <w:t xml:space="preserve"> </w:t>
+      </w:r>
+      <w:r>
+        <w:t xml:space="preserve">Each of these difficulties have varied enemy encounters and different loot pools. </w:t>
+      </w:r>
+    </w:p>
+    <w:p>
+      <w:pPr>
+        <w:pStyle w:val="Heading3"/>
+      </w:pPr>
+      <w:bookmarkStart w:id="6" w:name="_Toc214802865"/>
+      <w:r>
+        <w:t>Turns</w:t>
+      </w:r>
+      <w:bookmarkEnd w:id="6"/>
+    </w:p>
+    <w:p>
+      <w:r>
+        <w:t xml:space="preserve">A turn is separated into multiple passes. </w:t>
+      </w:r>
+      <w:r>
+        <w:t xml:space="preserve">Turn order is determined by each </w:t>
+      </w:r>
+      <w:r>
+        <w:t>character’s</w:t>
+      </w:r>
+      <w:r>
+        <w:t xml:space="preserve"> dexterity stat. The higher the dexterity, the sooner a character has </w:t>
+      </w:r>
+      <w:r>
+        <w:t>its</w:t>
+      </w:r>
+      <w:r>
+        <w:t xml:space="preserve"> </w:t>
+      </w:r>
+      <w:r>
+        <w:t>turn.</w:t>
+      </w:r>
+    </w:p>
+    <w:p>
+      <w:r>
+        <w:t>The first pass is the thinking pass.</w:t>
+      </w:r>
+      <w:r>
+        <w:t xml:space="preserve"> During the thinki</w:t>
+      </w:r>
+      <w:r>
+        <w:t xml:space="preserve">ng pass, each character can determine their next action. </w:t>
+      </w:r>
+      <w:r>
+        <w:t xml:space="preserve">Enemies can ATTACK, DEFEND and HEAL. </w:t>
+      </w:r>
+      <w:r>
+        <w:t xml:space="preserve">The player </w:t>
+      </w:r>
+      <w:r>
+        <w:t>can</w:t>
+      </w:r>
+      <w:r>
+        <w:t xml:space="preserve"> </w:t>
+      </w:r>
+      <w:r>
+        <w:t xml:space="preserve">additionally </w:t>
+      </w:r>
+      <w:r>
+        <w:t xml:space="preserve">USE ITEMs or </w:t>
+      </w:r>
+      <w:r>
+        <w:t>PP ATTACK</w:t>
+      </w:r>
+      <w:r>
+        <w:t>.</w:t>
+      </w:r>
+      <w:r>
+        <w:t xml:space="preserve"> </w:t>
+      </w:r>
+    </w:p>
+    <w:p>
+      <w:pPr>
+        <w:pStyle w:val="Pseoudocode"/>
+        <w:rPr>
+          <w:lang w:val="en-US"/>
+        </w:rPr>
+      </w:pPr>
+      <w:r>
+        <w:rPr>
+          <w:lang w:val="en-US"/>
+        </w:rPr>
+        <w:t>Abyssal Marauder is thinking...</w:t>
+      </w:r>
+    </w:p>
+    <w:p>
+      <w:pPr>
+        <w:pStyle w:val="Pseoudocode"/>
+        <w:rPr>
+          <w:lang w:val="en-US"/>
+        </w:rPr>
+      </w:pPr>
+    </w:p>
+    <w:p>
+      <w:pPr>
+        <w:pStyle w:val="Pseoudocode"/>
+        <w:rPr>
+          <w:lang w:val="en-US"/>
+        </w:rPr>
+      </w:pPr>
+      <w:r>
+        <w:rPr>
+          <w:lang w:val="en-US"/>
+        </w:rPr>
+        <w:t>=== Your Turn! ===</w:t>
+      </w:r>
+    </w:p>
+    <w:p>
+      <w:pPr>
+        <w:pStyle w:val="Pseoudocode"/>
+        <w:rPr>
+          <w:lang w:val="en-US"/>
+        </w:rPr>
+      </w:pPr>
+    </w:p>
+    <w:p>
+      <w:pPr>
+        <w:pStyle w:val="Pseoudocode"/>
+        <w:rPr>
+          <w:lang w:val="en-US"/>
+        </w:rPr>
+      </w:pPr>
+    </w:p>
+    <w:p>
+      <w:pPr>
+        <w:pStyle w:val="Pseoudocode"/>
+        <w:rPr>
+          <w:lang w:val="en-US"/>
+        </w:rPr>
+      </w:pPr>
+      <w:r>
+        <w:rPr>
+          <w:lang w:val="en-US"/>
+        </w:rPr>
+        <w:t>== Select an Enemy to Target ==</w:t>
+      </w:r>
+    </w:p>
+    <w:p>
+      <w:pPr>
+        <w:pStyle w:val="Pseoudocode"/>
+        <w:rPr>
+          <w:lang w:val="en-US"/>
+        </w:rPr>
+      </w:pPr>
+    </w:p>
+    <w:p>
+      <w:pPr>
+        <w:pStyle w:val="Pseoudocode"/>
+        <w:rPr>
+          <w:lang w:val="en-US"/>
+        </w:rPr>
+      </w:pPr>
+      <w:r>
+        <w:rPr>
+          <w:lang w:val="en-US"/>
+        </w:rPr>
+        <w:t>1. Abyssal Marauder</w:t>
+      </w:r>
+    </w:p>
+    <w:p>
+      <w:pPr>
+        <w:pStyle w:val="Pseoudocode"/>
+        <w:rPr>
+          <w:lang w:val="en-US"/>
+        </w:rPr>
+      </w:pPr>
+      <w:r>
+        <w:rPr>
+          <w:lang w:val="en-US"/>
+        </w:rPr>
+        <w:t>Select an enemy by entering the corresponding number.</w:t>
+      </w:r>
+    </w:p>
+    <w:p>
+      <w:pPr>
+        <w:pStyle w:val="Pseoudocode"/>
+        <w:rPr>
+          <w:lang w:val="en-US"/>
+        </w:rPr>
+      </w:pPr>
+      <w:r>
+        <w:rPr>
+          <w:lang w:val="en-US"/>
+        </w:rPr>
+        <w:t>&gt; 1</w:t>
+      </w:r>
+    </w:p>
+    <w:p>
+      <w:pPr>
+        <w:pStyle w:val="Pseoudocode"/>
+        <w:rPr>
+          <w:lang w:val="en-US"/>
+        </w:rPr>
+      </w:pPr>
+    </w:p>
+    <w:p>
+      <w:pPr>
+        <w:pStyle w:val="Pseoudocode"/>
+        <w:rPr>
+          <w:lang w:val="en-US"/>
+        </w:rPr>
+      </w:pPr>
+      <w:r>
+        <w:rPr>
+          <w:lang w:val="en-US"/>
+        </w:rPr>
+        <w:t>== Battle Options ==</w:t>
+      </w:r>
+    </w:p>
+    <w:p>
+      <w:pPr>
+        <w:pStyle w:val="Pseoudocode"/>
+        <w:rPr>
+          <w:lang w:val="en-US"/>
+        </w:rPr>
+      </w:pPr>
+    </w:p>
+    <w:p>
+      <w:pPr>
+        <w:pStyle w:val="Pseoudocode"/>
+        <w:rPr>
+          <w:lang w:val="en-US"/>
+        </w:rPr>
+      </w:pPr>
+      <w:r>
+        <w:rPr>
+          <w:lang w:val="en-US"/>
+        </w:rPr>
+        <w:t>Current PP: 0/100</w:t>
+      </w:r>
+    </w:p>
+    <w:p>
+      <w:pPr>
+        <w:pStyle w:val="Pseoudocode"/>
+        <w:rPr>
+          <w:lang w:val="en-US"/>
+        </w:rPr>
+      </w:pPr>
+      <w:r>
+        <w:rPr>
+          <w:lang w:val="en-US"/>
+        </w:rPr>
+        <w:t>1. Attack</w:t>
+      </w:r>
+    </w:p>
+    <w:p>
+      <w:pPr>
+        <w:pStyle w:val="Pseoudocode"/>
+        <w:rPr>
+          <w:lang w:val="en-US"/>
+        </w:rPr>
+      </w:pPr>
+      <w:r>
+        <w:rPr>
+          <w:lang w:val="en-US"/>
+        </w:rPr>
+        <w:t>2. Desperate Flurry (5 PP)</w:t>
+      </w:r>
+    </w:p>
+    <w:p>
+      <w:pPr>
+        <w:pStyle w:val="Pseoudocode"/>
+        <w:rPr>
+          <w:lang w:val="en-US"/>
+        </w:rPr>
+      </w:pPr>
+      <w:r>
+        <w:rPr>
+          <w:lang w:val="en-US"/>
+        </w:rPr>
+        <w:t>3. Defend</w:t>
+      </w:r>
+    </w:p>
+    <w:p>
+      <w:pPr>
+        <w:pStyle w:val="Pseoudocode"/>
+        <w:rPr>
+          <w:lang w:val="en-US"/>
+        </w:rPr>
+      </w:pPr>
+      <w:r>
+        <w:rPr>
+          <w:lang w:val="en-US"/>
+        </w:rPr>
+        <w:t>4. Use Item</w:t>
+      </w:r>
+    </w:p>
+    <w:p>
+      <w:pPr>
+        <w:pStyle w:val="Pseoudocode"/>
+        <w:ind w:left="720"/>
+        <w:rPr>
+          <w:lang w:val="en-US"/>
+        </w:rPr>
+      </w:pPr>
+      <w:r>
+        <w:rPr>
+          <w:lang w:val="en-US"/>
+        </w:rPr>
+        <w:t>Select an action by entering the corresponding number.</w:t>
+      </w:r>
+    </w:p>
+    <w:p>
+      <w:pPr>
+        <w:pStyle w:val="Caption"/>
+      </w:pPr>
+      <w:r>
+        <w:t xml:space="preserve">Figure </w:t>
+      </w:r>
+      <w:r>
+        <w:fldChar w:fldCharType="begin"/>
+      </w:r>
+      <w:r>
+        <w:instrText xml:space="preserve"> SEQ Figure \* ARABIC </w:instrText>
+      </w:r>
+      <w:r>
+        <w:fldChar w:fldCharType="separate"/>
+      </w:r>
+      <w:r>
+        <w:rPr>
+          <w:noProof/>
+        </w:rPr>
+        <w:t>6</w:t>
+      </w:r>
+      <w:r>
+        <w:fldChar w:fldCharType="end"/>
+      </w:r>
+      <w:r>
+        <w:t>: Thinking pass</w:t>
+      </w:r>
+    </w:p>
+    <w:p>
+      <w:r>
+        <w:t>An enemy thinking is displayed as “Enemy is thinking…”</w:t>
+      </w:r>
+      <w:r>
+        <w:t>.</w:t>
+      </w:r>
+      <w:r>
+        <w:t xml:space="preserve"> Once it’s the </w:t>
+      </w:r>
+      <w:r>
+        <w:t>players’</w:t>
+      </w:r>
+      <w:r>
+        <w:t xml:space="preserve"> turn to think, they get a battle options menu. </w:t>
+      </w:r>
+      <w:r>
+        <w:t xml:space="preserve">What PP is and what PP attacks are will </w:t>
+      </w:r>
+      <w:r>
+        <w:t>be</w:t>
+      </w:r>
+      <w:r>
+        <w:t xml:space="preserve"> explained later. Let’s just </w:t>
+      </w:r>
+      <w:r>
+        <w:t>defend against</w:t>
+      </w:r>
+      <w:r>
+        <w:t xml:space="preserve"> </w:t>
+      </w:r>
+      <w:r>
+        <w:t xml:space="preserve">the </w:t>
+      </w:r>
+      <w:r>
+        <w:t>Abyssal Marauder</w:t>
+      </w:r>
+      <w:r>
+        <w:t xml:space="preserve"> for now</w:t>
+      </w:r>
+      <w:r>
+        <w:t>.</w:t>
+      </w:r>
+    </w:p>
+    <w:p>
+      <w:pPr>
+        <w:pStyle w:val="Pseoudocode"/>
+        <w:rPr>
+          <w:lang w:val="en-US"/>
+        </w:rPr>
+      </w:pPr>
+      <w:r>
+        <w:rPr>
+          <w:lang w:val="en-US"/>
+        </w:rPr>
+        <w:t xml:space="preserve">&gt; </w:t>
+      </w:r>
+      <w:r>
+        <w:rPr>
+          <w:rStyle w:val="PseudocodeInputChar"/>
+          <w:lang w:val="en-US"/>
+        </w:rPr>
+        <w:t>3</w:t>
+      </w:r>
+    </w:p>
+    <w:p>
+      <w:pPr>
+        <w:pStyle w:val="Pseoudocode"/>
+        <w:rPr>
+          <w:lang w:val="en-US"/>
+        </w:rPr>
+      </w:pPr>
+      <w:r>
+        <w:rPr>
+          <w:lang w:val="en-US"/>
+        </w:rPr>
+        <w:t>You chose to Defend!</w:t>
+      </w:r>
+    </w:p>
+    <w:p>
+      <w:pPr>
+        <w:pStyle w:val="Pseoudocode"/>
+        <w:rPr>
+          <w:lang w:val="en-US"/>
+        </w:rPr>
+      </w:pPr>
+    </w:p>
+    <w:p>
+      <w:pPr>
+        <w:pStyle w:val="Pseoudocode"/>
+        <w:rPr>
+          <w:lang w:val="en-US"/>
+        </w:rPr>
+      </w:pPr>
+      <w:r>
+        <w:rPr>
+          <w:lang w:val="en-US"/>
+        </w:rPr>
+        <w:t>Starjumper is defending for 4.0 extra defense!</w:t>
+      </w:r>
+    </w:p>
+    <w:p>
+      <w:pPr>
+        <w:pStyle w:val="Pseoudocode"/>
+        <w:rPr>
+          <w:lang w:val="en-US"/>
+        </w:rPr>
+      </w:pPr>
+      <w:r>
+        <w:rPr>
+          <w:lang w:val="en-US"/>
+        </w:rPr>
+        <w:t>Starjumper gained 10 PP! (Current PP: 20)</w:t>
+      </w:r>
+    </w:p>
+    <w:p>
+      <w:pPr>
+        <w:pStyle w:val="Caption"/>
+      </w:pPr>
+      <w:r>
+        <w:t xml:space="preserve">Figure </w:t>
+      </w:r>
+      <w:r>
+        <w:fldChar w:fldCharType="begin"/>
+      </w:r>
+      <w:r>
+        <w:instrText xml:space="preserve"> SEQ Figure \* ARABIC </w:instrText>
+      </w:r>
+      <w:r>
+        <w:fldChar w:fldCharType="separate"/>
+      </w:r>
+      <w:r>
+        <w:rPr>
+          <w:noProof/>
+        </w:rPr>
+        <w:t>7</w:t>
+      </w:r>
+      <w:r>
+        <w:fldChar w:fldCharType="end"/>
+      </w:r>
+      <w:r>
+        <w:t>: Defense Pass</w:t>
+      </w:r>
+    </w:p>
+    <w:p>
+      <w:r>
+        <w:t>After the thinking pass is the defense pass.</w:t>
+      </w:r>
+      <w:r>
+        <w:t xml:space="preserve"> </w:t>
+      </w:r>
+      <w:r>
+        <w:t>A character that chooses to defend raises their shield during this pass</w:t>
+      </w:r>
+      <w:r>
+        <w:t xml:space="preserve"> and </w:t>
+      </w:r>
+      <w:r>
+        <w:t>gets</w:t>
+      </w:r>
+      <w:r>
+        <w:t xml:space="preserve"> extra defense determined by the wielded shield.</w:t>
+      </w:r>
+      <w:r>
+        <w:t xml:space="preserve"> While defending, a player earns Power Points or PP for short.</w:t>
+      </w:r>
+      <w:r>
+        <w:t xml:space="preserve"> </w:t>
+      </w:r>
+    </w:p>
+    <w:p>
+      <w:r>
+        <w:t xml:space="preserve">Next up is the action pass. In this pass </w:t>
+      </w:r>
+      <w:r>
+        <w:t>characters</w:t>
+      </w:r>
+      <w:r>
+        <w:t xml:space="preserve"> execute their ATTACK, PP ATTACK</w:t>
+      </w:r>
+      <w:r>
+        <w:t xml:space="preserve"> or USE ITEM.</w:t>
+      </w:r>
+      <w:r>
+        <w:t xml:space="preserve"> </w:t>
+      </w:r>
+    </w:p>
+    <w:p>
+      <w:pPr>
+        <w:pStyle w:val="Pseoudocode"/>
+        <w:rPr>
+          <w:lang w:val="en-US"/>
+        </w:rPr>
+      </w:pPr>
+      <w:r>
+        <w:rPr>
+          <w:lang w:val="en-US"/>
+        </w:rPr>
+        <w:t>Abyssal Marauder attacks Starjumper for 14 damage!</w:t>
+      </w:r>
+    </w:p>
+    <w:p>
+      <w:pPr>
+        <w:pStyle w:val="Pseoudocode"/>
+        <w:rPr>
+          <w:lang w:val="en-US"/>
+        </w:rPr>
+      </w:pPr>
+      <w:r>
+        <w:rPr>
+          <w:lang w:val="en-US"/>
+        </w:rPr>
+        <w:t>Starjumper takes 0 damage!</w:t>
+      </w:r>
+    </w:p>
+    <w:p>
+      <w:pPr>
+        <w:pStyle w:val="Caption"/>
+      </w:pPr>
+      <w:r>
+        <w:t xml:space="preserve">Figure </w:t>
+      </w:r>
+      <w:r>
+        <w:fldChar w:fldCharType="begin"/>
+      </w:r>
+      <w:r>
+        <w:instrText xml:space="preserve"> SEQ Figure \* ARABIC </w:instrText>
+      </w:r>
+      <w:r>
+        <w:fldChar w:fldCharType="separate"/>
+      </w:r>
+      <w:r>
+        <w:rPr>
+          <w:noProof/>
+        </w:rPr>
+        <w:t>8</w:t>
+      </w:r>
+      <w:r>
+        <w:fldChar w:fldCharType="end"/>
+      </w:r>
+      <w:r>
+        <w:t>: Action Pass</w:t>
+      </w:r>
+    </w:p>
+    <w:p>
+      <w:r>
+        <w:t xml:space="preserve">In this case, the Abyssal Marauder decided to attack us. </w:t>
+      </w:r>
+      <w:r>
+        <w:t>We took no damage, because our defense was higher than the Abyssal Marauders attack.</w:t>
+      </w:r>
+    </w:p>
+    <w:p>
+      <w:pPr>
+        <w:pStyle w:val="Pseoudocode"/>
+        <w:rPr>
+          <w:lang w:val="en-US"/>
+        </w:rPr>
+      </w:pPr>
+      <w:r>
+        <w:rPr>
+          <w:lang w:val="en-US"/>
+        </w:rPr>
+        <w:t>Starjumper stopped defending!</w:t>
+      </w:r>
+    </w:p>
+    <w:p>
+      <w:pPr>
+        <w:pStyle w:val="Caption"/>
+      </w:pPr>
+      <w:r>
+        <w:t xml:space="preserve">Figure </w:t>
+      </w:r>
+      <w:r>
+        <w:fldChar w:fldCharType="begin"/>
+      </w:r>
+      <w:r>
+        <w:instrText xml:space="preserve"> SEQ Figure \* ARABIC </w:instrText>
+      </w:r>
+      <w:r>
+        <w:fldChar w:fldCharType="separate"/>
+      </w:r>
+      <w:r>
+        <w:rPr>
+          <w:noProof/>
+        </w:rPr>
+        <w:t>9</w:t>
+      </w:r>
+      <w:r>
+        <w:fldChar w:fldCharType="end"/>
+      </w:r>
+      <w:r>
+        <w:t xml:space="preserve">: Stop </w:t>
+      </w:r>
+      <w:r>
+        <w:t>defense</w:t>
+      </w:r>
+      <w:r>
+        <w:t xml:space="preserve"> pass for cleanup</w:t>
+      </w:r>
+    </w:p>
+    <w:p>
+      <w:r>
+        <w:t xml:space="preserve">After the action </w:t>
+      </w:r>
+      <w:proofErr w:type="gramStart"/>
+      <w:r>
+        <w:t>pass</w:t>
+      </w:r>
+      <w:proofErr w:type="gramEnd"/>
+      <w:r>
+        <w:t>, there’s an additional pass that just lowers the shield of every currently defending character.</w:t>
+      </w:r>
+    </w:p>
+    <w:p>
+      <w:r>
+        <w:t>While defending we gathered enough PP to use our PP attack “Desperate Flurry”.</w:t>
+      </w:r>
+      <w:r>
+        <w:t xml:space="preserve"> Every weapon has its own PP attack, that requires PP to use but deals a lot more damage.</w:t>
+      </w:r>
+    </w:p>
+    <w:p>
+      <w:pPr>
+        <w:pStyle w:val="Pseoudocode"/>
+        <w:rPr>
+          <w:lang w:val="en-US"/>
+        </w:rPr>
+      </w:pPr>
+      <w:r>
+        <w:rPr>
+          <w:lang w:val="en-US"/>
+        </w:rPr>
+        <w:t xml:space="preserve">Current PP: </w:t>
+      </w:r>
+      <w:r>
+        <w:rPr>
+          <w:lang w:val="en-US"/>
+        </w:rPr>
+        <w:t>1</w:t>
+      </w:r>
+      <w:r>
+        <w:rPr>
+          <w:lang w:val="en-US"/>
+        </w:rPr>
+        <w:t>0/100</w:t>
+      </w:r>
+    </w:p>
+    <w:p>
+      <w:pPr>
+        <w:pStyle w:val="Pseoudocode"/>
+        <w:rPr>
+          <w:lang w:val="en-US"/>
+        </w:rPr>
+      </w:pPr>
+      <w:r>
+        <w:rPr>
+          <w:lang w:val="en-US"/>
+        </w:rPr>
+        <w:t>1. Attack</w:t>
+      </w:r>
+    </w:p>
+    <w:p>
+      <w:pPr>
+        <w:pStyle w:val="Pseoudocode"/>
+        <w:rPr>
+          <w:lang w:val="en-US"/>
+        </w:rPr>
+      </w:pPr>
+      <w:r>
+        <w:rPr>
+          <w:lang w:val="en-US"/>
+        </w:rPr>
+        <w:t>2. Desperate Flurry (5 PP)</w:t>
+      </w:r>
+    </w:p>
+    <w:p>
+      <w:pPr>
+        <w:pStyle w:val="Pseoudocode"/>
+        <w:rPr>
+          <w:lang w:val="en-US"/>
+        </w:rPr>
+      </w:pPr>
+      <w:r>
+        <w:rPr>
+          <w:lang w:val="en-US"/>
+        </w:rPr>
+        <w:t>3. Defend</w:t>
+      </w:r>
+    </w:p>
+    <w:p>
+      <w:pPr>
+        <w:pStyle w:val="Pseoudocode"/>
+        <w:rPr>
+          <w:lang w:val="en-US"/>
+        </w:rPr>
+      </w:pPr>
+      <w:r>
+        <w:rPr>
+          <w:lang w:val="en-US"/>
+        </w:rPr>
+        <w:t>4. Use Item</w:t>
+      </w:r>
+    </w:p>
+    <w:p>
+      <w:pPr>
+        <w:pStyle w:val="Pseoudocode"/>
+        <w:rPr>
+          <w:lang w:val="en-US"/>
+        </w:rPr>
+      </w:pPr>
+      <w:r>
+        <w:rPr>
+          <w:lang w:val="en-US"/>
+        </w:rPr>
+        <w:t>Select an action by entering the corresponding number.</w:t>
+      </w:r>
+    </w:p>
+    <w:p>
+      <w:pPr>
+        <w:pStyle w:val="Pseoudocode"/>
+        <w:rPr>
+          <w:rStyle w:val="PseudocodeInputChar"/>
+          <w:lang w:val="en-US"/>
+        </w:rPr>
+      </w:pPr>
+      <w:r>
+        <w:rPr>
+          <w:lang w:val="en-US"/>
+        </w:rPr>
+        <w:t xml:space="preserve">&gt; </w:t>
+      </w:r>
+      <w:r>
+        <w:rPr>
+          <w:rStyle w:val="PseudocodeInputChar"/>
+          <w:lang w:val="en-US"/>
+        </w:rPr>
+        <w:t>2</w:t>
+      </w:r>
+    </w:p>
+    <w:p>
+      <w:pPr>
+        <w:pStyle w:val="Caption"/>
+      </w:pPr>
+      <w:r>
+        <w:t xml:space="preserve">Figure </w:t>
+      </w:r>
+      <w:r>
+        <w:fldChar w:fldCharType="begin"/>
+      </w:r>
+      <w:r>
+        <w:instrText xml:space="preserve"> SEQ Figure \* ARABIC </w:instrText>
+      </w:r>
+      <w:r>
+        <w:fldChar w:fldCharType="separate"/>
+      </w:r>
+      <w:r>
+        <w:rPr>
+          <w:noProof/>
+        </w:rPr>
+        <w:t>10</w:t>
+      </w:r>
+      <w:r>
+        <w:fldChar w:fldCharType="end"/>
+      </w:r>
+      <w:r>
+        <w:t>: PP attack</w:t>
+      </w:r>
+      <w:r>
+        <w:t xml:space="preserve"> selection</w:t>
+      </w:r>
+    </w:p>
+    <w:p>
+      <w:pPr>
+        <w:pStyle w:val="Pseoudocode"/>
+        <w:rPr>
+          <w:lang w:val="en-US"/>
+        </w:rPr>
+      </w:pPr>
+      <w:r>
+        <w:rPr>
+          <w:lang w:val="en-US"/>
+        </w:rPr>
+        <w:lastRenderedPageBreak/>
+        <w:t>Abyssal Marauder attacks Starjumper for 14 damage!</w:t>
+      </w:r>
+    </w:p>
+    <w:p>
+      <w:pPr>
+        <w:pStyle w:val="Pseoudocode"/>
+        <w:rPr>
+          <w:lang w:val="en-US"/>
+        </w:rPr>
+      </w:pPr>
+      <w:r>
+        <w:rPr>
+          <w:lang w:val="en-US"/>
+        </w:rPr>
+        <w:t>Starjumper takes 0 damage!</w:t>
+      </w:r>
+    </w:p>
+    <w:p>
+      <w:pPr>
+        <w:pStyle w:val="Pseoudocode"/>
+        <w:rPr>
+          <w:lang w:val="en-US"/>
+        </w:rPr>
+      </w:pPr>
+      <w:r>
+        <w:rPr>
+          <w:lang w:val="en-US"/>
+        </w:rPr>
+        <w:t>Desperate Flurry strikes with overwhelming force!</w:t>
+      </w:r>
+    </w:p>
+    <w:p>
+      <w:pPr>
+        <w:pStyle w:val="Pseoudocode"/>
+        <w:rPr>
+          <w:lang w:val="en-US"/>
+        </w:rPr>
+      </w:pPr>
+      <w:r>
+        <w:rPr>
+          <w:lang w:val="en-US"/>
+        </w:rPr>
+        <w:t>Starjumper uses Desperate Flurry on Abyssal Marauder for 34 damage!</w:t>
+      </w:r>
+    </w:p>
+    <w:p>
+      <w:pPr>
+        <w:pStyle w:val="Pseoudocode"/>
+        <w:rPr>
+          <w:lang w:val="en-US"/>
+        </w:rPr>
+      </w:pPr>
+      <w:r>
+        <w:rPr>
+          <w:lang w:val="en-US"/>
+        </w:rPr>
+        <w:t>PP remaining: 15</w:t>
+      </w:r>
+    </w:p>
+    <w:p>
+      <w:pPr>
+        <w:pStyle w:val="Pseoudocode"/>
+        <w:rPr>
+          <w:lang w:val="en-US"/>
+        </w:rPr>
+      </w:pPr>
+      <w:r>
+        <w:rPr>
+          <w:lang w:val="en-US"/>
+        </w:rPr>
+        <w:t xml:space="preserve">Abyssal Marauder takes 14 </w:t>
+      </w:r>
+      <w:proofErr w:type="gramStart"/>
+      <w:r>
+        <w:rPr>
+          <w:lang w:val="en-US"/>
+        </w:rPr>
+        <w:t>damage</w:t>
+      </w:r>
+      <w:proofErr w:type="gramEnd"/>
+      <w:r>
+        <w:rPr>
+          <w:lang w:val="en-US"/>
+        </w:rPr>
+        <w:t>!</w:t>
+      </w:r>
+    </w:p>
+    <w:p>
+      <w:pPr>
+        <w:pStyle w:val="Caption"/>
+      </w:pPr>
+      <w:r>
+        <w:t xml:space="preserve">Figure </w:t>
+      </w:r>
+      <w:r>
+        <w:fldChar w:fldCharType="begin"/>
+      </w:r>
+      <w:r>
+        <w:instrText xml:space="preserve"> SEQ Figure \* ARABIC </w:instrText>
+      </w:r>
+      <w:r>
+        <w:fldChar w:fldCharType="separate"/>
+      </w:r>
+      <w:r>
+        <w:rPr>
+          <w:noProof/>
+        </w:rPr>
+        <w:t>11</w:t>
+      </w:r>
+      <w:r>
+        <w:fldChar w:fldCharType="end"/>
+      </w:r>
+      <w:r>
+        <w:t>. Desperate Flurry PP attack</w:t>
+      </w:r>
+    </w:p>
+    <w:p>
+      <w:r>
+        <w:t xml:space="preserve">Our PP attack did 14 </w:t>
+      </w:r>
+      <w:proofErr w:type="gramStart"/>
+      <w:r>
+        <w:t>damage</w:t>
+      </w:r>
+      <w:proofErr w:type="gramEnd"/>
+      <w:r>
+        <w:t>.</w:t>
+      </w:r>
+      <w:r>
+        <w:t xml:space="preserve"> </w:t>
+      </w:r>
+      <w:r>
+        <w:t xml:space="preserve">PP attacks are very powerful compared to regular attacks. For difficult enemies, it’s a good strategy to defend and save PP until you can do multiple PP attacks after each other. </w:t>
+      </w:r>
+    </w:p>
+    <w:p>
+      <w:r>
+        <w:t xml:space="preserve">After doing enough damage to an enemy, they enter the CRITICALLY HURT status, which drastically reduces their ATTACK </w:t>
+      </w:r>
+      <w:r>
+        <w:t>ability</w:t>
+      </w:r>
+      <w:r>
+        <w:t xml:space="preserve">. </w:t>
+      </w:r>
+      <w:r>
+        <w:t>Now is the perfect time to use a power powerful PP attack to kill the enemy.</w:t>
+      </w:r>
+    </w:p>
+    <w:p>
+      <w:pPr>
+        <w:pStyle w:val="Pseoudocode"/>
+        <w:rPr>
+          <w:lang w:val="en-US"/>
+        </w:rPr>
+      </w:pPr>
+      <w:r>
+        <w:rPr>
+          <w:lang w:val="en-US"/>
+        </w:rPr>
+        <w:t xml:space="preserve">----------------------------------------   </w:t>
+      </w:r>
+    </w:p>
+    <w:p>
+      <w:pPr>
+        <w:pStyle w:val="Pseoudocode"/>
+        <w:rPr>
+          <w:lang w:val="en-US"/>
+        </w:rPr>
+      </w:pPr>
+      <w:r>
+        <w:rPr>
+          <w:lang w:val="en-US"/>
+        </w:rPr>
+        <w:t xml:space="preserve">| Abyssal Marauder                     |   </w:t>
+      </w:r>
+    </w:p>
+    <w:p>
+      <w:pPr>
+        <w:pStyle w:val="Pseoudocode"/>
+        <w:rPr>
+          <w:lang w:val="en-US"/>
+        </w:rPr>
+      </w:pPr>
+      <w:r>
+        <w:rPr>
+          <w:lang w:val="en-US"/>
+        </w:rPr>
+        <w:t xml:space="preserve">| Health: 7 / 35                       |   </w:t>
+      </w:r>
+    </w:p>
+    <w:p>
+      <w:pPr>
+        <w:pStyle w:val="Pseoudocode"/>
+        <w:rPr>
+          <w:lang w:val="en-US"/>
+        </w:rPr>
+      </w:pPr>
+      <w:r>
+        <w:rPr>
+          <w:lang w:val="en-US"/>
+        </w:rPr>
+        <w:t xml:space="preserve">| ======                               |   </w:t>
+      </w:r>
+    </w:p>
+    <w:p>
+      <w:pPr>
+        <w:pStyle w:val="Pseoudocode"/>
+        <w:rPr>
+          <w:lang w:val="en-US"/>
+        </w:rPr>
+      </w:pPr>
+      <w:r>
+        <w:rPr>
+          <w:lang w:val="en-US"/>
+        </w:rPr>
+        <w:t xml:space="preserve">| D2, I1, S1                           |   </w:t>
+      </w:r>
+    </w:p>
+    <w:p>
+      <w:pPr>
+        <w:pStyle w:val="Pseoudocode"/>
+        <w:rPr>
+          <w:lang w:val="en-US"/>
+        </w:rPr>
+      </w:pPr>
+      <w:r>
+        <w:rPr>
+          <w:lang w:val="en-US"/>
+        </w:rPr>
+        <w:t xml:space="preserve">| Attack: 4, Defense: 20               |   </w:t>
+      </w:r>
+    </w:p>
+    <w:p>
+      <w:pPr>
+        <w:pStyle w:val="Pseoudocode"/>
+        <w:rPr>
+          <w:lang w:val="en-US"/>
+        </w:rPr>
+      </w:pPr>
+      <w:r>
+        <w:rPr>
+          <w:lang w:val="en-US"/>
+        </w:rPr>
+        <w:t>| (CRITICALLY_</w:t>
+      </w:r>
+      <w:proofErr w:type="gramStart"/>
+      <w:r>
+        <w:rPr>
+          <w:lang w:val="en-US"/>
+        </w:rPr>
+        <w:t xml:space="preserve">HURT)   </w:t>
+      </w:r>
+      <w:proofErr w:type="gramEnd"/>
+      <w:r>
+        <w:rPr>
+          <w:lang w:val="en-US"/>
+        </w:rPr>
+        <w:t xml:space="preserve">                 |   </w:t>
+      </w:r>
+    </w:p>
+    <w:p>
+      <w:pPr>
+        <w:pStyle w:val="Pseoudocode"/>
+        <w:rPr>
+          <w:lang w:val="en-US"/>
+        </w:rPr>
+      </w:pPr>
+      <w:r>
+        <w:rPr>
+          <w:lang w:val="en-US"/>
+        </w:rPr>
+        <w:t>----------------------------------------</w:t>
+      </w:r>
+    </w:p>
+    <w:p>
+      <w:pPr>
+        <w:pStyle w:val="Caption"/>
+      </w:pPr>
+      <w:r>
+        <w:t xml:space="preserve">Figure </w:t>
+      </w:r>
+      <w:r>
+        <w:fldChar w:fldCharType="begin"/>
+      </w:r>
+      <w:r>
+        <w:instrText xml:space="preserve"> SEQ Figure \* ARABIC </w:instrText>
+      </w:r>
+      <w:r>
+        <w:fldChar w:fldCharType="separate"/>
+      </w:r>
+      <w:r>
+        <w:rPr>
+          <w:noProof/>
+        </w:rPr>
+        <w:t>12</w:t>
+      </w:r>
+      <w:r>
+        <w:fldChar w:fldCharType="end"/>
+      </w:r>
+      <w:r>
+        <w:t>: Critically hurt</w:t>
+      </w:r>
+    </w:p>
+    <w:p>
+      <w:pPr>
+        <w:pStyle w:val="Pseoudocode"/>
+        <w:rPr>
+          <w:lang w:val="en-US"/>
+        </w:rPr>
+      </w:pPr>
+      <w:r>
+        <w:rPr>
+          <w:lang w:val="en-US"/>
+        </w:rPr>
+        <w:t>Abyssal Marauder is defending for 7.0 extra defense!</w:t>
+      </w:r>
+    </w:p>
+    <w:p>
+      <w:pPr>
+        <w:pStyle w:val="Pseoudocode"/>
+        <w:rPr>
+          <w:lang w:val="en-US"/>
+        </w:rPr>
+      </w:pPr>
+      <w:r>
+        <w:rPr>
+          <w:lang w:val="en-US"/>
+        </w:rPr>
+        <w:t>Desperate Flurry strikes with overwhelming force!</w:t>
+      </w:r>
+    </w:p>
+    <w:p>
+      <w:pPr>
+        <w:pStyle w:val="Pseoudocode"/>
+        <w:rPr>
+          <w:lang w:val="en-US"/>
+        </w:rPr>
+      </w:pPr>
+      <w:r>
+        <w:rPr>
+          <w:lang w:val="en-US"/>
+        </w:rPr>
+        <w:t>Starjumper uses Desperate Flurry on Abyssal Marauder for 34 damage!</w:t>
+      </w:r>
+    </w:p>
+    <w:p>
+      <w:pPr>
+        <w:pStyle w:val="Pseoudocode"/>
+        <w:rPr>
+          <w:lang w:val="en-US"/>
+        </w:rPr>
+      </w:pPr>
+      <w:r>
+        <w:rPr>
+          <w:lang w:val="en-US"/>
+        </w:rPr>
+        <w:t>PP remaining: 5</w:t>
+      </w:r>
+    </w:p>
+    <w:p>
+      <w:pPr>
+        <w:pStyle w:val="Pseoudocode"/>
+        <w:rPr>
+          <w:lang w:val="en-US"/>
+        </w:rPr>
+      </w:pPr>
+      <w:r>
+        <w:rPr>
+          <w:lang w:val="en-US"/>
+        </w:rPr>
+        <w:t xml:space="preserve">Abyssal Marauder takes 7 </w:t>
+      </w:r>
+      <w:proofErr w:type="gramStart"/>
+      <w:r>
+        <w:rPr>
+          <w:lang w:val="en-US"/>
+        </w:rPr>
+        <w:t>damage</w:t>
+      </w:r>
+      <w:proofErr w:type="gramEnd"/>
+      <w:r>
+        <w:rPr>
+          <w:lang w:val="en-US"/>
+        </w:rPr>
+        <w:t>!</w:t>
+      </w:r>
+    </w:p>
+    <w:p>
+      <w:pPr>
+        <w:pStyle w:val="Pseoudocode"/>
+        <w:rPr>
+          <w:lang w:val="en-US"/>
+        </w:rPr>
+      </w:pPr>
+      <w:r>
+        <w:rPr>
+          <w:lang w:val="en-US"/>
+        </w:rPr>
+        <w:t>Abyssal Marauder died!</w:t>
+      </w:r>
+    </w:p>
+    <w:p>
+      <w:pPr>
+        <w:pStyle w:val="Pseoudocode"/>
+        <w:rPr>
+          <w:lang w:val="en-US"/>
+        </w:rPr>
+      </w:pPr>
+      <w:r>
+        <w:rPr>
+          <w:lang w:val="en-US"/>
+        </w:rPr>
+        <w:t>Starjumper gained 50 experience points.</w:t>
+      </w:r>
+    </w:p>
+    <w:p>
+      <w:pPr>
+        <w:pStyle w:val="Pseoudocode"/>
+        <w:rPr>
+          <w:lang w:val="en-US"/>
+        </w:rPr>
+      </w:pPr>
+      <w:r>
+        <w:rPr>
+          <w:lang w:val="en-US"/>
+        </w:rPr>
+        <w:t>Starjumper leveled up to level 2!</w:t>
+      </w:r>
+    </w:p>
+    <w:p>
+      <w:pPr>
+        <w:pStyle w:val="Caption"/>
+      </w:pPr>
+      <w:r>
+        <w:t xml:space="preserve">Figure </w:t>
+      </w:r>
+      <w:r>
+        <w:fldChar w:fldCharType="begin"/>
+      </w:r>
+      <w:r>
+        <w:instrText xml:space="preserve"> SEQ Figure \* ARABIC </w:instrText>
+      </w:r>
+      <w:r>
+        <w:fldChar w:fldCharType="separate"/>
+      </w:r>
+      <w:r>
+        <w:rPr>
+          <w:noProof/>
+        </w:rPr>
+        <w:t>13</w:t>
+      </w:r>
+      <w:r>
+        <w:fldChar w:fldCharType="end"/>
+      </w:r>
+      <w:r>
+        <w:t>: Abyssal Marauder death</w:t>
+      </w:r>
+    </w:p>
+    <w:p>
+      <w:r>
+        <w:t xml:space="preserve">The Abyssal Marauder is now dead. The player gained 50 experience points and </w:t>
+      </w:r>
+      <w:r>
+        <w:t>leveled</w:t>
+      </w:r>
+      <w:r>
+        <w:t xml:space="preserve"> up.</w:t>
+      </w:r>
+      <w:r>
+        <w:t xml:space="preserve"> </w:t>
+      </w:r>
+      <w:r>
+        <w:t>The battle is now over.</w:t>
+      </w:r>
+    </w:p>
+    <w:p>
+      <w:pPr>
+        <w:pStyle w:val="Pseoudocode"/>
+        <w:rPr>
+          <w:lang w:val="en-US"/>
+        </w:rPr>
+      </w:pPr>
+      <w:r>
+        <w:rPr>
+          <w:lang w:val="en-US"/>
+        </w:rPr>
+        <w:lastRenderedPageBreak/>
+        <w:t>Battle 1 has ended!</w:t>
+      </w:r>
+    </w:p>
+    <w:p>
+      <w:pPr>
+        <w:pStyle w:val="Pseoudocode"/>
+        <w:rPr>
+          <w:lang w:val="en-US"/>
+        </w:rPr>
+      </w:pPr>
+      <w:r>
+        <w:rPr>
+          <w:lang w:val="en-US"/>
+        </w:rPr>
+        <w:t>Press Enter to continue...</w:t>
+      </w:r>
+    </w:p>
+    <w:p>
+      <w:pPr>
+        <w:pStyle w:val="Caption"/>
+      </w:pPr>
+      <w:r>
+        <w:t xml:space="preserve">Figure </w:t>
+      </w:r>
+      <w:r>
+        <w:fldChar w:fldCharType="begin"/>
+      </w:r>
+      <w:r>
+        <w:instrText xml:space="preserve"> SEQ Figure \* ARABIC </w:instrText>
+      </w:r>
+      <w:r>
+        <w:fldChar w:fldCharType="separate"/>
+      </w:r>
+      <w:r>
+        <w:rPr>
+          <w:noProof/>
+        </w:rPr>
+        <w:t>14</w:t>
+      </w:r>
+      <w:r>
+        <w:fldChar w:fldCharType="end"/>
+      </w:r>
+      <w:r>
+        <w:t>: Battle 1 has ended!</w:t>
+      </w:r>
+    </w:p>
+    <w:p>
+      <w:r>
+        <w:t>After the battle is over, it’s time to pick up loot!</w:t>
+      </w:r>
+    </w:p>
+    <w:p>
+      <w:pPr>
+        <w:pStyle w:val="Heading2"/>
+      </w:pPr>
+      <w:bookmarkStart w:id="7" w:name="_Toc214802866"/>
+      <w:r>
+        <w:t>Loot</w:t>
+      </w:r>
+      <w:bookmarkEnd w:id="7"/>
+    </w:p>
+    <w:p>
+      <w:pPr>
+        <w:pStyle w:val="Pseoudocode"/>
+        <w:rPr>
+          <w:lang w:val="en-US"/>
+        </w:rPr>
+      </w:pPr>
+      <w:r>
+        <w:rPr>
+          <w:lang w:val="en-US"/>
+        </w:rPr>
+        <w:t>.____</w:t>
+      </w:r>
+      <w:proofErr w:type="gramStart"/>
+      <w:r>
+        <w:rPr>
+          <w:lang w:val="en-US"/>
+        </w:rPr>
+        <w:t xml:space="preserve">    ________   </w:t>
+      </w:r>
+      <w:proofErr w:type="gramEnd"/>
+      <w:r>
+        <w:rPr>
+          <w:lang w:val="en-US"/>
+        </w:rPr>
+        <w:t>___________________</w:t>
+      </w:r>
+    </w:p>
+    <w:p>
+      <w:pPr>
+        <w:pStyle w:val="Pseoudocode"/>
+        <w:rPr>
+          <w:lang w:val="en-US"/>
+        </w:rPr>
+      </w:pPr>
+      <w:proofErr w:type="gramStart"/>
+      <w:r>
+        <w:rPr>
+          <w:lang w:val="en-US"/>
+        </w:rPr>
+        <w:t xml:space="preserve">|    |   \_____  \  \_____  \__   </w:t>
+      </w:r>
+      <w:proofErr w:type="gramEnd"/>
+      <w:r>
+        <w:rPr>
+          <w:lang w:val="en-US"/>
+        </w:rPr>
+        <w:t xml:space="preserve"> ___/</w:t>
+      </w:r>
+    </w:p>
+    <w:p>
+      <w:pPr>
+        <w:pStyle w:val="Pseoudocode"/>
+        <w:rPr>
+          <w:lang w:val="en-US"/>
+        </w:rPr>
+      </w:pPr>
+      <w:r>
+        <w:rPr>
+          <w:lang w:val="en-US"/>
+        </w:rPr>
+        <w:t xml:space="preserve">|    |    /   |   \  /   |   \|    |   </w:t>
+      </w:r>
+    </w:p>
+    <w:p>
+      <w:pPr>
+        <w:pStyle w:val="Pseoudocode"/>
+        <w:rPr>
+          <w:lang w:val="en-US"/>
+        </w:rPr>
+      </w:pPr>
+      <w:r>
+        <w:rPr>
+          <w:lang w:val="en-US"/>
+        </w:rPr>
+        <w:t xml:space="preserve">|    |___/    |    \/    |    \    |   </w:t>
+      </w:r>
+    </w:p>
+    <w:p>
+      <w:pPr>
+        <w:pStyle w:val="Pseoudocode"/>
+        <w:rPr>
+          <w:lang w:val="en-US"/>
+        </w:rPr>
+      </w:pPr>
+      <w:r>
+        <w:rPr>
+          <w:lang w:val="en-US"/>
+        </w:rPr>
+        <w:t xml:space="preserve">|_______ \_______  /\_______  /____|   </w:t>
+      </w:r>
+    </w:p>
+    <w:p>
+      <w:pPr>
+        <w:pStyle w:val="Pseoudocode"/>
+        <w:rPr>
+          <w:lang w:val="en-US"/>
+        </w:rPr>
+      </w:pPr>
+      <w:r>
+        <w:rPr>
+          <w:lang w:val="en-US"/>
+        </w:rPr>
+        <w:t xml:space="preserve">        \/       \/         \/         </w:t>
+      </w:r>
+    </w:p>
+    <w:p>
+      <w:pPr>
+        <w:pStyle w:val="Pseoudocode"/>
+        <w:rPr>
+          <w:lang w:val="en-US"/>
+        </w:rPr>
+      </w:pPr>
+      <w:r>
+        <w:rPr>
+          <w:lang w:val="en-US"/>
+        </w:rPr>
+        <w:t xml:space="preserve">You can still </w:t>
+      </w:r>
+      <w:proofErr w:type="gramStart"/>
+      <w:r>
+        <w:rPr>
+          <w:lang w:val="en-US"/>
+        </w:rPr>
+        <w:t>loot</w:t>
+      </w:r>
+      <w:proofErr w:type="gramEnd"/>
+      <w:r>
+        <w:rPr>
+          <w:lang w:val="en-US"/>
+        </w:rPr>
+        <w:t xml:space="preserve"> 4 items. THEY ARE COMING...</w:t>
+      </w:r>
+    </w:p>
+    <w:p>
+      <w:pPr>
+        <w:pStyle w:val="Pseoudocode"/>
+        <w:rPr>
+          <w:lang w:val="en-US"/>
+        </w:rPr>
+      </w:pPr>
+      <w:r>
+        <w:rPr>
+          <w:lang w:val="en-US"/>
+        </w:rPr>
+        <w:t>Lootable Items:</w:t>
+      </w:r>
+    </w:p>
+    <w:p>
+      <w:pPr>
+        <w:pStyle w:val="Pseoudocode"/>
+        <w:rPr>
+          <w:lang w:val="en-US"/>
+        </w:rPr>
+      </w:pPr>
+      <w:r>
+        <w:rPr>
+          <w:lang w:val="en-US"/>
+        </w:rPr>
+        <w:t>Carry Capacity: 2/25.0</w:t>
+      </w:r>
+    </w:p>
+    <w:p>
+      <w:pPr>
+        <w:pStyle w:val="Pseoudocode"/>
+        <w:rPr>
+          <w:lang w:val="en-US"/>
+        </w:rPr>
+      </w:pPr>
+      <w:r>
+        <w:rPr>
+          <w:lang w:val="en-US"/>
+        </w:rPr>
+        <w:t>0: Exit</w:t>
+      </w:r>
+    </w:p>
+    <w:p>
+      <w:pPr>
+        <w:pStyle w:val="Pseoudocode"/>
+        <w:rPr>
+          <w:lang w:val="en-US"/>
+        </w:rPr>
+      </w:pPr>
+      <w:r>
+        <w:rPr>
+          <w:lang w:val="en-US"/>
+        </w:rPr>
+        <w:t>1: Minor Lifeforce Potion +40.0 HP | Weight: 1.2</w:t>
+      </w:r>
+    </w:p>
+    <w:p>
+      <w:pPr>
+        <w:pStyle w:val="Pseoudocode"/>
+        <w:rPr>
+          <w:lang w:val="en-US"/>
+        </w:rPr>
+      </w:pPr>
+      <w:r>
+        <w:rPr>
+          <w:lang w:val="en-US"/>
+        </w:rPr>
+        <w:t>2: Spore Spitter +13.0 P DMG +11.0 | Weight: 3.0    Compare: -1.0 DMG</w:t>
+      </w:r>
+    </w:p>
+    <w:p>
+      <w:pPr>
+        <w:pStyle w:val="Pseoudocode"/>
+        <w:rPr>
+          <w:lang w:val="en-US"/>
+        </w:rPr>
+      </w:pPr>
+      <w:r>
+        <w:rPr>
+          <w:lang w:val="en-US"/>
+        </w:rPr>
+        <w:t>3: Rundown Vest +8.9 DEF (PRISTINE) | Weight: 3.5    Compare: +1.9196841757531242 DEF</w:t>
+      </w:r>
+    </w:p>
+    <w:p>
+      <w:pPr>
+        <w:pStyle w:val="Pseoudocode"/>
+        <w:rPr>
+          <w:lang w:val="en-US"/>
+        </w:rPr>
+      </w:pPr>
+      <w:r>
+        <w:rPr>
+          <w:lang w:val="en-US"/>
+        </w:rPr>
+        <w:t>4: Cargo Clamp +7.0 DEF | Weight: 3.0    Compare: +3.0 DEF</w:t>
+      </w:r>
+    </w:p>
+    <w:p>
+      <w:pPr>
+        <w:pStyle w:val="Pseoudocode"/>
+        <w:rPr>
+          <w:lang w:val="en-US"/>
+        </w:rPr>
+      </w:pPr>
+      <w:r>
+        <w:rPr>
+          <w:lang w:val="en-US"/>
+        </w:rPr>
+        <w:t>Select an item to loot!</w:t>
+      </w:r>
+    </w:p>
+    <w:p>
+      <w:pPr>
+        <w:pStyle w:val="Pseoudocode"/>
+        <w:rPr>
+          <w:lang w:val="en-US"/>
+        </w:rPr>
+      </w:pPr>
+      <w:r>
+        <w:rPr>
+          <w:lang w:val="en-US"/>
+        </w:rPr>
+        <w:t>&gt;</w:t>
+      </w:r>
+    </w:p>
+    <w:p>
+      <w:pPr>
+        <w:pStyle w:val="Caption"/>
+      </w:pPr>
+      <w:r>
+        <w:t xml:space="preserve">Figure </w:t>
+      </w:r>
+      <w:r>
+        <w:fldChar w:fldCharType="begin"/>
+      </w:r>
+      <w:r>
+        <w:instrText xml:space="preserve"> SEQ Figure \* ARABIC </w:instrText>
+      </w:r>
+      <w:r>
+        <w:fldChar w:fldCharType="separate"/>
+      </w:r>
+      <w:r>
+        <w:rPr>
+          <w:noProof/>
+        </w:rPr>
+        <w:t>15</w:t>
+      </w:r>
+      <w:r>
+        <w:fldChar w:fldCharType="end"/>
+      </w:r>
+      <w:r>
+        <w:t>: Loot screen</w:t>
+      </w:r>
+    </w:p>
+    <w:p>
+      <w:r>
+        <w:t xml:space="preserve">Every enemy carries a weapon, </w:t>
+      </w:r>
+      <w:r>
+        <w:t>armor</w:t>
+      </w:r>
+      <w:r>
+        <w:t xml:space="preserve">, a shield and healing items. </w:t>
+      </w:r>
+      <w:r>
+        <w:t xml:space="preserve">All of these get dropped after the battle concludes. </w:t>
+      </w:r>
+      <w:r>
+        <w:t xml:space="preserve">The player can select </w:t>
+      </w:r>
+      <w:r>
+        <w:t xml:space="preserve">a couple items, less or more depending on the selected difficulty. </w:t>
+      </w:r>
+      <w:r>
+        <w:t xml:space="preserve">Each item also displays its stats and a comparison with the currently </w:t>
+      </w:r>
+      <w:r>
+        <w:t>equipped</w:t>
+      </w:r>
+      <w:r>
+        <w:t xml:space="preserve"> item.</w:t>
+      </w:r>
+    </w:p>
+    <w:p>
+      <w:pPr>
+        <w:pStyle w:val="Heading2"/>
+      </w:pPr>
+      <w:bookmarkStart w:id="8" w:name="_Toc214802867"/>
+      <w:r>
+        <w:t>Rest</w:t>
+      </w:r>
+      <w:bookmarkEnd w:id="8"/>
+    </w:p>
+    <w:p>
+      <w:pPr>
+        <w:pStyle w:val="Pseoudocode"/>
+      </w:pPr>
+      <w:r>
+        <w:t xml:space="preserve">  _____  ______  _____ _______ </w:t>
+      </w:r>
+    </w:p>
+    <w:p>
+      <w:pPr>
+        <w:pStyle w:val="Pseoudocode"/>
+      </w:pPr>
+      <w:r>
+        <w:t xml:space="preserve"> |  __ \|  ____|/ ____|__   __|</w:t>
+      </w:r>
+    </w:p>
+    <w:p>
+      <w:pPr>
+        <w:pStyle w:val="Pseoudocode"/>
+      </w:pPr>
+      <w:r>
+        <w:t xml:space="preserve"> | |__) | |__  | (___    | |   </w:t>
+      </w:r>
+    </w:p>
+    <w:p>
+      <w:pPr>
+        <w:pStyle w:val="Pseoudocode"/>
+      </w:pPr>
+      <w:r>
+        <w:t xml:space="preserve"> |  _  /|  __|  \___ \   | |   </w:t>
+      </w:r>
+    </w:p>
+    <w:p>
+      <w:pPr>
+        <w:pStyle w:val="Pseoudocode"/>
+      </w:pPr>
+      <w:r>
+        <w:t xml:space="preserve"> | | \ \| |____ ____) |  | |   </w:t>
+      </w:r>
+    </w:p>
+    <w:p>
+      <w:pPr>
+        <w:pStyle w:val="Pseoudocode"/>
+      </w:pPr>
+      <w:r>
+        <w:t xml:space="preserve"> |_</w:t>
+      </w:r>
+      <w:proofErr w:type="gramStart"/>
+      <w:r>
+        <w:t>|  \_\______</w:t>
+      </w:r>
+      <w:proofErr w:type="gramEnd"/>
+      <w:r>
+        <w:t xml:space="preserve">|_____/   |_|   </w:t>
+      </w:r>
+    </w:p>
+    <w:p>
+      <w:pPr>
+        <w:pStyle w:val="Pseoudocode"/>
+      </w:pPr>
+      <w:r>
+        <w:lastRenderedPageBreak/>
+        <w:t xml:space="preserve">                               </w:t>
+      </w:r>
+    </w:p>
+    <w:p>
+      <w:pPr>
+        <w:pStyle w:val="Pseoudocode"/>
+      </w:pPr>
+      <w:r>
+        <w:t>----------------------------------------</w:t>
+      </w:r>
+    </w:p>
+    <w:p>
+      <w:pPr>
+        <w:pStyle w:val="Pseoudocode"/>
+      </w:pPr>
+      <w:r>
+        <w:t>| Starjumper                           |</w:t>
+      </w:r>
+    </w:p>
+    <w:p>
+      <w:pPr>
+        <w:pStyle w:val="Pseoudocode"/>
+      </w:pPr>
+      <w:r>
+        <w:t xml:space="preserve">| </w:t>
+      </w:r>
+      <w:proofErr w:type="gramStart"/>
+      <w:r>
+        <w:t>Health:</w:t>
+      </w:r>
+      <w:proofErr w:type="gramEnd"/>
+      <w:r>
+        <w:t xml:space="preserve"> 252 / 252                    |</w:t>
+      </w:r>
+    </w:p>
+    <w:p>
+      <w:pPr>
+        <w:pStyle w:val="Pseoudocode"/>
+      </w:pPr>
+      <w:r>
+        <w:t>| ==================================== |</w:t>
+      </w:r>
+    </w:p>
+    <w:p>
+      <w:pPr>
+        <w:pStyle w:val="Pseoudocode"/>
+      </w:pPr>
+      <w:r>
+        <w:t>| Level 2 - D2, I1, S5                 |</w:t>
+      </w:r>
+    </w:p>
+    <w:p>
+      <w:pPr>
+        <w:pStyle w:val="Pseoudocode"/>
+      </w:pPr>
+      <w:r>
+        <w:t xml:space="preserve">| </w:t>
+      </w:r>
+      <w:proofErr w:type="gramStart"/>
+      <w:r>
+        <w:t>Attack:</w:t>
+      </w:r>
+      <w:proofErr w:type="gramEnd"/>
+      <w:r>
+        <w:t xml:space="preserve"> 18, </w:t>
+      </w:r>
+      <w:proofErr w:type="gramStart"/>
+      <w:r>
+        <w:t>Defense:</w:t>
+      </w:r>
+      <w:proofErr w:type="gramEnd"/>
+      <w:r>
+        <w:t xml:space="preserve"> 18              |</w:t>
+      </w:r>
+    </w:p>
+    <w:p>
+      <w:pPr>
+        <w:pStyle w:val="Pseoudocode"/>
+      </w:pPr>
+      <w:r>
+        <w:t xml:space="preserve">| </w:t>
+      </w:r>
+      <w:proofErr w:type="gramStart"/>
+      <w:r>
+        <w:t>Armour:</w:t>
+      </w:r>
+      <w:proofErr w:type="gramEnd"/>
+      <w:r>
+        <w:t xml:space="preserve"> PRISTINE                     |</w:t>
+      </w:r>
+    </w:p>
+    <w:p>
+      <w:pPr>
+        <w:pStyle w:val="Pseoudocode"/>
+      </w:pPr>
+      <w:r>
+        <w:t>| (</w:t>
+      </w:r>
+      <w:proofErr w:type="gramStart"/>
+      <w:r>
+        <w:t xml:space="preserve">ALIVE)   </w:t>
+      </w:r>
+      <w:proofErr w:type="gramEnd"/>
+      <w:r>
+        <w:t xml:space="preserve">                           |</w:t>
+      </w:r>
+    </w:p>
+    <w:p>
+      <w:pPr>
+        <w:pStyle w:val="Pseoudocode"/>
+      </w:pPr>
+      <w:r>
+        <w:t>----------------------------------------</w:t>
+      </w:r>
+    </w:p>
+    <w:p>
+      <w:pPr>
+        <w:pStyle w:val="Pseoudocode"/>
+      </w:pPr>
+    </w:p>
+    <w:p>
+      <w:pPr>
+        <w:pStyle w:val="Pseoudocode"/>
+      </w:pPr>
+      <w:r>
+        <w:t xml:space="preserve">== You have survived the </w:t>
+      </w:r>
+      <w:proofErr w:type="gramStart"/>
+      <w:r>
+        <w:t>battle!</w:t>
+      </w:r>
+      <w:proofErr w:type="gramEnd"/>
+      <w:r>
+        <w:t xml:space="preserve"> ==</w:t>
+      </w:r>
+    </w:p>
+    <w:p>
+      <w:pPr>
+        <w:pStyle w:val="Pseoudocode"/>
+      </w:pPr>
+    </w:p>
+    <w:p>
+      <w:pPr>
+        <w:pStyle w:val="Pseoudocode"/>
+      </w:pPr>
+      <w:r>
+        <w:t>1. View Character</w:t>
+      </w:r>
+    </w:p>
+    <w:p>
+      <w:pPr>
+        <w:pStyle w:val="Pseoudocode"/>
+      </w:pPr>
+      <w:r>
+        <w:t>2. Use Stat Points (1 available)</w:t>
+      </w:r>
+    </w:p>
+    <w:p>
+      <w:pPr>
+        <w:pStyle w:val="Pseoudocode"/>
+      </w:pPr>
+      <w:r>
+        <w:t>3. Equip Item</w:t>
+      </w:r>
+    </w:p>
+    <w:p>
+      <w:pPr>
+        <w:pStyle w:val="Pseoudocode"/>
+      </w:pPr>
+      <w:r>
+        <w:t>4. Drop Item</w:t>
+      </w:r>
+    </w:p>
+    <w:p>
+      <w:pPr>
+        <w:pStyle w:val="Pseoudocode"/>
+      </w:pPr>
+      <w:r>
+        <w:t>5. Use Items</w:t>
+      </w:r>
+    </w:p>
+    <w:p>
+      <w:pPr>
+        <w:pStyle w:val="Pseoudocode"/>
+      </w:pPr>
+      <w:r>
+        <w:t>6. Continue Journey</w:t>
+      </w:r>
+    </w:p>
+    <w:p>
+      <w:pPr>
+        <w:pStyle w:val="Pseoudocode"/>
+      </w:pPr>
+      <w:r>
+        <w:t>7. Give up</w:t>
+      </w:r>
+    </w:p>
+    <w:p>
+      <w:pPr>
+        <w:pStyle w:val="Pseoudocode"/>
+      </w:pPr>
+      <w:r>
+        <w:t>Select an action by entering the corresponding number.</w:t>
+      </w:r>
+    </w:p>
+    <w:p>
+      <w:pPr>
+        <w:pStyle w:val="Pseoudocode"/>
+      </w:pPr>
+      <w:r>
+        <w:t>&gt;</w:t>
+      </w:r>
+    </w:p>
+    <w:p>
+      <w:pPr>
+        <w:pStyle w:val="Caption"/>
+      </w:pPr>
+      <w:r>
+        <w:t xml:space="preserve">Figure </w:t>
+      </w:r>
+      <w:r>
+        <w:fldChar w:fldCharType="begin"/>
+      </w:r>
+      <w:r>
+        <w:instrText xml:space="preserve"> SEQ Figure \* ARABIC </w:instrText>
+      </w:r>
+      <w:r>
+        <w:fldChar w:fldCharType="separate"/>
+      </w:r>
+      <w:r>
+        <w:rPr>
+          <w:noProof/>
+        </w:rPr>
+        <w:t>16</w:t>
+      </w:r>
+      <w:r>
+        <w:fldChar w:fldCharType="end"/>
+      </w:r>
+      <w:r>
+        <w:t>: Rest menu</w:t>
+      </w:r>
+    </w:p>
+    <w:p>
+      <w:r>
+        <w:t xml:space="preserve">After looting, the player can rest. </w:t>
+      </w:r>
+      <w:r>
+        <w:t>During resting the player has 7 options.</w:t>
+      </w:r>
+    </w:p>
+    <w:p>
+      <w:pPr>
+        <w:pStyle w:val="Heading3"/>
+      </w:pPr>
+      <w:bookmarkStart w:id="9" w:name="_Toc214802868"/>
+      <w:r>
+        <w:t>View Character</w:t>
+      </w:r>
+      <w:bookmarkEnd w:id="9"/>
+    </w:p>
+    <w:p>
+      <w:r>
+        <w:t xml:space="preserve">View Character displays the player's </w:t>
+      </w:r>
+      <w:proofErr w:type="gramStart"/>
+      <w:r>
+        <w:t>stats</w:t>
+      </w:r>
+      <w:proofErr w:type="gramEnd"/>
+      <w:r>
+        <w:t xml:space="preserve"> and inventory in detail.</w:t>
+      </w:r>
+    </w:p>
+    <w:p>
+      <w:pPr>
+        <w:pStyle w:val="Pseoudocode"/>
+      </w:pPr>
+      <w:r>
+        <w:t>=== Information ===</w:t>
+      </w:r>
+    </w:p>
+    <w:p>
+      <w:pPr>
+        <w:pStyle w:val="Pseoudocode"/>
+      </w:pPr>
+    </w:p>
+    <w:p>
+      <w:pPr>
+        <w:pStyle w:val="Pseoudocode"/>
+      </w:pPr>
+      <w:proofErr w:type="gramStart"/>
+      <w:r>
+        <w:t>Name:</w:t>
+      </w:r>
+      <w:proofErr w:type="gramEnd"/>
+      <w:r>
+        <w:t xml:space="preserve"> </w:t>
+      </w:r>
+      <w:r>
+        <w:tab/>
+      </w:r>
+      <w:r>
+        <w:tab/>
+        <w:t>Starjumper</w:t>
+      </w:r>
+    </w:p>
+    <w:p>
+      <w:pPr>
+        <w:pStyle w:val="Pseoudocode"/>
+      </w:pPr>
+      <w:proofErr w:type="gramStart"/>
+      <w:r>
+        <w:t>Level:</w:t>
+      </w:r>
+      <w:proofErr w:type="gramEnd"/>
+      <w:r>
+        <w:t xml:space="preserve"> </w:t>
+      </w:r>
+      <w:r>
+        <w:tab/>
+      </w:r>
+      <w:r>
+        <w:tab/>
+        <w:t>2</w:t>
+      </w:r>
+    </w:p>
+    <w:p>
+      <w:pPr>
+        <w:pStyle w:val="Pseoudocode"/>
+      </w:pPr>
+      <w:proofErr w:type="gramStart"/>
+      <w:r>
+        <w:t>Experience:</w:t>
+      </w:r>
+      <w:proofErr w:type="gramEnd"/>
+      <w:r>
+        <w:t xml:space="preserve"> </w:t>
+      </w:r>
+      <w:r>
+        <w:tab/>
+        <w:t>0/100</w:t>
+      </w:r>
+    </w:p>
+    <w:p>
+      <w:pPr>
+        <w:pStyle w:val="Pseoudocode"/>
+      </w:pPr>
+    </w:p>
+    <w:p>
+      <w:pPr>
+        <w:pStyle w:val="Pseoudocode"/>
+      </w:pPr>
+      <w:r>
+        <w:t>=== Stats ===</w:t>
+      </w:r>
+    </w:p>
+    <w:p>
+      <w:pPr>
+        <w:pStyle w:val="Pseoudocode"/>
+      </w:pPr>
+    </w:p>
+    <w:p>
+      <w:pPr>
+        <w:pStyle w:val="Pseoudocode"/>
+      </w:pPr>
+      <w:proofErr w:type="gramStart"/>
+      <w:r>
+        <w:t>Health:</w:t>
+      </w:r>
+      <w:proofErr w:type="gramEnd"/>
+      <w:r>
+        <w:t xml:space="preserve"> </w:t>
+      </w:r>
+      <w:r>
+        <w:tab/>
+      </w:r>
+      <w:r>
+        <w:tab/>
+        <w:t>252.0/252.0</w:t>
+      </w:r>
+    </w:p>
+    <w:p>
+      <w:pPr>
+        <w:pStyle w:val="Pseoudocode"/>
+      </w:pPr>
+      <w:proofErr w:type="gramStart"/>
+      <w:r>
+        <w:t>Defense:</w:t>
+      </w:r>
+      <w:proofErr w:type="gramEnd"/>
+      <w:r>
+        <w:t xml:space="preserve"> </w:t>
+      </w:r>
+      <w:r>
+        <w:tab/>
+      </w:r>
+      <w:r>
+        <w:tab/>
+        <w:t>18.0</w:t>
+      </w:r>
+    </w:p>
+    <w:p>
+      <w:pPr>
+        <w:pStyle w:val="Pseoudocode"/>
+      </w:pPr>
+      <w:proofErr w:type="gramStart"/>
+      <w:r>
+        <w:t>Attack:</w:t>
+      </w:r>
+      <w:proofErr w:type="gramEnd"/>
+      <w:r>
+        <w:t xml:space="preserve"> </w:t>
+      </w:r>
+      <w:r>
+        <w:tab/>
+      </w:r>
+      <w:r>
+        <w:tab/>
+        <w:t>18.2</w:t>
+      </w:r>
+    </w:p>
+    <w:p>
+      <w:pPr>
+        <w:pStyle w:val="Pseoudocode"/>
+      </w:pPr>
+      <w:proofErr w:type="gramStart"/>
+      <w:r>
+        <w:t>Strength:</w:t>
+      </w:r>
+      <w:proofErr w:type="gramEnd"/>
+      <w:r>
+        <w:t xml:space="preserve"> </w:t>
+      </w:r>
+      <w:r>
+        <w:tab/>
+      </w:r>
+      <w:r>
+        <w:tab/>
+        <w:t>5</w:t>
+      </w:r>
+    </w:p>
+    <w:p>
+      <w:pPr>
+        <w:pStyle w:val="Pseoudocode"/>
+      </w:pPr>
+      <w:proofErr w:type="gramStart"/>
+      <w:r>
+        <w:t>Dexterity:</w:t>
+      </w:r>
+      <w:proofErr w:type="gramEnd"/>
+      <w:r>
+        <w:t xml:space="preserve"> </w:t>
+      </w:r>
+      <w:r>
+        <w:tab/>
+      </w:r>
+      <w:r>
+        <w:tab/>
+        <w:t>2</w:t>
+      </w:r>
+    </w:p>
+    <w:p>
+      <w:pPr>
+        <w:pStyle w:val="Pseoudocode"/>
+      </w:pPr>
+      <w:proofErr w:type="gramStart"/>
+      <w:r>
+        <w:lastRenderedPageBreak/>
+        <w:t>Intelligence:</w:t>
+      </w:r>
+      <w:proofErr w:type="gramEnd"/>
+      <w:r>
+        <w:t xml:space="preserve"> </w:t>
+      </w:r>
+      <w:r>
+        <w:tab/>
+      </w:r>
+      <w:r>
+        <w:tab/>
+        <w:t>1</w:t>
+      </w:r>
+    </w:p>
+    <w:p>
+      <w:pPr>
+        <w:pStyle w:val="Pseoudocode"/>
+      </w:pPr>
+    </w:p>
+    <w:p>
+      <w:pPr>
+        <w:pStyle w:val="Pseoudocode"/>
+      </w:pPr>
+      <w:r>
+        <w:t>=== Equipment ===</w:t>
+      </w:r>
+    </w:p>
+    <w:p>
+      <w:pPr>
+        <w:pStyle w:val="Pseoudocode"/>
+      </w:pPr>
+    </w:p>
+    <w:p>
+      <w:pPr>
+        <w:pStyle w:val="Pseoudocode"/>
+      </w:pPr>
+    </w:p>
+    <w:p>
+      <w:pPr>
+        <w:pStyle w:val="Pseoudocode"/>
+      </w:pPr>
+      <w:r>
+        <w:t>== Weapon ==</w:t>
+      </w:r>
+    </w:p>
+    <w:p>
+      <w:pPr>
+        <w:pStyle w:val="Pseoudocode"/>
+      </w:pPr>
+    </w:p>
+    <w:p>
+      <w:pPr>
+        <w:pStyle w:val="Pseoudocode"/>
+      </w:pPr>
+      <w:proofErr w:type="gramStart"/>
+      <w:r>
+        <w:t>Name:</w:t>
+      </w:r>
+      <w:proofErr w:type="gramEnd"/>
+      <w:r>
+        <w:tab/>
+        <w:t>Fists</w:t>
+      </w:r>
+    </w:p>
+    <w:p>
+      <w:pPr>
+        <w:pStyle w:val="Pseoudocode"/>
+      </w:pPr>
+      <w:proofErr w:type="gramStart"/>
+      <w:r>
+        <w:t>Weight:</w:t>
+      </w:r>
+      <w:proofErr w:type="gramEnd"/>
+      <w:r>
+        <w:tab/>
+        <w:t>0.0</w:t>
+      </w:r>
+    </w:p>
+    <w:p>
+      <w:pPr>
+        <w:pStyle w:val="Pseoudocode"/>
+      </w:pPr>
+      <w:proofErr w:type="gramStart"/>
+      <w:r>
+        <w:t>Value:</w:t>
+      </w:r>
+      <w:proofErr w:type="gramEnd"/>
+      <w:r>
+        <w:tab/>
+        <w:t>0.0</w:t>
+      </w:r>
+    </w:p>
+    <w:p>
+      <w:pPr>
+        <w:pStyle w:val="Pseoudocode"/>
+      </w:pPr>
+      <w:proofErr w:type="gramStart"/>
+      <w:r>
+        <w:t>Rarity:</w:t>
+      </w:r>
+      <w:proofErr w:type="gramEnd"/>
+      <w:r>
+        <w:tab/>
+        <w:t>LOW</w:t>
+      </w:r>
+    </w:p>
+    <w:p>
+      <w:pPr>
+        <w:pStyle w:val="Pseoudocode"/>
+      </w:pPr>
+      <w:proofErr w:type="gramStart"/>
+      <w:r>
+        <w:t>Damage:</w:t>
+      </w:r>
+      <w:proofErr w:type="gramEnd"/>
+      <w:r>
+        <w:tab/>
+        <w:t>14.0</w:t>
+      </w:r>
+    </w:p>
+    <w:p>
+      <w:pPr>
+        <w:pStyle w:val="Pseoudocode"/>
+      </w:pPr>
+      <w:r>
+        <w:t xml:space="preserve">Is </w:t>
+      </w:r>
+      <w:proofErr w:type="gramStart"/>
+      <w:r>
+        <w:t>Magic:</w:t>
+      </w:r>
+      <w:proofErr w:type="gramEnd"/>
+      <w:r>
+        <w:tab/>
+        <w:t>false</w:t>
+      </w:r>
+    </w:p>
+    <w:p>
+      <w:pPr>
+        <w:pStyle w:val="Pseoudocode"/>
+      </w:pPr>
+      <w:proofErr w:type="gramStart"/>
+      <w:r>
+        <w:t>Special:</w:t>
+      </w:r>
+      <w:proofErr w:type="gramEnd"/>
+      <w:r>
+        <w:t xml:space="preserve"> Desperate Flurry</w:t>
+      </w:r>
+    </w:p>
+    <w:p>
+      <w:pPr>
+        <w:pStyle w:val="Pseoudocode"/>
+      </w:pPr>
+      <w:r>
+        <w:t xml:space="preserve">Special </w:t>
+      </w:r>
+      <w:proofErr w:type="gramStart"/>
+      <w:r>
+        <w:t>Damage:</w:t>
+      </w:r>
+      <w:proofErr w:type="gramEnd"/>
+      <w:r>
+        <w:tab/>
+        <w:t>16.0</w:t>
+      </w:r>
+    </w:p>
+    <w:p>
+      <w:pPr>
+        <w:pStyle w:val="Pseoudocode"/>
+      </w:pPr>
+    </w:p>
+    <w:p>
+      <w:pPr>
+        <w:pStyle w:val="Pseoudocode"/>
+      </w:pPr>
+      <w:r>
+        <w:t>== Armor ==</w:t>
+      </w:r>
+    </w:p>
+    <w:p>
+      <w:pPr>
+        <w:pStyle w:val="Pseoudocode"/>
+      </w:pPr>
+    </w:p>
+    <w:p>
+      <w:pPr>
+        <w:pStyle w:val="Pseoudocode"/>
+      </w:pPr>
+      <w:proofErr w:type="gramStart"/>
+      <w:r>
+        <w:t>Name:</w:t>
+      </w:r>
+      <w:proofErr w:type="gramEnd"/>
+      <w:r>
+        <w:tab/>
+        <w:t>Clothes</w:t>
+      </w:r>
+    </w:p>
+    <w:p>
+      <w:pPr>
+        <w:pStyle w:val="Pseoudocode"/>
+      </w:pPr>
+      <w:proofErr w:type="gramStart"/>
+      <w:r>
+        <w:t>Weight:</w:t>
+      </w:r>
+      <w:proofErr w:type="gramEnd"/>
+      <w:r>
+        <w:tab/>
+        <w:t>1.0</w:t>
+      </w:r>
+    </w:p>
+    <w:p>
+      <w:pPr>
+        <w:pStyle w:val="Pseoudocode"/>
+      </w:pPr>
+      <w:proofErr w:type="gramStart"/>
+      <w:r>
+        <w:t>Value:</w:t>
+      </w:r>
+      <w:proofErr w:type="gramEnd"/>
+      <w:r>
+        <w:tab/>
+        <w:t>50.0</w:t>
+      </w:r>
+    </w:p>
+    <w:p>
+      <w:pPr>
+        <w:pStyle w:val="Pseoudocode"/>
+      </w:pPr>
+      <w:proofErr w:type="gramStart"/>
+      <w:r>
+        <w:t>Rarity:</w:t>
+      </w:r>
+      <w:proofErr w:type="gramEnd"/>
+      <w:r>
+        <w:tab/>
+        <w:t>LOW</w:t>
+      </w:r>
+    </w:p>
+    <w:p>
+      <w:pPr>
+        <w:pStyle w:val="Pseoudocode"/>
+      </w:pPr>
+      <w:proofErr w:type="gramStart"/>
+      <w:r>
+        <w:t>Defense:</w:t>
+      </w:r>
+      <w:proofErr w:type="gramEnd"/>
+      <w:r>
+        <w:tab/>
+        <w:t>7.0</w:t>
+      </w:r>
+    </w:p>
+    <w:p>
+      <w:pPr>
+        <w:pStyle w:val="Pseoudocode"/>
+      </w:pPr>
+      <w:proofErr w:type="gramStart"/>
+      <w:r>
+        <w:t>Durability:</w:t>
+      </w:r>
+      <w:proofErr w:type="gramEnd"/>
+      <w:r>
+        <w:tab/>
+        <w:t>675.0 / 675.0 (PRISTINE)</w:t>
+      </w:r>
+    </w:p>
+    <w:p>
+      <w:pPr>
+        <w:pStyle w:val="Pseoudocode"/>
+      </w:pPr>
+      <w:proofErr w:type="gramStart"/>
+      <w:r>
+        <w:t>State:</w:t>
+      </w:r>
+      <w:proofErr w:type="gramEnd"/>
+      <w:r>
+        <w:tab/>
+        <w:t>PRISTINE</w:t>
+      </w:r>
+    </w:p>
+    <w:p>
+      <w:pPr>
+        <w:pStyle w:val="Pseoudocode"/>
+      </w:pPr>
+    </w:p>
+    <w:p>
+      <w:pPr>
+        <w:pStyle w:val="Pseoudocode"/>
+      </w:pPr>
+      <w:r>
+        <w:t>== Shield ==</w:t>
+      </w:r>
+    </w:p>
+    <w:p>
+      <w:pPr>
+        <w:pStyle w:val="Pseoudocode"/>
+      </w:pPr>
+    </w:p>
+    <w:p>
+      <w:pPr>
+        <w:pStyle w:val="Pseoudocode"/>
+      </w:pPr>
+      <w:proofErr w:type="gramStart"/>
+      <w:r>
+        <w:t>Name:</w:t>
+      </w:r>
+      <w:proofErr w:type="gramEnd"/>
+      <w:r>
+        <w:tab/>
+        <w:t>Fists</w:t>
+      </w:r>
+    </w:p>
+    <w:p>
+      <w:pPr>
+        <w:pStyle w:val="Pseoudocode"/>
+      </w:pPr>
+      <w:proofErr w:type="gramStart"/>
+      <w:r>
+        <w:t>Weight:</w:t>
+      </w:r>
+      <w:proofErr w:type="gramEnd"/>
+      <w:r>
+        <w:tab/>
+        <w:t>0.0</w:t>
+      </w:r>
+    </w:p>
+    <w:p>
+      <w:pPr>
+        <w:pStyle w:val="Pseoudocode"/>
+      </w:pPr>
+      <w:proofErr w:type="gramStart"/>
+      <w:r>
+        <w:t>Value:</w:t>
+      </w:r>
+      <w:proofErr w:type="gramEnd"/>
+      <w:r>
+        <w:tab/>
+        <w:t>0.0</w:t>
+      </w:r>
+    </w:p>
+    <w:p>
+      <w:pPr>
+        <w:pStyle w:val="Pseoudocode"/>
+      </w:pPr>
+      <w:proofErr w:type="gramStart"/>
+      <w:r>
+        <w:t>Rarity:</w:t>
+      </w:r>
+      <w:proofErr w:type="gramEnd"/>
+      <w:r>
+        <w:tab/>
+        <w:t>LOW</w:t>
+      </w:r>
+    </w:p>
+    <w:p>
+      <w:pPr>
+        <w:pStyle w:val="Pseoudocode"/>
+      </w:pPr>
+      <w:proofErr w:type="gramStart"/>
+      <w:r>
+        <w:t>Defense:</w:t>
+      </w:r>
+      <w:proofErr w:type="gramEnd"/>
+      <w:r>
+        <w:tab/>
+        <w:t>4.0</w:t>
+      </w:r>
+    </w:p>
+    <w:p>
+      <w:pPr>
+        <w:pStyle w:val="Pseoudocode"/>
+      </w:pPr>
+    </w:p>
+    <w:p>
+      <w:pPr>
+        <w:pStyle w:val="Pseoudocode"/>
+      </w:pPr>
+      <w:r>
+        <w:t>=== Inventory ===</w:t>
+      </w:r>
+    </w:p>
+    <w:p>
+      <w:pPr>
+        <w:pStyle w:val="Pseoudocode"/>
+      </w:pPr>
+    </w:p>
+    <w:p>
+      <w:pPr>
+        <w:pStyle w:val="Pseoudocode"/>
+      </w:pPr>
+      <w:proofErr w:type="gramStart"/>
+      <w:r>
+        <w:t>Inventory:</w:t>
+      </w:r>
+      <w:proofErr w:type="gramEnd"/>
+    </w:p>
+    <w:p>
+      <w:pPr>
+        <w:pStyle w:val="Pseoudocode"/>
+      </w:pPr>
+      <w:proofErr w:type="gramStart"/>
+      <w:r>
+        <w:t>Weight:</w:t>
+      </w:r>
+      <w:proofErr w:type="gramEnd"/>
+      <w:r>
+        <w:t xml:space="preserve"> 9.9/25.0</w:t>
+      </w:r>
+    </w:p>
+    <w:p>
+      <w:pPr>
+        <w:pStyle w:val="Pseoudocode"/>
+      </w:pPr>
+      <w:proofErr w:type="gramStart"/>
+      <w:r>
+        <w:t>1:</w:t>
+      </w:r>
+      <w:proofErr w:type="gramEnd"/>
+      <w:r>
+        <w:t xml:space="preserve"> Refreshing Decoction +38.0 HP | </w:t>
+      </w:r>
+      <w:proofErr w:type="gramStart"/>
+      <w:r>
+        <w:t>Weight:</w:t>
+      </w:r>
+      <w:proofErr w:type="gramEnd"/>
+      <w:r>
+        <w:t xml:space="preserve"> 1.2</w:t>
+      </w:r>
+    </w:p>
+    <w:p>
+      <w:pPr>
+        <w:pStyle w:val="Pseoudocode"/>
+      </w:pPr>
+      <w:proofErr w:type="gramStart"/>
+      <w:r>
+        <w:t>2:</w:t>
+      </w:r>
+      <w:proofErr w:type="gramEnd"/>
+      <w:r>
+        <w:t xml:space="preserve"> Stitching Kit +25.0 HP | </w:t>
+      </w:r>
+      <w:proofErr w:type="gramStart"/>
+      <w:r>
+        <w:t>Weight:</w:t>
+      </w:r>
+      <w:proofErr w:type="gramEnd"/>
+      <w:r>
+        <w:t xml:space="preserve"> 0.9</w:t>
+      </w:r>
+    </w:p>
+    <w:p>
+      <w:pPr>
+        <w:pStyle w:val="Pseoudocode"/>
+      </w:pPr>
+      <w:proofErr w:type="gramStart"/>
+      <w:r>
+        <w:t>3:</w:t>
+      </w:r>
+      <w:proofErr w:type="gramEnd"/>
+      <w:r>
+        <w:t xml:space="preserve"> Cute cat </w:t>
+      </w:r>
+      <w:proofErr w:type="spellStart"/>
+      <w:r>
+        <w:t>bandaid</w:t>
+      </w:r>
+      <w:proofErr w:type="spellEnd"/>
+      <w:r>
+        <w:t xml:space="preserve"> +25.0 HP | </w:t>
+      </w:r>
+      <w:proofErr w:type="gramStart"/>
+      <w:r>
+        <w:t>Weight:</w:t>
+      </w:r>
+      <w:proofErr w:type="gramEnd"/>
+      <w:r>
+        <w:t xml:space="preserve"> 0.1</w:t>
+      </w:r>
+    </w:p>
+    <w:p>
+      <w:pPr>
+        <w:pStyle w:val="Pseoudocode"/>
+      </w:pPr>
+      <w:proofErr w:type="gramStart"/>
+      <w:r>
+        <w:lastRenderedPageBreak/>
+        <w:t>4:</w:t>
+      </w:r>
+      <w:proofErr w:type="gramEnd"/>
+      <w:r>
+        <w:t xml:space="preserve"> Rundown Vest +8.9 DEF (PRISTINE) | </w:t>
+      </w:r>
+      <w:proofErr w:type="gramStart"/>
+      <w:r>
+        <w:t>Weight:</w:t>
+      </w:r>
+      <w:proofErr w:type="gramEnd"/>
+      <w:r>
+        <w:t xml:space="preserve"> 3.5    </w:t>
+      </w:r>
+      <w:proofErr w:type="gramStart"/>
+      <w:r>
+        <w:t>Compare:</w:t>
+      </w:r>
+      <w:proofErr w:type="gramEnd"/>
+      <w:r>
+        <w:t xml:space="preserve"> +1.9 DEF</w:t>
+      </w:r>
+    </w:p>
+    <w:p>
+      <w:pPr>
+        <w:pStyle w:val="Pseoudocode"/>
+      </w:pPr>
+      <w:proofErr w:type="gramStart"/>
+      <w:r>
+        <w:t>5:</w:t>
+      </w:r>
+      <w:proofErr w:type="gramEnd"/>
+      <w:r>
+        <w:t xml:space="preserve"> Cargo Clamp +7.0 DEF | </w:t>
+      </w:r>
+      <w:proofErr w:type="gramStart"/>
+      <w:r>
+        <w:t>Weight:</w:t>
+      </w:r>
+      <w:proofErr w:type="gramEnd"/>
+      <w:r>
+        <w:t xml:space="preserve"> 3.0    </w:t>
+      </w:r>
+      <w:proofErr w:type="gramStart"/>
+      <w:r>
+        <w:t>Compare:</w:t>
+      </w:r>
+      <w:proofErr w:type="gramEnd"/>
+      <w:r>
+        <w:t xml:space="preserve"> +3.0 DEF</w:t>
+      </w:r>
+    </w:p>
+    <w:p>
+      <w:pPr>
+        <w:pStyle w:val="Pseoudocode"/>
+      </w:pPr>
+      <w:proofErr w:type="gramStart"/>
+      <w:r>
+        <w:t>6:</w:t>
+      </w:r>
+      <w:proofErr w:type="gramEnd"/>
+      <w:r>
+        <w:t xml:space="preserve"> Minor Lifeforce Potion +40.0 HP | </w:t>
+      </w:r>
+      <w:proofErr w:type="spellStart"/>
+      <w:proofErr w:type="gramStart"/>
+      <w:r>
+        <w:t>Weight</w:t>
+      </w:r>
+      <w:proofErr w:type="spellEnd"/>
+      <w:r>
+        <w:t>:</w:t>
+      </w:r>
+      <w:proofErr w:type="gramEnd"/>
+      <w:r>
+        <w:t xml:space="preserve"> 1.2</w:t>
+      </w:r>
+    </w:p>
+    <w:p>
+      <w:pPr>
+        <w:pStyle w:val="Caption"/>
+      </w:pPr>
+      <w:r>
+        <w:t xml:space="preserve">Figure </w:t>
+      </w:r>
+      <w:r>
+        <w:fldChar w:fldCharType="begin"/>
+      </w:r>
+      <w:r>
+        <w:instrText xml:space="preserve"> SEQ Figure \* ARABIC </w:instrText>
+      </w:r>
+      <w:r>
+        <w:fldChar w:fldCharType="separate"/>
+      </w:r>
+      <w:r>
+        <w:rPr>
+          <w:noProof/>
+        </w:rPr>
+        <w:t>17</w:t>
+      </w:r>
+      <w:r>
+        <w:fldChar w:fldCharType="end"/>
+      </w:r>
+      <w:r>
+        <w:t>: View Character</w:t>
+      </w:r>
+    </w:p>
+    <w:p/>
+    <w:p>
+      <w:pPr>
+        <w:pStyle w:val="Heading3"/>
+      </w:pPr>
+      <w:bookmarkStart w:id="10" w:name="_Toc214802869"/>
+      <w:r>
+        <w:t>Use Stat Points</w:t>
+      </w:r>
+      <w:bookmarkEnd w:id="10"/>
+    </w:p>
+    <w:p>
+      <w:r>
+        <w:t xml:space="preserve">After leveling up, the player gains a spendable </w:t>
+      </w:r>
+      <w:r>
+        <w:t>skill</w:t>
+      </w:r>
+      <w:r>
+        <w:t xml:space="preserve"> point.</w:t>
+      </w:r>
+    </w:p>
+    <w:p>
+      <w:pPr>
+        <w:pStyle w:val="Pseoudocode"/>
+      </w:pPr>
+      <w:r>
+        <w:t xml:space="preserve">Allocate your skill </w:t>
+      </w:r>
+      <w:proofErr w:type="gramStart"/>
+      <w:r>
+        <w:t>points:</w:t>
+      </w:r>
       <w:proofErr w:type="gramEnd"/>
     </w:p>
     <w:p>
@@ -3210,11 +7841,11 @@
       </w:r>
       <w:proofErr w:type="gramStart"/>
       <w:r>
-        <w:t>EASY:</w:t>
-      </w:r>
-      <w:proofErr w:type="gramEnd"/>
-      <w:r>
-        <w:t xml:space="preserve"> Smell the flowers.</w:t>
+        <w:t>Strength:</w:t>
+      </w:r>
+      <w:proofErr w:type="gramEnd"/>
+      <w:r>
+        <w:t xml:space="preserve"> 5</w:t>
       </w:r>
     </w:p>
     <w:p>
@@ -3226,11 +7857,11 @@
       </w:r>
       <w:proofErr w:type="gramStart"/>
       <w:r>
-        <w:t>MEDIUM:</w:t>
-      </w:r>
-      <w:proofErr w:type="gramEnd"/>
-      <w:r>
-        <w:t xml:space="preserve"> Hold your ground.</w:t>
+        <w:t>Dexterity:</w:t>
+      </w:r>
+      <w:proofErr w:type="gramEnd"/>
+      <w:r>
+        <w:t xml:space="preserve"> 2</w:t>
       </w:r>
     </w:p>
     <w:p>
@@ -3242,11 +7873,27 @@
       </w:r>
       <w:proofErr w:type="gramStart"/>
       <w:r>
-        <w:t>HARD:</w:t>
-      </w:r>
-      <w:proofErr w:type="gramEnd"/>
-      <w:r>
-        <w:t xml:space="preserve"> This will make your life hell.</w:t>
+        <w:t>Intelligence:</w:t>
+      </w:r>
+      <w:proofErr w:type="gramEnd"/>
+      <w:r>
+        <w:t xml:space="preserve"> 1</w:t>
+      </w:r>
+    </w:p>
+    <w:p>
+      <w:pPr>
+        <w:pStyle w:val="Pseoudocode"/>
+      </w:pPr>
+      <w:r>
+        <w:t xml:space="preserve">Remaining </w:t>
+      </w:r>
+      <w:proofErr w:type="gramStart"/>
+      <w:r>
+        <w:t>Points:</w:t>
+      </w:r>
+      <w:proofErr w:type="gramEnd"/>
+      <w:r>
+        <w:t xml:space="preserve"> 1</w:t>
       </w:r>
     </w:p>
     <w:p>
@@ -3262,7 +7909,7 @@
       </w:r>
       <w:proofErr w:type="gramEnd"/>
       <w:r>
-        <w:t xml:space="preserve"> (1=EASY, 2=MEDIUM, 3=HARD)</w:t>
+        <w:t xml:space="preserve"> (1=STR, 2=DEX, 3=INT)</w:t>
       </w:r>
     </w:p>
     <w:p>
@@ -3293,186 +7940,762 @@
         <w:rPr>
           <w:noProof/>
         </w:rPr>
+        <w:t>18</w:t>
+      </w:r>
+      <w:r>
+        <w:fldChar w:fldCharType="end"/>
+      </w:r>
+      <w:r>
+        <w:t>: Allocate skill point</w:t>
+      </w:r>
+    </w:p>
+    <w:p>
+      <w:pPr>
+        <w:pStyle w:val="Heading3"/>
+      </w:pPr>
+      <w:bookmarkStart w:id="11" w:name="_Toc214802870"/>
+      <w:r>
+        <w:t>Item Actions</w:t>
+      </w:r>
+      <w:bookmarkEnd w:id="11"/>
+    </w:p>
+    <w:p>
+      <w:r>
+        <w:t>During rest the player can equip, drop or use items.</w:t>
+      </w:r>
+    </w:p>
+    <w:p>
+      <w:pPr>
+        <w:pStyle w:val="Pseoudocode"/>
+        <w:rPr>
+          <w:rStyle w:val="PseudocodeInputChar"/>
+        </w:rPr>
+      </w:pPr>
+      <w:r>
+        <w:t xml:space="preserve">&gt; </w:t>
+      </w:r>
+      <w:r>
+        <w:rPr>
+          <w:rStyle w:val="PseudocodeInputChar"/>
+        </w:rPr>
+        <w:t>3</w:t>
+      </w:r>
+    </w:p>
+    <w:p>
+      <w:pPr>
+        <w:pStyle w:val="Pseoudocode"/>
+      </w:pPr>
+      <w:proofErr w:type="gramStart"/>
+      <w:r>
+        <w:t>Inventory:</w:t>
+      </w:r>
+      <w:proofErr w:type="gramEnd"/>
+    </w:p>
+    <w:p>
+      <w:pPr>
+        <w:pStyle w:val="Pseoudocode"/>
+      </w:pPr>
+      <w:proofErr w:type="gramStart"/>
+      <w:r>
+        <w:t>Weight:</w:t>
+      </w:r>
+      <w:proofErr w:type="gramEnd"/>
+      <w:r>
+        <w:t xml:space="preserve"> 9.9/30.0</w:t>
+      </w:r>
+    </w:p>
+    <w:p>
+      <w:pPr>
+        <w:pStyle w:val="Pseoudocode"/>
+      </w:pPr>
+      <w:proofErr w:type="gramStart"/>
+      <w:r>
+        <w:t>1:</w:t>
+      </w:r>
+      <w:proofErr w:type="gramEnd"/>
+      <w:r>
+        <w:t xml:space="preserve"> Refreshing Decoction +38.0 HP | </w:t>
+      </w:r>
+      <w:proofErr w:type="gramStart"/>
+      <w:r>
+        <w:t>Weight:</w:t>
+      </w:r>
+      <w:proofErr w:type="gramEnd"/>
+      <w:r>
+        <w:t xml:space="preserve"> 1.2</w:t>
+      </w:r>
+    </w:p>
+    <w:p>
+      <w:pPr>
+        <w:pStyle w:val="Pseoudocode"/>
+      </w:pPr>
+      <w:proofErr w:type="gramStart"/>
+      <w:r>
+        <w:t>2:</w:t>
+      </w:r>
+      <w:proofErr w:type="gramEnd"/>
+      <w:r>
+        <w:t xml:space="preserve"> Stitching Kit +25.0 HP | </w:t>
+      </w:r>
+      <w:proofErr w:type="gramStart"/>
+      <w:r>
+        <w:t>Weight:</w:t>
+      </w:r>
+      <w:proofErr w:type="gramEnd"/>
+      <w:r>
+        <w:t xml:space="preserve"> 0.9</w:t>
+      </w:r>
+    </w:p>
+    <w:p>
+      <w:pPr>
+        <w:pStyle w:val="Pseoudocode"/>
+      </w:pPr>
+      <w:proofErr w:type="gramStart"/>
+      <w:r>
+        <w:t>3:</w:t>
+      </w:r>
+      <w:proofErr w:type="gramEnd"/>
+      <w:r>
+        <w:t xml:space="preserve"> Cute cat </w:t>
+      </w:r>
+      <w:proofErr w:type="spellStart"/>
+      <w:r>
+        <w:t>bandaid</w:t>
+      </w:r>
+      <w:proofErr w:type="spellEnd"/>
+      <w:r>
+        <w:t xml:space="preserve"> +25.0 HP | </w:t>
+      </w:r>
+      <w:proofErr w:type="gramStart"/>
+      <w:r>
+        <w:t>Weight:</w:t>
+      </w:r>
+      <w:proofErr w:type="gramEnd"/>
+      <w:r>
+        <w:t xml:space="preserve"> 0.1</w:t>
+      </w:r>
+    </w:p>
+    <w:p>
+      <w:pPr>
+        <w:pStyle w:val="Pseoudocode"/>
+      </w:pPr>
+      <w:proofErr w:type="gramStart"/>
+      <w:r>
+        <w:t>4:</w:t>
+      </w:r>
+      <w:proofErr w:type="gramEnd"/>
+      <w:r>
+        <w:t xml:space="preserve"> Rundown Vest +8.9 DEF (PRISTINE) | </w:t>
+      </w:r>
+      <w:proofErr w:type="gramStart"/>
+      <w:r>
+        <w:t>Weight:</w:t>
+      </w:r>
+      <w:proofErr w:type="gramEnd"/>
+      <w:r>
+        <w:t xml:space="preserve"> 3.5    </w:t>
+      </w:r>
+      <w:proofErr w:type="gramStart"/>
+      <w:r>
+        <w:t>Compare:</w:t>
+      </w:r>
+      <w:proofErr w:type="gramEnd"/>
+      <w:r>
+        <w:t xml:space="preserve"> +1.9 DEF</w:t>
+      </w:r>
+    </w:p>
+    <w:p>
+      <w:pPr>
+        <w:pStyle w:val="Pseoudocode"/>
+      </w:pPr>
+      <w:proofErr w:type="gramStart"/>
+      <w:r>
+        <w:t>5:</w:t>
+      </w:r>
+      <w:proofErr w:type="gramEnd"/>
+      <w:r>
+        <w:t xml:space="preserve"> Cargo Clamp +7.0 DEF | </w:t>
+      </w:r>
+      <w:proofErr w:type="gramStart"/>
+      <w:r>
+        <w:t>Weight:</w:t>
+      </w:r>
+      <w:proofErr w:type="gramEnd"/>
+      <w:r>
+        <w:t xml:space="preserve"> 3.0    </w:t>
+      </w:r>
+      <w:proofErr w:type="gramStart"/>
+      <w:r>
+        <w:t>Compare:</w:t>
+      </w:r>
+      <w:proofErr w:type="gramEnd"/>
+      <w:r>
+        <w:t xml:space="preserve"> +3.0 DEF</w:t>
+      </w:r>
+    </w:p>
+    <w:p>
+      <w:pPr>
+        <w:pStyle w:val="Pseoudocode"/>
+      </w:pPr>
+      <w:proofErr w:type="gramStart"/>
+      <w:r>
+        <w:t>6:</w:t>
+      </w:r>
+      <w:proofErr w:type="gramEnd"/>
+      <w:r>
+        <w:t xml:space="preserve"> Minor Lifeforce Potion +40.0 HP | </w:t>
+      </w:r>
+      <w:proofErr w:type="gramStart"/>
+      <w:r>
+        <w:t>Weight:</w:t>
+      </w:r>
+      <w:proofErr w:type="gramEnd"/>
+      <w:r>
+        <w:t xml:space="preserve"> 1.2</w:t>
+      </w:r>
+    </w:p>
+    <w:p>
+      <w:pPr>
+        <w:pStyle w:val="Pseoudocode"/>
+      </w:pPr>
+      <w:r>
+        <w:t xml:space="preserve">&gt; </w:t>
+      </w:r>
+      <w:r>
+        <w:rPr>
+          <w:rStyle w:val="PseudocodeInputChar"/>
+        </w:rPr>
         <w:t>4</w:t>
       </w:r>
+    </w:p>
+    <w:p>
+      <w:pPr>
+        <w:pStyle w:val="Pseoudocode"/>
+      </w:pPr>
+      <w:r>
+        <w:t xml:space="preserve">Starjumper </w:t>
+      </w:r>
+      <w:proofErr w:type="spellStart"/>
+      <w:r>
+        <w:t>obtained</w:t>
+      </w:r>
+      <w:proofErr w:type="spellEnd"/>
+      <w:r>
+        <w:t xml:space="preserve"> </w:t>
+      </w:r>
+      <w:proofErr w:type="spellStart"/>
+      <w:proofErr w:type="gramStart"/>
+      <w:r>
+        <w:t>Clothes</w:t>
+      </w:r>
+      <w:proofErr w:type="spellEnd"/>
+      <w:r>
+        <w:t>!</w:t>
+      </w:r>
+      <w:proofErr w:type="gramEnd"/>
+    </w:p>
+    <w:p>
+      <w:pPr>
+        <w:pStyle w:val="Pseoudocode"/>
+      </w:pPr>
+      <w:r>
+        <w:t xml:space="preserve">Starjumper </w:t>
+      </w:r>
+      <w:proofErr w:type="spellStart"/>
+      <w:r>
+        <w:t>equipped</w:t>
+      </w:r>
+      <w:proofErr w:type="spellEnd"/>
+      <w:r>
+        <w:t xml:space="preserve"> </w:t>
+      </w:r>
+      <w:proofErr w:type="spellStart"/>
+      <w:r>
+        <w:t>Rundown</w:t>
+      </w:r>
+      <w:proofErr w:type="spellEnd"/>
+      <w:r>
+        <w:t xml:space="preserve"> </w:t>
+      </w:r>
+      <w:proofErr w:type="spellStart"/>
+      <w:proofErr w:type="gramStart"/>
+      <w:r>
+        <w:t>Vest</w:t>
+      </w:r>
+      <w:proofErr w:type="spellEnd"/>
+      <w:r>
+        <w:t>!</w:t>
+      </w:r>
+      <w:proofErr w:type="gramEnd"/>
+    </w:p>
+    <w:p>
+      <w:pPr>
+        <w:pStyle w:val="Caption"/>
+      </w:pPr>
+      <w:r>
+        <w:t xml:space="preserve">Figure </w:t>
+      </w:r>
+      <w:r>
+        <w:fldChar w:fldCharType="begin"/>
+      </w:r>
+      <w:r>
+        <w:instrText xml:space="preserve"> SEQ Figure \* ARABIC </w:instrText>
+      </w:r>
+      <w:r>
+        <w:fldChar w:fldCharType="separate"/>
+      </w:r>
+      <w:r>
+        <w:rPr>
+          <w:noProof/>
+        </w:rPr>
+        <w:t>19</w:t>
+      </w:r>
       <w:r>
         <w:fldChar w:fldCharType="end"/>
       </w:r>
       <w:r>
-        <w:t>: Difficulty Selection</w:t>
+        <w:t>: Player equips Rundown Vest</w:t>
+      </w:r>
+    </w:p>
+    <w:p>
+      <w:pPr>
+        <w:pStyle w:val="Heading3"/>
+      </w:pPr>
+      <w:bookmarkStart w:id="12" w:name="_Toc214802871"/>
+      <w:proofErr w:type="gramStart"/>
+      <w:r>
+        <w:lastRenderedPageBreak/>
+        <w:t>Continue</w:t>
+      </w:r>
+      <w:proofErr w:type="gramEnd"/>
+      <w:r>
+        <w:t xml:space="preserve"> Journey</w:t>
+      </w:r>
+      <w:bookmarkEnd w:id="12"/>
+    </w:p>
+    <w:p>
+      <w:r>
+        <w:t>Choosing to continue the journey starts the next battle</w:t>
+      </w:r>
+      <w:r>
+        <w:t xml:space="preserve">. </w:t>
+      </w:r>
+    </w:p>
+    <w:p>
+      <w:pPr>
+        <w:pStyle w:val="Heading3"/>
+      </w:pPr>
+      <w:bookmarkStart w:id="13" w:name="_Toc214802872"/>
+      <w:r>
+        <w:t>Give up</w:t>
+      </w:r>
+      <w:bookmarkEnd w:id="13"/>
+    </w:p>
+    <w:p>
+      <w:r>
+        <w:t xml:space="preserve">Giving up </w:t>
+      </w:r>
+      <w:r>
+        <w:t>makes the player commit suicide.</w:t>
+      </w:r>
+      <w:r>
+        <w:t xml:space="preserve"> </w:t>
       </w:r>
     </w:p>
     <w:p/>
     <w:p>
       <w:pPr>
-        <w:pStyle w:val="Heading3"/>
-      </w:pPr>
-      <w:bookmarkStart w:id="4" w:name="_Toc214798864"/>
+        <w:pStyle w:val="Pseoudocode"/>
+      </w:pPr>
+      <w:r>
+        <w:t>You have chosen to give up. Game Over.</w:t>
+      </w:r>
+    </w:p>
+    <w:p>
+      <w:pPr>
+        <w:pStyle w:val="Pseoudocode"/>
+      </w:pPr>
+      <w:r>
+        <w:t>Starjumper has given up.</w:t>
+      </w:r>
+    </w:p>
+    <w:p>
+      <w:pPr>
+        <w:pStyle w:val="Pseoudocode"/>
+      </w:pPr>
+      <w:r>
+        <w:t xml:space="preserve">Starjumper gained 10 </w:t>
+      </w:r>
+      <w:proofErr w:type="gramStart"/>
+      <w:r>
+        <w:t>PP!</w:t>
+      </w:r>
+      <w:proofErr w:type="gramEnd"/>
+      <w:r>
+        <w:t xml:space="preserve"> (Current </w:t>
+      </w:r>
+      <w:proofErr w:type="gramStart"/>
+      <w:r>
+        <w:t>PP:</w:t>
+      </w:r>
+      <w:proofErr w:type="gramEnd"/>
+      <w:r>
+        <w:t xml:space="preserve"> 15)</w:t>
+      </w:r>
+    </w:p>
+    <w:p>
+      <w:pPr>
+        <w:pStyle w:val="Pseoudocode"/>
+      </w:pPr>
+      <w:r>
+        <w:t xml:space="preserve">Starjumper attacks Starjumper for 19 </w:t>
+      </w:r>
+      <w:proofErr w:type="gramStart"/>
+      <w:r>
+        <w:t>damage!</w:t>
+      </w:r>
+      <w:proofErr w:type="gramEnd"/>
+    </w:p>
+    <w:p>
+      <w:pPr>
+        <w:pStyle w:val="Pseoudocode"/>
+      </w:pPr>
+      <w:r>
+        <w:t xml:space="preserve">Starjumper </w:t>
+      </w:r>
+      <w:proofErr w:type="spellStart"/>
+      <w:r>
+        <w:t>takes</w:t>
+      </w:r>
+      <w:proofErr w:type="spellEnd"/>
+      <w:r>
+        <w:t xml:space="preserve"> 19 </w:t>
+      </w:r>
+      <w:proofErr w:type="gramStart"/>
+      <w:r>
+        <w:t>damage!</w:t>
+      </w:r>
+      <w:proofErr w:type="gramEnd"/>
+    </w:p>
+    <w:p>
+      <w:pPr>
+        <w:pStyle w:val="Pseoudocode"/>
+      </w:pPr>
+    </w:p>
+    <w:p>
+      <w:pPr>
+        <w:pStyle w:val="Pseoudocode"/>
+      </w:pPr>
+      <w:r>
+        <w:t>…</w:t>
+      </w:r>
+    </w:p>
+    <w:p>
+      <w:pPr>
+        <w:pStyle w:val="Pseoudocode"/>
+      </w:pPr>
+    </w:p>
+    <w:p>
+      <w:pPr>
+        <w:pStyle w:val="Pseoudocode"/>
+        <w:rPr>
+          <w:lang w:val="en-US"/>
+        </w:rPr>
+      </w:pPr>
+      <w:r>
+        <w:rPr>
+          <w:lang w:val="en-US"/>
+        </w:rPr>
+        <w:t>Starjumper gained 0 PP! (Current PP: 135)</w:t>
+      </w:r>
+    </w:p>
+    <w:p>
+      <w:pPr>
+        <w:pStyle w:val="Pseoudocode"/>
+        <w:rPr>
+          <w:lang w:val="en-US"/>
+        </w:rPr>
+      </w:pPr>
+      <w:r>
+        <w:rPr>
+          <w:lang w:val="en-US"/>
+        </w:rPr>
+        <w:t xml:space="preserve">Starjumper attacks Starjumper for 6 </w:t>
+      </w:r>
+      <w:proofErr w:type="gramStart"/>
+      <w:r>
+        <w:rPr>
+          <w:lang w:val="en-US"/>
+        </w:rPr>
+        <w:t>damage</w:t>
+      </w:r>
+      <w:proofErr w:type="gramEnd"/>
+      <w:r>
+        <w:rPr>
+          <w:lang w:val="en-US"/>
+        </w:rPr>
+        <w:t>!</w:t>
+      </w:r>
+    </w:p>
+    <w:p>
+      <w:pPr>
+        <w:pStyle w:val="Pseoudocode"/>
+        <w:rPr>
+          <w:lang w:val="en-US"/>
+        </w:rPr>
+      </w:pPr>
+      <w:r>
+        <w:rPr>
+          <w:lang w:val="en-US"/>
+        </w:rPr>
+        <w:t>Starjumper takes 6 damage!</w:t>
+      </w:r>
+    </w:p>
+    <w:p>
+      <w:pPr>
+        <w:pStyle w:val="Pseoudocode"/>
+        <w:rPr>
+          <w:lang w:val="en-US"/>
+        </w:rPr>
+      </w:pPr>
+      <w:r>
+        <w:rPr>
+          <w:lang w:val="en-US"/>
+        </w:rPr>
+        <w:t>Starjumper died!</w:t>
+      </w:r>
+    </w:p>
+    <w:p>
+      <w:pPr>
+        <w:pStyle w:val="Pseoudocode"/>
+        <w:rPr>
+          <w:lang w:val="en-US"/>
+        </w:rPr>
+      </w:pPr>
+    </w:p>
+    <w:p>
+      <w:pPr>
+        <w:pStyle w:val="Pseoudocode"/>
+        <w:rPr>
+          <w:lang w:val="en-US"/>
+        </w:rPr>
+      </w:pPr>
+      <w:r>
+        <w:rPr>
+          <w:lang w:val="en-US"/>
+        </w:rPr>
+        <w:t>Starjumper has given up.</w:t>
+      </w:r>
+    </w:p>
+    <w:p>
+      <w:pPr>
+        <w:pStyle w:val="Heading2"/>
+      </w:pPr>
+      <w:bookmarkStart w:id="14" w:name="_Toc214802873"/>
+      <w:r>
+        <w:t>Death</w:t>
+      </w:r>
+      <w:bookmarkEnd w:id="14"/>
+    </w:p>
+    <w:p>
+      <w:pPr>
+        <w:pStyle w:val="Pseoudocode"/>
+      </w:pPr>
+      <w:r>
+        <w:t xml:space="preserve">                     .__    .___.__               </w:t>
+      </w:r>
+    </w:p>
+    <w:p>
+      <w:pPr>
+        <w:pStyle w:val="Pseoudocode"/>
+      </w:pPr>
+      <w:r>
+        <w:t xml:space="preserve">  ____ ___  ___ ____ |__| __| _/|__|__ __  _____  </w:t>
+      </w:r>
+    </w:p>
+    <w:p>
+      <w:pPr>
+        <w:pStyle w:val="Pseoudocode"/>
+      </w:pPr>
+      <w:r>
+        <w:t xml:space="preserve">_/ __ \\  \/  // ___\|  |/ __ | |  |  |  \/     \ </w:t>
+      </w:r>
+    </w:p>
+    <w:p>
+      <w:pPr>
+        <w:pStyle w:val="Pseoudocode"/>
+      </w:pPr>
+      <w:proofErr w:type="gramStart"/>
+      <w:r>
+        <w:t>\  _</w:t>
+      </w:r>
+      <w:proofErr w:type="gramEnd"/>
+      <w:r>
+        <w:t>__/ &gt;    &lt;</w:t>
+      </w:r>
+      <w:proofErr w:type="gramStart"/>
+      <w:r>
+        <w:t>\  \</w:t>
+      </w:r>
+      <w:proofErr w:type="gramEnd"/>
+      <w:r>
+        <w:t>___</w:t>
+      </w:r>
+      <w:proofErr w:type="gramStart"/>
+      <w:r>
+        <w:t>|  /</w:t>
+      </w:r>
+      <w:proofErr w:type="gramEnd"/>
+      <w:r>
+        <w:t xml:space="preserve"> /_/ | </w:t>
+      </w:r>
+      <w:proofErr w:type="gramStart"/>
+      <w:r>
+        <w:t>|  |</w:t>
+      </w:r>
+      <w:proofErr w:type="gramEnd"/>
+      <w:r>
+        <w:t xml:space="preserve">  </w:t>
+      </w:r>
+      <w:proofErr w:type="gramStart"/>
+      <w:r>
+        <w:t>|  /</w:t>
+      </w:r>
+      <w:proofErr w:type="gramEnd"/>
+      <w:r>
+        <w:t xml:space="preserve">  Y </w:t>
+      </w:r>
+      <w:proofErr w:type="spellStart"/>
+      <w:proofErr w:type="gramStart"/>
+      <w:r>
+        <w:t>Y</w:t>
+      </w:r>
+      <w:proofErr w:type="spellEnd"/>
+      <w:r>
+        <w:t xml:space="preserve">  \</w:t>
+      </w:r>
+      <w:proofErr w:type="gramEnd"/>
+    </w:p>
+    <w:p>
+      <w:pPr>
+        <w:pStyle w:val="Pseoudocode"/>
+      </w:pPr>
+      <w:r>
+        <w:t xml:space="preserve"> \___  &gt;__/\_ \\___  &gt;__\____ | |__|____/|__|_|  /</w:t>
+      </w:r>
+    </w:p>
+    <w:p>
+      <w:pPr>
+        <w:pStyle w:val="Pseoudocode"/>
+      </w:pPr>
+      <w:r>
+        <w:t xml:space="preserve">     \/      \/    \/        \/                \/ </w:t>
+      </w:r>
+    </w:p>
+    <w:p>
+      <w:pPr>
+        <w:pStyle w:val="Pseoudocode"/>
+      </w:pPr>
+      <w:r>
+        <w:t xml:space="preserve">                                                  </w:t>
+      </w:r>
+    </w:p>
+    <w:p>
+      <w:pPr>
+        <w:pStyle w:val="Pseoudocode"/>
+      </w:pPr>
+    </w:p>
+    <w:p>
+      <w:pPr>
+        <w:pStyle w:val="Pseoudocode"/>
+      </w:pPr>
+      <w:proofErr w:type="gramStart"/>
+      <w:r>
+        <w:t>by</w:t>
+      </w:r>
+      <w:proofErr w:type="gramEnd"/>
+      <w:r>
+        <w:t xml:space="preserve"> Zoe McFife</w:t>
+      </w:r>
+    </w:p>
+    <w:p>
+      <w:pPr>
+        <w:pStyle w:val="Pseoudocode"/>
+      </w:pPr>
+    </w:p>
+    <w:p>
+      <w:pPr>
+        <w:pStyle w:val="Pseoudocode"/>
+      </w:pPr>
+    </w:p>
+    <w:p>
+      <w:pPr>
+        <w:pStyle w:val="Pseoudocode"/>
+      </w:pPr>
+      <w:r>
+        <w:t xml:space="preserve">=== Starjumper has perished in </w:t>
+      </w:r>
+      <w:proofErr w:type="gramStart"/>
+      <w:r>
+        <w:t>battle!</w:t>
+      </w:r>
+      <w:proofErr w:type="gramEnd"/>
+      <w:r>
+        <w:t xml:space="preserve"> ===</w:t>
+      </w:r>
+    </w:p>
+    <w:p>
+      <w:pPr>
+        <w:pStyle w:val="Pseoudocode"/>
+      </w:pPr>
+    </w:p>
+    <w:p>
+      <w:pPr>
+        <w:pStyle w:val="Pseoudocode"/>
+      </w:pPr>
+      <w:r>
+        <w:t>----------------------------------------</w:t>
+      </w:r>
+    </w:p>
+    <w:p>
+      <w:pPr>
+        <w:pStyle w:val="Pseoudocode"/>
+      </w:pPr>
+      <w:r>
+        <w:t>| Starjumper                           |</w:t>
+      </w:r>
+    </w:p>
+    <w:p>
+      <w:pPr>
+        <w:pStyle w:val="Pseoudocode"/>
+      </w:pPr>
+      <w:r>
+        <w:t xml:space="preserve">| </w:t>
+      </w:r>
+      <w:proofErr w:type="gramStart"/>
+      <w:r>
+        <w:t>Health:</w:t>
+      </w:r>
+      <w:proofErr w:type="gramEnd"/>
+      <w:r>
+        <w:t xml:space="preserve"> 0 / 270                      |</w:t>
+      </w:r>
+    </w:p>
+    <w:p>
+      <w:pPr>
+        <w:pStyle w:val="Pseoudocode"/>
+      </w:pPr>
       <w:r>
         <w:lastRenderedPageBreak/>
-        <w:t>Playing excidium</w:t>
-      </w:r>
-      <w:bookmarkEnd w:id="4"/>
-    </w:p>
-    <w:p>
-      <w:r>
-        <w:t xml:space="preserve">After having created a character and selected a difficulty, you can select the start option. </w:t>
-      </w:r>
-      <w:r>
-        <w:t>A battle will start.</w:t>
-      </w:r>
-    </w:p>
-    <w:p>
-      <w:pPr>
-        <w:pStyle w:val="Heading2"/>
-      </w:pPr>
-      <w:bookmarkStart w:id="5" w:name="_Toc214798865"/>
-      <w:r>
-        <w:t>Battles</w:t>
-      </w:r>
-      <w:bookmarkEnd w:id="5"/>
-    </w:p>
-    <w:p>
-      <w:pPr>
-        <w:pStyle w:val="Pseoudocode"/>
-      </w:pPr>
-      <w:r>
-        <w:t xml:space="preserve">  ____        _   _   _         _____ _             _   </w:t>
-      </w:r>
-    </w:p>
-    <w:p>
-      <w:pPr>
-        <w:pStyle w:val="Pseoudocode"/>
-      </w:pPr>
-      <w:r>
-        <w:t xml:space="preserve"> |  _ \      | | | | | |       / ____| |           | |  </w:t>
-      </w:r>
-    </w:p>
-    <w:p>
-      <w:pPr>
-        <w:pStyle w:val="Pseoudocode"/>
-      </w:pPr>
-      <w:r>
-        <w:t xml:space="preserve"> | |_) | __ _| |_| |_| | ___  | (___ | |_ __ _ _ __| |_ </w:t>
-      </w:r>
-    </w:p>
-    <w:p>
-      <w:pPr>
-        <w:pStyle w:val="Pseoudocode"/>
-      </w:pPr>
-      <w:r>
-        <w:t xml:space="preserve"> |  _ &lt; / _` | __| __| |/ _ \  \___ \| __/ _` | '__| __|</w:t>
-      </w:r>
-    </w:p>
-    <w:p>
-      <w:pPr>
-        <w:pStyle w:val="Pseoudocode"/>
-      </w:pPr>
-      <w:r>
-        <w:t xml:space="preserve"> | |_) | (_| | |_| |_| |  __/  ____) | || (_| | |  | |_ </w:t>
-      </w:r>
-    </w:p>
-    <w:p>
-      <w:pPr>
-        <w:pStyle w:val="Pseoudocode"/>
-      </w:pPr>
-      <w:r>
-        <w:t xml:space="preserve"> |____/ \_</w:t>
-      </w:r>
-      <w:proofErr w:type="gramStart"/>
-      <w:r>
-        <w:t>_,_</w:t>
-      </w:r>
-      <w:proofErr w:type="gramEnd"/>
-      <w:r>
-        <w:t xml:space="preserve">|\__|\__|_|\___| |_____/ </w:t>
-      </w:r>
-      <w:proofErr w:type="gramStart"/>
-      <w:r>
-        <w:t>\__\__,_</w:t>
-      </w:r>
-      <w:proofErr w:type="gramEnd"/>
-      <w:r>
-        <w:t>|_|   \__|</w:t>
-      </w:r>
-    </w:p>
-    <w:p>
-      <w:pPr>
-        <w:pStyle w:val="Pseoudocode"/>
-      </w:pPr>
-      <w:r>
-        <w:t xml:space="preserve">                                                        </w:t>
-      </w:r>
-    </w:p>
-    <w:p>
-      <w:pPr>
-        <w:pStyle w:val="Pseoudocode"/>
-      </w:pPr>
-      <w:r>
-        <w:t xml:space="preserve">                                                        </w:t>
-      </w:r>
-    </w:p>
-    <w:p>
-      <w:pPr>
-        <w:pStyle w:val="Pseoudocode"/>
-      </w:pPr>
-      <w:r>
-        <w:t xml:space="preserve">Battle 1 </w:t>
-      </w:r>
-      <w:proofErr w:type="gramStart"/>
-      <w:r>
-        <w:t>begins!</w:t>
-      </w:r>
-      <w:proofErr w:type="gramEnd"/>
-    </w:p>
-    <w:p>
-      <w:pPr>
-        <w:pStyle w:val="Pseoudocode"/>
-      </w:pPr>
-      <w:r>
-        <w:t xml:space="preserve">Danger </w:t>
-      </w:r>
-      <w:proofErr w:type="gramStart"/>
-      <w:r>
-        <w:t>Level:</w:t>
-      </w:r>
-      <w:proofErr w:type="gramEnd"/>
-      <w:r>
-        <w:t xml:space="preserve"> HARMLESS</w:t>
-      </w:r>
-    </w:p>
-    <w:p>
-      <w:pPr>
-        <w:pStyle w:val="Pseoudocode"/>
-      </w:pPr>
-    </w:p>
-    <w:p>
-      <w:pPr>
-        <w:pStyle w:val="Pseoudocode"/>
-      </w:pPr>
-      <w:r>
-        <w:t>=== Turn 1 ===</w:t>
-      </w:r>
-    </w:p>
-    <w:p>
-      <w:pPr>
-        <w:pStyle w:val="Pseoudocode"/>
-      </w:pPr>
-    </w:p>
-    <w:p>
-      <w:pPr>
-        <w:pStyle w:val="Pseoudocode"/>
-      </w:pPr>
-      <w:r>
-        <w:t xml:space="preserve">----------------------------------------   </w:t>
-      </w:r>
-    </w:p>
-    <w:p>
-      <w:pPr>
-        <w:pStyle w:val="Pseoudocode"/>
-      </w:pPr>
-      <w:r>
-        <w:t xml:space="preserve">| Abyssal Marauder                     |   </w:t>
+        <w:t>|                                      |</w:t>
+      </w:r>
+    </w:p>
+    <w:p>
+      <w:pPr>
+        <w:pStyle w:val="Pseoudocode"/>
+      </w:pPr>
+      <w:r>
+        <w:t>| Level 2 - D2, I1, S6                 |</w:t>
       </w:r>
     </w:p>
     <w:p>
@@ -3484,27 +8707,19 @@
       </w:r>
       <w:proofErr w:type="gramStart"/>
       <w:r>
-        <w:t>Health:</w:t>
-      </w:r>
-      <w:proofErr w:type="gramEnd"/>
-      <w:r>
-        <w:t xml:space="preserve"> 35 / 35                      |   </w:t>
-      </w:r>
-    </w:p>
-    <w:p>
-      <w:pPr>
-        <w:pStyle w:val="Pseoudocode"/>
-      </w:pPr>
-      <w:r>
-        <w:t xml:space="preserve">| ==================================== |   </w:t>
-      </w:r>
-    </w:p>
-    <w:p>
-      <w:pPr>
-        <w:pStyle w:val="Pseoudocode"/>
-      </w:pPr>
-      <w:r>
-        <w:t xml:space="preserve">| D2, I1, S1                           |   </w:t>
+        <w:t>Attack:</w:t>
+      </w:r>
+      <w:proofErr w:type="gramEnd"/>
+      <w:r>
+        <w:t xml:space="preserve"> 19, </w:t>
+      </w:r>
+      <w:proofErr w:type="gramStart"/>
+      <w:r>
+        <w:t>Defense:</w:t>
+      </w:r>
+      <w:proofErr w:type="gramEnd"/>
+      <w:r>
+        <w:t xml:space="preserve"> 19              |</w:t>
       </w:r>
     </w:p>
     <w:p>
@@ -3516,19 +8731,11 @@
       </w:r>
       <w:proofErr w:type="gramStart"/>
       <w:r>
-        <w:t>Attack:</w:t>
-      </w:r>
-      <w:proofErr w:type="gramEnd"/>
-      <w:r>
-        <w:t xml:space="preserve"> 14, </w:t>
-      </w:r>
-      <w:proofErr w:type="gramStart"/>
-      <w:r>
-        <w:t>Defense:</w:t>
-      </w:r>
-      <w:proofErr w:type="gramEnd"/>
-      <w:r>
-        <w:t xml:space="preserve"> 20              |   </w:t>
+        <w:t>Armour:</w:t>
+      </w:r>
+      <w:proofErr w:type="gramEnd"/>
+      <w:r>
+        <w:t xml:space="preserve"> SCRATCHED                    |</w:t>
       </w:r>
     </w:p>
     <w:p>
@@ -3540,19 +8747,11 @@
       </w:r>
       <w:proofErr w:type="gramStart"/>
       <w:r>
-        <w:t xml:space="preserve">ALIVE)   </w:t>
-      </w:r>
-      <w:proofErr w:type="gramEnd"/>
-      <w:r>
-        <w:t xml:space="preserve">                           |   </w:t>
-      </w:r>
-    </w:p>
-    <w:p>
-      <w:pPr>
-        <w:pStyle w:val="Pseoudocode"/>
-      </w:pPr>
-      <w:r>
-        <w:t xml:space="preserve">----------------------------------------   </w:t>
+        <w:t xml:space="preserve">DEAD)   </w:t>
+      </w:r>
+      <w:proofErr w:type="gramEnd"/>
+      <w:r>
+        <w:t xml:space="preserve">                            |</w:t>
       </w:r>
     </w:p>
     <w:p>
@@ -3566,811 +8765,221 @@
     <w:p>
       <w:pPr>
         <w:pStyle w:val="Pseoudocode"/>
-      </w:pPr>
-      <w:r>
-        <w:t xml:space="preserve">| </w:t>
-      </w:r>
+        <w:rPr>
+          <w:lang w:val="en-US"/>
+        </w:rPr>
+      </w:pPr>
+      <w:r>
+        <w:t>Press Enter to continue...</w:t>
+      </w:r>
+    </w:p>
+    <w:p>
+      <w:r>
+        <w:t>After dying, your character gets displayed one more time.</w:t>
+      </w:r>
+      <w:r>
+        <w:t xml:space="preserve"> You’ll be forwarded back to the main </w:t>
+      </w:r>
+      <w:proofErr w:type="gramStart"/>
+      <w:r>
+        <w:t>menu</w:t>
+      </w:r>
+      <w:proofErr w:type="gramEnd"/>
+      <w:r>
+        <w:t xml:space="preserve"> and you’ll need to create a new character.</w:t>
+      </w:r>
+    </w:p>
+    <w:p>
+      <w:pPr>
+        <w:jc w:val="left"/>
+        <w:rPr>
+          <w:rFonts w:eastAsiaTheme="majorEastAsia" w:cstheme="majorBidi"/>
+          <w:b/>
+          <w:color w:val="000000" w:themeColor="text1"/>
+          <w:sz w:val="40"/>
+          <w:szCs w:val="40"/>
+        </w:rPr>
+      </w:pPr>
+      <w:bookmarkStart w:id="15" w:name="_Toc214802874"/>
+      <w:r>
+        <w:br w:type="page"/>
+      </w:r>
+    </w:p>
+    <w:p>
+      <w:pPr>
+        <w:pStyle w:val="Heading1"/>
+      </w:pPr>
       <w:proofErr w:type="spellStart"/>
       <w:r>
-        <w:t>Starjumper</w:t>
-      </w:r>
-      <w:proofErr w:type="spellEnd"/>
-      <w:r>
-        <w:t xml:space="preserve">                           |</w:t>
-      </w:r>
-    </w:p>
-    <w:p>
-      <w:pPr>
-        <w:pStyle w:val="Pseoudocode"/>
-      </w:pPr>
-      <w:r>
-        <w:t xml:space="preserve">| </w:t>
-      </w:r>
-      <w:proofErr w:type="gramStart"/>
-      <w:r>
-        <w:t>Health:</w:t>
-      </w:r>
-      <w:proofErr w:type="gramEnd"/>
-      <w:r>
-        <w:t xml:space="preserve"> 182 / 182                    |</w:t>
-      </w:r>
-    </w:p>
-    <w:p>
-      <w:pPr>
-        <w:pStyle w:val="Pseoudocode"/>
-      </w:pPr>
-      <w:r>
-        <w:t>| ==================================== |</w:t>
-      </w:r>
-    </w:p>
-    <w:p>
-      <w:pPr>
-        <w:pStyle w:val="Pseoudocode"/>
-      </w:pPr>
-      <w:r>
-        <w:t>| Level 1 - D2, I1, S5                 |</w:t>
-      </w:r>
-    </w:p>
-    <w:p>
-      <w:pPr>
-        <w:pStyle w:val="Pseoudocode"/>
-      </w:pPr>
-      <w:r>
-        <w:t xml:space="preserve">| </w:t>
-      </w:r>
-      <w:proofErr w:type="gramStart"/>
-      <w:r>
-        <w:t>Attack:</w:t>
-      </w:r>
-      <w:proofErr w:type="gramEnd"/>
-      <w:r>
-        <w:t xml:space="preserve"> 18, </w:t>
-      </w:r>
-      <w:proofErr w:type="gramStart"/>
-      <w:r>
-        <w:t>Defense:</w:t>
-      </w:r>
-      <w:proofErr w:type="gramEnd"/>
-      <w:r>
-        <w:t xml:space="preserve"> 18              |</w:t>
-      </w:r>
-    </w:p>
-    <w:p>
-      <w:pPr>
-        <w:pStyle w:val="Pseoudocode"/>
-      </w:pPr>
-      <w:r>
-        <w:t xml:space="preserve">| </w:t>
-      </w:r>
-      <w:proofErr w:type="spellStart"/>
-      <w:proofErr w:type="gramStart"/>
-      <w:r>
-        <w:t>Armour</w:t>
-      </w:r>
-      <w:proofErr w:type="spellEnd"/>
-      <w:r>
-        <w:t>:</w:t>
-      </w:r>
-      <w:proofErr w:type="gramEnd"/>
-      <w:r>
-        <w:t xml:space="preserve"> PRISTINE                     |</w:t>
-      </w:r>
-    </w:p>
-    <w:p>
-      <w:pPr>
-        <w:pStyle w:val="Pseoudocode"/>
-      </w:pPr>
-      <w:r>
-        <w:t>| (</w:t>
-      </w:r>
-      <w:proofErr w:type="gramStart"/>
-      <w:r>
-        <w:t xml:space="preserve">ALIVE)   </w:t>
-      </w:r>
-      <w:proofErr w:type="gramEnd"/>
-      <w:r>
-        <w:t xml:space="preserve">                           |</w:t>
-      </w:r>
-    </w:p>
-    <w:p>
-      <w:pPr>
-        <w:pStyle w:val="Pseoudocode"/>
-      </w:pPr>
-      <w:r>
-        <w:t>----------------------------------------</w:t>
-      </w:r>
-    </w:p>
-    <w:p>
-      <w:pPr>
-        <w:pStyle w:val="Caption"/>
-      </w:pPr>
-      <w:r>
-        <w:t xml:space="preserve">Figure </w:t>
-      </w:r>
-      <w:r>
-        <w:fldChar w:fldCharType="begin"/>
-      </w:r>
-      <w:r>
-        <w:instrText xml:space="preserve"> SEQ Figure \* ARABIC </w:instrText>
-      </w:r>
-      <w:r>
-        <w:fldChar w:fldCharType="separate"/>
-      </w:r>
-      <w:r>
-        <w:rPr>
-          <w:noProof/>
-        </w:rPr>
-        <w:t>5</w:t>
-      </w:r>
-      <w:r>
-        <w:fldChar w:fldCharType="end"/>
-      </w:r>
-      <w:r>
-        <w:t>: Battle Start</w:t>
-      </w:r>
-    </w:p>
-    <w:p>
-      <w:r>
-        <w:t>Battles range from HARMLESS; MOSTLY HARMLESS, DANGEROUS, EXTREME and DEATH.</w:t>
-      </w:r>
-      <w:r>
-        <w:t xml:space="preserve"> </w:t>
-      </w:r>
-      <w:r>
-        <w:t xml:space="preserve">Each of these difficulties have varied enemy encounters and different loot pools. </w:t>
-      </w:r>
-    </w:p>
-    <w:p>
-      <w:pPr>
-        <w:pStyle w:val="Heading3"/>
-      </w:pPr>
-      <w:bookmarkStart w:id="6" w:name="_Toc214798866"/>
-      <w:r>
         <w:lastRenderedPageBreak/>
-        <w:t>Turns</w:t>
-      </w:r>
-      <w:bookmarkEnd w:id="6"/>
-    </w:p>
-    <w:p>
-      <w:r>
-        <w:t xml:space="preserve">A turn is separated into multiple passes. </w:t>
-      </w:r>
-      <w:r>
-        <w:t xml:space="preserve">Turn order is determined by each </w:t>
-      </w:r>
-      <w:r>
-        <w:t>character’s</w:t>
-      </w:r>
-      <w:r>
-        <w:t xml:space="preserve"> dexterity stat. The higher the dexterity, the sooner a character has </w:t>
-      </w:r>
-      <w:r>
-        <w:t>its</w:t>
-      </w:r>
-      <w:r>
-        <w:t xml:space="preserve"> </w:t>
-      </w:r>
-      <w:r>
-        <w:t>turn.</w:t>
-      </w:r>
-    </w:p>
-    <w:p>
-      <w:r>
-        <w:t>The first pass is the thinking pass.</w:t>
-      </w:r>
-      <w:r>
-        <w:t xml:space="preserve"> During the thinki</w:t>
-      </w:r>
-      <w:r>
-        <w:t xml:space="preserve">ng pass, each character can determine their next action. </w:t>
-      </w:r>
-      <w:r>
-        <w:t xml:space="preserve">Enemies can ATTACK, DEFEND and HEAL. </w:t>
-      </w:r>
-      <w:r>
-        <w:t xml:space="preserve">The player </w:t>
-      </w:r>
-      <w:r>
-        <w:t>can</w:t>
-      </w:r>
-      <w:r>
-        <w:t xml:space="preserve"> </w:t>
-      </w:r>
-      <w:r>
-        <w:t xml:space="preserve">additionally </w:t>
-      </w:r>
-      <w:r>
-        <w:t>USE ITEMs or USE SPECIAL.</w:t>
-      </w:r>
-      <w:r>
-        <w:t xml:space="preserve"> </w:t>
-      </w:r>
-    </w:p>
-    <w:p>
-      <w:pPr>
-        <w:pStyle w:val="Pseoudocode"/>
-      </w:pPr>
-      <w:r>
-        <w:t xml:space="preserve">Abyssal </w:t>
-      </w:r>
-      <w:r>
-        <w:t>Marauder</w:t>
-      </w:r>
-      <w:r>
-        <w:t xml:space="preserve"> is thinking...</w:t>
-      </w:r>
-    </w:p>
-    <w:p>
-      <w:pPr>
-        <w:pStyle w:val="Pseoudocode"/>
-      </w:pPr>
-    </w:p>
-    <w:p>
-      <w:pPr>
-        <w:pStyle w:val="Pseoudocode"/>
-      </w:pPr>
-      <w:r>
-        <w:t xml:space="preserve">=== Your </w:t>
-      </w:r>
-      <w:proofErr w:type="gramStart"/>
-      <w:r>
-        <w:t>Turn!</w:t>
-      </w:r>
-      <w:proofErr w:type="gramEnd"/>
-      <w:r>
-        <w:t xml:space="preserve"> ===</w:t>
-      </w:r>
-    </w:p>
-    <w:p>
-      <w:pPr>
-        <w:pStyle w:val="Pseoudocode"/>
-      </w:pPr>
-    </w:p>
-    <w:p>
-      <w:pPr>
-        <w:pStyle w:val="Pseoudocode"/>
-      </w:pPr>
-    </w:p>
-    <w:p>
-      <w:pPr>
-        <w:pStyle w:val="Pseoudocode"/>
-      </w:pPr>
-      <w:r>
-        <w:t>== Select an Enemy to Target ==</w:t>
-      </w:r>
-    </w:p>
-    <w:p>
-      <w:pPr>
-        <w:pStyle w:val="Pseoudocode"/>
-      </w:pPr>
-    </w:p>
-    <w:p>
-      <w:pPr>
-        <w:pStyle w:val="Pseoudocode"/>
-      </w:pPr>
-      <w:r>
-        <w:t>1. Abyssal Marauder</w:t>
-      </w:r>
-    </w:p>
-    <w:p>
-      <w:pPr>
-        <w:pStyle w:val="Pseoudocode"/>
-      </w:pPr>
-      <w:r>
-        <w:t>Select an enemy by entering the corresponding number.</w:t>
-      </w:r>
-    </w:p>
-    <w:p>
-      <w:pPr>
-        <w:pStyle w:val="Pseoudocode"/>
-      </w:pPr>
-      <w:r>
-        <w:t>&gt; 1</w:t>
-      </w:r>
-    </w:p>
-    <w:p>
-      <w:pPr>
-        <w:pStyle w:val="Pseoudocode"/>
-      </w:pPr>
-    </w:p>
-    <w:p>
-      <w:pPr>
-        <w:pStyle w:val="Pseoudocode"/>
-      </w:pPr>
-      <w:r>
-        <w:t>== Battle Options ==</w:t>
-      </w:r>
-    </w:p>
-    <w:p>
-      <w:pPr>
-        <w:pStyle w:val="Pseoudocode"/>
-      </w:pPr>
-    </w:p>
-    <w:p>
-      <w:pPr>
-        <w:pStyle w:val="Pseoudocode"/>
-      </w:pPr>
-      <w:r>
-        <w:t xml:space="preserve">Current </w:t>
-      </w:r>
-      <w:proofErr w:type="gramStart"/>
-      <w:r>
-        <w:t>PP:</w:t>
-      </w:r>
-      <w:proofErr w:type="gramEnd"/>
-      <w:r>
-        <w:t xml:space="preserve"> 0/100</w:t>
-      </w:r>
-    </w:p>
-    <w:p>
-      <w:pPr>
-        <w:pStyle w:val="Pseoudocode"/>
-      </w:pPr>
-      <w:r>
-        <w:t>1. Attack</w:t>
-      </w:r>
-    </w:p>
-    <w:p>
-      <w:pPr>
-        <w:pStyle w:val="Pseoudocode"/>
-      </w:pPr>
-      <w:r>
-        <w:t>2. Desperate Flurry (5 PP)</w:t>
-      </w:r>
-    </w:p>
-    <w:p>
-      <w:pPr>
-        <w:pStyle w:val="Pseoudocode"/>
-      </w:pPr>
-      <w:r>
-        <w:t>3. Defend</w:t>
-      </w:r>
-    </w:p>
-    <w:p>
-      <w:pPr>
-        <w:pStyle w:val="Pseoudocode"/>
-      </w:pPr>
-      <w:r>
-        <w:t>4. Use Item</w:t>
-      </w:r>
-    </w:p>
-    <w:p>
-      <w:pPr>
-        <w:pStyle w:val="Pseoudocode"/>
-      </w:pPr>
-      <w:r>
-        <w:t>Select an action by entering the corresponding number.</w:t>
-      </w:r>
-    </w:p>
-    <w:p>
-      <w:pPr>
-        <w:pStyle w:val="Pseoudocode"/>
-      </w:pPr>
-      <w:r>
-        <w:t>&gt;</w:t>
-      </w:r>
-    </w:p>
-    <w:p>
-      <w:pPr>
-        <w:pStyle w:val="Caption"/>
-      </w:pPr>
-      <w:r>
-        <w:t xml:space="preserve">Figure </w:t>
-      </w:r>
-      <w:r>
-        <w:fldChar w:fldCharType="begin"/>
-      </w:r>
-      <w:r>
-        <w:instrText xml:space="preserve"> SEQ Figure \* ARABIC </w:instrText>
-      </w:r>
-      <w:r>
-        <w:fldChar w:fldCharType="separate"/>
-      </w:r>
-      <w:r>
-        <w:rPr>
-          <w:noProof/>
-        </w:rPr>
-        <w:t>6</w:t>
-      </w:r>
-      <w:r>
-        <w:fldChar w:fldCharType="end"/>
-      </w:r>
-      <w:r>
-        <w:t>: Thinking pass</w:t>
-      </w:r>
-    </w:p>
-    <w:p>
-      <w:r>
-        <w:t>An enemy thinking is displayed as “Enemy is thinking…”</w:t>
-      </w:r>
-      <w:r>
-        <w:t>.</w:t>
-      </w:r>
-      <w:r>
-        <w:t xml:space="preserve"> Once it’s the </w:t>
-      </w:r>
-      <w:r>
-        <w:t>players’</w:t>
-      </w:r>
-      <w:r>
-        <w:t xml:space="preserve"> turn to think, they get a battle options menu. </w:t>
-      </w:r>
-      <w:r>
-        <w:t xml:space="preserve">What PP is and what PP attacks are will </w:t>
-      </w:r>
-      <w:r>
-        <w:t>be</w:t>
-      </w:r>
-      <w:r>
-        <w:t xml:space="preserve"> explained later. Let’s just </w:t>
-      </w:r>
-      <w:r>
-        <w:t>defend against</w:t>
-      </w:r>
-      <w:r>
-        <w:t xml:space="preserve"> </w:t>
-      </w:r>
-      <w:r>
-        <w:t xml:space="preserve">the </w:t>
-      </w:r>
-      <w:r>
-        <w:t>Abyssal Marauder</w:t>
-      </w:r>
-      <w:r>
-        <w:t xml:space="preserve"> for now</w:t>
-      </w:r>
-      <w:r>
-        <w:t>.</w:t>
-      </w:r>
-    </w:p>
-    <w:p>
-      <w:pPr>
-        <w:pStyle w:val="Pseoudocode"/>
-      </w:pPr>
-      <w:r>
-        <w:t xml:space="preserve">&gt; </w:t>
-      </w:r>
-      <w:r>
-        <w:rPr>
-          <w:rStyle w:val="PseudocodeInputChar"/>
-        </w:rPr>
-        <w:t>3</w:t>
-      </w:r>
-    </w:p>
-    <w:p>
-      <w:pPr>
-        <w:pStyle w:val="Pseoudocode"/>
-      </w:pPr>
-      <w:r>
-        <w:t xml:space="preserve">You chose to </w:t>
-      </w:r>
-      <w:proofErr w:type="gramStart"/>
-      <w:r>
-        <w:t>Defend!</w:t>
-      </w:r>
-      <w:proofErr w:type="gramEnd"/>
-    </w:p>
-    <w:p>
-      <w:pPr>
-        <w:pStyle w:val="Pseoudocode"/>
-      </w:pPr>
-    </w:p>
-    <w:p>
-      <w:pPr>
-        <w:pStyle w:val="Pseoudocode"/>
-      </w:pPr>
-      <w:proofErr w:type="spellStart"/>
-      <w:r>
-        <w:t>Starjumper</w:t>
-      </w:r>
-      <w:proofErr w:type="spellEnd"/>
-      <w:r>
-        <w:t xml:space="preserve"> is defending for 4.0 </w:t>
-      </w:r>
-      <w:proofErr w:type="gramStart"/>
-      <w:r>
-        <w:t>extra</w:t>
-      </w:r>
-      <w:proofErr w:type="gramEnd"/>
-      <w:r>
-        <w:t xml:space="preserve"> </w:t>
-      </w:r>
-      <w:proofErr w:type="gramStart"/>
-      <w:r>
-        <w:t>defense!</w:t>
-      </w:r>
-      <w:proofErr w:type="gramEnd"/>
-    </w:p>
-    <w:p>
-      <w:pPr>
-        <w:pStyle w:val="Pseoudocode"/>
-      </w:pPr>
-      <w:proofErr w:type="spellStart"/>
-      <w:r>
-        <w:t>Starjumper</w:t>
-      </w:r>
-      <w:proofErr w:type="spellEnd"/>
-      <w:r>
-        <w:t xml:space="preserve"> gained 10 </w:t>
-      </w:r>
-      <w:proofErr w:type="gramStart"/>
-      <w:r>
-        <w:t>PP!</w:t>
-      </w:r>
-      <w:proofErr w:type="gramEnd"/>
-      <w:r>
-        <w:t xml:space="preserve"> (Current </w:t>
-      </w:r>
-      <w:proofErr w:type="gramStart"/>
-      <w:r>
-        <w:t>PP:</w:t>
-      </w:r>
-      <w:proofErr w:type="gramEnd"/>
-      <w:r>
-        <w:t xml:space="preserve"> 20)</w:t>
-      </w:r>
-    </w:p>
-    <w:p>
-      <w:pPr>
-        <w:pStyle w:val="Pseoudocode"/>
-      </w:pPr>
-    </w:p>
-    <w:p>
-      <w:pPr>
-        <w:pStyle w:val="Pseoudocode"/>
-      </w:pPr>
-      <w:r>
-        <w:lastRenderedPageBreak/>
-        <w:t xml:space="preserve">Abyssal Marauder attacks </w:t>
-      </w:r>
-      <w:proofErr w:type="spellStart"/>
-      <w:r>
-        <w:t>Starjumper</w:t>
-      </w:r>
-      <w:proofErr w:type="spellEnd"/>
-      <w:r>
-        <w:t xml:space="preserve"> for 14 </w:t>
-      </w:r>
-      <w:proofErr w:type="gramStart"/>
-      <w:r>
-        <w:t>damage!</w:t>
-      </w:r>
-      <w:proofErr w:type="gramEnd"/>
-    </w:p>
-    <w:p>
-      <w:pPr>
-        <w:pStyle w:val="Pseoudocode"/>
-      </w:pPr>
-      <w:proofErr w:type="spellStart"/>
-      <w:r>
-        <w:t>Starjumper</w:t>
-      </w:r>
-      <w:proofErr w:type="spellEnd"/>
-      <w:r>
-        <w:t xml:space="preserve"> takes 0 </w:t>
-      </w:r>
-      <w:proofErr w:type="gramStart"/>
-      <w:r>
-        <w:t>damage!</w:t>
-      </w:r>
-      <w:proofErr w:type="gramEnd"/>
-    </w:p>
-    <w:p>
-      <w:pPr>
-        <w:pStyle w:val="Pseoudocode"/>
-      </w:pPr>
-      <w:proofErr w:type="spellStart"/>
-      <w:r>
-        <w:t>Starjumper</w:t>
-      </w:r>
-      <w:proofErr w:type="spellEnd"/>
-      <w:r>
-        <w:t xml:space="preserve"> stopped </w:t>
-      </w:r>
-      <w:proofErr w:type="gramStart"/>
-      <w:r>
-        <w:t>defending!</w:t>
-      </w:r>
-      <w:proofErr w:type="gramEnd"/>
-    </w:p>
-    <w:p>
-      <w:r>
-        <w:t>After the thinking pass is the defense pass.</w:t>
-      </w:r>
-      <w:r>
-        <w:t xml:space="preserve"> </w:t>
-      </w:r>
-      <w:r>
-        <w:t>A character that chooses to defend raises their shield during this pass</w:t>
-      </w:r>
-      <w:r>
-        <w:t xml:space="preserve"> and </w:t>
-      </w:r>
-      <w:r>
-        <w:t>gets</w:t>
-      </w:r>
-      <w:r>
-        <w:t xml:space="preserve"> extra defense determined by the wielded shield.</w:t>
-      </w:r>
-      <w:r>
-        <w:t xml:space="preserve"> While defending, a player earns Power Points or PP for short.</w:t>
-      </w:r>
-    </w:p>
-    <w:p>
-      <w:pPr>
-        <w:pStyle w:val="Heading1"/>
-      </w:pPr>
-      <w:bookmarkStart w:id="7" w:name="_Toc214798867"/>
-      <w:proofErr w:type="spellStart"/>
-      <w:r>
         <w:t>GameCharacter</w:t>
-      </w:r>
-      <w:bookmarkEnd w:id="7"/>
-      <w:proofErr w:type="spellEnd"/>
-    </w:p>
-    <w:p>
-      <w:r>
-        <w:t xml:space="preserve">// What </w:t>
-      </w:r>
-      <w:proofErr w:type="gramStart"/>
-      <w:r>
-        <w:t>does</w:t>
-      </w:r>
-      <w:proofErr w:type="gramEnd"/>
-      <w:r>
-        <w:t xml:space="preserve"> game </w:t>
-      </w:r>
-      <w:proofErr w:type="gramStart"/>
-      <w:r>
-        <w:t>character</w:t>
-      </w:r>
-      <w:proofErr w:type="gramEnd"/>
-      <w:r>
-        <w:t xml:space="preserve"> do</w:t>
-      </w:r>
-    </w:p>
-    <w:p>
-      <w:pPr>
-        <w:pStyle w:val="Heading2"/>
-      </w:pPr>
-      <w:bookmarkStart w:id="8" w:name="_Toc214798868"/>
-      <w:r>
-        <w:t>Player</w:t>
-      </w:r>
-      <w:bookmarkEnd w:id="8"/>
-    </w:p>
-    <w:p/>
-    <w:p>
-      <w:pPr>
-        <w:pStyle w:val="Heading2"/>
-      </w:pPr>
-      <w:bookmarkStart w:id="9" w:name="_Toc214798869"/>
-      <w:r>
-        <w:t>Enemy</w:t>
-      </w:r>
-      <w:bookmarkEnd w:id="9"/>
-    </w:p>
-    <w:p/>
-    <w:p>
-      <w:pPr>
-        <w:pStyle w:val="Heading1"/>
-      </w:pPr>
-      <w:bookmarkStart w:id="10" w:name="_Toc214798870"/>
-      <w:proofErr w:type="spellStart"/>
-      <w:proofErr w:type="gramStart"/>
-      <w:r>
-        <w:t>GameManager</w:t>
-      </w:r>
-      <w:bookmarkEnd w:id="10"/>
-      <w:proofErr w:type="spellEnd"/>
-      <w:proofErr w:type="gramEnd"/>
-    </w:p>
-    <w:p>
-      <w:pPr>
-        <w:pStyle w:val="Heading1"/>
-      </w:pPr>
-      <w:bookmarkStart w:id="11" w:name="_Toc214798871"/>
-      <w:r>
-        <w:t>Inventory</w:t>
-      </w:r>
-      <w:bookmarkEnd w:id="11"/>
-    </w:p>
-    <w:p>
-      <w:pPr>
-        <w:pStyle w:val="Heading1"/>
-      </w:pPr>
-      <w:bookmarkStart w:id="12" w:name="_Toc214798872"/>
-      <w:r>
-        <w:t>Items</w:t>
-      </w:r>
-      <w:bookmarkEnd w:id="12"/>
-    </w:p>
-    <w:p>
-      <w:pPr>
-        <w:pStyle w:val="Heading2"/>
-      </w:pPr>
-      <w:bookmarkStart w:id="13" w:name="_Toc214798873"/>
-      <w:r>
-        <w:t>Weapons</w:t>
-      </w:r>
-      <w:bookmarkEnd w:id="13"/>
-    </w:p>
-    <w:p/>
-    <w:p>
-      <w:pPr>
-        <w:pStyle w:val="Heading2"/>
-      </w:pPr>
-      <w:bookmarkStart w:id="14" w:name="_Toc214798874"/>
-      <w:r>
-        <w:t>Shields</w:t>
-      </w:r>
-      <w:bookmarkEnd w:id="14"/>
-    </w:p>
-    <w:p/>
-    <w:p>
-      <w:pPr>
-        <w:pStyle w:val="Heading2"/>
-      </w:pPr>
-      <w:bookmarkStart w:id="15" w:name="_Toc214798875"/>
-      <w:proofErr w:type="spellStart"/>
-      <w:r>
-        <w:t>Armours</w:t>
       </w:r>
       <w:bookmarkEnd w:id="15"/>
       <w:proofErr w:type="spellEnd"/>
     </w:p>
+    <w:p>
+      <w:r>
+        <w:t xml:space="preserve">// What </w:t>
+      </w:r>
+      <w:proofErr w:type="gramStart"/>
+      <w:r>
+        <w:t>does</w:t>
+      </w:r>
+      <w:proofErr w:type="gramEnd"/>
+      <w:r>
+        <w:t xml:space="preserve"> game </w:t>
+      </w:r>
+      <w:proofErr w:type="gramStart"/>
+      <w:r>
+        <w:t>character</w:t>
+      </w:r>
+      <w:proofErr w:type="gramEnd"/>
+      <w:r>
+        <w:t xml:space="preserve"> do</w:t>
+      </w:r>
+    </w:p>
+    <w:p>
+      <w:pPr>
+        <w:pStyle w:val="Heading2"/>
+      </w:pPr>
+      <w:bookmarkStart w:id="16" w:name="_Toc214802875"/>
+      <w:r>
+        <w:t>Player</w:t>
+      </w:r>
+      <w:bookmarkEnd w:id="16"/>
+    </w:p>
     <w:p/>
     <w:p>
       <w:pPr>
         <w:pStyle w:val="Heading2"/>
       </w:pPr>
-      <w:bookmarkStart w:id="16" w:name="_Toc214798876"/>
+      <w:bookmarkStart w:id="17" w:name="_Toc214802876"/>
+      <w:r>
+        <w:t>Enemy</w:t>
+      </w:r>
+      <w:bookmarkEnd w:id="17"/>
+    </w:p>
+    <w:p/>
+    <w:p>
+      <w:pPr>
+        <w:pStyle w:val="Heading1"/>
+      </w:pPr>
+      <w:bookmarkStart w:id="18" w:name="_Toc214802877"/>
+      <w:proofErr w:type="spellStart"/>
+      <w:proofErr w:type="gramStart"/>
+      <w:r>
+        <w:t>GameManager</w:t>
+      </w:r>
+      <w:bookmarkEnd w:id="18"/>
+      <w:proofErr w:type="spellEnd"/>
+      <w:proofErr w:type="gramEnd"/>
+    </w:p>
+    <w:p>
+      <w:pPr>
+        <w:pStyle w:val="Heading1"/>
+      </w:pPr>
+      <w:bookmarkStart w:id="19" w:name="_Toc214802878"/>
+      <w:r>
+        <w:t>Inventory</w:t>
+      </w:r>
+      <w:bookmarkEnd w:id="19"/>
+    </w:p>
+    <w:p>
+      <w:pPr>
+        <w:pStyle w:val="Heading1"/>
+      </w:pPr>
+      <w:bookmarkStart w:id="20" w:name="_Toc214802879"/>
+      <w:r>
+        <w:t>Items</w:t>
+      </w:r>
+      <w:bookmarkEnd w:id="20"/>
+    </w:p>
+    <w:p>
+      <w:pPr>
+        <w:pStyle w:val="Heading2"/>
+      </w:pPr>
+      <w:bookmarkStart w:id="21" w:name="_Toc214802880"/>
+      <w:r>
+        <w:t>Weapons</w:t>
+      </w:r>
+      <w:bookmarkEnd w:id="21"/>
+    </w:p>
+    <w:p/>
+    <w:p>
+      <w:pPr>
+        <w:pStyle w:val="Heading2"/>
+      </w:pPr>
+      <w:bookmarkStart w:id="22" w:name="_Toc214802881"/>
+      <w:r>
+        <w:t>Shields</w:t>
+      </w:r>
+      <w:bookmarkEnd w:id="22"/>
+    </w:p>
+    <w:p/>
+    <w:p>
+      <w:pPr>
+        <w:pStyle w:val="Heading2"/>
+      </w:pPr>
+      <w:bookmarkStart w:id="23" w:name="_Toc214802882"/>
+      <w:proofErr w:type="spellStart"/>
+      <w:r>
+        <w:t>Armours</w:t>
+      </w:r>
+      <w:bookmarkEnd w:id="23"/>
+      <w:proofErr w:type="spellEnd"/>
+    </w:p>
+    <w:p/>
+    <w:p>
+      <w:pPr>
+        <w:pStyle w:val="Heading2"/>
+      </w:pPr>
+      <w:bookmarkStart w:id="24" w:name="_Toc214802883"/>
+      <w:r>
+        <w:t>Healing Items</w:t>
+      </w:r>
+      <w:bookmarkEnd w:id="24"/>
+    </w:p>
+    <w:p/>
+    <w:p>
+      <w:pPr>
+        <w:pStyle w:val="Heading1"/>
+      </w:pPr>
+      <w:bookmarkStart w:id="25" w:name="_Toc214802884"/>
       <w:r>
         <w:lastRenderedPageBreak/>
-        <w:t>Healing Items</w:t>
-      </w:r>
-      <w:bookmarkEnd w:id="16"/>
-    </w:p>
-    <w:p/>
+        <w:t>Factories</w:t>
+      </w:r>
+      <w:bookmarkEnd w:id="25"/>
+    </w:p>
     <w:p>
       <w:pPr>
         <w:pStyle w:val="Heading1"/>
       </w:pPr>
-      <w:bookmarkStart w:id="17" w:name="_Toc214798877"/>
-      <w:r>
-        <w:t>Factories</w:t>
-      </w:r>
-      <w:bookmarkEnd w:id="17"/>
+      <w:bookmarkStart w:id="26" w:name="_Toc214802885"/>
+      <w:r>
+        <w:t>User Interface</w:t>
+      </w:r>
+      <w:bookmarkEnd w:id="26"/>
     </w:p>
     <w:p>
       <w:pPr>
         <w:pStyle w:val="Heading1"/>
       </w:pPr>
-      <w:bookmarkStart w:id="18" w:name="_Toc214798878"/>
-      <w:r>
-        <w:t>User Interface</w:t>
-      </w:r>
-      <w:bookmarkEnd w:id="18"/>
+      <w:bookmarkStart w:id="27" w:name="_Toc214802886"/>
+      <w:r>
+        <w:t>Main Menu</w:t>
+      </w:r>
+      <w:bookmarkEnd w:id="27"/>
     </w:p>
     <w:p>
       <w:pPr>
         <w:pStyle w:val="Heading1"/>
       </w:pPr>
-      <w:bookmarkStart w:id="19" w:name="_Toc214798879"/>
-      <w:r>
-        <w:t>Main Menu</w:t>
-      </w:r>
-      <w:bookmarkEnd w:id="19"/>
-    </w:p>
-    <w:p>
-      <w:pPr>
-        <w:pStyle w:val="Heading1"/>
-      </w:pPr>
-      <w:bookmarkStart w:id="20" w:name="_Toc214798880"/>
+      <w:bookmarkStart w:id="28" w:name="_Toc214802887"/>
       <w:r>
         <w:t>Battles</w:t>
       </w:r>
-      <w:bookmarkEnd w:id="20"/>
+      <w:bookmarkEnd w:id="28"/>
     </w:p>
     <w:sectPr>
       <w:headerReference w:type="default" r:id="rId8"/>
@@ -6000,10 +10609,10 @@
     <w:basedOn w:val="Normal"/>
     <w:link w:val="PseoudocodeChar"/>
     <w:qFormat/>
-    <w:rsid w:val="0062102F"/>
+    <w:rsid w:val="00C00460"/>
     <w:pPr>
-      <w:spacing w:before="240" w:after="240"/>
-      <w:ind w:left="720"/>
+      <w:spacing w:before="360" w:after="360"/>
+      <w:ind w:left="432"/>
       <w:contextualSpacing/>
       <w:jc w:val="left"/>
     </w:pPr>
@@ -6017,7 +10626,7 @@
     <w:name w:val="Pseoudocode Char"/>
     <w:basedOn w:val="DefaultParagraphFont"/>
     <w:link w:val="Pseoudocode"/>
-    <w:rsid w:val="0062102F"/>
+    <w:rsid w:val="00C00460"/>
     <w:rPr>
       <w:rFonts w:ascii="JetBrains Mono" w:hAnsi="JetBrains Mono"/>
       <w:sz w:val="20"/>

--- a/Modules/Semester_1/Modern Code/Aufgaben/03_Methods_and_Combat/Protocol.docx
+++ b/Modules/Semester_1/Modern Code/Aufgaben/03_Methods_and_Combat/Protocol.docx
@@ -2615,7 +2615,21 @@
         <w:rPr>
           <w:lang w:val="en-US"/>
         </w:rPr>
-        <w:t>\  ___/ &gt;    &lt;\  \___|  / /_/ | |  |  |  /  Y Y  \</w:t>
+        <w:t xml:space="preserve">\  ___/ &gt;    &lt;\  \___|  / /_/ | |  |  |  /  Y </w:t>
+      </w:r>
+      <w:proofErr w:type="spellStart"/>
+      <w:r>
+        <w:rPr>
+          <w:lang w:val="en-US"/>
+        </w:rPr>
+        <w:t>Y</w:t>
+      </w:r>
+      <w:proofErr w:type="spellEnd"/>
+      <w:r>
+        <w:rPr>
+          <w:lang w:val="en-US"/>
+        </w:rPr>
+        <w:t xml:space="preserve">  \</w:t>
       </w:r>
     </w:p>
     <w:p>
@@ -2794,7 +2808,21 @@
         <w:rPr>
           <w:lang w:val="en-US"/>
         </w:rPr>
-        <w:t>\  ___/ &gt;    &lt;\  \___|  / /_/ | |  |  |  /  Y Y  \</w:t>
+        <w:t xml:space="preserve">\  ___/ &gt;    &lt;\  \___|  / /_/ | |  |  |  /  Y </w:t>
+      </w:r>
+      <w:proofErr w:type="spellStart"/>
+      <w:r>
+        <w:rPr>
+          <w:lang w:val="en-US"/>
+        </w:rPr>
+        <w:t>Y</w:t>
+      </w:r>
+      <w:proofErr w:type="spellEnd"/>
+      <w:r>
+        <w:rPr>
+          <w:lang w:val="en-US"/>
+        </w:rPr>
+        <w:t xml:space="preserve">  \</w:t>
       </w:r>
     </w:p>
     <w:p>
@@ -7030,7 +7058,15 @@
         <w:pStyle w:val="Pseoudocode"/>
       </w:pPr>
       <w:r>
-        <w:t>3: Cute cat bandaid +25.0 HP | Weight: 0.1</w:t>
+        <w:t xml:space="preserve">3: Cute cat </w:t>
+      </w:r>
+      <w:proofErr w:type="spellStart"/>
+      <w:r>
+        <w:t>bandaid</w:t>
+      </w:r>
+      <w:proofErr w:type="spellEnd"/>
+      <w:r>
+        <w:t xml:space="preserve"> +25.0 HP | Weight: 0.1</w:t>
       </w:r>
     </w:p>
     <w:p>
@@ -7055,252 +7091,268 @@
         <w:pStyle w:val="Pseoudocode"/>
       </w:pPr>
       <w:r>
+        <w:t xml:space="preserve">6: Minor Lifeforce Potion +40.0 HP | </w:t>
+      </w:r>
+      <w:proofErr w:type="spellStart"/>
+      <w:r>
+        <w:t>Weight</w:t>
+      </w:r>
+      <w:proofErr w:type="spellEnd"/>
+      <w:r>
+        <w:t>: 1.2</w:t>
+      </w:r>
+    </w:p>
+    <w:p>
+      <w:pPr>
+        <w:pStyle w:val="Caption"/>
+      </w:pPr>
+      <w:r>
+        <w:t xml:space="preserve">Figure </w:t>
+      </w:r>
+      <w:r>
+        <w:fldChar w:fldCharType="begin"/>
+      </w:r>
+      <w:r>
+        <w:instrText xml:space="preserve"> SEQ Figure \* ARABIC </w:instrText>
+      </w:r>
+      <w:r>
+        <w:fldChar w:fldCharType="separate"/>
+      </w:r>
+      <w:r>
+        <w:rPr>
+          <w:noProof/>
+        </w:rPr>
+        <w:t>17</w:t>
+      </w:r>
+      <w:r>
+        <w:fldChar w:fldCharType="end"/>
+      </w:r>
+      <w:r>
+        <w:t>: View Character</w:t>
+      </w:r>
+    </w:p>
+    <w:p/>
+    <w:p>
+      <w:pPr>
+        <w:pStyle w:val="Heading3"/>
+      </w:pPr>
+      <w:bookmarkStart w:id="10" w:name="_Toc214802869"/>
+      <w:r>
+        <w:t>Use Stat Points</w:t>
+      </w:r>
+      <w:bookmarkEnd w:id="10"/>
+    </w:p>
+    <w:p>
+      <w:r>
+        <w:t xml:space="preserve">After leveling up, the player gains a spendable </w:t>
+      </w:r>
+      <w:r>
+        <w:t>skill</w:t>
+      </w:r>
+      <w:r>
+        <w:t xml:space="preserve"> point.</w:t>
+      </w:r>
+    </w:p>
+    <w:p>
+      <w:pPr>
+        <w:pStyle w:val="Pseoudocode"/>
+      </w:pPr>
+      <w:r>
+        <w:t>Allocate your skill points:</w:t>
+      </w:r>
+    </w:p>
+    <w:p>
+      <w:pPr>
+        <w:pStyle w:val="Pseoudocode"/>
+      </w:pPr>
+      <w:r>
+        <w:t>1. Strength: 5</w:t>
+      </w:r>
+    </w:p>
+    <w:p>
+      <w:pPr>
+        <w:pStyle w:val="Pseoudocode"/>
+      </w:pPr>
+      <w:r>
+        <w:t>2. Dexterity: 2</w:t>
+      </w:r>
+    </w:p>
+    <w:p>
+      <w:pPr>
+        <w:pStyle w:val="Pseoudocode"/>
+      </w:pPr>
+      <w:r>
+        <w:t>3. Intelligence: 1</w:t>
+      </w:r>
+    </w:p>
+    <w:p>
+      <w:pPr>
+        <w:pStyle w:val="Pseoudocode"/>
+      </w:pPr>
+      <w:r>
+        <w:t>Remaining Points: 1</w:t>
+      </w:r>
+    </w:p>
+    <w:p>
+      <w:pPr>
+        <w:pStyle w:val="Pseoudocode"/>
+      </w:pPr>
+      <w:r>
+        <w:t>Choose a stat to increase: (1=STR, 2=DEX, 3=INT)</w:t>
+      </w:r>
+    </w:p>
+    <w:p>
+      <w:pPr>
+        <w:pStyle w:val="Pseoudocode"/>
+      </w:pPr>
+      <w:r>
+        <w:t>&gt;</w:t>
+      </w:r>
+    </w:p>
+    <w:p>
+      <w:pPr>
+        <w:pStyle w:val="Caption"/>
+      </w:pPr>
+      <w:r>
+        <w:t xml:space="preserve">Figure </w:t>
+      </w:r>
+      <w:r>
+        <w:fldChar w:fldCharType="begin"/>
+      </w:r>
+      <w:r>
+        <w:instrText xml:space="preserve"> SEQ Figure \* ARABIC </w:instrText>
+      </w:r>
+      <w:r>
+        <w:fldChar w:fldCharType="separate"/>
+      </w:r>
+      <w:r>
+        <w:rPr>
+          <w:noProof/>
+        </w:rPr>
+        <w:t>18</w:t>
+      </w:r>
+      <w:r>
+        <w:fldChar w:fldCharType="end"/>
+      </w:r>
+      <w:r>
+        <w:t>: Allocate skill point</w:t>
+      </w:r>
+    </w:p>
+    <w:p>
+      <w:pPr>
+        <w:pStyle w:val="Heading3"/>
+      </w:pPr>
+      <w:bookmarkStart w:id="11" w:name="_Toc214802870"/>
+      <w:r>
+        <w:t>Item Actions</w:t>
+      </w:r>
+      <w:bookmarkEnd w:id="11"/>
+    </w:p>
+    <w:p>
+      <w:r>
+        <w:t>During rest the player can equip, drop or use items.</w:t>
+      </w:r>
+    </w:p>
+    <w:p>
+      <w:pPr>
+        <w:pStyle w:val="Pseoudocode"/>
+        <w:rPr>
+          <w:rStyle w:val="PseudocodeInputChar"/>
+        </w:rPr>
+      </w:pPr>
+      <w:r>
+        <w:t xml:space="preserve">&gt; </w:t>
+      </w:r>
+      <w:r>
+        <w:rPr>
+          <w:rStyle w:val="PseudocodeInputChar"/>
+        </w:rPr>
+        <w:t>3</w:t>
+      </w:r>
+    </w:p>
+    <w:p>
+      <w:pPr>
+        <w:pStyle w:val="Pseoudocode"/>
+      </w:pPr>
+      <w:r>
+        <w:t>Inventory:</w:t>
+      </w:r>
+    </w:p>
+    <w:p>
+      <w:pPr>
+        <w:pStyle w:val="Pseoudocode"/>
+      </w:pPr>
+      <w:r>
+        <w:t>Weight: 9.9/30.0</w:t>
+      </w:r>
+    </w:p>
+    <w:p>
+      <w:pPr>
+        <w:pStyle w:val="Pseoudocode"/>
+      </w:pPr>
+      <w:r>
+        <w:t>1: Refreshing Decoction +38.0 HP | Weight: 1.2</w:t>
+      </w:r>
+    </w:p>
+    <w:p>
+      <w:pPr>
+        <w:pStyle w:val="Pseoudocode"/>
+      </w:pPr>
+      <w:r>
+        <w:t>2: Stitching Kit +25.0 HP | Weight: 0.9</w:t>
+      </w:r>
+    </w:p>
+    <w:p>
+      <w:pPr>
+        <w:pStyle w:val="Pseoudocode"/>
+      </w:pPr>
+      <w:r>
+        <w:t xml:space="preserve">3: Cute cat </w:t>
+      </w:r>
+      <w:proofErr w:type="spellStart"/>
+      <w:r>
+        <w:t>bandaid</w:t>
+      </w:r>
+      <w:proofErr w:type="spellEnd"/>
+      <w:r>
+        <w:t xml:space="preserve"> +25.0 HP | Weight: 0.1</w:t>
+      </w:r>
+    </w:p>
+    <w:p>
+      <w:pPr>
+        <w:pStyle w:val="Pseoudocode"/>
+      </w:pPr>
+      <w:r>
+        <w:t>4: Rundown Vest +8.9 DEF (PRISTINE) | Weight: 3.5    Compare: +1.9 DEF</w:t>
+      </w:r>
+    </w:p>
+    <w:p>
+      <w:pPr>
+        <w:pStyle w:val="Pseoudocode"/>
+      </w:pPr>
+      <w:r>
+        <w:t>5: Cargo Clamp +7.0 DEF | Weight: 3.0    Compare: +3.0 DEF</w:t>
+      </w:r>
+    </w:p>
+    <w:p>
+      <w:pPr>
+        <w:pStyle w:val="Pseoudocode"/>
+      </w:pPr>
+      <w:r>
         <w:t>6: Minor Lifeforce Potion +40.0 HP | Weight: 1.2</w:t>
       </w:r>
     </w:p>
     <w:p>
       <w:pPr>
-        <w:pStyle w:val="Caption"/>
-      </w:pPr>
-      <w:r>
-        <w:t xml:space="preserve">Figure </w:t>
-      </w:r>
-      <w:r>
-        <w:fldChar w:fldCharType="begin"/>
-      </w:r>
-      <w:r>
-        <w:instrText xml:space="preserve"> SEQ Figure \* ARABIC </w:instrText>
-      </w:r>
-      <w:r>
-        <w:fldChar w:fldCharType="separate"/>
-      </w:r>
-      <w:r>
-        <w:rPr>
-          <w:noProof/>
-        </w:rPr>
-        <w:t>17</w:t>
-      </w:r>
-      <w:r>
-        <w:fldChar w:fldCharType="end"/>
-      </w:r>
-      <w:r>
-        <w:t>: View Character</w:t>
-      </w:r>
-    </w:p>
-    <w:p/>
-    <w:p>
-      <w:pPr>
-        <w:pStyle w:val="Heading3"/>
-      </w:pPr>
-      <w:bookmarkStart w:id="10" w:name="_Toc214802869"/>
-      <w:r>
-        <w:t>Use Stat Points</w:t>
-      </w:r>
-      <w:bookmarkEnd w:id="10"/>
-    </w:p>
-    <w:p>
-      <w:r>
-        <w:t xml:space="preserve">After leveling up, the player gains a spendable </w:t>
-      </w:r>
-      <w:r>
-        <w:t>skill</w:t>
-      </w:r>
-      <w:r>
-        <w:t xml:space="preserve"> point.</w:t>
-      </w:r>
-    </w:p>
-    <w:p>
-      <w:pPr>
-        <w:pStyle w:val="Pseoudocode"/>
-      </w:pPr>
-      <w:r>
-        <w:t>Allocate your skill points:</w:t>
-      </w:r>
-    </w:p>
-    <w:p>
-      <w:pPr>
-        <w:pStyle w:val="Pseoudocode"/>
-      </w:pPr>
-      <w:r>
-        <w:t>1. Strength: 5</w:t>
-      </w:r>
-    </w:p>
-    <w:p>
-      <w:pPr>
-        <w:pStyle w:val="Pseoudocode"/>
-      </w:pPr>
-      <w:r>
-        <w:t>2. Dexterity: 2</w:t>
-      </w:r>
-    </w:p>
-    <w:p>
-      <w:pPr>
-        <w:pStyle w:val="Pseoudocode"/>
-      </w:pPr>
-      <w:r>
-        <w:t>3. Intelligence: 1</w:t>
-      </w:r>
-    </w:p>
-    <w:p>
-      <w:pPr>
-        <w:pStyle w:val="Pseoudocode"/>
-      </w:pPr>
-      <w:r>
-        <w:t>Remaining Points: 1</w:t>
-      </w:r>
-    </w:p>
-    <w:p>
-      <w:pPr>
-        <w:pStyle w:val="Pseoudocode"/>
-      </w:pPr>
-      <w:r>
-        <w:t>Choose a stat to increase: (1=STR, 2=DEX, 3=INT)</w:t>
-      </w:r>
-    </w:p>
-    <w:p>
-      <w:pPr>
-        <w:pStyle w:val="Pseoudocode"/>
-      </w:pPr>
-      <w:r>
-        <w:t>&gt;</w:t>
-      </w:r>
-    </w:p>
-    <w:p>
-      <w:pPr>
-        <w:pStyle w:val="Caption"/>
-      </w:pPr>
-      <w:r>
-        <w:t xml:space="preserve">Figure </w:t>
-      </w:r>
-      <w:r>
-        <w:fldChar w:fldCharType="begin"/>
-      </w:r>
-      <w:r>
-        <w:instrText xml:space="preserve"> SEQ Figure \* ARABIC </w:instrText>
-      </w:r>
-      <w:r>
-        <w:fldChar w:fldCharType="separate"/>
-      </w:r>
-      <w:r>
-        <w:rPr>
-          <w:noProof/>
-        </w:rPr>
-        <w:t>18</w:t>
-      </w:r>
-      <w:r>
-        <w:fldChar w:fldCharType="end"/>
-      </w:r>
-      <w:r>
-        <w:t>: Allocate skill point</w:t>
-      </w:r>
-    </w:p>
-    <w:p>
-      <w:pPr>
-        <w:pStyle w:val="Heading3"/>
-      </w:pPr>
-      <w:bookmarkStart w:id="11" w:name="_Toc214802870"/>
-      <w:r>
-        <w:t>Item Actions</w:t>
-      </w:r>
-      <w:bookmarkEnd w:id="11"/>
-    </w:p>
-    <w:p>
-      <w:r>
-        <w:t>During rest the player can equip, drop or use items.</w:t>
-      </w:r>
-    </w:p>
-    <w:p>
-      <w:pPr>
-        <w:pStyle w:val="Pseoudocode"/>
+        <w:pStyle w:val="Pseoudocode"/>
+      </w:pPr>
+      <w:r>
+        <w:t xml:space="preserve">&gt; </w:t>
+      </w:r>
+      <w:r>
         <w:rPr>
           <w:rStyle w:val="PseudocodeInputChar"/>
         </w:rPr>
-      </w:pPr>
-      <w:r>
-        <w:t xml:space="preserve">&gt; </w:t>
-      </w:r>
-      <w:r>
-        <w:rPr>
-          <w:rStyle w:val="PseudocodeInputChar"/>
-        </w:rPr>
-        <w:t>3</w:t>
-      </w:r>
-    </w:p>
-    <w:p>
-      <w:pPr>
-        <w:pStyle w:val="Pseoudocode"/>
-      </w:pPr>
-      <w:r>
-        <w:t>Inventory:</w:t>
-      </w:r>
-    </w:p>
-    <w:p>
-      <w:pPr>
-        <w:pStyle w:val="Pseoudocode"/>
-      </w:pPr>
-      <w:r>
-        <w:t>Weight: 9.9/30.0</w:t>
-      </w:r>
-    </w:p>
-    <w:p>
-      <w:pPr>
-        <w:pStyle w:val="Pseoudocode"/>
-      </w:pPr>
-      <w:r>
-        <w:t>1: Refreshing Decoction +38.0 HP | Weight: 1.2</w:t>
-      </w:r>
-    </w:p>
-    <w:p>
-      <w:pPr>
-        <w:pStyle w:val="Pseoudocode"/>
-      </w:pPr>
-      <w:r>
-        <w:t>2: Stitching Kit +25.0 HP | Weight: 0.9</w:t>
-      </w:r>
-    </w:p>
-    <w:p>
-      <w:pPr>
-        <w:pStyle w:val="Pseoudocode"/>
-      </w:pPr>
-      <w:r>
-        <w:t>3: Cute cat bandaid +25.0 HP | Weight: 0.1</w:t>
-      </w:r>
-    </w:p>
-    <w:p>
-      <w:pPr>
-        <w:pStyle w:val="Pseoudocode"/>
-      </w:pPr>
-      <w:r>
-        <w:t>4: Rundown Vest +8.9 DEF (PRISTINE) | Weight: 3.5    Compare: +1.9 DEF</w:t>
-      </w:r>
-    </w:p>
-    <w:p>
-      <w:pPr>
-        <w:pStyle w:val="Pseoudocode"/>
-      </w:pPr>
-      <w:r>
-        <w:t>5: Cargo Clamp +7.0 DEF | Weight: 3.0    Compare: +3.0 DEF</w:t>
-      </w:r>
-    </w:p>
-    <w:p>
-      <w:pPr>
-        <w:pStyle w:val="Pseoudocode"/>
-      </w:pPr>
-      <w:r>
-        <w:t>6: Minor Lifeforce Potion +40.0 HP | Weight: 1.2</w:t>
-      </w:r>
-    </w:p>
-    <w:p>
-      <w:pPr>
-        <w:pStyle w:val="Pseoudocode"/>
-      </w:pPr>
-      <w:r>
-        <w:t xml:space="preserve">&gt; </w:t>
-      </w:r>
-      <w:r>
-        <w:rPr>
-          <w:rStyle w:val="PseudocodeInputChar"/>
-        </w:rPr>
         <w:t>4</w:t>
       </w:r>
     </w:p>
@@ -7309,15 +7361,55 @@
         <w:pStyle w:val="Pseoudocode"/>
       </w:pPr>
       <w:r>
-        <w:t>Starjumper obtained Clothes!</w:t>
-      </w:r>
-    </w:p>
-    <w:p>
-      <w:pPr>
-        <w:pStyle w:val="Pseoudocode"/>
-      </w:pPr>
-      <w:r>
-        <w:t>Starjumper equipped Rundown Vest!</w:t>
+        <w:t xml:space="preserve">Starjumper </w:t>
+      </w:r>
+      <w:proofErr w:type="spellStart"/>
+      <w:r>
+        <w:t>obtained</w:t>
+      </w:r>
+      <w:proofErr w:type="spellEnd"/>
+      <w:r>
+        <w:t xml:space="preserve"> </w:t>
+      </w:r>
+      <w:proofErr w:type="spellStart"/>
+      <w:r>
+        <w:t>Clothes</w:t>
+      </w:r>
+      <w:proofErr w:type="spellEnd"/>
+      <w:r>
+        <w:t>!</w:t>
+      </w:r>
+    </w:p>
+    <w:p>
+      <w:pPr>
+        <w:pStyle w:val="Pseoudocode"/>
+      </w:pPr>
+      <w:r>
+        <w:t xml:space="preserve">Starjumper </w:t>
+      </w:r>
+      <w:proofErr w:type="spellStart"/>
+      <w:r>
+        <w:t>equipped</w:t>
+      </w:r>
+      <w:proofErr w:type="spellEnd"/>
+      <w:r>
+        <w:t xml:space="preserve"> </w:t>
+      </w:r>
+      <w:proofErr w:type="spellStart"/>
+      <w:r>
+        <w:t>Rundown</w:t>
+      </w:r>
+      <w:proofErr w:type="spellEnd"/>
+      <w:r>
+        <w:t xml:space="preserve"> </w:t>
+      </w:r>
+      <w:proofErr w:type="spellStart"/>
+      <w:r>
+        <w:t>Vest</w:t>
+      </w:r>
+      <w:proofErr w:type="spellEnd"/>
+      <w:r>
+        <w:t>!</w:t>
       </w:r>
     </w:p>
     <w:p>
@@ -7427,7 +7519,15 @@
         <w:pStyle w:val="Pseoudocode"/>
       </w:pPr>
       <w:r>
-        <w:t>Starjumper takes 19 damage!</w:t>
+        <w:t xml:space="preserve">Starjumper </w:t>
+      </w:r>
+      <w:proofErr w:type="spellStart"/>
+      <w:r>
+        <w:t>takes</w:t>
+      </w:r>
+      <w:proofErr w:type="spellEnd"/>
+      <w:r>
+        <w:t xml:space="preserve"> 19 damage!</w:t>
       </w:r>
     </w:p>
     <w:p>
@@ -7565,7 +7665,15 @@
         <w:pStyle w:val="Pseoudocode"/>
       </w:pPr>
       <w:r>
-        <w:t>\  ___/ &gt;    &lt;\  \___|  / /_/ | |  |  |  /  Y Y  \</w:t>
+        <w:t xml:space="preserve">\  ___/ &gt;    &lt;\  \___|  / /_/ | |  |  |  /  Y </w:t>
+      </w:r>
+      <w:proofErr w:type="spellStart"/>
+      <w:r>
+        <w:t>Y</w:t>
+      </w:r>
+      <w:proofErr w:type="spellEnd"/>
+      <w:r>
+        <w:t xml:space="preserve">  \</w:t>
       </w:r>
     </w:p>
     <w:p>
@@ -7740,15 +7848,25 @@
       <w:pPr>
         <w:pStyle w:val="Heading1"/>
       </w:pPr>
+      <w:proofErr w:type="spellStart"/>
       <w:r>
         <w:lastRenderedPageBreak/>
         <w:t>GameCharacter</w:t>
       </w:r>
       <w:bookmarkEnd w:id="15"/>
-    </w:p>
-    <w:p>
-      <w:r>
-        <w:t>The GameCharacter class represents every character in the game.</w:t>
+      <w:proofErr w:type="spellEnd"/>
+    </w:p>
+    <w:p>
+      <w:r>
+        <w:t xml:space="preserve">The </w:t>
+      </w:r>
+      <w:proofErr w:type="spellStart"/>
+      <w:r>
+        <w:t>GameCharacter</w:t>
+      </w:r>
+      <w:proofErr w:type="spellEnd"/>
+      <w:r>
+        <w:t xml:space="preserve"> class represents every character in the game.</w:t>
       </w:r>
       <w:r>
         <w:t xml:space="preserve"> Due to the shear size of this class, only the most important portions will be covered in this document. Please refer to the source code or the</w:t>
@@ -7757,88 +7875,371 @@
         <w:t xml:space="preserve"> included</w:t>
       </w:r>
       <w:r>
-        <w:t xml:space="preserve"> JavaDoc for all details.</w:t>
-      </w:r>
-    </w:p>
-    <w:p>
-      <w:pPr>
-        <w:pStyle w:val="Pseoudocode"/>
-      </w:pPr>
-      <w:r>
-        <w:t>private String name;</w:t>
+        <w:t xml:space="preserve"> </w:t>
+      </w:r>
+      <w:proofErr w:type="spellStart"/>
+      <w:r>
+        <w:t>JavaDoc</w:t>
+      </w:r>
+      <w:proofErr w:type="spellEnd"/>
+      <w:r>
+        <w:t xml:space="preserve"> for all details.</w:t>
+      </w:r>
+    </w:p>
+    <w:p>
+      <w:pPr>
+        <w:pStyle w:val="Pseoudocode"/>
+      </w:pPr>
+      <w:proofErr w:type="spellStart"/>
+      <w:r>
+        <w:t>private</w:t>
+      </w:r>
+      <w:proofErr w:type="spellEnd"/>
+      <w:r>
+        <w:t xml:space="preserve"> String </w:t>
+      </w:r>
+      <w:proofErr w:type="spellStart"/>
+      <w:r>
+        <w:t>name</w:t>
+      </w:r>
+      <w:proofErr w:type="spellEnd"/>
+      <w:r>
+        <w:t>;</w:t>
       </w:r>
       <w:r>
         <w:br/>
-        <w:t>public ActionType nextAction;</w:t>
+        <w:t xml:space="preserve">public </w:t>
+      </w:r>
+      <w:proofErr w:type="spellStart"/>
+      <w:r>
+        <w:t>ActionType</w:t>
+      </w:r>
+      <w:proofErr w:type="spellEnd"/>
+      <w:r>
+        <w:t xml:space="preserve"> </w:t>
+      </w:r>
+      <w:proofErr w:type="spellStart"/>
+      <w:r>
+        <w:t>nextAction</w:t>
+      </w:r>
+      <w:proofErr w:type="spellEnd"/>
+      <w:r>
+        <w:t>;</w:t>
       </w:r>
       <w:r>
         <w:br/>
       </w:r>
       <w:r>
         <w:br/>
-        <w:t>private double health;</w:t>
+      </w:r>
+      <w:proofErr w:type="spellStart"/>
+      <w:r>
+        <w:t>private</w:t>
+      </w:r>
+      <w:proofErr w:type="spellEnd"/>
+      <w:r>
+        <w:t xml:space="preserve"> double </w:t>
+      </w:r>
+      <w:proofErr w:type="spellStart"/>
+      <w:r>
+        <w:t>health</w:t>
+      </w:r>
+      <w:proofErr w:type="spellEnd"/>
+      <w:r>
+        <w:t>;</w:t>
       </w:r>
       <w:r>
         <w:br/>
-        <w:t>private double maxHealth;</w:t>
+      </w:r>
+      <w:proofErr w:type="spellStart"/>
+      <w:r>
+        <w:t>private</w:t>
+      </w:r>
+      <w:proofErr w:type="spellEnd"/>
+      <w:r>
+        <w:t xml:space="preserve"> double </w:t>
+      </w:r>
+      <w:proofErr w:type="spellStart"/>
+      <w:r>
+        <w:t>maxHealth</w:t>
+      </w:r>
+      <w:proofErr w:type="spellEnd"/>
+      <w:r>
+        <w:t>;</w:t>
       </w:r>
       <w:r>
         <w:br/>
       </w:r>
       <w:r>
         <w:br/>
-        <w:t>private int strength;</w:t>
+      </w:r>
+      <w:proofErr w:type="spellStart"/>
+      <w:r>
+        <w:t>private</w:t>
+      </w:r>
+      <w:proofErr w:type="spellEnd"/>
+      <w:r>
+        <w:t xml:space="preserve"> </w:t>
+      </w:r>
+      <w:proofErr w:type="spellStart"/>
+      <w:r>
+        <w:t>int</w:t>
+      </w:r>
+      <w:proofErr w:type="spellEnd"/>
+      <w:r>
+        <w:t xml:space="preserve"> </w:t>
+      </w:r>
+      <w:proofErr w:type="spellStart"/>
+      <w:r>
+        <w:t>strength</w:t>
+      </w:r>
+      <w:proofErr w:type="spellEnd"/>
+      <w:r>
+        <w:t>;</w:t>
       </w:r>
       <w:r>
         <w:br/>
-        <w:t>private int dexterity;</w:t>
+      </w:r>
+      <w:proofErr w:type="spellStart"/>
+      <w:r>
+        <w:t>private</w:t>
+      </w:r>
+      <w:proofErr w:type="spellEnd"/>
+      <w:r>
+        <w:t xml:space="preserve"> </w:t>
+      </w:r>
+      <w:proofErr w:type="spellStart"/>
+      <w:r>
+        <w:t>int</w:t>
+      </w:r>
+      <w:proofErr w:type="spellEnd"/>
+      <w:r>
+        <w:t xml:space="preserve"> </w:t>
+      </w:r>
+      <w:proofErr w:type="spellStart"/>
+      <w:r>
+        <w:t>dexterity</w:t>
+      </w:r>
+      <w:proofErr w:type="spellEnd"/>
+      <w:r>
+        <w:t>;</w:t>
       </w:r>
       <w:r>
         <w:br/>
-        <w:t>private int intelligence;</w:t>
+      </w:r>
+      <w:proofErr w:type="spellStart"/>
+      <w:r>
+        <w:t>private</w:t>
+      </w:r>
+      <w:proofErr w:type="spellEnd"/>
+      <w:r>
+        <w:t xml:space="preserve"> </w:t>
+      </w:r>
+      <w:proofErr w:type="spellStart"/>
+      <w:r>
+        <w:t>int</w:t>
+      </w:r>
+      <w:proofErr w:type="spellEnd"/>
+      <w:r>
+        <w:t xml:space="preserve"> intelligence;</w:t>
       </w:r>
       <w:r>
         <w:br/>
       </w:r>
       <w:r>
         <w:br/>
-        <w:t>public static final int MIN_STAT_VALUE = 1;</w:t>
+        <w:t xml:space="preserve">public </w:t>
+      </w:r>
+      <w:proofErr w:type="spellStart"/>
+      <w:r>
+        <w:t>static</w:t>
+      </w:r>
+      <w:proofErr w:type="spellEnd"/>
+      <w:r>
+        <w:t xml:space="preserve"> final </w:t>
+      </w:r>
+      <w:proofErr w:type="spellStart"/>
+      <w:r>
+        <w:t>int</w:t>
+      </w:r>
+      <w:proofErr w:type="spellEnd"/>
+      <w:r>
+        <w:t xml:space="preserve"> MIN_STAT_VALUE = 1;</w:t>
       </w:r>
       <w:r>
         <w:br/>
       </w:r>
       <w:r>
         <w:br/>
-        <w:t>public static final int MAX_STAT_VALUE = 10;</w:t>
+        <w:t xml:space="preserve">public </w:t>
+      </w:r>
+      <w:proofErr w:type="spellStart"/>
+      <w:r>
+        <w:t>static</w:t>
+      </w:r>
+      <w:proofErr w:type="spellEnd"/>
+      <w:r>
+        <w:t xml:space="preserve"> final </w:t>
+      </w:r>
+      <w:proofErr w:type="spellStart"/>
+      <w:r>
+        <w:t>int</w:t>
+      </w:r>
+      <w:proofErr w:type="spellEnd"/>
+      <w:r>
+        <w:t xml:space="preserve"> MAX_STAT_VALUE = 10;</w:t>
       </w:r>
       <w:r>
         <w:br/>
       </w:r>
       <w:r>
         <w:br/>
-        <w:t>private Weapon equippedWeapon = WeaponFactory.createBaseWeapon();</w:t>
+      </w:r>
+      <w:proofErr w:type="spellStart"/>
+      <w:r>
+        <w:t>private</w:t>
+      </w:r>
+      <w:proofErr w:type="spellEnd"/>
+      <w:r>
+        <w:t xml:space="preserve"> </w:t>
+      </w:r>
+      <w:proofErr w:type="spellStart"/>
+      <w:r>
+        <w:t>Weapon</w:t>
+      </w:r>
+      <w:proofErr w:type="spellEnd"/>
+      <w:r>
+        <w:t xml:space="preserve"> </w:t>
+      </w:r>
+      <w:proofErr w:type="spellStart"/>
+      <w:r>
+        <w:t>equippedWeapon</w:t>
+      </w:r>
+      <w:proofErr w:type="spellEnd"/>
+      <w:r>
+        <w:t xml:space="preserve"> = </w:t>
+      </w:r>
+      <w:proofErr w:type="spellStart"/>
+      <w:r>
+        <w:t>WeaponFactory.createBaseWeapon</w:t>
+      </w:r>
+      <w:proofErr w:type="spellEnd"/>
+      <w:r>
+        <w:t>();</w:t>
       </w:r>
       <w:r>
         <w:br/>
-        <w:t>private Shield equippedShield = ShieldFactory.createBaseShield();</w:t>
+      </w:r>
+      <w:proofErr w:type="spellStart"/>
+      <w:r>
+        <w:t>private</w:t>
+      </w:r>
+      <w:proofErr w:type="spellEnd"/>
+      <w:r>
+        <w:t xml:space="preserve"> Shield </w:t>
+      </w:r>
+      <w:proofErr w:type="spellStart"/>
+      <w:r>
+        <w:t>equippedShield</w:t>
+      </w:r>
+      <w:proofErr w:type="spellEnd"/>
+      <w:r>
+        <w:t xml:space="preserve"> = </w:t>
+      </w:r>
+      <w:proofErr w:type="spellStart"/>
+      <w:r>
+        <w:t>ShieldFactory.createBaseShield</w:t>
+      </w:r>
+      <w:proofErr w:type="spellEnd"/>
+      <w:r>
+        <w:t>();</w:t>
       </w:r>
       <w:r>
         <w:br/>
-        <w:t>private Armour equippedArmour = ArmourFactory.createBaseArmour();</w:t>
+      </w:r>
+      <w:proofErr w:type="spellStart"/>
+      <w:r>
+        <w:t>private</w:t>
+      </w:r>
+      <w:proofErr w:type="spellEnd"/>
+      <w:r>
+        <w:t xml:space="preserve"> Armour </w:t>
+      </w:r>
+      <w:proofErr w:type="spellStart"/>
+      <w:r>
+        <w:t>equippedArmour</w:t>
+      </w:r>
+      <w:proofErr w:type="spellEnd"/>
+      <w:r>
+        <w:t xml:space="preserve"> = </w:t>
+      </w:r>
+      <w:proofErr w:type="spellStart"/>
+      <w:r>
+        <w:t>ArmourFactory.createBaseArmour</w:t>
+      </w:r>
+      <w:proofErr w:type="spellEnd"/>
+      <w:r>
+        <w:t>();</w:t>
       </w:r>
       <w:r>
         <w:br/>
       </w:r>
       <w:r>
         <w:br/>
-        <w:t>private boolean isDefending = false;</w:t>
+      </w:r>
+      <w:proofErr w:type="spellStart"/>
+      <w:r>
+        <w:t>private</w:t>
+      </w:r>
+      <w:proofErr w:type="spellEnd"/>
+      <w:r>
+        <w:t xml:space="preserve"> </w:t>
+      </w:r>
+      <w:proofErr w:type="spellStart"/>
+      <w:r>
+        <w:t>boolean</w:t>
+      </w:r>
+      <w:proofErr w:type="spellEnd"/>
+      <w:r>
+        <w:t xml:space="preserve"> </w:t>
+      </w:r>
+      <w:proofErr w:type="spellStart"/>
+      <w:r>
+        <w:t>isDefending</w:t>
+      </w:r>
+      <w:proofErr w:type="spellEnd"/>
+      <w:r>
+        <w:t xml:space="preserve"> = false;</w:t>
       </w:r>
       <w:r>
         <w:br/>
       </w:r>
       <w:r>
         <w:br/>
-        <w:t>private final Inventory inventory = new Inventory(this);</w:t>
+      </w:r>
+      <w:proofErr w:type="spellStart"/>
+      <w:r>
+        <w:t>private</w:t>
+      </w:r>
+      <w:proofErr w:type="spellEnd"/>
+      <w:r>
+        <w:t xml:space="preserve"> final Inventory </w:t>
+      </w:r>
+      <w:proofErr w:type="spellStart"/>
+      <w:r>
+        <w:t>inventory</w:t>
+      </w:r>
+      <w:proofErr w:type="spellEnd"/>
+      <w:r>
+        <w:t xml:space="preserve"> = new Inventory(</w:t>
+      </w:r>
+      <w:proofErr w:type="spellStart"/>
+      <w:r>
+        <w:t>this</w:t>
+      </w:r>
+      <w:proofErr w:type="spellEnd"/>
+      <w:r>
+        <w:t>);</w:t>
       </w:r>
     </w:p>
     <w:p>
@@ -7867,7 +8268,15 @@
         <w:fldChar w:fldCharType="end"/>
       </w:r>
       <w:r>
-        <w:t>: GameCharacter Fields</w:t>
+        <w:t xml:space="preserve">: </w:t>
+      </w:r>
+      <w:proofErr w:type="spellStart"/>
+      <w:r>
+        <w:t>GameCharacter</w:t>
+      </w:r>
+      <w:proofErr w:type="spellEnd"/>
+      <w:r>
+        <w:t xml:space="preserve"> Fields</w:t>
       </w:r>
     </w:p>
     <w:p>
@@ -7916,11 +8325,19 @@
           <w:lang w:val="en-AT"/>
         </w:rPr>
       </w:pPr>
+      <w:proofErr w:type="spellStart"/>
       <w:r>
         <w:rPr>
           <w:lang w:val="en-AT"/>
         </w:rPr>
-        <w:t>GameCharacter handles all combat actions like attacking or defending.</w:t>
+        <w:t>GameCharacter</w:t>
+      </w:r>
+      <w:proofErr w:type="spellEnd"/>
+      <w:r>
+        <w:rPr>
+          <w:lang w:val="en-AT"/>
+        </w:rPr>
+        <w:t xml:space="preserve"> handles all combat actions like attacking or defending.</w:t>
       </w:r>
     </w:p>
     <w:p>
@@ -7965,19 +8382,89 @@
         <w:rPr>
           <w:lang w:val="en-AT"/>
         </w:rPr>
-        <w:t xml:space="preserve"> method gets a GameCharacter as its target. </w:t>
-      </w:r>
+        <w:t xml:space="preserve"> method gets a </w:t>
+      </w:r>
+      <w:proofErr w:type="spellStart"/>
       <w:r>
         <w:rPr>
           <w:lang w:val="en-AT"/>
         </w:rPr>
-        <w:t xml:space="preserve">It calls the the takeDamage() method on the target. </w:t>
-      </w:r>
+        <w:t>GameCharacter</w:t>
+      </w:r>
+      <w:proofErr w:type="spellEnd"/>
       <w:r>
         <w:rPr>
           <w:lang w:val="en-AT"/>
         </w:rPr>
-        <w:t>If the GameCharacter is a player, it also calls the gainPP method.</w:t>
+        <w:t xml:space="preserve"> as its target. </w:t>
+      </w:r>
+      <w:r>
+        <w:rPr>
+          <w:lang w:val="en-AT"/>
+        </w:rPr>
+        <w:t xml:space="preserve">It calls the </w:t>
+      </w:r>
+      <w:proofErr w:type="spellStart"/>
+      <w:r>
+        <w:rPr>
+          <w:lang w:val="en-AT"/>
+        </w:rPr>
+        <w:t>the</w:t>
+      </w:r>
+      <w:proofErr w:type="spellEnd"/>
+      <w:r>
+        <w:rPr>
+          <w:lang w:val="en-AT"/>
+        </w:rPr>
+        <w:t xml:space="preserve"> </w:t>
+      </w:r>
+      <w:proofErr w:type="spellStart"/>
+      <w:r>
+        <w:rPr>
+          <w:lang w:val="en-AT"/>
+        </w:rPr>
+        <w:t>takeDamage</w:t>
+      </w:r>
+      <w:proofErr w:type="spellEnd"/>
+      <w:r>
+        <w:rPr>
+          <w:lang w:val="en-AT"/>
+        </w:rPr>
+        <w:t xml:space="preserve">() method on the target. </w:t>
+      </w:r>
+      <w:r>
+        <w:rPr>
+          <w:lang w:val="en-AT"/>
+        </w:rPr>
+        <w:t xml:space="preserve">If the </w:t>
+      </w:r>
+      <w:proofErr w:type="spellStart"/>
+      <w:r>
+        <w:rPr>
+          <w:lang w:val="en-AT"/>
+        </w:rPr>
+        <w:t>GameCharacter</w:t>
+      </w:r>
+      <w:proofErr w:type="spellEnd"/>
+      <w:r>
+        <w:rPr>
+          <w:lang w:val="en-AT"/>
+        </w:rPr>
+        <w:t xml:space="preserve"> is a player, it also calls the </w:t>
+      </w:r>
+      <w:proofErr w:type="spellStart"/>
+      <w:r>
+        <w:rPr>
+          <w:lang w:val="en-AT"/>
+        </w:rPr>
+        <w:t>gainPP</w:t>
+      </w:r>
+      <w:proofErr w:type="spellEnd"/>
+      <w:r>
+        <w:rPr>
+          <w:lang w:val="en-AT"/>
+        </w:rPr>
+        <w:t xml:space="preserve"> method.</w:t>
       </w:r>
     </w:p>
     <w:p>
@@ -8009,7 +8496,23 @@
       </w:r>
       <w:r>
         <w:br/>
-        <w:t>public void attack(GameCharacter target)</w:t>
+        <w:t xml:space="preserve">public void </w:t>
+      </w:r>
+      <w:proofErr w:type="spellStart"/>
+      <w:r>
+        <w:t>attack</w:t>
+      </w:r>
+      <w:proofErr w:type="spellEnd"/>
+      <w:r>
+        <w:t>(</w:t>
+      </w:r>
+      <w:proofErr w:type="spellStart"/>
+      <w:r>
+        <w:t>GameCharacter</w:t>
+      </w:r>
+      <w:proofErr w:type="spellEnd"/>
+      <w:r>
+        <w:t xml:space="preserve"> target)</w:t>
       </w:r>
       <w:r>
         <w:br/>
@@ -8017,7 +8520,15 @@
       </w:r>
       <w:r>
         <w:br/>
-        <w:t xml:space="preserve">    if (!target.isAlive())</w:t>
+        <w:t xml:space="preserve">    if (!</w:t>
+      </w:r>
+      <w:proofErr w:type="spellStart"/>
+      <w:r>
+        <w:t>target.isAlive</w:t>
+      </w:r>
+      <w:proofErr w:type="spellEnd"/>
+      <w:r>
+        <w:t>())</w:t>
       </w:r>
       <w:r>
         <w:br/>
@@ -8036,7 +8547,15 @@
       </w:r>
       <w:r>
         <w:br/>
-        <w:t xml:space="preserve">    if (this instanceof Player player)</w:t>
+        <w:t xml:space="preserve">    if (this </w:t>
+      </w:r>
+      <w:proofErr w:type="spellStart"/>
+      <w:r>
+        <w:t>instanceof</w:t>
+      </w:r>
+      <w:proofErr w:type="spellEnd"/>
+      <w:r>
+        <w:t xml:space="preserve"> Player player)</w:t>
       </w:r>
       <w:r>
         <w:br/>
@@ -8044,7 +8563,23 @@
       </w:r>
       <w:r>
         <w:br/>
-        <w:t xml:space="preserve">        player.gainPP(equippedWeapon.getPpGainPerUse());</w:t>
+        <w:t xml:space="preserve">        </w:t>
+      </w:r>
+      <w:proofErr w:type="spellStart"/>
+      <w:r>
+        <w:t>player.gainPP</w:t>
+      </w:r>
+      <w:proofErr w:type="spellEnd"/>
+      <w:r>
+        <w:t>(</w:t>
+      </w:r>
+      <w:proofErr w:type="spellStart"/>
+      <w:r>
+        <w:t>equippedWeapon.getPpGainPerUse</w:t>
+      </w:r>
+      <w:proofErr w:type="spellEnd"/>
+      <w:r>
+        <w:t>());</w:t>
       </w:r>
       <w:r>
         <w:br/>
@@ -8055,11 +8590,67 @@
       </w:r>
       <w:r>
         <w:br/>
-        <w:t xml:space="preserve">    IO.println(getName() + " attacks " + target.getName() + " for " + Math.round(getDamage()) + " damage!");</w:t>
+        <w:t xml:space="preserve">    </w:t>
+      </w:r>
+      <w:proofErr w:type="spellStart"/>
+      <w:r>
+        <w:t>IO.println</w:t>
+      </w:r>
+      <w:proofErr w:type="spellEnd"/>
+      <w:r>
+        <w:t>(</w:t>
+      </w:r>
+      <w:proofErr w:type="spellStart"/>
+      <w:r>
+        <w:t>getName</w:t>
+      </w:r>
+      <w:proofErr w:type="spellEnd"/>
+      <w:r>
+        <w:t xml:space="preserve">() + " attacks " + </w:t>
+      </w:r>
+      <w:proofErr w:type="spellStart"/>
+      <w:r>
+        <w:t>target.getName</w:t>
+      </w:r>
+      <w:proofErr w:type="spellEnd"/>
+      <w:r>
+        <w:t xml:space="preserve">() + " for " + </w:t>
+      </w:r>
+      <w:proofErr w:type="spellStart"/>
+      <w:r>
+        <w:t>Math.round</w:t>
+      </w:r>
+      <w:proofErr w:type="spellEnd"/>
+      <w:r>
+        <w:t>(</w:t>
+      </w:r>
+      <w:proofErr w:type="spellStart"/>
+      <w:r>
+        <w:t>getDamage</w:t>
+      </w:r>
+      <w:proofErr w:type="spellEnd"/>
+      <w:r>
+        <w:t>()) + " damage!");</w:t>
       </w:r>
       <w:r>
         <w:br/>
-        <w:t xml:space="preserve">    target.takeDamage(getDamage());</w:t>
+        <w:t xml:space="preserve">    </w:t>
+      </w:r>
+      <w:proofErr w:type="spellStart"/>
+      <w:r>
+        <w:t>target.takeDamage</w:t>
+      </w:r>
+      <w:proofErr w:type="spellEnd"/>
+      <w:r>
+        <w:t>(</w:t>
+      </w:r>
+      <w:proofErr w:type="spellStart"/>
+      <w:r>
+        <w:t>getDamage</w:t>
+      </w:r>
+      <w:proofErr w:type="spellEnd"/>
+      <w:r>
+        <w:t>());</w:t>
       </w:r>
       <w:r>
         <w:br/>
@@ -8107,12 +8698,40 @@
         <w:rPr>
           <w:lang w:val="en-AT"/>
         </w:rPr>
-        <w:t>The getDamage() method returns the damage the GameCharacter can do.</w:t>
-      </w:r>
+        <w:t xml:space="preserve">The </w:t>
+      </w:r>
+      <w:proofErr w:type="spellStart"/>
       <w:r>
         <w:rPr>
           <w:lang w:val="en-AT"/>
         </w:rPr>
+        <w:t>getDamage</w:t>
+      </w:r>
+      <w:proofErr w:type="spellEnd"/>
+      <w:r>
+        <w:rPr>
+          <w:lang w:val="en-AT"/>
+        </w:rPr>
+        <w:t xml:space="preserve">() method returns the damage the </w:t>
+      </w:r>
+      <w:proofErr w:type="spellStart"/>
+      <w:r>
+        <w:rPr>
+          <w:lang w:val="en-AT"/>
+        </w:rPr>
+        <w:t>GameCharacter</w:t>
+      </w:r>
+      <w:proofErr w:type="spellEnd"/>
+      <w:r>
+        <w:rPr>
+          <w:lang w:val="en-AT"/>
+        </w:rPr>
+        <w:t xml:space="preserve"> can do.</w:t>
+      </w:r>
+      <w:r>
+        <w:rPr>
+          <w:lang w:val="en-AT"/>
+        </w:rPr>
         <w:t xml:space="preserve"> Damage is determined by the equipped Weapon, the strength and the intelligence </w:t>
       </w:r>
       <w:r>
@@ -8168,22 +8787,37 @@
       <w:pPr>
         <w:pStyle w:val="Pseoudocode"/>
       </w:pPr>
+      <w:proofErr w:type="spellStart"/>
       <w:r>
         <w:lastRenderedPageBreak/>
-        <w:t xml:space="preserve">equippedWeapon.getDamage() * (1 + </w:t>
+        <w:t>equippedWeapon.getDamage</w:t>
+      </w:r>
+      <w:proofErr w:type="spellEnd"/>
+      <w:r>
+        <w:t xml:space="preserve">() * (1 + </w:t>
       </w:r>
       <w:r>
         <w:t>stat</w:t>
       </w:r>
       <w:r>
-        <w:t xml:space="preserve"> * GameManager.DAMAGE_MULTIPLIER_PER_</w:t>
+        <w:t xml:space="preserve"> * </w:t>
+      </w:r>
+      <w:proofErr w:type="spellStart"/>
+      <w:r>
+        <w:t>GameManager.DAMAGE_MULTIPLIER_PER_</w:t>
       </w:r>
       <w:r>
         <w:t>STAT</w:t>
       </w:r>
-      <w:r>
-        <w:t>) * damage_multiplier</w:t>
-      </w:r>
+      <w:proofErr w:type="spellEnd"/>
+      <w:r>
+        <w:t xml:space="preserve">) * </w:t>
+      </w:r>
+      <w:proofErr w:type="spellStart"/>
+      <w:r>
+        <w:t>damage_multiplier</w:t>
+      </w:r>
+      <w:proofErr w:type="spellEnd"/>
     </w:p>
     <w:p>
       <w:pPr>
@@ -8248,7 +8882,15 @@
       </w:r>
       <w:r>
         <w:br/>
-        <w:t>public double getDamage()</w:t>
+        <w:t xml:space="preserve">public double </w:t>
+      </w:r>
+      <w:proofErr w:type="spellStart"/>
+      <w:r>
+        <w:t>getDamage</w:t>
+      </w:r>
+      <w:proofErr w:type="spellEnd"/>
+      <w:r>
+        <w:t>()</w:t>
       </w:r>
       <w:r>
         <w:br/>
@@ -8256,14 +8898,38 @@
       </w:r>
       <w:r>
         <w:br/>
-        <w:t xml:space="preserve">    double damage_multiplier = 1;</w:t>
+        <w:t xml:space="preserve">    double </w:t>
+      </w:r>
+      <w:proofErr w:type="spellStart"/>
+      <w:r>
+        <w:t>damage_multiplier</w:t>
+      </w:r>
+      <w:proofErr w:type="spellEnd"/>
+      <w:r>
+        <w:t xml:space="preserve"> = 1;</w:t>
       </w:r>
       <w:r>
         <w:br/>
       </w:r>
       <w:r>
         <w:br/>
-        <w:t xml:space="preserve">    if (getStatus() == CharacterStatus.CRITICALLY_HURT)</w:t>
+        <w:t xml:space="preserve">    if (</w:t>
+      </w:r>
+      <w:proofErr w:type="spellStart"/>
+      <w:r>
+        <w:t>getStatus</w:t>
+      </w:r>
+      <w:proofErr w:type="spellEnd"/>
+      <w:r>
+        <w:t xml:space="preserve">() == </w:t>
+      </w:r>
+      <w:proofErr w:type="spellStart"/>
+      <w:r>
+        <w:t>CharacterStatus.CRITICALLY_HURT</w:t>
+      </w:r>
+      <w:proofErr w:type="spellEnd"/>
+      <w:r>
+        <w:t>)</w:t>
       </w:r>
       <w:r>
         <w:br/>
@@ -8271,7 +8937,23 @@
       </w:r>
       <w:r>
         <w:br/>
-        <w:t xml:space="preserve">        damage_multiplier = GameManager.DAMAGE_REDUCTION_WHEN_CRITICAL_STATUS;</w:t>
+        <w:t xml:space="preserve">        </w:t>
+      </w:r>
+      <w:proofErr w:type="spellStart"/>
+      <w:r>
+        <w:t>damage_multiplier</w:t>
+      </w:r>
+      <w:proofErr w:type="spellEnd"/>
+      <w:r>
+        <w:t xml:space="preserve"> = </w:t>
+      </w:r>
+      <w:proofErr w:type="spellStart"/>
+      <w:r>
+        <w:t>GameManager.DAMAGE_REDUCTION_WHEN_CRITICAL_STATUS</w:t>
+      </w:r>
+      <w:proofErr w:type="spellEnd"/>
+      <w:r>
+        <w:t>;</w:t>
       </w:r>
       <w:r>
         <w:br/>
@@ -8282,7 +8964,15 @@
       </w:r>
       <w:r>
         <w:br/>
-        <w:t xml:space="preserve">    if (equippedWeapon.isMagic())</w:t>
+        <w:t xml:space="preserve">    if (</w:t>
+      </w:r>
+      <w:proofErr w:type="spellStart"/>
+      <w:r>
+        <w:t>equippedWeapon.isMagic</w:t>
+      </w:r>
+      <w:proofErr w:type="spellEnd"/>
+      <w:r>
+        <w:t>())</w:t>
       </w:r>
       <w:r>
         <w:br/>
@@ -8290,7 +8980,31 @@
       </w:r>
       <w:r>
         <w:br/>
-        <w:t xml:space="preserve">        return equippedWeapon.getDamage() * (1 + intelligence * GameManager.DAMAGE_MULTIPLIER_PER_INTELLIGENCE) * damage_multiplier;</w:t>
+        <w:t xml:space="preserve">        return </w:t>
+      </w:r>
+      <w:proofErr w:type="spellStart"/>
+      <w:r>
+        <w:t>equippedWeapon.getDamage</w:t>
+      </w:r>
+      <w:proofErr w:type="spellEnd"/>
+      <w:r>
+        <w:t xml:space="preserve">() * (1 + intelligence * </w:t>
+      </w:r>
+      <w:proofErr w:type="spellStart"/>
+      <w:r>
+        <w:t>GameManager.DAMAGE_MULTIPLIER_PER_INTELLIGENCE</w:t>
+      </w:r>
+      <w:proofErr w:type="spellEnd"/>
+      <w:r>
+        <w:t xml:space="preserve">) * </w:t>
+      </w:r>
+      <w:proofErr w:type="spellStart"/>
+      <w:r>
+        <w:t>damage_multiplier</w:t>
+      </w:r>
+      <w:proofErr w:type="spellEnd"/>
+      <w:r>
+        <w:t>;</w:t>
       </w:r>
       <w:r>
         <w:br/>
@@ -8301,7 +9015,31 @@
       </w:r>
       <w:r>
         <w:br/>
-        <w:t xml:space="preserve">    return equippedWeapon.getDamage() * (1 + strength * GameManager.DAMAGE_MULTIPLIER_PER_STRENGTH) * damage_multiplier;</w:t>
+        <w:t xml:space="preserve">    return </w:t>
+      </w:r>
+      <w:proofErr w:type="spellStart"/>
+      <w:r>
+        <w:t>equippedWeapon.getDamage</w:t>
+      </w:r>
+      <w:proofErr w:type="spellEnd"/>
+      <w:r>
+        <w:t xml:space="preserve">() * (1 + strength * </w:t>
+      </w:r>
+      <w:proofErr w:type="spellStart"/>
+      <w:r>
+        <w:t>GameManager.DAMAGE_MULTIPLIER_PER_STRENGTH</w:t>
+      </w:r>
+      <w:proofErr w:type="spellEnd"/>
+      <w:r>
+        <w:t xml:space="preserve">) * </w:t>
+      </w:r>
+      <w:proofErr w:type="spellStart"/>
+      <w:r>
+        <w:t>damage_multiplier</w:t>
+      </w:r>
+      <w:proofErr w:type="spellEnd"/>
+      <w:r>
+        <w:t>;</w:t>
       </w:r>
       <w:r>
         <w:br/>
@@ -8334,7 +9072,15 @@
         <w:fldChar w:fldCharType="end"/>
       </w:r>
       <w:r>
-        <w:t>: getDamage method</w:t>
+        <w:t xml:space="preserve">: </w:t>
+      </w:r>
+      <w:proofErr w:type="spellStart"/>
+      <w:r>
+        <w:t>getDamage</w:t>
+      </w:r>
+      <w:proofErr w:type="spellEnd"/>
+      <w:r>
+        <w:t xml:space="preserve"> method</w:t>
       </w:r>
     </w:p>
     <w:p>
@@ -8342,24 +9088,52 @@
         <w:rPr>
           <w:lang w:val="en-AT"/>
         </w:rPr>
-        <w:t>The takeDamage method handles incoming damage.</w:t>
-      </w:r>
+        <w:t xml:space="preserve">The </w:t>
+      </w:r>
+      <w:proofErr w:type="spellStart"/>
       <w:r>
         <w:rPr>
           <w:lang w:val="en-AT"/>
         </w:rPr>
+        <w:t>takeDamage</w:t>
+      </w:r>
+      <w:proofErr w:type="spellEnd"/>
+      <w:r>
+        <w:rPr>
+          <w:lang w:val="en-AT"/>
+        </w:rPr>
+        <w:t xml:space="preserve"> method handles incoming damage.</w:t>
+      </w:r>
+      <w:r>
+        <w:rPr>
+          <w:lang w:val="en-AT"/>
+        </w:rPr>
         <w:t xml:space="preserve"> </w:t>
       </w:r>
       <w:r>
         <w:rPr>
           <w:lang w:val="en-AT"/>
         </w:rPr>
-        <w:t>First, the dodgeRoll method gets called, which determines a dodge</w:t>
-      </w:r>
+        <w:t xml:space="preserve">First, the </w:t>
+      </w:r>
+      <w:proofErr w:type="spellStart"/>
       <w:r>
         <w:rPr>
           <w:lang w:val="en-AT"/>
         </w:rPr>
+        <w:t>dodgeRoll</w:t>
+      </w:r>
+      <w:proofErr w:type="spellEnd"/>
+      <w:r>
+        <w:rPr>
+          <w:lang w:val="en-AT"/>
+        </w:rPr>
+        <w:t xml:space="preserve"> method gets called, which determines a dodge</w:t>
+      </w:r>
+      <w:r>
+        <w:rPr>
+          <w:lang w:val="en-AT"/>
+        </w:rPr>
         <w:t xml:space="preserve"> based on the players dexterity.</w:t>
       </w:r>
       <w:r>
@@ -8378,7 +9152,15 @@
         <w:t xml:space="preserve">Current health gets reduced by the damage after the defense got subtracted. </w:t>
       </w:r>
       <w:r>
-        <w:t>If the character reaches zero health, the abstract onDeath method gets called.</w:t>
+        <w:t xml:space="preserve">If the character reaches zero health, the abstract </w:t>
+      </w:r>
+      <w:proofErr w:type="spellStart"/>
+      <w:r>
+        <w:t>onDeath</w:t>
+      </w:r>
+      <w:proofErr w:type="spellEnd"/>
+      <w:r>
+        <w:t xml:space="preserve"> method gets called.</w:t>
       </w:r>
     </w:p>
     <w:p>
@@ -8395,7 +9177,15 @@
       </w:r>
       <w:r>
         <w:br/>
-        <w:t xml:space="preserve"> * Damage is reduced by defense, then subtracted from health.</w:t>
+        <w:t xml:space="preserve"> * Damage is reduced by </w:t>
+      </w:r>
+      <w:proofErr w:type="spellStart"/>
+      <w:r>
+        <w:t>defense</w:t>
+      </w:r>
+      <w:proofErr w:type="spellEnd"/>
+      <w:r>
+        <w:t>, then subtracted from health.</w:t>
       </w:r>
       <w:r>
         <w:br/>
@@ -8415,7 +9205,15 @@
       </w:r>
       <w:r>
         <w:br/>
-        <w:t>public void takeDamage(double damage)</w:t>
+        <w:t xml:space="preserve">public void </w:t>
+      </w:r>
+      <w:proofErr w:type="spellStart"/>
+      <w:r>
+        <w:t>takeDamage</w:t>
+      </w:r>
+      <w:proofErr w:type="spellEnd"/>
+      <w:r>
+        <w:t>(double damage)</w:t>
       </w:r>
       <w:r>
         <w:br/>
@@ -8423,7 +9221,15 @@
       </w:r>
       <w:r>
         <w:br/>
-        <w:t xml:space="preserve">    if (dodgeRoll())</w:t>
+        <w:t xml:space="preserve">    if (</w:t>
+      </w:r>
+      <w:proofErr w:type="spellStart"/>
+      <w:r>
+        <w:t>dodgeRoll</w:t>
+      </w:r>
+      <w:proofErr w:type="spellEnd"/>
+      <w:r>
+        <w:t>())</w:t>
       </w:r>
       <w:r>
         <w:br/>
@@ -8431,7 +9237,23 @@
       </w:r>
       <w:r>
         <w:br/>
-        <w:t xml:space="preserve">        IO.println(getName() + " dodged the attack!");</w:t>
+        <w:t xml:space="preserve">        </w:t>
+      </w:r>
+      <w:proofErr w:type="spellStart"/>
+      <w:r>
+        <w:t>IO.println</w:t>
+      </w:r>
+      <w:proofErr w:type="spellEnd"/>
+      <w:r>
+        <w:t>(</w:t>
+      </w:r>
+      <w:proofErr w:type="spellStart"/>
+      <w:r>
+        <w:t>getName</w:t>
+      </w:r>
+      <w:proofErr w:type="spellEnd"/>
+      <w:r>
+        <w:t>() + " dodged the attack!");</w:t>
       </w:r>
       <w:r>
         <w:br/>
@@ -8446,25 +9268,113 @@
       </w:r>
       <w:r>
         <w:br/>
-        <w:t xml:space="preserve">    double damageTaken = Math.max(damage - getCurrentDefense(), 0);</w:t>
+        <w:t xml:space="preserve">    double </w:t>
+      </w:r>
+      <w:proofErr w:type="spellStart"/>
+      <w:r>
+        <w:t>damageTaken</w:t>
+      </w:r>
+      <w:proofErr w:type="spellEnd"/>
+      <w:r>
+        <w:t xml:space="preserve"> = </w:t>
+      </w:r>
+      <w:proofErr w:type="spellStart"/>
+      <w:r>
+        <w:t>Math.max</w:t>
+      </w:r>
+      <w:proofErr w:type="spellEnd"/>
+      <w:r>
+        <w:t xml:space="preserve">(damage - </w:t>
+      </w:r>
+      <w:proofErr w:type="spellStart"/>
+      <w:r>
+        <w:t>getCurrentDefense</w:t>
+      </w:r>
+      <w:proofErr w:type="spellEnd"/>
+      <w:r>
+        <w:t>(), 0);</w:t>
       </w:r>
       <w:r>
         <w:br/>
-        <w:t xml:space="preserve">    IO.println(getName() + " takes " + Math.round(damageTaken) + " damage!");</w:t>
+        <w:t xml:space="preserve">    </w:t>
+      </w:r>
+      <w:proofErr w:type="spellStart"/>
+      <w:r>
+        <w:t>IO.println</w:t>
+      </w:r>
+      <w:proofErr w:type="spellEnd"/>
+      <w:r>
+        <w:t>(</w:t>
+      </w:r>
+      <w:proofErr w:type="spellStart"/>
+      <w:r>
+        <w:t>getName</w:t>
+      </w:r>
+      <w:proofErr w:type="spellEnd"/>
+      <w:r>
+        <w:t xml:space="preserve">() + " takes " + </w:t>
+      </w:r>
+      <w:proofErr w:type="spellStart"/>
+      <w:r>
+        <w:t>Math.round</w:t>
+      </w:r>
+      <w:proofErr w:type="spellEnd"/>
+      <w:r>
+        <w:t>(</w:t>
+      </w:r>
+      <w:proofErr w:type="spellStart"/>
+      <w:r>
+        <w:t>damageTaken</w:t>
+      </w:r>
+      <w:proofErr w:type="spellEnd"/>
+      <w:r>
+        <w:t>) + " damage!");</w:t>
       </w:r>
       <w:r>
         <w:br/>
       </w:r>
       <w:r>
         <w:br/>
-        <w:t xml:space="preserve">    getEquippedArmour().reduceDurability(damageTaken);</w:t>
+        <w:t xml:space="preserve">    </w:t>
+      </w:r>
+      <w:proofErr w:type="spellStart"/>
+      <w:r>
+        <w:t>getEquippedArmour</w:t>
+      </w:r>
+      <w:proofErr w:type="spellEnd"/>
+      <w:r>
+        <w:t>().</w:t>
+      </w:r>
+      <w:proofErr w:type="spellStart"/>
+      <w:r>
+        <w:t>reduceDurability</w:t>
+      </w:r>
+      <w:proofErr w:type="spellEnd"/>
+      <w:r>
+        <w:t>(</w:t>
+      </w:r>
+      <w:proofErr w:type="spellStart"/>
+      <w:r>
+        <w:t>damageTaken</w:t>
+      </w:r>
+      <w:proofErr w:type="spellEnd"/>
+      <w:r>
+        <w:t>);</w:t>
       </w:r>
       <w:r>
         <w:br/>
       </w:r>
       <w:r>
         <w:br/>
-        <w:t xml:space="preserve">    health -= damageTaken;</w:t>
+        <w:t xml:space="preserve">    health -= </w:t>
+      </w:r>
+      <w:proofErr w:type="spellStart"/>
+      <w:r>
+        <w:t>damageTaken</w:t>
+      </w:r>
+      <w:proofErr w:type="spellEnd"/>
+      <w:r>
+        <w:t>;</w:t>
       </w:r>
       <w:r>
         <w:br/>
@@ -8480,11 +9390,35 @@
       </w:r>
       <w:r>
         <w:br/>
-        <w:t xml:space="preserve">        IO.println(getName() + " died!");</w:t>
+        <w:t xml:space="preserve">        </w:t>
+      </w:r>
+      <w:proofErr w:type="spellStart"/>
+      <w:r>
+        <w:t>IO.println</w:t>
+      </w:r>
+      <w:proofErr w:type="spellEnd"/>
+      <w:r>
+        <w:t>(</w:t>
+      </w:r>
+      <w:proofErr w:type="spellStart"/>
+      <w:r>
+        <w:t>getName</w:t>
+      </w:r>
+      <w:proofErr w:type="spellEnd"/>
+      <w:r>
+        <w:t>() + " died!");</w:t>
       </w:r>
       <w:r>
         <w:br/>
-        <w:t xml:space="preserve">        onDeath();</w:t>
+        <w:t xml:space="preserve">        </w:t>
+      </w:r>
+      <w:proofErr w:type="spellStart"/>
+      <w:r>
+        <w:t>onDeath</w:t>
+      </w:r>
+      <w:proofErr w:type="spellEnd"/>
+      <w:r>
+        <w:t>();</w:t>
       </w:r>
       <w:r>
         <w:br/>
@@ -8524,12 +9458,200 @@
         <w:fldChar w:fldCharType="end"/>
       </w:r>
       <w:r>
-        <w:t>: takeDamage method</w:t>
+        <w:t xml:space="preserve">: </w:t>
+      </w:r>
+      <w:proofErr w:type="spellStart"/>
+      <w:r>
+        <w:t>takeDamage</w:t>
+      </w:r>
+      <w:proofErr w:type="spellEnd"/>
+      <w:r>
+        <w:t xml:space="preserve"> method</w:t>
+      </w:r>
+    </w:p>
+    <w:p>
+      <w:pPr>
+        <w:pStyle w:val="Heading3"/>
+      </w:pPr>
+      <w:r>
+        <w:t>Defense</w:t>
       </w:r>
     </w:p>
     <w:p/>
     <w:p>
       <w:pPr>
+        <w:pStyle w:val="Pseoudocode"/>
+      </w:pPr>
+      <w:r>
+        <w:t>/**</w:t>
+      </w:r>
+      <w:r>
+        <w:br/>
+        <w:t xml:space="preserve"> * Puts the character in a defensive stance.</w:t>
+      </w:r>
+      <w:r>
+        <w:br/>
+        <w:t xml:space="preserve"> * While defending, the character gains additional </w:t>
+      </w:r>
+      <w:proofErr w:type="spellStart"/>
+      <w:r>
+        <w:t>defense</w:t>
+      </w:r>
+      <w:proofErr w:type="spellEnd"/>
+      <w:r>
+        <w:t xml:space="preserve"> from their shield.</w:t>
+      </w:r>
+      <w:r>
+        <w:br/>
+        <w:t xml:space="preserve"> */</w:t>
+      </w:r>
+      <w:r>
+        <w:br/>
+        <w:t>public void defend()</w:t>
+      </w:r>
+      <w:r>
+        <w:br/>
+      </w:r>
+      <w:r>
+        <w:lastRenderedPageBreak/>
+        <w:t>{</w:t>
+      </w:r>
+      <w:r>
+        <w:br/>
+        <w:t xml:space="preserve">    </w:t>
+      </w:r>
+      <w:proofErr w:type="spellStart"/>
+      <w:r>
+        <w:t>IO.println</w:t>
+      </w:r>
+      <w:proofErr w:type="spellEnd"/>
+      <w:r>
+        <w:t>(</w:t>
+      </w:r>
+      <w:proofErr w:type="spellStart"/>
+      <w:r>
+        <w:t>getName</w:t>
+      </w:r>
+      <w:proofErr w:type="spellEnd"/>
+      <w:r>
+        <w:t xml:space="preserve">() + " is defending for " + </w:t>
+      </w:r>
+      <w:proofErr w:type="spellStart"/>
+      <w:r>
+        <w:t>equippedShield.getDefense</w:t>
+      </w:r>
+      <w:proofErr w:type="spellEnd"/>
+      <w:r>
+        <w:t xml:space="preserve">() + " extra </w:t>
+      </w:r>
+      <w:proofErr w:type="spellStart"/>
+      <w:r>
+        <w:t>defense</w:t>
+      </w:r>
+      <w:proofErr w:type="spellEnd"/>
+      <w:r>
+        <w:t>!");</w:t>
+      </w:r>
+      <w:r>
+        <w:br/>
+        <w:t xml:space="preserve">    </w:t>
+      </w:r>
+      <w:proofErr w:type="spellStart"/>
+      <w:r>
+        <w:t>isDefending</w:t>
+      </w:r>
+      <w:proofErr w:type="spellEnd"/>
+      <w:r>
+        <w:t xml:space="preserve"> = true;</w:t>
+      </w:r>
+      <w:r>
+        <w:br/>
+        <w:t xml:space="preserve">    </w:t>
+      </w:r>
+      <w:r>
+        <w:br/>
+        <w:t xml:space="preserve">    // Grant PP to players when defending</w:t>
+      </w:r>
+      <w:r>
+        <w:br/>
+        <w:t xml:space="preserve">    if (this </w:t>
+      </w:r>
+      <w:proofErr w:type="spellStart"/>
+      <w:r>
+        <w:t>instanceof</w:t>
+      </w:r>
+      <w:proofErr w:type="spellEnd"/>
+      <w:r>
+        <w:t xml:space="preserve"> Player player)</w:t>
+      </w:r>
+      <w:r>
+        <w:br/>
+        <w:t xml:space="preserve">    {</w:t>
+      </w:r>
+      <w:r>
+        <w:br/>
+        <w:t xml:space="preserve">        </w:t>
+      </w:r>
+      <w:proofErr w:type="spellStart"/>
+      <w:r>
+        <w:t>player.gainPP</w:t>
+      </w:r>
+      <w:proofErr w:type="spellEnd"/>
+      <w:r>
+        <w:t>(</w:t>
+      </w:r>
+      <w:proofErr w:type="spellStart"/>
+      <w:r>
+        <w:t>equippedShield.getPpGain</w:t>
+      </w:r>
+      <w:proofErr w:type="spellEnd"/>
+      <w:r>
+        <w:t>());</w:t>
+      </w:r>
+      <w:r>
+        <w:br/>
+        <w:t xml:space="preserve">    }</w:t>
+      </w:r>
+      <w:r>
+        <w:br/>
+        <w:t>}</w:t>
+      </w:r>
+    </w:p>
+    <w:p>
+      <w:pPr>
+        <w:pStyle w:val="Caption"/>
+        <w:rPr>
+          <w:lang w:val="en-AT"/>
+        </w:rPr>
+      </w:pPr>
+      <w:r>
+        <w:t xml:space="preserve">Figure </w:t>
+      </w:r>
+      <w:r>
+        <w:fldChar w:fldCharType="begin"/>
+      </w:r>
+      <w:r>
+        <w:instrText xml:space="preserve"> SEQ Figure \* ARABIC </w:instrText>
+      </w:r>
+      <w:r>
+        <w:fldChar w:fldCharType="separate"/>
+      </w:r>
+      <w:r>
+        <w:rPr>
+          <w:noProof/>
+        </w:rPr>
+        <w:t>25</w:t>
+      </w:r>
+      <w:r>
+        <w:fldChar w:fldCharType="end"/>
+      </w:r>
+      <w:r>
+        <w:t>: defend Method</w:t>
+      </w:r>
+    </w:p>
+    <w:p/>
+    <w:p>
+      <w:pPr>
         <w:pStyle w:val="Heading2"/>
       </w:pPr>
       <w:bookmarkStart w:id="17" w:name="_Toc214802875"/>
@@ -8555,71 +9677,75 @@
         <w:pStyle w:val="Heading1"/>
       </w:pPr>
       <w:bookmarkStart w:id="19" w:name="_Toc214802877"/>
+      <w:proofErr w:type="spellStart"/>
+      <w:r>
+        <w:t>GameManager</w:t>
+      </w:r>
+      <w:bookmarkEnd w:id="19"/>
+      <w:proofErr w:type="spellEnd"/>
+    </w:p>
+    <w:p>
+      <w:pPr>
+        <w:pStyle w:val="Heading1"/>
+      </w:pPr>
+      <w:bookmarkStart w:id="20" w:name="_Toc214802878"/>
+      <w:r>
+        <w:t>Inventory</w:t>
+      </w:r>
+      <w:bookmarkEnd w:id="20"/>
+    </w:p>
+    <w:p>
+      <w:pPr>
+        <w:pStyle w:val="Heading1"/>
+      </w:pPr>
+      <w:bookmarkStart w:id="21" w:name="_Toc214802879"/>
+      <w:r>
+        <w:t>Items</w:t>
+      </w:r>
+      <w:bookmarkEnd w:id="21"/>
+    </w:p>
+    <w:p>
+      <w:pPr>
+        <w:pStyle w:val="Heading2"/>
+      </w:pPr>
+      <w:bookmarkStart w:id="22" w:name="_Toc214802880"/>
+      <w:r>
+        <w:t>Weapons</w:t>
+      </w:r>
+      <w:bookmarkEnd w:id="22"/>
+    </w:p>
+    <w:p/>
+    <w:p>
+      <w:pPr>
+        <w:pStyle w:val="Heading2"/>
+      </w:pPr>
+      <w:bookmarkStart w:id="23" w:name="_Toc214802881"/>
+      <w:r>
+        <w:t>Shields</w:t>
+      </w:r>
+      <w:bookmarkEnd w:id="23"/>
+    </w:p>
+    <w:p/>
+    <w:p>
+      <w:pPr>
+        <w:pStyle w:val="Heading2"/>
+      </w:pPr>
+      <w:bookmarkStart w:id="24" w:name="_Toc214802882"/>
+      <w:proofErr w:type="spellStart"/>
+      <w:r>
+        <w:t>Armours</w:t>
+      </w:r>
+      <w:bookmarkEnd w:id="24"/>
+      <w:proofErr w:type="spellEnd"/>
+    </w:p>
+    <w:p/>
+    <w:p>
+      <w:pPr>
+        <w:pStyle w:val="Heading2"/>
+      </w:pPr>
+      <w:bookmarkStart w:id="25" w:name="_Toc214802883"/>
       <w:r>
         <w:lastRenderedPageBreak/>
-        <w:t>GameManager</w:t>
-      </w:r>
-      <w:bookmarkEnd w:id="19"/>
-    </w:p>
-    <w:p>
-      <w:pPr>
-        <w:pStyle w:val="Heading1"/>
-      </w:pPr>
-      <w:bookmarkStart w:id="20" w:name="_Toc214802878"/>
-      <w:r>
-        <w:t>Inventory</w:t>
-      </w:r>
-      <w:bookmarkEnd w:id="20"/>
-    </w:p>
-    <w:p>
-      <w:pPr>
-        <w:pStyle w:val="Heading1"/>
-      </w:pPr>
-      <w:bookmarkStart w:id="21" w:name="_Toc214802879"/>
-      <w:r>
-        <w:t>Items</w:t>
-      </w:r>
-      <w:bookmarkEnd w:id="21"/>
-    </w:p>
-    <w:p>
-      <w:pPr>
-        <w:pStyle w:val="Heading2"/>
-      </w:pPr>
-      <w:bookmarkStart w:id="22" w:name="_Toc214802880"/>
-      <w:r>
-        <w:t>Weapons</w:t>
-      </w:r>
-      <w:bookmarkEnd w:id="22"/>
-    </w:p>
-    <w:p/>
-    <w:p>
-      <w:pPr>
-        <w:pStyle w:val="Heading2"/>
-      </w:pPr>
-      <w:bookmarkStart w:id="23" w:name="_Toc214802881"/>
-      <w:r>
-        <w:t>Shields</w:t>
-      </w:r>
-      <w:bookmarkEnd w:id="23"/>
-    </w:p>
-    <w:p/>
-    <w:p>
-      <w:pPr>
-        <w:pStyle w:val="Heading2"/>
-      </w:pPr>
-      <w:bookmarkStart w:id="24" w:name="_Toc214802882"/>
-      <w:r>
-        <w:t>Armours</w:t>
-      </w:r>
-      <w:bookmarkEnd w:id="24"/>
-    </w:p>
-    <w:p/>
-    <w:p>
-      <w:pPr>
-        <w:pStyle w:val="Heading2"/>
-      </w:pPr>
-      <w:bookmarkStart w:id="25" w:name="_Toc214802883"/>
-      <w:r>
         <w:t>Healing Items</w:t>
       </w:r>
       <w:bookmarkEnd w:id="25"/>

--- a/Modules/Semester_1/Modern Code/Aufgaben/03_Methods_and_Combat/Protocol.docx
+++ b/Modules/Semester_1/Modern Code/Aufgaben/03_Methods_and_Combat/Protocol.docx
@@ -258,6 +258,7 @@
                                 <w:r>
                                   <w:tab/>
                                 </w:r>
+                                <w:proofErr w:type="gramStart"/>
                                 <w:r>
                                   <w:t>25</w:t>
                                 </w:r>
@@ -267,6 +268,7 @@
                                 <w:r>
                                   <w:t>XX</w:t>
                                 </w:r>
+                                <w:proofErr w:type="gramEnd"/>
                                 <w:r>
                                   <w:t>:</w:t>
                                 </w:r>
@@ -375,6 +377,7 @@
                           <w:r>
                             <w:tab/>
                           </w:r>
+                          <w:proofErr w:type="gramStart"/>
                           <w:r>
                             <w:t>25</w:t>
                           </w:r>
@@ -384,6 +387,7 @@
                           <w:r>
                             <w:t>XX</w:t>
                           </w:r>
+                          <w:proofErr w:type="gramEnd"/>
                           <w:r>
                             <w:t>:</w:t>
                           </w:r>
@@ -2600,7 +2604,21 @@
         <w:rPr>
           <w:lang w:val="en-US"/>
         </w:rPr>
-        <w:t xml:space="preserve">_/ __ \\  \/  // ___\|  |/ __ | |  |  |  \/     \ </w:t>
+        <w:t>_/ __ \</w:t>
+      </w:r>
+      <w:proofErr w:type="gramStart"/>
+      <w:r>
+        <w:rPr>
+          <w:lang w:val="en-US"/>
+        </w:rPr>
+        <w:t>\  \/  /</w:t>
+      </w:r>
+      <w:proofErr w:type="gramEnd"/>
+      <w:r>
+        <w:rPr>
+          <w:lang w:val="en-US"/>
+        </w:rPr>
+        <w:t xml:space="preserve">/ ___\|  |/ __ | |  |  |  \/     \ </w:t>
       </w:r>
     </w:p>
     <w:p>
@@ -2611,13 +2629,78 @@
           <w:lang w:val="en-US"/>
         </w:rPr>
       </w:pPr>
-      <w:r>
-        <w:rPr>
-          <w:lang w:val="en-US"/>
-        </w:rPr>
-        <w:t xml:space="preserve">\  ___/ &gt;    &lt;\  \___|  / /_/ | |  |  |  /  Y </w:t>
-      </w:r>
-      <w:proofErr w:type="spellStart"/>
+      <w:proofErr w:type="gramStart"/>
+      <w:r>
+        <w:rPr>
+          <w:lang w:val="en-US"/>
+        </w:rPr>
+        <w:t>\  _</w:t>
+      </w:r>
+      <w:proofErr w:type="gramEnd"/>
+      <w:r>
+        <w:rPr>
+          <w:lang w:val="en-US"/>
+        </w:rPr>
+        <w:t>__/ &gt;    &lt;</w:t>
+      </w:r>
+      <w:proofErr w:type="gramStart"/>
+      <w:r>
+        <w:rPr>
+          <w:lang w:val="en-US"/>
+        </w:rPr>
+        <w:t>\  \</w:t>
+      </w:r>
+      <w:proofErr w:type="gramEnd"/>
+      <w:r>
+        <w:rPr>
+          <w:lang w:val="en-US"/>
+        </w:rPr>
+        <w:t>___</w:t>
+      </w:r>
+      <w:proofErr w:type="gramStart"/>
+      <w:r>
+        <w:rPr>
+          <w:lang w:val="en-US"/>
+        </w:rPr>
+        <w:t>|  /</w:t>
+      </w:r>
+      <w:proofErr w:type="gramEnd"/>
+      <w:r>
+        <w:rPr>
+          <w:lang w:val="en-US"/>
+        </w:rPr>
+        <w:t xml:space="preserve"> /_/ | </w:t>
+      </w:r>
+      <w:proofErr w:type="gramStart"/>
+      <w:r>
+        <w:rPr>
+          <w:lang w:val="en-US"/>
+        </w:rPr>
+        <w:t>|  |</w:t>
+      </w:r>
+      <w:proofErr w:type="gramEnd"/>
+      <w:r>
+        <w:rPr>
+          <w:lang w:val="en-US"/>
+        </w:rPr>
+        <w:t xml:space="preserve">  </w:t>
+      </w:r>
+      <w:proofErr w:type="gramStart"/>
+      <w:r>
+        <w:rPr>
+          <w:lang w:val="en-US"/>
+        </w:rPr>
+        <w:t>|  /</w:t>
+      </w:r>
+      <w:proofErr w:type="gramEnd"/>
+      <w:r>
+        <w:rPr>
+          <w:lang w:val="en-US"/>
+        </w:rPr>
+        <w:t xml:space="preserve">  Y </w:t>
+      </w:r>
+      <w:proofErr w:type="spellStart"/>
+      <w:proofErr w:type="gramStart"/>
       <w:r>
         <w:rPr>
           <w:lang w:val="en-US"/>
@@ -2631,6 +2714,7 @@
         </w:rPr>
         <w:t xml:space="preserve">  \</w:t>
       </w:r>
+      <w:proofErr w:type="gramEnd"/>
     </w:p>
     <w:p>
       <w:pPr>
@@ -2792,7 +2876,21 @@
         <w:rPr>
           <w:lang w:val="en-US"/>
         </w:rPr>
-        <w:t xml:space="preserve">_/ __ \\  \/  // ___\|  |/ __ | |  |  |  \/     \ </w:t>
+        <w:t>_/ __ \</w:t>
+      </w:r>
+      <w:proofErr w:type="gramStart"/>
+      <w:r>
+        <w:rPr>
+          <w:lang w:val="en-US"/>
+        </w:rPr>
+        <w:t>\  \/  /</w:t>
+      </w:r>
+      <w:proofErr w:type="gramEnd"/>
+      <w:r>
+        <w:rPr>
+          <w:lang w:val="en-US"/>
+        </w:rPr>
+        <w:t xml:space="preserve">/ ___\|  |/ __ | |  |  |  \/     \ </w:t>
       </w:r>
     </w:p>
     <w:p>
@@ -2804,13 +2902,78 @@
           <w:lang w:val="en-US"/>
         </w:rPr>
       </w:pPr>
-      <w:r>
-        <w:rPr>
-          <w:lang w:val="en-US"/>
-        </w:rPr>
-        <w:t xml:space="preserve">\  ___/ &gt;    &lt;\  \___|  / /_/ | |  |  |  /  Y </w:t>
-      </w:r>
-      <w:proofErr w:type="spellStart"/>
+      <w:proofErr w:type="gramStart"/>
+      <w:r>
+        <w:rPr>
+          <w:lang w:val="en-US"/>
+        </w:rPr>
+        <w:t>\  _</w:t>
+      </w:r>
+      <w:proofErr w:type="gramEnd"/>
+      <w:r>
+        <w:rPr>
+          <w:lang w:val="en-US"/>
+        </w:rPr>
+        <w:t>__/ &gt;    &lt;</w:t>
+      </w:r>
+      <w:proofErr w:type="gramStart"/>
+      <w:r>
+        <w:rPr>
+          <w:lang w:val="en-US"/>
+        </w:rPr>
+        <w:t>\  \</w:t>
+      </w:r>
+      <w:proofErr w:type="gramEnd"/>
+      <w:r>
+        <w:rPr>
+          <w:lang w:val="en-US"/>
+        </w:rPr>
+        <w:t>___</w:t>
+      </w:r>
+      <w:proofErr w:type="gramStart"/>
+      <w:r>
+        <w:rPr>
+          <w:lang w:val="en-US"/>
+        </w:rPr>
+        <w:t>|  /</w:t>
+      </w:r>
+      <w:proofErr w:type="gramEnd"/>
+      <w:r>
+        <w:rPr>
+          <w:lang w:val="en-US"/>
+        </w:rPr>
+        <w:t xml:space="preserve"> /_/ | </w:t>
+      </w:r>
+      <w:proofErr w:type="gramStart"/>
+      <w:r>
+        <w:rPr>
+          <w:lang w:val="en-US"/>
+        </w:rPr>
+        <w:t>|  |</w:t>
+      </w:r>
+      <w:proofErr w:type="gramEnd"/>
+      <w:r>
+        <w:rPr>
+          <w:lang w:val="en-US"/>
+        </w:rPr>
+        <w:t xml:space="preserve">  </w:t>
+      </w:r>
+      <w:proofErr w:type="gramStart"/>
+      <w:r>
+        <w:rPr>
+          <w:lang w:val="en-US"/>
+        </w:rPr>
+        <w:t>|  /</w:t>
+      </w:r>
+      <w:proofErr w:type="gramEnd"/>
+      <w:r>
+        <w:rPr>
+          <w:lang w:val="en-US"/>
+        </w:rPr>
+        <w:t xml:space="preserve">  Y </w:t>
+      </w:r>
+      <w:proofErr w:type="spellStart"/>
+      <w:proofErr w:type="gramStart"/>
       <w:r>
         <w:rPr>
           <w:lang w:val="en-US"/>
@@ -2824,6 +2987,7 @@
         </w:rPr>
         <w:t xml:space="preserve">  \</w:t>
       </w:r>
+      <w:proofErr w:type="gramEnd"/>
     </w:p>
     <w:p>
       <w:pPr>
@@ -3314,28 +3478,49 @@
         <w:rPr>
           <w:lang w:val="en-US"/>
         </w:rPr>
-        <w:t xml:space="preserve">Health: </w:t>
+        <w:t>Health</w:t>
+      </w:r>
+      <w:proofErr w:type="gramStart"/>
+      <w:r>
+        <w:rPr>
+          <w:lang w:val="en-US"/>
+        </w:rPr>
+        <w:t xml:space="preserve">: </w:t>
       </w:r>
       <w:r>
         <w:rPr>
           <w:lang w:val="en-US"/>
         </w:rPr>
         <w:tab/>
-        <w:t>182.0 / 182.0</w:t>
-      </w:r>
-    </w:p>
-    <w:p>
-      <w:pPr>
-        <w:pStyle w:val="Pseoudocode"/>
-        <w:rPr>
-          <w:lang w:val="en-US"/>
-        </w:rPr>
-      </w:pPr>
-      <w:r>
-        <w:rPr>
-          <w:lang w:val="en-US"/>
-        </w:rPr>
-        <w:t xml:space="preserve">Strength: </w:t>
+        <w:t>182.0</w:t>
+      </w:r>
+      <w:proofErr w:type="gramEnd"/>
+      <w:r>
+        <w:rPr>
+          <w:lang w:val="en-US"/>
+        </w:rPr>
+        <w:t xml:space="preserve"> / 182.0</w:t>
+      </w:r>
+    </w:p>
+    <w:p>
+      <w:pPr>
+        <w:pStyle w:val="Pseoudocode"/>
+        <w:rPr>
+          <w:lang w:val="en-US"/>
+        </w:rPr>
+      </w:pPr>
+      <w:r>
+        <w:rPr>
+          <w:lang w:val="en-US"/>
+        </w:rPr>
+        <w:t>Strength</w:t>
+      </w:r>
+      <w:proofErr w:type="gramStart"/>
+      <w:r>
+        <w:rPr>
+          <w:lang w:val="en-US"/>
+        </w:rPr>
+        <w:t xml:space="preserve">: </w:t>
       </w:r>
       <w:r>
         <w:rPr>
@@ -3344,19 +3529,27 @@
         <w:tab/>
         <w:t>5</w:t>
       </w:r>
-    </w:p>
-    <w:p>
-      <w:pPr>
-        <w:pStyle w:val="Pseoudocode"/>
-        <w:rPr>
-          <w:lang w:val="en-US"/>
-        </w:rPr>
-      </w:pPr>
-      <w:r>
-        <w:rPr>
-          <w:lang w:val="en-US"/>
-        </w:rPr>
-        <w:t xml:space="preserve">Dexterity: </w:t>
+      <w:proofErr w:type="gramEnd"/>
+    </w:p>
+    <w:p>
+      <w:pPr>
+        <w:pStyle w:val="Pseoudocode"/>
+        <w:rPr>
+          <w:lang w:val="en-US"/>
+        </w:rPr>
+      </w:pPr>
+      <w:r>
+        <w:rPr>
+          <w:lang w:val="en-US"/>
+        </w:rPr>
+        <w:t>Dexterity</w:t>
+      </w:r>
+      <w:proofErr w:type="gramStart"/>
+      <w:r>
+        <w:rPr>
+          <w:lang w:val="en-US"/>
+        </w:rPr>
+        <w:t xml:space="preserve">: </w:t>
       </w:r>
       <w:r>
         <w:rPr>
@@ -3365,19 +3558,27 @@
         <w:tab/>
         <w:t>2</w:t>
       </w:r>
-    </w:p>
-    <w:p>
-      <w:pPr>
-        <w:pStyle w:val="Pseoudocode"/>
-        <w:rPr>
-          <w:lang w:val="en-US"/>
-        </w:rPr>
-      </w:pPr>
-      <w:r>
-        <w:rPr>
-          <w:lang w:val="en-US"/>
-        </w:rPr>
-        <w:t xml:space="preserve">Intelligence: </w:t>
+      <w:proofErr w:type="gramEnd"/>
+    </w:p>
+    <w:p>
+      <w:pPr>
+        <w:pStyle w:val="Pseoudocode"/>
+        <w:rPr>
+          <w:lang w:val="en-US"/>
+        </w:rPr>
+      </w:pPr>
+      <w:r>
+        <w:rPr>
+          <w:lang w:val="en-US"/>
+        </w:rPr>
+        <w:t>Intelligence</w:t>
+      </w:r>
+      <w:proofErr w:type="gramStart"/>
+      <w:r>
+        <w:rPr>
+          <w:lang w:val="en-US"/>
+        </w:rPr>
+        <w:t xml:space="preserve">: </w:t>
       </w:r>
       <w:r>
         <w:rPr>
@@ -3386,19 +3587,27 @@
         <w:tab/>
         <w:t>1</w:t>
       </w:r>
-    </w:p>
-    <w:p>
-      <w:pPr>
-        <w:pStyle w:val="Pseoudocode"/>
-        <w:rPr>
-          <w:lang w:val="en-US"/>
-        </w:rPr>
-      </w:pPr>
-      <w:r>
-        <w:rPr>
-          <w:lang w:val="en-US"/>
-        </w:rPr>
-        <w:t xml:space="preserve">Status: </w:t>
+      <w:proofErr w:type="gramEnd"/>
+    </w:p>
+    <w:p>
+      <w:pPr>
+        <w:pStyle w:val="Pseoudocode"/>
+        <w:rPr>
+          <w:lang w:val="en-US"/>
+        </w:rPr>
+      </w:pPr>
+      <w:r>
+        <w:rPr>
+          <w:lang w:val="en-US"/>
+        </w:rPr>
+        <w:t>Status</w:t>
+      </w:r>
+      <w:proofErr w:type="gramStart"/>
+      <w:r>
+        <w:rPr>
+          <w:lang w:val="en-US"/>
+        </w:rPr>
+        <w:t xml:space="preserve">: </w:t>
       </w:r>
       <w:r>
         <w:rPr>
@@ -3407,6 +3616,7 @@
         <w:tab/>
         <w:t>ALIVE</w:t>
       </w:r>
+      <w:proofErr w:type="gramEnd"/>
     </w:p>
     <w:p>
       <w:pPr>
@@ -3449,28 +3659,14 @@
         <w:rPr>
           <w:lang w:val="en-US"/>
         </w:rPr>
-        <w:t xml:space="preserve">Weapon: </w:t>
-      </w:r>
-      <w:r>
-        <w:rPr>
-          <w:lang w:val="en-US"/>
-        </w:rPr>
-        <w:tab/>
-        <w:t>Fists +14.0 P DMG +16.0</w:t>
-      </w:r>
-    </w:p>
-    <w:p>
-      <w:pPr>
-        <w:pStyle w:val="Pseoudocode"/>
-        <w:rPr>
-          <w:lang w:val="en-US"/>
-        </w:rPr>
-      </w:pPr>
-      <w:r>
-        <w:rPr>
-          <w:lang w:val="en-US"/>
-        </w:rPr>
-        <w:t>Name:</w:t>
+        <w:t>Weapon</w:t>
+      </w:r>
+      <w:proofErr w:type="gramStart"/>
+      <w:r>
+        <w:rPr>
+          <w:lang w:val="en-US"/>
+        </w:rPr>
+        <w:t xml:space="preserve">: </w:t>
       </w:r>
       <w:r>
         <w:rPr>
@@ -3479,6 +3675,34 @@
         <w:tab/>
         <w:t>Fists</w:t>
       </w:r>
+      <w:proofErr w:type="gramEnd"/>
+      <w:r>
+        <w:rPr>
+          <w:lang w:val="en-US"/>
+        </w:rPr>
+        <w:t xml:space="preserve"> +14.0 P DMG +16.0</w:t>
+      </w:r>
+    </w:p>
+    <w:p>
+      <w:pPr>
+        <w:pStyle w:val="Pseoudocode"/>
+        <w:rPr>
+          <w:lang w:val="en-US"/>
+        </w:rPr>
+      </w:pPr>
+      <w:r>
+        <w:rPr>
+          <w:lang w:val="en-US"/>
+        </w:rPr>
+        <w:t>Name:</w:t>
+      </w:r>
+      <w:r>
+        <w:rPr>
+          <w:lang w:val="en-US"/>
+        </w:rPr>
+        <w:tab/>
+        <w:t>Fists</w:t>
+      </w:r>
     </w:p>
     <w:p>
       <w:pPr>
@@ -3572,11 +3796,19 @@
           <w:lang w:val="en-US"/>
         </w:rPr>
       </w:pPr>
-      <w:r>
-        <w:rPr>
-          <w:lang w:val="en-US"/>
-        </w:rPr>
-        <w:t>Is Magic:</w:t>
+      <w:proofErr w:type="gramStart"/>
+      <w:r>
+        <w:rPr>
+          <w:lang w:val="en-US"/>
+        </w:rPr>
+        <w:t>Is Magic</w:t>
+      </w:r>
+      <w:proofErr w:type="gramEnd"/>
+      <w:r>
+        <w:rPr>
+          <w:lang w:val="en-US"/>
+        </w:rPr>
+        <w:t>:</w:t>
       </w:r>
       <w:r>
         <w:rPr>
@@ -3632,28 +3864,14 @@
         <w:rPr>
           <w:lang w:val="en-US"/>
         </w:rPr>
-        <w:t xml:space="preserve">Armor: </w:t>
-      </w:r>
-      <w:r>
-        <w:rPr>
-          <w:lang w:val="en-US"/>
-        </w:rPr>
-        <w:tab/>
-        <w:t>Clothes +7.0 DEF (PRISTINE)</w:t>
-      </w:r>
-    </w:p>
-    <w:p>
-      <w:pPr>
-        <w:pStyle w:val="Pseoudocode"/>
-        <w:rPr>
-          <w:lang w:val="en-US"/>
-        </w:rPr>
-      </w:pPr>
-      <w:r>
-        <w:rPr>
-          <w:lang w:val="en-US"/>
-        </w:rPr>
-        <w:t>Name:</w:t>
+        <w:t>Armor</w:t>
+      </w:r>
+      <w:proofErr w:type="gramStart"/>
+      <w:r>
+        <w:rPr>
+          <w:lang w:val="en-US"/>
+        </w:rPr>
+        <w:t xml:space="preserve">: </w:t>
       </w:r>
       <w:r>
         <w:rPr>
@@ -3662,6 +3880,34 @@
         <w:tab/>
         <w:t>Clothes</w:t>
       </w:r>
+      <w:proofErr w:type="gramEnd"/>
+      <w:r>
+        <w:rPr>
+          <w:lang w:val="en-US"/>
+        </w:rPr>
+        <w:t xml:space="preserve"> +7.0 DEF (PRISTINE)</w:t>
+      </w:r>
+    </w:p>
+    <w:p>
+      <w:pPr>
+        <w:pStyle w:val="Pseoudocode"/>
+        <w:rPr>
+          <w:lang w:val="en-US"/>
+        </w:rPr>
+      </w:pPr>
+      <w:r>
+        <w:rPr>
+          <w:lang w:val="en-US"/>
+        </w:rPr>
+        <w:t>Name:</w:t>
+      </w:r>
+      <w:r>
+        <w:rPr>
+          <w:lang w:val="en-US"/>
+        </w:rPr>
+        <w:tab/>
+        <w:t>Clothes</w:t>
+      </w:r>
     </w:p>
     <w:p>
       <w:pPr>
@@ -3800,28 +4046,14 @@
         <w:rPr>
           <w:lang w:val="en-US"/>
         </w:rPr>
-        <w:t xml:space="preserve">Shield: </w:t>
-      </w:r>
-      <w:r>
-        <w:rPr>
-          <w:lang w:val="en-US"/>
-        </w:rPr>
-        <w:tab/>
-        <w:t>Fists +4.0 DEF</w:t>
-      </w:r>
-    </w:p>
-    <w:p>
-      <w:pPr>
-        <w:pStyle w:val="Pseoudocode"/>
-        <w:rPr>
-          <w:lang w:val="en-US"/>
-        </w:rPr>
-      </w:pPr>
-      <w:r>
-        <w:rPr>
-          <w:lang w:val="en-US"/>
-        </w:rPr>
-        <w:t>Name:</w:t>
+        <w:t>Shield</w:t>
+      </w:r>
+      <w:proofErr w:type="gramStart"/>
+      <w:r>
+        <w:rPr>
+          <w:lang w:val="en-US"/>
+        </w:rPr>
+        <w:t xml:space="preserve">: </w:t>
       </w:r>
       <w:r>
         <w:rPr>
@@ -3830,6 +4062,34 @@
         <w:tab/>
         <w:t>Fists</w:t>
       </w:r>
+      <w:proofErr w:type="gramEnd"/>
+      <w:r>
+        <w:rPr>
+          <w:lang w:val="en-US"/>
+        </w:rPr>
+        <w:t xml:space="preserve"> +4.0 DEF</w:t>
+      </w:r>
+    </w:p>
+    <w:p>
+      <w:pPr>
+        <w:pStyle w:val="Pseoudocode"/>
+        <w:rPr>
+          <w:lang w:val="en-US"/>
+        </w:rPr>
+      </w:pPr>
+      <w:r>
+        <w:rPr>
+          <w:lang w:val="en-US"/>
+        </w:rPr>
+        <w:t>Name:</w:t>
+      </w:r>
+      <w:r>
+        <w:rPr>
+          <w:lang w:val="en-US"/>
+        </w:rPr>
+        <w:tab/>
+        <w:t>Fists</w:t>
+      </w:r>
     </w:p>
     <w:p>
       <w:pPr>
@@ -4129,7 +4389,21 @@
         <w:rPr>
           <w:lang w:val="en-US"/>
         </w:rPr>
-        <w:t>Choose a stat to increase: (1=EASY, 2=MEDIUM, 3=HARD)</w:t>
+        <w:t xml:space="preserve">Choose a </w:t>
+      </w:r>
+      <w:proofErr w:type="gramStart"/>
+      <w:r>
+        <w:rPr>
+          <w:lang w:val="en-US"/>
+        </w:rPr>
+        <w:t>stat</w:t>
+      </w:r>
+      <w:proofErr w:type="gramEnd"/>
+      <w:r>
+        <w:rPr>
+          <w:lang w:val="en-US"/>
+        </w:rPr>
+        <w:t xml:space="preserve"> to increase: (1=EASY, 2=MEDIUM, 3=HARD)</w:t>
       </w:r>
     </w:p>
     <w:p>
@@ -4224,7 +4498,21 @@
         <w:rPr>
           <w:lang w:val="en-US"/>
         </w:rPr>
-        <w:t xml:space="preserve">  ____        _   _   _         _____ _             _   </w:t>
+        <w:t xml:space="preserve">  ____        _ </w:t>
+      </w:r>
+      <w:proofErr w:type="gramStart"/>
+      <w:r>
+        <w:rPr>
+          <w:lang w:val="en-US"/>
+        </w:rPr>
+        <w:t xml:space="preserve">  _   _         _</w:t>
+      </w:r>
+      <w:proofErr w:type="gramEnd"/>
+      <w:r>
+        <w:rPr>
+          <w:lang w:val="en-US"/>
+        </w:rPr>
+        <w:t xml:space="preserve">____ _             _   </w:t>
       </w:r>
     </w:p>
     <w:p>
@@ -4478,7 +4766,21 @@
         <w:rPr>
           <w:lang w:val="en-US"/>
         </w:rPr>
-        <w:t xml:space="preserve">| (ALIVE)                              |   </w:t>
+        <w:t>| (</w:t>
+      </w:r>
+      <w:proofErr w:type="gramStart"/>
+      <w:r>
+        <w:rPr>
+          <w:lang w:val="en-US"/>
+        </w:rPr>
+        <w:t xml:space="preserve">ALIVE)   </w:t>
+      </w:r>
+      <w:proofErr w:type="gramEnd"/>
+      <w:r>
+        <w:rPr>
+          <w:lang w:val="en-US"/>
+        </w:rPr>
+        <w:t xml:space="preserve">                           |   </w:t>
       </w:r>
     </w:p>
     <w:p>
@@ -4604,7 +4906,21 @@
         <w:rPr>
           <w:lang w:val="en-US"/>
         </w:rPr>
-        <w:t>| (ALIVE)                              |</w:t>
+        <w:t>| (</w:t>
+      </w:r>
+      <w:proofErr w:type="gramStart"/>
+      <w:r>
+        <w:rPr>
+          <w:lang w:val="en-US"/>
+        </w:rPr>
+        <w:t xml:space="preserve">ALIVE)   </w:t>
+      </w:r>
+      <w:proofErr w:type="gramEnd"/>
+      <w:r>
+        <w:rPr>
+          <w:lang w:val="en-US"/>
+        </w:rPr>
+        <w:t xml:space="preserve">                           |</w:t>
       </w:r>
     </w:p>
     <w:p>
@@ -5296,7 +5612,15 @@
     </w:p>
     <w:p>
       <w:r>
-        <w:t>After the action pass, there’s an additional pass that just lowers the shield of every currently defending character.</w:t>
+        <w:t xml:space="preserve">After the action </w:t>
+      </w:r>
+      <w:proofErr w:type="gramStart"/>
+      <w:r>
+        <w:t>pass</w:t>
+      </w:r>
+      <w:proofErr w:type="gramEnd"/>
+      <w:r>
+        <w:t>, there’s an additional pass that just lowers the shield of every currently defending character.</w:t>
       </w:r>
     </w:p>
     <w:p>
@@ -5539,7 +5863,21 @@
         <w:rPr>
           <w:lang w:val="en-US"/>
         </w:rPr>
-        <w:t>Abyssal Marauder takes 14 damage!</w:t>
+        <w:t xml:space="preserve">Abyssal Marauder takes 14 </w:t>
+      </w:r>
+      <w:proofErr w:type="gramStart"/>
+      <w:r>
+        <w:rPr>
+          <w:lang w:val="en-US"/>
+        </w:rPr>
+        <w:t>damage</w:t>
+      </w:r>
+      <w:proofErr w:type="gramEnd"/>
+      <w:r>
+        <w:rPr>
+          <w:lang w:val="en-US"/>
+        </w:rPr>
+        <w:t>!</w:t>
       </w:r>
     </w:p>
     <w:p>
@@ -5573,7 +5911,15 @@
     </w:p>
     <w:p>
       <w:r>
-        <w:t>Our PP attack did 14 damage.</w:t>
+        <w:t xml:space="preserve">Our PP attack did 14 </w:t>
+      </w:r>
+      <w:proofErr w:type="gramStart"/>
+      <w:r>
+        <w:t>damage</w:t>
+      </w:r>
+      <w:proofErr w:type="gramEnd"/>
+      <w:r>
+        <w:t>.</w:t>
       </w:r>
       <w:r>
         <w:t xml:space="preserve"> </w:t>
@@ -5691,7 +6037,21 @@
         <w:rPr>
           <w:lang w:val="en-US"/>
         </w:rPr>
-        <w:t xml:space="preserve">| (CRITICALLY_HURT)                    |   </w:t>
+        <w:t>| (CRITICALLY_</w:t>
+      </w:r>
+      <w:proofErr w:type="gramStart"/>
+      <w:r>
+        <w:rPr>
+          <w:lang w:val="en-US"/>
+        </w:rPr>
+        <w:t xml:space="preserve">HURT)   </w:t>
+      </w:r>
+      <w:proofErr w:type="gramEnd"/>
+      <w:r>
+        <w:rPr>
+          <w:lang w:val="en-US"/>
+        </w:rPr>
+        <w:t xml:space="preserve">                 |   </w:t>
       </w:r>
     </w:p>
     <w:p>
@@ -5804,7 +6164,21 @@
         <w:rPr>
           <w:lang w:val="en-US"/>
         </w:rPr>
-        <w:t>Abyssal Marauder takes 7 damage!</w:t>
+        <w:t xml:space="preserve">Abyssal Marauder takes 7 </w:t>
+      </w:r>
+      <w:proofErr w:type="gramStart"/>
+      <w:r>
+        <w:rPr>
+          <w:lang w:val="en-US"/>
+        </w:rPr>
+        <w:t>damage</w:t>
+      </w:r>
+      <w:proofErr w:type="gramEnd"/>
+      <w:r>
+        <w:rPr>
+          <w:lang w:val="en-US"/>
+        </w:rPr>
+        <w:t>!</w:t>
       </w:r>
     </w:p>
     <w:p>
@@ -5979,21 +6353,43 @@
         <w:rPr>
           <w:lang w:val="en-US"/>
         </w:rPr>
-        <w:t>.____    ________   ___________________</w:t>
-      </w:r>
-    </w:p>
-    <w:p>
-      <w:pPr>
-        <w:pStyle w:val="Pseoudocode"/>
-        <w:rPr>
-          <w:lang w:val="en-US"/>
-        </w:rPr>
-      </w:pPr>
-      <w:r>
-        <w:rPr>
-          <w:lang w:val="en-US"/>
-        </w:rPr>
-        <w:t>|    |   \_____  \  \_____  \__    ___/</w:t>
+        <w:t>.____</w:t>
+      </w:r>
+      <w:proofErr w:type="gramStart"/>
+      <w:r>
+        <w:rPr>
+          <w:lang w:val="en-US"/>
+        </w:rPr>
+        <w:t xml:space="preserve">    ________   </w:t>
+      </w:r>
+      <w:proofErr w:type="gramEnd"/>
+      <w:r>
+        <w:rPr>
+          <w:lang w:val="en-US"/>
+        </w:rPr>
+        <w:t>___________________</w:t>
+      </w:r>
+    </w:p>
+    <w:p>
+      <w:pPr>
+        <w:pStyle w:val="Pseoudocode"/>
+        <w:rPr>
+          <w:lang w:val="en-US"/>
+        </w:rPr>
+      </w:pPr>
+      <w:proofErr w:type="gramStart"/>
+      <w:r>
+        <w:rPr>
+          <w:lang w:val="en-US"/>
+        </w:rPr>
+        <w:t xml:space="preserve">|    |   \_____  \  \_____  \__   </w:t>
+      </w:r>
+      <w:proofErr w:type="gramEnd"/>
+      <w:r>
+        <w:rPr>
+          <w:lang w:val="en-US"/>
+        </w:rPr>
+        <w:t xml:space="preserve"> ___/</w:t>
       </w:r>
     </w:p>
     <w:p>
@@ -6063,7 +6459,21 @@
         <w:rPr>
           <w:lang w:val="en-US"/>
         </w:rPr>
-        <w:t>You can still loot 4 items. THEY ARE COMING...</w:t>
+        <w:t xml:space="preserve">You can still </w:t>
+      </w:r>
+      <w:proofErr w:type="gramStart"/>
+      <w:r>
+        <w:rPr>
+          <w:lang w:val="en-US"/>
+        </w:rPr>
+        <w:t>loot</w:t>
+      </w:r>
+      <w:proofErr w:type="gramEnd"/>
+      <w:r>
+        <w:rPr>
+          <w:lang w:val="en-US"/>
+        </w:rPr>
+        <w:t xml:space="preserve"> 4 items. THEY ARE COMING...</w:t>
       </w:r>
     </w:p>
     <w:p>
@@ -6305,7 +6715,15 @@
         <w:pStyle w:val="Pseoudocode"/>
       </w:pPr>
       <w:r>
-        <w:t xml:space="preserve"> |_|  \_\______|_____/   |_|   </w:t>
+        <w:t xml:space="preserve"> |_</w:t>
+      </w:r>
+      <w:proofErr w:type="gramStart"/>
+      <w:r>
+        <w:t>|  \_\______</w:t>
+      </w:r>
+      <w:proofErr w:type="gramEnd"/>
+      <w:r>
+        <w:t xml:space="preserve">|_____/   |_|   </w:t>
       </w:r>
     </w:p>
     <w:p>
@@ -6338,7 +6756,15 @@
         <w:pStyle w:val="Pseoudocode"/>
       </w:pPr>
       <w:r>
-        <w:t>| Health: 252 / 252                    |</w:t>
+        <w:t xml:space="preserve">| </w:t>
+      </w:r>
+      <w:proofErr w:type="gramStart"/>
+      <w:r>
+        <w:t>Health:</w:t>
+      </w:r>
+      <w:proofErr w:type="gramEnd"/>
+      <w:r>
+        <w:t xml:space="preserve"> 252 / 252                    |</w:t>
       </w:r>
     </w:p>
     <w:p>
@@ -6362,23 +6788,55 @@
         <w:pStyle w:val="Pseoudocode"/>
       </w:pPr>
       <w:r>
-        <w:t>| Attack: 18, Defense: 18              |</w:t>
-      </w:r>
-    </w:p>
-    <w:p>
-      <w:pPr>
-        <w:pStyle w:val="Pseoudocode"/>
-      </w:pPr>
-      <w:r>
-        <w:t>| Armour: PRISTINE                     |</w:t>
-      </w:r>
-    </w:p>
-    <w:p>
-      <w:pPr>
-        <w:pStyle w:val="Pseoudocode"/>
-      </w:pPr>
-      <w:r>
-        <w:t>| (ALIVE)                              |</w:t>
+        <w:t xml:space="preserve">| </w:t>
+      </w:r>
+      <w:proofErr w:type="gramStart"/>
+      <w:r>
+        <w:t>Attack:</w:t>
+      </w:r>
+      <w:proofErr w:type="gramEnd"/>
+      <w:r>
+        <w:t xml:space="preserve"> 18, </w:t>
+      </w:r>
+      <w:proofErr w:type="gramStart"/>
+      <w:r>
+        <w:t>Defense:</w:t>
+      </w:r>
+      <w:proofErr w:type="gramEnd"/>
+      <w:r>
+        <w:t xml:space="preserve"> 18              |</w:t>
+      </w:r>
+    </w:p>
+    <w:p>
+      <w:pPr>
+        <w:pStyle w:val="Pseoudocode"/>
+      </w:pPr>
+      <w:r>
+        <w:t xml:space="preserve">| </w:t>
+      </w:r>
+      <w:proofErr w:type="gramStart"/>
+      <w:r>
+        <w:t>Armour:</w:t>
+      </w:r>
+      <w:proofErr w:type="gramEnd"/>
+      <w:r>
+        <w:t xml:space="preserve"> PRISTINE                     |</w:t>
+      </w:r>
+    </w:p>
+    <w:p>
+      <w:pPr>
+        <w:pStyle w:val="Pseoudocode"/>
+      </w:pPr>
+      <w:r>
+        <w:t>| (</w:t>
+      </w:r>
+      <w:proofErr w:type="gramStart"/>
+      <w:r>
+        <w:t xml:space="preserve">ALIVE)   </w:t>
+      </w:r>
+      <w:proofErr w:type="gramEnd"/>
+      <w:r>
+        <w:t xml:space="preserve">                           |</w:t>
       </w:r>
     </w:p>
     <w:p>
@@ -6399,7 +6857,15 @@
         <w:pStyle w:val="Pseoudocode"/>
       </w:pPr>
       <w:r>
-        <w:t>== You have survived the battle! ==</w:t>
+        <w:t xml:space="preserve">== You have survived the </w:t>
+      </w:r>
+      <w:proofErr w:type="gramStart"/>
+      <w:r>
+        <w:t>battle!</w:t>
+      </w:r>
+      <w:proofErr w:type="gramEnd"/>
+      <w:r>
+        <w:t xml:space="preserve"> ==</w:t>
       </w:r>
     </w:p>
     <w:p>
@@ -6528,7 +6994,15 @@
     </w:p>
     <w:p>
       <w:r>
-        <w:t>View Character displays the player's stats and inventory in detail.</w:t>
+        <w:t xml:space="preserve">View Character displays the player's </w:t>
+      </w:r>
+      <w:proofErr w:type="gramStart"/>
+      <w:r>
+        <w:t>stats</w:t>
+      </w:r>
+      <w:proofErr w:type="gramEnd"/>
+      <w:r>
+        <w:t xml:space="preserve"> and inventory in detail.</w:t>
       </w:r>
     </w:p>
     <w:p>
@@ -6548,8 +7022,13 @@
       <w:pPr>
         <w:pStyle w:val="Pseoudocode"/>
       </w:pPr>
-      <w:r>
-        <w:t xml:space="preserve">Name: </w:t>
+      <w:proofErr w:type="gramStart"/>
+      <w:r>
+        <w:t>Name:</w:t>
+      </w:r>
+      <w:proofErr w:type="gramEnd"/>
+      <w:r>
+        <w:t xml:space="preserve"> </w:t>
       </w:r>
       <w:r>
         <w:tab/>
@@ -6563,8 +7042,13 @@
       <w:pPr>
         <w:pStyle w:val="Pseoudocode"/>
       </w:pPr>
-      <w:r>
-        <w:t xml:space="preserve">Level: </w:t>
+      <w:proofErr w:type="gramStart"/>
+      <w:r>
+        <w:t>Level:</w:t>
+      </w:r>
+      <w:proofErr w:type="gramEnd"/>
+      <w:r>
+        <w:t xml:space="preserve"> </w:t>
       </w:r>
       <w:r>
         <w:tab/>
@@ -6578,8 +7062,13 @@
       <w:pPr>
         <w:pStyle w:val="Pseoudocode"/>
       </w:pPr>
-      <w:r>
-        <w:t xml:space="preserve">Experience: </w:t>
+      <w:proofErr w:type="gramStart"/>
+      <w:r>
+        <w:t>Experience:</w:t>
+      </w:r>
+      <w:proofErr w:type="gramEnd"/>
+      <w:r>
+        <w:t xml:space="preserve"> </w:t>
       </w:r>
       <w:r>
         <w:tab/>
@@ -6608,8 +7097,13 @@
       <w:pPr>
         <w:pStyle w:val="Pseoudocode"/>
       </w:pPr>
-      <w:r>
-        <w:t xml:space="preserve">Health: </w:t>
+      <w:proofErr w:type="gramStart"/>
+      <w:r>
+        <w:t>Health:</w:t>
+      </w:r>
+      <w:proofErr w:type="gramEnd"/>
+      <w:r>
+        <w:t xml:space="preserve"> </w:t>
       </w:r>
       <w:r>
         <w:tab/>
@@ -6623,8 +7117,13 @@
       <w:pPr>
         <w:pStyle w:val="Pseoudocode"/>
       </w:pPr>
-      <w:r>
-        <w:t xml:space="preserve">Defense: </w:t>
+      <w:proofErr w:type="gramStart"/>
+      <w:r>
+        <w:t>Defense:</w:t>
+      </w:r>
+      <w:proofErr w:type="gramEnd"/>
+      <w:r>
+        <w:t xml:space="preserve"> </w:t>
       </w:r>
       <w:r>
         <w:tab/>
@@ -6638,8 +7137,13 @@
       <w:pPr>
         <w:pStyle w:val="Pseoudocode"/>
       </w:pPr>
-      <w:r>
-        <w:t xml:space="preserve">Attack: </w:t>
+      <w:proofErr w:type="gramStart"/>
+      <w:r>
+        <w:t>Attack:</w:t>
+      </w:r>
+      <w:proofErr w:type="gramEnd"/>
+      <w:r>
+        <w:t xml:space="preserve"> </w:t>
       </w:r>
       <w:r>
         <w:tab/>
@@ -6653,8 +7157,13 @@
       <w:pPr>
         <w:pStyle w:val="Pseoudocode"/>
       </w:pPr>
-      <w:r>
-        <w:t xml:space="preserve">Strength: </w:t>
+      <w:proofErr w:type="gramStart"/>
+      <w:r>
+        <w:t>Strength:</w:t>
+      </w:r>
+      <w:proofErr w:type="gramEnd"/>
+      <w:r>
+        <w:t xml:space="preserve"> </w:t>
       </w:r>
       <w:r>
         <w:tab/>
@@ -6668,8 +7177,13 @@
       <w:pPr>
         <w:pStyle w:val="Pseoudocode"/>
       </w:pPr>
-      <w:r>
-        <w:t xml:space="preserve">Dexterity: </w:t>
+      <w:proofErr w:type="gramStart"/>
+      <w:r>
+        <w:t>Dexterity:</w:t>
+      </w:r>
+      <w:proofErr w:type="gramEnd"/>
+      <w:r>
+        <w:t xml:space="preserve"> </w:t>
       </w:r>
       <w:r>
         <w:tab/>
@@ -6683,9 +7197,14 @@
       <w:pPr>
         <w:pStyle w:val="Pseoudocode"/>
       </w:pPr>
+      <w:proofErr w:type="gramStart"/>
       <w:r>
         <w:lastRenderedPageBreak/>
-        <w:t xml:space="preserve">Intelligence: </w:t>
+        <w:t>Intelligence:</w:t>
+      </w:r>
+      <w:proofErr w:type="gramEnd"/>
+      <w:r>
+        <w:t xml:space="preserve"> </w:t>
       </w:r>
       <w:r>
         <w:tab/>
@@ -6735,9 +7254,11 @@
       <w:pPr>
         <w:pStyle w:val="Pseoudocode"/>
       </w:pPr>
+      <w:proofErr w:type="gramStart"/>
       <w:r>
         <w:t>Name:</w:t>
       </w:r>
+      <w:proofErr w:type="gramEnd"/>
       <w:r>
         <w:tab/>
         <w:t>Fists</w:t>
@@ -6747,9 +7268,11 @@
       <w:pPr>
         <w:pStyle w:val="Pseoudocode"/>
       </w:pPr>
+      <w:proofErr w:type="gramStart"/>
       <w:r>
         <w:t>Weight:</w:t>
       </w:r>
+      <w:proofErr w:type="gramEnd"/>
       <w:r>
         <w:tab/>
         <w:t>0.0</w:t>
@@ -6759,9 +7282,11 @@
       <w:pPr>
         <w:pStyle w:val="Pseoudocode"/>
       </w:pPr>
+      <w:proofErr w:type="gramStart"/>
       <w:r>
         <w:t>Value:</w:t>
       </w:r>
+      <w:proofErr w:type="gramEnd"/>
       <w:r>
         <w:tab/>
         <w:t>0.0</w:t>
@@ -6771,9 +7296,11 @@
       <w:pPr>
         <w:pStyle w:val="Pseoudocode"/>
       </w:pPr>
+      <w:proofErr w:type="gramStart"/>
       <w:r>
         <w:t>Rarity:</w:t>
       </w:r>
+      <w:proofErr w:type="gramEnd"/>
       <w:r>
         <w:tab/>
         <w:t>LOW</w:t>
@@ -6783,9 +7310,11 @@
       <w:pPr>
         <w:pStyle w:val="Pseoudocode"/>
       </w:pPr>
+      <w:proofErr w:type="gramStart"/>
       <w:r>
         <w:t>Damage:</w:t>
       </w:r>
+      <w:proofErr w:type="gramEnd"/>
       <w:r>
         <w:tab/>
         <w:t>14.0</w:t>
@@ -6796,8 +7325,13 @@
         <w:pStyle w:val="Pseoudocode"/>
       </w:pPr>
       <w:r>
-        <w:t>Is Magic:</w:t>
-      </w:r>
+        <w:t xml:space="preserve">Is </w:t>
+      </w:r>
+      <w:proofErr w:type="gramStart"/>
+      <w:r>
+        <w:t>Magic:</w:t>
+      </w:r>
+      <w:proofErr w:type="gramEnd"/>
       <w:r>
         <w:tab/>
         <w:t>false</w:t>
@@ -6807,17 +7341,27 @@
       <w:pPr>
         <w:pStyle w:val="Pseoudocode"/>
       </w:pPr>
-      <w:r>
-        <w:t>Special: Desperate Flurry</w:t>
-      </w:r>
-    </w:p>
-    <w:p>
-      <w:pPr>
-        <w:pStyle w:val="Pseoudocode"/>
-      </w:pPr>
-      <w:r>
-        <w:t>Special Damage:</w:t>
-      </w:r>
+      <w:proofErr w:type="gramStart"/>
+      <w:r>
+        <w:t>Special:</w:t>
+      </w:r>
+      <w:proofErr w:type="gramEnd"/>
+      <w:r>
+        <w:t xml:space="preserve"> Desperate Flurry</w:t>
+      </w:r>
+    </w:p>
+    <w:p>
+      <w:pPr>
+        <w:pStyle w:val="Pseoudocode"/>
+      </w:pPr>
+      <w:r>
+        <w:t xml:space="preserve">Special </w:t>
+      </w:r>
+      <w:proofErr w:type="gramStart"/>
+      <w:r>
+        <w:t>Damage:</w:t>
+      </w:r>
+      <w:proofErr w:type="gramEnd"/>
       <w:r>
         <w:tab/>
         <w:t>16.0</w:t>
@@ -6845,9 +7389,11 @@
       <w:pPr>
         <w:pStyle w:val="Pseoudocode"/>
       </w:pPr>
+      <w:proofErr w:type="gramStart"/>
       <w:r>
         <w:t>Name:</w:t>
       </w:r>
+      <w:proofErr w:type="gramEnd"/>
       <w:r>
         <w:tab/>
         <w:t>Clothes</w:t>
@@ -6857,9 +7403,11 @@
       <w:pPr>
         <w:pStyle w:val="Pseoudocode"/>
       </w:pPr>
+      <w:proofErr w:type="gramStart"/>
       <w:r>
         <w:t>Weight:</w:t>
       </w:r>
+      <w:proofErr w:type="gramEnd"/>
       <w:r>
         <w:tab/>
         <w:t>1.0</w:t>
@@ -6869,9 +7417,11 @@
       <w:pPr>
         <w:pStyle w:val="Pseoudocode"/>
       </w:pPr>
+      <w:proofErr w:type="gramStart"/>
       <w:r>
         <w:t>Value:</w:t>
       </w:r>
+      <w:proofErr w:type="gramEnd"/>
       <w:r>
         <w:tab/>
         <w:t>50.0</w:t>
@@ -6881,9 +7431,11 @@
       <w:pPr>
         <w:pStyle w:val="Pseoudocode"/>
       </w:pPr>
+      <w:proofErr w:type="gramStart"/>
       <w:r>
         <w:t>Rarity:</w:t>
       </w:r>
+      <w:proofErr w:type="gramEnd"/>
       <w:r>
         <w:tab/>
         <w:t>LOW</w:t>
@@ -6893,9 +7445,11 @@
       <w:pPr>
         <w:pStyle w:val="Pseoudocode"/>
       </w:pPr>
+      <w:proofErr w:type="gramStart"/>
       <w:r>
         <w:t>Defense:</w:t>
       </w:r>
+      <w:proofErr w:type="gramEnd"/>
       <w:r>
         <w:tab/>
         <w:t>7.0</w:t>
@@ -6905,9 +7459,11 @@
       <w:pPr>
         <w:pStyle w:val="Pseoudocode"/>
       </w:pPr>
+      <w:proofErr w:type="gramStart"/>
       <w:r>
         <w:t>Durability:</w:t>
       </w:r>
+      <w:proofErr w:type="gramEnd"/>
       <w:r>
         <w:tab/>
         <w:t>675.0 / 675.0 (PRISTINE)</w:t>
@@ -6917,9 +7473,11 @@
       <w:pPr>
         <w:pStyle w:val="Pseoudocode"/>
       </w:pPr>
+      <w:proofErr w:type="gramStart"/>
       <w:r>
         <w:t>State:</w:t>
       </w:r>
+      <w:proofErr w:type="gramEnd"/>
       <w:r>
         <w:tab/>
         <w:t>PRISTINE</w:t>
@@ -6947,9 +7505,11 @@
       <w:pPr>
         <w:pStyle w:val="Pseoudocode"/>
       </w:pPr>
+      <w:proofErr w:type="gramStart"/>
       <w:r>
         <w:t>Name:</w:t>
       </w:r>
+      <w:proofErr w:type="gramEnd"/>
       <w:r>
         <w:tab/>
         <w:t>Fists</w:t>
@@ -6959,9 +7519,11 @@
       <w:pPr>
         <w:pStyle w:val="Pseoudocode"/>
       </w:pPr>
+      <w:proofErr w:type="gramStart"/>
       <w:r>
         <w:t>Weight:</w:t>
       </w:r>
+      <w:proofErr w:type="gramEnd"/>
       <w:r>
         <w:tab/>
         <w:t>0.0</w:t>
@@ -6971,9 +7533,11 @@
       <w:pPr>
         <w:pStyle w:val="Pseoudocode"/>
       </w:pPr>
+      <w:proofErr w:type="gramStart"/>
       <w:r>
         <w:t>Value:</w:t>
       </w:r>
+      <w:proofErr w:type="gramEnd"/>
       <w:r>
         <w:tab/>
         <w:t>0.0</w:t>
@@ -6983,9 +7547,11 @@
       <w:pPr>
         <w:pStyle w:val="Pseoudocode"/>
       </w:pPr>
+      <w:proofErr w:type="gramStart"/>
       <w:r>
         <w:t>Rarity:</w:t>
       </w:r>
+      <w:proofErr w:type="gramEnd"/>
       <w:r>
         <w:tab/>
         <w:t>LOW</w:t>
@@ -6995,9 +7561,11 @@
       <w:pPr>
         <w:pStyle w:val="Pseoudocode"/>
       </w:pPr>
+      <w:proofErr w:type="gramStart"/>
       <w:r>
         <w:t>Defense:</w:t>
       </w:r>
+      <w:proofErr w:type="gramEnd"/>
       <w:r>
         <w:tab/>
         <w:t>4.0</w:t>
@@ -7025,40 +7593,78 @@
       <w:pPr>
         <w:pStyle w:val="Pseoudocode"/>
       </w:pPr>
+      <w:proofErr w:type="gramStart"/>
       <w:r>
         <w:t>Inventory:</w:t>
       </w:r>
-    </w:p>
-    <w:p>
-      <w:pPr>
-        <w:pStyle w:val="Pseoudocode"/>
-      </w:pPr>
-      <w:r>
-        <w:t>Weight: 9.9/25.0</w:t>
-      </w:r>
-    </w:p>
-    <w:p>
-      <w:pPr>
-        <w:pStyle w:val="Pseoudocode"/>
-      </w:pPr>
-      <w:r>
-        <w:t>1: Refreshing Decoction +38.0 HP | Weight: 1.2</w:t>
-      </w:r>
-    </w:p>
-    <w:p>
-      <w:pPr>
-        <w:pStyle w:val="Pseoudocode"/>
-      </w:pPr>
-      <w:r>
-        <w:t>2: Stitching Kit +25.0 HP | Weight: 0.9</w:t>
-      </w:r>
-    </w:p>
-    <w:p>
-      <w:pPr>
-        <w:pStyle w:val="Pseoudocode"/>
-      </w:pPr>
-      <w:r>
-        <w:t xml:space="preserve">3: Cute cat </w:t>
+      <w:proofErr w:type="gramEnd"/>
+    </w:p>
+    <w:p>
+      <w:pPr>
+        <w:pStyle w:val="Pseoudocode"/>
+      </w:pPr>
+      <w:proofErr w:type="gramStart"/>
+      <w:r>
+        <w:t>Weight:</w:t>
+      </w:r>
+      <w:proofErr w:type="gramEnd"/>
+      <w:r>
+        <w:t xml:space="preserve"> 9.9/25.0</w:t>
+      </w:r>
+    </w:p>
+    <w:p>
+      <w:pPr>
+        <w:pStyle w:val="Pseoudocode"/>
+      </w:pPr>
+      <w:proofErr w:type="gramStart"/>
+      <w:r>
+        <w:t>1:</w:t>
+      </w:r>
+      <w:proofErr w:type="gramEnd"/>
+      <w:r>
+        <w:t xml:space="preserve"> Refreshing Decoction +38.0 HP | </w:t>
+      </w:r>
+      <w:proofErr w:type="gramStart"/>
+      <w:r>
+        <w:t>Weight:</w:t>
+      </w:r>
+      <w:proofErr w:type="gramEnd"/>
+      <w:r>
+        <w:t xml:space="preserve"> 1.2</w:t>
+      </w:r>
+    </w:p>
+    <w:p>
+      <w:pPr>
+        <w:pStyle w:val="Pseoudocode"/>
+      </w:pPr>
+      <w:proofErr w:type="gramStart"/>
+      <w:r>
+        <w:t>2:</w:t>
+      </w:r>
+      <w:proofErr w:type="gramEnd"/>
+      <w:r>
+        <w:t xml:space="preserve"> Stitching Kit +25.0 HP | </w:t>
+      </w:r>
+      <w:proofErr w:type="gramStart"/>
+      <w:r>
+        <w:t>Weight:</w:t>
+      </w:r>
+      <w:proofErr w:type="gramEnd"/>
+      <w:r>
+        <w:t xml:space="preserve"> 0.9</w:t>
+      </w:r>
+    </w:p>
+    <w:p>
+      <w:pPr>
+        <w:pStyle w:val="Pseoudocode"/>
+      </w:pPr>
+      <w:proofErr w:type="gramStart"/>
+      <w:r>
+        <w:t>3:</w:t>
+      </w:r>
+      <w:proofErr w:type="gramEnd"/>
+      <w:r>
+        <w:t xml:space="preserve"> Cute cat </w:t>
       </w:r>
       <w:proofErr w:type="spellStart"/>
       <w:r>
@@ -7066,40 +7672,100 @@
       </w:r>
       <w:proofErr w:type="spellEnd"/>
       <w:r>
-        <w:t xml:space="preserve"> +25.0 HP | Weight: 0.1</w:t>
-      </w:r>
-    </w:p>
-    <w:p>
-      <w:pPr>
-        <w:pStyle w:val="Pseoudocode"/>
-      </w:pPr>
+        <w:t xml:space="preserve"> +25.0 HP | </w:t>
+      </w:r>
+      <w:proofErr w:type="gramStart"/>
+      <w:r>
+        <w:t>Weight:</w:t>
+      </w:r>
+      <w:proofErr w:type="gramEnd"/>
+      <w:r>
+        <w:t xml:space="preserve"> 0.1</w:t>
+      </w:r>
+    </w:p>
+    <w:p>
+      <w:pPr>
+        <w:pStyle w:val="Pseoudocode"/>
+      </w:pPr>
+      <w:proofErr w:type="gramStart"/>
       <w:r>
         <w:lastRenderedPageBreak/>
-        <w:t>4: Rundown Vest +8.9 DEF (PRISTINE) | Weight: 3.5    Compare: +1.9 DEF</w:t>
-      </w:r>
-    </w:p>
-    <w:p>
-      <w:pPr>
-        <w:pStyle w:val="Pseoudocode"/>
-      </w:pPr>
-      <w:r>
-        <w:t>5: Cargo Clamp +7.0 DEF | Weight: 3.0    Compare: +3.0 DEF</w:t>
-      </w:r>
-    </w:p>
-    <w:p>
-      <w:pPr>
-        <w:pStyle w:val="Pseoudocode"/>
-      </w:pPr>
-      <w:r>
-        <w:t xml:space="preserve">6: Minor Lifeforce Potion +40.0 HP | </w:t>
-      </w:r>
-      <w:proofErr w:type="spellStart"/>
+        <w:t>4:</w:t>
+      </w:r>
+      <w:proofErr w:type="gramEnd"/>
+      <w:r>
+        <w:t xml:space="preserve"> Rundown Vest +8.9 DEF (PRISTINE) | </w:t>
+      </w:r>
+      <w:proofErr w:type="gramStart"/>
+      <w:r>
+        <w:t>Weight:</w:t>
+      </w:r>
+      <w:proofErr w:type="gramEnd"/>
+      <w:r>
+        <w:t xml:space="preserve"> 3.5    </w:t>
+      </w:r>
+      <w:proofErr w:type="gramStart"/>
+      <w:r>
+        <w:t>Compare:</w:t>
+      </w:r>
+      <w:proofErr w:type="gramEnd"/>
+      <w:r>
+        <w:t xml:space="preserve"> +1.9 DEF</w:t>
+      </w:r>
+    </w:p>
+    <w:p>
+      <w:pPr>
+        <w:pStyle w:val="Pseoudocode"/>
+      </w:pPr>
+      <w:proofErr w:type="gramStart"/>
+      <w:r>
+        <w:t>5:</w:t>
+      </w:r>
+      <w:proofErr w:type="gramEnd"/>
+      <w:r>
+        <w:t xml:space="preserve"> Cargo Clamp +7.0 DEF | </w:t>
+      </w:r>
+      <w:proofErr w:type="gramStart"/>
+      <w:r>
+        <w:t>Weight:</w:t>
+      </w:r>
+      <w:proofErr w:type="gramEnd"/>
+      <w:r>
+        <w:t xml:space="preserve"> 3.0    </w:t>
+      </w:r>
+      <w:proofErr w:type="gramStart"/>
+      <w:r>
+        <w:t>Compare:</w:t>
+      </w:r>
+      <w:proofErr w:type="gramEnd"/>
+      <w:r>
+        <w:t xml:space="preserve"> +3.0 DEF</w:t>
+      </w:r>
+    </w:p>
+    <w:p>
+      <w:pPr>
+        <w:pStyle w:val="Pseoudocode"/>
+      </w:pPr>
+      <w:proofErr w:type="gramStart"/>
+      <w:r>
+        <w:t>6:</w:t>
+      </w:r>
+      <w:proofErr w:type="gramEnd"/>
+      <w:r>
+        <w:t xml:space="preserve"> Minor Lifeforce Potion +40.0 HP | </w:t>
+      </w:r>
+      <w:proofErr w:type="spellStart"/>
+      <w:proofErr w:type="gramStart"/>
       <w:r>
         <w:t>Weight</w:t>
       </w:r>
       <w:proofErr w:type="spellEnd"/>
       <w:r>
-        <w:t>: 1.2</w:t>
+        <w:t>:</w:t>
+      </w:r>
+      <w:proofErr w:type="gramEnd"/>
+      <w:r>
+        <w:t xml:space="preserve"> 1.2</w:t>
       </w:r>
     </w:p>
     <w:p>
@@ -7158,47 +7824,92 @@
         <w:pStyle w:val="Pseoudocode"/>
       </w:pPr>
       <w:r>
-        <w:t>Allocate your skill points:</w:t>
-      </w:r>
-    </w:p>
-    <w:p>
-      <w:pPr>
-        <w:pStyle w:val="Pseoudocode"/>
-      </w:pPr>
-      <w:r>
-        <w:t>1. Strength: 5</w:t>
-      </w:r>
-    </w:p>
-    <w:p>
-      <w:pPr>
-        <w:pStyle w:val="Pseoudocode"/>
-      </w:pPr>
-      <w:r>
-        <w:t>2. Dexterity: 2</w:t>
-      </w:r>
-    </w:p>
-    <w:p>
-      <w:pPr>
-        <w:pStyle w:val="Pseoudocode"/>
-      </w:pPr>
-      <w:r>
-        <w:t>3. Intelligence: 1</w:t>
-      </w:r>
-    </w:p>
-    <w:p>
-      <w:pPr>
-        <w:pStyle w:val="Pseoudocode"/>
-      </w:pPr>
-      <w:r>
-        <w:t>Remaining Points: 1</w:t>
-      </w:r>
-    </w:p>
-    <w:p>
-      <w:pPr>
-        <w:pStyle w:val="Pseoudocode"/>
-      </w:pPr>
-      <w:r>
-        <w:t>Choose a stat to increase: (1=STR, 2=DEX, 3=INT)</w:t>
+        <w:t xml:space="preserve">Allocate your skill </w:t>
+      </w:r>
+      <w:proofErr w:type="gramStart"/>
+      <w:r>
+        <w:t>points:</w:t>
+      </w:r>
+      <w:proofErr w:type="gramEnd"/>
+    </w:p>
+    <w:p>
+      <w:pPr>
+        <w:pStyle w:val="Pseoudocode"/>
+      </w:pPr>
+      <w:r>
+        <w:t xml:space="preserve">1. </w:t>
+      </w:r>
+      <w:proofErr w:type="gramStart"/>
+      <w:r>
+        <w:t>Strength:</w:t>
+      </w:r>
+      <w:proofErr w:type="gramEnd"/>
+      <w:r>
+        <w:t xml:space="preserve"> 5</w:t>
+      </w:r>
+    </w:p>
+    <w:p>
+      <w:pPr>
+        <w:pStyle w:val="Pseoudocode"/>
+      </w:pPr>
+      <w:r>
+        <w:t xml:space="preserve">2. </w:t>
+      </w:r>
+      <w:proofErr w:type="gramStart"/>
+      <w:r>
+        <w:t>Dexterity:</w:t>
+      </w:r>
+      <w:proofErr w:type="gramEnd"/>
+      <w:r>
+        <w:t xml:space="preserve"> 2</w:t>
+      </w:r>
+    </w:p>
+    <w:p>
+      <w:pPr>
+        <w:pStyle w:val="Pseoudocode"/>
+      </w:pPr>
+      <w:r>
+        <w:t xml:space="preserve">3. </w:t>
+      </w:r>
+      <w:proofErr w:type="gramStart"/>
+      <w:r>
+        <w:t>Intelligence:</w:t>
+      </w:r>
+      <w:proofErr w:type="gramEnd"/>
+      <w:r>
+        <w:t xml:space="preserve"> 1</w:t>
+      </w:r>
+    </w:p>
+    <w:p>
+      <w:pPr>
+        <w:pStyle w:val="Pseoudocode"/>
+      </w:pPr>
+      <w:r>
+        <w:t xml:space="preserve">Remaining </w:t>
+      </w:r>
+      <w:proofErr w:type="gramStart"/>
+      <w:r>
+        <w:t>Points:</w:t>
+      </w:r>
+      <w:proofErr w:type="gramEnd"/>
+      <w:r>
+        <w:t xml:space="preserve"> 1</w:t>
+      </w:r>
+    </w:p>
+    <w:p>
+      <w:pPr>
+        <w:pStyle w:val="Pseoudocode"/>
+      </w:pPr>
+      <w:r>
+        <w:t xml:space="preserve">Choose a stat to </w:t>
+      </w:r>
+      <w:proofErr w:type="gramStart"/>
+      <w:r>
+        <w:t>increase:</w:t>
+      </w:r>
+      <w:proofErr w:type="gramEnd"/>
+      <w:r>
+        <w:t xml:space="preserve"> (1=STR, 2=DEX, 3=INT)</w:t>
       </w:r>
     </w:p>
     <w:p>
@@ -7274,40 +7985,78 @@
       <w:pPr>
         <w:pStyle w:val="Pseoudocode"/>
       </w:pPr>
+      <w:proofErr w:type="gramStart"/>
       <w:r>
         <w:t>Inventory:</w:t>
       </w:r>
-    </w:p>
-    <w:p>
-      <w:pPr>
-        <w:pStyle w:val="Pseoudocode"/>
-      </w:pPr>
-      <w:r>
-        <w:t>Weight: 9.9/30.0</w:t>
-      </w:r>
-    </w:p>
-    <w:p>
-      <w:pPr>
-        <w:pStyle w:val="Pseoudocode"/>
-      </w:pPr>
-      <w:r>
-        <w:t>1: Refreshing Decoction +38.0 HP | Weight: 1.2</w:t>
-      </w:r>
-    </w:p>
-    <w:p>
-      <w:pPr>
-        <w:pStyle w:val="Pseoudocode"/>
-      </w:pPr>
-      <w:r>
-        <w:t>2: Stitching Kit +25.0 HP | Weight: 0.9</w:t>
-      </w:r>
-    </w:p>
-    <w:p>
-      <w:pPr>
-        <w:pStyle w:val="Pseoudocode"/>
-      </w:pPr>
-      <w:r>
-        <w:t xml:space="preserve">3: Cute cat </w:t>
+      <w:proofErr w:type="gramEnd"/>
+    </w:p>
+    <w:p>
+      <w:pPr>
+        <w:pStyle w:val="Pseoudocode"/>
+      </w:pPr>
+      <w:proofErr w:type="gramStart"/>
+      <w:r>
+        <w:t>Weight:</w:t>
+      </w:r>
+      <w:proofErr w:type="gramEnd"/>
+      <w:r>
+        <w:t xml:space="preserve"> 9.9/30.0</w:t>
+      </w:r>
+    </w:p>
+    <w:p>
+      <w:pPr>
+        <w:pStyle w:val="Pseoudocode"/>
+      </w:pPr>
+      <w:proofErr w:type="gramStart"/>
+      <w:r>
+        <w:t>1:</w:t>
+      </w:r>
+      <w:proofErr w:type="gramEnd"/>
+      <w:r>
+        <w:t xml:space="preserve"> Refreshing Decoction +38.0 HP | </w:t>
+      </w:r>
+      <w:proofErr w:type="gramStart"/>
+      <w:r>
+        <w:t>Weight:</w:t>
+      </w:r>
+      <w:proofErr w:type="gramEnd"/>
+      <w:r>
+        <w:t xml:space="preserve"> 1.2</w:t>
+      </w:r>
+    </w:p>
+    <w:p>
+      <w:pPr>
+        <w:pStyle w:val="Pseoudocode"/>
+      </w:pPr>
+      <w:proofErr w:type="gramStart"/>
+      <w:r>
+        <w:t>2:</w:t>
+      </w:r>
+      <w:proofErr w:type="gramEnd"/>
+      <w:r>
+        <w:t xml:space="preserve"> Stitching Kit +25.0 HP | </w:t>
+      </w:r>
+      <w:proofErr w:type="gramStart"/>
+      <w:r>
+        <w:t>Weight:</w:t>
+      </w:r>
+      <w:proofErr w:type="gramEnd"/>
+      <w:r>
+        <w:t xml:space="preserve"> 0.9</w:t>
+      </w:r>
+    </w:p>
+    <w:p>
+      <w:pPr>
+        <w:pStyle w:val="Pseoudocode"/>
+      </w:pPr>
+      <w:proofErr w:type="gramStart"/>
+      <w:r>
+        <w:t>3:</w:t>
+      </w:r>
+      <w:proofErr w:type="gramEnd"/>
+      <w:r>
+        <w:t xml:space="preserve"> Cute cat </w:t>
       </w:r>
       <w:proofErr w:type="spellStart"/>
       <w:r>
@@ -7315,31 +8064,94 @@
       </w:r>
       <w:proofErr w:type="spellEnd"/>
       <w:r>
-        <w:t xml:space="preserve"> +25.0 HP | Weight: 0.1</w:t>
-      </w:r>
-    </w:p>
-    <w:p>
-      <w:pPr>
-        <w:pStyle w:val="Pseoudocode"/>
-      </w:pPr>
-      <w:r>
-        <w:t>4: Rundown Vest +8.9 DEF (PRISTINE) | Weight: 3.5    Compare: +1.9 DEF</w:t>
-      </w:r>
-    </w:p>
-    <w:p>
-      <w:pPr>
-        <w:pStyle w:val="Pseoudocode"/>
-      </w:pPr>
-      <w:r>
-        <w:t>5: Cargo Clamp +7.0 DEF | Weight: 3.0    Compare: +3.0 DEF</w:t>
-      </w:r>
-    </w:p>
-    <w:p>
-      <w:pPr>
-        <w:pStyle w:val="Pseoudocode"/>
-      </w:pPr>
-      <w:r>
-        <w:t>6: Minor Lifeforce Potion +40.0 HP | Weight: 1.2</w:t>
+        <w:t xml:space="preserve"> +25.0 HP | </w:t>
+      </w:r>
+      <w:proofErr w:type="gramStart"/>
+      <w:r>
+        <w:t>Weight:</w:t>
+      </w:r>
+      <w:proofErr w:type="gramEnd"/>
+      <w:r>
+        <w:t xml:space="preserve"> 0.1</w:t>
+      </w:r>
+    </w:p>
+    <w:p>
+      <w:pPr>
+        <w:pStyle w:val="Pseoudocode"/>
+      </w:pPr>
+      <w:proofErr w:type="gramStart"/>
+      <w:r>
+        <w:t>4:</w:t>
+      </w:r>
+      <w:proofErr w:type="gramEnd"/>
+      <w:r>
+        <w:t xml:space="preserve"> Rundown Vest +8.9 DEF (PRISTINE) | </w:t>
+      </w:r>
+      <w:proofErr w:type="gramStart"/>
+      <w:r>
+        <w:t>Weight:</w:t>
+      </w:r>
+      <w:proofErr w:type="gramEnd"/>
+      <w:r>
+        <w:t xml:space="preserve"> 3.5    </w:t>
+      </w:r>
+      <w:proofErr w:type="gramStart"/>
+      <w:r>
+        <w:t>Compare:</w:t>
+      </w:r>
+      <w:proofErr w:type="gramEnd"/>
+      <w:r>
+        <w:t xml:space="preserve"> +1.9 DEF</w:t>
+      </w:r>
+    </w:p>
+    <w:p>
+      <w:pPr>
+        <w:pStyle w:val="Pseoudocode"/>
+      </w:pPr>
+      <w:proofErr w:type="gramStart"/>
+      <w:r>
+        <w:t>5:</w:t>
+      </w:r>
+      <w:proofErr w:type="gramEnd"/>
+      <w:r>
+        <w:t xml:space="preserve"> Cargo Clamp +7.0 DEF | </w:t>
+      </w:r>
+      <w:proofErr w:type="gramStart"/>
+      <w:r>
+        <w:t>Weight:</w:t>
+      </w:r>
+      <w:proofErr w:type="gramEnd"/>
+      <w:r>
+        <w:t xml:space="preserve"> 3.0    </w:t>
+      </w:r>
+      <w:proofErr w:type="gramStart"/>
+      <w:r>
+        <w:t>Compare:</w:t>
+      </w:r>
+      <w:proofErr w:type="gramEnd"/>
+      <w:r>
+        <w:t xml:space="preserve"> +3.0 DEF</w:t>
+      </w:r>
+    </w:p>
+    <w:p>
+      <w:pPr>
+        <w:pStyle w:val="Pseoudocode"/>
+      </w:pPr>
+      <w:proofErr w:type="gramStart"/>
+      <w:r>
+        <w:t>6:</w:t>
+      </w:r>
+      <w:proofErr w:type="gramEnd"/>
+      <w:r>
+        <w:t xml:space="preserve"> Minor Lifeforce Potion +40.0 HP | </w:t>
+      </w:r>
+      <w:proofErr w:type="gramStart"/>
+      <w:r>
+        <w:t>Weight:</w:t>
+      </w:r>
+      <w:proofErr w:type="gramEnd"/>
+      <w:r>
+        <w:t xml:space="preserve"> 1.2</w:t>
       </w:r>
     </w:p>
     <w:p>
@@ -7372,6 +8184,7 @@
         <w:t xml:space="preserve"> </w:t>
       </w:r>
       <w:proofErr w:type="spellStart"/>
+      <w:proofErr w:type="gramStart"/>
       <w:r>
         <w:t>Clothes</w:t>
       </w:r>
@@ -7379,6 +8192,7 @@
       <w:r>
         <w:t>!</w:t>
       </w:r>
+      <w:proofErr w:type="gramEnd"/>
     </w:p>
     <w:p>
       <w:pPr>
@@ -7404,6 +8218,7 @@
         <w:t xml:space="preserve"> </w:t>
       </w:r>
       <w:proofErr w:type="spellStart"/>
+      <w:proofErr w:type="gramStart"/>
       <w:r>
         <w:t>Vest</w:t>
       </w:r>
@@ -7411,6 +8226,7 @@
       <w:r>
         <w:t>!</w:t>
       </w:r>
+      <w:proofErr w:type="gramEnd"/>
     </w:p>
     <w:p>
       <w:pPr>
@@ -7446,9 +8262,14 @@
         <w:pStyle w:val="Heading3"/>
       </w:pPr>
       <w:bookmarkStart w:id="12" w:name="_Toc214802871"/>
+      <w:proofErr w:type="gramStart"/>
       <w:r>
         <w:lastRenderedPageBreak/>
-        <w:t>Continue Journey</w:t>
+        <w:t>Continue</w:t>
+      </w:r>
+      <w:proofErr w:type="gramEnd"/>
+      <w:r>
+        <w:t xml:space="preserve"> Journey</w:t>
       </w:r>
       <w:bookmarkEnd w:id="12"/>
     </w:p>
@@ -7503,16 +8324,37 @@
         <w:pStyle w:val="Pseoudocode"/>
       </w:pPr>
       <w:r>
-        <w:t>Starjumper gained 10 PP! (Current PP: 15)</w:t>
-      </w:r>
-    </w:p>
-    <w:p>
-      <w:pPr>
-        <w:pStyle w:val="Pseoudocode"/>
-      </w:pPr>
-      <w:r>
-        <w:t>Starjumper attacks Starjumper for 19 damage!</w:t>
-      </w:r>
+        <w:t xml:space="preserve">Starjumper gained 10 </w:t>
+      </w:r>
+      <w:proofErr w:type="gramStart"/>
+      <w:r>
+        <w:t>PP!</w:t>
+      </w:r>
+      <w:proofErr w:type="gramEnd"/>
+      <w:r>
+        <w:t xml:space="preserve"> (Current </w:t>
+      </w:r>
+      <w:proofErr w:type="gramStart"/>
+      <w:r>
+        <w:t>PP:</w:t>
+      </w:r>
+      <w:proofErr w:type="gramEnd"/>
+      <w:r>
+        <w:t xml:space="preserve"> 15)</w:t>
+      </w:r>
+    </w:p>
+    <w:p>
+      <w:pPr>
+        <w:pStyle w:val="Pseoudocode"/>
+      </w:pPr>
+      <w:r>
+        <w:t xml:space="preserve">Starjumper attacks Starjumper for 19 </w:t>
+      </w:r>
+      <w:proofErr w:type="gramStart"/>
+      <w:r>
+        <w:t>damage!</w:t>
+      </w:r>
+      <w:proofErr w:type="gramEnd"/>
     </w:p>
     <w:p>
       <w:pPr>
@@ -7527,8 +8369,13 @@
       </w:r>
       <w:proofErr w:type="spellEnd"/>
       <w:r>
-        <w:t xml:space="preserve"> 19 damage!</w:t>
-      </w:r>
+        <w:t xml:space="preserve"> 19 </w:t>
+      </w:r>
+      <w:proofErr w:type="gramStart"/>
+      <w:r>
+        <w:t>damage!</w:t>
+      </w:r>
+      <w:proofErr w:type="gramEnd"/>
     </w:p>
     <w:p>
       <w:pPr>
@@ -7573,7 +8420,21 @@
         <w:rPr>
           <w:lang w:val="en-US"/>
         </w:rPr>
-        <w:t>Starjumper attacks Starjumper for 6 damage!</w:t>
+        <w:t xml:space="preserve">Starjumper attacks Starjumper for 6 </w:t>
+      </w:r>
+      <w:proofErr w:type="gramStart"/>
+      <w:r>
+        <w:rPr>
+          <w:lang w:val="en-US"/>
+        </w:rPr>
+        <w:t>damage</w:t>
+      </w:r>
+      <w:proofErr w:type="gramEnd"/>
+      <w:r>
+        <w:rPr>
+          <w:lang w:val="en-US"/>
+        </w:rPr>
+        <w:t>!</w:t>
       </w:r>
     </w:p>
     <w:p>
@@ -7664,10 +8525,48 @@
       <w:pPr>
         <w:pStyle w:val="Pseoudocode"/>
       </w:pPr>
-      <w:r>
-        <w:t xml:space="preserve">\  ___/ &gt;    &lt;\  \___|  / /_/ | |  |  |  /  Y </w:t>
-      </w:r>
-      <w:proofErr w:type="spellStart"/>
+      <w:proofErr w:type="gramStart"/>
+      <w:r>
+        <w:t>\  _</w:t>
+      </w:r>
+      <w:proofErr w:type="gramEnd"/>
+      <w:r>
+        <w:t>__/ &gt;    &lt;</w:t>
+      </w:r>
+      <w:proofErr w:type="gramStart"/>
+      <w:r>
+        <w:t>\  \</w:t>
+      </w:r>
+      <w:proofErr w:type="gramEnd"/>
+      <w:r>
+        <w:t>___</w:t>
+      </w:r>
+      <w:proofErr w:type="gramStart"/>
+      <w:r>
+        <w:t>|  /</w:t>
+      </w:r>
+      <w:proofErr w:type="gramEnd"/>
+      <w:r>
+        <w:t xml:space="preserve"> /_/ | </w:t>
+      </w:r>
+      <w:proofErr w:type="gramStart"/>
+      <w:r>
+        <w:t>|  |</w:t>
+      </w:r>
+      <w:proofErr w:type="gramEnd"/>
+      <w:r>
+        <w:t xml:space="preserve">  </w:t>
+      </w:r>
+      <w:proofErr w:type="gramStart"/>
+      <w:r>
+        <w:t>|  /</w:t>
+      </w:r>
+      <w:proofErr w:type="gramEnd"/>
+      <w:r>
+        <w:t xml:space="preserve">  Y </w:t>
+      </w:r>
+      <w:proofErr w:type="spellStart"/>
+      <w:proofErr w:type="gramStart"/>
       <w:r>
         <w:t>Y</w:t>
       </w:r>
@@ -7675,6 +8574,7 @@
       <w:r>
         <w:t xml:space="preserve">  \</w:t>
       </w:r>
+      <w:proofErr w:type="gramEnd"/>
     </w:p>
     <w:p>
       <w:pPr>
@@ -7709,26 +8609,39 @@
       <w:pPr>
         <w:pStyle w:val="Pseoudocode"/>
       </w:pPr>
-      <w:r>
-        <w:t>by Zoe McFife</w:t>
-      </w:r>
-    </w:p>
-    <w:p>
-      <w:pPr>
-        <w:pStyle w:val="Pseoudocode"/>
-      </w:pPr>
-    </w:p>
-    <w:p>
-      <w:pPr>
-        <w:pStyle w:val="Pseoudocode"/>
-      </w:pPr>
-    </w:p>
-    <w:p>
-      <w:pPr>
-        <w:pStyle w:val="Pseoudocode"/>
-      </w:pPr>
-      <w:r>
-        <w:t>=== Starjumper has perished in battle! ===</w:t>
+      <w:proofErr w:type="gramStart"/>
+      <w:r>
+        <w:t>by</w:t>
+      </w:r>
+      <w:proofErr w:type="gramEnd"/>
+      <w:r>
+        <w:t xml:space="preserve"> Zoe McFife</w:t>
+      </w:r>
+    </w:p>
+    <w:p>
+      <w:pPr>
+        <w:pStyle w:val="Pseoudocode"/>
+      </w:pPr>
+    </w:p>
+    <w:p>
+      <w:pPr>
+        <w:pStyle w:val="Pseoudocode"/>
+      </w:pPr>
+    </w:p>
+    <w:p>
+      <w:pPr>
+        <w:pStyle w:val="Pseoudocode"/>
+      </w:pPr>
+      <w:r>
+        <w:t xml:space="preserve">=== Starjumper has perished in </w:t>
+      </w:r>
+      <w:proofErr w:type="gramStart"/>
+      <w:r>
+        <w:t>battle!</w:t>
+      </w:r>
+      <w:proofErr w:type="gramEnd"/>
+      <w:r>
+        <w:t xml:space="preserve"> ===</w:t>
       </w:r>
     </w:p>
     <w:p>
@@ -7757,7 +8670,15 @@
         <w:pStyle w:val="Pseoudocode"/>
       </w:pPr>
       <w:r>
-        <w:t>| Health: 0 / 270                      |</w:t>
+        <w:t xml:space="preserve">| </w:t>
+      </w:r>
+      <w:proofErr w:type="gramStart"/>
+      <w:r>
+        <w:t>Health:</w:t>
+      </w:r>
+      <w:proofErr w:type="gramEnd"/>
+      <w:r>
+        <w:t xml:space="preserve"> 0 / 270                      |</w:t>
       </w:r>
     </w:p>
     <w:p>
@@ -7782,23 +8703,55 @@
         <w:pStyle w:val="Pseoudocode"/>
       </w:pPr>
       <w:r>
-        <w:t>| Attack: 19, Defense: 19              |</w:t>
-      </w:r>
-    </w:p>
-    <w:p>
-      <w:pPr>
-        <w:pStyle w:val="Pseoudocode"/>
-      </w:pPr>
-      <w:r>
-        <w:t>| Armour: SCRATCHED                    |</w:t>
-      </w:r>
-    </w:p>
-    <w:p>
-      <w:pPr>
-        <w:pStyle w:val="Pseoudocode"/>
-      </w:pPr>
-      <w:r>
-        <w:t>| (DEAD)                               |</w:t>
+        <w:t xml:space="preserve">| </w:t>
+      </w:r>
+      <w:proofErr w:type="gramStart"/>
+      <w:r>
+        <w:t>Attack:</w:t>
+      </w:r>
+      <w:proofErr w:type="gramEnd"/>
+      <w:r>
+        <w:t xml:space="preserve"> 19, </w:t>
+      </w:r>
+      <w:proofErr w:type="gramStart"/>
+      <w:r>
+        <w:t>Defense:</w:t>
+      </w:r>
+      <w:proofErr w:type="gramEnd"/>
+      <w:r>
+        <w:t xml:space="preserve"> 19              |</w:t>
+      </w:r>
+    </w:p>
+    <w:p>
+      <w:pPr>
+        <w:pStyle w:val="Pseoudocode"/>
+      </w:pPr>
+      <w:r>
+        <w:t xml:space="preserve">| </w:t>
+      </w:r>
+      <w:proofErr w:type="gramStart"/>
+      <w:r>
+        <w:t>Armour:</w:t>
+      </w:r>
+      <w:proofErr w:type="gramEnd"/>
+      <w:r>
+        <w:t xml:space="preserve"> SCRATCHED                    |</w:t>
+      </w:r>
+    </w:p>
+    <w:p>
+      <w:pPr>
+        <w:pStyle w:val="Pseoudocode"/>
+      </w:pPr>
+      <w:r>
+        <w:t>| (</w:t>
+      </w:r>
+      <w:proofErr w:type="gramStart"/>
+      <w:r>
+        <w:t xml:space="preserve">DEAD)   </w:t>
+      </w:r>
+      <w:proofErr w:type="gramEnd"/>
+      <w:r>
+        <w:t xml:space="preserve">                            |</w:t>
       </w:r>
     </w:p>
     <w:p>
@@ -7825,7 +8778,15 @@
         <w:t>After dying, your character gets displayed one more time.</w:t>
       </w:r>
       <w:r>
-        <w:t xml:space="preserve"> You’ll be forwarded back to the main menu and you’ll need to create a new character.</w:t>
+        <w:t xml:space="preserve"> You’ll be forwarded back to the main </w:t>
+      </w:r>
+      <w:proofErr w:type="gramStart"/>
+      <w:r>
+        <w:t>menu</w:t>
+      </w:r>
+      <w:proofErr w:type="gramEnd"/>
+      <w:r>
+        <w:t xml:space="preserve"> and you’ll need to create a new character.</w:t>
       </w:r>
     </w:p>
     <w:p>
@@ -8419,6 +9380,7 @@
         <w:t xml:space="preserve"> </w:t>
       </w:r>
       <w:proofErr w:type="spellStart"/>
+      <w:proofErr w:type="gramStart"/>
       <w:r>
         <w:rPr>
           <w:lang w:val="en-AT"/>
@@ -8430,7 +9392,14 @@
         <w:rPr>
           <w:lang w:val="en-AT"/>
         </w:rPr>
-        <w:t xml:space="preserve">() method on the target. </w:t>
+        <w:t>(</w:t>
+      </w:r>
+      <w:proofErr w:type="gramEnd"/>
+      <w:r>
+        <w:rPr>
+          <w:lang w:val="en-AT"/>
+        </w:rPr>
+        <w:t xml:space="preserve">) method on the target. </w:t>
       </w:r>
       <w:r>
         <w:rPr>
@@ -8499,6 +9468,7 @@
         <w:t xml:space="preserve">public void </w:t>
       </w:r>
       <w:proofErr w:type="spellStart"/>
+      <w:proofErr w:type="gramStart"/>
       <w:r>
         <w:t>attack</w:t>
       </w:r>
@@ -8507,6 +9477,7 @@
         <w:t>(</w:t>
       </w:r>
       <w:proofErr w:type="spellStart"/>
+      <w:proofErr w:type="gramEnd"/>
       <w:r>
         <w:t>GameCharacter</w:t>
       </w:r>
@@ -8520,15 +9491,486 @@
       </w:r>
       <w:r>
         <w:br/>
-        <w:t xml:space="preserve">    if (!</w:t>
-      </w:r>
-      <w:proofErr w:type="spellStart"/>
-      <w:r>
-        <w:t>target.isAlive</w:t>
-      </w:r>
-      <w:proofErr w:type="spellEnd"/>
-      <w:r>
-        <w:t>())</w:t>
+        <w:t xml:space="preserve">    if </w:t>
+      </w:r>
+      <w:proofErr w:type="gramStart"/>
+      <w:r>
+        <w:t>(!</w:t>
+      </w:r>
+      <w:proofErr w:type="spellStart"/>
+      <w:r>
+        <w:t>target</w:t>
+      </w:r>
+      <w:proofErr w:type="gramEnd"/>
+      <w:r>
+        <w:t>.</w:t>
+      </w:r>
+      <w:proofErr w:type="gramStart"/>
+      <w:r>
+        <w:t>isAlive</w:t>
+      </w:r>
+      <w:proofErr w:type="spellEnd"/>
+      <w:r>
+        <w:t>(</w:t>
+      </w:r>
+      <w:proofErr w:type="gramEnd"/>
+      <w:r>
+        <w:t>))</w:t>
+      </w:r>
+      <w:r>
+        <w:br/>
+        <w:t xml:space="preserve"> </w:t>
+      </w:r>
+      <w:proofErr w:type="gramStart"/>
+      <w:r>
+        <w:t xml:space="preserve">   {</w:t>
+      </w:r>
+      <w:proofErr w:type="gramEnd"/>
+      <w:r>
+        <w:br/>
+        <w:t xml:space="preserve">        </w:t>
+      </w:r>
+      <w:proofErr w:type="gramStart"/>
+      <w:r>
+        <w:t>return;</w:t>
+      </w:r>
+      <w:proofErr w:type="gramEnd"/>
+      <w:r>
+        <w:br/>
+        <w:t xml:space="preserve">  </w:t>
+      </w:r>
+      <w:proofErr w:type="gramStart"/>
+      <w:r>
+        <w:t xml:space="preserve">  }</w:t>
+      </w:r>
+      <w:proofErr w:type="gramEnd"/>
+      <w:r>
+        <w:br/>
+      </w:r>
+      <w:r>
+        <w:br/>
+        <w:t xml:space="preserve">    if (this </w:t>
+      </w:r>
+      <w:proofErr w:type="spellStart"/>
+      <w:r>
+        <w:t>instanceof</w:t>
+      </w:r>
+      <w:proofErr w:type="spellEnd"/>
+      <w:r>
+        <w:t xml:space="preserve"> Player player)</w:t>
+      </w:r>
+      <w:r>
+        <w:br/>
+        <w:t xml:space="preserve"> </w:t>
+      </w:r>
+      <w:proofErr w:type="gramStart"/>
+      <w:r>
+        <w:t xml:space="preserve">   {</w:t>
+      </w:r>
+      <w:proofErr w:type="gramEnd"/>
+      <w:r>
+        <w:br/>
+        <w:t xml:space="preserve">        </w:t>
+      </w:r>
+      <w:proofErr w:type="spellStart"/>
+      <w:proofErr w:type="gramStart"/>
+      <w:r>
+        <w:t>player.gainPP</w:t>
+      </w:r>
+      <w:proofErr w:type="spellEnd"/>
+      <w:proofErr w:type="gramEnd"/>
+      <w:r>
+        <w:t>(</w:t>
+      </w:r>
+      <w:proofErr w:type="spellStart"/>
+      <w:r>
+        <w:t>equippedWeapon.getPpGainPerUse</w:t>
+      </w:r>
+      <w:proofErr w:type="spellEnd"/>
+      <w:r>
+        <w:t>()</w:t>
+      </w:r>
+      <w:proofErr w:type="gramStart"/>
+      <w:r>
+        <w:t>);</w:t>
+      </w:r>
+      <w:proofErr w:type="gramEnd"/>
+      <w:r>
+        <w:br/>
+        <w:t xml:space="preserve">  </w:t>
+      </w:r>
+      <w:proofErr w:type="gramStart"/>
+      <w:r>
+        <w:t xml:space="preserve">  }</w:t>
+      </w:r>
+      <w:proofErr w:type="gramEnd"/>
+      <w:r>
+        <w:br/>
+      </w:r>
+      <w:r>
+        <w:br/>
+        <w:t xml:space="preserve">    </w:t>
+      </w:r>
+      <w:proofErr w:type="spellStart"/>
+      <w:proofErr w:type="gramStart"/>
+      <w:r>
+        <w:t>IO.println</w:t>
+      </w:r>
+      <w:proofErr w:type="spellEnd"/>
+      <w:proofErr w:type="gramEnd"/>
+      <w:r>
+        <w:t>(</w:t>
+      </w:r>
+      <w:proofErr w:type="spellStart"/>
+      <w:proofErr w:type="gramStart"/>
+      <w:r>
+        <w:t>getName</w:t>
+      </w:r>
+      <w:proofErr w:type="spellEnd"/>
+      <w:r>
+        <w:t>(</w:t>
+      </w:r>
+      <w:proofErr w:type="gramEnd"/>
+      <w:r>
+        <w:t xml:space="preserve">) + " attacks " + </w:t>
+      </w:r>
+      <w:proofErr w:type="spellStart"/>
+      <w:proofErr w:type="gramStart"/>
+      <w:r>
+        <w:t>target.getName</w:t>
+      </w:r>
+      <w:proofErr w:type="spellEnd"/>
+      <w:proofErr w:type="gramEnd"/>
+      <w:r>
+        <w:t xml:space="preserve">() + " for " + </w:t>
+      </w:r>
+      <w:proofErr w:type="spellStart"/>
+      <w:r>
+        <w:t>Math.round</w:t>
+      </w:r>
+      <w:proofErr w:type="spellEnd"/>
+      <w:r>
+        <w:t>(</w:t>
+      </w:r>
+      <w:proofErr w:type="spellStart"/>
+      <w:proofErr w:type="gramStart"/>
+      <w:r>
+        <w:t>getDamage</w:t>
+      </w:r>
+      <w:proofErr w:type="spellEnd"/>
+      <w:r>
+        <w:t>(</w:t>
+      </w:r>
+      <w:proofErr w:type="gramEnd"/>
+      <w:r>
+        <w:t>)) + " damage!");</w:t>
+      </w:r>
+      <w:r>
+        <w:br/>
+        <w:t xml:space="preserve">    </w:t>
+      </w:r>
+      <w:proofErr w:type="spellStart"/>
+      <w:r>
+        <w:t>target.takeDamage</w:t>
+      </w:r>
+      <w:proofErr w:type="spellEnd"/>
+      <w:r>
+        <w:t>(</w:t>
+      </w:r>
+      <w:proofErr w:type="spellStart"/>
+      <w:r>
+        <w:t>getDamage</w:t>
+      </w:r>
+      <w:proofErr w:type="spellEnd"/>
+      <w:r>
+        <w:t>());</w:t>
+      </w:r>
+      <w:r>
+        <w:br/>
+        <w:t>}</w:t>
+      </w:r>
+    </w:p>
+    <w:p>
+      <w:pPr>
+        <w:pStyle w:val="Caption"/>
+      </w:pPr>
+      <w:r>
+        <w:t xml:space="preserve">Figure </w:t>
+      </w:r>
+      <w:r>
+        <w:fldChar w:fldCharType="begin"/>
+      </w:r>
+      <w:r>
+        <w:instrText xml:space="preserve"> SEQ Figure \* ARABIC </w:instrText>
+      </w:r>
+      <w:r>
+        <w:fldChar w:fldCharType="separate"/>
+      </w:r>
+      <w:r>
+        <w:rPr>
+          <w:noProof/>
+        </w:rPr>
+        <w:t>21</w:t>
+      </w:r>
+      <w:r>
+        <w:fldChar w:fldCharType="end"/>
+      </w:r>
+      <w:r>
+        <w:t>: attack method</w:t>
+      </w:r>
+    </w:p>
+    <w:p>
+      <w:pPr>
+        <w:rPr>
+          <w:lang w:val="en-AT"/>
+        </w:rPr>
+      </w:pPr>
+    </w:p>
+    <w:p>
+      <w:r>
+        <w:rPr>
+          <w:lang w:val="en-AT"/>
+        </w:rPr>
+        <w:t xml:space="preserve">The </w:t>
+      </w:r>
+      <w:proofErr w:type="spellStart"/>
+      <w:proofErr w:type="gramStart"/>
+      <w:r>
+        <w:rPr>
+          <w:lang w:val="en-AT"/>
+        </w:rPr>
+        <w:t>getDamage</w:t>
+      </w:r>
+      <w:proofErr w:type="spellEnd"/>
+      <w:r>
+        <w:rPr>
+          <w:lang w:val="en-AT"/>
+        </w:rPr>
+        <w:t>(</w:t>
+      </w:r>
+      <w:proofErr w:type="gramEnd"/>
+      <w:r>
+        <w:rPr>
+          <w:lang w:val="en-AT"/>
+        </w:rPr>
+        <w:t xml:space="preserve">) method returns the damage the </w:t>
+      </w:r>
+      <w:proofErr w:type="spellStart"/>
+      <w:r>
+        <w:rPr>
+          <w:lang w:val="en-AT"/>
+        </w:rPr>
+        <w:t>GameCharacter</w:t>
+      </w:r>
+      <w:proofErr w:type="spellEnd"/>
+      <w:r>
+        <w:rPr>
+          <w:lang w:val="en-AT"/>
+        </w:rPr>
+        <w:t xml:space="preserve"> can do.</w:t>
+      </w:r>
+      <w:r>
+        <w:rPr>
+          <w:lang w:val="en-AT"/>
+        </w:rPr>
+        <w:t xml:space="preserve"> Damage is determined by the equipped Weapon, the strength and the intelligence </w:t>
+      </w:r>
+      <w:r>
+        <w:rPr>
+          <w:lang w:val="en-AT"/>
+        </w:rPr>
+        <w:t>stat</w:t>
+      </w:r>
+      <w:r>
+        <w:rPr>
+          <w:lang w:val="en-AT"/>
+        </w:rPr>
+        <w:t>.</w:t>
+      </w:r>
+      <w:r>
+        <w:t xml:space="preserve"> </w:t>
+      </w:r>
+      <w:r>
+        <w:t>Additionally a damage multiplier gets applied, if the character is critically hurt.</w:t>
+      </w:r>
+      <w:r>
+        <w:t xml:space="preserve"> </w:t>
+      </w:r>
+      <w:r>
+        <w:t xml:space="preserve">The formula for damage is shown in </w:t>
+      </w:r>
+      <w:r>
+        <w:fldChar w:fldCharType="begin"/>
+      </w:r>
+      <w:r>
+        <w:instrText xml:space="preserve"> REF _Ref214804639 \h </w:instrText>
+      </w:r>
+      <w:r>
+        <w:fldChar w:fldCharType="separate"/>
+      </w:r>
+      <w:r>
+        <w:t xml:space="preserve">Figure </w:t>
+      </w:r>
+      <w:r>
+        <w:rPr>
+          <w:noProof/>
+        </w:rPr>
+        <w:t>22</w:t>
+      </w:r>
+      <w:r>
+        <w:fldChar w:fldCharType="end"/>
+      </w:r>
+      <w:r>
+        <w:t>.</w:t>
+      </w:r>
+    </w:p>
+    <w:p>
+      <w:pPr>
+        <w:pStyle w:val="Pseoudocode"/>
+      </w:pPr>
+      <w:proofErr w:type="spellStart"/>
+      <w:r>
+        <w:lastRenderedPageBreak/>
+        <w:t>equippedWeapon.getDamage</w:t>
+      </w:r>
+      <w:proofErr w:type="spellEnd"/>
+      <w:r>
+        <w:t xml:space="preserve">() * (1 + </w:t>
+      </w:r>
+      <w:r>
+        <w:t>stat</w:t>
+      </w:r>
+      <w:r>
+        <w:t xml:space="preserve"> * </w:t>
+      </w:r>
+      <w:proofErr w:type="spellStart"/>
+      <w:r>
+        <w:t>GameManager.DAMAGE_MULTIPLIER_PER_</w:t>
+      </w:r>
+      <w:r>
+        <w:t>STAT</w:t>
+      </w:r>
+      <w:proofErr w:type="spellEnd"/>
+      <w:r>
+        <w:t xml:space="preserve">) * </w:t>
+      </w:r>
+      <w:proofErr w:type="spellStart"/>
+      <w:r>
+        <w:t>damage_multiplier</w:t>
+      </w:r>
+      <w:proofErr w:type="spellEnd"/>
+    </w:p>
+    <w:p>
+      <w:pPr>
+        <w:pStyle w:val="Caption"/>
+        <w:rPr>
+          <w:lang w:val="en-AT"/>
+        </w:rPr>
+      </w:pPr>
+      <w:bookmarkStart w:id="16" w:name="_Ref214804639"/>
+      <w:r>
+        <w:t xml:space="preserve">Figure </w:t>
+      </w:r>
+      <w:r>
+        <w:fldChar w:fldCharType="begin"/>
+      </w:r>
+      <w:r>
+        <w:instrText xml:space="preserve"> SEQ Figure \* ARABIC </w:instrText>
+      </w:r>
+      <w:r>
+        <w:fldChar w:fldCharType="separate"/>
+      </w:r>
+      <w:r>
+        <w:rPr>
+          <w:noProof/>
+        </w:rPr>
+        <w:t>22</w:t>
+      </w:r>
+      <w:r>
+        <w:fldChar w:fldCharType="end"/>
+      </w:r>
+      <w:bookmarkEnd w:id="16"/>
+      <w:r>
+        <w:t>: damage formula</w:t>
+      </w:r>
+    </w:p>
+    <w:p>
+      <w:pPr>
+        <w:pStyle w:val="Pseoudocode"/>
+      </w:pPr>
+      <w:r>
+        <w:t>/**</w:t>
+      </w:r>
+      <w:r>
+        <w:br/>
+        <w:t xml:space="preserve"> * Calculates the character's damage output.</w:t>
+      </w:r>
+      <w:r>
+        <w:br/>
+        <w:t xml:space="preserve"> * Uses strength for physical weapons, intelligence for magical weapons.</w:t>
+      </w:r>
+      <w:r>
+        <w:br/>
+        <w:t xml:space="preserve"> *</w:t>
+      </w:r>
+      <w:r>
+        <w:br/>
+        <w:t xml:space="preserve"> * @return Total damage the character can deal</w:t>
+      </w:r>
+      <w:r>
+        <w:br/>
+        <w:t xml:space="preserve"> */</w:t>
+      </w:r>
+      <w:r>
+        <w:br/>
+        <w:t xml:space="preserve">public double </w:t>
+      </w:r>
+      <w:proofErr w:type="spellStart"/>
+      <w:r>
+        <w:t>getDamage</w:t>
+      </w:r>
+      <w:proofErr w:type="spellEnd"/>
+      <w:r>
+        <w:t>()</w:t>
+      </w:r>
+      <w:r>
+        <w:br/>
+        <w:t>{</w:t>
+      </w:r>
+      <w:r>
+        <w:br/>
+        <w:t xml:space="preserve">    double </w:t>
+      </w:r>
+      <w:proofErr w:type="spellStart"/>
+      <w:r>
+        <w:t>damage_multiplier</w:t>
+      </w:r>
+      <w:proofErr w:type="spellEnd"/>
+      <w:r>
+        <w:t xml:space="preserve"> = 1;</w:t>
+      </w:r>
+      <w:r>
+        <w:br/>
+      </w:r>
+      <w:r>
+        <w:br/>
+        <w:t xml:space="preserve">    if (</w:t>
+      </w:r>
+      <w:proofErr w:type="spellStart"/>
+      <w:r>
+        <w:t>getStatus</w:t>
+      </w:r>
+      <w:proofErr w:type="spellEnd"/>
+      <w:r>
+        <w:t xml:space="preserve">() == </w:t>
+      </w:r>
+      <w:proofErr w:type="spellStart"/>
+      <w:r>
+        <w:t>CharacterStatus.CRITICALLY_HURT</w:t>
+      </w:r>
+      <w:proofErr w:type="spellEnd"/>
+      <w:r>
+        <w:t>)</w:t>
       </w:r>
       <w:r>
         <w:br/>
@@ -8536,7 +9978,23 @@
       </w:r>
       <w:r>
         <w:br/>
-        <w:t xml:space="preserve">        return;</w:t>
+        <w:t xml:space="preserve">        </w:t>
+      </w:r>
+      <w:proofErr w:type="spellStart"/>
+      <w:r>
+        <w:t>damage_multiplier</w:t>
+      </w:r>
+      <w:proofErr w:type="spellEnd"/>
+      <w:r>
+        <w:t xml:space="preserve"> = </w:t>
+      </w:r>
+      <w:proofErr w:type="spellStart"/>
+      <w:r>
+        <w:t>GameManager.DAMAGE_REDUCTION_WHEN_CRITICAL_STATUS</w:t>
+      </w:r>
+      <w:proofErr w:type="spellEnd"/>
+      <w:r>
+        <w:t>;</w:t>
       </w:r>
       <w:r>
         <w:br/>
@@ -8547,15 +10005,15 @@
       </w:r>
       <w:r>
         <w:br/>
-        <w:t xml:space="preserve">    if (this </w:t>
-      </w:r>
-      <w:proofErr w:type="spellStart"/>
-      <w:r>
-        <w:t>instanceof</w:t>
-      </w:r>
-      <w:proofErr w:type="spellEnd"/>
-      <w:r>
-        <w:t xml:space="preserve"> Player player)</w:t>
+        <w:t xml:space="preserve">    if (</w:t>
+      </w:r>
+      <w:proofErr w:type="spellStart"/>
+      <w:r>
+        <w:t>equippedWeapon.isMagic</w:t>
+      </w:r>
+      <w:proofErr w:type="spellEnd"/>
+      <w:r>
+        <w:t>())</w:t>
       </w:r>
       <w:r>
         <w:br/>
@@ -8563,23 +10021,31 @@
       </w:r>
       <w:r>
         <w:br/>
-        <w:t xml:space="preserve">        </w:t>
-      </w:r>
-      <w:proofErr w:type="spellStart"/>
-      <w:r>
-        <w:t>player.gainPP</w:t>
-      </w:r>
-      <w:proofErr w:type="spellEnd"/>
-      <w:r>
-        <w:t>(</w:t>
-      </w:r>
-      <w:proofErr w:type="spellStart"/>
-      <w:r>
-        <w:t>equippedWeapon.getPpGainPerUse</w:t>
-      </w:r>
-      <w:proofErr w:type="spellEnd"/>
-      <w:r>
-        <w:t>());</w:t>
+        <w:t xml:space="preserve">        return </w:t>
+      </w:r>
+      <w:proofErr w:type="spellStart"/>
+      <w:r>
+        <w:t>equippedWeapon.getDamage</w:t>
+      </w:r>
+      <w:proofErr w:type="spellEnd"/>
+      <w:r>
+        <w:t xml:space="preserve">() * (1 + intelligence * </w:t>
+      </w:r>
+      <w:proofErr w:type="spellStart"/>
+      <w:r>
+        <w:t>GameManager.DAMAGE_MULTIPLIER_PER_INTELLIGENCE</w:t>
+      </w:r>
+      <w:proofErr w:type="spellEnd"/>
+      <w:r>
+        <w:t xml:space="preserve">) * </w:t>
+      </w:r>
+      <w:proofErr w:type="spellStart"/>
+      <w:r>
+        <w:t>damage_multiplier</w:t>
+      </w:r>
+      <w:proofErr w:type="spellEnd"/>
+      <w:r>
+        <w:t>;</w:t>
       </w:r>
       <w:r>
         <w:br/>
@@ -8590,7 +10056,229 @@
       </w:r>
       <w:r>
         <w:br/>
-        <w:t xml:space="preserve">    </w:t>
+        <w:t xml:space="preserve">    return </w:t>
+      </w:r>
+      <w:proofErr w:type="spellStart"/>
+      <w:r>
+        <w:t>equippedWeapon.getDamage</w:t>
+      </w:r>
+      <w:proofErr w:type="spellEnd"/>
+      <w:r>
+        <w:t xml:space="preserve">() * (1 + strength * </w:t>
+      </w:r>
+      <w:proofErr w:type="spellStart"/>
+      <w:r>
+        <w:t>GameManager.DAMAGE_MULTIPLIER_PER_STRENGTH</w:t>
+      </w:r>
+      <w:proofErr w:type="spellEnd"/>
+      <w:r>
+        <w:t xml:space="preserve">) * </w:t>
+      </w:r>
+      <w:proofErr w:type="spellStart"/>
+      <w:r>
+        <w:t>damage_multiplier</w:t>
+      </w:r>
+      <w:proofErr w:type="spellEnd"/>
+      <w:r>
+        <w:t>;</w:t>
+      </w:r>
+      <w:r>
+        <w:br/>
+        <w:t>}</w:t>
+      </w:r>
+    </w:p>
+    <w:p>
+      <w:pPr>
+        <w:pStyle w:val="Caption"/>
+      </w:pPr>
+      <w:r>
+        <w:t xml:space="preserve">Figure </w:t>
+      </w:r>
+      <w:r>
+        <w:fldChar w:fldCharType="begin"/>
+      </w:r>
+      <w:r>
+        <w:instrText xml:space="preserve"> SEQ Figure \* ARABIC </w:instrText>
+      </w:r>
+      <w:r>
+        <w:fldChar w:fldCharType="separate"/>
+      </w:r>
+      <w:r>
+        <w:rPr>
+          <w:noProof/>
+        </w:rPr>
+        <w:t>23</w:t>
+      </w:r>
+      <w:r>
+        <w:fldChar w:fldCharType="end"/>
+      </w:r>
+      <w:r>
+        <w:t xml:space="preserve">: </w:t>
+      </w:r>
+      <w:proofErr w:type="spellStart"/>
+      <w:r>
+        <w:t>getDamage</w:t>
+      </w:r>
+      <w:proofErr w:type="spellEnd"/>
+      <w:r>
+        <w:t xml:space="preserve"> method</w:t>
+      </w:r>
+    </w:p>
+    <w:p>
+      <w:r>
+        <w:rPr>
+          <w:lang w:val="en-AT"/>
+        </w:rPr>
+        <w:t xml:space="preserve">The </w:t>
+      </w:r>
+      <w:proofErr w:type="spellStart"/>
+      <w:r>
+        <w:rPr>
+          <w:lang w:val="en-AT"/>
+        </w:rPr>
+        <w:t>takeDamage</w:t>
+      </w:r>
+      <w:proofErr w:type="spellEnd"/>
+      <w:r>
+        <w:rPr>
+          <w:lang w:val="en-AT"/>
+        </w:rPr>
+        <w:t xml:space="preserve"> method handles incoming damage.</w:t>
+      </w:r>
+      <w:r>
+        <w:rPr>
+          <w:lang w:val="en-AT"/>
+        </w:rPr>
+        <w:t xml:space="preserve"> </w:t>
+      </w:r>
+      <w:r>
+        <w:rPr>
+          <w:lang w:val="en-AT"/>
+        </w:rPr>
+        <w:t xml:space="preserve">First, the </w:t>
+      </w:r>
+      <w:proofErr w:type="spellStart"/>
+      <w:r>
+        <w:rPr>
+          <w:lang w:val="en-AT"/>
+        </w:rPr>
+        <w:t>dodgeRoll</w:t>
+      </w:r>
+      <w:proofErr w:type="spellEnd"/>
+      <w:r>
+        <w:rPr>
+          <w:lang w:val="en-AT"/>
+        </w:rPr>
+        <w:t xml:space="preserve"> method gets called, which determines a dodge</w:t>
+      </w:r>
+      <w:r>
+        <w:rPr>
+          <w:lang w:val="en-AT"/>
+        </w:rPr>
+        <w:t xml:space="preserve"> based on the players dexterity.</w:t>
+      </w:r>
+      <w:r>
+        <w:t xml:space="preserve"> </w:t>
+      </w:r>
+      <w:r>
+        <w:t xml:space="preserve">Incoming damage gets subtracted by the current defense. </w:t>
+      </w:r>
+      <w:r>
+        <w:t>Armour ge</w:t>
+      </w:r>
+      <w:r>
+        <w:t xml:space="preserve">ts its durability reduced by the damage. </w:t>
+      </w:r>
+      <w:r>
+        <w:t xml:space="preserve">Current health gets reduced by the damage after the defense got subtracted. </w:t>
+      </w:r>
+      <w:r>
+        <w:t xml:space="preserve">If the character reaches zero health, the abstract </w:t>
+      </w:r>
+      <w:proofErr w:type="spellStart"/>
+      <w:r>
+        <w:t>onDeath</w:t>
+      </w:r>
+      <w:proofErr w:type="spellEnd"/>
+      <w:r>
+        <w:t xml:space="preserve"> method gets called.</w:t>
+      </w:r>
+    </w:p>
+    <w:p>
+      <w:pPr>
+        <w:pStyle w:val="Pseoudocode"/>
+      </w:pPr>
+      <w:r>
+        <w:lastRenderedPageBreak/>
+        <w:t>/**</w:t>
+      </w:r>
+      <w:r>
+        <w:br/>
+        <w:t xml:space="preserve"> * Applies damage to the character.</w:t>
+      </w:r>
+      <w:r>
+        <w:br/>
+        <w:t xml:space="preserve"> * Damage is reduced by </w:t>
+      </w:r>
+      <w:proofErr w:type="spellStart"/>
+      <w:r>
+        <w:t>defense</w:t>
+      </w:r>
+      <w:proofErr w:type="spellEnd"/>
+      <w:r>
+        <w:t>, then subtracted from health.</w:t>
+      </w:r>
+      <w:r>
+        <w:br/>
+        <w:t xml:space="preserve"> * Character dies if health reaches 0.</w:t>
+      </w:r>
+      <w:r>
+        <w:br/>
+        <w:t xml:space="preserve"> *</w:t>
+      </w:r>
+      <w:r>
+        <w:br/>
+        <w:t xml:space="preserve"> * @param damage The raw damage to apply</w:t>
+      </w:r>
+      <w:r>
+        <w:br/>
+        <w:t xml:space="preserve"> */</w:t>
+      </w:r>
+      <w:r>
+        <w:br/>
+        <w:t xml:space="preserve">public void </w:t>
+      </w:r>
+      <w:proofErr w:type="spellStart"/>
+      <w:r>
+        <w:t>takeDamage</w:t>
+      </w:r>
+      <w:proofErr w:type="spellEnd"/>
+      <w:r>
+        <w:t>(double damage)</w:t>
+      </w:r>
+      <w:r>
+        <w:br/>
+        <w:t>{</w:t>
+      </w:r>
+      <w:r>
+        <w:br/>
+        <w:t xml:space="preserve">    if (</w:t>
+      </w:r>
+      <w:proofErr w:type="spellStart"/>
+      <w:r>
+        <w:t>dodgeRoll</w:t>
+      </w:r>
+      <w:proofErr w:type="spellEnd"/>
+      <w:r>
+        <w:t>())</w:t>
+      </w:r>
+      <w:r>
+        <w:br/>
+        <w:t xml:space="preserve">    {</w:t>
+      </w:r>
+      <w:r>
+        <w:br/>
+        <w:t xml:space="preserve">        </w:t>
       </w:r>
       <w:proofErr w:type="spellStart"/>
       <w:r>
@@ -8606,31 +10294,46 @@
       </w:r>
       <w:proofErr w:type="spellEnd"/>
       <w:r>
-        <w:t xml:space="preserve">() + " attacks " + </w:t>
-      </w:r>
-      <w:proofErr w:type="spellStart"/>
-      <w:r>
-        <w:t>target.getName</w:t>
-      </w:r>
-      <w:proofErr w:type="spellEnd"/>
-      <w:r>
-        <w:t xml:space="preserve">() + " for " + </w:t>
-      </w:r>
-      <w:proofErr w:type="spellStart"/>
-      <w:r>
-        <w:t>Math.round</w:t>
-      </w:r>
-      <w:proofErr w:type="spellEnd"/>
-      <w:r>
-        <w:t>(</w:t>
-      </w:r>
-      <w:proofErr w:type="spellStart"/>
-      <w:r>
-        <w:t>getDamage</w:t>
-      </w:r>
-      <w:proofErr w:type="spellEnd"/>
-      <w:r>
-        <w:t>()) + " damage!");</w:t>
+        <w:t>() + " dodged the attack!");</w:t>
+      </w:r>
+      <w:r>
+        <w:br/>
+        <w:t xml:space="preserve">        return;</w:t>
+      </w:r>
+      <w:r>
+        <w:br/>
+        <w:t xml:space="preserve">    }</w:t>
+      </w:r>
+      <w:r>
+        <w:br/>
+      </w:r>
+      <w:r>
+        <w:br/>
+        <w:t xml:space="preserve">    double </w:t>
+      </w:r>
+      <w:proofErr w:type="spellStart"/>
+      <w:r>
+        <w:t>damageTaken</w:t>
+      </w:r>
+      <w:proofErr w:type="spellEnd"/>
+      <w:r>
+        <w:t xml:space="preserve"> = </w:t>
+      </w:r>
+      <w:proofErr w:type="spellStart"/>
+      <w:r>
+        <w:t>Math.max</w:t>
+      </w:r>
+      <w:proofErr w:type="spellEnd"/>
+      <w:r>
+        <w:t xml:space="preserve">(damage - </w:t>
+      </w:r>
+      <w:proofErr w:type="spellStart"/>
+      <w:r>
+        <w:t>getCurrentDefense</w:t>
+      </w:r>
+      <w:proofErr w:type="spellEnd"/>
+      <w:r>
+        <w:t>(), 0);</w:t>
       </w:r>
       <w:r>
         <w:br/>
@@ -8638,7 +10341,7 @@
       </w:r>
       <w:proofErr w:type="spellStart"/>
       <w:r>
-        <w:t>target.takeDamage</w:t>
+        <w:t>IO.println</w:t>
       </w:r>
       <w:proofErr w:type="spellEnd"/>
       <w:r>
@@ -8646,11 +10349,121 @@
       </w:r>
       <w:proofErr w:type="spellStart"/>
       <w:r>
-        <w:t>getDamage</w:t>
-      </w:r>
-      <w:proofErr w:type="spellEnd"/>
-      <w:r>
-        <w:t>());</w:t>
+        <w:t>getName</w:t>
+      </w:r>
+      <w:proofErr w:type="spellEnd"/>
+      <w:r>
+        <w:t xml:space="preserve">() + " takes " + </w:t>
+      </w:r>
+      <w:proofErr w:type="spellStart"/>
+      <w:r>
+        <w:t>Math.round</w:t>
+      </w:r>
+      <w:proofErr w:type="spellEnd"/>
+      <w:r>
+        <w:t>(</w:t>
+      </w:r>
+      <w:proofErr w:type="spellStart"/>
+      <w:r>
+        <w:t>damageTaken</w:t>
+      </w:r>
+      <w:proofErr w:type="spellEnd"/>
+      <w:r>
+        <w:t>) + " damage!");</w:t>
+      </w:r>
+      <w:r>
+        <w:br/>
+      </w:r>
+      <w:r>
+        <w:br/>
+        <w:t xml:space="preserve">    </w:t>
+      </w:r>
+      <w:proofErr w:type="spellStart"/>
+      <w:r>
+        <w:t>getEquippedArmour</w:t>
+      </w:r>
+      <w:proofErr w:type="spellEnd"/>
+      <w:r>
+        <w:t>().</w:t>
+      </w:r>
+      <w:proofErr w:type="spellStart"/>
+      <w:r>
+        <w:t>reduceDurability</w:t>
+      </w:r>
+      <w:proofErr w:type="spellEnd"/>
+      <w:r>
+        <w:t>(</w:t>
+      </w:r>
+      <w:proofErr w:type="spellStart"/>
+      <w:r>
+        <w:t>damageTaken</w:t>
+      </w:r>
+      <w:proofErr w:type="spellEnd"/>
+      <w:r>
+        <w:t>);</w:t>
+      </w:r>
+      <w:r>
+        <w:br/>
+      </w:r>
+      <w:r>
+        <w:br/>
+        <w:t xml:space="preserve">    health -= </w:t>
+      </w:r>
+      <w:proofErr w:type="spellStart"/>
+      <w:r>
+        <w:t>damageTaken</w:t>
+      </w:r>
+      <w:proofErr w:type="spellEnd"/>
+      <w:r>
+        <w:t>;</w:t>
+      </w:r>
+      <w:r>
+        <w:br/>
+        <w:t xml:space="preserve">    if (health &lt; 0)</w:t>
+      </w:r>
+      <w:r>
+        <w:br/>
+        <w:t xml:space="preserve">    {</w:t>
+      </w:r>
+      <w:r>
+        <w:br/>
+        <w:t xml:space="preserve">        health = 0;</w:t>
+      </w:r>
+      <w:r>
+        <w:br/>
+        <w:t xml:space="preserve">        </w:t>
+      </w:r>
+      <w:proofErr w:type="spellStart"/>
+      <w:r>
+        <w:t>IO.println</w:t>
+      </w:r>
+      <w:proofErr w:type="spellEnd"/>
+      <w:r>
+        <w:t>(</w:t>
+      </w:r>
+      <w:proofErr w:type="spellStart"/>
+      <w:r>
+        <w:t>getName</w:t>
+      </w:r>
+      <w:proofErr w:type="spellEnd"/>
+      <w:r>
+        <w:t>() + " died!");</w:t>
+      </w:r>
+      <w:r>
+        <w:br/>
+        <w:t xml:space="preserve">        </w:t>
+      </w:r>
+      <w:proofErr w:type="spellStart"/>
+      <w:r>
+        <w:t>onDeath</w:t>
+      </w:r>
+      <w:proofErr w:type="spellEnd"/>
+      <w:r>
+        <w:t>();</w:t>
+      </w:r>
+      <w:r>
+        <w:br/>
+        <w:t xml:space="preserve">    }</w:t>
       </w:r>
       <w:r>
         <w:br/>
@@ -8660,6 +10473,9 @@
     <w:p>
       <w:pPr>
         <w:pStyle w:val="Caption"/>
+        <w:rPr>
+          <w:lang w:val="en-AT"/>
+        </w:rPr>
       </w:pPr>
       <w:r>
         <w:t xml:space="preserve">Figure </w:t>
@@ -8677,379 +10493,654 @@
         <w:rPr>
           <w:noProof/>
         </w:rPr>
-        <w:t>21</w:t>
+        <w:t>24</w:t>
       </w:r>
       <w:r>
         <w:fldChar w:fldCharType="end"/>
       </w:r>
       <w:r>
-        <w:t>: attack method</w:t>
-      </w:r>
-    </w:p>
-    <w:p>
-      <w:pPr>
+        <w:t xml:space="preserve">: </w:t>
+      </w:r>
+      <w:proofErr w:type="spellStart"/>
+      <w:r>
+        <w:t>takeDamage</w:t>
+      </w:r>
+      <w:proofErr w:type="spellEnd"/>
+      <w:r>
+        <w:t xml:space="preserve"> method</w:t>
+      </w:r>
+    </w:p>
+    <w:p>
+      <w:pPr>
+        <w:pStyle w:val="Heading3"/>
+      </w:pPr>
+      <w:r>
+        <w:t>Defense</w:t>
+      </w:r>
+    </w:p>
+    <w:p>
+      <w:r>
+        <w:t xml:space="preserve">The defend method raises the shield of a character. </w:t>
+      </w:r>
+      <w:r>
+        <w:t xml:space="preserve">This sets the </w:t>
+      </w:r>
+      <w:proofErr w:type="spellStart"/>
+      <w:r>
+        <w:t>isDefending</w:t>
+      </w:r>
+      <w:proofErr w:type="spellEnd"/>
+      <w:r>
+        <w:t xml:space="preserve"> </w:t>
+      </w:r>
+      <w:proofErr w:type="gramStart"/>
+      <w:r>
+        <w:t>flag to</w:t>
+      </w:r>
+      <w:proofErr w:type="gramEnd"/>
+      <w:r>
+        <w:t xml:space="preserve"> true</w:t>
+      </w:r>
+      <w:r>
+        <w:t xml:space="preserve">. </w:t>
+      </w:r>
+      <w:r>
+        <w:t xml:space="preserve">The defense only gets calculated in the </w:t>
+      </w:r>
+      <w:proofErr w:type="spellStart"/>
+      <w:r>
+        <w:t>getCurrentDefense</w:t>
+      </w:r>
+      <w:proofErr w:type="spellEnd"/>
+      <w:r>
+        <w:t xml:space="preserve"> method seen in </w:t>
+      </w:r>
+      <w:r>
+        <w:fldChar w:fldCharType="begin"/>
+      </w:r>
+      <w:r>
+        <w:instrText xml:space="preserve"> REF _Ref214805388 \h </w:instrText>
+      </w:r>
+      <w:r>
+        <w:fldChar w:fldCharType="separate"/>
+      </w:r>
+      <w:r>
+        <w:t xml:space="preserve">Figure </w:t>
+      </w:r>
+      <w:r>
+        <w:rPr>
+          <w:noProof/>
+        </w:rPr>
+        <w:t>26</w:t>
+      </w:r>
+      <w:r>
+        <w:fldChar w:fldCharType="end"/>
+      </w:r>
+      <w:r>
+        <w:t>.</w:t>
+      </w:r>
+    </w:p>
+    <w:p>
+      <w:pPr>
+        <w:pStyle w:val="Pseoudocode"/>
+      </w:pPr>
+      <w:r>
+        <w:t>/**</w:t>
+      </w:r>
+      <w:r>
+        <w:br/>
+        <w:t xml:space="preserve"> * Puts the character in a defensive stance.</w:t>
+      </w:r>
+      <w:r>
+        <w:br/>
+        <w:t xml:space="preserve"> * While defending, the character gains additional </w:t>
+      </w:r>
+      <w:proofErr w:type="spellStart"/>
+      <w:r>
+        <w:t>defense</w:t>
+      </w:r>
+      <w:proofErr w:type="spellEnd"/>
+      <w:r>
+        <w:t xml:space="preserve"> from their shield.</w:t>
+      </w:r>
+      <w:r>
+        <w:br/>
+      </w:r>
+      <w:r>
+        <w:lastRenderedPageBreak/>
+        <w:t xml:space="preserve"> */</w:t>
+      </w:r>
+      <w:r>
+        <w:br/>
+        <w:t xml:space="preserve">public void </w:t>
+      </w:r>
+      <w:proofErr w:type="gramStart"/>
+      <w:r>
+        <w:t>defend(</w:t>
+      </w:r>
+      <w:proofErr w:type="gramEnd"/>
+      <w:r>
+        <w:t>)</w:t>
+      </w:r>
+      <w:r>
+        <w:br/>
+        <w:t>{</w:t>
+      </w:r>
+      <w:r>
+        <w:br/>
+        <w:t xml:space="preserve">    </w:t>
+      </w:r>
+      <w:proofErr w:type="spellStart"/>
+      <w:proofErr w:type="gramStart"/>
+      <w:r>
+        <w:t>IO.println</w:t>
+      </w:r>
+      <w:proofErr w:type="spellEnd"/>
+      <w:proofErr w:type="gramEnd"/>
+      <w:r>
+        <w:t>(</w:t>
+      </w:r>
+      <w:proofErr w:type="spellStart"/>
+      <w:proofErr w:type="gramStart"/>
+      <w:r>
+        <w:t>getName</w:t>
+      </w:r>
+      <w:proofErr w:type="spellEnd"/>
+      <w:r>
+        <w:t>(</w:t>
+      </w:r>
+      <w:proofErr w:type="gramEnd"/>
+      <w:r>
+        <w:t xml:space="preserve">) + " is defending for " + </w:t>
+      </w:r>
+      <w:proofErr w:type="spellStart"/>
+      <w:r>
+        <w:t>equippedShield.getDefense</w:t>
+      </w:r>
+      <w:proofErr w:type="spellEnd"/>
+      <w:r>
+        <w:t xml:space="preserve">() + " extra </w:t>
+      </w:r>
+      <w:proofErr w:type="spellStart"/>
+      <w:r>
+        <w:t>defense</w:t>
+      </w:r>
+      <w:proofErr w:type="spellEnd"/>
+      <w:r>
+        <w:t>!");</w:t>
+      </w:r>
+      <w:r>
+        <w:br/>
+        <w:t xml:space="preserve">    </w:t>
+      </w:r>
+      <w:proofErr w:type="spellStart"/>
+      <w:r>
+        <w:t>isDefending</w:t>
+      </w:r>
+      <w:proofErr w:type="spellEnd"/>
+      <w:r>
+        <w:t xml:space="preserve"> = true;</w:t>
+      </w:r>
+      <w:r>
+        <w:br/>
+        <w:t xml:space="preserve">    </w:t>
+      </w:r>
+      <w:r>
+        <w:br/>
+        <w:t xml:space="preserve">    // Grant PP to players when defending</w:t>
+      </w:r>
+      <w:r>
+        <w:br/>
+        <w:t xml:space="preserve">    if (this </w:t>
+      </w:r>
+      <w:proofErr w:type="spellStart"/>
+      <w:r>
+        <w:t>instanceof</w:t>
+      </w:r>
+      <w:proofErr w:type="spellEnd"/>
+      <w:r>
+        <w:t xml:space="preserve"> Player player)</w:t>
+      </w:r>
+      <w:r>
+        <w:br/>
+        <w:t xml:space="preserve">    {</w:t>
+      </w:r>
+      <w:r>
+        <w:br/>
+        <w:t xml:space="preserve">        </w:t>
+      </w:r>
+      <w:proofErr w:type="spellStart"/>
+      <w:r>
+        <w:t>player.gainPP</w:t>
+      </w:r>
+      <w:proofErr w:type="spellEnd"/>
+      <w:r>
+        <w:t>(</w:t>
+      </w:r>
+      <w:proofErr w:type="spellStart"/>
+      <w:r>
+        <w:t>equippedShield.getPpGain</w:t>
+      </w:r>
+      <w:proofErr w:type="spellEnd"/>
+      <w:r>
+        <w:t>());</w:t>
+      </w:r>
+      <w:r>
+        <w:br/>
+        <w:t xml:space="preserve">    }</w:t>
+      </w:r>
+      <w:r>
+        <w:br/>
+        <w:t>}</w:t>
+      </w:r>
+    </w:p>
+    <w:p>
+      <w:pPr>
+        <w:pStyle w:val="Caption"/>
         <w:rPr>
           <w:lang w:val="en-AT"/>
         </w:rPr>
       </w:pPr>
-    </w:p>
-    <w:p>
-      <w:r>
+      <w:r>
+        <w:t xml:space="preserve">Figure </w:t>
+      </w:r>
+      <w:r>
+        <w:fldChar w:fldCharType="begin"/>
+      </w:r>
+      <w:r>
+        <w:instrText xml:space="preserve"> SEQ Figure \* ARABIC </w:instrText>
+      </w:r>
+      <w:r>
+        <w:fldChar w:fldCharType="separate"/>
+      </w:r>
+      <w:r>
+        <w:rPr>
+          <w:noProof/>
+        </w:rPr>
+        <w:t>25</w:t>
+      </w:r>
+      <w:r>
+        <w:fldChar w:fldCharType="end"/>
+      </w:r>
+      <w:r>
+        <w:t xml:space="preserve">: </w:t>
+      </w:r>
+      <w:proofErr w:type="gramStart"/>
+      <w:r>
+        <w:t>defend</w:t>
+      </w:r>
+      <w:proofErr w:type="gramEnd"/>
+      <w:r>
+        <w:t xml:space="preserve"> Method</w:t>
+      </w:r>
+    </w:p>
+    <w:p/>
+    <w:p>
+      <w:pPr>
+        <w:pStyle w:val="Pseoudocode"/>
         <w:rPr>
           <w:lang w:val="en-AT"/>
         </w:rPr>
-        <w:t xml:space="preserve">The </w:t>
-      </w:r>
-      <w:proofErr w:type="spellStart"/>
-      <w:r>
-        <w:rPr>
+      </w:pPr>
+      <w:r>
+        <w:rPr>
+          <w:i/>
+          <w:iCs/>
           <w:lang w:val="en-AT"/>
         </w:rPr>
-        <w:t>getDamage</w:t>
-      </w:r>
-      <w:proofErr w:type="spellEnd"/>
-      <w:r>
-        <w:rPr>
+        <w:t>/**</w:t>
+      </w:r>
+      <w:r>
+        <w:rPr>
+          <w:i/>
+          <w:iCs/>
           <w:lang w:val="en-AT"/>
         </w:rPr>
-        <w:t xml:space="preserve">() method returns the damage the </w:t>
-      </w:r>
-      <w:proofErr w:type="spellStart"/>
-      <w:r>
-        <w:rPr>
+        <w:br/>
+        <w:t xml:space="preserve"> * Calculates the character's total </w:t>
+      </w:r>
+      <w:proofErr w:type="spellStart"/>
+      <w:r>
+        <w:rPr>
+          <w:i/>
+          <w:iCs/>
           <w:lang w:val="en-AT"/>
         </w:rPr>
-        <w:t>GameCharacter</w:t>
-      </w:r>
-      <w:proofErr w:type="spellEnd"/>
-      <w:r>
-        <w:rPr>
+        <w:t>defense</w:t>
+      </w:r>
+      <w:proofErr w:type="spellEnd"/>
+      <w:r>
+        <w:rPr>
+          <w:i/>
+          <w:iCs/>
           <w:lang w:val="en-AT"/>
         </w:rPr>
-        <w:t xml:space="preserve"> can do.</w:t>
-      </w:r>
-      <w:r>
-        <w:rPr>
+        <w:t xml:space="preserve"> value.</w:t>
+      </w:r>
+      <w:r>
+        <w:rPr>
+          <w:i/>
+          <w:iCs/>
           <w:lang w:val="en-AT"/>
         </w:rPr>
-        <w:t xml:space="preserve"> Damage is determined by the equipped Weapon, the strength and the intelligence </w:t>
-      </w:r>
-      <w:r>
-        <w:rPr>
+        <w:br/>
+        <w:t xml:space="preserve"> * Includes shield </w:t>
+      </w:r>
+      <w:proofErr w:type="spellStart"/>
+      <w:r>
+        <w:rPr>
+          <w:i/>
+          <w:iCs/>
           <w:lang w:val="en-AT"/>
         </w:rPr>
-        <w:t>stat</w:t>
-      </w:r>
-      <w:r>
-        <w:rPr>
+        <w:t>defense</w:t>
+      </w:r>
+      <w:proofErr w:type="spellEnd"/>
+      <w:r>
+        <w:rPr>
+          <w:i/>
+          <w:iCs/>
           <w:lang w:val="en-AT"/>
         </w:rPr>
-        <w:t>.</w:t>
-      </w:r>
-      <w:r>
-        <w:t xml:space="preserve"> </w:t>
-      </w:r>
-      <w:r>
-        <w:t>Additionally a damage multiplier gets applied, if the character is critically hurt.</w:t>
-      </w:r>
-      <w:r>
-        <w:t xml:space="preserve"> </w:t>
-      </w:r>
-      <w:r>
-        <w:t xml:space="preserve">The formula for damage is shown in </w:t>
-      </w:r>
-      <w:r>
-        <w:fldChar w:fldCharType="begin"/>
-      </w:r>
-      <w:r>
-        <w:instrText xml:space="preserve"> REF _Ref214804639 \h </w:instrText>
-      </w:r>
-      <w:r>
-        <w:fldChar w:fldCharType="separate"/>
-      </w:r>
-      <w:r>
-        <w:t xml:space="preserve">Figure </w:t>
-      </w:r>
-      <w:r>
-        <w:rPr>
-          <w:noProof/>
-        </w:rPr>
-        <w:t>22</w:t>
-      </w:r>
-      <w:r>
-        <w:fldChar w:fldCharType="end"/>
-      </w:r>
-      <w:r>
-        <w:t>.</w:t>
-      </w:r>
-    </w:p>
-    <w:p>
-      <w:pPr>
-        <w:pStyle w:val="Pseoudocode"/>
-      </w:pPr>
-      <w:proofErr w:type="spellStart"/>
-      <w:r>
-        <w:lastRenderedPageBreak/>
-        <w:t>equippedWeapon.getDamage</w:t>
-      </w:r>
-      <w:proofErr w:type="spellEnd"/>
-      <w:r>
-        <w:t xml:space="preserve">() * (1 + </w:t>
-      </w:r>
-      <w:r>
-        <w:t>stat</w:t>
-      </w:r>
-      <w:r>
-        <w:t xml:space="preserve"> * </w:t>
-      </w:r>
-      <w:proofErr w:type="spellStart"/>
-      <w:r>
-        <w:t>GameManager.DAMAGE_MULTIPLIER_PER_</w:t>
-      </w:r>
-      <w:r>
-        <w:t>STAT</w:t>
-      </w:r>
-      <w:proofErr w:type="spellEnd"/>
-      <w:r>
-        <w:t xml:space="preserve">) * </w:t>
-      </w:r>
-      <w:proofErr w:type="spellStart"/>
-      <w:r>
-        <w:t>damage_multiplier</w:t>
-      </w:r>
-      <w:proofErr w:type="spellEnd"/>
-    </w:p>
-    <w:p>
-      <w:pPr>
-        <w:pStyle w:val="Caption"/>
-        <w:rPr>
+        <w:t xml:space="preserve"> only when actively defending.</w:t>
+      </w:r>
+      <w:r>
+        <w:rPr>
+          <w:i/>
+          <w:iCs/>
           <w:lang w:val="en-AT"/>
         </w:rPr>
-      </w:pPr>
-      <w:bookmarkStart w:id="16" w:name="_Ref214804639"/>
-      <w:r>
-        <w:t xml:space="preserve">Figure </w:t>
-      </w:r>
-      <w:r>
-        <w:fldChar w:fldCharType="begin"/>
-      </w:r>
-      <w:r>
-        <w:instrText xml:space="preserve"> SEQ Figure \* ARABIC </w:instrText>
-      </w:r>
-      <w:r>
-        <w:fldChar w:fldCharType="separate"/>
-      </w:r>
-      <w:r>
-        <w:rPr>
-          <w:noProof/>
-        </w:rPr>
-        <w:t>22</w:t>
-      </w:r>
-      <w:r>
-        <w:fldChar w:fldCharType="end"/>
-      </w:r>
-      <w:bookmarkEnd w:id="16"/>
-      <w:r>
-        <w:t>: damage formula</w:t>
-      </w:r>
-    </w:p>
-    <w:p>
-      <w:pPr>
-        <w:pStyle w:val="Pseoudocode"/>
-      </w:pPr>
-      <w:r>
-        <w:t>/**</w:t>
-      </w:r>
-      <w:r>
-        <w:br/>
-        <w:t xml:space="preserve"> * Calculates the character's damage output.</w:t>
-      </w:r>
-      <w:r>
-        <w:br/>
-        <w:t xml:space="preserve"> * Uses strength for physical weapons, intelligence for magical weapons.</w:t>
-      </w:r>
-      <w:r>
         <w:br/>
         <w:t xml:space="preserve"> *</w:t>
       </w:r>
       <w:r>
+        <w:rPr>
+          <w:i/>
+          <w:iCs/>
+          <w:lang w:val="en-AT"/>
+        </w:rPr>
         <w:br/>
-        <w:t xml:space="preserve"> * @return Total damage the character can deal</w:t>
-      </w:r>
-      <w:r>
+        <w:t xml:space="preserve"> * @return Total </w:t>
+      </w:r>
+      <w:proofErr w:type="spellStart"/>
+      <w:r>
+        <w:rPr>
+          <w:i/>
+          <w:iCs/>
+          <w:lang w:val="en-AT"/>
+        </w:rPr>
+        <w:t>defense</w:t>
+      </w:r>
+      <w:proofErr w:type="spellEnd"/>
+      <w:r>
+        <w:rPr>
+          <w:i/>
+          <w:iCs/>
+          <w:lang w:val="en-AT"/>
+        </w:rPr>
+        <w:t xml:space="preserve"> points</w:t>
+      </w:r>
+      <w:r>
+        <w:rPr>
+          <w:i/>
+          <w:iCs/>
+          <w:lang w:val="en-AT"/>
+        </w:rPr>
         <w:br/>
         <w:t xml:space="preserve"> */</w:t>
       </w:r>
       <w:r>
+        <w:rPr>
+          <w:i/>
+          <w:iCs/>
+          <w:lang w:val="en-AT"/>
+        </w:rPr>
         <w:br/>
+      </w:r>
+      <w:r>
+        <w:rPr>
+          <w:lang w:val="en-AT"/>
+        </w:rPr>
         <w:t xml:space="preserve">public double </w:t>
       </w:r>
       <w:proofErr w:type="spellStart"/>
-      <w:r>
-        <w:t>getDamage</w:t>
-      </w:r>
-      <w:proofErr w:type="spellEnd"/>
-      <w:r>
-        <w:t>()</w:t>
-      </w:r>
-      <w:r>
+      <w:proofErr w:type="gramStart"/>
+      <w:r>
+        <w:rPr>
+          <w:lang w:val="en-AT"/>
+        </w:rPr>
+        <w:t>getCurrentDefense</w:t>
+      </w:r>
+      <w:proofErr w:type="spellEnd"/>
+      <w:r>
+        <w:rPr>
+          <w:lang w:val="en-AT"/>
+        </w:rPr>
+        <w:t>(</w:t>
+      </w:r>
+      <w:proofErr w:type="gramEnd"/>
+      <w:r>
+        <w:rPr>
+          <w:lang w:val="en-AT"/>
+        </w:rPr>
+        <w:t>)</w:t>
+      </w:r>
+      <w:r>
+        <w:rPr>
+          <w:lang w:val="en-AT"/>
+        </w:rPr>
         <w:br/>
         <w:t>{</w:t>
       </w:r>
       <w:r>
-        <w:br/>
-        <w:t xml:space="preserve">    double </w:t>
-      </w:r>
-      <w:proofErr w:type="spellStart"/>
-      <w:r>
-        <w:t>damage_multiplier</w:t>
-      </w:r>
-      <w:proofErr w:type="spellEnd"/>
-      <w:r>
-        <w:t xml:space="preserve"> = 1;</w:t>
-      </w:r>
-      <w:r>
-        <w:br/>
-      </w:r>
-      <w:r>
+        <w:rPr>
+          <w:lang w:val="en-AT"/>
+        </w:rPr>
         <w:br/>
         <w:t xml:space="preserve">    if (</w:t>
       </w:r>
       <w:proofErr w:type="spellStart"/>
-      <w:r>
-        <w:t>getStatus</w:t>
-      </w:r>
-      <w:proofErr w:type="spellEnd"/>
-      <w:r>
-        <w:t xml:space="preserve">() == </w:t>
-      </w:r>
-      <w:proofErr w:type="spellStart"/>
-      <w:r>
-        <w:t>CharacterStatus.CRITICALLY_HURT</w:t>
-      </w:r>
-      <w:proofErr w:type="spellEnd"/>
-      <w:r>
-        <w:t>)</w:t>
-      </w:r>
-      <w:r>
+      <w:proofErr w:type="gramStart"/>
+      <w:r>
+        <w:rPr>
+          <w:lang w:val="en-AT"/>
+        </w:rPr>
+        <w:t>isDefending</w:t>
+      </w:r>
+      <w:proofErr w:type="spellEnd"/>
+      <w:r>
+        <w:rPr>
+          <w:lang w:val="en-AT"/>
+        </w:rPr>
+        <w:t>(</w:t>
+      </w:r>
+      <w:proofErr w:type="gramEnd"/>
+      <w:r>
+        <w:rPr>
+          <w:lang w:val="en-AT"/>
+        </w:rPr>
+        <w:t>))</w:t>
+      </w:r>
+      <w:r>
+        <w:rPr>
+          <w:lang w:val="en-AT"/>
+        </w:rPr>
         <w:br/>
-        <w:t xml:space="preserve">    {</w:t>
-      </w:r>
-      <w:r>
+        <w:t xml:space="preserve"> </w:t>
+      </w:r>
+      <w:proofErr w:type="gramStart"/>
+      <w:r>
+        <w:rPr>
+          <w:lang w:val="en-AT"/>
+        </w:rPr>
+        <w:t xml:space="preserve">   {</w:t>
+      </w:r>
+      <w:proofErr w:type="gramEnd"/>
+      <w:r>
+        <w:rPr>
+          <w:lang w:val="en-AT"/>
+        </w:rPr>
         <w:br/>
-        <w:t xml:space="preserve">        </w:t>
-      </w:r>
-      <w:proofErr w:type="spellStart"/>
-      <w:r>
-        <w:t>damage_multiplier</w:t>
-      </w:r>
-      <w:proofErr w:type="spellEnd"/>
-      <w:r>
-        <w:t xml:space="preserve"> = </w:t>
-      </w:r>
-      <w:proofErr w:type="spellStart"/>
-      <w:r>
-        <w:t>GameManager.DAMAGE_REDUCTION_WHEN_CRITICAL_STATUS</w:t>
-      </w:r>
-      <w:proofErr w:type="spellEnd"/>
-      <w:r>
-        <w:t>;</w:t>
-      </w:r>
-      <w:r>
+        <w:t xml:space="preserve">        return (</w:t>
+      </w:r>
+      <w:proofErr w:type="spellStart"/>
+      <w:r>
+        <w:rPr>
+          <w:lang w:val="en-AT"/>
+        </w:rPr>
+        <w:t>getEquippedArmour</w:t>
+      </w:r>
+      <w:proofErr w:type="spellEnd"/>
+      <w:r>
+        <w:rPr>
+          <w:lang w:val="en-AT"/>
+        </w:rPr>
+        <w:t>(</w:t>
+      </w:r>
+      <w:proofErr w:type="gramStart"/>
+      <w:r>
+        <w:rPr>
+          <w:lang w:val="en-AT"/>
+        </w:rPr>
+        <w:t>).</w:t>
+      </w:r>
+      <w:proofErr w:type="spellStart"/>
+      <w:r>
+        <w:rPr>
+          <w:lang w:val="en-AT"/>
+        </w:rPr>
+        <w:t>getDefense</w:t>
+      </w:r>
+      <w:proofErr w:type="spellEnd"/>
+      <w:proofErr w:type="gramEnd"/>
+      <w:r>
+        <w:rPr>
+          <w:lang w:val="en-AT"/>
+        </w:rPr>
+        <w:t xml:space="preserve">() + </w:t>
+      </w:r>
+      <w:proofErr w:type="spellStart"/>
+      <w:r>
+        <w:rPr>
+          <w:lang w:val="en-AT"/>
+        </w:rPr>
+        <w:t>getEquippedShield</w:t>
+      </w:r>
+      <w:proofErr w:type="spellEnd"/>
+      <w:r>
+        <w:rPr>
+          <w:lang w:val="en-AT"/>
+        </w:rPr>
+        <w:t>(</w:t>
+      </w:r>
+      <w:proofErr w:type="gramStart"/>
+      <w:r>
+        <w:rPr>
+          <w:lang w:val="en-AT"/>
+        </w:rPr>
+        <w:t>).</w:t>
+      </w:r>
+      <w:proofErr w:type="spellStart"/>
+      <w:r>
+        <w:rPr>
+          <w:lang w:val="en-AT"/>
+        </w:rPr>
+        <w:t>getDefense</w:t>
+      </w:r>
+      <w:proofErr w:type="spellEnd"/>
+      <w:proofErr w:type="gramEnd"/>
+      <w:r>
+        <w:rPr>
+          <w:lang w:val="en-AT"/>
+        </w:rPr>
+        <w:t>());</w:t>
+      </w:r>
+      <w:r>
+        <w:rPr>
+          <w:lang w:val="en-AT"/>
+        </w:rPr>
         <w:br/>
-        <w:t xml:space="preserve">    }</w:t>
-      </w:r>
-      <w:r>
+        <w:t xml:space="preserve">  </w:t>
+      </w:r>
+      <w:proofErr w:type="gramStart"/>
+      <w:r>
+        <w:rPr>
+          <w:lang w:val="en-AT"/>
+        </w:rPr>
+        <w:t xml:space="preserve">  }</w:t>
+      </w:r>
+      <w:proofErr w:type="gramEnd"/>
+      <w:r>
+        <w:rPr>
+          <w:lang w:val="en-AT"/>
+        </w:rPr>
         <w:br/>
       </w:r>
       <w:r>
-        <w:br/>
-        <w:t xml:space="preserve">    if (</w:t>
-      </w:r>
-      <w:proofErr w:type="spellStart"/>
-      <w:r>
-        <w:t>equippedWeapon.isMagic</w:t>
-      </w:r>
-      <w:proofErr w:type="spellEnd"/>
-      <w:r>
-        <w:t>())</w:t>
-      </w:r>
-      <w:r>
-        <w:br/>
-        <w:t xml:space="preserve">    {</w:t>
-      </w:r>
-      <w:r>
-        <w:br/>
-        <w:t xml:space="preserve">        return </w:t>
-      </w:r>
-      <w:proofErr w:type="spellStart"/>
-      <w:r>
-        <w:t>equippedWeapon.getDamage</w:t>
-      </w:r>
-      <w:proofErr w:type="spellEnd"/>
-      <w:r>
-        <w:t xml:space="preserve">() * (1 + intelligence * </w:t>
-      </w:r>
-      <w:proofErr w:type="spellStart"/>
-      <w:r>
-        <w:t>GameManager.DAMAGE_MULTIPLIER_PER_INTELLIGENCE</w:t>
-      </w:r>
-      <w:proofErr w:type="spellEnd"/>
-      <w:r>
-        <w:t xml:space="preserve">) * </w:t>
-      </w:r>
-      <w:proofErr w:type="spellStart"/>
-      <w:r>
-        <w:t>damage_multiplier</w:t>
-      </w:r>
-      <w:proofErr w:type="spellEnd"/>
-      <w:r>
-        <w:t>;</w:t>
-      </w:r>
-      <w:r>
-        <w:br/>
-        <w:t xml:space="preserve">    }</w:t>
-      </w:r>
-      <w:r>
-        <w:br/>
-      </w:r>
-      <w:r>
+        <w:rPr>
+          <w:lang w:val="en-AT"/>
+        </w:rPr>
         <w:br/>
         <w:t xml:space="preserve">    return </w:t>
       </w:r>
       <w:proofErr w:type="spellStart"/>
       <w:r>
-        <w:t>equippedWeapon.getDamage</w:t>
-      </w:r>
-      <w:proofErr w:type="spellEnd"/>
-      <w:r>
-        <w:t xml:space="preserve">() * (1 + strength * </w:t>
-      </w:r>
-      <w:proofErr w:type="spellStart"/>
-      <w:r>
-        <w:t>GameManager.DAMAGE_MULTIPLIER_PER_STRENGTH</w:t>
-      </w:r>
-      <w:proofErr w:type="spellEnd"/>
-      <w:r>
-        <w:t xml:space="preserve">) * </w:t>
-      </w:r>
-      <w:proofErr w:type="spellStart"/>
-      <w:r>
-        <w:t>damage_multiplier</w:t>
-      </w:r>
-      <w:proofErr w:type="spellEnd"/>
-      <w:r>
-        <w:t>;</w:t>
-      </w:r>
-      <w:r>
+        <w:rPr>
+          <w:lang w:val="en-AT"/>
+        </w:rPr>
+        <w:t>getEquippedArmour</w:t>
+      </w:r>
+      <w:proofErr w:type="spellEnd"/>
+      <w:r>
+        <w:rPr>
+          <w:lang w:val="en-AT"/>
+        </w:rPr>
+        <w:t>(</w:t>
+      </w:r>
+      <w:proofErr w:type="gramStart"/>
+      <w:r>
+        <w:rPr>
+          <w:lang w:val="en-AT"/>
+        </w:rPr>
+        <w:t>).</w:t>
+      </w:r>
+      <w:proofErr w:type="spellStart"/>
+      <w:r>
+        <w:rPr>
+          <w:lang w:val="en-AT"/>
+        </w:rPr>
+        <w:t>getDefense</w:t>
+      </w:r>
+      <w:proofErr w:type="spellEnd"/>
+      <w:proofErr w:type="gramEnd"/>
+      <w:r>
+        <w:rPr>
+          <w:lang w:val="en-AT"/>
+        </w:rPr>
+        <w:t>();</w:t>
+      </w:r>
+      <w:r>
+        <w:rPr>
+          <w:lang w:val="en-AT"/>
+        </w:rPr>
         <w:br/>
         <w:t>}</w:t>
       </w:r>
     </w:p>
     <w:p>
       <w:pPr>
+        <w:pStyle w:val="Pseoudocode"/>
+        <w:ind w:left="0"/>
+        <w:rPr>
+          <w:lang w:val="en-AT"/>
+        </w:rPr>
+      </w:pPr>
+    </w:p>
+    <w:p>
+      <w:pPr>
         <w:pStyle w:val="Caption"/>
       </w:pPr>
+      <w:bookmarkStart w:id="17" w:name="_Ref214805388"/>
       <w:r>
         <w:t xml:space="preserve">Figure </w:t>
       </w:r>
@@ -9066,730 +11157,167 @@
         <w:rPr>
           <w:noProof/>
         </w:rPr>
-        <w:t>23</w:t>
+        <w:t>26</w:t>
       </w:r>
       <w:r>
         <w:fldChar w:fldCharType="end"/>
       </w:r>
+      <w:bookmarkEnd w:id="17"/>
       <w:r>
         <w:t xml:space="preserve">: </w:t>
       </w:r>
       <w:proofErr w:type="spellStart"/>
       <w:r>
-        <w:t>getDamage</w:t>
+        <w:t>getCurrentDefense</w:t>
       </w:r>
       <w:proofErr w:type="spellEnd"/>
       <w:r>
         <w:t xml:space="preserve"> method</w:t>
       </w:r>
     </w:p>
-    <w:p>
-      <w:r>
-        <w:rPr>
-          <w:lang w:val="en-AT"/>
-        </w:rPr>
-        <w:t xml:space="preserve">The </w:t>
-      </w:r>
-      <w:proofErr w:type="spellStart"/>
-      <w:r>
-        <w:rPr>
-          <w:lang w:val="en-AT"/>
-        </w:rPr>
-        <w:t>takeDamage</w:t>
-      </w:r>
-      <w:proofErr w:type="spellEnd"/>
-      <w:r>
-        <w:rPr>
-          <w:lang w:val="en-AT"/>
-        </w:rPr>
-        <w:t xml:space="preserve"> method handles incoming damage.</w:t>
-      </w:r>
-      <w:r>
-        <w:rPr>
-          <w:lang w:val="en-AT"/>
-        </w:rPr>
-        <w:t xml:space="preserve"> </w:t>
-      </w:r>
-      <w:r>
-        <w:rPr>
-          <w:lang w:val="en-AT"/>
-        </w:rPr>
-        <w:t xml:space="preserve">First, the </w:t>
-      </w:r>
-      <w:proofErr w:type="spellStart"/>
-      <w:r>
-        <w:rPr>
-          <w:lang w:val="en-AT"/>
-        </w:rPr>
-        <w:t>dodgeRoll</w:t>
-      </w:r>
-      <w:proofErr w:type="spellEnd"/>
-      <w:r>
-        <w:rPr>
-          <w:lang w:val="en-AT"/>
-        </w:rPr>
-        <w:t xml:space="preserve"> method gets called, which determines a dodge</w:t>
-      </w:r>
-      <w:r>
-        <w:rPr>
-          <w:lang w:val="en-AT"/>
-        </w:rPr>
-        <w:t xml:space="preserve"> based on the players dexterity.</w:t>
-      </w:r>
-      <w:r>
-        <w:t xml:space="preserve"> </w:t>
-      </w:r>
-      <w:r>
-        <w:t xml:space="preserve">Incoming damage gets subtracted by the current defense. </w:t>
-      </w:r>
-      <w:r>
-        <w:t>Armour ge</w:t>
-      </w:r>
-      <w:r>
-        <w:t xml:space="preserve">ts its durability reduced by the damage. </w:t>
-      </w:r>
-      <w:r>
-        <w:t xml:space="preserve">Current health gets reduced by the damage after the defense got subtracted. </w:t>
-      </w:r>
-      <w:r>
-        <w:t xml:space="preserve">If the character reaches zero health, the abstract </w:t>
-      </w:r>
-      <w:proofErr w:type="spellStart"/>
-      <w:r>
-        <w:t>onDeath</w:t>
-      </w:r>
-      <w:proofErr w:type="spellEnd"/>
-      <w:r>
-        <w:t xml:space="preserve"> method gets called.</w:t>
-      </w:r>
-    </w:p>
-    <w:p>
-      <w:pPr>
-        <w:pStyle w:val="Pseoudocode"/>
-      </w:pPr>
+    <w:p/>
+    <w:p>
+      <w:pPr>
+        <w:pStyle w:val="Heading2"/>
+      </w:pPr>
+      <w:bookmarkStart w:id="18" w:name="_Toc214802875"/>
+      <w:r>
+        <w:t>Player</w:t>
+      </w:r>
+      <w:bookmarkEnd w:id="18"/>
+    </w:p>
+    <w:p/>
+    <w:p>
+      <w:pPr>
+        <w:pStyle w:val="Heading2"/>
+      </w:pPr>
+      <w:bookmarkStart w:id="19" w:name="_Toc214802876"/>
       <w:r>
         <w:lastRenderedPageBreak/>
-        <w:t>/**</w:t>
-      </w:r>
-      <w:r>
-        <w:br/>
-        <w:t xml:space="preserve"> * Applies damage to the character.</w:t>
-      </w:r>
-      <w:r>
-        <w:br/>
-        <w:t xml:space="preserve"> * Damage is reduced by </w:t>
-      </w:r>
-      <w:proofErr w:type="spellStart"/>
-      <w:r>
-        <w:t>defense</w:t>
-      </w:r>
-      <w:proofErr w:type="spellEnd"/>
-      <w:r>
-        <w:t>, then subtracted from health.</w:t>
-      </w:r>
-      <w:r>
-        <w:br/>
-        <w:t xml:space="preserve"> * Character dies if health reaches 0.</w:t>
-      </w:r>
-      <w:r>
-        <w:br/>
-        <w:t xml:space="preserve"> *</w:t>
-      </w:r>
-      <w:r>
-        <w:br/>
-        <w:t xml:space="preserve"> * @param damage The raw damage to apply</w:t>
-      </w:r>
-      <w:r>
-        <w:br/>
-        <w:t xml:space="preserve"> */</w:t>
-      </w:r>
-      <w:r>
-        <w:br/>
-        <w:t xml:space="preserve">public void </w:t>
-      </w:r>
-      <w:proofErr w:type="spellStart"/>
-      <w:r>
-        <w:t>takeDamage</w:t>
-      </w:r>
-      <w:proofErr w:type="spellEnd"/>
-      <w:r>
-        <w:t>(double damage)</w:t>
-      </w:r>
-      <w:r>
-        <w:br/>
-        <w:t>{</w:t>
-      </w:r>
-      <w:r>
-        <w:br/>
-        <w:t xml:space="preserve">    if (</w:t>
-      </w:r>
-      <w:proofErr w:type="spellStart"/>
-      <w:r>
-        <w:t>dodgeRoll</w:t>
-      </w:r>
-      <w:proofErr w:type="spellEnd"/>
-      <w:r>
-        <w:t>())</w:t>
-      </w:r>
-      <w:r>
-        <w:br/>
-        <w:t xml:space="preserve">    {</w:t>
-      </w:r>
-      <w:r>
-        <w:br/>
-        <w:t xml:space="preserve">        </w:t>
-      </w:r>
-      <w:proofErr w:type="spellStart"/>
-      <w:r>
-        <w:t>IO.println</w:t>
-      </w:r>
-      <w:proofErr w:type="spellEnd"/>
-      <w:r>
-        <w:t>(</w:t>
-      </w:r>
-      <w:proofErr w:type="spellStart"/>
-      <w:r>
-        <w:t>getName</w:t>
-      </w:r>
-      <w:proofErr w:type="spellEnd"/>
-      <w:r>
-        <w:t>() + " dodged the attack!");</w:t>
-      </w:r>
-      <w:r>
-        <w:br/>
-        <w:t xml:space="preserve">        return;</w:t>
-      </w:r>
-      <w:r>
-        <w:br/>
-        <w:t xml:space="preserve">    }</w:t>
-      </w:r>
-      <w:r>
-        <w:br/>
-      </w:r>
-      <w:r>
-        <w:br/>
-        <w:t xml:space="preserve">    double </w:t>
-      </w:r>
-      <w:proofErr w:type="spellStart"/>
-      <w:r>
-        <w:t>damageTaken</w:t>
-      </w:r>
-      <w:proofErr w:type="spellEnd"/>
-      <w:r>
-        <w:t xml:space="preserve"> = </w:t>
-      </w:r>
-      <w:proofErr w:type="spellStart"/>
-      <w:r>
-        <w:t>Math.max</w:t>
-      </w:r>
-      <w:proofErr w:type="spellEnd"/>
-      <w:r>
-        <w:t xml:space="preserve">(damage - </w:t>
-      </w:r>
-      <w:proofErr w:type="spellStart"/>
-      <w:r>
-        <w:t>getCurrentDefense</w:t>
-      </w:r>
-      <w:proofErr w:type="spellEnd"/>
-      <w:r>
-        <w:t>(), 0);</w:t>
-      </w:r>
-      <w:r>
-        <w:br/>
-        <w:t xml:space="preserve">    </w:t>
-      </w:r>
-      <w:proofErr w:type="spellStart"/>
-      <w:r>
-        <w:t>IO.println</w:t>
-      </w:r>
-      <w:proofErr w:type="spellEnd"/>
-      <w:r>
-        <w:t>(</w:t>
-      </w:r>
-      <w:proofErr w:type="spellStart"/>
-      <w:r>
-        <w:t>getName</w:t>
-      </w:r>
-      <w:proofErr w:type="spellEnd"/>
-      <w:r>
-        <w:t xml:space="preserve">() + " takes " + </w:t>
-      </w:r>
-      <w:proofErr w:type="spellStart"/>
-      <w:r>
-        <w:t>Math.round</w:t>
-      </w:r>
-      <w:proofErr w:type="spellEnd"/>
-      <w:r>
-        <w:t>(</w:t>
-      </w:r>
-      <w:proofErr w:type="spellStart"/>
-      <w:r>
-        <w:t>damageTaken</w:t>
-      </w:r>
-      <w:proofErr w:type="spellEnd"/>
-      <w:r>
-        <w:t>) + " damage!");</w:t>
-      </w:r>
-      <w:r>
-        <w:br/>
-      </w:r>
-      <w:r>
-        <w:br/>
-        <w:t xml:space="preserve">    </w:t>
-      </w:r>
-      <w:proofErr w:type="spellStart"/>
-      <w:r>
-        <w:t>getEquippedArmour</w:t>
-      </w:r>
-      <w:proofErr w:type="spellEnd"/>
-      <w:r>
-        <w:t>().</w:t>
-      </w:r>
-      <w:proofErr w:type="spellStart"/>
-      <w:r>
-        <w:t>reduceDurability</w:t>
-      </w:r>
-      <w:proofErr w:type="spellEnd"/>
-      <w:r>
-        <w:t>(</w:t>
-      </w:r>
-      <w:proofErr w:type="spellStart"/>
-      <w:r>
-        <w:t>damageTaken</w:t>
-      </w:r>
-      <w:proofErr w:type="spellEnd"/>
-      <w:r>
-        <w:t>);</w:t>
-      </w:r>
-      <w:r>
-        <w:br/>
-      </w:r>
-      <w:r>
-        <w:br/>
-        <w:t xml:space="preserve">    health -= </w:t>
-      </w:r>
-      <w:proofErr w:type="spellStart"/>
-      <w:r>
-        <w:t>damageTaken</w:t>
-      </w:r>
-      <w:proofErr w:type="spellEnd"/>
-      <w:r>
-        <w:t>;</w:t>
-      </w:r>
-      <w:r>
-        <w:br/>
-        <w:t xml:space="preserve">    if (health &lt; 0)</w:t>
-      </w:r>
-      <w:r>
-        <w:br/>
-        <w:t xml:space="preserve">    {</w:t>
-      </w:r>
-      <w:r>
-        <w:br/>
-        <w:t xml:space="preserve">        health = 0;</w:t>
-      </w:r>
-      <w:r>
-        <w:br/>
-        <w:t xml:space="preserve">        </w:t>
-      </w:r>
-      <w:proofErr w:type="spellStart"/>
-      <w:r>
-        <w:t>IO.println</w:t>
-      </w:r>
-      <w:proofErr w:type="spellEnd"/>
-      <w:r>
-        <w:t>(</w:t>
-      </w:r>
-      <w:proofErr w:type="spellStart"/>
-      <w:r>
-        <w:t>getName</w:t>
-      </w:r>
-      <w:proofErr w:type="spellEnd"/>
-      <w:r>
-        <w:t>() + " died!");</w:t>
-      </w:r>
-      <w:r>
-        <w:br/>
-        <w:t xml:space="preserve">        </w:t>
-      </w:r>
-      <w:proofErr w:type="spellStart"/>
-      <w:r>
-        <w:t>onDeath</w:t>
-      </w:r>
-      <w:proofErr w:type="spellEnd"/>
-      <w:r>
-        <w:t>();</w:t>
-      </w:r>
-      <w:r>
-        <w:br/>
-        <w:t xml:space="preserve">    }</w:t>
-      </w:r>
-      <w:r>
-        <w:br/>
-        <w:t>}</w:t>
-      </w:r>
-    </w:p>
-    <w:p>
-      <w:pPr>
-        <w:pStyle w:val="Caption"/>
-        <w:rPr>
-          <w:lang w:val="en-AT"/>
-        </w:rPr>
-      </w:pPr>
-      <w:r>
-        <w:t xml:space="preserve">Figure </w:t>
-      </w:r>
-      <w:r>
-        <w:fldChar w:fldCharType="begin"/>
-      </w:r>
-      <w:r>
-        <w:instrText xml:space="preserve"> SEQ Figure \* ARABIC </w:instrText>
-      </w:r>
-      <w:r>
-        <w:fldChar w:fldCharType="separate"/>
-      </w:r>
-      <w:r>
-        <w:rPr>
-          <w:noProof/>
-        </w:rPr>
-        <w:t>24</w:t>
-      </w:r>
-      <w:r>
-        <w:fldChar w:fldCharType="end"/>
-      </w:r>
-      <w:r>
-        <w:t xml:space="preserve">: </w:t>
-      </w:r>
-      <w:proofErr w:type="spellStart"/>
-      <w:r>
-        <w:t>takeDamage</w:t>
-      </w:r>
-      <w:proofErr w:type="spellEnd"/>
-      <w:r>
-        <w:t xml:space="preserve"> method</w:t>
-      </w:r>
-    </w:p>
-    <w:p>
-      <w:pPr>
-        <w:pStyle w:val="Heading3"/>
-      </w:pPr>
-      <w:r>
-        <w:t>Defense</w:t>
-      </w:r>
+        <w:t>Enemy</w:t>
+      </w:r>
+      <w:bookmarkEnd w:id="19"/>
     </w:p>
     <w:p/>
     <w:p>
       <w:pPr>
-        <w:pStyle w:val="Pseoudocode"/>
-      </w:pPr>
-      <w:r>
-        <w:t>/**</w:t>
-      </w:r>
-      <w:r>
-        <w:br/>
-        <w:t xml:space="preserve"> * Puts the character in a defensive stance.</w:t>
-      </w:r>
-      <w:r>
-        <w:br/>
-        <w:t xml:space="preserve"> * While defending, the character gains additional </w:t>
-      </w:r>
-      <w:proofErr w:type="spellStart"/>
-      <w:r>
-        <w:t>defense</w:t>
-      </w:r>
-      <w:proofErr w:type="spellEnd"/>
-      <w:r>
-        <w:t xml:space="preserve"> from their shield.</w:t>
-      </w:r>
-      <w:r>
-        <w:br/>
-        <w:t xml:space="preserve"> */</w:t>
-      </w:r>
-      <w:r>
-        <w:br/>
-        <w:t>public void defend()</w:t>
-      </w:r>
-      <w:r>
-        <w:br/>
-      </w:r>
-      <w:r>
-        <w:lastRenderedPageBreak/>
-        <w:t>{</w:t>
-      </w:r>
-      <w:r>
-        <w:br/>
-        <w:t xml:space="preserve">    </w:t>
-      </w:r>
-      <w:proofErr w:type="spellStart"/>
-      <w:r>
-        <w:t>IO.println</w:t>
-      </w:r>
-      <w:proofErr w:type="spellEnd"/>
-      <w:r>
-        <w:t>(</w:t>
-      </w:r>
-      <w:proofErr w:type="spellStart"/>
-      <w:r>
-        <w:t>getName</w:t>
-      </w:r>
-      <w:proofErr w:type="spellEnd"/>
-      <w:r>
-        <w:t xml:space="preserve">() + " is defending for " + </w:t>
-      </w:r>
-      <w:proofErr w:type="spellStart"/>
-      <w:r>
-        <w:t>equippedShield.getDefense</w:t>
-      </w:r>
-      <w:proofErr w:type="spellEnd"/>
-      <w:r>
-        <w:t xml:space="preserve">() + " extra </w:t>
-      </w:r>
-      <w:proofErr w:type="spellStart"/>
-      <w:r>
-        <w:t>defense</w:t>
-      </w:r>
-      <w:proofErr w:type="spellEnd"/>
-      <w:r>
-        <w:t>!");</w:t>
-      </w:r>
-      <w:r>
-        <w:br/>
-        <w:t xml:space="preserve">    </w:t>
-      </w:r>
-      <w:proofErr w:type="spellStart"/>
-      <w:r>
-        <w:t>isDefending</w:t>
-      </w:r>
-      <w:proofErr w:type="spellEnd"/>
-      <w:r>
-        <w:t xml:space="preserve"> = true;</w:t>
-      </w:r>
-      <w:r>
-        <w:br/>
-        <w:t xml:space="preserve">    </w:t>
-      </w:r>
-      <w:r>
-        <w:br/>
-        <w:t xml:space="preserve">    // Grant PP to players when defending</w:t>
-      </w:r>
-      <w:r>
-        <w:br/>
-        <w:t xml:space="preserve">    if (this </w:t>
-      </w:r>
-      <w:proofErr w:type="spellStart"/>
-      <w:r>
-        <w:t>instanceof</w:t>
-      </w:r>
-      <w:proofErr w:type="spellEnd"/>
-      <w:r>
-        <w:t xml:space="preserve"> Player player)</w:t>
-      </w:r>
-      <w:r>
-        <w:br/>
-        <w:t xml:space="preserve">    {</w:t>
-      </w:r>
-      <w:r>
-        <w:br/>
-        <w:t xml:space="preserve">        </w:t>
-      </w:r>
-      <w:proofErr w:type="spellStart"/>
-      <w:r>
-        <w:t>player.gainPP</w:t>
-      </w:r>
-      <w:proofErr w:type="spellEnd"/>
-      <w:r>
-        <w:t>(</w:t>
-      </w:r>
-      <w:proofErr w:type="spellStart"/>
-      <w:r>
-        <w:t>equippedShield.getPpGain</w:t>
-      </w:r>
-      <w:proofErr w:type="spellEnd"/>
-      <w:r>
-        <w:t>());</w:t>
-      </w:r>
-      <w:r>
-        <w:br/>
-        <w:t xml:space="preserve">    }</w:t>
-      </w:r>
-      <w:r>
-        <w:br/>
-        <w:t>}</w:t>
-      </w:r>
-    </w:p>
-    <w:p>
-      <w:pPr>
-        <w:pStyle w:val="Caption"/>
-        <w:rPr>
-          <w:lang w:val="en-AT"/>
-        </w:rPr>
-      </w:pPr>
-      <w:r>
-        <w:t xml:space="preserve">Figure </w:t>
-      </w:r>
-      <w:r>
-        <w:fldChar w:fldCharType="begin"/>
-      </w:r>
-      <w:r>
-        <w:instrText xml:space="preserve"> SEQ Figure \* ARABIC </w:instrText>
-      </w:r>
-      <w:r>
-        <w:fldChar w:fldCharType="separate"/>
-      </w:r>
-      <w:r>
-        <w:rPr>
-          <w:noProof/>
-        </w:rPr>
-        <w:t>25</w:t>
-      </w:r>
-      <w:r>
-        <w:fldChar w:fldCharType="end"/>
-      </w:r>
-      <w:r>
-        <w:t>: defend Method</w:t>
-      </w:r>
+        <w:pStyle w:val="Heading1"/>
+      </w:pPr>
+      <w:bookmarkStart w:id="20" w:name="_Toc214802877"/>
+      <w:proofErr w:type="spellStart"/>
+      <w:proofErr w:type="gramStart"/>
+      <w:r>
+        <w:t>GameManager</w:t>
+      </w:r>
+      <w:bookmarkEnd w:id="20"/>
+      <w:proofErr w:type="spellEnd"/>
+      <w:proofErr w:type="gramEnd"/>
+    </w:p>
+    <w:p>
+      <w:pPr>
+        <w:pStyle w:val="Heading1"/>
+      </w:pPr>
+      <w:bookmarkStart w:id="21" w:name="_Toc214802878"/>
+      <w:r>
+        <w:t>Inventory</w:t>
+      </w:r>
+      <w:bookmarkEnd w:id="21"/>
+    </w:p>
+    <w:p>
+      <w:pPr>
+        <w:pStyle w:val="Heading1"/>
+      </w:pPr>
+      <w:bookmarkStart w:id="22" w:name="_Toc214802879"/>
+      <w:r>
+        <w:t>Items</w:t>
+      </w:r>
+      <w:bookmarkEnd w:id="22"/>
+    </w:p>
+    <w:p>
+      <w:pPr>
+        <w:pStyle w:val="Heading2"/>
+      </w:pPr>
+      <w:bookmarkStart w:id="23" w:name="_Toc214802880"/>
+      <w:r>
+        <w:t>Weapons</w:t>
+      </w:r>
+      <w:bookmarkEnd w:id="23"/>
     </w:p>
     <w:p/>
     <w:p>
       <w:pPr>
         <w:pStyle w:val="Heading2"/>
       </w:pPr>
-      <w:bookmarkStart w:id="17" w:name="_Toc214802875"/>
-      <w:r>
-        <w:t>Player</w:t>
-      </w:r>
-      <w:bookmarkEnd w:id="17"/>
+      <w:bookmarkStart w:id="24" w:name="_Toc214802881"/>
+      <w:r>
+        <w:t>Shields</w:t>
+      </w:r>
+      <w:bookmarkEnd w:id="24"/>
     </w:p>
     <w:p/>
     <w:p>
       <w:pPr>
         <w:pStyle w:val="Heading2"/>
       </w:pPr>
-      <w:bookmarkStart w:id="18" w:name="_Toc214802876"/>
-      <w:r>
-        <w:t>Enemy</w:t>
-      </w:r>
-      <w:bookmarkEnd w:id="18"/>
+      <w:bookmarkStart w:id="25" w:name="_Toc214802882"/>
+      <w:proofErr w:type="spellStart"/>
+      <w:r>
+        <w:t>Armours</w:t>
+      </w:r>
+      <w:bookmarkEnd w:id="25"/>
+      <w:proofErr w:type="spellEnd"/>
     </w:p>
     <w:p/>
     <w:p>
       <w:pPr>
+        <w:pStyle w:val="Heading2"/>
+      </w:pPr>
+      <w:bookmarkStart w:id="26" w:name="_Toc214802883"/>
+      <w:r>
+        <w:t>Healing Items</w:t>
+      </w:r>
+      <w:bookmarkEnd w:id="26"/>
+    </w:p>
+    <w:p/>
+    <w:p>
+      <w:pPr>
         <w:pStyle w:val="Heading1"/>
       </w:pPr>
-      <w:bookmarkStart w:id="19" w:name="_Toc214802877"/>
-      <w:proofErr w:type="spellStart"/>
-      <w:r>
-        <w:t>GameManager</w:t>
-      </w:r>
-      <w:bookmarkEnd w:id="19"/>
-      <w:proofErr w:type="spellEnd"/>
+      <w:bookmarkStart w:id="27" w:name="_Toc214802884"/>
+      <w:r>
+        <w:t>Factories</w:t>
+      </w:r>
+      <w:bookmarkEnd w:id="27"/>
     </w:p>
     <w:p>
       <w:pPr>
         <w:pStyle w:val="Heading1"/>
       </w:pPr>
-      <w:bookmarkStart w:id="20" w:name="_Toc214802878"/>
-      <w:r>
-        <w:t>Inventory</w:t>
-      </w:r>
-      <w:bookmarkEnd w:id="20"/>
+      <w:bookmarkStart w:id="28" w:name="_Toc214802885"/>
+      <w:r>
+        <w:t>User Interface</w:t>
+      </w:r>
+      <w:bookmarkEnd w:id="28"/>
     </w:p>
     <w:p>
       <w:pPr>
         <w:pStyle w:val="Heading1"/>
       </w:pPr>
-      <w:bookmarkStart w:id="21" w:name="_Toc214802879"/>
-      <w:r>
-        <w:t>Items</w:t>
-      </w:r>
-      <w:bookmarkEnd w:id="21"/>
-    </w:p>
-    <w:p>
-      <w:pPr>
-        <w:pStyle w:val="Heading2"/>
-      </w:pPr>
-      <w:bookmarkStart w:id="22" w:name="_Toc214802880"/>
-      <w:r>
-        <w:t>Weapons</w:t>
-      </w:r>
-      <w:bookmarkEnd w:id="22"/>
-    </w:p>
-    <w:p/>
-    <w:p>
-      <w:pPr>
-        <w:pStyle w:val="Heading2"/>
-      </w:pPr>
-      <w:bookmarkStart w:id="23" w:name="_Toc214802881"/>
-      <w:r>
-        <w:t>Shields</w:t>
-      </w:r>
-      <w:bookmarkEnd w:id="23"/>
-    </w:p>
-    <w:p/>
-    <w:p>
-      <w:pPr>
-        <w:pStyle w:val="Heading2"/>
-      </w:pPr>
-      <w:bookmarkStart w:id="24" w:name="_Toc214802882"/>
-      <w:proofErr w:type="spellStart"/>
-      <w:r>
-        <w:t>Armours</w:t>
-      </w:r>
-      <w:bookmarkEnd w:id="24"/>
-      <w:proofErr w:type="spellEnd"/>
-    </w:p>
-    <w:p/>
-    <w:p>
-      <w:pPr>
-        <w:pStyle w:val="Heading2"/>
-      </w:pPr>
-      <w:bookmarkStart w:id="25" w:name="_Toc214802883"/>
-      <w:r>
-        <w:lastRenderedPageBreak/>
-        <w:t>Healing Items</w:t>
-      </w:r>
-      <w:bookmarkEnd w:id="25"/>
-    </w:p>
-    <w:p/>
+      <w:bookmarkStart w:id="29" w:name="_Toc214802886"/>
+      <w:r>
+        <w:t>Main Menu</w:t>
+      </w:r>
+      <w:bookmarkEnd w:id="29"/>
+    </w:p>
     <w:p>
       <w:pPr>
         <w:pStyle w:val="Heading1"/>
       </w:pPr>
-      <w:bookmarkStart w:id="26" w:name="_Toc214802884"/>
-      <w:r>
-        <w:t>Factories</w:t>
-      </w:r>
-      <w:bookmarkEnd w:id="26"/>
-    </w:p>
-    <w:p>
-      <w:pPr>
-        <w:pStyle w:val="Heading1"/>
-      </w:pPr>
-      <w:bookmarkStart w:id="27" w:name="_Toc214802885"/>
-      <w:r>
-        <w:t>User Interface</w:t>
-      </w:r>
-      <w:bookmarkEnd w:id="27"/>
-    </w:p>
-    <w:p>
-      <w:pPr>
-        <w:pStyle w:val="Heading1"/>
-      </w:pPr>
-      <w:bookmarkStart w:id="28" w:name="_Toc214802886"/>
-      <w:r>
-        <w:t>Main Menu</w:t>
-      </w:r>
-      <w:bookmarkEnd w:id="28"/>
-    </w:p>
-    <w:p>
-      <w:pPr>
-        <w:pStyle w:val="Heading1"/>
-      </w:pPr>
-      <w:bookmarkStart w:id="29" w:name="_Toc214802887"/>
+      <w:bookmarkStart w:id="30" w:name="_Toc214802887"/>
       <w:r>
         <w:t>Battles</w:t>
       </w:r>
-      <w:bookmarkEnd w:id="29"/>
+      <w:bookmarkEnd w:id="30"/>
     </w:p>
     <w:sectPr>
       <w:headerReference w:type="default" r:id="rId8"/>
@@ -11526,6 +13054,37 @@
       <w:lang w:val="fr-FR"/>
     </w:rPr>
   </w:style>
+  <w:style w:type="paragraph" w:styleId="HTMLPreformatted">
+    <w:name w:val="HTML Preformatted"/>
+    <w:basedOn w:val="Normal"/>
+    <w:link w:val="HTMLPreformattedChar"/>
+    <w:uiPriority w:val="99"/>
+    <w:semiHidden/>
+    <w:unhideWhenUsed/>
+    <w:rsid w:val="008A0D4E"/>
+    <w:pPr>
+      <w:spacing w:after="0" w:line="240" w:lineRule="auto"/>
+    </w:pPr>
+    <w:rPr>
+      <w:rFonts w:ascii="Consolas" w:hAnsi="Consolas"/>
+      <w:sz w:val="20"/>
+      <w:szCs w:val="20"/>
+    </w:rPr>
+  </w:style>
+  <w:style w:type="character" w:customStyle="1" w:styleId="HTMLPreformattedChar">
+    <w:name w:val="HTML Preformatted Char"/>
+    <w:basedOn w:val="DefaultParagraphFont"/>
+    <w:link w:val="HTMLPreformatted"/>
+    <w:uiPriority w:val="99"/>
+    <w:semiHidden/>
+    <w:rsid w:val="008A0D4E"/>
+    <w:rPr>
+      <w:rFonts w:ascii="Consolas" w:hAnsi="Consolas"/>
+      <w:sz w:val="20"/>
+      <w:szCs w:val="20"/>
+      <w:lang w:val="en-US"/>
+    </w:rPr>
+  </w:style>
 </w:styles>
 </file>
 

--- a/Modules/Semester_1/Modern Code/Aufgaben/03_Methods_and_Combat/Protocol.docx
+++ b/Modules/Semester_1/Modern Code/Aufgaben/03_Methods_and_Combat/Protocol.docx
@@ -9491,109 +9491,206 @@
         <w:t>: useItem method</w:t>
       </w:r>
     </w:p>
+    <w:p>
+      <w:pPr>
+        <w:pStyle w:val="Heading2"/>
+      </w:pPr>
+      <w:r>
+        <w:t>DisplayBoxes</w:t>
+      </w:r>
+    </w:p>
+    <w:p>
+      <w:r>
+        <w:t>The static getDisplayBox() and combineEnemyBoxes() methods are responsible for displaying the</w:t>
+      </w:r>
+      <w:r>
+        <w:t xml:space="preserve"> character boxes seen in the battles.</w:t>
+      </w:r>
+    </w:p>
+    <w:p>
+      <w:pPr>
+        <w:pStyle w:val="Heading1"/>
+      </w:pPr>
+      <w:r>
+        <w:t>Player</w:t>
+      </w:r>
+      <w:bookmarkEnd w:id="18"/>
+    </w:p>
+    <w:p>
+      <w:r>
+        <w:t>The player extends the GameCharacter class.</w:t>
+      </w:r>
+      <w:r>
+        <w:t xml:space="preserve"> </w:t>
+      </w:r>
+      <w:r>
+        <w:t>It adds level management and power points.</w:t>
+      </w:r>
+    </w:p>
+    <w:p>
+      <w:pPr>
+        <w:pStyle w:val="Pseoudocode"/>
+      </w:pPr>
+      <w:r>
+        <w:t>private int level = 1;</w:t>
+      </w:r>
+      <w:r>
+        <w:br/>
+        <w:t>private int experience = 0;</w:t>
+      </w:r>
+      <w:r>
+        <w:br/>
+        <w:t>private int availableStatPoints = 0;</w:t>
+      </w:r>
+      <w:r>
+        <w:br/>
+        <w:t>private int currentPP = 0;</w:t>
+      </w:r>
+      <w:r>
+        <w:br/>
+        <w:t>private int maxPP = 100;</w:t>
+      </w:r>
+      <w:r>
+        <w:br/>
+        <w:t>public static double DEFAULT_PLAYER_MAX_HEALTH = 100.0;</w:t>
+      </w:r>
+    </w:p>
+    <w:p>
+      <w:pPr>
+        <w:pStyle w:val="Pseoudocode"/>
+      </w:pPr>
+      <w:r>
+        <w:t>public static int DEFAULT_PLAYER_MAX_PP = 100;</w:t>
+      </w:r>
+    </w:p>
+    <w:p>
+      <w:pPr>
+        <w:pStyle w:val="Caption"/>
+      </w:pPr>
+      <w:r>
+        <w:t xml:space="preserve">Figure </w:t>
+      </w:r>
+      <w:r>
+        <w:fldChar w:fldCharType="begin"/>
+      </w:r>
+      <w:r>
+        <w:instrText xml:space="preserve"> SEQ Figure \* ARABIC </w:instrText>
+      </w:r>
+      <w:r>
+        <w:fldChar w:fldCharType="separate"/>
+      </w:r>
+      <w:r>
+        <w:rPr>
+          <w:noProof/>
+        </w:rPr>
+        <w:t>30</w:t>
+      </w:r>
+      <w:r>
+        <w:fldChar w:fldCharType="end"/>
+      </w:r>
+      <w:r>
+        <w:t>: Player fields</w:t>
+      </w:r>
+    </w:p>
+    <w:p>
+      <w:pPr>
+        <w:rPr>
+          <w:lang w:val="en-AT"/>
+        </w:rPr>
+      </w:pPr>
+    </w:p>
+    <w:p>
+      <w:pPr>
+        <w:pStyle w:val="Heading2"/>
+      </w:pPr>
+      <w:bookmarkStart w:id="19" w:name="_Toc214802876"/>
+      <w:r>
+        <w:t>Enemy</w:t>
+      </w:r>
+      <w:bookmarkEnd w:id="19"/>
+    </w:p>
     <w:p/>
     <w:p>
       <w:pPr>
+        <w:pStyle w:val="Heading1"/>
+      </w:pPr>
+      <w:bookmarkStart w:id="20" w:name="_Toc214802877"/>
+      <w:r>
+        <w:lastRenderedPageBreak/>
+        <w:t>GameManager</w:t>
+      </w:r>
+      <w:bookmarkEnd w:id="20"/>
+    </w:p>
+    <w:p>
+      <w:pPr>
+        <w:pStyle w:val="Heading1"/>
+      </w:pPr>
+      <w:bookmarkStart w:id="21" w:name="_Toc214802878"/>
+      <w:r>
+        <w:t>Inventory</w:t>
+      </w:r>
+      <w:bookmarkEnd w:id="21"/>
+    </w:p>
+    <w:p>
+      <w:pPr>
+        <w:pStyle w:val="Heading1"/>
+      </w:pPr>
+      <w:bookmarkStart w:id="22" w:name="_Toc214802879"/>
+      <w:r>
+        <w:t>Items</w:t>
+      </w:r>
+      <w:bookmarkEnd w:id="22"/>
+    </w:p>
+    <w:p>
+      <w:pPr>
         <w:pStyle w:val="Heading2"/>
       </w:pPr>
-      <w:r>
-        <w:t>Player</w:t>
-      </w:r>
-      <w:bookmarkEnd w:id="18"/>
+      <w:bookmarkStart w:id="23" w:name="_Toc214802880"/>
+      <w:r>
+        <w:t>Weapons</w:t>
+      </w:r>
+      <w:bookmarkEnd w:id="23"/>
     </w:p>
     <w:p/>
     <w:p>
       <w:pPr>
         <w:pStyle w:val="Heading2"/>
       </w:pPr>
-      <w:bookmarkStart w:id="19" w:name="_Toc214802876"/>
-      <w:r>
-        <w:t>Enemy</w:t>
-      </w:r>
-      <w:bookmarkEnd w:id="19"/>
+      <w:bookmarkStart w:id="24" w:name="_Toc214802881"/>
+      <w:r>
+        <w:t>Shields</w:t>
+      </w:r>
+      <w:bookmarkEnd w:id="24"/>
     </w:p>
     <w:p/>
     <w:p>
       <w:pPr>
+        <w:pStyle w:val="Heading2"/>
+      </w:pPr>
+      <w:bookmarkStart w:id="25" w:name="_Toc214802882"/>
+      <w:r>
+        <w:t>Armours</w:t>
+      </w:r>
+      <w:bookmarkEnd w:id="25"/>
+    </w:p>
+    <w:p/>
+    <w:p>
+      <w:pPr>
+        <w:pStyle w:val="Heading2"/>
+      </w:pPr>
+      <w:bookmarkStart w:id="26" w:name="_Toc214802883"/>
+      <w:r>
+        <w:t>Healing Items</w:t>
+      </w:r>
+      <w:bookmarkEnd w:id="26"/>
+    </w:p>
+    <w:p/>
+    <w:p>
+      <w:pPr>
         <w:pStyle w:val="Heading1"/>
       </w:pPr>
-      <w:bookmarkStart w:id="20" w:name="_Toc214802877"/>
-      <w:r>
-        <w:t>GameManager</w:t>
-      </w:r>
-      <w:bookmarkEnd w:id="20"/>
-    </w:p>
-    <w:p>
-      <w:pPr>
-        <w:pStyle w:val="Heading1"/>
-      </w:pPr>
-      <w:bookmarkStart w:id="21" w:name="_Toc214802878"/>
-      <w:r>
-        <w:t>Inventory</w:t>
-      </w:r>
-      <w:bookmarkEnd w:id="21"/>
-    </w:p>
-    <w:p>
-      <w:pPr>
-        <w:pStyle w:val="Heading1"/>
-      </w:pPr>
-      <w:bookmarkStart w:id="22" w:name="_Toc214802879"/>
-      <w:r>
-        <w:t>Items</w:t>
-      </w:r>
-      <w:bookmarkEnd w:id="22"/>
-    </w:p>
-    <w:p>
-      <w:pPr>
-        <w:pStyle w:val="Heading2"/>
-      </w:pPr>
-      <w:bookmarkStart w:id="23" w:name="_Toc214802880"/>
-      <w:r>
-        <w:t>Weapons</w:t>
-      </w:r>
-      <w:bookmarkEnd w:id="23"/>
-    </w:p>
-    <w:p/>
-    <w:p>
-      <w:pPr>
-        <w:pStyle w:val="Heading2"/>
-      </w:pPr>
-      <w:bookmarkStart w:id="24" w:name="_Toc214802881"/>
-      <w:r>
-        <w:t>Shields</w:t>
-      </w:r>
-      <w:bookmarkEnd w:id="24"/>
-    </w:p>
-    <w:p/>
-    <w:p>
-      <w:pPr>
-        <w:pStyle w:val="Heading2"/>
-      </w:pPr>
-      <w:bookmarkStart w:id="25" w:name="_Toc214802882"/>
-      <w:r>
-        <w:t>Armours</w:t>
-      </w:r>
-      <w:bookmarkEnd w:id="25"/>
-    </w:p>
-    <w:p/>
-    <w:p>
-      <w:pPr>
-        <w:pStyle w:val="Heading2"/>
-      </w:pPr>
-      <w:bookmarkStart w:id="26" w:name="_Toc214802883"/>
-      <w:r>
-        <w:t>Healing Items</w:t>
-      </w:r>
-      <w:bookmarkEnd w:id="26"/>
-    </w:p>
-    <w:p/>
-    <w:p>
-      <w:pPr>
-        <w:pStyle w:val="Heading1"/>
-      </w:pPr>
       <w:bookmarkStart w:id="27" w:name="_Toc214802884"/>
       <w:r>
-        <w:lastRenderedPageBreak/>
         <w:t>Factories</w:t>
       </w:r>
       <w:bookmarkEnd w:id="27"/>

--- a/Modules/Semester_1/Modern Code/Aufgaben/03_Methods_and_Combat/Protocol.docx
+++ b/Modules/Semester_1/Modern Code/Aufgaben/03_Methods_and_Combat/Protocol.docx
@@ -258,6 +258,7 @@
                                 <w:r>
                                   <w:tab/>
                                 </w:r>
+                                <w:proofErr w:type="gramStart"/>
                                 <w:r>
                                   <w:t>25</w:t>
                                 </w:r>
@@ -267,6 +268,7 @@
                                 <w:r>
                                   <w:t>XX</w:t>
                                 </w:r>
+                                <w:proofErr w:type="gramEnd"/>
                                 <w:r>
                                   <w:t>:</w:t>
                                 </w:r>
@@ -375,6 +377,7 @@
                           <w:r>
                             <w:tab/>
                           </w:r>
+                          <w:proofErr w:type="gramStart"/>
                           <w:r>
                             <w:t>25</w:t>
                           </w:r>
@@ -384,6 +387,7 @@
                           <w:r>
                             <w:t>XX</w:t>
                           </w:r>
+                          <w:proofErr w:type="gramEnd"/>
                           <w:r>
                             <w:t>:</w:t>
                           </w:r>
@@ -2600,7 +2604,21 @@
         <w:rPr>
           <w:lang w:val="en-US"/>
         </w:rPr>
-        <w:t xml:space="preserve">_/ __ \\  \/  // ___\|  |/ __ | |  |  |  \/     \ </w:t>
+        <w:t>_/ __ \</w:t>
+      </w:r>
+      <w:proofErr w:type="gramStart"/>
+      <w:r>
+        <w:rPr>
+          <w:lang w:val="en-US"/>
+        </w:rPr>
+        <w:t>\  \/  /</w:t>
+      </w:r>
+      <w:proofErr w:type="gramEnd"/>
+      <w:r>
+        <w:rPr>
+          <w:lang w:val="en-US"/>
+        </w:rPr>
+        <w:t xml:space="preserve">/ ___\|  |/ __ | |  |  |  \/     \ </w:t>
       </w:r>
     </w:p>
     <w:p>
@@ -2611,12 +2629,92 @@
           <w:lang w:val="en-US"/>
         </w:rPr>
       </w:pPr>
-      <w:r>
-        <w:rPr>
-          <w:lang w:val="en-US"/>
-        </w:rPr>
-        <w:t>\  ___/ &gt;    &lt;\  \___|  / /_/ | |  |  |  /  Y Y  \</w:t>
-      </w:r>
+      <w:proofErr w:type="gramStart"/>
+      <w:r>
+        <w:rPr>
+          <w:lang w:val="en-US"/>
+        </w:rPr>
+        <w:t>\  _</w:t>
+      </w:r>
+      <w:proofErr w:type="gramEnd"/>
+      <w:r>
+        <w:rPr>
+          <w:lang w:val="en-US"/>
+        </w:rPr>
+        <w:t>__/ &gt;    &lt;</w:t>
+      </w:r>
+      <w:proofErr w:type="gramStart"/>
+      <w:r>
+        <w:rPr>
+          <w:lang w:val="en-US"/>
+        </w:rPr>
+        <w:t>\  \</w:t>
+      </w:r>
+      <w:proofErr w:type="gramEnd"/>
+      <w:r>
+        <w:rPr>
+          <w:lang w:val="en-US"/>
+        </w:rPr>
+        <w:t>___</w:t>
+      </w:r>
+      <w:proofErr w:type="gramStart"/>
+      <w:r>
+        <w:rPr>
+          <w:lang w:val="en-US"/>
+        </w:rPr>
+        <w:t>|  /</w:t>
+      </w:r>
+      <w:proofErr w:type="gramEnd"/>
+      <w:r>
+        <w:rPr>
+          <w:lang w:val="en-US"/>
+        </w:rPr>
+        <w:t xml:space="preserve"> /_/ | </w:t>
+      </w:r>
+      <w:proofErr w:type="gramStart"/>
+      <w:r>
+        <w:rPr>
+          <w:lang w:val="en-US"/>
+        </w:rPr>
+        <w:t>|  |</w:t>
+      </w:r>
+      <w:proofErr w:type="gramEnd"/>
+      <w:r>
+        <w:rPr>
+          <w:lang w:val="en-US"/>
+        </w:rPr>
+        <w:t xml:space="preserve">  </w:t>
+      </w:r>
+      <w:proofErr w:type="gramStart"/>
+      <w:r>
+        <w:rPr>
+          <w:lang w:val="en-US"/>
+        </w:rPr>
+        <w:t>|  /</w:t>
+      </w:r>
+      <w:proofErr w:type="gramEnd"/>
+      <w:r>
+        <w:rPr>
+          <w:lang w:val="en-US"/>
+        </w:rPr>
+        <w:t xml:space="preserve">  Y </w:t>
+      </w:r>
+      <w:proofErr w:type="spellStart"/>
+      <w:proofErr w:type="gramStart"/>
+      <w:r>
+        <w:rPr>
+          <w:lang w:val="en-US"/>
+        </w:rPr>
+        <w:t>Y</w:t>
+      </w:r>
+      <w:proofErr w:type="spellEnd"/>
+      <w:r>
+        <w:rPr>
+          <w:lang w:val="en-US"/>
+        </w:rPr>
+        <w:t xml:space="preserve">  \</w:t>
+      </w:r>
+      <w:proofErr w:type="gramEnd"/>
     </w:p>
     <w:p>
       <w:pPr>
@@ -2778,7 +2876,21 @@
         <w:rPr>
           <w:lang w:val="en-US"/>
         </w:rPr>
-        <w:t xml:space="preserve">_/ __ \\  \/  // ___\|  |/ __ | |  |  |  \/     \ </w:t>
+        <w:t>_/ __ \</w:t>
+      </w:r>
+      <w:proofErr w:type="gramStart"/>
+      <w:r>
+        <w:rPr>
+          <w:lang w:val="en-US"/>
+        </w:rPr>
+        <w:t>\  \/  /</w:t>
+      </w:r>
+      <w:proofErr w:type="gramEnd"/>
+      <w:r>
+        <w:rPr>
+          <w:lang w:val="en-US"/>
+        </w:rPr>
+        <w:t xml:space="preserve">/ ___\|  |/ __ | |  |  |  \/     \ </w:t>
       </w:r>
     </w:p>
     <w:p>
@@ -2790,12 +2902,92 @@
           <w:lang w:val="en-US"/>
         </w:rPr>
       </w:pPr>
-      <w:r>
-        <w:rPr>
-          <w:lang w:val="en-US"/>
-        </w:rPr>
-        <w:t>\  ___/ &gt;    &lt;\  \___|  / /_/ | |  |  |  /  Y Y  \</w:t>
-      </w:r>
+      <w:proofErr w:type="gramStart"/>
+      <w:r>
+        <w:rPr>
+          <w:lang w:val="en-US"/>
+        </w:rPr>
+        <w:t>\  _</w:t>
+      </w:r>
+      <w:proofErr w:type="gramEnd"/>
+      <w:r>
+        <w:rPr>
+          <w:lang w:val="en-US"/>
+        </w:rPr>
+        <w:t>__/ &gt;    &lt;</w:t>
+      </w:r>
+      <w:proofErr w:type="gramStart"/>
+      <w:r>
+        <w:rPr>
+          <w:lang w:val="en-US"/>
+        </w:rPr>
+        <w:t>\  \</w:t>
+      </w:r>
+      <w:proofErr w:type="gramEnd"/>
+      <w:r>
+        <w:rPr>
+          <w:lang w:val="en-US"/>
+        </w:rPr>
+        <w:t>___</w:t>
+      </w:r>
+      <w:proofErr w:type="gramStart"/>
+      <w:r>
+        <w:rPr>
+          <w:lang w:val="en-US"/>
+        </w:rPr>
+        <w:t>|  /</w:t>
+      </w:r>
+      <w:proofErr w:type="gramEnd"/>
+      <w:r>
+        <w:rPr>
+          <w:lang w:val="en-US"/>
+        </w:rPr>
+        <w:t xml:space="preserve"> /_/ | </w:t>
+      </w:r>
+      <w:proofErr w:type="gramStart"/>
+      <w:r>
+        <w:rPr>
+          <w:lang w:val="en-US"/>
+        </w:rPr>
+        <w:t>|  |</w:t>
+      </w:r>
+      <w:proofErr w:type="gramEnd"/>
+      <w:r>
+        <w:rPr>
+          <w:lang w:val="en-US"/>
+        </w:rPr>
+        <w:t xml:space="preserve">  </w:t>
+      </w:r>
+      <w:proofErr w:type="gramStart"/>
+      <w:r>
+        <w:rPr>
+          <w:lang w:val="en-US"/>
+        </w:rPr>
+        <w:t>|  /</w:t>
+      </w:r>
+      <w:proofErr w:type="gramEnd"/>
+      <w:r>
+        <w:rPr>
+          <w:lang w:val="en-US"/>
+        </w:rPr>
+        <w:t xml:space="preserve">  Y </w:t>
+      </w:r>
+      <w:proofErr w:type="spellStart"/>
+      <w:proofErr w:type="gramStart"/>
+      <w:r>
+        <w:rPr>
+          <w:lang w:val="en-US"/>
+        </w:rPr>
+        <w:t>Y</w:t>
+      </w:r>
+      <w:proofErr w:type="spellEnd"/>
+      <w:r>
+        <w:rPr>
+          <w:lang w:val="en-US"/>
+        </w:rPr>
+        <w:t xml:space="preserve">  \</w:t>
+      </w:r>
+      <w:proofErr w:type="gramEnd"/>
     </w:p>
     <w:p>
       <w:pPr>
@@ -3286,28 +3478,49 @@
         <w:rPr>
           <w:lang w:val="en-US"/>
         </w:rPr>
-        <w:t xml:space="preserve">Health: </w:t>
+        <w:t>Health</w:t>
+      </w:r>
+      <w:proofErr w:type="gramStart"/>
+      <w:r>
+        <w:rPr>
+          <w:lang w:val="en-US"/>
+        </w:rPr>
+        <w:t xml:space="preserve">: </w:t>
       </w:r>
       <w:r>
         <w:rPr>
           <w:lang w:val="en-US"/>
         </w:rPr>
         <w:tab/>
-        <w:t>182.0 / 182.0</w:t>
-      </w:r>
-    </w:p>
-    <w:p>
-      <w:pPr>
-        <w:pStyle w:val="Pseoudocode"/>
-        <w:rPr>
-          <w:lang w:val="en-US"/>
-        </w:rPr>
-      </w:pPr>
-      <w:r>
-        <w:rPr>
-          <w:lang w:val="en-US"/>
-        </w:rPr>
-        <w:t xml:space="preserve">Strength: </w:t>
+        <w:t>182.0</w:t>
+      </w:r>
+      <w:proofErr w:type="gramEnd"/>
+      <w:r>
+        <w:rPr>
+          <w:lang w:val="en-US"/>
+        </w:rPr>
+        <w:t xml:space="preserve"> / 182.0</w:t>
+      </w:r>
+    </w:p>
+    <w:p>
+      <w:pPr>
+        <w:pStyle w:val="Pseoudocode"/>
+        <w:rPr>
+          <w:lang w:val="en-US"/>
+        </w:rPr>
+      </w:pPr>
+      <w:r>
+        <w:rPr>
+          <w:lang w:val="en-US"/>
+        </w:rPr>
+        <w:t>Strength</w:t>
+      </w:r>
+      <w:proofErr w:type="gramStart"/>
+      <w:r>
+        <w:rPr>
+          <w:lang w:val="en-US"/>
+        </w:rPr>
+        <w:t xml:space="preserve">: </w:t>
       </w:r>
       <w:r>
         <w:rPr>
@@ -3316,19 +3529,27 @@
         <w:tab/>
         <w:t>5</w:t>
       </w:r>
-    </w:p>
-    <w:p>
-      <w:pPr>
-        <w:pStyle w:val="Pseoudocode"/>
-        <w:rPr>
-          <w:lang w:val="en-US"/>
-        </w:rPr>
-      </w:pPr>
-      <w:r>
-        <w:rPr>
-          <w:lang w:val="en-US"/>
-        </w:rPr>
-        <w:t xml:space="preserve">Dexterity: </w:t>
+      <w:proofErr w:type="gramEnd"/>
+    </w:p>
+    <w:p>
+      <w:pPr>
+        <w:pStyle w:val="Pseoudocode"/>
+        <w:rPr>
+          <w:lang w:val="en-US"/>
+        </w:rPr>
+      </w:pPr>
+      <w:r>
+        <w:rPr>
+          <w:lang w:val="en-US"/>
+        </w:rPr>
+        <w:t>Dexterity</w:t>
+      </w:r>
+      <w:proofErr w:type="gramStart"/>
+      <w:r>
+        <w:rPr>
+          <w:lang w:val="en-US"/>
+        </w:rPr>
+        <w:t xml:space="preserve">: </w:t>
       </w:r>
       <w:r>
         <w:rPr>
@@ -3337,19 +3558,27 @@
         <w:tab/>
         <w:t>2</w:t>
       </w:r>
-    </w:p>
-    <w:p>
-      <w:pPr>
-        <w:pStyle w:val="Pseoudocode"/>
-        <w:rPr>
-          <w:lang w:val="en-US"/>
-        </w:rPr>
-      </w:pPr>
-      <w:r>
-        <w:rPr>
-          <w:lang w:val="en-US"/>
-        </w:rPr>
-        <w:t xml:space="preserve">Intelligence: </w:t>
+      <w:proofErr w:type="gramEnd"/>
+    </w:p>
+    <w:p>
+      <w:pPr>
+        <w:pStyle w:val="Pseoudocode"/>
+        <w:rPr>
+          <w:lang w:val="en-US"/>
+        </w:rPr>
+      </w:pPr>
+      <w:r>
+        <w:rPr>
+          <w:lang w:val="en-US"/>
+        </w:rPr>
+        <w:t>Intelligence</w:t>
+      </w:r>
+      <w:proofErr w:type="gramStart"/>
+      <w:r>
+        <w:rPr>
+          <w:lang w:val="en-US"/>
+        </w:rPr>
+        <w:t xml:space="preserve">: </w:t>
       </w:r>
       <w:r>
         <w:rPr>
@@ -3358,19 +3587,27 @@
         <w:tab/>
         <w:t>1</w:t>
       </w:r>
-    </w:p>
-    <w:p>
-      <w:pPr>
-        <w:pStyle w:val="Pseoudocode"/>
-        <w:rPr>
-          <w:lang w:val="en-US"/>
-        </w:rPr>
-      </w:pPr>
-      <w:r>
-        <w:rPr>
-          <w:lang w:val="en-US"/>
-        </w:rPr>
-        <w:t xml:space="preserve">Status: </w:t>
+      <w:proofErr w:type="gramEnd"/>
+    </w:p>
+    <w:p>
+      <w:pPr>
+        <w:pStyle w:val="Pseoudocode"/>
+        <w:rPr>
+          <w:lang w:val="en-US"/>
+        </w:rPr>
+      </w:pPr>
+      <w:r>
+        <w:rPr>
+          <w:lang w:val="en-US"/>
+        </w:rPr>
+        <w:t>Status</w:t>
+      </w:r>
+      <w:proofErr w:type="gramStart"/>
+      <w:r>
+        <w:rPr>
+          <w:lang w:val="en-US"/>
+        </w:rPr>
+        <w:t xml:space="preserve">: </w:t>
       </w:r>
       <w:r>
         <w:rPr>
@@ -3379,6 +3616,7 @@
         <w:tab/>
         <w:t>ALIVE</w:t>
       </w:r>
+      <w:proofErr w:type="gramEnd"/>
     </w:p>
     <w:p>
       <w:pPr>
@@ -3421,28 +3659,14 @@
         <w:rPr>
           <w:lang w:val="en-US"/>
         </w:rPr>
-        <w:t xml:space="preserve">Weapon: </w:t>
-      </w:r>
-      <w:r>
-        <w:rPr>
-          <w:lang w:val="en-US"/>
-        </w:rPr>
-        <w:tab/>
-        <w:t>Fists +14.0 P DMG +16.0</w:t>
-      </w:r>
-    </w:p>
-    <w:p>
-      <w:pPr>
-        <w:pStyle w:val="Pseoudocode"/>
-        <w:rPr>
-          <w:lang w:val="en-US"/>
-        </w:rPr>
-      </w:pPr>
-      <w:r>
-        <w:rPr>
-          <w:lang w:val="en-US"/>
-        </w:rPr>
-        <w:t>Name:</w:t>
+        <w:t>Weapon</w:t>
+      </w:r>
+      <w:proofErr w:type="gramStart"/>
+      <w:r>
+        <w:rPr>
+          <w:lang w:val="en-US"/>
+        </w:rPr>
+        <w:t xml:space="preserve">: </w:t>
       </w:r>
       <w:r>
         <w:rPr>
@@ -3451,6 +3675,34 @@
         <w:tab/>
         <w:t>Fists</w:t>
       </w:r>
+      <w:proofErr w:type="gramEnd"/>
+      <w:r>
+        <w:rPr>
+          <w:lang w:val="en-US"/>
+        </w:rPr>
+        <w:t xml:space="preserve"> +14.0 P DMG +16.0</w:t>
+      </w:r>
+    </w:p>
+    <w:p>
+      <w:pPr>
+        <w:pStyle w:val="Pseoudocode"/>
+        <w:rPr>
+          <w:lang w:val="en-US"/>
+        </w:rPr>
+      </w:pPr>
+      <w:r>
+        <w:rPr>
+          <w:lang w:val="en-US"/>
+        </w:rPr>
+        <w:t>Name:</w:t>
+      </w:r>
+      <w:r>
+        <w:rPr>
+          <w:lang w:val="en-US"/>
+        </w:rPr>
+        <w:tab/>
+        <w:t>Fists</w:t>
+      </w:r>
     </w:p>
     <w:p>
       <w:pPr>
@@ -3544,11 +3796,19 @@
           <w:lang w:val="en-US"/>
         </w:rPr>
       </w:pPr>
-      <w:r>
-        <w:rPr>
-          <w:lang w:val="en-US"/>
-        </w:rPr>
-        <w:t>Is Magic:</w:t>
+      <w:proofErr w:type="gramStart"/>
+      <w:r>
+        <w:rPr>
+          <w:lang w:val="en-US"/>
+        </w:rPr>
+        <w:t>Is Magic</w:t>
+      </w:r>
+      <w:proofErr w:type="gramEnd"/>
+      <w:r>
+        <w:rPr>
+          <w:lang w:val="en-US"/>
+        </w:rPr>
+        <w:t>:</w:t>
       </w:r>
       <w:r>
         <w:rPr>
@@ -3604,28 +3864,14 @@
         <w:rPr>
           <w:lang w:val="en-US"/>
         </w:rPr>
-        <w:t xml:space="preserve">Armor: </w:t>
-      </w:r>
-      <w:r>
-        <w:rPr>
-          <w:lang w:val="en-US"/>
-        </w:rPr>
-        <w:tab/>
-        <w:t>Clothes +7.0 DEF (PRISTINE)</w:t>
-      </w:r>
-    </w:p>
-    <w:p>
-      <w:pPr>
-        <w:pStyle w:val="Pseoudocode"/>
-        <w:rPr>
-          <w:lang w:val="en-US"/>
-        </w:rPr>
-      </w:pPr>
-      <w:r>
-        <w:rPr>
-          <w:lang w:val="en-US"/>
-        </w:rPr>
-        <w:t>Name:</w:t>
+        <w:t>Armor</w:t>
+      </w:r>
+      <w:proofErr w:type="gramStart"/>
+      <w:r>
+        <w:rPr>
+          <w:lang w:val="en-US"/>
+        </w:rPr>
+        <w:t xml:space="preserve">: </w:t>
       </w:r>
       <w:r>
         <w:rPr>
@@ -3634,6 +3880,34 @@
         <w:tab/>
         <w:t>Clothes</w:t>
       </w:r>
+      <w:proofErr w:type="gramEnd"/>
+      <w:r>
+        <w:rPr>
+          <w:lang w:val="en-US"/>
+        </w:rPr>
+        <w:t xml:space="preserve"> +7.0 DEF (PRISTINE)</w:t>
+      </w:r>
+    </w:p>
+    <w:p>
+      <w:pPr>
+        <w:pStyle w:val="Pseoudocode"/>
+        <w:rPr>
+          <w:lang w:val="en-US"/>
+        </w:rPr>
+      </w:pPr>
+      <w:r>
+        <w:rPr>
+          <w:lang w:val="en-US"/>
+        </w:rPr>
+        <w:t>Name:</w:t>
+      </w:r>
+      <w:r>
+        <w:rPr>
+          <w:lang w:val="en-US"/>
+        </w:rPr>
+        <w:tab/>
+        <w:t>Clothes</w:t>
+      </w:r>
     </w:p>
     <w:p>
       <w:pPr>
@@ -3772,28 +4046,14 @@
         <w:rPr>
           <w:lang w:val="en-US"/>
         </w:rPr>
-        <w:t xml:space="preserve">Shield: </w:t>
-      </w:r>
-      <w:r>
-        <w:rPr>
-          <w:lang w:val="en-US"/>
-        </w:rPr>
-        <w:tab/>
-        <w:t>Fists +4.0 DEF</w:t>
-      </w:r>
-    </w:p>
-    <w:p>
-      <w:pPr>
-        <w:pStyle w:val="Pseoudocode"/>
-        <w:rPr>
-          <w:lang w:val="en-US"/>
-        </w:rPr>
-      </w:pPr>
-      <w:r>
-        <w:rPr>
-          <w:lang w:val="en-US"/>
-        </w:rPr>
-        <w:t>Name:</w:t>
+        <w:t>Shield</w:t>
+      </w:r>
+      <w:proofErr w:type="gramStart"/>
+      <w:r>
+        <w:rPr>
+          <w:lang w:val="en-US"/>
+        </w:rPr>
+        <w:t xml:space="preserve">: </w:t>
       </w:r>
       <w:r>
         <w:rPr>
@@ -3802,6 +4062,34 @@
         <w:tab/>
         <w:t>Fists</w:t>
       </w:r>
+      <w:proofErr w:type="gramEnd"/>
+      <w:r>
+        <w:rPr>
+          <w:lang w:val="en-US"/>
+        </w:rPr>
+        <w:t xml:space="preserve"> +4.0 DEF</w:t>
+      </w:r>
+    </w:p>
+    <w:p>
+      <w:pPr>
+        <w:pStyle w:val="Pseoudocode"/>
+        <w:rPr>
+          <w:lang w:val="en-US"/>
+        </w:rPr>
+      </w:pPr>
+      <w:r>
+        <w:rPr>
+          <w:lang w:val="en-US"/>
+        </w:rPr>
+        <w:t>Name:</w:t>
+      </w:r>
+      <w:r>
+        <w:rPr>
+          <w:lang w:val="en-US"/>
+        </w:rPr>
+        <w:tab/>
+        <w:t>Fists</w:t>
+      </w:r>
     </w:p>
     <w:p>
       <w:pPr>
@@ -4101,7 +4389,21 @@
         <w:rPr>
           <w:lang w:val="en-US"/>
         </w:rPr>
-        <w:t>Choose a stat to increase: (1=EASY, 2=MEDIUM, 3=HARD)</w:t>
+        <w:t xml:space="preserve">Choose a </w:t>
+      </w:r>
+      <w:proofErr w:type="gramStart"/>
+      <w:r>
+        <w:rPr>
+          <w:lang w:val="en-US"/>
+        </w:rPr>
+        <w:t>stat</w:t>
+      </w:r>
+      <w:proofErr w:type="gramEnd"/>
+      <w:r>
+        <w:rPr>
+          <w:lang w:val="en-US"/>
+        </w:rPr>
+        <w:t xml:space="preserve"> to increase: (1=EASY, 2=MEDIUM, 3=HARD)</w:t>
       </w:r>
     </w:p>
     <w:p>
@@ -4196,7 +4498,21 @@
         <w:rPr>
           <w:lang w:val="en-US"/>
         </w:rPr>
-        <w:t xml:space="preserve">  ____        _   _   _         _____ _             _   </w:t>
+        <w:t xml:space="preserve">  ____        _ </w:t>
+      </w:r>
+      <w:proofErr w:type="gramStart"/>
+      <w:r>
+        <w:rPr>
+          <w:lang w:val="en-US"/>
+        </w:rPr>
+        <w:t xml:space="preserve">  _   _         _</w:t>
+      </w:r>
+      <w:proofErr w:type="gramEnd"/>
+      <w:r>
+        <w:rPr>
+          <w:lang w:val="en-US"/>
+        </w:rPr>
+        <w:t xml:space="preserve">____ _             _   </w:t>
       </w:r>
     </w:p>
     <w:p>
@@ -4450,7 +4766,21 @@
         <w:rPr>
           <w:lang w:val="en-US"/>
         </w:rPr>
-        <w:t xml:space="preserve">| (ALIVE)                              |   </w:t>
+        <w:t>| (</w:t>
+      </w:r>
+      <w:proofErr w:type="gramStart"/>
+      <w:r>
+        <w:rPr>
+          <w:lang w:val="en-US"/>
+        </w:rPr>
+        <w:t xml:space="preserve">ALIVE)   </w:t>
+      </w:r>
+      <w:proofErr w:type="gramEnd"/>
+      <w:r>
+        <w:rPr>
+          <w:lang w:val="en-US"/>
+        </w:rPr>
+        <w:t xml:space="preserve">                           |   </w:t>
       </w:r>
     </w:p>
     <w:p>
@@ -4576,7 +4906,21 @@
         <w:rPr>
           <w:lang w:val="en-US"/>
         </w:rPr>
-        <w:t>| (ALIVE)                              |</w:t>
+        <w:t>| (</w:t>
+      </w:r>
+      <w:proofErr w:type="gramStart"/>
+      <w:r>
+        <w:rPr>
+          <w:lang w:val="en-US"/>
+        </w:rPr>
+        <w:t xml:space="preserve">ALIVE)   </w:t>
+      </w:r>
+      <w:proofErr w:type="gramEnd"/>
+      <w:r>
+        <w:rPr>
+          <w:lang w:val="en-US"/>
+        </w:rPr>
+        <w:t xml:space="preserve">                           |</w:t>
       </w:r>
     </w:p>
     <w:p>
@@ -5268,7 +5612,15 @@
     </w:p>
     <w:p>
       <w:r>
-        <w:t>After the action pass, there’s an additional pass that just lowers the shield of every currently defending character.</w:t>
+        <w:t xml:space="preserve">After the action </w:t>
+      </w:r>
+      <w:proofErr w:type="gramStart"/>
+      <w:r>
+        <w:t>pass</w:t>
+      </w:r>
+      <w:proofErr w:type="gramEnd"/>
+      <w:r>
+        <w:t>, there’s an additional pass that just lowers the shield of every currently defending character.</w:t>
       </w:r>
     </w:p>
     <w:p>
@@ -5511,7 +5863,21 @@
         <w:rPr>
           <w:lang w:val="en-US"/>
         </w:rPr>
-        <w:t>Abyssal Marauder takes 14 damage!</w:t>
+        <w:t xml:space="preserve">Abyssal Marauder takes 14 </w:t>
+      </w:r>
+      <w:proofErr w:type="gramStart"/>
+      <w:r>
+        <w:rPr>
+          <w:lang w:val="en-US"/>
+        </w:rPr>
+        <w:t>damage</w:t>
+      </w:r>
+      <w:proofErr w:type="gramEnd"/>
+      <w:r>
+        <w:rPr>
+          <w:lang w:val="en-US"/>
+        </w:rPr>
+        <w:t>!</w:t>
       </w:r>
     </w:p>
     <w:p>
@@ -5545,7 +5911,15 @@
     </w:p>
     <w:p>
       <w:r>
-        <w:t>Our PP attack did 14 damage.</w:t>
+        <w:t xml:space="preserve">Our PP attack did 14 </w:t>
+      </w:r>
+      <w:proofErr w:type="gramStart"/>
+      <w:r>
+        <w:t>damage</w:t>
+      </w:r>
+      <w:proofErr w:type="gramEnd"/>
+      <w:r>
+        <w:t>.</w:t>
       </w:r>
       <w:r>
         <w:t xml:space="preserve"> </w:t>
@@ -5663,7 +6037,21 @@
         <w:rPr>
           <w:lang w:val="en-US"/>
         </w:rPr>
-        <w:t xml:space="preserve">| (CRITICALLY_HURT)                    |   </w:t>
+        <w:t>| (CRITICALLY_</w:t>
+      </w:r>
+      <w:proofErr w:type="gramStart"/>
+      <w:r>
+        <w:rPr>
+          <w:lang w:val="en-US"/>
+        </w:rPr>
+        <w:t xml:space="preserve">HURT)   </w:t>
+      </w:r>
+      <w:proofErr w:type="gramEnd"/>
+      <w:r>
+        <w:rPr>
+          <w:lang w:val="en-US"/>
+        </w:rPr>
+        <w:t xml:space="preserve">                 |   </w:t>
       </w:r>
     </w:p>
     <w:p>
@@ -5776,7 +6164,21 @@
         <w:rPr>
           <w:lang w:val="en-US"/>
         </w:rPr>
-        <w:t>Abyssal Marauder takes 7 damage!</w:t>
+        <w:t xml:space="preserve">Abyssal Marauder takes 7 </w:t>
+      </w:r>
+      <w:proofErr w:type="gramStart"/>
+      <w:r>
+        <w:rPr>
+          <w:lang w:val="en-US"/>
+        </w:rPr>
+        <w:t>damage</w:t>
+      </w:r>
+      <w:proofErr w:type="gramEnd"/>
+      <w:r>
+        <w:rPr>
+          <w:lang w:val="en-US"/>
+        </w:rPr>
+        <w:t>!</w:t>
       </w:r>
     </w:p>
     <w:p>
@@ -5951,21 +6353,43 @@
         <w:rPr>
           <w:lang w:val="en-US"/>
         </w:rPr>
-        <w:t>.____    ________   ___________________</w:t>
-      </w:r>
-    </w:p>
-    <w:p>
-      <w:pPr>
-        <w:pStyle w:val="Pseoudocode"/>
-        <w:rPr>
-          <w:lang w:val="en-US"/>
-        </w:rPr>
-      </w:pPr>
-      <w:r>
-        <w:rPr>
-          <w:lang w:val="en-US"/>
-        </w:rPr>
-        <w:t>|    |   \_____  \  \_____  \__    ___/</w:t>
+        <w:t>.____</w:t>
+      </w:r>
+      <w:proofErr w:type="gramStart"/>
+      <w:r>
+        <w:rPr>
+          <w:lang w:val="en-US"/>
+        </w:rPr>
+        <w:t xml:space="preserve">    ________   </w:t>
+      </w:r>
+      <w:proofErr w:type="gramEnd"/>
+      <w:r>
+        <w:rPr>
+          <w:lang w:val="en-US"/>
+        </w:rPr>
+        <w:t>___________________</w:t>
+      </w:r>
+    </w:p>
+    <w:p>
+      <w:pPr>
+        <w:pStyle w:val="Pseoudocode"/>
+        <w:rPr>
+          <w:lang w:val="en-US"/>
+        </w:rPr>
+      </w:pPr>
+      <w:proofErr w:type="gramStart"/>
+      <w:r>
+        <w:rPr>
+          <w:lang w:val="en-US"/>
+        </w:rPr>
+        <w:t xml:space="preserve">|    |   \_____  \  \_____  \__   </w:t>
+      </w:r>
+      <w:proofErr w:type="gramEnd"/>
+      <w:r>
+        <w:rPr>
+          <w:lang w:val="en-US"/>
+        </w:rPr>
+        <w:t xml:space="preserve"> ___/</w:t>
       </w:r>
     </w:p>
     <w:p>
@@ -6035,7 +6459,21 @@
         <w:rPr>
           <w:lang w:val="en-US"/>
         </w:rPr>
-        <w:t>You can still loot 4 items. THEY ARE COMING...</w:t>
+        <w:t xml:space="preserve">You can still </w:t>
+      </w:r>
+      <w:proofErr w:type="gramStart"/>
+      <w:r>
+        <w:rPr>
+          <w:lang w:val="en-US"/>
+        </w:rPr>
+        <w:t>loot</w:t>
+      </w:r>
+      <w:proofErr w:type="gramEnd"/>
+      <w:r>
+        <w:rPr>
+          <w:lang w:val="en-US"/>
+        </w:rPr>
+        <w:t xml:space="preserve"> 4 items. THEY ARE COMING...</w:t>
       </w:r>
     </w:p>
     <w:p>
@@ -6277,7 +6715,15 @@
         <w:pStyle w:val="Pseoudocode"/>
       </w:pPr>
       <w:r>
-        <w:t xml:space="preserve"> |_|  \_\______|_____/   |_|   </w:t>
+        <w:t xml:space="preserve"> |_</w:t>
+      </w:r>
+      <w:proofErr w:type="gramStart"/>
+      <w:r>
+        <w:t>|  \_\______</w:t>
+      </w:r>
+      <w:proofErr w:type="gramEnd"/>
+      <w:r>
+        <w:t xml:space="preserve">|_____/   |_|   </w:t>
       </w:r>
     </w:p>
     <w:p>
@@ -6310,7 +6756,15 @@
         <w:pStyle w:val="Pseoudocode"/>
       </w:pPr>
       <w:r>
-        <w:t>| Health: 252 / 252                    |</w:t>
+        <w:t xml:space="preserve">| </w:t>
+      </w:r>
+      <w:proofErr w:type="gramStart"/>
+      <w:r>
+        <w:t>Health:</w:t>
+      </w:r>
+      <w:proofErr w:type="gramEnd"/>
+      <w:r>
+        <w:t xml:space="preserve"> 252 / 252                    |</w:t>
       </w:r>
     </w:p>
     <w:p>
@@ -6334,23 +6788,55 @@
         <w:pStyle w:val="Pseoudocode"/>
       </w:pPr>
       <w:r>
-        <w:t>| Attack: 18, Defense: 18              |</w:t>
-      </w:r>
-    </w:p>
-    <w:p>
-      <w:pPr>
-        <w:pStyle w:val="Pseoudocode"/>
-      </w:pPr>
-      <w:r>
-        <w:t>| Armour: PRISTINE                     |</w:t>
-      </w:r>
-    </w:p>
-    <w:p>
-      <w:pPr>
-        <w:pStyle w:val="Pseoudocode"/>
-      </w:pPr>
-      <w:r>
-        <w:t>| (ALIVE)                              |</w:t>
+        <w:t xml:space="preserve">| </w:t>
+      </w:r>
+      <w:proofErr w:type="gramStart"/>
+      <w:r>
+        <w:t>Attack:</w:t>
+      </w:r>
+      <w:proofErr w:type="gramEnd"/>
+      <w:r>
+        <w:t xml:space="preserve"> 18, </w:t>
+      </w:r>
+      <w:proofErr w:type="gramStart"/>
+      <w:r>
+        <w:t>Defense:</w:t>
+      </w:r>
+      <w:proofErr w:type="gramEnd"/>
+      <w:r>
+        <w:t xml:space="preserve"> 18              |</w:t>
+      </w:r>
+    </w:p>
+    <w:p>
+      <w:pPr>
+        <w:pStyle w:val="Pseoudocode"/>
+      </w:pPr>
+      <w:r>
+        <w:t xml:space="preserve">| </w:t>
+      </w:r>
+      <w:proofErr w:type="gramStart"/>
+      <w:r>
+        <w:t>Armour:</w:t>
+      </w:r>
+      <w:proofErr w:type="gramEnd"/>
+      <w:r>
+        <w:t xml:space="preserve"> PRISTINE                     |</w:t>
+      </w:r>
+    </w:p>
+    <w:p>
+      <w:pPr>
+        <w:pStyle w:val="Pseoudocode"/>
+      </w:pPr>
+      <w:r>
+        <w:t>| (</w:t>
+      </w:r>
+      <w:proofErr w:type="gramStart"/>
+      <w:r>
+        <w:t xml:space="preserve">ALIVE)   </w:t>
+      </w:r>
+      <w:proofErr w:type="gramEnd"/>
+      <w:r>
+        <w:t xml:space="preserve">                           |</w:t>
       </w:r>
     </w:p>
     <w:p>
@@ -6371,7 +6857,15 @@
         <w:pStyle w:val="Pseoudocode"/>
       </w:pPr>
       <w:r>
-        <w:t>== You have survived the battle! ==</w:t>
+        <w:t xml:space="preserve">== You have survived the </w:t>
+      </w:r>
+      <w:proofErr w:type="gramStart"/>
+      <w:r>
+        <w:t>battle!</w:t>
+      </w:r>
+      <w:proofErr w:type="gramEnd"/>
+      <w:r>
+        <w:t xml:space="preserve"> ==</w:t>
       </w:r>
     </w:p>
     <w:p>
@@ -6500,7 +6994,15 @@
     </w:p>
     <w:p>
       <w:r>
-        <w:t>View Character displays the player's stats and inventory in detail.</w:t>
+        <w:t xml:space="preserve">View Character displays the player's </w:t>
+      </w:r>
+      <w:proofErr w:type="gramStart"/>
+      <w:r>
+        <w:t>stats</w:t>
+      </w:r>
+      <w:proofErr w:type="gramEnd"/>
+      <w:r>
+        <w:t xml:space="preserve"> and inventory in detail.</w:t>
       </w:r>
     </w:p>
     <w:p>
@@ -6520,8 +7022,13 @@
       <w:pPr>
         <w:pStyle w:val="Pseoudocode"/>
       </w:pPr>
-      <w:r>
-        <w:t xml:space="preserve">Name: </w:t>
+      <w:proofErr w:type="gramStart"/>
+      <w:r>
+        <w:t>Name:</w:t>
+      </w:r>
+      <w:proofErr w:type="gramEnd"/>
+      <w:r>
+        <w:t xml:space="preserve"> </w:t>
       </w:r>
       <w:r>
         <w:tab/>
@@ -6535,8 +7042,13 @@
       <w:pPr>
         <w:pStyle w:val="Pseoudocode"/>
       </w:pPr>
-      <w:r>
-        <w:t xml:space="preserve">Level: </w:t>
+      <w:proofErr w:type="gramStart"/>
+      <w:r>
+        <w:t>Level:</w:t>
+      </w:r>
+      <w:proofErr w:type="gramEnd"/>
+      <w:r>
+        <w:t xml:space="preserve"> </w:t>
       </w:r>
       <w:r>
         <w:tab/>
@@ -6550,8 +7062,13 @@
       <w:pPr>
         <w:pStyle w:val="Pseoudocode"/>
       </w:pPr>
-      <w:r>
-        <w:t xml:space="preserve">Experience: </w:t>
+      <w:proofErr w:type="gramStart"/>
+      <w:r>
+        <w:t>Experience:</w:t>
+      </w:r>
+      <w:proofErr w:type="gramEnd"/>
+      <w:r>
+        <w:t xml:space="preserve"> </w:t>
       </w:r>
       <w:r>
         <w:tab/>
@@ -6580,8 +7097,13 @@
       <w:pPr>
         <w:pStyle w:val="Pseoudocode"/>
       </w:pPr>
-      <w:r>
-        <w:t xml:space="preserve">Health: </w:t>
+      <w:proofErr w:type="gramStart"/>
+      <w:r>
+        <w:t>Health:</w:t>
+      </w:r>
+      <w:proofErr w:type="gramEnd"/>
+      <w:r>
+        <w:t xml:space="preserve"> </w:t>
       </w:r>
       <w:r>
         <w:tab/>
@@ -6595,8 +7117,13 @@
       <w:pPr>
         <w:pStyle w:val="Pseoudocode"/>
       </w:pPr>
-      <w:r>
-        <w:t xml:space="preserve">Defense: </w:t>
+      <w:proofErr w:type="gramStart"/>
+      <w:r>
+        <w:t>Defense:</w:t>
+      </w:r>
+      <w:proofErr w:type="gramEnd"/>
+      <w:r>
+        <w:t xml:space="preserve"> </w:t>
       </w:r>
       <w:r>
         <w:tab/>
@@ -6610,8 +7137,13 @@
       <w:pPr>
         <w:pStyle w:val="Pseoudocode"/>
       </w:pPr>
-      <w:r>
-        <w:t xml:space="preserve">Attack: </w:t>
+      <w:proofErr w:type="gramStart"/>
+      <w:r>
+        <w:t>Attack:</w:t>
+      </w:r>
+      <w:proofErr w:type="gramEnd"/>
+      <w:r>
+        <w:t xml:space="preserve"> </w:t>
       </w:r>
       <w:r>
         <w:tab/>
@@ -6625,8 +7157,13 @@
       <w:pPr>
         <w:pStyle w:val="Pseoudocode"/>
       </w:pPr>
-      <w:r>
-        <w:t xml:space="preserve">Strength: </w:t>
+      <w:proofErr w:type="gramStart"/>
+      <w:r>
+        <w:t>Strength:</w:t>
+      </w:r>
+      <w:proofErr w:type="gramEnd"/>
+      <w:r>
+        <w:t xml:space="preserve"> </w:t>
       </w:r>
       <w:r>
         <w:tab/>
@@ -6640,8 +7177,13 @@
       <w:pPr>
         <w:pStyle w:val="Pseoudocode"/>
       </w:pPr>
-      <w:r>
-        <w:t xml:space="preserve">Dexterity: </w:t>
+      <w:proofErr w:type="gramStart"/>
+      <w:r>
+        <w:t>Dexterity:</w:t>
+      </w:r>
+      <w:proofErr w:type="gramEnd"/>
+      <w:r>
+        <w:t xml:space="preserve"> </w:t>
       </w:r>
       <w:r>
         <w:tab/>
@@ -6655,9 +7197,14 @@
       <w:pPr>
         <w:pStyle w:val="Pseoudocode"/>
       </w:pPr>
+      <w:proofErr w:type="gramStart"/>
       <w:r>
         <w:lastRenderedPageBreak/>
-        <w:t xml:space="preserve">Intelligence: </w:t>
+        <w:t>Intelligence:</w:t>
+      </w:r>
+      <w:proofErr w:type="gramEnd"/>
+      <w:r>
+        <w:t xml:space="preserve"> </w:t>
       </w:r>
       <w:r>
         <w:tab/>
@@ -6707,9 +7254,11 @@
       <w:pPr>
         <w:pStyle w:val="Pseoudocode"/>
       </w:pPr>
+      <w:proofErr w:type="gramStart"/>
       <w:r>
         <w:t>Name:</w:t>
       </w:r>
+      <w:proofErr w:type="gramEnd"/>
       <w:r>
         <w:tab/>
         <w:t>Fists</w:t>
@@ -6719,9 +7268,11 @@
       <w:pPr>
         <w:pStyle w:val="Pseoudocode"/>
       </w:pPr>
+      <w:proofErr w:type="gramStart"/>
       <w:r>
         <w:t>Weight:</w:t>
       </w:r>
+      <w:proofErr w:type="gramEnd"/>
       <w:r>
         <w:tab/>
         <w:t>0.0</w:t>
@@ -6731,9 +7282,11 @@
       <w:pPr>
         <w:pStyle w:val="Pseoudocode"/>
       </w:pPr>
+      <w:proofErr w:type="gramStart"/>
       <w:r>
         <w:t>Value:</w:t>
       </w:r>
+      <w:proofErr w:type="gramEnd"/>
       <w:r>
         <w:tab/>
         <w:t>0.0</w:t>
@@ -6743,9 +7296,11 @@
       <w:pPr>
         <w:pStyle w:val="Pseoudocode"/>
       </w:pPr>
+      <w:proofErr w:type="gramStart"/>
       <w:r>
         <w:t>Rarity:</w:t>
       </w:r>
+      <w:proofErr w:type="gramEnd"/>
       <w:r>
         <w:tab/>
         <w:t>LOW</w:t>
@@ -6755,9 +7310,11 @@
       <w:pPr>
         <w:pStyle w:val="Pseoudocode"/>
       </w:pPr>
+      <w:proofErr w:type="gramStart"/>
       <w:r>
         <w:t>Damage:</w:t>
       </w:r>
+      <w:proofErr w:type="gramEnd"/>
       <w:r>
         <w:tab/>
         <w:t>14.0</w:t>
@@ -6768,8 +7325,13 @@
         <w:pStyle w:val="Pseoudocode"/>
       </w:pPr>
       <w:r>
-        <w:t>Is Magic:</w:t>
-      </w:r>
+        <w:t xml:space="preserve">Is </w:t>
+      </w:r>
+      <w:proofErr w:type="gramStart"/>
+      <w:r>
+        <w:t>Magic:</w:t>
+      </w:r>
+      <w:proofErr w:type="gramEnd"/>
       <w:r>
         <w:tab/>
         <w:t>false</w:t>
@@ -6779,17 +7341,27 @@
       <w:pPr>
         <w:pStyle w:val="Pseoudocode"/>
       </w:pPr>
-      <w:r>
-        <w:t>Special: Desperate Flurry</w:t>
-      </w:r>
-    </w:p>
-    <w:p>
-      <w:pPr>
-        <w:pStyle w:val="Pseoudocode"/>
-      </w:pPr>
-      <w:r>
-        <w:t>Special Damage:</w:t>
-      </w:r>
+      <w:proofErr w:type="gramStart"/>
+      <w:r>
+        <w:t>Special:</w:t>
+      </w:r>
+      <w:proofErr w:type="gramEnd"/>
+      <w:r>
+        <w:t xml:space="preserve"> Desperate Flurry</w:t>
+      </w:r>
+    </w:p>
+    <w:p>
+      <w:pPr>
+        <w:pStyle w:val="Pseoudocode"/>
+      </w:pPr>
+      <w:r>
+        <w:t xml:space="preserve">Special </w:t>
+      </w:r>
+      <w:proofErr w:type="gramStart"/>
+      <w:r>
+        <w:t>Damage:</w:t>
+      </w:r>
+      <w:proofErr w:type="gramEnd"/>
       <w:r>
         <w:tab/>
         <w:t>16.0</w:t>
@@ -6817,9 +7389,11 @@
       <w:pPr>
         <w:pStyle w:val="Pseoudocode"/>
       </w:pPr>
+      <w:proofErr w:type="gramStart"/>
       <w:r>
         <w:t>Name:</w:t>
       </w:r>
+      <w:proofErr w:type="gramEnd"/>
       <w:r>
         <w:tab/>
         <w:t>Clothes</w:t>
@@ -6829,9 +7403,11 @@
       <w:pPr>
         <w:pStyle w:val="Pseoudocode"/>
       </w:pPr>
+      <w:proofErr w:type="gramStart"/>
       <w:r>
         <w:t>Weight:</w:t>
       </w:r>
+      <w:proofErr w:type="gramEnd"/>
       <w:r>
         <w:tab/>
         <w:t>1.0</w:t>
@@ -6841,9 +7417,11 @@
       <w:pPr>
         <w:pStyle w:val="Pseoudocode"/>
       </w:pPr>
+      <w:proofErr w:type="gramStart"/>
       <w:r>
         <w:t>Value:</w:t>
       </w:r>
+      <w:proofErr w:type="gramEnd"/>
       <w:r>
         <w:tab/>
         <w:t>50.0</w:t>
@@ -6853,9 +7431,11 @@
       <w:pPr>
         <w:pStyle w:val="Pseoudocode"/>
       </w:pPr>
+      <w:proofErr w:type="gramStart"/>
       <w:r>
         <w:t>Rarity:</w:t>
       </w:r>
+      <w:proofErr w:type="gramEnd"/>
       <w:r>
         <w:tab/>
         <w:t>LOW</w:t>
@@ -6865,9 +7445,11 @@
       <w:pPr>
         <w:pStyle w:val="Pseoudocode"/>
       </w:pPr>
+      <w:proofErr w:type="gramStart"/>
       <w:r>
         <w:t>Defense:</w:t>
       </w:r>
+      <w:proofErr w:type="gramEnd"/>
       <w:r>
         <w:tab/>
         <w:t>7.0</w:t>
@@ -6877,9 +7459,11 @@
       <w:pPr>
         <w:pStyle w:val="Pseoudocode"/>
       </w:pPr>
+      <w:proofErr w:type="gramStart"/>
       <w:r>
         <w:t>Durability:</w:t>
       </w:r>
+      <w:proofErr w:type="gramEnd"/>
       <w:r>
         <w:tab/>
         <w:t>675.0 / 675.0 (PRISTINE)</w:t>
@@ -6889,9 +7473,11 @@
       <w:pPr>
         <w:pStyle w:val="Pseoudocode"/>
       </w:pPr>
+      <w:proofErr w:type="gramStart"/>
       <w:r>
         <w:t>State:</w:t>
       </w:r>
+      <w:proofErr w:type="gramEnd"/>
       <w:r>
         <w:tab/>
         <w:t>PRISTINE</w:t>
@@ -6919,9 +7505,11 @@
       <w:pPr>
         <w:pStyle w:val="Pseoudocode"/>
       </w:pPr>
+      <w:proofErr w:type="gramStart"/>
       <w:r>
         <w:t>Name:</w:t>
       </w:r>
+      <w:proofErr w:type="gramEnd"/>
       <w:r>
         <w:tab/>
         <w:t>Fists</w:t>
@@ -6931,9 +7519,11 @@
       <w:pPr>
         <w:pStyle w:val="Pseoudocode"/>
       </w:pPr>
+      <w:proofErr w:type="gramStart"/>
       <w:r>
         <w:t>Weight:</w:t>
       </w:r>
+      <w:proofErr w:type="gramEnd"/>
       <w:r>
         <w:tab/>
         <w:t>0.0</w:t>
@@ -6943,9 +7533,11 @@
       <w:pPr>
         <w:pStyle w:val="Pseoudocode"/>
       </w:pPr>
+      <w:proofErr w:type="gramStart"/>
       <w:r>
         <w:t>Value:</w:t>
       </w:r>
+      <w:proofErr w:type="gramEnd"/>
       <w:r>
         <w:tab/>
         <w:t>0.0</w:t>
@@ -6955,9 +7547,11 @@
       <w:pPr>
         <w:pStyle w:val="Pseoudocode"/>
       </w:pPr>
+      <w:proofErr w:type="gramStart"/>
       <w:r>
         <w:t>Rarity:</w:t>
       </w:r>
+      <w:proofErr w:type="gramEnd"/>
       <w:r>
         <w:tab/>
         <w:t>LOW</w:t>
@@ -6967,9 +7561,11 @@
       <w:pPr>
         <w:pStyle w:val="Pseoudocode"/>
       </w:pPr>
+      <w:proofErr w:type="gramStart"/>
       <w:r>
         <w:t>Defense:</w:t>
       </w:r>
+      <w:proofErr w:type="gramEnd"/>
       <w:r>
         <w:tab/>
         <w:t>4.0</w:t>
@@ -6997,65 +7593,179 @@
       <w:pPr>
         <w:pStyle w:val="Pseoudocode"/>
       </w:pPr>
+      <w:proofErr w:type="gramStart"/>
       <w:r>
         <w:t>Inventory:</w:t>
       </w:r>
-    </w:p>
-    <w:p>
-      <w:pPr>
-        <w:pStyle w:val="Pseoudocode"/>
-      </w:pPr>
-      <w:r>
-        <w:t>Weight: 9.9/25.0</w:t>
-      </w:r>
-    </w:p>
-    <w:p>
-      <w:pPr>
-        <w:pStyle w:val="Pseoudocode"/>
-      </w:pPr>
-      <w:r>
-        <w:t>1: Refreshing Decoction +38.0 HP | Weight: 1.2</w:t>
-      </w:r>
-    </w:p>
-    <w:p>
-      <w:pPr>
-        <w:pStyle w:val="Pseoudocode"/>
-      </w:pPr>
-      <w:r>
-        <w:t>2: Stitching Kit +25.0 HP | Weight: 0.9</w:t>
-      </w:r>
-    </w:p>
-    <w:p>
-      <w:pPr>
-        <w:pStyle w:val="Pseoudocode"/>
-      </w:pPr>
-      <w:r>
-        <w:t>3: Cute cat bandaid +25.0 HP | Weight: 0.1</w:t>
-      </w:r>
-    </w:p>
-    <w:p>
-      <w:pPr>
-        <w:pStyle w:val="Pseoudocode"/>
-      </w:pPr>
+      <w:proofErr w:type="gramEnd"/>
+    </w:p>
+    <w:p>
+      <w:pPr>
+        <w:pStyle w:val="Pseoudocode"/>
+      </w:pPr>
+      <w:proofErr w:type="gramStart"/>
+      <w:r>
+        <w:t>Weight:</w:t>
+      </w:r>
+      <w:proofErr w:type="gramEnd"/>
+      <w:r>
+        <w:t xml:space="preserve"> 9.9/25.0</w:t>
+      </w:r>
+    </w:p>
+    <w:p>
+      <w:pPr>
+        <w:pStyle w:val="Pseoudocode"/>
+      </w:pPr>
+      <w:proofErr w:type="gramStart"/>
+      <w:r>
+        <w:t>1:</w:t>
+      </w:r>
+      <w:proofErr w:type="gramEnd"/>
+      <w:r>
+        <w:t xml:space="preserve"> Refreshing Decoction +38.0 HP | </w:t>
+      </w:r>
+      <w:proofErr w:type="gramStart"/>
+      <w:r>
+        <w:t>Weight:</w:t>
+      </w:r>
+      <w:proofErr w:type="gramEnd"/>
+      <w:r>
+        <w:t xml:space="preserve"> 1.2</w:t>
+      </w:r>
+    </w:p>
+    <w:p>
+      <w:pPr>
+        <w:pStyle w:val="Pseoudocode"/>
+      </w:pPr>
+      <w:proofErr w:type="gramStart"/>
+      <w:r>
+        <w:t>2:</w:t>
+      </w:r>
+      <w:proofErr w:type="gramEnd"/>
+      <w:r>
+        <w:t xml:space="preserve"> Stitching Kit +25.0 HP | </w:t>
+      </w:r>
+      <w:proofErr w:type="gramStart"/>
+      <w:r>
+        <w:t>Weight:</w:t>
+      </w:r>
+      <w:proofErr w:type="gramEnd"/>
+      <w:r>
+        <w:t xml:space="preserve"> 0.9</w:t>
+      </w:r>
+    </w:p>
+    <w:p>
+      <w:pPr>
+        <w:pStyle w:val="Pseoudocode"/>
+      </w:pPr>
+      <w:proofErr w:type="gramStart"/>
+      <w:r>
+        <w:t>3:</w:t>
+      </w:r>
+      <w:proofErr w:type="gramEnd"/>
+      <w:r>
+        <w:t xml:space="preserve"> Cute cat </w:t>
+      </w:r>
+      <w:proofErr w:type="spellStart"/>
+      <w:r>
+        <w:t>bandaid</w:t>
+      </w:r>
+      <w:proofErr w:type="spellEnd"/>
+      <w:r>
+        <w:t xml:space="preserve"> +25.0 HP | </w:t>
+      </w:r>
+      <w:proofErr w:type="gramStart"/>
+      <w:r>
+        <w:t>Weight:</w:t>
+      </w:r>
+      <w:proofErr w:type="gramEnd"/>
+      <w:r>
+        <w:t xml:space="preserve"> 0.1</w:t>
+      </w:r>
+    </w:p>
+    <w:p>
+      <w:pPr>
+        <w:pStyle w:val="Pseoudocode"/>
+      </w:pPr>
+      <w:proofErr w:type="gramStart"/>
       <w:r>
         <w:lastRenderedPageBreak/>
-        <w:t>4: Rundown Vest +8.9 DEF (PRISTINE) | Weight: 3.5    Compare: +1.9 DEF</w:t>
-      </w:r>
-    </w:p>
-    <w:p>
-      <w:pPr>
-        <w:pStyle w:val="Pseoudocode"/>
-      </w:pPr>
-      <w:r>
-        <w:t>5: Cargo Clamp +7.0 DEF | Weight: 3.0    Compare: +3.0 DEF</w:t>
-      </w:r>
-    </w:p>
-    <w:p>
-      <w:pPr>
-        <w:pStyle w:val="Pseoudocode"/>
-      </w:pPr>
-      <w:r>
-        <w:t>6: Minor Lifeforce Potion +40.0 HP | Weight: 1.2</w:t>
+        <w:t>4:</w:t>
+      </w:r>
+      <w:proofErr w:type="gramEnd"/>
+      <w:r>
+        <w:t xml:space="preserve"> Rundown Vest +8.9 DEF (PRISTINE) | </w:t>
+      </w:r>
+      <w:proofErr w:type="gramStart"/>
+      <w:r>
+        <w:t>Weight:</w:t>
+      </w:r>
+      <w:proofErr w:type="gramEnd"/>
+      <w:r>
+        <w:t xml:space="preserve"> 3.5    </w:t>
+      </w:r>
+      <w:proofErr w:type="gramStart"/>
+      <w:r>
+        <w:t>Compare:</w:t>
+      </w:r>
+      <w:proofErr w:type="gramEnd"/>
+      <w:r>
+        <w:t xml:space="preserve"> +1.9 DEF</w:t>
+      </w:r>
+    </w:p>
+    <w:p>
+      <w:pPr>
+        <w:pStyle w:val="Pseoudocode"/>
+      </w:pPr>
+      <w:proofErr w:type="gramStart"/>
+      <w:r>
+        <w:t>5:</w:t>
+      </w:r>
+      <w:proofErr w:type="gramEnd"/>
+      <w:r>
+        <w:t xml:space="preserve"> Cargo Clamp +7.0 DEF | </w:t>
+      </w:r>
+      <w:proofErr w:type="gramStart"/>
+      <w:r>
+        <w:t>Weight:</w:t>
+      </w:r>
+      <w:proofErr w:type="gramEnd"/>
+      <w:r>
+        <w:t xml:space="preserve"> 3.0    </w:t>
+      </w:r>
+      <w:proofErr w:type="gramStart"/>
+      <w:r>
+        <w:t>Compare:</w:t>
+      </w:r>
+      <w:proofErr w:type="gramEnd"/>
+      <w:r>
+        <w:t xml:space="preserve"> +3.0 DEF</w:t>
+      </w:r>
+    </w:p>
+    <w:p>
+      <w:pPr>
+        <w:pStyle w:val="Pseoudocode"/>
+      </w:pPr>
+      <w:proofErr w:type="gramStart"/>
+      <w:r>
+        <w:t>6:</w:t>
+      </w:r>
+      <w:proofErr w:type="gramEnd"/>
+      <w:r>
+        <w:t xml:space="preserve"> Minor Lifeforce Potion +40.0 HP | </w:t>
+      </w:r>
+      <w:proofErr w:type="spellStart"/>
+      <w:proofErr w:type="gramStart"/>
+      <w:r>
+        <w:t>Weight</w:t>
+      </w:r>
+      <w:proofErr w:type="spellEnd"/>
+      <w:r>
+        <w:t>:</w:t>
+      </w:r>
+      <w:proofErr w:type="gramEnd"/>
+      <w:r>
+        <w:t xml:space="preserve"> 1.2</w:t>
       </w:r>
     </w:p>
     <w:p>
@@ -7114,47 +7824,92 @@
         <w:pStyle w:val="Pseoudocode"/>
       </w:pPr>
       <w:r>
-        <w:t>Allocate your skill points:</w:t>
-      </w:r>
-    </w:p>
-    <w:p>
-      <w:pPr>
-        <w:pStyle w:val="Pseoudocode"/>
-      </w:pPr>
-      <w:r>
-        <w:t>1. Strength: 5</w:t>
-      </w:r>
-    </w:p>
-    <w:p>
-      <w:pPr>
-        <w:pStyle w:val="Pseoudocode"/>
-      </w:pPr>
-      <w:r>
-        <w:t>2. Dexterity: 2</w:t>
-      </w:r>
-    </w:p>
-    <w:p>
-      <w:pPr>
-        <w:pStyle w:val="Pseoudocode"/>
-      </w:pPr>
-      <w:r>
-        <w:t>3. Intelligence: 1</w:t>
-      </w:r>
-    </w:p>
-    <w:p>
-      <w:pPr>
-        <w:pStyle w:val="Pseoudocode"/>
-      </w:pPr>
-      <w:r>
-        <w:t>Remaining Points: 1</w:t>
-      </w:r>
-    </w:p>
-    <w:p>
-      <w:pPr>
-        <w:pStyle w:val="Pseoudocode"/>
-      </w:pPr>
-      <w:r>
-        <w:t>Choose a stat to increase: (1=STR, 2=DEX, 3=INT)</w:t>
+        <w:t xml:space="preserve">Allocate your skill </w:t>
+      </w:r>
+      <w:proofErr w:type="gramStart"/>
+      <w:r>
+        <w:t>points:</w:t>
+      </w:r>
+      <w:proofErr w:type="gramEnd"/>
+    </w:p>
+    <w:p>
+      <w:pPr>
+        <w:pStyle w:val="Pseoudocode"/>
+      </w:pPr>
+      <w:r>
+        <w:t xml:space="preserve">1. </w:t>
+      </w:r>
+      <w:proofErr w:type="gramStart"/>
+      <w:r>
+        <w:t>Strength:</w:t>
+      </w:r>
+      <w:proofErr w:type="gramEnd"/>
+      <w:r>
+        <w:t xml:space="preserve"> 5</w:t>
+      </w:r>
+    </w:p>
+    <w:p>
+      <w:pPr>
+        <w:pStyle w:val="Pseoudocode"/>
+      </w:pPr>
+      <w:r>
+        <w:t xml:space="preserve">2. </w:t>
+      </w:r>
+      <w:proofErr w:type="gramStart"/>
+      <w:r>
+        <w:t>Dexterity:</w:t>
+      </w:r>
+      <w:proofErr w:type="gramEnd"/>
+      <w:r>
+        <w:t xml:space="preserve"> 2</w:t>
+      </w:r>
+    </w:p>
+    <w:p>
+      <w:pPr>
+        <w:pStyle w:val="Pseoudocode"/>
+      </w:pPr>
+      <w:r>
+        <w:t xml:space="preserve">3. </w:t>
+      </w:r>
+      <w:proofErr w:type="gramStart"/>
+      <w:r>
+        <w:t>Intelligence:</w:t>
+      </w:r>
+      <w:proofErr w:type="gramEnd"/>
+      <w:r>
+        <w:t xml:space="preserve"> 1</w:t>
+      </w:r>
+    </w:p>
+    <w:p>
+      <w:pPr>
+        <w:pStyle w:val="Pseoudocode"/>
+      </w:pPr>
+      <w:r>
+        <w:t xml:space="preserve">Remaining </w:t>
+      </w:r>
+      <w:proofErr w:type="gramStart"/>
+      <w:r>
+        <w:t>Points:</w:t>
+      </w:r>
+      <w:proofErr w:type="gramEnd"/>
+      <w:r>
+        <w:t xml:space="preserve"> 1</w:t>
+      </w:r>
+    </w:p>
+    <w:p>
+      <w:pPr>
+        <w:pStyle w:val="Pseoudocode"/>
+      </w:pPr>
+      <w:r>
+        <w:t xml:space="preserve">Choose a stat to </w:t>
+      </w:r>
+      <w:proofErr w:type="gramStart"/>
+      <w:r>
+        <w:t>increase:</w:t>
+      </w:r>
+      <w:proofErr w:type="gramEnd"/>
+      <w:r>
+        <w:t xml:space="preserve"> (1=STR, 2=DEX, 3=INT)</w:t>
       </w:r>
     </w:p>
     <w:p>
@@ -7230,64 +7985,173 @@
       <w:pPr>
         <w:pStyle w:val="Pseoudocode"/>
       </w:pPr>
+      <w:proofErr w:type="gramStart"/>
       <w:r>
         <w:t>Inventory:</w:t>
       </w:r>
-    </w:p>
-    <w:p>
-      <w:pPr>
-        <w:pStyle w:val="Pseoudocode"/>
-      </w:pPr>
-      <w:r>
-        <w:t>Weight: 9.9/30.0</w:t>
-      </w:r>
-    </w:p>
-    <w:p>
-      <w:pPr>
-        <w:pStyle w:val="Pseoudocode"/>
-      </w:pPr>
-      <w:r>
-        <w:t>1: Refreshing Decoction +38.0 HP | Weight: 1.2</w:t>
-      </w:r>
-    </w:p>
-    <w:p>
-      <w:pPr>
-        <w:pStyle w:val="Pseoudocode"/>
-      </w:pPr>
-      <w:r>
-        <w:t>2: Stitching Kit +25.0 HP | Weight: 0.9</w:t>
-      </w:r>
-    </w:p>
-    <w:p>
-      <w:pPr>
-        <w:pStyle w:val="Pseoudocode"/>
-      </w:pPr>
-      <w:r>
-        <w:t>3: Cute cat bandaid +25.0 HP | Weight: 0.1</w:t>
-      </w:r>
-    </w:p>
-    <w:p>
-      <w:pPr>
-        <w:pStyle w:val="Pseoudocode"/>
-      </w:pPr>
-      <w:r>
-        <w:t>4: Rundown Vest +8.9 DEF (PRISTINE) | Weight: 3.5    Compare: +1.9 DEF</w:t>
-      </w:r>
-    </w:p>
-    <w:p>
-      <w:pPr>
-        <w:pStyle w:val="Pseoudocode"/>
-      </w:pPr>
-      <w:r>
-        <w:t>5: Cargo Clamp +7.0 DEF | Weight: 3.0    Compare: +3.0 DEF</w:t>
-      </w:r>
-    </w:p>
-    <w:p>
-      <w:pPr>
-        <w:pStyle w:val="Pseoudocode"/>
-      </w:pPr>
-      <w:r>
-        <w:t>6: Minor Lifeforce Potion +40.0 HP | Weight: 1.2</w:t>
+      <w:proofErr w:type="gramEnd"/>
+    </w:p>
+    <w:p>
+      <w:pPr>
+        <w:pStyle w:val="Pseoudocode"/>
+      </w:pPr>
+      <w:proofErr w:type="gramStart"/>
+      <w:r>
+        <w:t>Weight:</w:t>
+      </w:r>
+      <w:proofErr w:type="gramEnd"/>
+      <w:r>
+        <w:t xml:space="preserve"> 9.9/30.0</w:t>
+      </w:r>
+    </w:p>
+    <w:p>
+      <w:pPr>
+        <w:pStyle w:val="Pseoudocode"/>
+      </w:pPr>
+      <w:proofErr w:type="gramStart"/>
+      <w:r>
+        <w:t>1:</w:t>
+      </w:r>
+      <w:proofErr w:type="gramEnd"/>
+      <w:r>
+        <w:t xml:space="preserve"> Refreshing Decoction +38.0 HP | </w:t>
+      </w:r>
+      <w:proofErr w:type="gramStart"/>
+      <w:r>
+        <w:t>Weight:</w:t>
+      </w:r>
+      <w:proofErr w:type="gramEnd"/>
+      <w:r>
+        <w:t xml:space="preserve"> 1.2</w:t>
+      </w:r>
+    </w:p>
+    <w:p>
+      <w:pPr>
+        <w:pStyle w:val="Pseoudocode"/>
+      </w:pPr>
+      <w:proofErr w:type="gramStart"/>
+      <w:r>
+        <w:t>2:</w:t>
+      </w:r>
+      <w:proofErr w:type="gramEnd"/>
+      <w:r>
+        <w:t xml:space="preserve"> Stitching Kit +25.0 HP | </w:t>
+      </w:r>
+      <w:proofErr w:type="gramStart"/>
+      <w:r>
+        <w:t>Weight:</w:t>
+      </w:r>
+      <w:proofErr w:type="gramEnd"/>
+      <w:r>
+        <w:t xml:space="preserve"> 0.9</w:t>
+      </w:r>
+    </w:p>
+    <w:p>
+      <w:pPr>
+        <w:pStyle w:val="Pseoudocode"/>
+      </w:pPr>
+      <w:proofErr w:type="gramStart"/>
+      <w:r>
+        <w:t>3:</w:t>
+      </w:r>
+      <w:proofErr w:type="gramEnd"/>
+      <w:r>
+        <w:t xml:space="preserve"> Cute cat </w:t>
+      </w:r>
+      <w:proofErr w:type="spellStart"/>
+      <w:r>
+        <w:t>bandaid</w:t>
+      </w:r>
+      <w:proofErr w:type="spellEnd"/>
+      <w:r>
+        <w:t xml:space="preserve"> +25.0 HP | </w:t>
+      </w:r>
+      <w:proofErr w:type="gramStart"/>
+      <w:r>
+        <w:t>Weight:</w:t>
+      </w:r>
+      <w:proofErr w:type="gramEnd"/>
+      <w:r>
+        <w:t xml:space="preserve"> 0.1</w:t>
+      </w:r>
+    </w:p>
+    <w:p>
+      <w:pPr>
+        <w:pStyle w:val="Pseoudocode"/>
+      </w:pPr>
+      <w:proofErr w:type="gramStart"/>
+      <w:r>
+        <w:t>4:</w:t>
+      </w:r>
+      <w:proofErr w:type="gramEnd"/>
+      <w:r>
+        <w:t xml:space="preserve"> Rundown Vest +8.9 DEF (PRISTINE) | </w:t>
+      </w:r>
+      <w:proofErr w:type="gramStart"/>
+      <w:r>
+        <w:t>Weight:</w:t>
+      </w:r>
+      <w:proofErr w:type="gramEnd"/>
+      <w:r>
+        <w:t xml:space="preserve"> 3.5    </w:t>
+      </w:r>
+      <w:proofErr w:type="gramStart"/>
+      <w:r>
+        <w:t>Compare:</w:t>
+      </w:r>
+      <w:proofErr w:type="gramEnd"/>
+      <w:r>
+        <w:t xml:space="preserve"> +1.9 DEF</w:t>
+      </w:r>
+    </w:p>
+    <w:p>
+      <w:pPr>
+        <w:pStyle w:val="Pseoudocode"/>
+      </w:pPr>
+      <w:proofErr w:type="gramStart"/>
+      <w:r>
+        <w:t>5:</w:t>
+      </w:r>
+      <w:proofErr w:type="gramEnd"/>
+      <w:r>
+        <w:t xml:space="preserve"> Cargo Clamp +7.0 DEF | </w:t>
+      </w:r>
+      <w:proofErr w:type="gramStart"/>
+      <w:r>
+        <w:t>Weight:</w:t>
+      </w:r>
+      <w:proofErr w:type="gramEnd"/>
+      <w:r>
+        <w:t xml:space="preserve"> 3.0    </w:t>
+      </w:r>
+      <w:proofErr w:type="gramStart"/>
+      <w:r>
+        <w:t>Compare:</w:t>
+      </w:r>
+      <w:proofErr w:type="gramEnd"/>
+      <w:r>
+        <w:t xml:space="preserve"> +3.0 DEF</w:t>
+      </w:r>
+    </w:p>
+    <w:p>
+      <w:pPr>
+        <w:pStyle w:val="Pseoudocode"/>
+      </w:pPr>
+      <w:proofErr w:type="gramStart"/>
+      <w:r>
+        <w:t>6:</w:t>
+      </w:r>
+      <w:proofErr w:type="gramEnd"/>
+      <w:r>
+        <w:t xml:space="preserve"> Minor Lifeforce Potion +40.0 HP | </w:t>
+      </w:r>
+      <w:proofErr w:type="gramStart"/>
+      <w:r>
+        <w:t>Weight:</w:t>
+      </w:r>
+      <w:proofErr w:type="gramEnd"/>
+      <w:r>
+        <w:t xml:space="preserve"> 1.2</w:t>
       </w:r>
     </w:p>
     <w:p>
@@ -7309,16 +8173,60 @@
         <w:pStyle w:val="Pseoudocode"/>
       </w:pPr>
       <w:r>
-        <w:t>Starjumper obtained Clothes!</w:t>
-      </w:r>
-    </w:p>
-    <w:p>
-      <w:pPr>
-        <w:pStyle w:val="Pseoudocode"/>
-      </w:pPr>
-      <w:r>
-        <w:t>Starjumper equipped Rundown Vest!</w:t>
-      </w:r>
+        <w:t xml:space="preserve">Starjumper </w:t>
+      </w:r>
+      <w:proofErr w:type="spellStart"/>
+      <w:r>
+        <w:t>obtained</w:t>
+      </w:r>
+      <w:proofErr w:type="spellEnd"/>
+      <w:r>
+        <w:t xml:space="preserve"> </w:t>
+      </w:r>
+      <w:proofErr w:type="spellStart"/>
+      <w:proofErr w:type="gramStart"/>
+      <w:r>
+        <w:t>Clothes</w:t>
+      </w:r>
+      <w:proofErr w:type="spellEnd"/>
+      <w:r>
+        <w:t>!</w:t>
+      </w:r>
+      <w:proofErr w:type="gramEnd"/>
+    </w:p>
+    <w:p>
+      <w:pPr>
+        <w:pStyle w:val="Pseoudocode"/>
+      </w:pPr>
+      <w:r>
+        <w:t xml:space="preserve">Starjumper </w:t>
+      </w:r>
+      <w:proofErr w:type="spellStart"/>
+      <w:r>
+        <w:t>equipped</w:t>
+      </w:r>
+      <w:proofErr w:type="spellEnd"/>
+      <w:r>
+        <w:t xml:space="preserve"> </w:t>
+      </w:r>
+      <w:proofErr w:type="spellStart"/>
+      <w:r>
+        <w:t>Rundown</w:t>
+      </w:r>
+      <w:proofErr w:type="spellEnd"/>
+      <w:r>
+        <w:t xml:space="preserve"> </w:t>
+      </w:r>
+      <w:proofErr w:type="spellStart"/>
+      <w:proofErr w:type="gramStart"/>
+      <w:r>
+        <w:t>Vest</w:t>
+      </w:r>
+      <w:proofErr w:type="spellEnd"/>
+      <w:r>
+        <w:t>!</w:t>
+      </w:r>
+      <w:proofErr w:type="gramEnd"/>
     </w:p>
     <w:p>
       <w:pPr>
@@ -7354,9 +8262,14 @@
         <w:pStyle w:val="Heading3"/>
       </w:pPr>
       <w:bookmarkStart w:id="12" w:name="_Toc214802871"/>
+      <w:proofErr w:type="gramStart"/>
       <w:r>
         <w:lastRenderedPageBreak/>
-        <w:t>Continue Journey</w:t>
+        <w:t>Continue</w:t>
+      </w:r>
+      <w:proofErr w:type="gramEnd"/>
+      <w:r>
+        <w:t xml:space="preserve"> Journey</w:t>
       </w:r>
       <w:bookmarkEnd w:id="12"/>
     </w:p>
@@ -7411,24 +8324,58 @@
         <w:pStyle w:val="Pseoudocode"/>
       </w:pPr>
       <w:r>
-        <w:t>Starjumper gained 10 PP! (Current PP: 15)</w:t>
-      </w:r>
-    </w:p>
-    <w:p>
-      <w:pPr>
-        <w:pStyle w:val="Pseoudocode"/>
-      </w:pPr>
-      <w:r>
-        <w:t>Starjumper attacks Starjumper for 19 damage!</w:t>
-      </w:r>
-    </w:p>
-    <w:p>
-      <w:pPr>
-        <w:pStyle w:val="Pseoudocode"/>
-      </w:pPr>
-      <w:r>
-        <w:t>Starjumper takes 19 damage!</w:t>
-      </w:r>
+        <w:t xml:space="preserve">Starjumper gained 10 </w:t>
+      </w:r>
+      <w:proofErr w:type="gramStart"/>
+      <w:r>
+        <w:t>PP!</w:t>
+      </w:r>
+      <w:proofErr w:type="gramEnd"/>
+      <w:r>
+        <w:t xml:space="preserve"> (Current </w:t>
+      </w:r>
+      <w:proofErr w:type="gramStart"/>
+      <w:r>
+        <w:t>PP:</w:t>
+      </w:r>
+      <w:proofErr w:type="gramEnd"/>
+      <w:r>
+        <w:t xml:space="preserve"> 15)</w:t>
+      </w:r>
+    </w:p>
+    <w:p>
+      <w:pPr>
+        <w:pStyle w:val="Pseoudocode"/>
+      </w:pPr>
+      <w:r>
+        <w:t xml:space="preserve">Starjumper attacks Starjumper for 19 </w:t>
+      </w:r>
+      <w:proofErr w:type="gramStart"/>
+      <w:r>
+        <w:t>damage!</w:t>
+      </w:r>
+      <w:proofErr w:type="gramEnd"/>
+    </w:p>
+    <w:p>
+      <w:pPr>
+        <w:pStyle w:val="Pseoudocode"/>
+      </w:pPr>
+      <w:r>
+        <w:t xml:space="preserve">Starjumper </w:t>
+      </w:r>
+      <w:proofErr w:type="spellStart"/>
+      <w:r>
+        <w:t>takes</w:t>
+      </w:r>
+      <w:proofErr w:type="spellEnd"/>
+      <w:r>
+        <w:t xml:space="preserve"> 19 </w:t>
+      </w:r>
+      <w:proofErr w:type="gramStart"/>
+      <w:r>
+        <w:t>damage!</w:t>
+      </w:r>
+      <w:proofErr w:type="gramEnd"/>
     </w:p>
     <w:p>
       <w:pPr>
@@ -7473,7 +8420,21 @@
         <w:rPr>
           <w:lang w:val="en-US"/>
         </w:rPr>
-        <w:t>Starjumper attacks Starjumper for 6 damage!</w:t>
+        <w:t xml:space="preserve">Starjumper attacks Starjumper for 6 </w:t>
+      </w:r>
+      <w:proofErr w:type="gramStart"/>
+      <w:r>
+        <w:rPr>
+          <w:lang w:val="en-US"/>
+        </w:rPr>
+        <w:t>damage</w:t>
+      </w:r>
+      <w:proofErr w:type="gramEnd"/>
+      <w:r>
+        <w:rPr>
+          <w:lang w:val="en-US"/>
+        </w:rPr>
+        <w:t>!</w:t>
       </w:r>
     </w:p>
     <w:p>
@@ -7564,9 +8525,56 @@
       <w:pPr>
         <w:pStyle w:val="Pseoudocode"/>
       </w:pPr>
-      <w:r>
-        <w:t>\  ___/ &gt;    &lt;\  \___|  / /_/ | |  |  |  /  Y Y  \</w:t>
-      </w:r>
+      <w:proofErr w:type="gramStart"/>
+      <w:r>
+        <w:t>\  _</w:t>
+      </w:r>
+      <w:proofErr w:type="gramEnd"/>
+      <w:r>
+        <w:t>__/ &gt;    &lt;</w:t>
+      </w:r>
+      <w:proofErr w:type="gramStart"/>
+      <w:r>
+        <w:t>\  \</w:t>
+      </w:r>
+      <w:proofErr w:type="gramEnd"/>
+      <w:r>
+        <w:t>___</w:t>
+      </w:r>
+      <w:proofErr w:type="gramStart"/>
+      <w:r>
+        <w:t>|  /</w:t>
+      </w:r>
+      <w:proofErr w:type="gramEnd"/>
+      <w:r>
+        <w:t xml:space="preserve"> /_/ | </w:t>
+      </w:r>
+      <w:proofErr w:type="gramStart"/>
+      <w:r>
+        <w:t>|  |</w:t>
+      </w:r>
+      <w:proofErr w:type="gramEnd"/>
+      <w:r>
+        <w:t xml:space="preserve">  </w:t>
+      </w:r>
+      <w:proofErr w:type="gramStart"/>
+      <w:r>
+        <w:t>|  /</w:t>
+      </w:r>
+      <w:proofErr w:type="gramEnd"/>
+      <w:r>
+        <w:t xml:space="preserve">  Y </w:t>
+      </w:r>
+      <w:proofErr w:type="spellStart"/>
+      <w:proofErr w:type="gramStart"/>
+      <w:r>
+        <w:t>Y</w:t>
+      </w:r>
+      <w:proofErr w:type="spellEnd"/>
+      <w:r>
+        <w:t xml:space="preserve">  \</w:t>
+      </w:r>
+      <w:proofErr w:type="gramEnd"/>
     </w:p>
     <w:p>
       <w:pPr>
@@ -7601,26 +8609,39 @@
       <w:pPr>
         <w:pStyle w:val="Pseoudocode"/>
       </w:pPr>
-      <w:r>
-        <w:t>by Zoe McFife</w:t>
-      </w:r>
-    </w:p>
-    <w:p>
-      <w:pPr>
-        <w:pStyle w:val="Pseoudocode"/>
-      </w:pPr>
-    </w:p>
-    <w:p>
-      <w:pPr>
-        <w:pStyle w:val="Pseoudocode"/>
-      </w:pPr>
-    </w:p>
-    <w:p>
-      <w:pPr>
-        <w:pStyle w:val="Pseoudocode"/>
-      </w:pPr>
-      <w:r>
-        <w:t>=== Starjumper has perished in battle! ===</w:t>
+      <w:proofErr w:type="gramStart"/>
+      <w:r>
+        <w:t>by</w:t>
+      </w:r>
+      <w:proofErr w:type="gramEnd"/>
+      <w:r>
+        <w:t xml:space="preserve"> Zoe McFife</w:t>
+      </w:r>
+    </w:p>
+    <w:p>
+      <w:pPr>
+        <w:pStyle w:val="Pseoudocode"/>
+      </w:pPr>
+    </w:p>
+    <w:p>
+      <w:pPr>
+        <w:pStyle w:val="Pseoudocode"/>
+      </w:pPr>
+    </w:p>
+    <w:p>
+      <w:pPr>
+        <w:pStyle w:val="Pseoudocode"/>
+      </w:pPr>
+      <w:r>
+        <w:t xml:space="preserve">=== Starjumper has perished in </w:t>
+      </w:r>
+      <w:proofErr w:type="gramStart"/>
+      <w:r>
+        <w:t>battle!</w:t>
+      </w:r>
+      <w:proofErr w:type="gramEnd"/>
+      <w:r>
+        <w:t xml:space="preserve"> ===</w:t>
       </w:r>
     </w:p>
     <w:p>
@@ -7649,7 +8670,15 @@
         <w:pStyle w:val="Pseoudocode"/>
       </w:pPr>
       <w:r>
-        <w:t>| Health: 0 / 270                      |</w:t>
+        <w:t xml:space="preserve">| </w:t>
+      </w:r>
+      <w:proofErr w:type="gramStart"/>
+      <w:r>
+        <w:t>Health:</w:t>
+      </w:r>
+      <w:proofErr w:type="gramEnd"/>
+      <w:r>
+        <w:t xml:space="preserve"> 0 / 270                      |</w:t>
       </w:r>
     </w:p>
     <w:p>
@@ -7674,23 +8703,55 @@
         <w:pStyle w:val="Pseoudocode"/>
       </w:pPr>
       <w:r>
-        <w:t>| Attack: 19, Defense: 19              |</w:t>
-      </w:r>
-    </w:p>
-    <w:p>
-      <w:pPr>
-        <w:pStyle w:val="Pseoudocode"/>
-      </w:pPr>
-      <w:r>
-        <w:t>| Armour: SCRATCHED                    |</w:t>
-      </w:r>
-    </w:p>
-    <w:p>
-      <w:pPr>
-        <w:pStyle w:val="Pseoudocode"/>
-      </w:pPr>
-      <w:r>
-        <w:t>| (DEAD)                               |</w:t>
+        <w:t xml:space="preserve">| </w:t>
+      </w:r>
+      <w:proofErr w:type="gramStart"/>
+      <w:r>
+        <w:t>Attack:</w:t>
+      </w:r>
+      <w:proofErr w:type="gramEnd"/>
+      <w:r>
+        <w:t xml:space="preserve"> 19, </w:t>
+      </w:r>
+      <w:proofErr w:type="gramStart"/>
+      <w:r>
+        <w:t>Defense:</w:t>
+      </w:r>
+      <w:proofErr w:type="gramEnd"/>
+      <w:r>
+        <w:t xml:space="preserve"> 19              |</w:t>
+      </w:r>
+    </w:p>
+    <w:p>
+      <w:pPr>
+        <w:pStyle w:val="Pseoudocode"/>
+      </w:pPr>
+      <w:r>
+        <w:t xml:space="preserve">| </w:t>
+      </w:r>
+      <w:proofErr w:type="gramStart"/>
+      <w:r>
+        <w:t>Armour:</w:t>
+      </w:r>
+      <w:proofErr w:type="gramEnd"/>
+      <w:r>
+        <w:t xml:space="preserve"> SCRATCHED                    |</w:t>
+      </w:r>
+    </w:p>
+    <w:p>
+      <w:pPr>
+        <w:pStyle w:val="Pseoudocode"/>
+      </w:pPr>
+      <w:r>
+        <w:t>| (</w:t>
+      </w:r>
+      <w:proofErr w:type="gramStart"/>
+      <w:r>
+        <w:t xml:space="preserve">DEAD)   </w:t>
+      </w:r>
+      <w:proofErr w:type="gramEnd"/>
+      <w:r>
+        <w:t xml:space="preserve">                            |</w:t>
       </w:r>
     </w:p>
     <w:p>
@@ -7717,7 +8778,15 @@
         <w:t>After dying, your character gets displayed one more time.</w:t>
       </w:r>
       <w:r>
-        <w:t xml:space="preserve"> You’ll be forwarded back to the main menu and you’ll need to create a new character.</w:t>
+        <w:t xml:space="preserve"> You’ll be forwarded back to the main </w:t>
+      </w:r>
+      <w:proofErr w:type="gramStart"/>
+      <w:r>
+        <w:t>menu</w:t>
+      </w:r>
+      <w:proofErr w:type="gramEnd"/>
+      <w:r>
+        <w:t xml:space="preserve"> and you’ll need to create a new character.</w:t>
       </w:r>
     </w:p>
     <w:p>
@@ -7740,15 +8809,25 @@
       <w:pPr>
         <w:pStyle w:val="Heading1"/>
       </w:pPr>
+      <w:proofErr w:type="spellStart"/>
       <w:r>
         <w:lastRenderedPageBreak/>
         <w:t>GameCharacter</w:t>
       </w:r>
       <w:bookmarkEnd w:id="15"/>
-    </w:p>
-    <w:p>
-      <w:r>
-        <w:t>The GameCharacter class represents every character in the game.</w:t>
+      <w:proofErr w:type="spellEnd"/>
+    </w:p>
+    <w:p>
+      <w:r>
+        <w:t xml:space="preserve">The </w:t>
+      </w:r>
+      <w:proofErr w:type="spellStart"/>
+      <w:r>
+        <w:t>GameCharacter</w:t>
+      </w:r>
+      <w:proofErr w:type="spellEnd"/>
+      <w:r>
+        <w:t xml:space="preserve"> class represents every character in the game.</w:t>
       </w:r>
       <w:r>
         <w:t xml:space="preserve"> Due to the shear size of this class, only the most important portions will be covered in this document. Please refer to the source code or the</w:t>
@@ -7757,88 +8836,371 @@
         <w:t xml:space="preserve"> included</w:t>
       </w:r>
       <w:r>
-        <w:t xml:space="preserve"> JavaDoc for all details.</w:t>
-      </w:r>
-    </w:p>
-    <w:p>
-      <w:pPr>
-        <w:pStyle w:val="Pseoudocode"/>
-      </w:pPr>
-      <w:r>
-        <w:t>private String name;</w:t>
-      </w:r>
-      <w:r>
-        <w:br/>
-        <w:t>public ActionType nextAction;</w:t>
-      </w:r>
-      <w:r>
-        <w:br/>
-      </w:r>
-      <w:r>
-        <w:br/>
-        <w:t>private double health;</w:t>
-      </w:r>
-      <w:r>
-        <w:br/>
-        <w:t>private double maxHealth;</w:t>
-      </w:r>
-      <w:r>
-        <w:br/>
-      </w:r>
-      <w:r>
-        <w:br/>
-        <w:t>private int strength;</w:t>
-      </w:r>
-      <w:r>
-        <w:br/>
-        <w:t>private int dexterity;</w:t>
-      </w:r>
-      <w:r>
-        <w:br/>
-        <w:t>private int intelligence;</w:t>
-      </w:r>
-      <w:r>
-        <w:br/>
-      </w:r>
-      <w:r>
-        <w:br/>
-        <w:t>public static final int MIN_STAT_VALUE = 1;</w:t>
-      </w:r>
-      <w:r>
-        <w:br/>
-      </w:r>
-      <w:r>
-        <w:br/>
-        <w:t>public static final int MAX_STAT_VALUE = 10;</w:t>
-      </w:r>
-      <w:r>
-        <w:br/>
-      </w:r>
-      <w:r>
-        <w:br/>
-        <w:t>private Weapon equippedWeapon = WeaponFactory.createBaseWeapon();</w:t>
-      </w:r>
-      <w:r>
-        <w:br/>
-        <w:t>private Shield equippedShield = ShieldFactory.createBaseShield();</w:t>
-      </w:r>
-      <w:r>
-        <w:br/>
-        <w:t>private Armour equippedArmour = ArmourFactory.createBaseArmour();</w:t>
-      </w:r>
-      <w:r>
-        <w:br/>
-      </w:r>
-      <w:r>
-        <w:br/>
-        <w:t>private boolean isDefending = false;</w:t>
-      </w:r>
-      <w:r>
-        <w:br/>
-      </w:r>
-      <w:r>
-        <w:br/>
-        <w:t>private final Inventory inventory = new Inventory(this);</w:t>
+        <w:t xml:space="preserve"> </w:t>
+      </w:r>
+      <w:proofErr w:type="spellStart"/>
+      <w:r>
+        <w:t>JavaDoc</w:t>
+      </w:r>
+      <w:proofErr w:type="spellEnd"/>
+      <w:r>
+        <w:t xml:space="preserve"> for all details.</w:t>
+      </w:r>
+    </w:p>
+    <w:p>
+      <w:pPr>
+        <w:pStyle w:val="Pseoudocode"/>
+      </w:pPr>
+      <w:proofErr w:type="spellStart"/>
+      <w:r>
+        <w:t>private</w:t>
+      </w:r>
+      <w:proofErr w:type="spellEnd"/>
+      <w:r>
+        <w:t xml:space="preserve"> String </w:t>
+      </w:r>
+      <w:proofErr w:type="spellStart"/>
+      <w:r>
+        <w:t>name</w:t>
+      </w:r>
+      <w:proofErr w:type="spellEnd"/>
+      <w:r>
+        <w:t>;</w:t>
+      </w:r>
+      <w:r>
+        <w:br/>
+        <w:t xml:space="preserve">public </w:t>
+      </w:r>
+      <w:proofErr w:type="spellStart"/>
+      <w:r>
+        <w:t>ActionType</w:t>
+      </w:r>
+      <w:proofErr w:type="spellEnd"/>
+      <w:r>
+        <w:t xml:space="preserve"> </w:t>
+      </w:r>
+      <w:proofErr w:type="spellStart"/>
+      <w:r>
+        <w:t>nextAction</w:t>
+      </w:r>
+      <w:proofErr w:type="spellEnd"/>
+      <w:r>
+        <w:t>;</w:t>
+      </w:r>
+      <w:r>
+        <w:br/>
+      </w:r>
+      <w:r>
+        <w:br/>
+      </w:r>
+      <w:proofErr w:type="spellStart"/>
+      <w:r>
+        <w:t>private</w:t>
+      </w:r>
+      <w:proofErr w:type="spellEnd"/>
+      <w:r>
+        <w:t xml:space="preserve"> double </w:t>
+      </w:r>
+      <w:proofErr w:type="spellStart"/>
+      <w:r>
+        <w:t>health</w:t>
+      </w:r>
+      <w:proofErr w:type="spellEnd"/>
+      <w:r>
+        <w:t>;</w:t>
+      </w:r>
+      <w:r>
+        <w:br/>
+      </w:r>
+      <w:proofErr w:type="spellStart"/>
+      <w:r>
+        <w:t>private</w:t>
+      </w:r>
+      <w:proofErr w:type="spellEnd"/>
+      <w:r>
+        <w:t xml:space="preserve"> double </w:t>
+      </w:r>
+      <w:proofErr w:type="spellStart"/>
+      <w:r>
+        <w:t>maxHealth</w:t>
+      </w:r>
+      <w:proofErr w:type="spellEnd"/>
+      <w:r>
+        <w:t>;</w:t>
+      </w:r>
+      <w:r>
+        <w:br/>
+      </w:r>
+      <w:r>
+        <w:br/>
+      </w:r>
+      <w:proofErr w:type="spellStart"/>
+      <w:r>
+        <w:t>private</w:t>
+      </w:r>
+      <w:proofErr w:type="spellEnd"/>
+      <w:r>
+        <w:t xml:space="preserve"> </w:t>
+      </w:r>
+      <w:proofErr w:type="spellStart"/>
+      <w:r>
+        <w:t>int</w:t>
+      </w:r>
+      <w:proofErr w:type="spellEnd"/>
+      <w:r>
+        <w:t xml:space="preserve"> </w:t>
+      </w:r>
+      <w:proofErr w:type="spellStart"/>
+      <w:r>
+        <w:t>strength</w:t>
+      </w:r>
+      <w:proofErr w:type="spellEnd"/>
+      <w:r>
+        <w:t>;</w:t>
+      </w:r>
+      <w:r>
+        <w:br/>
+      </w:r>
+      <w:proofErr w:type="spellStart"/>
+      <w:r>
+        <w:t>private</w:t>
+      </w:r>
+      <w:proofErr w:type="spellEnd"/>
+      <w:r>
+        <w:t xml:space="preserve"> </w:t>
+      </w:r>
+      <w:proofErr w:type="spellStart"/>
+      <w:r>
+        <w:t>int</w:t>
+      </w:r>
+      <w:proofErr w:type="spellEnd"/>
+      <w:r>
+        <w:t xml:space="preserve"> </w:t>
+      </w:r>
+      <w:proofErr w:type="spellStart"/>
+      <w:r>
+        <w:t>dexterity</w:t>
+      </w:r>
+      <w:proofErr w:type="spellEnd"/>
+      <w:r>
+        <w:t>;</w:t>
+      </w:r>
+      <w:r>
+        <w:br/>
+      </w:r>
+      <w:proofErr w:type="spellStart"/>
+      <w:r>
+        <w:t>private</w:t>
+      </w:r>
+      <w:proofErr w:type="spellEnd"/>
+      <w:r>
+        <w:t xml:space="preserve"> </w:t>
+      </w:r>
+      <w:proofErr w:type="spellStart"/>
+      <w:r>
+        <w:t>int</w:t>
+      </w:r>
+      <w:proofErr w:type="spellEnd"/>
+      <w:r>
+        <w:t xml:space="preserve"> intelligence;</w:t>
+      </w:r>
+      <w:r>
+        <w:br/>
+      </w:r>
+      <w:r>
+        <w:br/>
+        <w:t xml:space="preserve">public </w:t>
+      </w:r>
+      <w:proofErr w:type="spellStart"/>
+      <w:r>
+        <w:t>static</w:t>
+      </w:r>
+      <w:proofErr w:type="spellEnd"/>
+      <w:r>
+        <w:t xml:space="preserve"> final </w:t>
+      </w:r>
+      <w:proofErr w:type="spellStart"/>
+      <w:r>
+        <w:t>int</w:t>
+      </w:r>
+      <w:proofErr w:type="spellEnd"/>
+      <w:r>
+        <w:t xml:space="preserve"> MIN_STAT_VALUE = 1;</w:t>
+      </w:r>
+      <w:r>
+        <w:br/>
+      </w:r>
+      <w:r>
+        <w:br/>
+        <w:t xml:space="preserve">public </w:t>
+      </w:r>
+      <w:proofErr w:type="spellStart"/>
+      <w:r>
+        <w:t>static</w:t>
+      </w:r>
+      <w:proofErr w:type="spellEnd"/>
+      <w:r>
+        <w:t xml:space="preserve"> final </w:t>
+      </w:r>
+      <w:proofErr w:type="spellStart"/>
+      <w:r>
+        <w:t>int</w:t>
+      </w:r>
+      <w:proofErr w:type="spellEnd"/>
+      <w:r>
+        <w:t xml:space="preserve"> MAX_STAT_VALUE = 10;</w:t>
+      </w:r>
+      <w:r>
+        <w:br/>
+      </w:r>
+      <w:r>
+        <w:br/>
+      </w:r>
+      <w:proofErr w:type="spellStart"/>
+      <w:r>
+        <w:t>private</w:t>
+      </w:r>
+      <w:proofErr w:type="spellEnd"/>
+      <w:r>
+        <w:t xml:space="preserve"> </w:t>
+      </w:r>
+      <w:proofErr w:type="spellStart"/>
+      <w:r>
+        <w:t>Weapon</w:t>
+      </w:r>
+      <w:proofErr w:type="spellEnd"/>
+      <w:r>
+        <w:t xml:space="preserve"> </w:t>
+      </w:r>
+      <w:proofErr w:type="spellStart"/>
+      <w:r>
+        <w:t>equippedWeapon</w:t>
+      </w:r>
+      <w:proofErr w:type="spellEnd"/>
+      <w:r>
+        <w:t xml:space="preserve"> = </w:t>
+      </w:r>
+      <w:proofErr w:type="spellStart"/>
+      <w:r>
+        <w:t>WeaponFactory.createBaseWeapon</w:t>
+      </w:r>
+      <w:proofErr w:type="spellEnd"/>
+      <w:r>
+        <w:t>();</w:t>
+      </w:r>
+      <w:r>
+        <w:br/>
+      </w:r>
+      <w:proofErr w:type="spellStart"/>
+      <w:r>
+        <w:t>private</w:t>
+      </w:r>
+      <w:proofErr w:type="spellEnd"/>
+      <w:r>
+        <w:t xml:space="preserve"> Shield </w:t>
+      </w:r>
+      <w:proofErr w:type="spellStart"/>
+      <w:r>
+        <w:t>equippedShield</w:t>
+      </w:r>
+      <w:proofErr w:type="spellEnd"/>
+      <w:r>
+        <w:t xml:space="preserve"> = </w:t>
+      </w:r>
+      <w:proofErr w:type="spellStart"/>
+      <w:r>
+        <w:t>ShieldFactory.createBaseShield</w:t>
+      </w:r>
+      <w:proofErr w:type="spellEnd"/>
+      <w:r>
+        <w:t>();</w:t>
+      </w:r>
+      <w:r>
+        <w:br/>
+      </w:r>
+      <w:proofErr w:type="spellStart"/>
+      <w:r>
+        <w:t>private</w:t>
+      </w:r>
+      <w:proofErr w:type="spellEnd"/>
+      <w:r>
+        <w:t xml:space="preserve"> Armour </w:t>
+      </w:r>
+      <w:proofErr w:type="spellStart"/>
+      <w:r>
+        <w:t>equippedArmour</w:t>
+      </w:r>
+      <w:proofErr w:type="spellEnd"/>
+      <w:r>
+        <w:t xml:space="preserve"> = </w:t>
+      </w:r>
+      <w:proofErr w:type="spellStart"/>
+      <w:r>
+        <w:t>ArmourFactory.createBaseArmour</w:t>
+      </w:r>
+      <w:proofErr w:type="spellEnd"/>
+      <w:r>
+        <w:t>();</w:t>
+      </w:r>
+      <w:r>
+        <w:br/>
+      </w:r>
+      <w:r>
+        <w:br/>
+      </w:r>
+      <w:proofErr w:type="spellStart"/>
+      <w:r>
+        <w:t>private</w:t>
+      </w:r>
+      <w:proofErr w:type="spellEnd"/>
+      <w:r>
+        <w:t xml:space="preserve"> </w:t>
+      </w:r>
+      <w:proofErr w:type="spellStart"/>
+      <w:r>
+        <w:t>boolean</w:t>
+      </w:r>
+      <w:proofErr w:type="spellEnd"/>
+      <w:r>
+        <w:t xml:space="preserve"> </w:t>
+      </w:r>
+      <w:proofErr w:type="spellStart"/>
+      <w:r>
+        <w:t>isDefending</w:t>
+      </w:r>
+      <w:proofErr w:type="spellEnd"/>
+      <w:r>
+        <w:t xml:space="preserve"> = false;</w:t>
+      </w:r>
+      <w:r>
+        <w:br/>
+      </w:r>
+      <w:r>
+        <w:br/>
+      </w:r>
+      <w:proofErr w:type="spellStart"/>
+      <w:r>
+        <w:t>private</w:t>
+      </w:r>
+      <w:proofErr w:type="spellEnd"/>
+      <w:r>
+        <w:t xml:space="preserve"> final Inventory </w:t>
+      </w:r>
+      <w:proofErr w:type="spellStart"/>
+      <w:r>
+        <w:t>inventory</w:t>
+      </w:r>
+      <w:proofErr w:type="spellEnd"/>
+      <w:r>
+        <w:t xml:space="preserve"> = new Inventory(</w:t>
+      </w:r>
+      <w:proofErr w:type="spellStart"/>
+      <w:r>
+        <w:t>this</w:t>
+      </w:r>
+      <w:proofErr w:type="spellEnd"/>
+      <w:r>
+        <w:t>);</w:t>
       </w:r>
     </w:p>
     <w:p>
@@ -7867,7 +9229,15 @@
         <w:fldChar w:fldCharType="end"/>
       </w:r>
       <w:r>
-        <w:t>: GameCharacter Fields</w:t>
+        <w:t xml:space="preserve">: </w:t>
+      </w:r>
+      <w:proofErr w:type="spellStart"/>
+      <w:r>
+        <w:t>GameCharacter</w:t>
+      </w:r>
+      <w:proofErr w:type="spellEnd"/>
+      <w:r>
+        <w:t xml:space="preserve"> Fields</w:t>
       </w:r>
     </w:p>
     <w:p>
@@ -7916,11 +9286,19 @@
           <w:lang w:val="en-AT"/>
         </w:rPr>
       </w:pPr>
+      <w:proofErr w:type="spellStart"/>
       <w:r>
         <w:rPr>
           <w:lang w:val="en-AT"/>
         </w:rPr>
-        <w:t>GameCharacter handles all combat actions like attacking or defending.</w:t>
+        <w:t>GameCharacter</w:t>
+      </w:r>
+      <w:proofErr w:type="spellEnd"/>
+      <w:r>
+        <w:rPr>
+          <w:lang w:val="en-AT"/>
+        </w:rPr>
+        <w:t xml:space="preserve"> handles all combat actions like attacking or defending.</w:t>
       </w:r>
     </w:p>
     <w:p>
@@ -7965,19 +9343,97 @@
         <w:rPr>
           <w:lang w:val="en-AT"/>
         </w:rPr>
-        <w:t xml:space="preserve"> method gets a GameCharacter as its target. </w:t>
-      </w:r>
+        <w:t xml:space="preserve"> method gets a </w:t>
+      </w:r>
+      <w:proofErr w:type="spellStart"/>
       <w:r>
         <w:rPr>
           <w:lang w:val="en-AT"/>
         </w:rPr>
-        <w:t xml:space="preserve">It calls the the takeDamage() method on the target. </w:t>
-      </w:r>
+        <w:t>GameCharacter</w:t>
+      </w:r>
+      <w:proofErr w:type="spellEnd"/>
       <w:r>
         <w:rPr>
           <w:lang w:val="en-AT"/>
         </w:rPr>
-        <w:t>If the GameCharacter is a player, it also calls the gainPP method.</w:t>
+        <w:t xml:space="preserve"> as its target. </w:t>
+      </w:r>
+      <w:r>
+        <w:rPr>
+          <w:lang w:val="en-AT"/>
+        </w:rPr>
+        <w:t xml:space="preserve">It calls the </w:t>
+      </w:r>
+      <w:proofErr w:type="spellStart"/>
+      <w:r>
+        <w:rPr>
+          <w:lang w:val="en-AT"/>
+        </w:rPr>
+        <w:t>the</w:t>
+      </w:r>
+      <w:proofErr w:type="spellEnd"/>
+      <w:r>
+        <w:rPr>
+          <w:lang w:val="en-AT"/>
+        </w:rPr>
+        <w:t xml:space="preserve"> </w:t>
+      </w:r>
+      <w:proofErr w:type="spellStart"/>
+      <w:proofErr w:type="gramStart"/>
+      <w:r>
+        <w:rPr>
+          <w:lang w:val="en-AT"/>
+        </w:rPr>
+        <w:t>takeDamage</w:t>
+      </w:r>
+      <w:proofErr w:type="spellEnd"/>
+      <w:r>
+        <w:rPr>
+          <w:lang w:val="en-AT"/>
+        </w:rPr>
+        <w:t>(</w:t>
+      </w:r>
+      <w:proofErr w:type="gramEnd"/>
+      <w:r>
+        <w:rPr>
+          <w:lang w:val="en-AT"/>
+        </w:rPr>
+        <w:t xml:space="preserve">) method on the target. </w:t>
+      </w:r>
+      <w:r>
+        <w:rPr>
+          <w:lang w:val="en-AT"/>
+        </w:rPr>
+        <w:t xml:space="preserve">If the </w:t>
+      </w:r>
+      <w:proofErr w:type="spellStart"/>
+      <w:r>
+        <w:rPr>
+          <w:lang w:val="en-AT"/>
+        </w:rPr>
+        <w:t>GameCharacter</w:t>
+      </w:r>
+      <w:proofErr w:type="spellEnd"/>
+      <w:r>
+        <w:rPr>
+          <w:lang w:val="en-AT"/>
+        </w:rPr>
+        <w:t xml:space="preserve"> is a player, it also calls the </w:t>
+      </w:r>
+      <w:proofErr w:type="spellStart"/>
+      <w:r>
+        <w:rPr>
+          <w:lang w:val="en-AT"/>
+        </w:rPr>
+        <w:t>gainPP</w:t>
+      </w:r>
+      <w:proofErr w:type="spellEnd"/>
+      <w:r>
+        <w:rPr>
+          <w:lang w:val="en-AT"/>
+        </w:rPr>
+        <w:t xml:space="preserve"> method.</w:t>
       </w:r>
     </w:p>
     <w:p>
@@ -8009,7 +9465,25 @@
       </w:r>
       <w:r>
         <w:br/>
-        <w:t>public void attack(GameCharacter target)</w:t>
+        <w:t xml:space="preserve">public void </w:t>
+      </w:r>
+      <w:proofErr w:type="spellStart"/>
+      <w:proofErr w:type="gramStart"/>
+      <w:r>
+        <w:t>attack</w:t>
+      </w:r>
+      <w:proofErr w:type="spellEnd"/>
+      <w:r>
+        <w:t>(</w:t>
+      </w:r>
+      <w:proofErr w:type="spellStart"/>
+      <w:proofErr w:type="gramEnd"/>
+      <w:r>
+        <w:t>GameCharacter</w:t>
+      </w:r>
+      <w:proofErr w:type="spellEnd"/>
+      <w:r>
+        <w:t xml:space="preserve"> target)</w:t>
       </w:r>
       <w:r>
         <w:br/>
@@ -8017,7 +9491,486 @@
       </w:r>
       <w:r>
         <w:br/>
-        <w:t xml:space="preserve">    if (!target.isAlive())</w:t>
+        <w:t xml:space="preserve">    if </w:t>
+      </w:r>
+      <w:proofErr w:type="gramStart"/>
+      <w:r>
+        <w:t>(!</w:t>
+      </w:r>
+      <w:proofErr w:type="spellStart"/>
+      <w:r>
+        <w:t>target</w:t>
+      </w:r>
+      <w:proofErr w:type="gramEnd"/>
+      <w:r>
+        <w:t>.</w:t>
+      </w:r>
+      <w:proofErr w:type="gramStart"/>
+      <w:r>
+        <w:t>isAlive</w:t>
+      </w:r>
+      <w:proofErr w:type="spellEnd"/>
+      <w:r>
+        <w:t>(</w:t>
+      </w:r>
+      <w:proofErr w:type="gramEnd"/>
+      <w:r>
+        <w:t>))</w:t>
+      </w:r>
+      <w:r>
+        <w:br/>
+        <w:t xml:space="preserve"> </w:t>
+      </w:r>
+      <w:proofErr w:type="gramStart"/>
+      <w:r>
+        <w:t xml:space="preserve">   {</w:t>
+      </w:r>
+      <w:proofErr w:type="gramEnd"/>
+      <w:r>
+        <w:br/>
+        <w:t xml:space="preserve">        </w:t>
+      </w:r>
+      <w:proofErr w:type="gramStart"/>
+      <w:r>
+        <w:t>return;</w:t>
+      </w:r>
+      <w:proofErr w:type="gramEnd"/>
+      <w:r>
+        <w:br/>
+        <w:t xml:space="preserve">  </w:t>
+      </w:r>
+      <w:proofErr w:type="gramStart"/>
+      <w:r>
+        <w:t xml:space="preserve">  }</w:t>
+      </w:r>
+      <w:proofErr w:type="gramEnd"/>
+      <w:r>
+        <w:br/>
+      </w:r>
+      <w:r>
+        <w:br/>
+        <w:t xml:space="preserve">    if (this </w:t>
+      </w:r>
+      <w:proofErr w:type="spellStart"/>
+      <w:r>
+        <w:t>instanceof</w:t>
+      </w:r>
+      <w:proofErr w:type="spellEnd"/>
+      <w:r>
+        <w:t xml:space="preserve"> Player player)</w:t>
+      </w:r>
+      <w:r>
+        <w:br/>
+        <w:t xml:space="preserve"> </w:t>
+      </w:r>
+      <w:proofErr w:type="gramStart"/>
+      <w:r>
+        <w:t xml:space="preserve">   {</w:t>
+      </w:r>
+      <w:proofErr w:type="gramEnd"/>
+      <w:r>
+        <w:br/>
+        <w:t xml:space="preserve">        </w:t>
+      </w:r>
+      <w:proofErr w:type="spellStart"/>
+      <w:proofErr w:type="gramStart"/>
+      <w:r>
+        <w:t>player.gainPP</w:t>
+      </w:r>
+      <w:proofErr w:type="spellEnd"/>
+      <w:proofErr w:type="gramEnd"/>
+      <w:r>
+        <w:t>(</w:t>
+      </w:r>
+      <w:proofErr w:type="spellStart"/>
+      <w:r>
+        <w:t>equippedWeapon.getPpGainPerUse</w:t>
+      </w:r>
+      <w:proofErr w:type="spellEnd"/>
+      <w:r>
+        <w:t>()</w:t>
+      </w:r>
+      <w:proofErr w:type="gramStart"/>
+      <w:r>
+        <w:t>);</w:t>
+      </w:r>
+      <w:proofErr w:type="gramEnd"/>
+      <w:r>
+        <w:br/>
+        <w:t xml:space="preserve">  </w:t>
+      </w:r>
+      <w:proofErr w:type="gramStart"/>
+      <w:r>
+        <w:t xml:space="preserve">  }</w:t>
+      </w:r>
+      <w:proofErr w:type="gramEnd"/>
+      <w:r>
+        <w:br/>
+      </w:r>
+      <w:r>
+        <w:br/>
+        <w:t xml:space="preserve">    </w:t>
+      </w:r>
+      <w:proofErr w:type="spellStart"/>
+      <w:proofErr w:type="gramStart"/>
+      <w:r>
+        <w:t>IO.println</w:t>
+      </w:r>
+      <w:proofErr w:type="spellEnd"/>
+      <w:proofErr w:type="gramEnd"/>
+      <w:r>
+        <w:t>(</w:t>
+      </w:r>
+      <w:proofErr w:type="spellStart"/>
+      <w:proofErr w:type="gramStart"/>
+      <w:r>
+        <w:t>getName</w:t>
+      </w:r>
+      <w:proofErr w:type="spellEnd"/>
+      <w:r>
+        <w:t>(</w:t>
+      </w:r>
+      <w:proofErr w:type="gramEnd"/>
+      <w:r>
+        <w:t xml:space="preserve">) + " attacks " + </w:t>
+      </w:r>
+      <w:proofErr w:type="spellStart"/>
+      <w:proofErr w:type="gramStart"/>
+      <w:r>
+        <w:t>target.getName</w:t>
+      </w:r>
+      <w:proofErr w:type="spellEnd"/>
+      <w:proofErr w:type="gramEnd"/>
+      <w:r>
+        <w:t xml:space="preserve">() + " for " + </w:t>
+      </w:r>
+      <w:proofErr w:type="spellStart"/>
+      <w:r>
+        <w:t>Math.round</w:t>
+      </w:r>
+      <w:proofErr w:type="spellEnd"/>
+      <w:r>
+        <w:t>(</w:t>
+      </w:r>
+      <w:proofErr w:type="spellStart"/>
+      <w:proofErr w:type="gramStart"/>
+      <w:r>
+        <w:t>getDamage</w:t>
+      </w:r>
+      <w:proofErr w:type="spellEnd"/>
+      <w:r>
+        <w:t>(</w:t>
+      </w:r>
+      <w:proofErr w:type="gramEnd"/>
+      <w:r>
+        <w:t>)) + " damage!");</w:t>
+      </w:r>
+      <w:r>
+        <w:br/>
+        <w:t xml:space="preserve">    </w:t>
+      </w:r>
+      <w:proofErr w:type="spellStart"/>
+      <w:r>
+        <w:t>target.takeDamage</w:t>
+      </w:r>
+      <w:proofErr w:type="spellEnd"/>
+      <w:r>
+        <w:t>(</w:t>
+      </w:r>
+      <w:proofErr w:type="spellStart"/>
+      <w:r>
+        <w:t>getDamage</w:t>
+      </w:r>
+      <w:proofErr w:type="spellEnd"/>
+      <w:r>
+        <w:t>());</w:t>
+      </w:r>
+      <w:r>
+        <w:br/>
+        <w:t>}</w:t>
+      </w:r>
+    </w:p>
+    <w:p>
+      <w:pPr>
+        <w:pStyle w:val="Caption"/>
+      </w:pPr>
+      <w:r>
+        <w:t xml:space="preserve">Figure </w:t>
+      </w:r>
+      <w:r>
+        <w:fldChar w:fldCharType="begin"/>
+      </w:r>
+      <w:r>
+        <w:instrText xml:space="preserve"> SEQ Figure \* ARABIC </w:instrText>
+      </w:r>
+      <w:r>
+        <w:fldChar w:fldCharType="separate"/>
+      </w:r>
+      <w:r>
+        <w:rPr>
+          <w:noProof/>
+        </w:rPr>
+        <w:t>21</w:t>
+      </w:r>
+      <w:r>
+        <w:fldChar w:fldCharType="end"/>
+      </w:r>
+      <w:r>
+        <w:t>: attack method</w:t>
+      </w:r>
+    </w:p>
+    <w:p>
+      <w:pPr>
+        <w:rPr>
+          <w:lang w:val="en-AT"/>
+        </w:rPr>
+      </w:pPr>
+    </w:p>
+    <w:p>
+      <w:r>
+        <w:rPr>
+          <w:lang w:val="en-AT"/>
+        </w:rPr>
+        <w:t xml:space="preserve">The </w:t>
+      </w:r>
+      <w:proofErr w:type="spellStart"/>
+      <w:proofErr w:type="gramStart"/>
+      <w:r>
+        <w:rPr>
+          <w:lang w:val="en-AT"/>
+        </w:rPr>
+        <w:t>getDamage</w:t>
+      </w:r>
+      <w:proofErr w:type="spellEnd"/>
+      <w:r>
+        <w:rPr>
+          <w:lang w:val="en-AT"/>
+        </w:rPr>
+        <w:t>(</w:t>
+      </w:r>
+      <w:proofErr w:type="gramEnd"/>
+      <w:r>
+        <w:rPr>
+          <w:lang w:val="en-AT"/>
+        </w:rPr>
+        <w:t xml:space="preserve">) method returns the damage the </w:t>
+      </w:r>
+      <w:proofErr w:type="spellStart"/>
+      <w:r>
+        <w:rPr>
+          <w:lang w:val="en-AT"/>
+        </w:rPr>
+        <w:t>GameCharacter</w:t>
+      </w:r>
+      <w:proofErr w:type="spellEnd"/>
+      <w:r>
+        <w:rPr>
+          <w:lang w:val="en-AT"/>
+        </w:rPr>
+        <w:t xml:space="preserve"> can do.</w:t>
+      </w:r>
+      <w:r>
+        <w:rPr>
+          <w:lang w:val="en-AT"/>
+        </w:rPr>
+        <w:t xml:space="preserve"> Damage is determined by the equipped Weapon, the strength and the intelligence </w:t>
+      </w:r>
+      <w:r>
+        <w:rPr>
+          <w:lang w:val="en-AT"/>
+        </w:rPr>
+        <w:t>stat</w:t>
+      </w:r>
+      <w:r>
+        <w:rPr>
+          <w:lang w:val="en-AT"/>
+        </w:rPr>
+        <w:t>.</w:t>
+      </w:r>
+      <w:r>
+        <w:t xml:space="preserve"> </w:t>
+      </w:r>
+      <w:r>
+        <w:t>Additionally a damage multiplier gets applied, if the character is critically hurt.</w:t>
+      </w:r>
+      <w:r>
+        <w:t xml:space="preserve"> </w:t>
+      </w:r>
+      <w:r>
+        <w:t xml:space="preserve">The formula for damage is shown in </w:t>
+      </w:r>
+      <w:r>
+        <w:fldChar w:fldCharType="begin"/>
+      </w:r>
+      <w:r>
+        <w:instrText xml:space="preserve"> REF _Ref214804639 \h </w:instrText>
+      </w:r>
+      <w:r>
+        <w:fldChar w:fldCharType="separate"/>
+      </w:r>
+      <w:r>
+        <w:t xml:space="preserve">Figure </w:t>
+      </w:r>
+      <w:r>
+        <w:rPr>
+          <w:noProof/>
+        </w:rPr>
+        <w:t>22</w:t>
+      </w:r>
+      <w:r>
+        <w:fldChar w:fldCharType="end"/>
+      </w:r>
+      <w:r>
+        <w:t>.</w:t>
+      </w:r>
+    </w:p>
+    <w:p>
+      <w:pPr>
+        <w:pStyle w:val="Pseoudocode"/>
+      </w:pPr>
+      <w:proofErr w:type="spellStart"/>
+      <w:r>
+        <w:lastRenderedPageBreak/>
+        <w:t>equippedWeapon.getDamage</w:t>
+      </w:r>
+      <w:proofErr w:type="spellEnd"/>
+      <w:r>
+        <w:t xml:space="preserve">() * (1 + </w:t>
+      </w:r>
+      <w:r>
+        <w:t>stat</w:t>
+      </w:r>
+      <w:r>
+        <w:t xml:space="preserve"> * </w:t>
+      </w:r>
+      <w:proofErr w:type="spellStart"/>
+      <w:r>
+        <w:t>GameManager.DAMAGE_MULTIPLIER_PER_</w:t>
+      </w:r>
+      <w:r>
+        <w:t>STAT</w:t>
+      </w:r>
+      <w:proofErr w:type="spellEnd"/>
+      <w:r>
+        <w:t xml:space="preserve">) * </w:t>
+      </w:r>
+      <w:proofErr w:type="spellStart"/>
+      <w:r>
+        <w:t>damage_multiplier</w:t>
+      </w:r>
+      <w:proofErr w:type="spellEnd"/>
+    </w:p>
+    <w:p>
+      <w:pPr>
+        <w:pStyle w:val="Caption"/>
+        <w:rPr>
+          <w:lang w:val="en-AT"/>
+        </w:rPr>
+      </w:pPr>
+      <w:bookmarkStart w:id="16" w:name="_Ref214804639"/>
+      <w:r>
+        <w:t xml:space="preserve">Figure </w:t>
+      </w:r>
+      <w:r>
+        <w:fldChar w:fldCharType="begin"/>
+      </w:r>
+      <w:r>
+        <w:instrText xml:space="preserve"> SEQ Figure \* ARABIC </w:instrText>
+      </w:r>
+      <w:r>
+        <w:fldChar w:fldCharType="separate"/>
+      </w:r>
+      <w:r>
+        <w:rPr>
+          <w:noProof/>
+        </w:rPr>
+        <w:t>22</w:t>
+      </w:r>
+      <w:r>
+        <w:fldChar w:fldCharType="end"/>
+      </w:r>
+      <w:bookmarkEnd w:id="16"/>
+      <w:r>
+        <w:t>: damage formula</w:t>
+      </w:r>
+    </w:p>
+    <w:p>
+      <w:pPr>
+        <w:pStyle w:val="Pseoudocode"/>
+      </w:pPr>
+      <w:r>
+        <w:t>/**</w:t>
+      </w:r>
+      <w:r>
+        <w:br/>
+        <w:t xml:space="preserve"> * Calculates the character's damage output.</w:t>
+      </w:r>
+      <w:r>
+        <w:br/>
+        <w:t xml:space="preserve"> * Uses strength for physical weapons, intelligence for magical weapons.</w:t>
+      </w:r>
+      <w:r>
+        <w:br/>
+        <w:t xml:space="preserve"> *</w:t>
+      </w:r>
+      <w:r>
+        <w:br/>
+        <w:t xml:space="preserve"> * @return Total damage the character can deal</w:t>
+      </w:r>
+      <w:r>
+        <w:br/>
+        <w:t xml:space="preserve"> */</w:t>
+      </w:r>
+      <w:r>
+        <w:br/>
+        <w:t xml:space="preserve">public double </w:t>
+      </w:r>
+      <w:proofErr w:type="spellStart"/>
+      <w:r>
+        <w:t>getDamage</w:t>
+      </w:r>
+      <w:proofErr w:type="spellEnd"/>
+      <w:r>
+        <w:t>()</w:t>
+      </w:r>
+      <w:r>
+        <w:br/>
+        <w:t>{</w:t>
+      </w:r>
+      <w:r>
+        <w:br/>
+        <w:t xml:space="preserve">    double </w:t>
+      </w:r>
+      <w:proofErr w:type="spellStart"/>
+      <w:r>
+        <w:t>damage_multiplier</w:t>
+      </w:r>
+      <w:proofErr w:type="spellEnd"/>
+      <w:r>
+        <w:t xml:space="preserve"> = 1;</w:t>
+      </w:r>
+      <w:r>
+        <w:br/>
+      </w:r>
+      <w:r>
+        <w:br/>
+        <w:t xml:space="preserve">    if (</w:t>
+      </w:r>
+      <w:proofErr w:type="spellStart"/>
+      <w:r>
+        <w:t>getStatus</w:t>
+      </w:r>
+      <w:proofErr w:type="spellEnd"/>
+      <w:r>
+        <w:t xml:space="preserve">() == </w:t>
+      </w:r>
+      <w:proofErr w:type="spellStart"/>
+      <w:r>
+        <w:t>CharacterStatus.CRITICALLY_HURT</w:t>
+      </w:r>
+      <w:proofErr w:type="spellEnd"/>
+      <w:r>
+        <w:t>)</w:t>
       </w:r>
       <w:r>
         <w:br/>
@@ -8025,7 +9978,23 @@
       </w:r>
       <w:r>
         <w:br/>
-        <w:t xml:space="preserve">        return;</w:t>
+        <w:t xml:space="preserve">        </w:t>
+      </w:r>
+      <w:proofErr w:type="spellStart"/>
+      <w:r>
+        <w:t>damage_multiplier</w:t>
+      </w:r>
+      <w:proofErr w:type="spellEnd"/>
+      <w:r>
+        <w:t xml:space="preserve"> = </w:t>
+      </w:r>
+      <w:proofErr w:type="spellStart"/>
+      <w:r>
+        <w:t>GameManager.DAMAGE_REDUCTION_WHEN_CRITICAL_STATUS</w:t>
+      </w:r>
+      <w:proofErr w:type="spellEnd"/>
+      <w:r>
+        <w:t>;</w:t>
       </w:r>
       <w:r>
         <w:br/>
@@ -8036,7 +10005,15 @@
       </w:r>
       <w:r>
         <w:br/>
-        <w:t xml:space="preserve">    if (this instanceof Player player)</w:t>
+        <w:t xml:space="preserve">    if (</w:t>
+      </w:r>
+      <w:proofErr w:type="spellStart"/>
+      <w:r>
+        <w:t>equippedWeapon.isMagic</w:t>
+      </w:r>
+      <w:proofErr w:type="spellEnd"/>
+      <w:r>
+        <w:t>())</w:t>
       </w:r>
       <w:r>
         <w:br/>
@@ -8044,7 +10021,31 @@
       </w:r>
       <w:r>
         <w:br/>
-        <w:t xml:space="preserve">        player.gainPP(equippedWeapon.getPpGainPerUse());</w:t>
+        <w:t xml:space="preserve">        return </w:t>
+      </w:r>
+      <w:proofErr w:type="spellStart"/>
+      <w:r>
+        <w:t>equippedWeapon.getDamage</w:t>
+      </w:r>
+      <w:proofErr w:type="spellEnd"/>
+      <w:r>
+        <w:t xml:space="preserve">() * (1 + intelligence * </w:t>
+      </w:r>
+      <w:proofErr w:type="spellStart"/>
+      <w:r>
+        <w:t>GameManager.DAMAGE_MULTIPLIER_PER_INTELLIGENCE</w:t>
+      </w:r>
+      <w:proofErr w:type="spellEnd"/>
+      <w:r>
+        <w:t xml:space="preserve">) * </w:t>
+      </w:r>
+      <w:proofErr w:type="spellStart"/>
+      <w:r>
+        <w:t>damage_multiplier</w:t>
+      </w:r>
+      <w:proofErr w:type="spellEnd"/>
+      <w:r>
+        <w:t>;</w:t>
       </w:r>
       <w:r>
         <w:br/>
@@ -8055,11 +10056,31 @@
       </w:r>
       <w:r>
         <w:br/>
-        <w:t xml:space="preserve">    IO.println(getName() + " attacks " + target.getName() + " for " + Math.round(getDamage()) + " damage!");</w:t>
-      </w:r>
-      <w:r>
-        <w:br/>
-        <w:t xml:space="preserve">    target.takeDamage(getDamage());</w:t>
+        <w:t xml:space="preserve">    return </w:t>
+      </w:r>
+      <w:proofErr w:type="spellStart"/>
+      <w:r>
+        <w:t>equippedWeapon.getDamage</w:t>
+      </w:r>
+      <w:proofErr w:type="spellEnd"/>
+      <w:r>
+        <w:t xml:space="preserve">() * (1 + strength * </w:t>
+      </w:r>
+      <w:proofErr w:type="spellStart"/>
+      <w:r>
+        <w:t>GameManager.DAMAGE_MULTIPLIER_PER_STRENGTH</w:t>
+      </w:r>
+      <w:proofErr w:type="spellEnd"/>
+      <w:r>
+        <w:t xml:space="preserve">) * </w:t>
+      </w:r>
+      <w:proofErr w:type="spellStart"/>
+      <w:r>
+        <w:t>damage_multiplier</w:t>
+      </w:r>
+      <w:proofErr w:type="spellEnd"/>
+      <w:r>
+        <w:t>;</w:t>
       </w:r>
       <w:r>
         <w:br/>
@@ -8086,286 +10107,80 @@
         <w:rPr>
           <w:noProof/>
         </w:rPr>
-        <w:t>21</w:t>
+        <w:t>23</w:t>
       </w:r>
       <w:r>
         <w:fldChar w:fldCharType="end"/>
       </w:r>
       <w:r>
-        <w:t>: attack method</w:t>
-      </w:r>
-    </w:p>
-    <w:p>
-      <w:pPr>
+        <w:t xml:space="preserve">: </w:t>
+      </w:r>
+      <w:proofErr w:type="spellStart"/>
+      <w:r>
+        <w:t>getDamage</w:t>
+      </w:r>
+      <w:proofErr w:type="spellEnd"/>
+      <w:r>
+        <w:t xml:space="preserve"> method</w:t>
+      </w:r>
+    </w:p>
+    <w:p>
+      <w:r>
         <w:rPr>
           <w:lang w:val="en-AT"/>
         </w:rPr>
-      </w:pPr>
-    </w:p>
-    <w:p>
+        <w:t xml:space="preserve">The </w:t>
+      </w:r>
+      <w:proofErr w:type="spellStart"/>
       <w:r>
         <w:rPr>
           <w:lang w:val="en-AT"/>
         </w:rPr>
-        <w:t>The getDamage() method returns the damage the GameCharacter can do.</w:t>
-      </w:r>
+        <w:t>takeDamage</w:t>
+      </w:r>
+      <w:proofErr w:type="spellEnd"/>
       <w:r>
         <w:rPr>
           <w:lang w:val="en-AT"/>
         </w:rPr>
-        <w:t xml:space="preserve"> Damage is determined by the equipped Weapon, the strength and the intelligence </w:t>
+        <w:t xml:space="preserve"> method handles incoming damage.</w:t>
       </w:r>
       <w:r>
         <w:rPr>
           <w:lang w:val="en-AT"/>
         </w:rPr>
-        <w:t>stat</w:t>
+        <w:t xml:space="preserve"> </w:t>
       </w:r>
       <w:r>
         <w:rPr>
           <w:lang w:val="en-AT"/>
         </w:rPr>
-        <w:t>.</w:t>
+        <w:t xml:space="preserve">First, the </w:t>
+      </w:r>
+      <w:proofErr w:type="spellStart"/>
+      <w:r>
+        <w:rPr>
+          <w:lang w:val="en-AT"/>
+        </w:rPr>
+        <w:t>dodgeRoll</w:t>
+      </w:r>
+      <w:proofErr w:type="spellEnd"/>
+      <w:r>
+        <w:rPr>
+          <w:lang w:val="en-AT"/>
+        </w:rPr>
+        <w:t xml:space="preserve"> method gets called, which determines a dodge</w:t>
+      </w:r>
+      <w:r>
+        <w:rPr>
+          <w:lang w:val="en-AT"/>
+        </w:rPr>
+        <w:t xml:space="preserve"> based on the players dexterity.</w:t>
       </w:r>
       <w:r>
         <w:t xml:space="preserve"> </w:t>
       </w:r>
       <w:r>
-        <w:t>Additionally a damage multiplier gets applied, if the character is critically hurt.</w:t>
-      </w:r>
-      <w:r>
-        <w:t xml:space="preserve"> </w:t>
-      </w:r>
-      <w:r>
-        <w:t xml:space="preserve">The formula for damage is shown in </w:t>
-      </w:r>
-      <w:r>
-        <w:fldChar w:fldCharType="begin"/>
-      </w:r>
-      <w:r>
-        <w:instrText xml:space="preserve"> REF _Ref214804639 \h </w:instrText>
-      </w:r>
-      <w:r>
-        <w:fldChar w:fldCharType="separate"/>
-      </w:r>
-      <w:r>
-        <w:t xml:space="preserve">Figure </w:t>
-      </w:r>
-      <w:r>
-        <w:rPr>
-          <w:noProof/>
-        </w:rPr>
-        <w:t>22</w:t>
-      </w:r>
-      <w:r>
-        <w:fldChar w:fldCharType="end"/>
-      </w:r>
-      <w:r>
-        <w:t>.</w:t>
-      </w:r>
-    </w:p>
-    <w:p>
-      <w:pPr>
-        <w:pStyle w:val="Pseoudocode"/>
-      </w:pPr>
-      <w:r>
-        <w:lastRenderedPageBreak/>
-        <w:t xml:space="preserve">equippedWeapon.getDamage() * (1 + </w:t>
-      </w:r>
-      <w:r>
-        <w:t>stat</w:t>
-      </w:r>
-      <w:r>
-        <w:t xml:space="preserve"> * GameManager.DAMAGE_MULTIPLIER_PER_</w:t>
-      </w:r>
-      <w:r>
-        <w:t>STAT</w:t>
-      </w:r>
-      <w:r>
-        <w:t>) * damage_multiplier</w:t>
-      </w:r>
-    </w:p>
-    <w:p>
-      <w:pPr>
-        <w:pStyle w:val="Caption"/>
-        <w:rPr>
-          <w:lang w:val="en-AT"/>
-        </w:rPr>
-      </w:pPr>
-      <w:bookmarkStart w:id="16" w:name="_Ref214804639"/>
-      <w:r>
-        <w:t xml:space="preserve">Figure </w:t>
-      </w:r>
-      <w:r>
-        <w:fldChar w:fldCharType="begin"/>
-      </w:r>
-      <w:r>
-        <w:instrText xml:space="preserve"> SEQ Figure \* ARABIC </w:instrText>
-      </w:r>
-      <w:r>
-        <w:fldChar w:fldCharType="separate"/>
-      </w:r>
-      <w:r>
-        <w:rPr>
-          <w:noProof/>
-        </w:rPr>
-        <w:t>22</w:t>
-      </w:r>
-      <w:r>
-        <w:fldChar w:fldCharType="end"/>
-      </w:r>
-      <w:bookmarkEnd w:id="16"/>
-      <w:r>
-        <w:t>: damage formula</w:t>
-      </w:r>
-    </w:p>
-    <w:p>
-      <w:pPr>
-        <w:pStyle w:val="Pseoudocode"/>
-      </w:pPr>
-      <w:r>
-        <w:t>/**</w:t>
-      </w:r>
-      <w:r>
-        <w:br/>
-        <w:t xml:space="preserve"> * Calculates the character's damage output.</w:t>
-      </w:r>
-      <w:r>
-        <w:br/>
-        <w:t xml:space="preserve"> * Uses strength for physical weapons, intelligence for magical weapons.</w:t>
-      </w:r>
-      <w:r>
-        <w:br/>
-        <w:t xml:space="preserve"> *</w:t>
-      </w:r>
-      <w:r>
-        <w:br/>
-        <w:t xml:space="preserve"> * @return Total damage the character can deal</w:t>
-      </w:r>
-      <w:r>
-        <w:br/>
-        <w:t xml:space="preserve"> */</w:t>
-      </w:r>
-      <w:r>
-        <w:br/>
-        <w:t>public double getDamage()</w:t>
-      </w:r>
-      <w:r>
-        <w:br/>
-        <w:t>{</w:t>
-      </w:r>
-      <w:r>
-        <w:br/>
-        <w:t xml:space="preserve">    double damage_multiplier = 1;</w:t>
-      </w:r>
-      <w:r>
-        <w:br/>
-      </w:r>
-      <w:r>
-        <w:br/>
-        <w:t xml:space="preserve">    if (getStatus() == CharacterStatus.CRITICALLY_HURT)</w:t>
-      </w:r>
-      <w:r>
-        <w:br/>
-        <w:t xml:space="preserve">    {</w:t>
-      </w:r>
-      <w:r>
-        <w:br/>
-        <w:t xml:space="preserve">        damage_multiplier = GameManager.DAMAGE_REDUCTION_WHEN_CRITICAL_STATUS;</w:t>
-      </w:r>
-      <w:r>
-        <w:br/>
-        <w:t xml:space="preserve">    }</w:t>
-      </w:r>
-      <w:r>
-        <w:br/>
-      </w:r>
-      <w:r>
-        <w:br/>
-        <w:t xml:space="preserve">    if (equippedWeapon.isMagic())</w:t>
-      </w:r>
-      <w:r>
-        <w:br/>
-        <w:t xml:space="preserve">    {</w:t>
-      </w:r>
-      <w:r>
-        <w:br/>
-        <w:t xml:space="preserve">        return equippedWeapon.getDamage() * (1 + intelligence * GameManager.DAMAGE_MULTIPLIER_PER_INTELLIGENCE) * damage_multiplier;</w:t>
-      </w:r>
-      <w:r>
-        <w:br/>
-        <w:t xml:space="preserve">    }</w:t>
-      </w:r>
-      <w:r>
-        <w:br/>
-      </w:r>
-      <w:r>
-        <w:br/>
-        <w:t xml:space="preserve">    return equippedWeapon.getDamage() * (1 + strength * GameManager.DAMAGE_MULTIPLIER_PER_STRENGTH) * damage_multiplier;</w:t>
-      </w:r>
-      <w:r>
-        <w:br/>
-        <w:t>}</w:t>
-      </w:r>
-    </w:p>
-    <w:p>
-      <w:pPr>
-        <w:pStyle w:val="Caption"/>
-      </w:pPr>
-      <w:r>
-        <w:t xml:space="preserve">Figure </w:t>
-      </w:r>
-      <w:r>
-        <w:fldChar w:fldCharType="begin"/>
-      </w:r>
-      <w:r>
-        <w:instrText xml:space="preserve"> SEQ Figure \* ARABIC </w:instrText>
-      </w:r>
-      <w:r>
-        <w:fldChar w:fldCharType="separate"/>
-      </w:r>
-      <w:r>
-        <w:rPr>
-          <w:noProof/>
-        </w:rPr>
-        <w:t>23</w:t>
-      </w:r>
-      <w:r>
-        <w:fldChar w:fldCharType="end"/>
-      </w:r>
-      <w:r>
-        <w:t>: getDamage method</w:t>
-      </w:r>
-    </w:p>
-    <w:p>
-      <w:r>
-        <w:rPr>
-          <w:lang w:val="en-AT"/>
-        </w:rPr>
-        <w:t>The takeDamage method handles incoming damage.</w:t>
-      </w:r>
-      <w:r>
-        <w:rPr>
-          <w:lang w:val="en-AT"/>
-        </w:rPr>
-        <w:t xml:space="preserve"> </w:t>
-      </w:r>
-      <w:r>
-        <w:rPr>
-          <w:lang w:val="en-AT"/>
-        </w:rPr>
-        <w:t>First, the dodgeRoll method gets called, which determines a dodge</w:t>
-      </w:r>
-      <w:r>
-        <w:rPr>
-          <w:lang w:val="en-AT"/>
-        </w:rPr>
-        <w:t xml:space="preserve"> based on the players dexterity.</w:t>
-      </w:r>
-      <w:r>
-        <w:t xml:space="preserve"> </w:t>
-      </w:r>
-      <w:r>
         <w:t xml:space="preserve">Incoming damage gets subtracted by the current defense. </w:t>
       </w:r>
       <w:r>
@@ -8378,7 +10193,15 @@
         <w:t xml:space="preserve">Current health gets reduced by the damage after the defense got subtracted. </w:t>
       </w:r>
       <w:r>
-        <w:t>If the character reaches zero health, the abstract onDeath method gets called.</w:t>
+        <w:t xml:space="preserve">If the character reaches zero health, the abstract </w:t>
+      </w:r>
+      <w:proofErr w:type="spellStart"/>
+      <w:r>
+        <w:t>onDeath</w:t>
+      </w:r>
+      <w:proofErr w:type="spellEnd"/>
+      <w:r>
+        <w:t xml:space="preserve"> method gets called.</w:t>
       </w:r>
     </w:p>
     <w:p>
@@ -8395,7 +10218,15 @@
       </w:r>
       <w:r>
         <w:br/>
-        <w:t xml:space="preserve"> * Damage is reduced by defense, then subtracted from health.</w:t>
+        <w:t xml:space="preserve"> * Damage is reduced by </w:t>
+      </w:r>
+      <w:proofErr w:type="spellStart"/>
+      <w:r>
+        <w:t>defense</w:t>
+      </w:r>
+      <w:proofErr w:type="spellEnd"/>
+      <w:r>
+        <w:t>, then subtracted from health.</w:t>
       </w:r>
       <w:r>
         <w:br/>
@@ -8415,7 +10246,15 @@
       </w:r>
       <w:r>
         <w:br/>
-        <w:t>public void takeDamage(double damage)</w:t>
+        <w:t xml:space="preserve">public void </w:t>
+      </w:r>
+      <w:proofErr w:type="spellStart"/>
+      <w:r>
+        <w:t>takeDamage</w:t>
+      </w:r>
+      <w:proofErr w:type="spellEnd"/>
+      <w:r>
+        <w:t>(double damage)</w:t>
       </w:r>
       <w:r>
         <w:br/>
@@ -8423,7 +10262,15 @@
       </w:r>
       <w:r>
         <w:br/>
-        <w:t xml:space="preserve">    if (dodgeRoll())</w:t>
+        <w:t xml:space="preserve">    if (</w:t>
+      </w:r>
+      <w:proofErr w:type="spellStart"/>
+      <w:r>
+        <w:t>dodgeRoll</w:t>
+      </w:r>
+      <w:proofErr w:type="spellEnd"/>
+      <w:r>
+        <w:t>())</w:t>
       </w:r>
       <w:r>
         <w:br/>
@@ -8431,7 +10278,23 @@
       </w:r>
       <w:r>
         <w:br/>
-        <w:t xml:space="preserve">        IO.println(getName() + " dodged the attack!");</w:t>
+        <w:t xml:space="preserve">        </w:t>
+      </w:r>
+      <w:proofErr w:type="spellStart"/>
+      <w:r>
+        <w:t>IO.println</w:t>
+      </w:r>
+      <w:proofErr w:type="spellEnd"/>
+      <w:r>
+        <w:t>(</w:t>
+      </w:r>
+      <w:proofErr w:type="spellStart"/>
+      <w:r>
+        <w:t>getName</w:t>
+      </w:r>
+      <w:proofErr w:type="spellEnd"/>
+      <w:r>
+        <w:t>() + " dodged the attack!");</w:t>
       </w:r>
       <w:r>
         <w:br/>
@@ -8446,25 +10309,113 @@
       </w:r>
       <w:r>
         <w:br/>
-        <w:t xml:space="preserve">    double damageTaken = Math.max(damage - getCurrentDefense(), 0);</w:t>
-      </w:r>
-      <w:r>
-        <w:br/>
-        <w:t xml:space="preserve">    IO.println(getName() + " takes " + Math.round(damageTaken) + " damage!");</w:t>
-      </w:r>
-      <w:r>
-        <w:br/>
-      </w:r>
-      <w:r>
-        <w:br/>
-        <w:t xml:space="preserve">    getEquippedArmour().reduceDurability(damageTaken);</w:t>
-      </w:r>
-      <w:r>
-        <w:br/>
-      </w:r>
-      <w:r>
-        <w:br/>
-        <w:t xml:space="preserve">    health -= damageTaken;</w:t>
+        <w:t xml:space="preserve">    double </w:t>
+      </w:r>
+      <w:proofErr w:type="spellStart"/>
+      <w:r>
+        <w:t>damageTaken</w:t>
+      </w:r>
+      <w:proofErr w:type="spellEnd"/>
+      <w:r>
+        <w:t xml:space="preserve"> = </w:t>
+      </w:r>
+      <w:proofErr w:type="spellStart"/>
+      <w:r>
+        <w:t>Math.max</w:t>
+      </w:r>
+      <w:proofErr w:type="spellEnd"/>
+      <w:r>
+        <w:t xml:space="preserve">(damage - </w:t>
+      </w:r>
+      <w:proofErr w:type="spellStart"/>
+      <w:r>
+        <w:t>getCurrentDefense</w:t>
+      </w:r>
+      <w:proofErr w:type="spellEnd"/>
+      <w:r>
+        <w:t>(), 0);</w:t>
+      </w:r>
+      <w:r>
+        <w:br/>
+        <w:t xml:space="preserve">    </w:t>
+      </w:r>
+      <w:proofErr w:type="spellStart"/>
+      <w:r>
+        <w:t>IO.println</w:t>
+      </w:r>
+      <w:proofErr w:type="spellEnd"/>
+      <w:r>
+        <w:t>(</w:t>
+      </w:r>
+      <w:proofErr w:type="spellStart"/>
+      <w:r>
+        <w:t>getName</w:t>
+      </w:r>
+      <w:proofErr w:type="spellEnd"/>
+      <w:r>
+        <w:t xml:space="preserve">() + " takes " + </w:t>
+      </w:r>
+      <w:proofErr w:type="spellStart"/>
+      <w:r>
+        <w:t>Math.round</w:t>
+      </w:r>
+      <w:proofErr w:type="spellEnd"/>
+      <w:r>
+        <w:t>(</w:t>
+      </w:r>
+      <w:proofErr w:type="spellStart"/>
+      <w:r>
+        <w:t>damageTaken</w:t>
+      </w:r>
+      <w:proofErr w:type="spellEnd"/>
+      <w:r>
+        <w:t>) + " damage!");</w:t>
+      </w:r>
+      <w:r>
+        <w:br/>
+      </w:r>
+      <w:r>
+        <w:br/>
+        <w:t xml:space="preserve">    </w:t>
+      </w:r>
+      <w:proofErr w:type="spellStart"/>
+      <w:r>
+        <w:t>getEquippedArmour</w:t>
+      </w:r>
+      <w:proofErr w:type="spellEnd"/>
+      <w:r>
+        <w:t>().</w:t>
+      </w:r>
+      <w:proofErr w:type="spellStart"/>
+      <w:r>
+        <w:t>reduceDurability</w:t>
+      </w:r>
+      <w:proofErr w:type="spellEnd"/>
+      <w:r>
+        <w:t>(</w:t>
+      </w:r>
+      <w:proofErr w:type="spellStart"/>
+      <w:r>
+        <w:t>damageTaken</w:t>
+      </w:r>
+      <w:proofErr w:type="spellEnd"/>
+      <w:r>
+        <w:t>);</w:t>
+      </w:r>
+      <w:r>
+        <w:br/>
+      </w:r>
+      <w:r>
+        <w:br/>
+        <w:t xml:space="preserve">    health -= </w:t>
+      </w:r>
+      <w:proofErr w:type="spellStart"/>
+      <w:r>
+        <w:t>damageTaken</w:t>
+      </w:r>
+      <w:proofErr w:type="spellEnd"/>
+      <w:r>
+        <w:t>;</w:t>
       </w:r>
       <w:r>
         <w:br/>
@@ -8480,11 +10431,35 @@
       </w:r>
       <w:r>
         <w:br/>
-        <w:t xml:space="preserve">        IO.println(getName() + " died!");</w:t>
-      </w:r>
-      <w:r>
-        <w:br/>
-        <w:t xml:space="preserve">        onDeath();</w:t>
+        <w:t xml:space="preserve">        </w:t>
+      </w:r>
+      <w:proofErr w:type="spellStart"/>
+      <w:r>
+        <w:t>IO.println</w:t>
+      </w:r>
+      <w:proofErr w:type="spellEnd"/>
+      <w:r>
+        <w:t>(</w:t>
+      </w:r>
+      <w:proofErr w:type="spellStart"/>
+      <w:r>
+        <w:t>getName</w:t>
+      </w:r>
+      <w:proofErr w:type="spellEnd"/>
+      <w:r>
+        <w:t>() + " died!");</w:t>
+      </w:r>
+      <w:r>
+        <w:br/>
+        <w:t xml:space="preserve">        </w:t>
+      </w:r>
+      <w:proofErr w:type="spellStart"/>
+      <w:r>
+        <w:t>onDeath</w:t>
+      </w:r>
+      <w:proofErr w:type="spellEnd"/>
+      <w:r>
+        <w:t>();</w:t>
       </w:r>
       <w:r>
         <w:br/>
@@ -8524,7 +10499,15 @@
         <w:fldChar w:fldCharType="end"/>
       </w:r>
       <w:r>
-        <w:t>: takeDamage method</w:t>
+        <w:t xml:space="preserve">: </w:t>
+      </w:r>
+      <w:proofErr w:type="spellStart"/>
+      <w:r>
+        <w:t>takeDamage</w:t>
+      </w:r>
+      <w:proofErr w:type="spellEnd"/>
+      <w:r>
+        <w:t xml:space="preserve"> method</w:t>
       </w:r>
     </w:p>
     <w:p>
@@ -8540,13 +10523,37 @@
         <w:t xml:space="preserve">The defend method raises the shield of a character. </w:t>
       </w:r>
       <w:r>
-        <w:t>This sets the isDefending flag to true</w:t>
+        <w:t xml:space="preserve">This sets the </w:t>
+      </w:r>
+      <w:proofErr w:type="spellStart"/>
+      <w:r>
+        <w:t>isDefending</w:t>
+      </w:r>
+      <w:proofErr w:type="spellEnd"/>
+      <w:r>
+        <w:t xml:space="preserve"> </w:t>
+      </w:r>
+      <w:proofErr w:type="gramStart"/>
+      <w:r>
+        <w:t>flag to</w:t>
+      </w:r>
+      <w:proofErr w:type="gramEnd"/>
+      <w:r>
+        <w:t xml:space="preserve"> true</w:t>
       </w:r>
       <w:r>
         <w:t xml:space="preserve">. </w:t>
       </w:r>
       <w:r>
-        <w:t xml:space="preserve">The defense only gets calculated in the getCurrentDefense method seen in </w:t>
+        <w:t xml:space="preserve">The defense only gets calculated in the </w:t>
+      </w:r>
+      <w:proofErr w:type="spellStart"/>
+      <w:r>
+        <w:t>getCurrentDefense</w:t>
+      </w:r>
+      <w:proofErr w:type="spellEnd"/>
+      <w:r>
+        <w:t xml:space="preserve"> method seen in </w:t>
       </w:r>
       <w:r>
         <w:fldChar w:fldCharType="begin"/>
@@ -8586,7 +10593,15 @@
       </w:r>
       <w:r>
         <w:br/>
-        <w:t xml:space="preserve"> * While defending, the character gains additional defense from their shield.</w:t>
+        <w:t xml:space="preserve"> * While defending, the character gains additional </w:t>
+      </w:r>
+      <w:proofErr w:type="spellStart"/>
+      <w:r>
+        <w:t>defense</w:t>
+      </w:r>
+      <w:proofErr w:type="spellEnd"/>
+      <w:r>
+        <w:t xml:space="preserve"> from their shield.</w:t>
       </w:r>
       <w:r>
         <w:br/>
@@ -8597,7 +10612,15 @@
       </w:r>
       <w:r>
         <w:br/>
-        <w:t>public void defend()</w:t>
+        <w:t xml:space="preserve">public void </w:t>
+      </w:r>
+      <w:proofErr w:type="gramStart"/>
+      <w:r>
+        <w:t>defend(</w:t>
+      </w:r>
+      <w:proofErr w:type="gramEnd"/>
+      <w:r>
+        <w:t>)</w:t>
       </w:r>
       <w:r>
         <w:br/>
@@ -8605,23 +10628,78 @@
       </w:r>
       <w:r>
         <w:br/>
-        <w:t xml:space="preserve">    IO.println(getName() + " is defending for " + equippedShield.getDefense() + " extra defense!");</w:t>
-      </w:r>
-      <w:r>
-        <w:br/>
-        <w:t xml:space="preserve">    isDefending = true;</w:t>
-      </w:r>
-      <w:r>
-        <w:br/>
         <w:t xml:space="preserve">    </w:t>
       </w:r>
+      <w:proofErr w:type="spellStart"/>
+      <w:proofErr w:type="gramStart"/>
+      <w:r>
+        <w:t>IO.println</w:t>
+      </w:r>
+      <w:proofErr w:type="spellEnd"/>
+      <w:proofErr w:type="gramEnd"/>
+      <w:r>
+        <w:t>(</w:t>
+      </w:r>
+      <w:proofErr w:type="spellStart"/>
+      <w:proofErr w:type="gramStart"/>
+      <w:r>
+        <w:t>getName</w:t>
+      </w:r>
+      <w:proofErr w:type="spellEnd"/>
+      <w:r>
+        <w:t>(</w:t>
+      </w:r>
+      <w:proofErr w:type="gramEnd"/>
+      <w:r>
+        <w:t xml:space="preserve">) + " is defending for " + </w:t>
+      </w:r>
+      <w:proofErr w:type="spellStart"/>
+      <w:r>
+        <w:t>equippedShield.getDefense</w:t>
+      </w:r>
+      <w:proofErr w:type="spellEnd"/>
+      <w:r>
+        <w:t xml:space="preserve">() + " extra </w:t>
+      </w:r>
+      <w:proofErr w:type="spellStart"/>
+      <w:r>
+        <w:t>defense</w:t>
+      </w:r>
+      <w:proofErr w:type="spellEnd"/>
+      <w:r>
+        <w:t>!");</w:t>
+      </w:r>
+      <w:r>
+        <w:br/>
+        <w:t xml:space="preserve">    </w:t>
+      </w:r>
+      <w:proofErr w:type="spellStart"/>
+      <w:r>
+        <w:t>isDefending</w:t>
+      </w:r>
+      <w:proofErr w:type="spellEnd"/>
+      <w:r>
+        <w:t xml:space="preserve"> = true;</w:t>
+      </w:r>
+      <w:r>
+        <w:br/>
+        <w:t xml:space="preserve">    </w:t>
+      </w:r>
       <w:r>
         <w:br/>
         <w:t xml:space="preserve">    // Grant PP to players when defending</w:t>
       </w:r>
       <w:r>
         <w:br/>
-        <w:t xml:space="preserve">    if (this instanceof Player player)</w:t>
+        <w:t xml:space="preserve">    if (this </w:t>
+      </w:r>
+      <w:proofErr w:type="spellStart"/>
+      <w:r>
+        <w:t>instanceof</w:t>
+      </w:r>
+      <w:proofErr w:type="spellEnd"/>
+      <w:r>
+        <w:t xml:space="preserve"> Player player)</w:t>
       </w:r>
       <w:r>
         <w:br/>
@@ -8629,7 +10707,23 @@
       </w:r>
       <w:r>
         <w:br/>
-        <w:t xml:space="preserve">        player.gainPP(equippedShield.getPpGain());</w:t>
+        <w:t xml:space="preserve">        </w:t>
+      </w:r>
+      <w:proofErr w:type="spellStart"/>
+      <w:r>
+        <w:t>player.gainPP</w:t>
+      </w:r>
+      <w:proofErr w:type="spellEnd"/>
+      <w:r>
+        <w:t>(</w:t>
+      </w:r>
+      <w:proofErr w:type="spellStart"/>
+      <w:r>
+        <w:t>equippedShield.getPpGain</w:t>
+      </w:r>
+      <w:proofErr w:type="spellEnd"/>
+      <w:r>
+        <w:t>());</w:t>
       </w:r>
       <w:r>
         <w:br/>
@@ -8669,12 +10763,28 @@
         <w:fldChar w:fldCharType="end"/>
       </w:r>
       <w:r>
-        <w:t>: defend Method</w:t>
-      </w:r>
-    </w:p>
-    <w:p>
-      <w:r>
-        <w:t>The getCurrentDefense method returns the sum of the defense value of the equipped armor and if the player is defending, also the equipped shield.</w:t>
+        <w:t xml:space="preserve">: </w:t>
+      </w:r>
+      <w:proofErr w:type="gramStart"/>
+      <w:r>
+        <w:t>defend</w:t>
+      </w:r>
+      <w:proofErr w:type="gramEnd"/>
+      <w:r>
+        <w:t xml:space="preserve"> Method</w:t>
+      </w:r>
+    </w:p>
+    <w:p>
+      <w:r>
+        <w:t xml:space="preserve">The </w:t>
+      </w:r>
+      <w:proofErr w:type="spellStart"/>
+      <w:r>
+        <w:t>getCurrentDefense</w:t>
+      </w:r>
+      <w:proofErr w:type="spellEnd"/>
+      <w:r>
+        <w:t xml:space="preserve"> method returns the sum of the defense value of the equipped armor and if the player is defending, also the equipped shield.</w:t>
       </w:r>
     </w:p>
     <w:p>
@@ -8699,25 +10809,25 @@
           <w:lang w:val="en-AT"/>
         </w:rPr>
         <w:br/>
-        <w:t xml:space="preserve"> * Calculates the character's total defense value.</w:t>
-      </w:r>
+        <w:t xml:space="preserve"> * Calculates the character's total </w:t>
+      </w:r>
+      <w:proofErr w:type="spellStart"/>
       <w:r>
         <w:rPr>
           <w:i/>
           <w:iCs/>
           <w:lang w:val="en-AT"/>
         </w:rPr>
-        <w:br/>
-        <w:t xml:space="preserve"> * Includes shield defense only when actively defending.</w:t>
-      </w:r>
+        <w:t>defense</w:t>
+      </w:r>
+      <w:proofErr w:type="spellEnd"/>
       <w:r>
         <w:rPr>
           <w:i/>
           <w:iCs/>
           <w:lang w:val="en-AT"/>
         </w:rPr>
-        <w:br/>
-        <w:t xml:space="preserve"> *</w:t>
+        <w:t xml:space="preserve"> value.</w:t>
       </w:r>
       <w:r>
         <w:rPr>
@@ -8726,36 +10836,112 @@
           <w:lang w:val="en-AT"/>
         </w:rPr>
         <w:br/>
-        <w:t xml:space="preserve"> * @return Total defense points</w:t>
-      </w:r>
+        <w:t xml:space="preserve"> * Includes shield </w:t>
+      </w:r>
+      <w:proofErr w:type="spellStart"/>
       <w:r>
         <w:rPr>
           <w:i/>
           <w:iCs/>
           <w:lang w:val="en-AT"/>
         </w:rPr>
-        <w:br/>
-        <w:t xml:space="preserve"> */</w:t>
-      </w:r>
+        <w:t>defense</w:t>
+      </w:r>
+      <w:proofErr w:type="spellEnd"/>
       <w:r>
         <w:rPr>
           <w:i/>
           <w:iCs/>
           <w:lang w:val="en-AT"/>
         </w:rPr>
-        <w:br/>
-      </w:r>
-      <w:r>
-        <w:rPr>
+        <w:t xml:space="preserve"> only when actively defending.</w:t>
+      </w:r>
+      <w:r>
+        <w:rPr>
+          <w:i/>
+          <w:iCs/>
           <w:lang w:val="en-AT"/>
         </w:rPr>
-        <w:t>public double getCurrentDefense()</w:t>
-      </w:r>
-      <w:r>
-        <w:rPr>
+        <w:br/>
+        <w:t xml:space="preserve"> *</w:t>
+      </w:r>
+      <w:r>
+        <w:rPr>
+          <w:i/>
+          <w:iCs/>
           <w:lang w:val="en-AT"/>
         </w:rPr>
         <w:br/>
+        <w:t xml:space="preserve"> * @return Total </w:t>
+      </w:r>
+      <w:proofErr w:type="spellStart"/>
+      <w:r>
+        <w:rPr>
+          <w:i/>
+          <w:iCs/>
+          <w:lang w:val="en-AT"/>
+        </w:rPr>
+        <w:t>defense</w:t>
+      </w:r>
+      <w:proofErr w:type="spellEnd"/>
+      <w:r>
+        <w:rPr>
+          <w:i/>
+          <w:iCs/>
+          <w:lang w:val="en-AT"/>
+        </w:rPr>
+        <w:t xml:space="preserve"> points</w:t>
+      </w:r>
+      <w:r>
+        <w:rPr>
+          <w:i/>
+          <w:iCs/>
+          <w:lang w:val="en-AT"/>
+        </w:rPr>
+        <w:br/>
+        <w:t xml:space="preserve"> */</w:t>
+      </w:r>
+      <w:r>
+        <w:rPr>
+          <w:i/>
+          <w:iCs/>
+          <w:lang w:val="en-AT"/>
+        </w:rPr>
+        <w:br/>
+      </w:r>
+      <w:r>
+        <w:rPr>
+          <w:lang w:val="en-AT"/>
+        </w:rPr>
+        <w:t xml:space="preserve">public double </w:t>
+      </w:r>
+      <w:proofErr w:type="spellStart"/>
+      <w:proofErr w:type="gramStart"/>
+      <w:r>
+        <w:rPr>
+          <w:lang w:val="en-AT"/>
+        </w:rPr>
+        <w:t>getCurrentDefense</w:t>
+      </w:r>
+      <w:proofErr w:type="spellEnd"/>
+      <w:r>
+        <w:rPr>
+          <w:lang w:val="en-AT"/>
+        </w:rPr>
+        <w:t>(</w:t>
+      </w:r>
+      <w:proofErr w:type="gramEnd"/>
+      <w:r>
+        <w:rPr>
+          <w:lang w:val="en-AT"/>
+        </w:rPr>
+        <w:t>)</w:t>
+      </w:r>
+      <w:r>
+        <w:rPr>
+          <w:lang w:val="en-AT"/>
+        </w:rPr>
+        <w:br/>
         <w:t>{</w:t>
       </w:r>
       <w:r>
@@ -8763,47 +10949,193 @@
           <w:lang w:val="en-AT"/>
         </w:rPr>
         <w:br/>
-        <w:t xml:space="preserve">    if (isDefending())</w:t>
-      </w:r>
+        <w:t xml:space="preserve">    if (</w:t>
+      </w:r>
+      <w:proofErr w:type="spellStart"/>
+      <w:proofErr w:type="gramStart"/>
       <w:r>
         <w:rPr>
           <w:lang w:val="en-AT"/>
         </w:rPr>
-        <w:br/>
-        <w:t xml:space="preserve">    {</w:t>
-      </w:r>
+        <w:t>isDefending</w:t>
+      </w:r>
+      <w:proofErr w:type="spellEnd"/>
       <w:r>
         <w:rPr>
           <w:lang w:val="en-AT"/>
         </w:rPr>
-        <w:br/>
-        <w:t xml:space="preserve">        return (getEquippedArmour().getDefense() + getEquippedShield().getDefense());</w:t>
-      </w:r>
+        <w:t>(</w:t>
+      </w:r>
+      <w:proofErr w:type="gramEnd"/>
       <w:r>
         <w:rPr>
           <w:lang w:val="en-AT"/>
         </w:rPr>
-        <w:br/>
-        <w:t xml:space="preserve">    }</w:t>
+        <w:t>))</w:t>
       </w:r>
       <w:r>
         <w:rPr>
           <w:lang w:val="en-AT"/>
         </w:rPr>
         <w:br/>
-      </w:r>
+        <w:t xml:space="preserve"> </w:t>
+      </w:r>
+      <w:proofErr w:type="gramStart"/>
       <w:r>
         <w:rPr>
           <w:lang w:val="en-AT"/>
         </w:rPr>
-        <w:br/>
-        <w:t xml:space="preserve">    return getEquippedArmour().getDefense();</w:t>
-      </w:r>
+        <w:t xml:space="preserve">   {</w:t>
+      </w:r>
+      <w:proofErr w:type="gramEnd"/>
       <w:r>
         <w:rPr>
           <w:lang w:val="en-AT"/>
         </w:rPr>
         <w:br/>
+        <w:t xml:space="preserve">        return (</w:t>
+      </w:r>
+      <w:proofErr w:type="spellStart"/>
+      <w:r>
+        <w:rPr>
+          <w:lang w:val="en-AT"/>
+        </w:rPr>
+        <w:t>getEquippedArmour</w:t>
+      </w:r>
+      <w:proofErr w:type="spellEnd"/>
+      <w:r>
+        <w:rPr>
+          <w:lang w:val="en-AT"/>
+        </w:rPr>
+        <w:t>(</w:t>
+      </w:r>
+      <w:proofErr w:type="gramStart"/>
+      <w:r>
+        <w:rPr>
+          <w:lang w:val="en-AT"/>
+        </w:rPr>
+        <w:t>).</w:t>
+      </w:r>
+      <w:proofErr w:type="spellStart"/>
+      <w:r>
+        <w:rPr>
+          <w:lang w:val="en-AT"/>
+        </w:rPr>
+        <w:t>getDefense</w:t>
+      </w:r>
+      <w:proofErr w:type="spellEnd"/>
+      <w:proofErr w:type="gramEnd"/>
+      <w:r>
+        <w:rPr>
+          <w:lang w:val="en-AT"/>
+        </w:rPr>
+        <w:t xml:space="preserve">() + </w:t>
+      </w:r>
+      <w:proofErr w:type="spellStart"/>
+      <w:r>
+        <w:rPr>
+          <w:lang w:val="en-AT"/>
+        </w:rPr>
+        <w:t>getEquippedShield</w:t>
+      </w:r>
+      <w:proofErr w:type="spellEnd"/>
+      <w:r>
+        <w:rPr>
+          <w:lang w:val="en-AT"/>
+        </w:rPr>
+        <w:t>(</w:t>
+      </w:r>
+      <w:proofErr w:type="gramStart"/>
+      <w:r>
+        <w:rPr>
+          <w:lang w:val="en-AT"/>
+        </w:rPr>
+        <w:t>).</w:t>
+      </w:r>
+      <w:proofErr w:type="spellStart"/>
+      <w:r>
+        <w:rPr>
+          <w:lang w:val="en-AT"/>
+        </w:rPr>
+        <w:t>getDefense</w:t>
+      </w:r>
+      <w:proofErr w:type="spellEnd"/>
+      <w:proofErr w:type="gramEnd"/>
+      <w:r>
+        <w:rPr>
+          <w:lang w:val="en-AT"/>
+        </w:rPr>
+        <w:t>());</w:t>
+      </w:r>
+      <w:r>
+        <w:rPr>
+          <w:lang w:val="en-AT"/>
+        </w:rPr>
+        <w:br/>
+        <w:t xml:space="preserve">  </w:t>
+      </w:r>
+      <w:proofErr w:type="gramStart"/>
+      <w:r>
+        <w:rPr>
+          <w:lang w:val="en-AT"/>
+        </w:rPr>
+        <w:t xml:space="preserve">  }</w:t>
+      </w:r>
+      <w:proofErr w:type="gramEnd"/>
+      <w:r>
+        <w:rPr>
+          <w:lang w:val="en-AT"/>
+        </w:rPr>
+        <w:br/>
+      </w:r>
+      <w:r>
+        <w:rPr>
+          <w:lang w:val="en-AT"/>
+        </w:rPr>
+        <w:br/>
+        <w:t xml:space="preserve">    return </w:t>
+      </w:r>
+      <w:proofErr w:type="spellStart"/>
+      <w:r>
+        <w:rPr>
+          <w:lang w:val="en-AT"/>
+        </w:rPr>
+        <w:t>getEquippedArmour</w:t>
+      </w:r>
+      <w:proofErr w:type="spellEnd"/>
+      <w:r>
+        <w:rPr>
+          <w:lang w:val="en-AT"/>
+        </w:rPr>
+        <w:t>(</w:t>
+      </w:r>
+      <w:proofErr w:type="gramStart"/>
+      <w:r>
+        <w:rPr>
+          <w:lang w:val="en-AT"/>
+        </w:rPr>
+        <w:t>).</w:t>
+      </w:r>
+      <w:proofErr w:type="spellStart"/>
+      <w:r>
+        <w:rPr>
+          <w:lang w:val="en-AT"/>
+        </w:rPr>
+        <w:t>getDefense</w:t>
+      </w:r>
+      <w:proofErr w:type="spellEnd"/>
+      <w:proofErr w:type="gramEnd"/>
+      <w:r>
+        <w:rPr>
+          <w:lang w:val="en-AT"/>
+        </w:rPr>
+        <w:t>();</w:t>
+      </w:r>
+      <w:r>
+        <w:rPr>
+          <w:lang w:val="en-AT"/>
+        </w:rPr>
+        <w:br/>
         <w:t>}</w:t>
       </w:r>
     </w:p>
@@ -8835,7 +11167,15 @@
       </w:r>
       <w:bookmarkEnd w:id="17"/>
       <w:r>
-        <w:t>: getCurrentDefense method</w:t>
+        <w:t xml:space="preserve">: </w:t>
+      </w:r>
+      <w:proofErr w:type="spellStart"/>
+      <w:r>
+        <w:t>getCurrentDefense</w:t>
+      </w:r>
+      <w:proofErr w:type="spellEnd"/>
+      <w:r>
+        <w:t xml:space="preserve"> method</w:t>
       </w:r>
     </w:p>
     <w:p>
@@ -8856,7 +11196,15 @@
     </w:p>
     <w:p>
       <w:r>
-        <w:t xml:space="preserve">The equipItem method takes in an item and with the use of a switch it </w:t>
+        <w:t xml:space="preserve">The </w:t>
+      </w:r>
+      <w:proofErr w:type="spellStart"/>
+      <w:r>
+        <w:t>equipItem</w:t>
+      </w:r>
+      <w:proofErr w:type="spellEnd"/>
+      <w:r>
+        <w:t xml:space="preserve"> method takes in an item and with the use of a switch it </w:t>
       </w:r>
       <w:r>
         <w:t>determines</w:t>
@@ -8892,7 +11240,25 @@
     </w:p>
     <w:p>
       <w:r>
-        <w:t>The displayMessage and storePreviousItem flags are only used in specific circumstances like character creation.</w:t>
+        <w:t xml:space="preserve">The </w:t>
+      </w:r>
+      <w:proofErr w:type="spellStart"/>
+      <w:proofErr w:type="gramStart"/>
+      <w:r>
+        <w:t>displayMessage</w:t>
+      </w:r>
+      <w:proofErr w:type="spellEnd"/>
+      <w:proofErr w:type="gramEnd"/>
+      <w:r>
+        <w:t xml:space="preserve"> and </w:t>
+      </w:r>
+      <w:proofErr w:type="spellStart"/>
+      <w:r>
+        <w:t>storePreviousItem</w:t>
+      </w:r>
+      <w:proofErr w:type="spellEnd"/>
+      <w:r>
+        <w:t xml:space="preserve"> flags are only used in specific circumstances like character creation.</w:t>
       </w:r>
     </w:p>
     <w:p>
@@ -8924,7 +11290,15 @@
       </w:r>
       <w:r>
         <w:br/>
-        <w:t xml:space="preserve"> * @param displayMessage if equip message gets displayed or not</w:t>
+        <w:t xml:space="preserve"> * @param </w:t>
+      </w:r>
+      <w:proofErr w:type="spellStart"/>
+      <w:r>
+        <w:t>displayMessage</w:t>
+      </w:r>
+      <w:proofErr w:type="spellEnd"/>
+      <w:r>
+        <w:t xml:space="preserve"> if equip message gets displayed or not</w:t>
       </w:r>
       <w:r>
         <w:br/>
@@ -8932,7 +11306,47 @@
       </w:r>
       <w:r>
         <w:br/>
-        <w:t>public void equipItem(Item item, boolean displayMessage, boolean storePreviousItem)</w:t>
+        <w:t xml:space="preserve">public void </w:t>
+      </w:r>
+      <w:proofErr w:type="spellStart"/>
+      <w:r>
+        <w:t>equipItem</w:t>
+      </w:r>
+      <w:proofErr w:type="spellEnd"/>
+      <w:r>
+        <w:t xml:space="preserve">(Item item, </w:t>
+      </w:r>
+      <w:proofErr w:type="spellStart"/>
+      <w:r>
+        <w:t>boolean</w:t>
+      </w:r>
+      <w:proofErr w:type="spellEnd"/>
+      <w:r>
+        <w:t xml:space="preserve"> </w:t>
+      </w:r>
+      <w:proofErr w:type="spellStart"/>
+      <w:r>
+        <w:t>displayMessage</w:t>
+      </w:r>
+      <w:proofErr w:type="spellEnd"/>
+      <w:r>
+        <w:t xml:space="preserve">, </w:t>
+      </w:r>
+      <w:proofErr w:type="spellStart"/>
+      <w:r>
+        <w:t>boolean</w:t>
+      </w:r>
+      <w:proofErr w:type="spellEnd"/>
+      <w:r>
+        <w:t xml:space="preserve"> </w:t>
+      </w:r>
+      <w:proofErr w:type="spellStart"/>
+      <w:r>
+        <w:t>storePreviousItem</w:t>
+      </w:r>
+      <w:proofErr w:type="spellEnd"/>
+      <w:r>
+        <w:t>)</w:t>
       </w:r>
       <w:r>
         <w:br/>
@@ -8948,7 +11362,15 @@
       </w:r>
       <w:r>
         <w:br/>
-        <w:t xml:space="preserve">        case Weapon weapon -&gt;</w:t>
+        <w:t xml:space="preserve">        case Weapon </w:t>
+      </w:r>
+      <w:proofErr w:type="spellStart"/>
+      <w:r>
+        <w:t>weapon</w:t>
+      </w:r>
+      <w:proofErr w:type="spellEnd"/>
+      <w:r>
+        <w:t xml:space="preserve"> -&gt;</w:t>
       </w:r>
       <w:r>
         <w:br/>
@@ -8960,7 +11382,23 @@
       </w:r>
       <w:r>
         <w:br/>
-        <w:t xml:space="preserve">            if (!equippedWeapon.getName().equals("Fists") &amp;&amp; storePreviousItem)</w:t>
+        <w:t xml:space="preserve">            if (!</w:t>
+      </w:r>
+      <w:proofErr w:type="spellStart"/>
+      <w:r>
+        <w:t>equippedWeapon.getName</w:t>
+      </w:r>
+      <w:proofErr w:type="spellEnd"/>
+      <w:r>
+        <w:t xml:space="preserve">().equals("Fists") &amp;&amp; </w:t>
+      </w:r>
+      <w:proofErr w:type="spellStart"/>
+      <w:r>
+        <w:t>storePreviousItem</w:t>
+      </w:r>
+      <w:proofErr w:type="spellEnd"/>
+      <w:r>
+        <w:t>)</w:t>
       </w:r>
       <w:r>
         <w:br/>
@@ -8968,7 +11406,31 @@
       </w:r>
       <w:r>
         <w:br/>
-        <w:t xml:space="preserve">                addItemToInventory(equippedWeapon, displayMessage, false);</w:t>
+        <w:t xml:space="preserve">                </w:t>
+      </w:r>
+      <w:proofErr w:type="spellStart"/>
+      <w:r>
+        <w:t>addItemToInventory</w:t>
+      </w:r>
+      <w:proofErr w:type="spellEnd"/>
+      <w:r>
+        <w:t>(</w:t>
+      </w:r>
+      <w:proofErr w:type="spellStart"/>
+      <w:r>
+        <w:t>equippedWeapon</w:t>
+      </w:r>
+      <w:proofErr w:type="spellEnd"/>
+      <w:r>
+        <w:t xml:space="preserve">, </w:t>
+      </w:r>
+      <w:proofErr w:type="spellStart"/>
+      <w:r>
+        <w:t>displayMessage</w:t>
+      </w:r>
+      <w:proofErr w:type="spellEnd"/>
+      <w:r>
+        <w:t>, false);</w:t>
       </w:r>
       <w:r>
         <w:br/>
@@ -8976,14 +11438,30 @@
       </w:r>
       <w:r>
         <w:br/>
-        <w:t xml:space="preserve">            equippedWeapon = weapon;</w:t>
-      </w:r>
-      <w:r>
-        <w:br/>
-      </w:r>
-      <w:r>
-        <w:br/>
-        <w:t xml:space="preserve">            if (displayMessage)</w:t>
+        <w:t xml:space="preserve">            </w:t>
+      </w:r>
+      <w:proofErr w:type="spellStart"/>
+      <w:r>
+        <w:t>equippedWeapon</w:t>
+      </w:r>
+      <w:proofErr w:type="spellEnd"/>
+      <w:r>
+        <w:t xml:space="preserve"> = weapon;</w:t>
+      </w:r>
+      <w:r>
+        <w:br/>
+      </w:r>
+      <w:r>
+        <w:br/>
+        <w:t xml:space="preserve">            if (</w:t>
+      </w:r>
+      <w:proofErr w:type="spellStart"/>
+      <w:r>
+        <w:t>displayMessage</w:t>
+      </w:r>
+      <w:proofErr w:type="spellEnd"/>
+      <w:r>
+        <w:t>)</w:t>
       </w:r>
       <w:r>
         <w:br/>
@@ -8991,7 +11469,31 @@
       </w:r>
       <w:r>
         <w:br/>
-        <w:t xml:space="preserve">                IO.println(getName() + " equipped " + item.getName() + "!");</w:t>
+        <w:t xml:space="preserve">                </w:t>
+      </w:r>
+      <w:proofErr w:type="spellStart"/>
+      <w:r>
+        <w:t>IO.println</w:t>
+      </w:r>
+      <w:proofErr w:type="spellEnd"/>
+      <w:r>
+        <w:t>(</w:t>
+      </w:r>
+      <w:proofErr w:type="spellStart"/>
+      <w:r>
+        <w:t>getName</w:t>
+      </w:r>
+      <w:proofErr w:type="spellEnd"/>
+      <w:r>
+        <w:t xml:space="preserve">() + " equipped " + </w:t>
+      </w:r>
+      <w:proofErr w:type="spellStart"/>
+      <w:r>
+        <w:t>item.getName</w:t>
+      </w:r>
+      <w:proofErr w:type="spellEnd"/>
+      <w:r>
+        <w:t>() + "!");</w:t>
       </w:r>
       <w:r>
         <w:br/>
@@ -9002,7 +11504,15 @@
       </w:r>
       <w:r>
         <w:br/>
-        <w:t xml:space="preserve">            inventory.removeItem(item);</w:t>
+        <w:t xml:space="preserve">            </w:t>
+      </w:r>
+      <w:proofErr w:type="spellStart"/>
+      <w:r>
+        <w:t>inventory.removeItem</w:t>
+      </w:r>
+      <w:proofErr w:type="spellEnd"/>
+      <w:r>
+        <w:t>(item);</w:t>
       </w:r>
       <w:r>
         <w:br/>
@@ -9013,7 +11523,15 @@
       </w:r>
       <w:r>
         <w:lastRenderedPageBreak/>
-        <w:t xml:space="preserve">        case Shield shield -&gt;</w:t>
+        <w:t xml:space="preserve">        case Shield </w:t>
+      </w:r>
+      <w:proofErr w:type="spellStart"/>
+      <w:r>
+        <w:t>shield</w:t>
+      </w:r>
+      <w:proofErr w:type="spellEnd"/>
+      <w:r>
+        <w:t xml:space="preserve"> -&gt;</w:t>
       </w:r>
       <w:r>
         <w:br/>
@@ -9021,7 +11539,23 @@
       </w:r>
       <w:r>
         <w:br/>
-        <w:t xml:space="preserve">            if (!equippedShield.getName().equals("Fists") &amp;&amp; storePreviousItem)</w:t>
+        <w:t xml:space="preserve">            if (!</w:t>
+      </w:r>
+      <w:proofErr w:type="spellStart"/>
+      <w:r>
+        <w:t>equippedShield.getName</w:t>
+      </w:r>
+      <w:proofErr w:type="spellEnd"/>
+      <w:r>
+        <w:t xml:space="preserve">().equals("Fists") &amp;&amp; </w:t>
+      </w:r>
+      <w:proofErr w:type="spellStart"/>
+      <w:r>
+        <w:t>storePreviousItem</w:t>
+      </w:r>
+      <w:proofErr w:type="spellEnd"/>
+      <w:r>
+        <w:t>)</w:t>
       </w:r>
       <w:r>
         <w:br/>
@@ -9029,7 +11563,31 @@
       </w:r>
       <w:r>
         <w:br/>
-        <w:t xml:space="preserve">                addItemToInventory(equippedShield, displayMessage, false);</w:t>
+        <w:t xml:space="preserve">                </w:t>
+      </w:r>
+      <w:proofErr w:type="spellStart"/>
+      <w:r>
+        <w:t>addItemToInventory</w:t>
+      </w:r>
+      <w:proofErr w:type="spellEnd"/>
+      <w:r>
+        <w:t>(</w:t>
+      </w:r>
+      <w:proofErr w:type="spellStart"/>
+      <w:r>
+        <w:t>equippedShield</w:t>
+      </w:r>
+      <w:proofErr w:type="spellEnd"/>
+      <w:r>
+        <w:t xml:space="preserve">, </w:t>
+      </w:r>
+      <w:proofErr w:type="spellStart"/>
+      <w:r>
+        <w:t>displayMessage</w:t>
+      </w:r>
+      <w:proofErr w:type="spellEnd"/>
+      <w:r>
+        <w:t>, false);</w:t>
       </w:r>
       <w:r>
         <w:br/>
@@ -9037,14 +11595,30 @@
       </w:r>
       <w:r>
         <w:br/>
-        <w:t xml:space="preserve">            equippedShield = shield;</w:t>
-      </w:r>
-      <w:r>
-        <w:br/>
-      </w:r>
-      <w:r>
-        <w:br/>
-        <w:t xml:space="preserve">            if (displayMessage)</w:t>
+        <w:t xml:space="preserve">            </w:t>
+      </w:r>
+      <w:proofErr w:type="spellStart"/>
+      <w:r>
+        <w:t>equippedShield</w:t>
+      </w:r>
+      <w:proofErr w:type="spellEnd"/>
+      <w:r>
+        <w:t xml:space="preserve"> = shield;</w:t>
+      </w:r>
+      <w:r>
+        <w:br/>
+      </w:r>
+      <w:r>
+        <w:br/>
+        <w:t xml:space="preserve">            if (</w:t>
+      </w:r>
+      <w:proofErr w:type="spellStart"/>
+      <w:r>
+        <w:t>displayMessage</w:t>
+      </w:r>
+      <w:proofErr w:type="spellEnd"/>
+      <w:r>
+        <w:t>)</w:t>
       </w:r>
       <w:r>
         <w:br/>
@@ -9052,7 +11626,31 @@
       </w:r>
       <w:r>
         <w:br/>
-        <w:t xml:space="preserve">                IO.println(getName() + " equipped " + item.getName() + "!");</w:t>
+        <w:t xml:space="preserve">                </w:t>
+      </w:r>
+      <w:proofErr w:type="spellStart"/>
+      <w:r>
+        <w:t>IO.println</w:t>
+      </w:r>
+      <w:proofErr w:type="spellEnd"/>
+      <w:r>
+        <w:t>(</w:t>
+      </w:r>
+      <w:proofErr w:type="spellStart"/>
+      <w:r>
+        <w:t>getName</w:t>
+      </w:r>
+      <w:proofErr w:type="spellEnd"/>
+      <w:r>
+        <w:t xml:space="preserve">() + " equipped " + </w:t>
+      </w:r>
+      <w:proofErr w:type="spellStart"/>
+      <w:r>
+        <w:t>item.getName</w:t>
+      </w:r>
+      <w:proofErr w:type="spellEnd"/>
+      <w:r>
+        <w:t>() + "!");</w:t>
       </w:r>
       <w:r>
         <w:br/>
@@ -9063,7 +11661,15 @@
       </w:r>
       <w:r>
         <w:br/>
-        <w:t xml:space="preserve">            inventory.removeItem(item);</w:t>
+        <w:t xml:space="preserve">            </w:t>
+      </w:r>
+      <w:proofErr w:type="spellStart"/>
+      <w:r>
+        <w:t>inventory.removeItem</w:t>
+      </w:r>
+      <w:proofErr w:type="spellEnd"/>
+      <w:r>
+        <w:t>(item);</w:t>
       </w:r>
       <w:r>
         <w:br/>
@@ -9071,7 +11677,15 @@
       </w:r>
       <w:r>
         <w:br/>
-        <w:t xml:space="preserve">        case Armour armour -&gt;</w:t>
+        <w:t xml:space="preserve">        case Armour </w:t>
+      </w:r>
+      <w:proofErr w:type="spellStart"/>
+      <w:r>
+        <w:t>armour</w:t>
+      </w:r>
+      <w:proofErr w:type="spellEnd"/>
+      <w:r>
+        <w:t xml:space="preserve"> -&gt;</w:t>
       </w:r>
       <w:r>
         <w:br/>
@@ -9079,7 +11693,23 @@
       </w:r>
       <w:r>
         <w:br/>
-        <w:t xml:space="preserve">            if (item.getWeight() != 0 &amp;&amp; storePreviousItem)</w:t>
+        <w:t xml:space="preserve">            if (</w:t>
+      </w:r>
+      <w:proofErr w:type="spellStart"/>
+      <w:r>
+        <w:t>item.getWeight</w:t>
+      </w:r>
+      <w:proofErr w:type="spellEnd"/>
+      <w:r>
+        <w:t xml:space="preserve">() != 0 &amp;&amp; </w:t>
+      </w:r>
+      <w:proofErr w:type="spellStart"/>
+      <w:r>
+        <w:t>storePreviousItem</w:t>
+      </w:r>
+      <w:proofErr w:type="spellEnd"/>
+      <w:r>
+        <w:t>)</w:t>
       </w:r>
       <w:r>
         <w:br/>
@@ -9087,7 +11717,31 @@
       </w:r>
       <w:r>
         <w:br/>
-        <w:t xml:space="preserve">                addItemToInventory(equippedArmour, displayMessage, false);</w:t>
+        <w:t xml:space="preserve">                </w:t>
+      </w:r>
+      <w:proofErr w:type="spellStart"/>
+      <w:r>
+        <w:t>addItemToInventory</w:t>
+      </w:r>
+      <w:proofErr w:type="spellEnd"/>
+      <w:r>
+        <w:t>(</w:t>
+      </w:r>
+      <w:proofErr w:type="spellStart"/>
+      <w:r>
+        <w:t>equippedArmour</w:t>
+      </w:r>
+      <w:proofErr w:type="spellEnd"/>
+      <w:r>
+        <w:t xml:space="preserve">, </w:t>
+      </w:r>
+      <w:proofErr w:type="spellStart"/>
+      <w:r>
+        <w:t>displayMessage</w:t>
+      </w:r>
+      <w:proofErr w:type="spellEnd"/>
+      <w:r>
+        <w:t>, false);</w:t>
       </w:r>
       <w:r>
         <w:br/>
@@ -9095,14 +11749,30 @@
       </w:r>
       <w:r>
         <w:br/>
-        <w:t xml:space="preserve">            equippedArmour = armour;</w:t>
-      </w:r>
-      <w:r>
-        <w:br/>
-      </w:r>
-      <w:r>
-        <w:br/>
-        <w:t xml:space="preserve">            if (displayMessage)</w:t>
+        <w:t xml:space="preserve">            </w:t>
+      </w:r>
+      <w:proofErr w:type="spellStart"/>
+      <w:r>
+        <w:t>equippedArmour</w:t>
+      </w:r>
+      <w:proofErr w:type="spellEnd"/>
+      <w:r>
+        <w:t xml:space="preserve"> = armour;</w:t>
+      </w:r>
+      <w:r>
+        <w:br/>
+      </w:r>
+      <w:r>
+        <w:br/>
+        <w:t xml:space="preserve">            if (</w:t>
+      </w:r>
+      <w:proofErr w:type="spellStart"/>
+      <w:r>
+        <w:t>displayMessage</w:t>
+      </w:r>
+      <w:proofErr w:type="spellEnd"/>
+      <w:r>
+        <w:t>)</w:t>
       </w:r>
       <w:r>
         <w:br/>
@@ -9110,7 +11780,31 @@
       </w:r>
       <w:r>
         <w:br/>
-        <w:t xml:space="preserve">                IO.println(getName() + " equipped " + item.getName() + "!");</w:t>
+        <w:t xml:space="preserve">                </w:t>
+      </w:r>
+      <w:proofErr w:type="spellStart"/>
+      <w:r>
+        <w:t>IO.println</w:t>
+      </w:r>
+      <w:proofErr w:type="spellEnd"/>
+      <w:r>
+        <w:t>(</w:t>
+      </w:r>
+      <w:proofErr w:type="spellStart"/>
+      <w:r>
+        <w:t>getName</w:t>
+      </w:r>
+      <w:proofErr w:type="spellEnd"/>
+      <w:r>
+        <w:t xml:space="preserve">() + " equipped " + </w:t>
+      </w:r>
+      <w:proofErr w:type="spellStart"/>
+      <w:r>
+        <w:t>item.getName</w:t>
+      </w:r>
+      <w:proofErr w:type="spellEnd"/>
+      <w:r>
+        <w:t>() + "!");</w:t>
       </w:r>
       <w:r>
         <w:br/>
@@ -9121,7 +11815,15 @@
       </w:r>
       <w:r>
         <w:br/>
-        <w:t xml:space="preserve">            inventory.removeItem(item);</w:t>
+        <w:t xml:space="preserve">            </w:t>
+      </w:r>
+      <w:proofErr w:type="spellStart"/>
+      <w:r>
+        <w:t>inventory.removeItem</w:t>
+      </w:r>
+      <w:proofErr w:type="spellEnd"/>
+      <w:r>
+        <w:t>(item);</w:t>
       </w:r>
       <w:r>
         <w:br/>
@@ -9137,7 +11839,15 @@
       </w:r>
       <w:r>
         <w:br/>
-        <w:t xml:space="preserve">            if (displayMessage)</w:t>
+        <w:t xml:space="preserve">            if (</w:t>
+      </w:r>
+      <w:proofErr w:type="spellStart"/>
+      <w:r>
+        <w:t>displayMessage</w:t>
+      </w:r>
+      <w:proofErr w:type="spellEnd"/>
+      <w:r>
+        <w:t>)</w:t>
       </w:r>
       <w:r>
         <w:br/>
@@ -9149,7 +11859,23 @@
       </w:r>
       <w:r>
         <w:br/>
-        <w:t xml:space="preserve">                IO.println("Cannot equip " + item.getName() + "!");</w:t>
+        <w:t xml:space="preserve">                </w:t>
+      </w:r>
+      <w:proofErr w:type="spellStart"/>
+      <w:r>
+        <w:t>IO.println</w:t>
+      </w:r>
+      <w:proofErr w:type="spellEnd"/>
+      <w:r>
+        <w:t xml:space="preserve">("Cannot equip " + </w:t>
+      </w:r>
+      <w:proofErr w:type="spellStart"/>
+      <w:r>
+        <w:t>item.getName</w:t>
+      </w:r>
+      <w:proofErr w:type="spellEnd"/>
+      <w:r>
+        <w:t>() + "!");</w:t>
       </w:r>
       <w:r>
         <w:br/>
@@ -9200,13 +11926,29 @@
         <w:fldChar w:fldCharType="end"/>
       </w:r>
       <w:r>
-        <w:t>: equipItem method</w:t>
+        <w:t xml:space="preserve">: </w:t>
+      </w:r>
+      <w:proofErr w:type="spellStart"/>
+      <w:r>
+        <w:t>equipItem</w:t>
+      </w:r>
+      <w:proofErr w:type="spellEnd"/>
+      <w:r>
+        <w:t xml:space="preserve"> method</w:t>
       </w:r>
     </w:p>
     <w:p>
       <w:bookmarkStart w:id="18" w:name="_Toc214802875"/>
       <w:r>
-        <w:t xml:space="preserve">The dropItem method removes the </w:t>
+        <w:t xml:space="preserve">The </w:t>
+      </w:r>
+      <w:proofErr w:type="spellStart"/>
+      <w:r>
+        <w:t>dropItem</w:t>
+      </w:r>
+      <w:proofErr w:type="spellEnd"/>
+      <w:r>
+        <w:t xml:space="preserve"> method removes the </w:t>
       </w:r>
       <w:r>
         <w:t>selected item from the inventory and displays the drop message.</w:t>
@@ -9263,7 +12005,20 @@
         <w:br/>
       </w:r>
       <w:r>
-        <w:t>public void dropItem(Item item)</w:t>
+        <w:t xml:space="preserve">public void </w:t>
+      </w:r>
+      <w:proofErr w:type="spellStart"/>
+      <w:proofErr w:type="gramStart"/>
+      <w:r>
+        <w:t>dropItem</w:t>
+      </w:r>
+      <w:proofErr w:type="spellEnd"/>
+      <w:r>
+        <w:t>(</w:t>
+      </w:r>
+      <w:proofErr w:type="gramEnd"/>
+      <w:r>
+        <w:t>Item item)</w:t>
       </w:r>
       <w:r>
         <w:br/>
@@ -9271,11 +12026,31 @@
       </w:r>
       <w:r>
         <w:br/>
-        <w:t xml:space="preserve">    inventory.removeItem(item);</w:t>
-      </w:r>
-      <w:r>
-        <w:br/>
-        <w:t xml:space="preserve">    IO.</w:t>
+        <w:t xml:space="preserve">    </w:t>
+      </w:r>
+      <w:proofErr w:type="spellStart"/>
+      <w:proofErr w:type="gramStart"/>
+      <w:r>
+        <w:t>inventory.removeItem</w:t>
+      </w:r>
+      <w:proofErr w:type="spellEnd"/>
+      <w:proofErr w:type="gramEnd"/>
+      <w:r>
+        <w:t>(item</w:t>
+      </w:r>
+      <w:proofErr w:type="gramStart"/>
+      <w:r>
+        <w:t>);</w:t>
+      </w:r>
+      <w:proofErr w:type="gramEnd"/>
+      <w:r>
+        <w:br/>
+        <w:t xml:space="preserve">    </w:t>
+      </w:r>
+      <w:proofErr w:type="spellStart"/>
+      <w:proofErr w:type="gramStart"/>
+      <w:r>
+        <w:t>IO.</w:t>
       </w:r>
       <w:r>
         <w:rPr>
@@ -9284,9 +12059,39 @@
         </w:rPr>
         <w:t>println</w:t>
       </w:r>
-      <w:r>
-        <w:t>(getName() + " dropped " + item.getName() + "!");</w:t>
-      </w:r>
+      <w:proofErr w:type="spellEnd"/>
+      <w:proofErr w:type="gramEnd"/>
+      <w:r>
+        <w:t>(</w:t>
+      </w:r>
+      <w:proofErr w:type="spellStart"/>
+      <w:proofErr w:type="gramStart"/>
+      <w:r>
+        <w:t>getName</w:t>
+      </w:r>
+      <w:proofErr w:type="spellEnd"/>
+      <w:r>
+        <w:t>(</w:t>
+      </w:r>
+      <w:proofErr w:type="gramEnd"/>
+      <w:r>
+        <w:t xml:space="preserve">) + " dropped " + </w:t>
+      </w:r>
+      <w:proofErr w:type="spellStart"/>
+      <w:proofErr w:type="gramStart"/>
+      <w:r>
+        <w:t>item.getName</w:t>
+      </w:r>
+      <w:proofErr w:type="spellEnd"/>
+      <w:proofErr w:type="gramEnd"/>
+      <w:r>
+        <w:t>() + "!"</w:t>
+      </w:r>
+      <w:proofErr w:type="gramStart"/>
+      <w:r>
+        <w:t>);</w:t>
+      </w:r>
+      <w:proofErr w:type="gramEnd"/>
       <w:r>
         <w:br/>
         <w:t>}</w:t>
@@ -9318,12 +12123,28 @@
         <w:fldChar w:fldCharType="end"/>
       </w:r>
       <w:r>
-        <w:t>: dropItem method</w:t>
-      </w:r>
-    </w:p>
-    <w:p>
-      <w:r>
-        <w:t>The useItem method only works on healing items. It adds the corresponding amount of health to the character.</w:t>
+        <w:t xml:space="preserve">: </w:t>
+      </w:r>
+      <w:proofErr w:type="spellStart"/>
+      <w:r>
+        <w:t>dropItem</w:t>
+      </w:r>
+      <w:proofErr w:type="spellEnd"/>
+      <w:r>
+        <w:t xml:space="preserve"> method</w:t>
+      </w:r>
+    </w:p>
+    <w:p>
+      <w:r>
+        <w:t xml:space="preserve">The </w:t>
+      </w:r>
+      <w:proofErr w:type="spellStart"/>
+      <w:r>
+        <w:t>useItem</w:t>
+      </w:r>
+      <w:proofErr w:type="spellEnd"/>
+      <w:r>
+        <w:t xml:space="preserve"> method only works on healing items. It adds the corresponding amount of health to the character.</w:t>
       </w:r>
     </w:p>
     <w:p>
@@ -9351,23 +12172,23 @@
           <w:iCs/>
         </w:rPr>
         <w:br/>
-        <w:t xml:space="preserve"> * Currently only supports HealingPotions.</w:t>
-      </w:r>
+        <w:t xml:space="preserve"> * Currently only supports </w:t>
+      </w:r>
+      <w:proofErr w:type="spellStart"/>
       <w:r>
         <w:rPr>
           <w:i/>
           <w:iCs/>
         </w:rPr>
-        <w:br/>
-        <w:t xml:space="preserve"> *</w:t>
-      </w:r>
+        <w:t>HealingPotions</w:t>
+      </w:r>
+      <w:proofErr w:type="spellEnd"/>
       <w:r>
         <w:rPr>
           <w:i/>
           <w:iCs/>
         </w:rPr>
-        <w:br/>
-        <w:t xml:space="preserve"> * @param item The item to use</w:t>
+        <w:t>.</w:t>
       </w:r>
       <w:r>
         <w:rPr>
@@ -9375,7 +12196,7 @@
           <w:iCs/>
         </w:rPr>
         <w:br/>
-        <w:t xml:space="preserve"> */</w:t>
+        <w:t xml:space="preserve"> *</w:t>
       </w:r>
       <w:r>
         <w:rPr>
@@ -9383,43 +12204,160 @@
           <w:iCs/>
         </w:rPr>
         <w:br/>
-      </w:r>
-      <w:r>
-        <w:t>public void useItem(Item item)</w:t>
-      </w:r>
-      <w:r>
-        <w:br/>
-        <w:t>{</w:t>
-      </w:r>
-      <w:r>
-        <w:br/>
-        <w:t xml:space="preserve">    if (item instanceof HealingPotion)</w:t>
-      </w:r>
-      <w:r>
-        <w:br/>
-        <w:t xml:space="preserve">    {</w:t>
-      </w:r>
-      <w:r>
-        <w:br/>
-        <w:t xml:space="preserve">        setHealth(getHealth() + ((HealingPotion) item).getHealingAmount());</w:t>
-      </w:r>
-      <w:r>
-        <w:br/>
-        <w:t xml:space="preserve">        IO.</w:t>
+        <w:t xml:space="preserve"> * @param item The item to use</w:t>
       </w:r>
       <w:r>
         <w:rPr>
           <w:i/>
           <w:iCs/>
         </w:rPr>
+        <w:br/>
+        <w:t xml:space="preserve"> */</w:t>
+      </w:r>
+      <w:r>
+        <w:rPr>
+          <w:i/>
+          <w:iCs/>
+        </w:rPr>
+        <w:br/>
+      </w:r>
+      <w:r>
+        <w:t xml:space="preserve">public void </w:t>
+      </w:r>
+      <w:proofErr w:type="spellStart"/>
+      <w:r>
+        <w:t>useItem</w:t>
+      </w:r>
+      <w:proofErr w:type="spellEnd"/>
+      <w:r>
+        <w:t>(Item item)</w:t>
+      </w:r>
+      <w:r>
+        <w:br/>
+        <w:t>{</w:t>
+      </w:r>
+      <w:r>
+        <w:br/>
+        <w:t xml:space="preserve">    if (item </w:t>
+      </w:r>
+      <w:proofErr w:type="spellStart"/>
+      <w:r>
+        <w:t>instanceof</w:t>
+      </w:r>
+      <w:proofErr w:type="spellEnd"/>
+      <w:r>
+        <w:t xml:space="preserve"> </w:t>
+      </w:r>
+      <w:proofErr w:type="spellStart"/>
+      <w:r>
+        <w:t>HealingPotion</w:t>
+      </w:r>
+      <w:proofErr w:type="spellEnd"/>
+      <w:r>
+        <w:t>)</w:t>
+      </w:r>
+      <w:r>
+        <w:br/>
+        <w:t xml:space="preserve">    {</w:t>
+      </w:r>
+      <w:r>
+        <w:br/>
+        <w:t xml:space="preserve">        </w:t>
+      </w:r>
+      <w:proofErr w:type="spellStart"/>
+      <w:r>
+        <w:t>setHealth</w:t>
+      </w:r>
+      <w:proofErr w:type="spellEnd"/>
+      <w:r>
+        <w:t>(</w:t>
+      </w:r>
+      <w:proofErr w:type="spellStart"/>
+      <w:r>
+        <w:t>getHealth</w:t>
+      </w:r>
+      <w:proofErr w:type="spellEnd"/>
+      <w:r>
+        <w:t>() + ((</w:t>
+      </w:r>
+      <w:proofErr w:type="spellStart"/>
+      <w:r>
+        <w:t>HealingPotion</w:t>
+      </w:r>
+      <w:proofErr w:type="spellEnd"/>
+      <w:r>
+        <w:t>) item).</w:t>
+      </w:r>
+      <w:proofErr w:type="spellStart"/>
+      <w:r>
+        <w:t>getHealingAmount</w:t>
+      </w:r>
+      <w:proofErr w:type="spellEnd"/>
+      <w:r>
+        <w:t>());</w:t>
+      </w:r>
+      <w:r>
+        <w:br/>
+        <w:t xml:space="preserve">        </w:t>
+      </w:r>
+      <w:proofErr w:type="spellStart"/>
+      <w:r>
+        <w:t>IO.</w:t>
+      </w:r>
+      <w:r>
+        <w:rPr>
+          <w:i/>
+          <w:iCs/>
+        </w:rPr>
         <w:t>println</w:t>
       </w:r>
-      <w:r>
-        <w:t>(getName() + " used " + item.getName() + " and healed for " + ((HealingPotion) item).getHealingAmount() + " health!");</w:t>
-      </w:r>
-      <w:r>
-        <w:br/>
-        <w:t xml:space="preserve">        inventory.removeItem(item);</w:t>
+      <w:proofErr w:type="spellEnd"/>
+      <w:r>
+        <w:t>(</w:t>
+      </w:r>
+      <w:proofErr w:type="spellStart"/>
+      <w:r>
+        <w:t>getName</w:t>
+      </w:r>
+      <w:proofErr w:type="spellEnd"/>
+      <w:r>
+        <w:t xml:space="preserve">() + " used " + </w:t>
+      </w:r>
+      <w:proofErr w:type="spellStart"/>
+      <w:r>
+        <w:t>item.getName</w:t>
+      </w:r>
+      <w:proofErr w:type="spellEnd"/>
+      <w:r>
+        <w:t>() + " and healed for " + ((</w:t>
+      </w:r>
+      <w:proofErr w:type="spellStart"/>
+      <w:r>
+        <w:t>HealingPotion</w:t>
+      </w:r>
+      <w:proofErr w:type="spellEnd"/>
+      <w:r>
+        <w:t>) item).</w:t>
+      </w:r>
+      <w:proofErr w:type="spellStart"/>
+      <w:r>
+        <w:t>getHealingAmount</w:t>
+      </w:r>
+      <w:proofErr w:type="spellEnd"/>
+      <w:r>
+        <w:t>() + " health!");</w:t>
+      </w:r>
+      <w:r>
+        <w:br/>
+        <w:t xml:space="preserve">        </w:t>
+      </w:r>
+      <w:proofErr w:type="spellStart"/>
+      <w:r>
+        <w:t>inventory.removeItem</w:t>
+      </w:r>
+      <w:proofErr w:type="spellEnd"/>
+      <w:r>
+        <w:t>(item);</w:t>
       </w:r>
       <w:r>
         <w:br/>
@@ -9438,7 +12376,11 @@
       </w:r>
       <w:r>
         <w:br/>
-        <w:t xml:space="preserve">        IO.</w:t>
+        <w:t xml:space="preserve">        </w:t>
+      </w:r>
+      <w:proofErr w:type="spellStart"/>
+      <w:r>
+        <w:t>IO.</w:t>
       </w:r>
       <w:r>
         <w:rPr>
@@ -9447,8 +12389,17 @@
         </w:rPr>
         <w:t>println</w:t>
       </w:r>
-      <w:r>
-        <w:t>("Cannot use " + item.getName() + "!");</w:t>
+      <w:proofErr w:type="spellEnd"/>
+      <w:r>
+        <w:t xml:space="preserve">("Cannot use " + </w:t>
+      </w:r>
+      <w:proofErr w:type="spellStart"/>
+      <w:r>
+        <w:t>item.getName</w:t>
+      </w:r>
+      <w:proofErr w:type="spellEnd"/>
+      <w:r>
+        <w:t>() + "!");</w:t>
       </w:r>
       <w:r>
         <w:br/>
@@ -9488,20 +12439,56 @@
         <w:fldChar w:fldCharType="end"/>
       </w:r>
       <w:r>
-        <w:t>: useItem method</w:t>
+        <w:t xml:space="preserve">: </w:t>
+      </w:r>
+      <w:proofErr w:type="spellStart"/>
+      <w:r>
+        <w:t>useItem</w:t>
+      </w:r>
+      <w:proofErr w:type="spellEnd"/>
+      <w:r>
+        <w:t xml:space="preserve"> method</w:t>
       </w:r>
     </w:p>
     <w:p>
       <w:pPr>
         <w:pStyle w:val="Heading2"/>
       </w:pPr>
+      <w:proofErr w:type="spellStart"/>
       <w:r>
         <w:t>DisplayBoxes</w:t>
       </w:r>
-    </w:p>
-    <w:p>
-      <w:r>
-        <w:t>The static getDisplayBox() and combineEnemyBoxes() methods are responsible for displaying the</w:t>
+      <w:proofErr w:type="spellEnd"/>
+    </w:p>
+    <w:p>
+      <w:r>
+        <w:t xml:space="preserve">The static </w:t>
+      </w:r>
+      <w:proofErr w:type="spellStart"/>
+      <w:proofErr w:type="gramStart"/>
+      <w:r>
+        <w:t>getDisplayBox</w:t>
+      </w:r>
+      <w:proofErr w:type="spellEnd"/>
+      <w:r>
+        <w:t>(</w:t>
+      </w:r>
+      <w:proofErr w:type="gramEnd"/>
+      <w:r>
+        <w:t xml:space="preserve">) and </w:t>
+      </w:r>
+      <w:proofErr w:type="spellStart"/>
+      <w:proofErr w:type="gramStart"/>
+      <w:r>
+        <w:t>combineEnemyBoxes</w:t>
+      </w:r>
+      <w:proofErr w:type="spellEnd"/>
+      <w:r>
+        <w:t>(</w:t>
+      </w:r>
+      <w:proofErr w:type="gramEnd"/>
+      <w:r>
+        <w:t>) methods are responsible for displaying the</w:t>
       </w:r>
       <w:r>
         <w:t xml:space="preserve"> character boxes seen in the battles.</w:t>
@@ -9518,7 +12505,15 @@
     </w:p>
     <w:p>
       <w:r>
-        <w:t>The player extends the GameCharacter class.</w:t>
+        <w:t xml:space="preserve">The player extends the </w:t>
+      </w:r>
+      <w:proofErr w:type="spellStart"/>
+      <w:r>
+        <w:t>GameCharacter</w:t>
+      </w:r>
+      <w:proofErr w:type="spellEnd"/>
+      <w:r>
+        <w:t xml:space="preserve"> class.</w:t>
       </w:r>
       <w:r>
         <w:t xml:space="preserve"> </w:t>
@@ -9531,25 +12526,109 @@
       <w:pPr>
         <w:pStyle w:val="Pseoudocode"/>
       </w:pPr>
-      <w:r>
-        <w:t>private int level = 1;</w:t>
-      </w:r>
-      <w:r>
-        <w:br/>
-        <w:t>private int experience = 0;</w:t>
-      </w:r>
-      <w:r>
-        <w:br/>
-        <w:t>private int availableStatPoints = 0;</w:t>
-      </w:r>
-      <w:r>
-        <w:br/>
-        <w:t>private int currentPP = 0;</w:t>
-      </w:r>
-      <w:r>
-        <w:br/>
-        <w:t>private int maxPP = 100;</w:t>
-      </w:r>
+      <w:proofErr w:type="spellStart"/>
+      <w:proofErr w:type="gramStart"/>
+      <w:r>
+        <w:t>private</w:t>
+      </w:r>
+      <w:proofErr w:type="spellEnd"/>
+      <w:proofErr w:type="gramEnd"/>
+      <w:r>
+        <w:t xml:space="preserve"> int level = </w:t>
+      </w:r>
+      <w:proofErr w:type="gramStart"/>
+      <w:r>
+        <w:t>1;</w:t>
+      </w:r>
+      <w:proofErr w:type="gramEnd"/>
+      <w:r>
+        <w:br/>
+      </w:r>
+      <w:proofErr w:type="spellStart"/>
+      <w:r>
+        <w:t>private</w:t>
+      </w:r>
+      <w:proofErr w:type="spellEnd"/>
+      <w:r>
+        <w:t xml:space="preserve"> int experience = </w:t>
+      </w:r>
+      <w:proofErr w:type="gramStart"/>
+      <w:r>
+        <w:t>0;</w:t>
+      </w:r>
+      <w:proofErr w:type="gramEnd"/>
+      <w:r>
+        <w:br/>
+      </w:r>
+      <w:proofErr w:type="spellStart"/>
+      <w:r>
+        <w:t>private</w:t>
+      </w:r>
+      <w:proofErr w:type="spellEnd"/>
+      <w:r>
+        <w:t xml:space="preserve"> int </w:t>
+      </w:r>
+      <w:proofErr w:type="spellStart"/>
+      <w:r>
+        <w:t>availableStatPoints</w:t>
+      </w:r>
+      <w:proofErr w:type="spellEnd"/>
+      <w:r>
+        <w:t xml:space="preserve"> = </w:t>
+      </w:r>
+      <w:proofErr w:type="gramStart"/>
+      <w:r>
+        <w:t>0;</w:t>
+      </w:r>
+      <w:proofErr w:type="gramEnd"/>
+      <w:r>
+        <w:br/>
+      </w:r>
+      <w:proofErr w:type="spellStart"/>
+      <w:r>
+        <w:t>private</w:t>
+      </w:r>
+      <w:proofErr w:type="spellEnd"/>
+      <w:r>
+        <w:t xml:space="preserve"> int </w:t>
+      </w:r>
+      <w:proofErr w:type="spellStart"/>
+      <w:r>
+        <w:t>currentPP</w:t>
+      </w:r>
+      <w:proofErr w:type="spellEnd"/>
+      <w:r>
+        <w:t xml:space="preserve"> = </w:t>
+      </w:r>
+      <w:proofErr w:type="gramStart"/>
+      <w:r>
+        <w:t>0;</w:t>
+      </w:r>
+      <w:proofErr w:type="gramEnd"/>
+      <w:r>
+        <w:br/>
+      </w:r>
+      <w:proofErr w:type="spellStart"/>
+      <w:r>
+        <w:t>private</w:t>
+      </w:r>
+      <w:proofErr w:type="spellEnd"/>
+      <w:r>
+        <w:t xml:space="preserve"> int </w:t>
+      </w:r>
+      <w:proofErr w:type="spellStart"/>
+      <w:r>
+        <w:t>maxPP</w:t>
+      </w:r>
+      <w:proofErr w:type="spellEnd"/>
+      <w:r>
+        <w:t xml:space="preserve"> = </w:t>
+      </w:r>
+      <w:proofErr w:type="gramStart"/>
+      <w:r>
+        <w:t>100;</w:t>
+      </w:r>
+      <w:proofErr w:type="gramEnd"/>
       <w:r>
         <w:br/>
         <w:t>public static double DEFAULT_PLAYER_MAX_HEALTH = 100.0;</w:t>
@@ -9559,9 +12638,35 @@
       <w:pPr>
         <w:pStyle w:val="Pseoudocode"/>
       </w:pPr>
-      <w:r>
-        <w:t>public static int DEFAULT_PLAYER_MAX_PP = 100;</w:t>
-      </w:r>
+      <w:proofErr w:type="gramStart"/>
+      <w:r>
+        <w:t>public</w:t>
+      </w:r>
+      <w:proofErr w:type="gramEnd"/>
+      <w:r>
+        <w:t xml:space="preserve"> </w:t>
+      </w:r>
+      <w:proofErr w:type="spellStart"/>
+      <w:r>
+        <w:t>static</w:t>
+      </w:r>
+      <w:proofErr w:type="spellEnd"/>
+      <w:r>
+        <w:t xml:space="preserve"> </w:t>
+      </w:r>
+      <w:proofErr w:type="spellStart"/>
+      <w:r>
+        <w:t>int</w:t>
+      </w:r>
+      <w:proofErr w:type="spellEnd"/>
+      <w:r>
+        <w:t xml:space="preserve"> DEFAULT_PLAYER_MAX_PP = </w:t>
+      </w:r>
+      <w:proofErr w:type="gramStart"/>
+      <w:r>
+        <w:t>100;</w:t>
+      </w:r>
+      <w:proofErr w:type="gramEnd"/>
     </w:p>
     <w:p>
       <w:pPr>
@@ -9594,14 +12699,49 @@
     </w:p>
     <w:p>
       <w:pPr>
+        <w:pStyle w:val="Heading2"/>
         <w:rPr>
           <w:lang w:val="en-AT"/>
         </w:rPr>
       </w:pPr>
+      <w:r>
+        <w:rPr>
+          <w:lang w:val="en-AT"/>
+        </w:rPr>
+        <w:t>Level Management</w:t>
+      </w:r>
+    </w:p>
+    <w:p>
+      <w:pPr>
+        <w:rPr>
+          <w:lang w:val="en-AT"/>
+        </w:rPr>
+      </w:pPr>
     </w:p>
     <w:p>
       <w:pPr>
         <w:pStyle w:val="Heading2"/>
+        <w:rPr>
+          <w:lang w:val="en-AT"/>
+        </w:rPr>
+      </w:pPr>
+      <w:r>
+        <w:rPr>
+          <w:lang w:val="en-AT"/>
+        </w:rPr>
+        <w:t>Power Points</w:t>
+      </w:r>
+    </w:p>
+    <w:p>
+      <w:pPr>
+        <w:rPr>
+          <w:lang w:val="en-AT"/>
+        </w:rPr>
+      </w:pPr>
+    </w:p>
+    <w:p>
+      <w:pPr>
+        <w:pStyle w:val="Heading2"/>
       </w:pPr>
       <w:bookmarkStart w:id="19" w:name="_Toc214802876"/>
       <w:r>
@@ -9615,11 +12755,15 @@
         <w:pStyle w:val="Heading1"/>
       </w:pPr>
       <w:bookmarkStart w:id="20" w:name="_Toc214802877"/>
+      <w:proofErr w:type="spellStart"/>
+      <w:proofErr w:type="gramStart"/>
       <w:r>
         <w:lastRenderedPageBreak/>
         <w:t>GameManager</w:t>
       </w:r>
       <w:bookmarkEnd w:id="20"/>
+      <w:proofErr w:type="spellEnd"/>
+      <w:proofErr w:type="gramEnd"/>
     </w:p>
     <w:p>
       <w:pPr>
@@ -9668,10 +12812,12 @@
         <w:pStyle w:val="Heading2"/>
       </w:pPr>
       <w:bookmarkStart w:id="25" w:name="_Toc214802882"/>
+      <w:proofErr w:type="spellStart"/>
       <w:r>
         <w:t>Armours</w:t>
       </w:r>
       <w:bookmarkEnd w:id="25"/>
+      <w:proofErr w:type="spellEnd"/>
     </w:p>
     <w:p/>
     <w:p>

--- a/Modules/Semester_1/Modern Code/Aufgaben/03_Methods_and_Combat/Protocol.docx
+++ b/Modules/Semester_1/Modern Code/Aufgaben/03_Methods_and_Combat/Protocol.docx
@@ -18294,9 +18294,488 @@
     </w:p>
     <w:p>
       <w:pPr>
+        <w:pStyle w:val="Pseoudocode"/>
+      </w:pPr>
+      <w:r>
+        <w:t xml:space="preserve">    /**</w:t>
+      </w:r>
+    </w:p>
+    <w:p>
+      <w:pPr>
+        <w:pStyle w:val="Pseoudocode"/>
+      </w:pPr>
+      <w:r>
+        <w:t xml:space="preserve">     * Executes all character actions in turn order.</w:t>
+      </w:r>
+    </w:p>
+    <w:p>
+      <w:pPr>
+        <w:pStyle w:val="Pseoudocode"/>
+      </w:pPr>
+      <w:r>
+        <w:t xml:space="preserve">     * Characters attack or use healing items based on their selected action.</w:t>
+      </w:r>
+    </w:p>
+    <w:p>
+      <w:pPr>
+        <w:pStyle w:val="Pseoudocode"/>
+      </w:pPr>
+      <w:r>
+        <w:t xml:space="preserve">     */</w:t>
+      </w:r>
+    </w:p>
+    <w:p>
+      <w:pPr>
+        <w:pStyle w:val="Pseoudocode"/>
+      </w:pPr>
+      <w:r>
+        <w:t xml:space="preserve">    private void actionPass()</w:t>
+      </w:r>
+    </w:p>
+    <w:p>
+      <w:pPr>
+        <w:pStyle w:val="Pseoudocode"/>
+      </w:pPr>
+      <w:r>
+        <w:t xml:space="preserve">    {</w:t>
+      </w:r>
+    </w:p>
+    <w:p>
+      <w:pPr>
+        <w:pStyle w:val="Pseoudocode"/>
+      </w:pPr>
+      <w:r>
+        <w:t xml:space="preserve">        for (GameCharacter character : battle.getParticipantsOrderedByDexterity())</w:t>
+      </w:r>
+    </w:p>
+    <w:p>
+      <w:pPr>
+        <w:pStyle w:val="Pseoudocode"/>
+      </w:pPr>
+      <w:r>
+        <w:t xml:space="preserve">        {</w:t>
+      </w:r>
+    </w:p>
+    <w:p>
+      <w:pPr>
+        <w:pStyle w:val="Pseoudocode"/>
+      </w:pPr>
+      <w:r>
+        <w:t xml:space="preserve">            if (character.isAlive())</w:t>
+      </w:r>
+    </w:p>
+    <w:p>
+      <w:pPr>
+        <w:pStyle w:val="Pseoudocode"/>
+      </w:pPr>
+      <w:r>
+        <w:t xml:space="preserve">            {</w:t>
+      </w:r>
+    </w:p>
+    <w:p>
+      <w:pPr>
+        <w:pStyle w:val="Pseoudocode"/>
+      </w:pPr>
+      <w:r>
+        <w:t xml:space="preserve">                if (character.nextAction == ActionType.SUICIDE)</w:t>
+      </w:r>
+    </w:p>
+    <w:p>
+      <w:pPr>
+        <w:pStyle w:val="Pseoudocode"/>
+      </w:pPr>
+      <w:r>
+        <w:t xml:space="preserve">                {</w:t>
+      </w:r>
+    </w:p>
+    <w:p>
+      <w:pPr>
+        <w:pStyle w:val="Pseoudocode"/>
+      </w:pPr>
+      <w:r>
+        <w:t xml:space="preserve">                    character.suicide();</w:t>
+      </w:r>
+    </w:p>
+    <w:p>
+      <w:pPr>
+        <w:pStyle w:val="Pseoudocode"/>
+      </w:pPr>
+      <w:r>
+        <w:t xml:space="preserve">                }</w:t>
+      </w:r>
+    </w:p>
+    <w:p>
+      <w:pPr>
+        <w:pStyle w:val="Pseoudocode"/>
+      </w:pPr>
+      <w:r>
+        <w:t xml:space="preserve">                else if (character instanceof Enemy enemy)</w:t>
+      </w:r>
+    </w:p>
+    <w:p>
+      <w:pPr>
+        <w:pStyle w:val="Pseoudocode"/>
+      </w:pPr>
+      <w:r>
+        <w:t xml:space="preserve">                {</w:t>
+      </w:r>
+    </w:p>
+    <w:p>
+      <w:pPr>
+        <w:pStyle w:val="Pseoudocode"/>
+      </w:pPr>
+      <w:r>
+        <w:t xml:space="preserve">                    switch (enemy.nextAction)</w:t>
+      </w:r>
+    </w:p>
+    <w:p>
+      <w:pPr>
+        <w:pStyle w:val="Pseoudocode"/>
+      </w:pPr>
+      <w:r>
+        <w:t xml:space="preserve">                    {</w:t>
+      </w:r>
+    </w:p>
+    <w:p>
+      <w:pPr>
+        <w:pStyle w:val="Pseoudocode"/>
+      </w:pPr>
+      <w:r>
+        <w:t xml:space="preserve">                        case ATTACK -&gt; enemy.attack(GameManager.getPlayer());</w:t>
+      </w:r>
+    </w:p>
+    <w:p>
+      <w:pPr>
+        <w:pStyle w:val="Pseoudocode"/>
+      </w:pPr>
+      <w:r>
+        <w:t xml:space="preserve">                        case USE_ITEM -&gt; enemy.useHealingItem();</w:t>
+      </w:r>
+    </w:p>
+    <w:p>
+      <w:pPr>
+        <w:pStyle w:val="Pseoudocode"/>
+      </w:pPr>
+      <w:r>
+        <w:t xml:space="preserve">                    }</w:t>
+      </w:r>
+    </w:p>
+    <w:p>
+      <w:pPr>
+        <w:pStyle w:val="Pseoudocode"/>
+      </w:pPr>
+    </w:p>
+    <w:p>
+      <w:pPr>
+        <w:pStyle w:val="Pseoudocode"/>
+      </w:pPr>
+      <w:r>
+        <w:t xml:space="preserve">                    UIHelper.delayMedium();</w:t>
+      </w:r>
+    </w:p>
+    <w:p>
+      <w:pPr>
+        <w:pStyle w:val="Pseoudocode"/>
+      </w:pPr>
+      <w:r>
+        <w:t xml:space="preserve">                }</w:t>
+      </w:r>
+    </w:p>
+    <w:p>
+      <w:pPr>
+        <w:pStyle w:val="Pseoudocode"/>
+      </w:pPr>
+      <w:r>
+        <w:t xml:space="preserve">                else if (character instanceof Player player)</w:t>
+      </w:r>
+    </w:p>
+    <w:p>
+      <w:pPr>
+        <w:pStyle w:val="Pseoudocode"/>
+      </w:pPr>
+      <w:r>
+        <w:t xml:space="preserve">                {</w:t>
+      </w:r>
+    </w:p>
+    <w:p>
+      <w:pPr>
+        <w:pStyle w:val="Pseoudocode"/>
+      </w:pPr>
+      <w:r>
+        <w:t xml:space="preserve">                    switch (player.nextAction)</w:t>
+      </w:r>
+    </w:p>
+    <w:p>
+      <w:pPr>
+        <w:pStyle w:val="Pseoudocode"/>
+      </w:pPr>
+      <w:r>
+        <w:lastRenderedPageBreak/>
+        <w:t xml:space="preserve">                    {</w:t>
+      </w:r>
+    </w:p>
+    <w:p>
+      <w:pPr>
+        <w:pStyle w:val="Pseoudocode"/>
+      </w:pPr>
+      <w:r>
+        <w:t xml:space="preserve">                        case ATTACK -&gt; player.attack(battle.getEnemies().get(selectedEnemy - 1));</w:t>
+      </w:r>
+    </w:p>
+    <w:p>
+      <w:pPr>
+        <w:pStyle w:val="Pseoudocode"/>
+      </w:pPr>
+      <w:r>
+        <w:t xml:space="preserve">                        case USE_ITEM -&gt;</w:t>
+      </w:r>
+    </w:p>
+    <w:p>
+      <w:pPr>
+        <w:pStyle w:val="Pseoudocode"/>
+      </w:pPr>
+      <w:r>
+        <w:t xml:space="preserve">                        {</w:t>
+      </w:r>
+    </w:p>
+    <w:p>
+      <w:pPr>
+        <w:pStyle w:val="Pseoudocode"/>
+      </w:pPr>
+      <w:r>
+        <w:t xml:space="preserve">                            ItemActionSelectionUI itemActionSelectionUI = new ItemActionSelectionUI();</w:t>
+      </w:r>
+    </w:p>
+    <w:p>
+      <w:pPr>
+        <w:pStyle w:val="Pseoudocode"/>
+      </w:pPr>
+      <w:r>
+        <w:t xml:space="preserve">                            itemActionSelectionUI.startUI();</w:t>
+      </w:r>
+    </w:p>
+    <w:p>
+      <w:pPr>
+        <w:pStyle w:val="Pseoudocode"/>
+      </w:pPr>
+      <w:r>
+        <w:t xml:space="preserve">                        }</w:t>
+      </w:r>
+    </w:p>
+    <w:p>
+      <w:pPr>
+        <w:pStyle w:val="Pseoudocode"/>
+      </w:pPr>
+      <w:r>
+        <w:t xml:space="preserve">                        case USE_SPECIAL -&gt; player.useSpecial(battle.getEnemies().get(selectedEnemy - 1));</w:t>
+      </w:r>
+    </w:p>
+    <w:p>
+      <w:pPr>
+        <w:pStyle w:val="Pseoudocode"/>
+      </w:pPr>
+      <w:r>
+        <w:t xml:space="preserve">                    }</w:t>
+      </w:r>
+    </w:p>
+    <w:p>
+      <w:pPr>
+        <w:pStyle w:val="Pseoudocode"/>
+      </w:pPr>
+      <w:r>
+        <w:t xml:space="preserve">                    UIHelper.delayMedium();</w:t>
+      </w:r>
+    </w:p>
+    <w:p>
+      <w:pPr>
+        <w:pStyle w:val="Pseoudocode"/>
+      </w:pPr>
+      <w:r>
+        <w:t xml:space="preserve">                }</w:t>
+      </w:r>
+    </w:p>
+    <w:p>
+      <w:pPr>
+        <w:pStyle w:val="Pseoudocode"/>
+      </w:pPr>
+      <w:r>
+        <w:t xml:space="preserve">            }</w:t>
+      </w:r>
+    </w:p>
+    <w:p>
+      <w:pPr>
+        <w:pStyle w:val="Pseoudocode"/>
+      </w:pPr>
+      <w:r>
+        <w:t xml:space="preserve">        }</w:t>
+      </w:r>
+    </w:p>
+    <w:p>
+      <w:pPr>
+        <w:pStyle w:val="Pseoudocode"/>
+      </w:pPr>
+      <w:r>
+        <w:t xml:space="preserve">    }</w:t>
+      </w:r>
+    </w:p>
+    <w:p>
+      <w:pPr>
+        <w:pStyle w:val="Caption"/>
+      </w:pPr>
+      <w:r>
+        <w:t xml:space="preserve">Figure </w:t>
+      </w:r>
+      <w:r>
+        <w:fldChar w:fldCharType="begin"/>
+      </w:r>
+      <w:r>
+        <w:instrText xml:space="preserve"> SEQ Figure \* ARABIC </w:instrText>
+      </w:r>
+      <w:r>
+        <w:fldChar w:fldCharType="separate"/>
+      </w:r>
+      <w:r>
+        <w:rPr>
+          <w:noProof/>
+        </w:rPr>
+        <w:t>63</w:t>
+      </w:r>
+      <w:r>
+        <w:fldChar w:fldCharType="end"/>
+      </w:r>
+      <w:r>
+        <w:t>: Action pass</w:t>
+      </w:r>
+    </w:p>
+    <w:p>
+      <w:r>
+        <w:t>This pass is only for cleanup and I don’t consider it to be one of the main passes.</w:t>
+      </w:r>
+    </w:p>
+    <w:p>
+      <w:pPr>
+        <w:pStyle w:val="Pseoudocode"/>
+      </w:pPr>
+      <w:r>
+        <w:rPr>
+          <w:i/>
+          <w:iCs/>
+        </w:rPr>
+        <w:t>/**</w:t>
+      </w:r>
+      <w:r>
+        <w:rPr>
+          <w:i/>
+          <w:iCs/>
+        </w:rPr>
+        <w:br/>
+        <w:t xml:space="preserve"> * Removes defensive stance from all defending characters at the end of turn.</w:t>
+      </w:r>
+      <w:r>
+        <w:rPr>
+          <w:i/>
+          <w:iCs/>
+        </w:rPr>
+        <w:br/>
+        <w:t xml:space="preserve"> */</w:t>
+      </w:r>
+      <w:r>
+        <w:rPr>
+          <w:i/>
+          <w:iCs/>
+        </w:rPr>
+        <w:br/>
+      </w:r>
+      <w:r>
+        <w:t>private void stopDefendingPass()</w:t>
+      </w:r>
+      <w:r>
+        <w:br/>
+        <w:t>{</w:t>
+      </w:r>
+      <w:r>
+        <w:br/>
+        <w:t xml:space="preserve">    for (GameCharacter character : battle.getParticipantsOrderedByDexterity())</w:t>
+      </w:r>
+      <w:r>
+        <w:br/>
+        <w:t xml:space="preserve">    {</w:t>
+      </w:r>
+      <w:r>
+        <w:br/>
+        <w:t xml:space="preserve">        if (character.isAlive())</w:t>
+      </w:r>
+      <w:r>
+        <w:br/>
+        <w:t xml:space="preserve">        {</w:t>
+      </w:r>
+      <w:r>
+        <w:br/>
+        <w:t xml:space="preserve">            if (character.isDefending())</w:t>
+      </w:r>
+      <w:r>
+        <w:br/>
+        <w:t xml:space="preserve">            {</w:t>
+      </w:r>
+      <w:r>
+        <w:br/>
+        <w:t xml:space="preserve">                character.stopDefending();</w:t>
+      </w:r>
+      <w:r>
+        <w:br/>
+        <w:t xml:space="preserve">            }</w:t>
+      </w:r>
+      <w:r>
+        <w:br/>
+        <w:t xml:space="preserve">        }</w:t>
+      </w:r>
+      <w:r>
+        <w:br/>
+        <w:t xml:space="preserve">    }</w:t>
+      </w:r>
+      <w:r>
+        <w:br/>
+        <w:t>}</w:t>
+      </w:r>
+    </w:p>
+    <w:p>
+      <w:pPr>
+        <w:pStyle w:val="Caption"/>
+        <w:rPr>
+          <w:lang w:val="en-AT"/>
+        </w:rPr>
+      </w:pPr>
+      <w:r>
+        <w:t xml:space="preserve">Figure </w:t>
+      </w:r>
+      <w:r>
+        <w:fldChar w:fldCharType="begin"/>
+      </w:r>
+      <w:r>
+        <w:instrText xml:space="preserve"> SEQ Figure \* ARABIC </w:instrText>
+      </w:r>
+      <w:r>
+        <w:fldChar w:fldCharType="separate"/>
+      </w:r>
+      <w:r>
+        <w:rPr>
+          <w:noProof/>
+        </w:rPr>
+        <w:t>64</w:t>
+      </w:r>
+      <w:r>
+        <w:fldChar w:fldCharType="end"/>
+      </w:r>
+      <w:r>
+        <w:t>: stop defending pass</w:t>
+      </w:r>
+    </w:p>
+    <w:p>
+      <w:pPr>
         <w:jc w:val="left"/>
       </w:pPr>
       <w:r>
+        <w:lastRenderedPageBreak/>
         <w:br w:type="page"/>
       </w:r>
     </w:p>
@@ -18462,7 +18941,7 @@
         <w:rPr>
           <w:noProof/>
         </w:rPr>
-        <w:t>63</w:t>
+        <w:t>65</w:t>
       </w:r>
       <w:r>
         <w:fldChar w:fldCharType="end"/>

--- a/Modules/Semester_1/Modern Code/Aufgaben/03_Methods_and_Combat/Protocol.docx
+++ b/Modules/Semester_1/Modern Code/Aufgaben/03_Methods_and_Combat/Protocol.docx
@@ -11337,7 +11337,13 @@
         <w:fldChar w:fldCharType="separate"/>
       </w:r>
       <w:r>
-        <w:t>Figure 22</w:t>
+        <w:t xml:space="preserve">Figure </w:t>
+      </w:r>
+      <w:r>
+        <w:rPr>
+          <w:noProof/>
+        </w:rPr>
+        <w:t>22</w:t>
       </w:r>
       <w:r>
         <w:fldChar w:fldCharType="end"/>
@@ -12428,7 +12434,13 @@
         <w:fldChar w:fldCharType="separate"/>
       </w:r>
       <w:r>
-        <w:t>Figure 26</w:t>
+        <w:t xml:space="preserve">Figure </w:t>
+      </w:r>
+      <w:r>
+        <w:rPr>
+          <w:noProof/>
+        </w:rPr>
+        <w:t>26</w:t>
       </w:r>
       <w:r>
         <w:fldChar w:fldCharType="end"/>
@@ -20534,7 +20546,13 @@
         <w:fldChar w:fldCharType="separate"/>
       </w:r>
       <w:r>
-        <w:t>Figure 49</w:t>
+        <w:t xml:space="preserve">Figure </w:t>
+      </w:r>
+      <w:r>
+        <w:rPr>
+          <w:noProof/>
+        </w:rPr>
+        <w:t>49</w:t>
       </w:r>
       <w:r>
         <w:fldChar w:fldCharType="end"/>
